--- a/docs/ecostats_lectures/lecture_03/03_01_lecture_powerpoint.docx
+++ b/docs/ecostats_lectures/lecture_03/03_01_lecture_powerpoint.docx
@@ -637,7 +637,7 @@
       <w:r>
         <w:drawing>
           <wp:inline>
-            <wp:extent cx="5943600" cy="5943600"/>
+            <wp:extent cx="6578600" cy="6578600"/>
             <wp:effectExtent b="0" l="0" r="0" t="0"/>
             <wp:docPr descr="" title="" id="33" name="Picture"/>
             <a:graphic>
@@ -658,7 +658,7 @@
                   <pic:spPr bwMode="auto">
                     <a:xfrm>
                       <a:off x="0" y="0"/>
-                      <a:ext cx="5943600" cy="5943600"/>
+                      <a:ext cx="6578600" cy="6578600"/>
                     </a:xfrm>
                     <a:prstGeom prst="rect">
                       <a:avLst/>
@@ -3954,7 +3954,7 @@
       <w:r>
         <w:drawing>
           <wp:inline>
-            <wp:extent cx="5943600" cy="4953000"/>
+            <wp:extent cx="6578600" cy="5482166"/>
             <wp:effectExtent b="0" l="0" r="0" t="0"/>
             <wp:docPr descr="" title="" id="69" name="Picture"/>
             <a:graphic>
@@ -3975,7 +3975,7 @@
                   <pic:spPr bwMode="auto">
                     <a:xfrm>
                       <a:off x="0" y="0"/>
-                      <a:ext cx="5943600" cy="4953000"/>
+                      <a:ext cx="6578600" cy="5482166"/>
                     </a:xfrm>
                     <a:prstGeom prst="rect">
                       <a:avLst/>
@@ -5305,7 +5305,7 @@
       <w:r>
         <w:drawing>
           <wp:inline>
-            <wp:extent cx="5943600" cy="4953000"/>
+            <wp:extent cx="6578600" cy="5482166"/>
             <wp:effectExtent b="0" l="0" r="0" t="0"/>
             <wp:docPr descr="" title="" id="77" name="Picture"/>
             <a:graphic>
@@ -5326,7 +5326,7 @@
                   <pic:spPr bwMode="auto">
                     <a:xfrm>
                       <a:off x="0" y="0"/>
-                      <a:ext cx="5943600" cy="4953000"/>
+                      <a:ext cx="6578600" cy="5482166"/>
                     </a:xfrm>
                     <a:prstGeom prst="rect">
                       <a:avLst/>
@@ -5533,7 +5533,7 @@
       <w:r>
         <w:drawing>
           <wp:inline>
-            <wp:extent cx="5943600" cy="3714750"/>
+            <wp:extent cx="6578600" cy="4111625"/>
             <wp:effectExtent b="0" l="0" r="0" t="0"/>
             <wp:docPr descr="" title="" id="85" name="Picture"/>
             <a:graphic>
@@ -5554,7 +5554,7 @@
                   <pic:spPr bwMode="auto">
                     <a:xfrm>
                       <a:off x="0" y="0"/>
-                      <a:ext cx="5943600" cy="3714750"/>
+                      <a:ext cx="6578600" cy="4111625"/>
                     </a:xfrm>
                     <a:prstGeom prst="rect">
                       <a:avLst/>
@@ -5606,7 +5606,7 @@
       <w:r>
         <w:drawing>
           <wp:inline>
-            <wp:extent cx="5943600" cy="3714750"/>
+            <wp:extent cx="6578600" cy="4111625"/>
             <wp:effectExtent b="0" l="0" r="0" t="0"/>
             <wp:docPr descr="" title="" id="89" name="Picture"/>
             <a:graphic>
@@ -5627,7 +5627,7 @@
                   <pic:spPr bwMode="auto">
                     <a:xfrm>
                       <a:off x="0" y="0"/>
-                      <a:ext cx="5943600" cy="3714750"/>
+                      <a:ext cx="6578600" cy="4111625"/>
                     </a:xfrm>
                     <a:prstGeom prst="rect">
                       <a:avLst/>
@@ -6735,7 +6735,7 @@
       <w:r>
         <w:drawing>
           <wp:inline>
-            <wp:extent cx="5943600" cy="4953000"/>
+            <wp:extent cx="6578600" cy="5482166"/>
             <wp:effectExtent b="0" l="0" r="0" t="0"/>
             <wp:docPr descr="" title="" id="94" name="Picture"/>
             <a:graphic>
@@ -6756,7 +6756,7 @@
                   <pic:spPr bwMode="auto">
                     <a:xfrm>
                       <a:off x="0" y="0"/>
-                      <a:ext cx="5943600" cy="4953000"/>
+                      <a:ext cx="6578600" cy="5482166"/>
                     </a:xfrm>
                     <a:prstGeom prst="rect">
                       <a:avLst/>
@@ -10548,7 +10548,7 @@
       <w:r>
         <w:drawing>
           <wp:inline>
-            <wp:extent cx="5943600" cy="3782290"/>
+            <wp:extent cx="6578600" cy="4186381"/>
             <wp:effectExtent b="0" l="0" r="0" t="0"/>
             <wp:docPr descr="" title="" id="104" name="Picture"/>
             <a:graphic>
@@ -10569,7 +10569,7 @@
                   <pic:spPr bwMode="auto">
                     <a:xfrm>
                       <a:off x="0" y="0"/>
-                      <a:ext cx="5943600" cy="3782290"/>
+                      <a:ext cx="6578600" cy="4186381"/>
                     </a:xfrm>
                     <a:prstGeom prst="rect">
                       <a:avLst/>
@@ -11082,7 +11082,7 @@
       <w:r>
         <w:drawing>
           <wp:inline>
-            <wp:extent cx="5943600" cy="4953000"/>
+            <wp:extent cx="6578600" cy="5482166"/>
             <wp:effectExtent b="0" l="0" r="0" t="0"/>
             <wp:docPr descr="" title="" id="110" name="Picture"/>
             <a:graphic>
@@ -11103,7 +11103,7 @@
                   <pic:spPr bwMode="auto">
                     <a:xfrm>
                       <a:off x="0" y="0"/>
-                      <a:ext cx="5943600" cy="4953000"/>
+                      <a:ext cx="6578600" cy="5482166"/>
                     </a:xfrm>
                     <a:prstGeom prst="rect">
                       <a:avLst/>
@@ -12272,7 +12272,7 @@
       <w:r>
         <w:drawing>
           <wp:inline>
-            <wp:extent cx="5943600" cy="4245428"/>
+            <wp:extent cx="6578600" cy="4699000"/>
             <wp:effectExtent b="0" l="0" r="0" t="0"/>
             <wp:docPr descr="" title="" id="116" name="Picture"/>
             <a:graphic>
@@ -12293,7 +12293,7 @@
                   <pic:spPr bwMode="auto">
                     <a:xfrm>
                       <a:off x="0" y="0"/>
-                      <a:ext cx="5943600" cy="4245428"/>
+                      <a:ext cx="6578600" cy="4699000"/>
                     </a:xfrm>
                     <a:prstGeom prst="rect">
                       <a:avLst/>
@@ -13008,7 +13008,7 @@
       <w:r>
         <w:drawing>
           <wp:inline>
-            <wp:extent cx="5943600" cy="4245428"/>
+            <wp:extent cx="6578600" cy="4699000"/>
             <wp:effectExtent b="0" l="0" r="0" t="0"/>
             <wp:docPr descr="" title="" id="121" name="Picture"/>
             <a:graphic>
@@ -13029,7 +13029,7 @@
                   <pic:spPr bwMode="auto">
                     <a:xfrm>
                       <a:off x="0" y="0"/>
-                      <a:ext cx="5943600" cy="4245428"/>
+                      <a:ext cx="6578600" cy="4699000"/>
                     </a:xfrm>
                     <a:prstGeom prst="rect">
                       <a:avLst/>
@@ -14062,7 +14062,7 @@
       <w:r>
         <w:drawing>
           <wp:inline>
-            <wp:extent cx="5943600" cy="4953000"/>
+            <wp:extent cx="6578600" cy="5482166"/>
             <wp:effectExtent b="0" l="0" r="0" t="0"/>
             <wp:docPr descr="" title="" id="127" name="Picture"/>
             <a:graphic>
@@ -14083,7 +14083,7 @@
                   <pic:spPr bwMode="auto">
                     <a:xfrm>
                       <a:off x="0" y="0"/>
-                      <a:ext cx="5943600" cy="4953000"/>
+                      <a:ext cx="6578600" cy="5482166"/>
                     </a:xfrm>
                     <a:prstGeom prst="rect">
                       <a:avLst/>
@@ -15517,7 +15517,7 @@
       <w:r>
         <w:drawing>
           <wp:inline>
-            <wp:extent cx="5943600" cy="4245428"/>
+            <wp:extent cx="6578600" cy="4699000"/>
             <wp:effectExtent b="0" l="0" r="0" t="0"/>
             <wp:docPr descr="" title="" id="132" name="Picture"/>
             <a:graphic>
@@ -15538,7 +15538,7 @@
                   <pic:spPr bwMode="auto">
                     <a:xfrm>
                       <a:off x="0" y="0"/>
-                      <a:ext cx="5943600" cy="4245428"/>
+                      <a:ext cx="6578600" cy="4699000"/>
                     </a:xfrm>
                     <a:prstGeom prst="rect">
                       <a:avLst/>
@@ -15928,7 +15928,7 @@
     <w:bookmarkEnd w:id="137"/>
     <w:sectPr>
       <w:pgSz w:h="15840" w:w="12240"/>
-      <w:pgMar w:bottom="1440" w:footer="720" w:gutter="0" w:header="720" w:left="1440" w:right="1440" w:top="1440"/>
+      <w:pgMar w:bottom="720" w:footer="720" w:gutter="0" w:header="720" w:left="1152" w:right="720" w:top="720"/>
       <w:cols w:space="720"/>
       <w:docGrid w:linePitch="360"/>
     </w:sectPr>
@@ -17443,7 +17443,7 @@
     <w:basedOn w:val="Normal"/>
     <w:next w:val="Normal"/>
     <w:qFormat/>
-    <w:rsid w:val="00BC28E9"/>
+    <w:rsid w:val="00B86ADC"/>
     <w:pPr>
       <w:pBdr>
         <w:top w:color="FF0000" w:space="1" w:sz="8" w:val="single"/>
@@ -17457,14 +17457,14 @@
     </w:pPr>
     <w:rPr>
       <w:rFonts w:ascii="Courier New" w:hAnsi="Courier New"/>
-      <w:sz w:val="18"/>
+      <w:sz w:val="16"/>
     </w:rPr>
   </w:style>
   <w:style w:customStyle="1" w:styleId="SourceCode" w:type="paragraph">
     <w:name w:val="Source Code"/>
     <w:basedOn w:val="Normal"/>
     <w:qFormat/>
-    <w:rsid w:val="00771E03"/>
+    <w:rsid w:val="0018210C"/>
     <w:pPr>
       <w:pBdr>
         <w:top w:color="auto" w:space="1" w:sz="8" w:val="single"/>
@@ -17472,20 +17472,20 @@
         <w:bottom w:color="auto" w:space="1" w:sz="8" w:val="single"/>
         <w:right w:color="auto" w:space="4" w:sz="8" w:val="single"/>
       </w:pBdr>
-      <w:shd w:color="auto" w:fill="auto" w:val="pct15"/>
+      <w:shd w:color="auto" w:fill="auto" w:val="pct5"/>
       <w:spacing w:after="240" w:before="240"/>
       <w:ind w:left="432" w:right="432"/>
     </w:pPr>
     <w:rPr>
       <w:rFonts w:ascii="Courier New" w:hAnsi="Courier New"/>
-      <w:sz w:val="20"/>
+      <w:sz w:val="15"/>
     </w:rPr>
   </w:style>
   <w:style w:customStyle="1" w:styleId="Verbatim" w:type="paragraph">
     <w:name w:val="Verbatim"/>
     <w:basedOn w:val="Normal"/>
     <w:qFormat/>
-    <w:rsid w:val="00771E03"/>
+    <w:rsid w:val="0018210C"/>
     <w:pPr>
       <w:shd w:color="auto" w:fill="auto" w:val="pct15"/>
       <w:spacing w:after="240" w:before="240"/>
@@ -17493,7 +17493,7 @@
     </w:pPr>
     <w:rPr>
       <w:rFonts w:ascii="Courier New" w:hAnsi="Courier New"/>
-      <w:sz w:val="18"/>
+      <w:sz w:val="16"/>
     </w:rPr>
   </w:style>
   <w:style w:customStyle="1" w:styleId="CodeBlock" w:type="paragraph">
@@ -17536,6 +17536,11 @@
     <w:pPr>
       <w:spacing w:after="100"/>
     </w:pPr>
+  </w:style>
+  <w:style w:customStyle="1" w:styleId="Graphic" w:type="paragraph">
+    <w:name w:val="Graphic"/>
+    <w:qFormat/>
+    <w:rsid w:val="00735D8A"/>
   </w:style>
   <w:style w:type="character" w:customStyle="1" w:styleId="KeywordTok">
     <w:name w:val="KeywordTok"/>

--- a/docs/ecostats_lectures/lecture_03/03_01_lecture_powerpoint.docx
+++ b/docs/ecostats_lectures/lecture_03/03_01_lecture_powerpoint.docx
@@ -47,24 +47,12 @@
       <w:pPr>
         <w:pStyle w:val="Compact"/>
         <w:numPr>
-          <w:ilvl w:val="0"/>
-          <w:numId w:val="1001"/>
+          <w:ilvl w:val="1"/>
+          <w:numId w:val="1002"/>
         </w:numPr>
       </w:pPr>
       <w:r>
-        <w:t xml:space="preserve">How to design a well-organized project</w:t>
-      </w:r>
-    </w:p>
-    <w:p>
-      <w:pPr>
-        <w:pStyle w:val="Compact"/>
-        <w:numPr>
-          <w:ilvl w:val="0"/>
-          <w:numId w:val="1001"/>
-        </w:numPr>
-      </w:pPr>
-      <w:r>
-        <w:t xml:space="preserve">How to implement good naming conventions</w:t>
+        <w:t xml:space="preserve">How to design a well-organized project structure</w:t>
       </w:r>
     </w:p>
     <w:p>
@@ -76,7 +64,31 @@
         </w:numPr>
       </w:pPr>
       <w:r>
+        <w:t xml:space="preserve">How to implement good naming conventions</w:t>
+      </w:r>
+    </w:p>
+    <w:p>
+      <w:pPr>
+        <w:pStyle w:val="Compact"/>
+        <w:numPr>
+          <w:ilvl w:val="2"/>
+          <w:numId w:val="1003"/>
+        </w:numPr>
+      </w:pPr>
+      <w:r>
         <w:t xml:space="preserve">Controlled vocabulary</w:t>
+      </w:r>
+    </w:p>
+    <w:p>
+      <w:pPr>
+        <w:pStyle w:val="Compact"/>
+        <w:numPr>
+          <w:ilvl w:val="2"/>
+          <w:numId w:val="1003"/>
+        </w:numPr>
+      </w:pPr>
+      <w:r>
+        <w:t xml:space="preserve">Including units in names</w:t>
       </w:r>
     </w:p>
     <w:p>
@@ -88,55 +100,31 @@
         </w:numPr>
       </w:pPr>
       <w:r>
-        <w:t xml:space="preserve">Including units in names</w:t>
+        <w:t xml:space="preserve">Create and use metadata effectively</w:t>
       </w:r>
     </w:p>
     <w:p>
       <w:pPr>
         <w:pStyle w:val="Compact"/>
         <w:numPr>
-          <w:ilvl w:val="0"/>
-          <w:numId w:val="1001"/>
+          <w:ilvl w:val="1"/>
+          <w:numId w:val="1002"/>
         </w:numPr>
       </w:pPr>
       <w:r>
-        <w:t xml:space="preserve">Create and use metadata effectively</w:t>
+        <w:t xml:space="preserve">Build tidy, well-structured spreadsheets</w:t>
       </w:r>
     </w:p>
     <w:p>
       <w:pPr>
         <w:pStyle w:val="Compact"/>
         <w:numPr>
-          <w:ilvl w:val="0"/>
-          <w:numId w:val="1001"/>
+          <w:ilvl w:val="1"/>
+          <w:numId w:val="1002"/>
         </w:numPr>
       </w:pPr>
       <w:r>
-        <w:t xml:space="preserve">Build tidy, well-structured spreadsheets</w:t>
-      </w:r>
-    </w:p>
-    <w:p>
-      <w:pPr>
-        <w:pStyle w:val="Compact"/>
-        <w:numPr>
-          <w:ilvl w:val="0"/>
-          <w:numId w:val="1001"/>
-        </w:numPr>
-      </w:pPr>
-      <w:r>
-        <w:t xml:space="preserve">Understand data repositories</w:t>
-      </w:r>
-    </w:p>
-    <w:p>
-      <w:pPr>
-        <w:pStyle w:val="Compact"/>
-        <w:numPr>
-          <w:ilvl w:val="0"/>
-          <w:numId w:val="1001"/>
-        </w:numPr>
-      </w:pPr>
-      <w:r>
-        <w:t xml:space="preserve">Create effective visualizations with ggplot2</w:t>
+        <w:t xml:space="preserve">Create visualizations with ggplot2</w:t>
       </w:r>
     </w:p>
     <w:p>
@@ -168,7 +156,13 @@
         <w:pStyle w:val="BodyText"/>
       </w:pPr>
       <w:r>
-        <w:t xml:space="preserve">NO3 - what is it? Are you sure? Why might you get in legal trouble if you used this?</w:t>
+        <w:t xml:space="preserve">NO3 - what is it? Are you sure? Why might you get in legal trouble if</w:t>
+      </w:r>
+      <w:r>
+        <w:t xml:space="preserve"> </w:t>
+      </w:r>
+      <w:r>
+        <w:t xml:space="preserve">you used this?</w:t>
       </w:r>
     </w:p>
     <w:p>
@@ -252,7 +246,7 @@
         <w:pStyle w:val="Compact"/>
         <w:numPr>
           <w:ilvl w:val="0"/>
-          <w:numId w:val="1003"/>
+          <w:numId w:val="1004"/>
         </w:numPr>
       </w:pPr>
       <w:r>
@@ -264,11 +258,17 @@
         <w:pStyle w:val="Compact"/>
         <w:numPr>
           <w:ilvl w:val="0"/>
-          <w:numId w:val="1003"/>
+          <w:numId w:val="1004"/>
         </w:numPr>
       </w:pPr>
       <w:r>
-        <w:t xml:space="preserve">Distinguish between different types of biological variables</w:t>
+        <w:t xml:space="preserve">Calculate and interpret measures of central tendency (mean, median,</w:t>
+      </w:r>
+      <w:r>
+        <w:t xml:space="preserve"> </w:t>
+      </w:r>
+      <w:r>
+        <w:t xml:space="preserve">geometric mean)</w:t>
       </w:r>
     </w:p>
     <w:p>
@@ -276,11 +276,17 @@
         <w:pStyle w:val="Compact"/>
         <w:numPr>
           <w:ilvl w:val="0"/>
-          <w:numId w:val="1003"/>
+          <w:numId w:val="1004"/>
         </w:numPr>
       </w:pPr>
       <w:r>
-        <w:t xml:space="preserve">Learn about accuracy, precision, and bias in measurements</w:t>
+        <w:t xml:space="preserve">Calculate and interpret measures of spread (standard deviation,</w:t>
+      </w:r>
+      <w:r>
+        <w:t xml:space="preserve"> </w:t>
+      </w:r>
+      <w:r>
+        <w:t xml:space="preserve">variance, IQR)</w:t>
       </w:r>
     </w:p>
     <w:p>
@@ -288,11 +294,11 @@
         <w:pStyle w:val="Compact"/>
         <w:numPr>
           <w:ilvl w:val="0"/>
-          <w:numId w:val="1003"/>
+          <w:numId w:val="1004"/>
         </w:numPr>
       </w:pPr>
       <w:r>
-        <w:t xml:space="preserve">Calculate and interpret measures of central tendency (mean, median, geometric mean)</w:t>
+        <w:t xml:space="preserve">Understand data transformations for skewed distributions</w:t>
       </w:r>
     </w:p>
     <w:p>
@@ -300,11 +306,11 @@
         <w:pStyle w:val="Compact"/>
         <w:numPr>
           <w:ilvl w:val="0"/>
-          <w:numId w:val="1003"/>
+          <w:numId w:val="1004"/>
         </w:numPr>
       </w:pPr>
       <w:r>
-        <w:t xml:space="preserve">Calculate and interpret measures of spread (standard deviation, variance, IQR)</w:t>
+        <w:t xml:space="preserve">Visualize descriptive statistics for our data</w:t>
       </w:r>
     </w:p>
     <w:p>
@@ -312,34 +318,10 @@
         <w:pStyle w:val="Compact"/>
         <w:numPr>
           <w:ilvl w:val="0"/>
-          <w:numId w:val="1003"/>
+          <w:numId w:val="1004"/>
         </w:numPr>
       </w:pPr>
       <w:r>
-        <w:t xml:space="preserve">Understand data transformations for skewed distributions</w:t>
-      </w:r>
-    </w:p>
-    <w:p>
-      <w:pPr>
-        <w:pStyle w:val="Compact"/>
-        <w:numPr>
-          <w:ilvl w:val="0"/>
-          <w:numId w:val="1003"/>
-        </w:numPr>
-      </w:pPr>
-      <w:r>
-        <w:t xml:space="preserve">Visualize descriptive statistics for our data</w:t>
-      </w:r>
-    </w:p>
-    <w:p>
-      <w:pPr>
-        <w:pStyle w:val="Compact"/>
-        <w:numPr>
-          <w:ilvl w:val="0"/>
-          <w:numId w:val="1003"/>
-        </w:numPr>
-      </w:pPr>
-      <w:r>
         <w:t xml:space="preserve">Learn how to handle uncertainty in our data</w:t>
       </w:r>
     </w:p>
@@ -348,7 +330,25 @@
         <w:pStyle w:val="FirstParagraph"/>
       </w:pPr>
       <w:r>
-        <w:t xml:space="preserve">We’ll use a dataset on grayling fish from two different lakes to explore these concepts..</w:t>
+        <w:t xml:space="preserve">We’ll use a dataset on grayling -</w:t>
+      </w:r>
+      <w:r>
+        <w:t xml:space="preserve"> </w:t>
+      </w:r>
+      <w:r>
+        <w:rPr>
+          <w:rStyle w:val="VerbatimChar"/>
+        </w:rPr>
+        <w:t xml:space="preserve">gray_I3_I8.csv</w:t>
+      </w:r>
+      <w:r>
+        <w:t xml:space="preserve">` from two different</w:t>
+      </w:r>
+      <w:r>
+        <w:t xml:space="preserve"> </w:t>
+      </w:r>
+      <w:r>
+        <w:t xml:space="preserve">lakes to explore these concepts.. like you did in the homework</w:t>
       </w:r>
     </w:p>
     <w:p>
@@ -358,7 +358,7 @@
       <w:r>
         <w:drawing>
           <wp:inline>
-            <wp:extent cx="2381250" cy="1714500"/>
+            <wp:extent cx="2609850" cy="956710"/>
             <wp:effectExtent b="0" l="0" r="0" t="0"/>
             <wp:docPr descr="" title="" id="25" name="Picture"/>
             <a:graphic>
@@ -379,7 +379,7 @@
                   <pic:spPr bwMode="auto">
                     <a:xfrm>
                       <a:off x="0" y="0"/>
-                      <a:ext cx="2381250" cy="1714500"/>
+                      <a:ext cx="2609850" cy="956710"/>
                     </a:xfrm>
                     <a:prstGeom prst="rect">
                       <a:avLst/>
@@ -406,7 +406,7 @@
       <w:r>
         <w:drawing>
           <wp:inline>
-            <wp:extent cx="2857500" cy="2381250"/>
+            <wp:extent cx="2200275" cy="2352675"/>
             <wp:effectExtent b="0" l="0" r="0" t="0"/>
             <wp:docPr descr="" title="" id="29" name="Picture"/>
             <a:graphic>
@@ -427,7 +427,7 @@
                   <pic:spPr bwMode="auto">
                     <a:xfrm>
                       <a:off x="0" y="0"/>
-                      <a:ext cx="2857500" cy="2381250"/>
+                      <a:ext cx="2200275" cy="2352675"/>
                     </a:xfrm>
                     <a:prstGeom prst="rect">
                       <a:avLst/>
@@ -461,7 +461,13 @@
         <w:pStyle w:val="FirstParagraph"/>
       </w:pPr>
       <w:r>
-        <w:t xml:space="preserve">Biology is fundamentally different from fields like physics in that:</w:t>
+        <w:t xml:space="preserve">Biology is fundamentally different from fields like physics/chemistry in</w:t>
+      </w:r>
+      <w:r>
+        <w:t xml:space="preserve"> </w:t>
+      </w:r>
+      <w:r>
+        <w:t xml:space="preserve">that:</w:t>
       </w:r>
     </w:p>
     <w:p>
@@ -469,7 +475,7 @@
         <w:pStyle w:val="Compact"/>
         <w:numPr>
           <w:ilvl w:val="0"/>
-          <w:numId w:val="1004"/>
+          <w:numId w:val="1005"/>
         </w:numPr>
       </w:pPr>
       <w:r>
@@ -500,30 +506,6 @@
           <w:bCs/>
         </w:rPr>
         <w:t xml:space="preserve">deterministic</w:t>
-      </w:r>
-    </w:p>
-    <w:p>
-      <w:pPr>
-        <w:pStyle w:val="Compact"/>
-        <w:numPr>
-          <w:ilvl w:val="1"/>
-          <w:numId w:val="1005"/>
-        </w:numPr>
-      </w:pPr>
-      <w:r>
-        <w:t xml:space="preserve">Responses occur with some characteristic probability, not with certainty</w:t>
-      </w:r>
-    </w:p>
-    <w:p>
-      <w:pPr>
-        <w:pStyle w:val="Compact"/>
-        <w:numPr>
-          <w:ilvl w:val="0"/>
-          <w:numId w:val="1004"/>
-        </w:numPr>
-      </w:pPr>
-      <w:r>
-        <w:t xml:space="preserve">All biological material varies, which is essential for evolution (recall Darwin’s postulates):</w:t>
       </w:r>
     </w:p>
     <w:p>
@@ -535,7 +517,31 @@
         </w:numPr>
       </w:pPr>
       <w:r>
-        <w:t xml:space="preserve">Variation exists within populations</w:t>
+        <w:t xml:space="preserve">Responses occur with some characteristic probability, not with</w:t>
+      </w:r>
+      <w:r>
+        <w:t xml:space="preserve"> </w:t>
+      </w:r>
+      <w:r>
+        <w:t xml:space="preserve">certainty</w:t>
+      </w:r>
+    </w:p>
+    <w:p>
+      <w:pPr>
+        <w:pStyle w:val="Compact"/>
+        <w:numPr>
+          <w:ilvl w:val="0"/>
+          <w:numId w:val="1005"/>
+        </w:numPr>
+      </w:pPr>
+      <w:r>
+        <w:t xml:space="preserve">All biological material varies, which is essential for evolution</w:t>
+      </w:r>
+      <w:r>
+        <w:t xml:space="preserve"> </w:t>
+      </w:r>
+      <w:r>
+        <w:t xml:space="preserve">(recall Darwin’s postulates):</w:t>
       </w:r>
     </w:p>
     <w:p>
@@ -543,11 +549,11 @@
         <w:pStyle w:val="Compact"/>
         <w:numPr>
           <w:ilvl w:val="1"/>
-          <w:numId w:val="1006"/>
+          <w:numId w:val="1007"/>
         </w:numPr>
       </w:pPr>
       <w:r>
-        <w:t xml:space="preserve">Some variation is heritable</w:t>
+        <w:t xml:space="preserve">Variation exists within populations</w:t>
       </w:r>
     </w:p>
     <w:p>
@@ -555,7 +561,19 @@
         <w:pStyle w:val="Compact"/>
         <w:numPr>
           <w:ilvl w:val="1"/>
-          <w:numId w:val="1006"/>
+          <w:numId w:val="1007"/>
+        </w:numPr>
+      </w:pPr>
+      <w:r>
+        <w:t xml:space="preserve">Some variation is heritable</w:t>
+      </w:r>
+    </w:p>
+    <w:p>
+      <w:pPr>
+        <w:pStyle w:val="Compact"/>
+        <w:numPr>
+          <w:ilvl w:val="1"/>
+          <w:numId w:val="1007"/>
         </w:numPr>
       </w:pPr>
       <w:r>
@@ -567,7 +585,7 @@
         <w:pStyle w:val="Compact"/>
         <w:numPr>
           <w:ilvl w:val="0"/>
-          <w:numId w:val="1004"/>
+          <w:numId w:val="1005"/>
         </w:numPr>
       </w:pPr>
       <w:r>
@@ -579,7 +597,7 @@
         <w:pStyle w:val="Compact"/>
         <w:numPr>
           <w:ilvl w:val="0"/>
-          <w:numId w:val="1004"/>
+          <w:numId w:val="1005"/>
         </w:numPr>
       </w:pPr>
       <w:r>
@@ -591,11 +609,17 @@
         <w:pStyle w:val="Compact"/>
         <w:numPr>
           <w:ilvl w:val="0"/>
-          <w:numId w:val="1004"/>
+          <w:numId w:val="1005"/>
         </w:numPr>
       </w:pPr>
       <w:r>
-        <w:t xml:space="preserve">Multiple unmeasured causal factors influence nearly all biological systems</w:t>
+        <w:t xml:space="preserve">Multiple unmeasured causal factors influence nearly all biological</w:t>
+      </w:r>
+      <w:r>
+        <w:t xml:space="preserve"> </w:t>
+      </w:r>
+      <w:r>
+        <w:t xml:space="preserve">systems</w:t>
       </w:r>
     </w:p>
     <w:p>
@@ -603,7 +627,13 @@
         <w:pStyle w:val="FirstParagraph"/>
       </w:pPr>
       <w:r>
-        <w:t xml:space="preserve">Statistics helps us understand biological processes in this variable world by:</w:t>
+        <w:t xml:space="preserve">Statistics helps us understand biological processes in this variable</w:t>
+      </w:r>
+      <w:r>
+        <w:t xml:space="preserve"> </w:t>
+      </w:r>
+      <w:r>
+        <w:t xml:space="preserve">world by:</w:t>
       </w:r>
     </w:p>
     <w:p>
@@ -611,7 +641,7 @@
         <w:pStyle w:val="Compact"/>
         <w:numPr>
           <w:ilvl w:val="0"/>
-          <w:numId w:val="1007"/>
+          <w:numId w:val="1008"/>
         </w:numPr>
       </w:pPr>
       <w:r>
@@ -623,11 +653,17 @@
         <w:pStyle w:val="Compact"/>
         <w:numPr>
           <w:ilvl w:val="0"/>
-          <w:numId w:val="1007"/>
+          <w:numId w:val="1008"/>
         </w:numPr>
       </w:pPr>
       <w:r>
-        <w:t xml:space="preserve">Testing whether observations are consistent with predictions (Inferential statistics)</w:t>
+        <w:t xml:space="preserve">Testing whether observations are consistent with predictions</w:t>
+      </w:r>
+      <w:r>
+        <w:t xml:space="preserve"> </w:t>
+      </w:r>
+      <w:r>
+        <w:t xml:space="preserve">(Inferential statistics)</w:t>
       </w:r>
     </w:p>
     <w:p>
@@ -637,7 +673,7 @@
       <w:r>
         <w:drawing>
           <wp:inline>
-            <wp:extent cx="6578600" cy="6578600"/>
+            <wp:extent cx="2743200" cy="2743200"/>
             <wp:effectExtent b="0" l="0" r="0" t="0"/>
             <wp:docPr descr="" title="" id="33" name="Picture"/>
             <a:graphic>
@@ -658,7 +694,7 @@
                   <pic:spPr bwMode="auto">
                     <a:xfrm>
                       <a:off x="0" y="0"/>
-                      <a:ext cx="6578600" cy="6578600"/>
+                      <a:ext cx="2743200" cy="2743200"/>
                     </a:xfrm>
                     <a:prstGeom prst="rect">
                       <a:avLst/>
@@ -678,13 +714,13 @@
       </w:r>
     </w:p>
     <w:bookmarkEnd w:id="35"/>
-    <w:bookmarkStart w:id="39" w:name="practice-exercise-1-pine-data-analysis"/>
+    <w:bookmarkStart w:id="39" w:name="practice-exercise-1-fish-data"/>
     <w:p>
       <w:pPr>
         <w:pStyle w:val="Heading1"/>
       </w:pPr>
       <w:r>
-        <w:t xml:space="preserve">Practice Exercise 1: Pine Data Analysis</w:t>
+        <w:t xml:space="preserve">Practice Exercise 1: Fish Data</w:t>
       </w:r>
     </w:p>
     <w:tbl>
@@ -773,7 +809,22 @@
               <w:t xml:space="preserve"> </w:t>
             </w:r>
             <w:r>
-              <w:t xml:space="preserve">Practice Exercise 1: Can you do this for the pine data we have collected?</w:t>
+              <w:t xml:space="preserve">Practice Exercise 1: Can you open the fish data</w:t>
+            </w:r>
+            <w:r>
+              <w:t xml:space="preserve"> </w:t>
+            </w:r>
+            <w:r>
+              <w:rPr>
+                <w:rStyle w:val="VerbatimChar"/>
+              </w:rPr>
+              <w:t xml:space="preserve">gray_I3_I8.csv</w:t>
+            </w:r>
+            <w:r>
+              <w:t xml:space="preserve"> </w:t>
+            </w:r>
+            <w:r>
+              <w:t xml:space="preserve">and look at the structure and make a histogram?- see activity</w:t>
             </w:r>
           </w:p>
         </w:tc>
@@ -797,7 +848,7 @@
               <w:spacing w:before="16"/>
             </w:pPr>
             <w:r>
-              <w:t xml:space="preserve">Let’s recreate the basic histogram of fish lengths from our last class. Use the</w:t>
+              <w:t xml:space="preserve">Let’s recreate the basic histogram of fish lengths using</w:t>
             </w:r>
             <w:r>
               <w:t xml:space="preserve"> </w:t>
@@ -806,13 +857,7 @@
               <w:rPr>
                 <w:rStyle w:val="VerbatimChar"/>
               </w:rPr>
-              <w:t xml:space="preserve">sculpin_df</w:t>
-            </w:r>
-            <w:r>
-              <w:t xml:space="preserve"> </w:t>
-            </w:r>
-            <w:r>
-              <w:t xml:space="preserve">data frame that’s already loaded.</w:t>
+              <w:t xml:space="preserve">gray_I3_I8.csv</w:t>
             </w:r>
           </w:p>
           <w:p>
@@ -853,72 +898,13 @@
         <w:pStyle w:val="FirstParagraph"/>
       </w:pPr>
       <w:r>
-        <w:t xml:space="preserve">Before we dive into descriptive statistics, let’s clarify some fundamental concepts:</w:t>
-      </w:r>
-    </w:p>
-    <w:p>
-      <w:pPr>
-        <w:pStyle w:val="Compact"/>
-        <w:numPr>
-          <w:ilvl w:val="0"/>
-          <w:numId w:val="1008"/>
-        </w:numPr>
-      </w:pPr>
-      <w:r>
-        <w:rPr>
-          <w:b/>
-          <w:bCs/>
-        </w:rPr>
-        <w:t xml:space="preserve">Population</w:t>
-      </w:r>
-      <w:r>
-        <w:t xml:space="preserve">: The entire group of things under consideration; the group for which answers obtained from measurements and statistical analysis are pertinent.</w:t>
-      </w:r>
-    </w:p>
-    <w:p>
-      <w:pPr>
-        <w:pStyle w:val="Compact"/>
-        <w:numPr>
-          <w:ilvl w:val="0"/>
-          <w:numId w:val="1008"/>
-        </w:numPr>
-      </w:pPr>
-      <w:r>
-        <w:rPr>
-          <w:b/>
-          <w:bCs/>
-        </w:rPr>
-        <w:t xml:space="preserve">Sample</w:t>
-      </w:r>
-      <w:r>
-        <w:t xml:space="preserve">: A subset of the population that is actually measured.</w:t>
-      </w:r>
-    </w:p>
-    <w:p>
-      <w:pPr>
-        <w:pStyle w:val="Compact"/>
-        <w:numPr>
-          <w:ilvl w:val="0"/>
-          <w:numId w:val="1008"/>
-        </w:numPr>
-      </w:pPr>
-      <w:r>
-        <w:rPr>
-          <w:b/>
-          <w:bCs/>
-        </w:rPr>
-        <w:t xml:space="preserve">Sample unit</w:t>
-      </w:r>
-      <w:r>
-        <w:t xml:space="preserve">: The individual thing drawn from the population.</w:t>
-      </w:r>
-    </w:p>
-    <w:p>
-      <w:pPr>
-        <w:pStyle w:val="FirstParagraph"/>
-      </w:pPr>
-      <w:r>
-        <w:t xml:space="preserve">Types of populations:</w:t>
+        <w:t xml:space="preserve">Before we dive into descriptive statistics, let’s clarify some</w:t>
+      </w:r>
+      <w:r>
+        <w:t xml:space="preserve"> </w:t>
+      </w:r>
+      <w:r>
+        <w:t xml:space="preserve">fundamental concepts:</w:t>
       </w:r>
     </w:p>
     <w:p>
@@ -934,10 +920,22 @@
           <w:b/>
           <w:bCs/>
         </w:rPr>
-        <w:t xml:space="preserve">Observational population</w:t>
-      </w:r>
-      <w:r>
-        <w:t xml:space="preserve">: Usually finite but may be very large (e.g., head width of all corn earworms in a field)</w:t>
+        <w:t xml:space="preserve">Population</w:t>
+      </w:r>
+      <w:r>
+        <w:t xml:space="preserve">: The entire group of things under consideration; the</w:t>
+      </w:r>
+      <w:r>
+        <w:t xml:space="preserve"> </w:t>
+      </w:r>
+      <w:r>
+        <w:t xml:space="preserve">group for which answers obtained from measurements and statistical</w:t>
+      </w:r>
+      <w:r>
+        <w:t xml:space="preserve"> </w:t>
+      </w:r>
+      <w:r>
+        <w:t xml:space="preserve">analysis are pertinent.</w:t>
       </w:r>
     </w:p>
     <w:p>
@@ -953,10 +951,29 @@
           <w:b/>
           <w:bCs/>
         </w:rPr>
-        <w:t xml:space="preserve">Experimental population</w:t>
-      </w:r>
-      <w:r>
-        <w:t xml:space="preserve">: Often conceptually infinite (e.g., all possible goldenrod plants that could receive a specific fertilizer treatment)</w:t>
+        <w:t xml:space="preserve">Sample</w:t>
+      </w:r>
+      <w:r>
+        <w:t xml:space="preserve">: A subset of the population that is actually measured.</w:t>
+      </w:r>
+    </w:p>
+    <w:p>
+      <w:pPr>
+        <w:pStyle w:val="Compact"/>
+        <w:numPr>
+          <w:ilvl w:val="0"/>
+          <w:numId w:val="1009"/>
+        </w:numPr>
+      </w:pPr>
+      <w:r>
+        <w:rPr>
+          <w:b/>
+          <w:bCs/>
+        </w:rPr>
+        <w:t xml:space="preserve">Sample unit</w:t>
+      </w:r>
+      <w:r>
+        <w:t xml:space="preserve">: The individual thing drawn from the population.</w:t>
       </w:r>
     </w:p>
     <w:p>
@@ -964,7 +981,7 @@
         <w:pStyle w:val="FirstParagraph"/>
       </w:pPr>
       <w:r>
-        <w:t xml:space="preserve">Sampling involves</w:t>
+        <w:t xml:space="preserve">Types of populations:</w:t>
       </w:r>
     </w:p>
     <w:p>
@@ -980,13 +997,16 @@
           <w:b/>
           <w:bCs/>
         </w:rPr>
-        <w:t xml:space="preserve">inference</w:t>
-      </w:r>
-      <w:r>
-        <w:t xml:space="preserve"> </w:t>
-      </w:r>
-      <w:r>
-        <w:t xml:space="preserve">- generalizing from what is observed in the sample to what is present in the population.</w:t>
+        <w:t xml:space="preserve">Observational population</w:t>
+      </w:r>
+      <w:r>
+        <w:t xml:space="preserve">: Usually finite but may be very large</w:t>
+      </w:r>
+      <w:r>
+        <w:t xml:space="preserve"> </w:t>
+      </w:r>
+      <w:r>
+        <w:t xml:space="preserve">(e.g., head width of all corn earworms in a field)</w:t>
       </w:r>
     </w:p>
     <w:p>
@@ -998,16 +1018,83 @@
         </w:numPr>
       </w:pPr>
       <w:r>
-        <w:t xml:space="preserve">Valid inference requires</w:t>
-      </w:r>
-      <w:r>
-        <w:t xml:space="preserve"> </w:t>
-      </w:r>
-      <w:r>
         <w:rPr>
           <w:b/>
           <w:bCs/>
         </w:rPr>
+        <w:t xml:space="preserve">Experimental population</w:t>
+      </w:r>
+      <w:r>
+        <w:t xml:space="preserve">: Often conceptually infinite (e.g., all</w:t>
+      </w:r>
+      <w:r>
+        <w:t xml:space="preserve"> </w:t>
+      </w:r>
+      <w:r>
+        <w:t xml:space="preserve">possible goldenrod plants that could receive a specific fertilizer</w:t>
+      </w:r>
+      <w:r>
+        <w:t xml:space="preserve"> </w:t>
+      </w:r>
+      <w:r>
+        <w:t xml:space="preserve">treatment)</w:t>
+      </w:r>
+    </w:p>
+    <w:p>
+      <w:pPr>
+        <w:pStyle w:val="FirstParagraph"/>
+      </w:pPr>
+      <w:r>
+        <w:t xml:space="preserve">Sampling involves</w:t>
+      </w:r>
+    </w:p>
+    <w:p>
+      <w:pPr>
+        <w:pStyle w:val="Compact"/>
+        <w:numPr>
+          <w:ilvl w:val="0"/>
+          <w:numId w:val="1011"/>
+        </w:numPr>
+      </w:pPr>
+      <w:r>
+        <w:rPr>
+          <w:b/>
+          <w:bCs/>
+        </w:rPr>
+        <w:t xml:space="preserve">inference</w:t>
+      </w:r>
+      <w:r>
+        <w:t xml:space="preserve"> </w:t>
+      </w:r>
+      <w:r>
+        <w:t xml:space="preserve">- generalizing from what is observed in the sample to</w:t>
+      </w:r>
+      <w:r>
+        <w:t xml:space="preserve"> </w:t>
+      </w:r>
+      <w:r>
+        <w:t xml:space="preserve">what is present in the population.</w:t>
+      </w:r>
+    </w:p>
+    <w:p>
+      <w:pPr>
+        <w:pStyle w:val="Compact"/>
+        <w:numPr>
+          <w:ilvl w:val="0"/>
+          <w:numId w:val="1011"/>
+        </w:numPr>
+      </w:pPr>
+      <w:r>
+        <w:t xml:space="preserve">Valid inference requires</w:t>
+      </w:r>
+      <w:r>
+        <w:t xml:space="preserve"> </w:t>
+      </w:r>
+      <w:r>
+        <w:rPr>
+          <w:b/>
+          <w:bCs/>
+        </w:rPr>
         <w:t xml:space="preserve">random sampling</w:t>
       </w:r>
       <w:r>
@@ -1021,7 +1108,7 @@
       <w:r>
         <w:drawing>
           <wp:inline>
-            <wp:extent cx="2857500" cy="2381250"/>
+            <wp:extent cx="2171700" cy="2324100"/>
             <wp:effectExtent b="0" l="0" r="0" t="0"/>
             <wp:docPr descr="" title="" id="40" name="Picture"/>
             <a:graphic>
@@ -1042,7 +1129,7 @@
                   <pic:spPr bwMode="auto">
                     <a:xfrm>
                       <a:off x="0" y="0"/>
-                      <a:ext cx="2857500" cy="2381250"/>
+                      <a:ext cx="2171700" cy="2324100"/>
                     </a:xfrm>
                     <a:prstGeom prst="rect">
                       <a:avLst/>
@@ -1084,7 +1171,7 @@
         <w:pStyle w:val="Compact"/>
         <w:numPr>
           <w:ilvl w:val="0"/>
-          <w:numId w:val="1011"/>
+          <w:numId w:val="1012"/>
         </w:numPr>
       </w:pPr>
       <w:r>
@@ -1095,34 +1182,13 @@
         <w:t xml:space="preserve">Parameters</w:t>
       </w:r>
       <w:r>
-        <w:t xml:space="preserve">: True numerical values for a population (usually denoted by Greek letters)</w:t>
-      </w:r>
-    </w:p>
-    <w:p>
-      <w:pPr>
-        <w:pStyle w:val="Compact"/>
-        <w:numPr>
-          <w:ilvl w:val="0"/>
-          <w:numId w:val="1011"/>
-        </w:numPr>
-      </w:pPr>
-      <w:r>
-        <w:rPr>
-          <w:b/>
-          <w:bCs/>
-        </w:rPr>
-        <w:t xml:space="preserve">Statistics</w:t>
-      </w:r>
-      <w:r>
-        <w:t xml:space="preserve">: Estimates of parameters based on samples (usually denoted by Roman letters)</w:t>
-      </w:r>
-    </w:p>
-    <w:p>
-      <w:pPr>
-        <w:pStyle w:val="FirstParagraph"/>
-      </w:pPr>
-      <w:r>
-        <w:t xml:space="preserve">For example:</w:t>
+        <w:t xml:space="preserve">: True numerical values for a population (usually</w:t>
+      </w:r>
+      <w:r>
+        <w:t xml:space="preserve"> </w:t>
+      </w:r>
+      <w:r>
+        <w:t xml:space="preserve">denoted by Greek letters)</w:t>
       </w:r>
     </w:p>
     <w:p>
@@ -1134,7 +1200,28 @@
         </w:numPr>
       </w:pPr>
       <w:r>
-        <w:t xml:space="preserve">Population mean (μ) is estimated by sample mean (Y̅)</w:t>
+        <w:rPr>
+          <w:b/>
+          <w:bCs/>
+        </w:rPr>
+        <w:t xml:space="preserve">Statistics</w:t>
+      </w:r>
+      <w:r>
+        <w:t xml:space="preserve">: Estimates of parameters based on samples (usually</w:t>
+      </w:r>
+      <w:r>
+        <w:t xml:space="preserve"> </w:t>
+      </w:r>
+      <w:r>
+        <w:t xml:space="preserve">denoted by Roman letters)</w:t>
+      </w:r>
+    </w:p>
+    <w:p>
+      <w:pPr>
+        <w:pStyle w:val="FirstParagraph"/>
+      </w:pPr>
+      <w:r>
+        <w:t xml:space="preserve">For example:</w:t>
       </w:r>
     </w:p>
     <w:p>
@@ -1142,11 +1229,29 @@
         <w:pStyle w:val="Compact"/>
         <w:numPr>
           <w:ilvl w:val="0"/>
-          <w:numId w:val="1012"/>
+          <w:numId w:val="1013"/>
         </w:numPr>
       </w:pPr>
       <w:r>
-        <w:t xml:space="preserve">Population standard deviation (σ) is estimated by sample standard deviation (s)</w:t>
+        <w:t xml:space="preserve">Population mean (μ) is estimated by sample mean (Y̅)</w:t>
+      </w:r>
+    </w:p>
+    <w:p>
+      <w:pPr>
+        <w:pStyle w:val="Compact"/>
+        <w:numPr>
+          <w:ilvl w:val="0"/>
+          <w:numId w:val="1013"/>
+        </w:numPr>
+      </w:pPr>
+      <w:r>
+        <w:t xml:space="preserve">Population standard deviation (σ) is estimated by sample standard</w:t>
+      </w:r>
+      <w:r>
+        <w:t xml:space="preserve"> </w:t>
+      </w:r>
+      <w:r>
+        <w:t xml:space="preserve">deviation (s)</w:t>
       </w:r>
     </w:p>
     <w:p>
@@ -1154,7 +1259,19 @@
         <w:pStyle w:val="FirstParagraph"/>
       </w:pPr>
       <w:r>
-        <w:t xml:space="preserve">The standard deviation formula above includes n-1 in the denominator (rather than n) to provide an unbiased estimate of the population parameter.</w:t>
+        <w:t xml:space="preserve">The standard deviation formula above includes n-1 in the denominator</w:t>
+      </w:r>
+      <w:r>
+        <w:t xml:space="preserve"> </w:t>
+      </w:r>
+      <w:r>
+        <w:t xml:space="preserve">(rather than n) to provide an unbiased estimate of the population</w:t>
+      </w:r>
+      <w:r>
+        <w:t xml:space="preserve"> </w:t>
+      </w:r>
+      <w:r>
+        <w:t xml:space="preserve">parameter.</w:t>
       </w:r>
     </w:p>
     <w:p>
@@ -1164,7 +1281,7 @@
       <w:r>
         <w:drawing>
           <wp:inline>
-            <wp:extent cx="2857500" cy="2381250"/>
+            <wp:extent cx="1895475" cy="1885950"/>
             <wp:effectExtent b="0" l="0" r="0" t="0"/>
             <wp:docPr descr="" title="" id="43" name="Picture"/>
             <a:graphic>
@@ -1185,7 +1302,7 @@
                   <pic:spPr bwMode="auto">
                     <a:xfrm>
                       <a:off x="0" y="0"/>
-                      <a:ext cx="2857500" cy="2381250"/>
+                      <a:ext cx="1895475" cy="1885950"/>
                     </a:xfrm>
                     <a:prstGeom prst="rect">
                       <a:avLst/>
@@ -1219,7 +1336,13 @@
         <w:pStyle w:val="FirstParagraph"/>
       </w:pPr>
       <w:r>
-        <w:t xml:space="preserve">Understanding the type of variable you’re working with is essential for selecting appropriate statistics:</w:t>
+        <w:t xml:space="preserve">Understanding the type of variable you’re working with is essential for</w:t>
+      </w:r>
+      <w:r>
+        <w:t xml:space="preserve"> </w:t>
+      </w:r>
+      <w:r>
+        <w:t xml:space="preserve">selecting appropriate statistics:</w:t>
       </w:r>
     </w:p>
     <w:bookmarkStart w:id="46" w:name="measurement-or-quantitative-variables"/>
@@ -1229,54 +1352,6 @@
       </w:pPr>
       <w:r>
         <w:t xml:space="preserve">Measurement or Quantitative Variables</w:t>
-      </w:r>
-    </w:p>
-    <w:p>
-      <w:pPr>
-        <w:pStyle w:val="Compact"/>
-        <w:numPr>
-          <w:ilvl w:val="0"/>
-          <w:numId w:val="1013"/>
-        </w:numPr>
-      </w:pPr>
-      <w:r>
-        <w:rPr>
-          <w:b/>
-          <w:bCs/>
-        </w:rPr>
-        <w:t xml:space="preserve">Continuous</w:t>
-      </w:r>
-      <w:r>
-        <w:t xml:space="preserve">: Any value between extremes of scale is possible (e.g., mass, length)</w:t>
-      </w:r>
-    </w:p>
-    <w:p>
-      <w:pPr>
-        <w:pStyle w:val="Compact"/>
-        <w:numPr>
-          <w:ilvl w:val="0"/>
-          <w:numId w:val="1013"/>
-        </w:numPr>
-      </w:pPr>
-      <w:r>
-        <w:rPr>
-          <w:b/>
-          <w:bCs/>
-        </w:rPr>
-        <w:t xml:space="preserve">Discrete (meristic)</w:t>
-      </w:r>
-      <w:r>
-        <w:t xml:space="preserve">: Only fixed values (usually integers) between extremes are possible (e.g., bristle number, egg count)</w:t>
-      </w:r>
-    </w:p>
-    <w:bookmarkEnd w:id="46"/>
-    <w:bookmarkStart w:id="47" w:name="rank-variables-ordinal"/>
-    <w:p>
-      <w:pPr>
-        <w:pStyle w:val="Heading3"/>
-      </w:pPr>
-      <w:r>
-        <w:t xml:space="preserve">Rank Variables (Ordinal)</w:t>
       </w:r>
     </w:p>
     <w:p>
@@ -1288,7 +1363,20 @@
         </w:numPr>
       </w:pPr>
       <w:r>
-        <w:t xml:space="preserve">Assign only order, not quantity</w:t>
+        <w:rPr>
+          <w:b/>
+          <w:bCs/>
+        </w:rPr>
+        <w:t xml:space="preserve">Continuous</w:t>
+      </w:r>
+      <w:r>
+        <w:t xml:space="preserve">: Any value between extremes of scale is possible</w:t>
+      </w:r>
+      <w:r>
+        <w:t xml:space="preserve"> </w:t>
+      </w:r>
+      <w:r>
+        <w:t xml:space="preserve">(e.g., mass, length)</w:t>
       </w:r>
     </w:p>
     <w:p>
@@ -1300,17 +1388,30 @@
         </w:numPr>
       </w:pPr>
       <w:r>
-        <w:t xml:space="preserve">Nothing implied about relative distance between values</w:t>
-      </w:r>
-    </w:p>
-    <w:bookmarkEnd w:id="47"/>
-    <w:bookmarkStart w:id="48" w:name="categorical-variables-qualitative"/>
+        <w:rPr>
+          <w:b/>
+          <w:bCs/>
+        </w:rPr>
+        <w:t xml:space="preserve">Discrete (meristic)</w:t>
+      </w:r>
+      <w:r>
+        <w:t xml:space="preserve">: Only fixed values (usually integers)</w:t>
+      </w:r>
+      <w:r>
+        <w:t xml:space="preserve"> </w:t>
+      </w:r>
+      <w:r>
+        <w:t xml:space="preserve">between extremes are possible (e.g., bristle number, egg count)</w:t>
+      </w:r>
+    </w:p>
+    <w:bookmarkEnd w:id="46"/>
+    <w:bookmarkStart w:id="47" w:name="rank-variables-ordinal"/>
     <w:p>
       <w:pPr>
         <w:pStyle w:val="Heading3"/>
       </w:pPr>
       <w:r>
-        <w:t xml:space="preserve">Categorical Variables (Qualitative)</w:t>
+        <w:t xml:space="preserve">Rank Variables (Ordinal)</w:t>
       </w:r>
     </w:p>
     <w:p>
@@ -1322,7 +1423,7 @@
         </w:numPr>
       </w:pPr>
       <w:r>
-        <w:t xml:space="preserve">No quantitative information (e.g., male/female, living/dead)</w:t>
+        <w:t xml:space="preserve">Assign only order, not quantity</w:t>
       </w:r>
     </w:p>
     <w:p>
@@ -1334,26 +1435,17 @@
         </w:numPr>
       </w:pPr>
       <w:r>
-        <w:t xml:space="preserve">Some are simplifications of quantitative variables (e.g., color instead of wavelength)</w:t>
-      </w:r>
-    </w:p>
-    <w:bookmarkEnd w:id="48"/>
-    <w:bookmarkEnd w:id="49"/>
-    <w:bookmarkStart w:id="50" w:name="lecture-3-derived-variables"/>
-    <w:p>
-      <w:pPr>
-        <w:pStyle w:val="Heading1"/>
-      </w:pPr>
-      <w:r>
-        <w:t xml:space="preserve">Lecture 3: Derived Variables</w:t>
-      </w:r>
-    </w:p>
-    <w:p>
-      <w:pPr>
-        <w:pStyle w:val="FirstParagraph"/>
-      </w:pPr>
-      <w:r>
-        <w:t xml:space="preserve">Derived Variables</w:t>
+        <w:t xml:space="preserve">Nothing implied about relative distance between values</w:t>
+      </w:r>
+    </w:p>
+    <w:bookmarkEnd w:id="47"/>
+    <w:bookmarkStart w:id="48" w:name="categorical-variables-qualitative"/>
+    <w:p>
+      <w:pPr>
+        <w:pStyle w:val="Heading3"/>
+      </w:pPr>
+      <w:r>
+        <w:t xml:space="preserve">Categorical Variables (Qualitative)</w:t>
       </w:r>
     </w:p>
     <w:p>
@@ -1365,14 +1457,7 @@
         </w:numPr>
       </w:pPr>
       <w:r>
-        <w:rPr>
-          <w:b/>
-          <w:bCs/>
-        </w:rPr>
-        <w:t xml:space="preserve">Percentages, Proportions</w:t>
-      </w:r>
-      <w:r>
-        <w:t xml:space="preserve">: Ratio of some component to total</w:t>
+        <w:t xml:space="preserve">No quantitative information (e.g., male/female, living/dead)</w:t>
       </w:r>
     </w:p>
     <w:p>
@@ -1384,14 +1469,32 @@
         </w:numPr>
       </w:pPr>
       <w:r>
-        <w:rPr>
-          <w:b/>
-          <w:bCs/>
-        </w:rPr>
-        <w:t xml:space="preserve">Ratios</w:t>
-      </w:r>
-      <w:r>
-        <w:t xml:space="preserve">: Relation of two variables</w:t>
+        <w:t xml:space="preserve">Some are simplifications of quantitative variables (e.g., color</w:t>
+      </w:r>
+      <w:r>
+        <w:t xml:space="preserve"> </w:t>
+      </w:r>
+      <w:r>
+        <w:t xml:space="preserve">instead of wavelength)</w:t>
+      </w:r>
+    </w:p>
+    <w:bookmarkEnd w:id="48"/>
+    <w:bookmarkEnd w:id="49"/>
+    <w:bookmarkStart w:id="50" w:name="lecture-3-derived-variables"/>
+    <w:p>
+      <w:pPr>
+        <w:pStyle w:val="Heading1"/>
+      </w:pPr>
+      <w:r>
+        <w:t xml:space="preserve">Lecture 3: Derived Variables</w:t>
+      </w:r>
+    </w:p>
+    <w:p>
+      <w:pPr>
+        <w:pStyle w:val="FirstParagraph"/>
+      </w:pPr>
+      <w:r>
+        <w:t xml:space="preserve">Derived Variables</w:t>
       </w:r>
     </w:p>
     <w:p>
@@ -1399,7 +1502,7 @@
         <w:pStyle w:val="Compact"/>
         <w:numPr>
           <w:ilvl w:val="0"/>
-          <w:numId w:val="1016"/>
+          <w:numId w:val="1017"/>
         </w:numPr>
       </w:pPr>
       <w:r>
@@ -1407,10 +1510,10 @@
           <w:b/>
           <w:bCs/>
         </w:rPr>
-        <w:t xml:space="preserve">Rates</w:t>
-      </w:r>
-      <w:r>
-        <w:t xml:space="preserve">: Quantity per unit (time, mass, etc.)</w:t>
+        <w:t xml:space="preserve">Percentages, Proportions</w:t>
+      </w:r>
+      <w:r>
+        <w:t xml:space="preserve">: Ratio of some component to total</w:t>
       </w:r>
     </w:p>
     <w:p>
@@ -1418,7 +1521,7 @@
         <w:pStyle w:val="Compact"/>
         <w:numPr>
           <w:ilvl w:val="0"/>
-          <w:numId w:val="1016"/>
+          <w:numId w:val="1017"/>
         </w:numPr>
       </w:pPr>
       <w:r>
@@ -1426,6 +1529,44 @@
           <w:b/>
           <w:bCs/>
         </w:rPr>
+        <w:t xml:space="preserve">Ratios</w:t>
+      </w:r>
+      <w:r>
+        <w:t xml:space="preserve">: Relation of two variables</w:t>
+      </w:r>
+    </w:p>
+    <w:p>
+      <w:pPr>
+        <w:pStyle w:val="Compact"/>
+        <w:numPr>
+          <w:ilvl w:val="0"/>
+          <w:numId w:val="1017"/>
+        </w:numPr>
+      </w:pPr>
+      <w:r>
+        <w:rPr>
+          <w:b/>
+          <w:bCs/>
+        </w:rPr>
+        <w:t xml:space="preserve">Rates</w:t>
+      </w:r>
+      <w:r>
+        <w:t xml:space="preserve">: Quantity per unit (time, mass, etc.)</w:t>
+      </w:r>
+    </w:p>
+    <w:p>
+      <w:pPr>
+        <w:pStyle w:val="Compact"/>
+        <w:numPr>
+          <w:ilvl w:val="0"/>
+          <w:numId w:val="1017"/>
+        </w:numPr>
+      </w:pPr>
+      <w:r>
+        <w:rPr>
+          <w:b/>
+          <w:bCs/>
+        </w:rPr>
         <w:t xml:space="preserve">Indices</w:t>
       </w:r>
       <w:r>
@@ -1437,7 +1578,13 @@
         <w:pStyle w:val="FirstParagraph"/>
       </w:pPr>
       <w:r>
-        <w:t xml:space="preserve">Let’s explore our grayling fish dataset and identify the types of variables it contains.</w:t>
+        <w:t xml:space="preserve">Let’s explore our grayling dataset and identify the types of variables</w:t>
+      </w:r>
+      <w:r>
+        <w:t xml:space="preserve"> </w:t>
+      </w:r>
+      <w:r>
+        <w:t xml:space="preserve">it contains.</w:t>
       </w:r>
     </w:p>
     <w:bookmarkEnd w:id="50"/>
@@ -1768,93 +1915,111 @@
         <w:pStyle w:val="FirstParagraph"/>
       </w:pPr>
       <w:r>
-        <w:t xml:space="preserve">When taking biological measurements, understanding measurement quality is essential:</w:t>
+        <w:t xml:space="preserve">When taking biological measurements, understanding measurement quality</w:t>
+      </w:r>
+      <w:r>
+        <w:t xml:space="preserve"> </w:t>
+      </w:r>
+      <w:r>
+        <w:t xml:space="preserve">is essential:</w:t>
       </w:r>
     </w:p>
     <w:p>
       <w:pPr>
         <w:pStyle w:val="Compact"/>
-        <w:numPr>
-          <w:ilvl w:val="0"/>
-          <w:numId w:val="1017"/>
-        </w:numPr>
-      </w:pPr>
-      <w:r>
-        <w:rPr>
-          <w:b/>
-          <w:bCs/>
-        </w:rPr>
-        <w:t xml:space="preserve">Accuracy</w:t>
-      </w:r>
-      <w:r>
-        <w:t xml:space="preserve">: Closeness of measured value to true value</w:t>
-      </w:r>
-    </w:p>
-    <w:p>
-      <w:pPr>
-        <w:pStyle w:val="Compact"/>
-        <w:numPr>
-          <w:ilvl w:val="0"/>
-          <w:numId w:val="1017"/>
-        </w:numPr>
-      </w:pPr>
-      <w:r>
-        <w:rPr>
-          <w:b/>
-          <w:bCs/>
-        </w:rPr>
-        <w:t xml:space="preserve">Precision</w:t>
-      </w:r>
-      <w:r>
-        <w:t xml:space="preserve">: Closeness of repeated measurements to each other (repeatability)</w:t>
-      </w:r>
-    </w:p>
-    <w:p>
-      <w:pPr>
-        <w:pStyle w:val="Compact"/>
-        <w:numPr>
-          <w:ilvl w:val="0"/>
-          <w:numId w:val="1017"/>
-        </w:numPr>
-      </w:pPr>
-      <w:r>
-        <w:rPr>
-          <w:b/>
-          <w:bCs/>
-        </w:rPr>
-        <w:t xml:space="preserve">Bias</w:t>
-      </w:r>
-      <w:r>
-        <w:t xml:space="preserve">: Systematic departure from the true value</w:t>
-      </w:r>
-    </w:p>
-    <w:p>
-      <w:pPr>
-        <w:pStyle w:val="FirstParagraph"/>
-      </w:pPr>
-      <w:r>
-        <w:t xml:space="preserve">Accuracy is a function of both precision and bias. For statisticians, bias is usually a more serious problem than low precision because:</w:t>
-      </w:r>
-    </w:p>
-    <w:p>
-      <w:pPr>
         <w:numPr>
           <w:ilvl w:val="0"/>
           <w:numId w:val="1018"/>
         </w:numPr>
       </w:pPr>
       <w:r>
-        <w:t xml:space="preserve">It’s harder to detect (true value usually unknown)</w:t>
-      </w:r>
-    </w:p>
-    <w:p>
-      <w:pPr>
+        <w:rPr>
+          <w:b/>
+          <w:bCs/>
+        </w:rPr>
+        <w:t xml:space="preserve">Accuracy</w:t>
+      </w:r>
+      <w:r>
+        <w:t xml:space="preserve">: Closeness of measured value to true value</w:t>
+      </w:r>
+    </w:p>
+    <w:p>
+      <w:pPr>
+        <w:pStyle w:val="Compact"/>
         <w:numPr>
           <w:ilvl w:val="0"/>
           <w:numId w:val="1018"/>
         </w:numPr>
       </w:pPr>
       <w:r>
+        <w:rPr>
+          <w:b/>
+          <w:bCs/>
+        </w:rPr>
+        <w:t xml:space="preserve">Precision</w:t>
+      </w:r>
+      <w:r>
+        <w:t xml:space="preserve">: Closeness of repeated measurements to each other</w:t>
+      </w:r>
+      <w:r>
+        <w:t xml:space="preserve"> </w:t>
+      </w:r>
+      <w:r>
+        <w:t xml:space="preserve">(repeatability)</w:t>
+      </w:r>
+    </w:p>
+    <w:p>
+      <w:pPr>
+        <w:pStyle w:val="Compact"/>
+        <w:numPr>
+          <w:ilvl w:val="0"/>
+          <w:numId w:val="1018"/>
+        </w:numPr>
+      </w:pPr>
+      <w:r>
+        <w:rPr>
+          <w:b/>
+          <w:bCs/>
+        </w:rPr>
+        <w:t xml:space="preserve">Bias</w:t>
+      </w:r>
+      <w:r>
+        <w:t xml:space="preserve">: Systematic departure from the true value</w:t>
+      </w:r>
+    </w:p>
+    <w:p>
+      <w:pPr>
+        <w:pStyle w:val="FirstParagraph"/>
+      </w:pPr>
+      <w:r>
+        <w:t xml:space="preserve">Accuracy is a function of both precision and bias. For statisticians,</w:t>
+      </w:r>
+      <w:r>
+        <w:t xml:space="preserve"> </w:t>
+      </w:r>
+      <w:r>
+        <w:t xml:space="preserve">bias is usually a more serious problem than low precision because:</w:t>
+      </w:r>
+    </w:p>
+    <w:p>
+      <w:pPr>
+        <w:numPr>
+          <w:ilvl w:val="0"/>
+          <w:numId w:val="1019"/>
+        </w:numPr>
+      </w:pPr>
+      <w:r>
+        <w:t xml:space="preserve">It’s harder to detect (true value usually unknown)</w:t>
+      </w:r>
+    </w:p>
+    <w:p>
+      <w:pPr>
+        <w:numPr>
+          <w:ilvl w:val="0"/>
+          <w:numId w:val="1019"/>
+        </w:numPr>
+      </w:pPr>
+      <w:r>
         <w:t xml:space="preserve">Low precision can be compensated for by increased sample size</w:t>
       </w:r>
     </w:p>
@@ -1865,7 +2030,7 @@
       <w:r>
         <w:drawing>
           <wp:inline>
-            <wp:extent cx="2857500" cy="2381250"/>
+            <wp:extent cx="2343150" cy="2324100"/>
             <wp:effectExtent b="0" l="0" r="0" t="0"/>
             <wp:docPr descr="" title="" id="55" name="Picture"/>
             <a:graphic>
@@ -1886,7 +2051,7 @@
                   <pic:spPr bwMode="auto">
                     <a:xfrm>
                       <a:off x="0" y="0"/>
-                      <a:ext cx="2857500" cy="2381250"/>
+                      <a:ext cx="2343150" cy="2324100"/>
                     </a:xfrm>
                     <a:prstGeom prst="rect">
                       <a:avLst/>
@@ -2025,14 +2190,21 @@
               <w:spacing w:before="16"/>
             </w:pPr>
             <w:r>
-              <w:t xml:space="preserve">For our grayling data, potential sources of measurement error might include:</w:t>
+              <w:t xml:space="preserve">For our grayling data, potential sources of measurement error might</w:t>
+            </w:r>
+            <w:r>
+              <w:t xml:space="preserve"> </w:t>
+            </w:r>
+            <w:r>
+              <w:t xml:space="preserve">include:</w:t>
             </w:r>
           </w:p>
           <w:p>
             <w:pPr>
+              <w:pStyle w:val="Compact"/>
               <w:numPr>
                 <w:ilvl w:val="0"/>
-                <w:numId w:val="1019"/>
+                <w:numId w:val="1020"/>
               </w:numPr>
             </w:pPr>
             <w:r>
@@ -2044,7 +2216,7 @@
               <w:pStyle w:val="Compact"/>
               <w:numPr>
                 <w:ilvl w:val="1"/>
-                <w:numId w:val="1020"/>
+                <w:numId w:val="1021"/>
               </w:numPr>
             </w:pPr>
             <w:r>
@@ -2053,9 +2225,10 @@
           </w:p>
           <w:p>
             <w:pPr>
+              <w:pStyle w:val="Compact"/>
               <w:numPr>
                 <w:ilvl w:val="0"/>
-                <w:numId w:val="1019"/>
+                <w:numId w:val="1020"/>
               </w:numPr>
             </w:pPr>
             <w:r>
@@ -2067,18 +2240,25 @@
               <w:pStyle w:val="Compact"/>
               <w:numPr>
                 <w:ilvl w:val="1"/>
-                <w:numId w:val="1021"/>
+                <w:numId w:val="1022"/>
               </w:numPr>
             </w:pPr>
             <w:r>
-              <w:t xml:space="preserve">Systematic underestimation of length if measurements aren’t taken from the true tip of the snout to the end of the tail</w:t>
+              <w:t xml:space="preserve">Systematic underestimation of length if measurements aren’t</w:t>
+            </w:r>
+            <w:r>
+              <w:t xml:space="preserve"> </w:t>
+            </w:r>
+            <w:r>
+              <w:t xml:space="preserve">taken from the true tip of the snout to the end of the tail</w:t>
             </w:r>
           </w:p>
           <w:p>
             <w:pPr>
+              <w:pStyle w:val="Compact"/>
               <w:numPr>
                 <w:ilvl w:val="0"/>
-                <w:numId w:val="1019"/>
+                <w:numId w:val="1020"/>
               </w:numPr>
             </w:pPr>
             <w:r>
@@ -2119,7 +2299,13 @@
         <w:t xml:space="preserve"> </w:t>
       </w:r>
       <w:r>
-        <w:t xml:space="preserve">and the</w:t>
+        <w:t xml:space="preserve">and</w:t>
+      </w:r>
+      <w:r>
+        <w:t xml:space="preserve"> </w:t>
+      </w:r>
+      <w:r>
+        <w:t xml:space="preserve">the</w:t>
       </w:r>
       <w:r>
         <w:t xml:space="preserve"> </w:t>
@@ -2140,7 +2326,13 @@
         <w:pStyle w:val="BodyText"/>
       </w:pPr>
       <w:r>
-        <w:t xml:space="preserve">The Arithmetic Mean The arithmetic mean is the average of a set of measurements:</w:t>
+        <w:t xml:space="preserve">The Arithmetic Mean The arithmetic mean is the average of a set of</w:t>
+      </w:r>
+      <w:r>
+        <w:t xml:space="preserve"> </w:t>
+      </w:r>
+      <w:r>
+        <w:t xml:space="preserve">measurements:</w:t>
       </w:r>
     </w:p>
     <w:bookmarkStart w:id="61" w:name="bary-fracsum_i1n-y_in"/>
@@ -2235,9 +2427,10 @@
     </w:p>
     <w:p>
       <w:pPr>
+        <w:pStyle w:val="Compact"/>
         <w:numPr>
           <w:ilvl w:val="0"/>
-          <w:numId w:val="1022"/>
+          <w:numId w:val="1023"/>
         </w:numPr>
       </w:pPr>
       <m:oMath>
@@ -2263,9 +2456,10 @@
     </w:p>
     <w:p>
       <w:pPr>
+        <w:pStyle w:val="Compact"/>
         <w:numPr>
           <w:ilvl w:val="0"/>
-          <w:numId w:val="1022"/>
+          <w:numId w:val="1023"/>
         </w:numPr>
       </w:pPr>
       <m:oMath>
@@ -2292,348 +2486,53 @@
         <w:t xml:space="preserve">Mean length of all fish: 324.5 mm</w:t>
       </w:r>
     </w:p>
-    <w:tbl xmlns:w="http://schemas.openxmlformats.org/wordprocessingml/2006/main" xmlns:r="http://schemas.openxmlformats.org/officeDocument/2006/relationships" xmlns:w14="http://schemas.microsoft.com/office/word/2010/wordml" xmlns:wp="http://schemas.openxmlformats.org/drawingml/2006/wordprocessingDrawing" xmlns:a="http://schemas.openxmlformats.org/drawingml/2006/main" xmlns:pic="http://schemas.openxmlformats.org/drawingml/2006/picture">
-      <w:tblPr>
-        <w:tblLayout w:type="fixed"/>
-        <w:jc w:val="center"/>
-        <w:tblLook w:firstRow="1" w:lastRow="0" w:firstColumn="0" w:lastColumn="0" w:noHBand="0" w:noVBand="1"/>
-      </w:tblPr>
-      <w:tblGrid>
-        <w:gridCol w:w="1080"/>
-        <w:gridCol w:w="1080"/>
-      </w:tblGrid>
-      <w:tr>
-        <w:trPr>
-          <w:trHeight w:val="360" w:hRule="auto"/>
-          <w:tblHeader/>
-        </w:trPr>
-        header1
-        <w:tc>
-          <w:tcPr>
-            <w:tcBorders>
-              <w:bottom w:val="single" w:sz="12" w:space="0" w:color="666666"/>
-              <w:top w:val="single" w:sz="12" w:space="0" w:color="666666"/>
-              <w:left w:val="none" w:sz="0" w:space="0" w:color="000000"/>
-              <w:right w:val="none" w:sz="0" w:space="0" w:color="000000"/>
-            </w:tcBorders>
-            <w:shd w:val="clear" w:color="auto" w:fill="FFFFFF"/>
-            <w:tcMar>
-              <w:top w:w="0" w:type="dxa"/>
-              <w:bottom w:w="0" w:type="dxa"/>
-              <w:left w:w="0" w:type="dxa"/>
-              <w:right w:w="0" w:type="dxa"/>
-            </w:tcMar>
-            <w:vAlign w:val="center"/>
-          </w:tcPr>
-          <w:p>
-            <w:pPr>
-              <w:jc w:val="left"/>
-              <w:pBdr>
-                <w:bottom w:val="none" w:sz="0" w:space="0" w:color="000000"/>
-                <w:top w:val="none" w:sz="0" w:space="0" w:color="000000"/>
-                <w:left w:val="none" w:sz="0" w:space="0" w:color="000000"/>
-                <w:right w:val="none" w:sz="0" w:space="0" w:color="000000"/>
-              </w:pBdr>
-              <w:spacing w:after="100" w:before="100" w:line="240"/>
-              <w:ind w:left="100" w:right="100" w:firstLine="0" w:firstLineChars="0"/>
-              <w:rPr>
-                <w:rFonts w:ascii="Helvetica" w:hAnsi="Helvetica" w:eastAsia="Helvetica" w:cs="Helvetica"/>
-                <w:i w:val="false"/>
-                <w:b w:val="false"/>
-                <w:u w:val="none"/>
-                <w:sz w:val="22"/>
-                <w:szCs w:val="22"/>
-                <w:color w:val="000000"/>
-              </w:rPr>
-            </w:pPr>
-            <w:r xmlns:w="http://schemas.openxmlformats.org/wordprocessingml/2006/main" xmlns:wp="http://schemas.openxmlformats.org/drawingml/2006/wordprocessingDrawing" xmlns:r="http://schemas.openxmlformats.org/officeDocument/2006/relationships" xmlns:w14="http://schemas.microsoft.com/office/word/2010/wordml">
-              <w:rPr>
-                <w:rFonts w:ascii="Helvetica" w:hAnsi="Helvetica" w:eastAsia="Helvetica" w:cs="Helvetica"/>
-                <w:i w:val="false"/>
-                <w:b w:val="false"/>
-                <w:u w:val="none"/>
-                <w:sz w:val="22"/>
-                <w:szCs w:val="22"/>
-                <w:color w:val="000000"/>
-              </w:rPr>
-              <w:t xml:space="preserve">lake</w:t>
-            </w:r>
-          </w:p>
-        </w:tc>
-        <w:tc>
-          <w:tcPr>
-            <w:tcBorders>
-              <w:bottom w:val="single" w:sz="12" w:space="0" w:color="666666"/>
-              <w:top w:val="single" w:sz="12" w:space="0" w:color="666666"/>
-              <w:left w:val="none" w:sz="0" w:space="0" w:color="000000"/>
-              <w:right w:val="none" w:sz="0" w:space="0" w:color="000000"/>
-            </w:tcBorders>
-            <w:shd w:val="clear" w:color="auto" w:fill="FFFFFF"/>
-            <w:tcMar>
-              <w:top w:w="0" w:type="dxa"/>
-              <w:bottom w:w="0" w:type="dxa"/>
-              <w:left w:w="0" w:type="dxa"/>
-              <w:right w:w="0" w:type="dxa"/>
-            </w:tcMar>
-            <w:vAlign w:val="center"/>
-          </w:tcPr>
-          <w:p>
-            <w:pPr>
-              <w:jc w:val="right"/>
-              <w:pBdr>
-                <w:bottom w:val="none" w:sz="0" w:space="0" w:color="000000"/>
-                <w:top w:val="none" w:sz="0" w:space="0" w:color="000000"/>
-                <w:left w:val="none" w:sz="0" w:space="0" w:color="000000"/>
-                <w:right w:val="none" w:sz="0" w:space="0" w:color="000000"/>
-              </w:pBdr>
-              <w:spacing w:after="100" w:before="100" w:line="240"/>
-              <w:ind w:left="100" w:right="100" w:firstLine="0" w:firstLineChars="0"/>
-              <w:rPr>
-                <w:rFonts w:ascii="Helvetica" w:hAnsi="Helvetica" w:eastAsia="Helvetica" w:cs="Helvetica"/>
-                <w:i w:val="false"/>
-                <w:b w:val="false"/>
-                <w:u w:val="none"/>
-                <w:sz w:val="22"/>
-                <w:szCs w:val="22"/>
-                <w:color w:val="000000"/>
-              </w:rPr>
-            </w:pPr>
-            <w:r xmlns:w="http://schemas.openxmlformats.org/wordprocessingml/2006/main" xmlns:wp="http://schemas.openxmlformats.org/drawingml/2006/wordprocessingDrawing" xmlns:r="http://schemas.openxmlformats.org/officeDocument/2006/relationships" xmlns:w14="http://schemas.microsoft.com/office/word/2010/wordml">
-              <w:rPr>
-                <w:rFonts w:ascii="Helvetica" w:hAnsi="Helvetica" w:eastAsia="Helvetica" w:cs="Helvetica"/>
-                <w:i w:val="false"/>
-                <w:b w:val="false"/>
-                <w:u w:val="none"/>
-                <w:sz w:val="22"/>
-                <w:szCs w:val="22"/>
-                <w:color w:val="000000"/>
-              </w:rPr>
-              <w:t xml:space="preserve">mean_length</w:t>
-            </w:r>
-          </w:p>
-        </w:tc>
-      </w:tr>
-      <w:tr>
-        <w:trPr>
-          <w:trHeight w:val="360" w:hRule="auto"/>
-        </w:trPr>
-        body1
-        <w:tc>
-          <w:tcPr>
-            <w:tcBorders>
-              <w:bottom w:val="none" w:sz="0" w:space="0" w:color="000000"/>
-              <w:top w:val="single" w:sz="12" w:space="0" w:color="666666"/>
-              <w:left w:val="none" w:sz="0" w:space="0" w:color="000000"/>
-              <w:right w:val="none" w:sz="0" w:space="0" w:color="000000"/>
-            </w:tcBorders>
-            <w:shd w:val="clear" w:color="auto" w:fill="FFFFFF"/>
-            <w:tcMar>
-              <w:top w:w="0" w:type="dxa"/>
-              <w:bottom w:w="0" w:type="dxa"/>
-              <w:left w:w="0" w:type="dxa"/>
-              <w:right w:w="0" w:type="dxa"/>
-            </w:tcMar>
-            <w:vAlign w:val="center"/>
-          </w:tcPr>
-          <w:p>
-            <w:pPr>
-              <w:jc w:val="left"/>
-              <w:pBdr>
-                <w:bottom w:val="none" w:sz="0" w:space="0" w:color="000000"/>
-                <w:top w:val="none" w:sz="0" w:space="0" w:color="000000"/>
-                <w:left w:val="none" w:sz="0" w:space="0" w:color="000000"/>
-                <w:right w:val="none" w:sz="0" w:space="0" w:color="000000"/>
-              </w:pBdr>
-              <w:spacing w:after="100" w:before="100" w:line="240"/>
-              <w:ind w:left="100" w:right="100" w:firstLine="0" w:firstLineChars="0"/>
-              <w:rPr>
-                <w:rFonts w:ascii="Helvetica" w:hAnsi="Helvetica" w:eastAsia="Helvetica" w:cs="Helvetica"/>
-                <w:i w:val="false"/>
-                <w:b w:val="false"/>
-                <w:u w:val="none"/>
-                <w:sz w:val="22"/>
-                <w:szCs w:val="22"/>
-                <w:color w:val="000000"/>
-              </w:rPr>
-            </w:pPr>
-            <w:r xmlns:w="http://schemas.openxmlformats.org/wordprocessingml/2006/main" xmlns:wp="http://schemas.openxmlformats.org/drawingml/2006/wordprocessingDrawing" xmlns:r="http://schemas.openxmlformats.org/officeDocument/2006/relationships" xmlns:w14="http://schemas.microsoft.com/office/word/2010/wordml">
-              <w:rPr>
-                <w:rFonts w:ascii="Helvetica" w:hAnsi="Helvetica" w:eastAsia="Helvetica" w:cs="Helvetica"/>
-                <w:i w:val="false"/>
-                <w:b w:val="false"/>
-                <w:u w:val="none"/>
-                <w:sz w:val="22"/>
-                <w:szCs w:val="22"/>
-                <w:color w:val="000000"/>
-              </w:rPr>
-              <w:t xml:space="preserve">I3</w:t>
-            </w:r>
-          </w:p>
-        </w:tc>
-        <w:tc>
-          <w:tcPr>
-            <w:tcBorders>
-              <w:bottom w:val="none" w:sz="0" w:space="0" w:color="000000"/>
-              <w:top w:val="single" w:sz="12" w:space="0" w:color="666666"/>
-              <w:left w:val="none" w:sz="0" w:space="0" w:color="000000"/>
-              <w:right w:val="none" w:sz="0" w:space="0" w:color="000000"/>
-            </w:tcBorders>
-            <w:shd w:val="clear" w:color="auto" w:fill="FFFFFF"/>
-            <w:tcMar>
-              <w:top w:w="0" w:type="dxa"/>
-              <w:bottom w:w="0" w:type="dxa"/>
-              <w:left w:w="0" w:type="dxa"/>
-              <w:right w:w="0" w:type="dxa"/>
-            </w:tcMar>
-            <w:vAlign w:val="center"/>
-          </w:tcPr>
-          <w:p>
-            <w:pPr>
-              <w:jc w:val="right"/>
-              <w:pBdr>
-                <w:bottom w:val="none" w:sz="0" w:space="0" w:color="000000"/>
-                <w:top w:val="none" w:sz="0" w:space="0" w:color="000000"/>
-                <w:left w:val="none" w:sz="0" w:space="0" w:color="000000"/>
-                <w:right w:val="none" w:sz="0" w:space="0" w:color="000000"/>
-              </w:pBdr>
-              <w:spacing w:after="100" w:before="100" w:line="240"/>
-              <w:ind w:left="100" w:right="100" w:firstLine="0" w:firstLineChars="0"/>
-              <w:rPr>
-                <w:rFonts w:ascii="Helvetica" w:hAnsi="Helvetica" w:eastAsia="Helvetica" w:cs="Helvetica"/>
-                <w:i w:val="false"/>
-                <w:b w:val="false"/>
-                <w:u w:val="none"/>
-                <w:sz w:val="22"/>
-                <w:szCs w:val="22"/>
-                <w:color w:val="000000"/>
-              </w:rPr>
-            </w:pPr>
-            <w:r xmlns:w="http://schemas.openxmlformats.org/wordprocessingml/2006/main" xmlns:wp="http://schemas.openxmlformats.org/drawingml/2006/wordprocessingDrawing" xmlns:r="http://schemas.openxmlformats.org/officeDocument/2006/relationships" xmlns:w14="http://schemas.microsoft.com/office/word/2010/wordml">
-              <w:rPr>
-                <w:rFonts w:ascii="Helvetica" w:hAnsi="Helvetica" w:eastAsia="Helvetica" w:cs="Helvetica"/>
-                <w:i w:val="false"/>
-                <w:b w:val="false"/>
-                <w:u w:val="none"/>
-                <w:sz w:val="22"/>
-                <w:szCs w:val="22"/>
-                <w:color w:val="000000"/>
-              </w:rPr>
-              <w:t xml:space="preserve">265.6061</w:t>
-            </w:r>
-          </w:p>
-        </w:tc>
-      </w:tr>
-      <w:tr>
-        <w:trPr>
-          <w:trHeight w:val="360" w:hRule="auto"/>
-        </w:trPr>
-        body2
-        <w:tc>
-          <w:tcPr>
-            <w:tcBorders>
-              <w:bottom w:val="single" w:sz="12" w:space="0" w:color="666666"/>
-              <w:top w:val="none" w:sz="0" w:space="0" w:color="000000"/>
-              <w:left w:val="none" w:sz="0" w:space="0" w:color="000000"/>
-              <w:right w:val="none" w:sz="0" w:space="0" w:color="000000"/>
-            </w:tcBorders>
-            <w:shd w:val="clear" w:color="auto" w:fill="FFFFFF"/>
-            <w:tcMar>
-              <w:top w:w="0" w:type="dxa"/>
-              <w:bottom w:w="0" w:type="dxa"/>
-              <w:left w:w="0" w:type="dxa"/>
-              <w:right w:w="0" w:type="dxa"/>
-            </w:tcMar>
-            <w:vAlign w:val="center"/>
-          </w:tcPr>
-          <w:p>
-            <w:pPr>
-              <w:jc w:val="left"/>
-              <w:pBdr>
-                <w:bottom w:val="none" w:sz="0" w:space="0" w:color="000000"/>
-                <w:top w:val="none" w:sz="0" w:space="0" w:color="000000"/>
-                <w:left w:val="none" w:sz="0" w:space="0" w:color="000000"/>
-                <w:right w:val="none" w:sz="0" w:space="0" w:color="000000"/>
-              </w:pBdr>
-              <w:spacing w:after="100" w:before="100" w:line="240"/>
-              <w:ind w:left="100" w:right="100" w:firstLine="0" w:firstLineChars="0"/>
-              <w:rPr>
-                <w:rFonts w:ascii="Helvetica" w:hAnsi="Helvetica" w:eastAsia="Helvetica" w:cs="Helvetica"/>
-                <w:i w:val="false"/>
-                <w:b w:val="false"/>
-                <w:u w:val="none"/>
-                <w:sz w:val="22"/>
-                <w:szCs w:val="22"/>
-                <w:color w:val="000000"/>
-              </w:rPr>
-            </w:pPr>
-            <w:r xmlns:w="http://schemas.openxmlformats.org/wordprocessingml/2006/main" xmlns:wp="http://schemas.openxmlformats.org/drawingml/2006/wordprocessingDrawing" xmlns:r="http://schemas.openxmlformats.org/officeDocument/2006/relationships" xmlns:w14="http://schemas.microsoft.com/office/word/2010/wordml">
-              <w:rPr>
-                <w:rFonts w:ascii="Helvetica" w:hAnsi="Helvetica" w:eastAsia="Helvetica" w:cs="Helvetica"/>
-                <w:i w:val="false"/>
-                <w:b w:val="false"/>
-                <w:u w:val="none"/>
-                <w:sz w:val="22"/>
-                <w:szCs w:val="22"/>
-                <w:color w:val="000000"/>
-              </w:rPr>
-              <w:t xml:space="preserve">I8</w:t>
-            </w:r>
-          </w:p>
-        </w:tc>
-        <w:tc>
-          <w:tcPr>
-            <w:tcBorders>
-              <w:bottom w:val="single" w:sz="12" w:space="0" w:color="666666"/>
-              <w:top w:val="none" w:sz="0" w:space="0" w:color="000000"/>
-              <w:left w:val="none" w:sz="0" w:space="0" w:color="000000"/>
-              <w:right w:val="none" w:sz="0" w:space="0" w:color="000000"/>
-            </w:tcBorders>
-            <w:shd w:val="clear" w:color="auto" w:fill="FFFFFF"/>
-            <w:tcMar>
-              <w:top w:w="0" w:type="dxa"/>
-              <w:bottom w:w="0" w:type="dxa"/>
-              <w:left w:w="0" w:type="dxa"/>
-              <w:right w:w="0" w:type="dxa"/>
-            </w:tcMar>
-            <w:vAlign w:val="center"/>
-          </w:tcPr>
-          <w:p>
-            <w:pPr>
-              <w:jc w:val="right"/>
-              <w:pBdr>
-                <w:bottom w:val="none" w:sz="0" w:space="0" w:color="000000"/>
-                <w:top w:val="none" w:sz="0" w:space="0" w:color="000000"/>
-                <w:left w:val="none" w:sz="0" w:space="0" w:color="000000"/>
-                <w:right w:val="none" w:sz="0" w:space="0" w:color="000000"/>
-              </w:pBdr>
-              <w:spacing w:after="100" w:before="100" w:line="240"/>
-              <w:ind w:left="100" w:right="100" w:firstLine="0" w:firstLineChars="0"/>
-              <w:rPr>
-                <w:rFonts w:ascii="Helvetica" w:hAnsi="Helvetica" w:eastAsia="Helvetica" w:cs="Helvetica"/>
-                <w:i w:val="false"/>
-                <w:b w:val="false"/>
-                <w:u w:val="none"/>
-                <w:sz w:val="22"/>
-                <w:szCs w:val="22"/>
-                <w:color w:val="000000"/>
-              </w:rPr>
-            </w:pPr>
-            <w:r xmlns:w="http://schemas.openxmlformats.org/wordprocessingml/2006/main" xmlns:wp="http://schemas.openxmlformats.org/drawingml/2006/wordprocessingDrawing" xmlns:r="http://schemas.openxmlformats.org/officeDocument/2006/relationships" xmlns:w14="http://schemas.microsoft.com/office/word/2010/wordml">
-              <w:rPr>
-                <w:rFonts w:ascii="Helvetica" w:hAnsi="Helvetica" w:eastAsia="Helvetica" w:cs="Helvetica"/>
-                <w:i w:val="false"/>
-                <w:b w:val="false"/>
-                <w:u w:val="none"/>
-                <w:sz w:val="22"/>
-                <w:szCs w:val="22"/>
-                <w:color w:val="000000"/>
-              </w:rPr>
-              <w:t xml:space="preserve">362.5980</w:t>
-            </w:r>
-          </w:p>
-        </w:tc>
-      </w:tr>
-    </w:tbl>
+    <w:p>
+      <w:pPr>
+        <w:pStyle w:val="SourceCode"/>
+      </w:pPr>
+      <w:r>
+        <w:rPr>
+          <w:rStyle w:val="VerbatimChar"/>
+        </w:rPr>
+        <w:t xml:space="preserve"># A tibble: 2 × 2</w:t>
+      </w:r>
+      <w:r>
+        <w:br/>
+      </w:r>
+      <w:r>
+        <w:rPr>
+          <w:rStyle w:val="VerbatimChar"/>
+        </w:rPr>
+        <w:t xml:space="preserve">  lake  mean_length</w:t>
+      </w:r>
+      <w:r>
+        <w:br/>
+      </w:r>
+      <w:r>
+        <w:rPr>
+          <w:rStyle w:val="VerbatimChar"/>
+        </w:rPr>
+        <w:t xml:space="preserve">  &lt;chr&gt;       &lt;dbl&gt;</w:t>
+      </w:r>
+      <w:r>
+        <w:br/>
+      </w:r>
+      <w:r>
+        <w:rPr>
+          <w:rStyle w:val="VerbatimChar"/>
+        </w:rPr>
+        <w:t xml:space="preserve">1 I3           266.</w:t>
+      </w:r>
+      <w:r>
+        <w:br/>
+      </w:r>
+      <w:r>
+        <w:rPr>
+          <w:rStyle w:val="VerbatimChar"/>
+        </w:rPr>
+        <w:t xml:space="preserve">2 I8           363.</w:t>
+      </w:r>
+    </w:p>
     <w:bookmarkEnd w:id="62"/>
     <w:bookmarkStart w:id="63" w:name="X43dff5f3e80475802478a0a80722b5848bec9ed"/>
     <w:p>
@@ -2657,7 +2556,7 @@
         <w:pStyle w:val="Compact"/>
         <w:numPr>
           <w:ilvl w:val="0"/>
-          <w:numId w:val="1023"/>
+          <w:numId w:val="1024"/>
         </w:numPr>
       </w:pPr>
       <w:r>
@@ -2669,11 +2568,17 @@
         <w:pStyle w:val="Compact"/>
         <w:numPr>
           <w:ilvl w:val="0"/>
-          <w:numId w:val="1023"/>
+          <w:numId w:val="1024"/>
         </w:numPr>
       </w:pPr>
       <w:r>
-        <w:t xml:space="preserve">If there is an even number of observations, it’s the average of the two middle values.</w:t>
+        <w:t xml:space="preserve">If there is an even number of observations, it’s the average of the</w:t>
+      </w:r>
+      <w:r>
+        <w:t xml:space="preserve"> </w:t>
+      </w:r>
+      <w:r>
+        <w:t xml:space="preserve">two middle values.</w:t>
       </w:r>
     </w:p>
     <w:p>
@@ -2687,348 +2592,53 @@
         <w:t xml:space="preserve">Median length of all fish: 324.5 mm</w:t>
       </w:r>
     </w:p>
-    <w:tbl xmlns:w="http://schemas.openxmlformats.org/wordprocessingml/2006/main" xmlns:r="http://schemas.openxmlformats.org/officeDocument/2006/relationships" xmlns:w14="http://schemas.microsoft.com/office/word/2010/wordml" xmlns:wp="http://schemas.openxmlformats.org/drawingml/2006/wordprocessingDrawing" xmlns:a="http://schemas.openxmlformats.org/drawingml/2006/main" xmlns:pic="http://schemas.openxmlformats.org/drawingml/2006/picture">
-      <w:tblPr>
-        <w:tblLayout w:type="fixed"/>
-        <w:jc w:val="center"/>
-        <w:tblLook w:firstRow="1" w:lastRow="0" w:firstColumn="0" w:lastColumn="0" w:noHBand="0" w:noVBand="1"/>
-      </w:tblPr>
-      <w:tblGrid>
-        <w:gridCol w:w="1080"/>
-        <w:gridCol w:w="1080"/>
-      </w:tblGrid>
-      <w:tr>
-        <w:trPr>
-          <w:trHeight w:val="360" w:hRule="auto"/>
-          <w:tblHeader/>
-        </w:trPr>
-        header1
-        <w:tc>
-          <w:tcPr>
-            <w:tcBorders>
-              <w:bottom w:val="single" w:sz="12" w:space="0" w:color="666666"/>
-              <w:top w:val="single" w:sz="12" w:space="0" w:color="666666"/>
-              <w:left w:val="none" w:sz="0" w:space="0" w:color="000000"/>
-              <w:right w:val="none" w:sz="0" w:space="0" w:color="000000"/>
-            </w:tcBorders>
-            <w:shd w:val="clear" w:color="auto" w:fill="FFFFFF"/>
-            <w:tcMar>
-              <w:top w:w="0" w:type="dxa"/>
-              <w:bottom w:w="0" w:type="dxa"/>
-              <w:left w:w="0" w:type="dxa"/>
-              <w:right w:w="0" w:type="dxa"/>
-            </w:tcMar>
-            <w:vAlign w:val="center"/>
-          </w:tcPr>
-          <w:p>
-            <w:pPr>
-              <w:jc w:val="left"/>
-              <w:pBdr>
-                <w:bottom w:val="none" w:sz="0" w:space="0" w:color="000000"/>
-                <w:top w:val="none" w:sz="0" w:space="0" w:color="000000"/>
-                <w:left w:val="none" w:sz="0" w:space="0" w:color="000000"/>
-                <w:right w:val="none" w:sz="0" w:space="0" w:color="000000"/>
-              </w:pBdr>
-              <w:spacing w:after="100" w:before="100" w:line="240"/>
-              <w:ind w:left="100" w:right="100" w:firstLine="0" w:firstLineChars="0"/>
-              <w:rPr>
-                <w:rFonts w:ascii="Helvetica" w:hAnsi="Helvetica" w:eastAsia="Helvetica" w:cs="Helvetica"/>
-                <w:i w:val="false"/>
-                <w:b w:val="false"/>
-                <w:u w:val="none"/>
-                <w:sz w:val="22"/>
-                <w:szCs w:val="22"/>
-                <w:color w:val="000000"/>
-              </w:rPr>
-            </w:pPr>
-            <w:r xmlns:w="http://schemas.openxmlformats.org/wordprocessingml/2006/main" xmlns:wp="http://schemas.openxmlformats.org/drawingml/2006/wordprocessingDrawing" xmlns:r="http://schemas.openxmlformats.org/officeDocument/2006/relationships" xmlns:w14="http://schemas.microsoft.com/office/word/2010/wordml">
-              <w:rPr>
-                <w:rFonts w:ascii="Helvetica" w:hAnsi="Helvetica" w:eastAsia="Helvetica" w:cs="Helvetica"/>
-                <w:i w:val="false"/>
-                <w:b w:val="false"/>
-                <w:u w:val="none"/>
-                <w:sz w:val="22"/>
-                <w:szCs w:val="22"/>
-                <w:color w:val="000000"/>
-              </w:rPr>
-              <w:t xml:space="preserve">lake</w:t>
-            </w:r>
-          </w:p>
-        </w:tc>
-        <w:tc>
-          <w:tcPr>
-            <w:tcBorders>
-              <w:bottom w:val="single" w:sz="12" w:space="0" w:color="666666"/>
-              <w:top w:val="single" w:sz="12" w:space="0" w:color="666666"/>
-              <w:left w:val="none" w:sz="0" w:space="0" w:color="000000"/>
-              <w:right w:val="none" w:sz="0" w:space="0" w:color="000000"/>
-            </w:tcBorders>
-            <w:shd w:val="clear" w:color="auto" w:fill="FFFFFF"/>
-            <w:tcMar>
-              <w:top w:w="0" w:type="dxa"/>
-              <w:bottom w:w="0" w:type="dxa"/>
-              <w:left w:w="0" w:type="dxa"/>
-              <w:right w:w="0" w:type="dxa"/>
-            </w:tcMar>
-            <w:vAlign w:val="center"/>
-          </w:tcPr>
-          <w:p>
-            <w:pPr>
-              <w:jc w:val="right"/>
-              <w:pBdr>
-                <w:bottom w:val="none" w:sz="0" w:space="0" w:color="000000"/>
-                <w:top w:val="none" w:sz="0" w:space="0" w:color="000000"/>
-                <w:left w:val="none" w:sz="0" w:space="0" w:color="000000"/>
-                <w:right w:val="none" w:sz="0" w:space="0" w:color="000000"/>
-              </w:pBdr>
-              <w:spacing w:after="100" w:before="100" w:line="240"/>
-              <w:ind w:left="100" w:right="100" w:firstLine="0" w:firstLineChars="0"/>
-              <w:rPr>
-                <w:rFonts w:ascii="Helvetica" w:hAnsi="Helvetica" w:eastAsia="Helvetica" w:cs="Helvetica"/>
-                <w:i w:val="false"/>
-                <w:b w:val="false"/>
-                <w:u w:val="none"/>
-                <w:sz w:val="22"/>
-                <w:szCs w:val="22"/>
-                <w:color w:val="000000"/>
-              </w:rPr>
-            </w:pPr>
-            <w:r xmlns:w="http://schemas.openxmlformats.org/wordprocessingml/2006/main" xmlns:wp="http://schemas.openxmlformats.org/drawingml/2006/wordprocessingDrawing" xmlns:r="http://schemas.openxmlformats.org/officeDocument/2006/relationships" xmlns:w14="http://schemas.microsoft.com/office/word/2010/wordml">
-              <w:rPr>
-                <w:rFonts w:ascii="Helvetica" w:hAnsi="Helvetica" w:eastAsia="Helvetica" w:cs="Helvetica"/>
-                <w:i w:val="false"/>
-                <w:b w:val="false"/>
-                <w:u w:val="none"/>
-                <w:sz w:val="22"/>
-                <w:szCs w:val="22"/>
-                <w:color w:val="000000"/>
-              </w:rPr>
-              <w:t xml:space="preserve">median_length</w:t>
-            </w:r>
-          </w:p>
-        </w:tc>
-      </w:tr>
-      <w:tr>
-        <w:trPr>
-          <w:trHeight w:val="360" w:hRule="auto"/>
-        </w:trPr>
-        body1
-        <w:tc>
-          <w:tcPr>
-            <w:tcBorders>
-              <w:bottom w:val="none" w:sz="0" w:space="0" w:color="000000"/>
-              <w:top w:val="single" w:sz="12" w:space="0" w:color="666666"/>
-              <w:left w:val="none" w:sz="0" w:space="0" w:color="000000"/>
-              <w:right w:val="none" w:sz="0" w:space="0" w:color="000000"/>
-            </w:tcBorders>
-            <w:shd w:val="clear" w:color="auto" w:fill="FFFFFF"/>
-            <w:tcMar>
-              <w:top w:w="0" w:type="dxa"/>
-              <w:bottom w:w="0" w:type="dxa"/>
-              <w:left w:w="0" w:type="dxa"/>
-              <w:right w:w="0" w:type="dxa"/>
-            </w:tcMar>
-            <w:vAlign w:val="center"/>
-          </w:tcPr>
-          <w:p>
-            <w:pPr>
-              <w:jc w:val="left"/>
-              <w:pBdr>
-                <w:bottom w:val="none" w:sz="0" w:space="0" w:color="000000"/>
-                <w:top w:val="none" w:sz="0" w:space="0" w:color="000000"/>
-                <w:left w:val="none" w:sz="0" w:space="0" w:color="000000"/>
-                <w:right w:val="none" w:sz="0" w:space="0" w:color="000000"/>
-              </w:pBdr>
-              <w:spacing w:after="100" w:before="100" w:line="240"/>
-              <w:ind w:left="100" w:right="100" w:firstLine="0" w:firstLineChars="0"/>
-              <w:rPr>
-                <w:rFonts w:ascii="Helvetica" w:hAnsi="Helvetica" w:eastAsia="Helvetica" w:cs="Helvetica"/>
-                <w:i w:val="false"/>
-                <w:b w:val="false"/>
-                <w:u w:val="none"/>
-                <w:sz w:val="22"/>
-                <w:szCs w:val="22"/>
-                <w:color w:val="000000"/>
-              </w:rPr>
-            </w:pPr>
-            <w:r xmlns:w="http://schemas.openxmlformats.org/wordprocessingml/2006/main" xmlns:wp="http://schemas.openxmlformats.org/drawingml/2006/wordprocessingDrawing" xmlns:r="http://schemas.openxmlformats.org/officeDocument/2006/relationships" xmlns:w14="http://schemas.microsoft.com/office/word/2010/wordml">
-              <w:rPr>
-                <w:rFonts w:ascii="Helvetica" w:hAnsi="Helvetica" w:eastAsia="Helvetica" w:cs="Helvetica"/>
-                <w:i w:val="false"/>
-                <w:b w:val="false"/>
-                <w:u w:val="none"/>
-                <w:sz w:val="22"/>
-                <w:szCs w:val="22"/>
-                <w:color w:val="000000"/>
-              </w:rPr>
-              <w:t xml:space="preserve">I3</w:t>
-            </w:r>
-          </w:p>
-        </w:tc>
-        <w:tc>
-          <w:tcPr>
-            <w:tcBorders>
-              <w:bottom w:val="none" w:sz="0" w:space="0" w:color="000000"/>
-              <w:top w:val="single" w:sz="12" w:space="0" w:color="666666"/>
-              <w:left w:val="none" w:sz="0" w:space="0" w:color="000000"/>
-              <w:right w:val="none" w:sz="0" w:space="0" w:color="000000"/>
-            </w:tcBorders>
-            <w:shd w:val="clear" w:color="auto" w:fill="FFFFFF"/>
-            <w:tcMar>
-              <w:top w:w="0" w:type="dxa"/>
-              <w:bottom w:w="0" w:type="dxa"/>
-              <w:left w:w="0" w:type="dxa"/>
-              <w:right w:w="0" w:type="dxa"/>
-            </w:tcMar>
-            <w:vAlign w:val="center"/>
-          </w:tcPr>
-          <w:p>
-            <w:pPr>
-              <w:jc w:val="right"/>
-              <w:pBdr>
-                <w:bottom w:val="none" w:sz="0" w:space="0" w:color="000000"/>
-                <w:top w:val="none" w:sz="0" w:space="0" w:color="000000"/>
-                <w:left w:val="none" w:sz="0" w:space="0" w:color="000000"/>
-                <w:right w:val="none" w:sz="0" w:space="0" w:color="000000"/>
-              </w:pBdr>
-              <w:spacing w:after="100" w:before="100" w:line="240"/>
-              <w:ind w:left="100" w:right="100" w:firstLine="0" w:firstLineChars="0"/>
-              <w:rPr>
-                <w:rFonts w:ascii="Helvetica" w:hAnsi="Helvetica" w:eastAsia="Helvetica" w:cs="Helvetica"/>
-                <w:i w:val="false"/>
-                <w:b w:val="false"/>
-                <w:u w:val="none"/>
-                <w:sz w:val="22"/>
-                <w:szCs w:val="22"/>
-                <w:color w:val="000000"/>
-              </w:rPr>
-            </w:pPr>
-            <w:r xmlns:w="http://schemas.openxmlformats.org/wordprocessingml/2006/main" xmlns:wp="http://schemas.openxmlformats.org/drawingml/2006/wordprocessingDrawing" xmlns:r="http://schemas.openxmlformats.org/officeDocument/2006/relationships" xmlns:w14="http://schemas.microsoft.com/office/word/2010/wordml">
-              <w:rPr>
-                <w:rFonts w:ascii="Helvetica" w:hAnsi="Helvetica" w:eastAsia="Helvetica" w:cs="Helvetica"/>
-                <w:i w:val="false"/>
-                <w:b w:val="false"/>
-                <w:u w:val="none"/>
-                <w:sz w:val="22"/>
-                <w:szCs w:val="22"/>
-                <w:color w:val="000000"/>
-              </w:rPr>
-              <w:t xml:space="preserve">266</w:t>
-            </w:r>
-          </w:p>
-        </w:tc>
-      </w:tr>
-      <w:tr>
-        <w:trPr>
-          <w:trHeight w:val="360" w:hRule="auto"/>
-        </w:trPr>
-        body2
-        <w:tc>
-          <w:tcPr>
-            <w:tcBorders>
-              <w:bottom w:val="single" w:sz="12" w:space="0" w:color="666666"/>
-              <w:top w:val="none" w:sz="0" w:space="0" w:color="000000"/>
-              <w:left w:val="none" w:sz="0" w:space="0" w:color="000000"/>
-              <w:right w:val="none" w:sz="0" w:space="0" w:color="000000"/>
-            </w:tcBorders>
-            <w:shd w:val="clear" w:color="auto" w:fill="FFFFFF"/>
-            <w:tcMar>
-              <w:top w:w="0" w:type="dxa"/>
-              <w:bottom w:w="0" w:type="dxa"/>
-              <w:left w:w="0" w:type="dxa"/>
-              <w:right w:w="0" w:type="dxa"/>
-            </w:tcMar>
-            <w:vAlign w:val="center"/>
-          </w:tcPr>
-          <w:p>
-            <w:pPr>
-              <w:jc w:val="left"/>
-              <w:pBdr>
-                <w:bottom w:val="none" w:sz="0" w:space="0" w:color="000000"/>
-                <w:top w:val="none" w:sz="0" w:space="0" w:color="000000"/>
-                <w:left w:val="none" w:sz="0" w:space="0" w:color="000000"/>
-                <w:right w:val="none" w:sz="0" w:space="0" w:color="000000"/>
-              </w:pBdr>
-              <w:spacing w:after="100" w:before="100" w:line="240"/>
-              <w:ind w:left="100" w:right="100" w:firstLine="0" w:firstLineChars="0"/>
-              <w:rPr>
-                <w:rFonts w:ascii="Helvetica" w:hAnsi="Helvetica" w:eastAsia="Helvetica" w:cs="Helvetica"/>
-                <w:i w:val="false"/>
-                <w:b w:val="false"/>
-                <w:u w:val="none"/>
-                <w:sz w:val="22"/>
-                <w:szCs w:val="22"/>
-                <w:color w:val="000000"/>
-              </w:rPr>
-            </w:pPr>
-            <w:r xmlns:w="http://schemas.openxmlformats.org/wordprocessingml/2006/main" xmlns:wp="http://schemas.openxmlformats.org/drawingml/2006/wordprocessingDrawing" xmlns:r="http://schemas.openxmlformats.org/officeDocument/2006/relationships" xmlns:w14="http://schemas.microsoft.com/office/word/2010/wordml">
-              <w:rPr>
-                <w:rFonts w:ascii="Helvetica" w:hAnsi="Helvetica" w:eastAsia="Helvetica" w:cs="Helvetica"/>
-                <w:i w:val="false"/>
-                <w:b w:val="false"/>
-                <w:u w:val="none"/>
-                <w:sz w:val="22"/>
-                <w:szCs w:val="22"/>
-                <w:color w:val="000000"/>
-              </w:rPr>
-              <w:t xml:space="preserve">I8</w:t>
-            </w:r>
-          </w:p>
-        </w:tc>
-        <w:tc>
-          <w:tcPr>
-            <w:tcBorders>
-              <w:bottom w:val="single" w:sz="12" w:space="0" w:color="666666"/>
-              <w:top w:val="none" w:sz="0" w:space="0" w:color="000000"/>
-              <w:left w:val="none" w:sz="0" w:space="0" w:color="000000"/>
-              <w:right w:val="none" w:sz="0" w:space="0" w:color="000000"/>
-            </w:tcBorders>
-            <w:shd w:val="clear" w:color="auto" w:fill="FFFFFF"/>
-            <w:tcMar>
-              <w:top w:w="0" w:type="dxa"/>
-              <w:bottom w:w="0" w:type="dxa"/>
-              <w:left w:w="0" w:type="dxa"/>
-              <w:right w:w="0" w:type="dxa"/>
-            </w:tcMar>
-            <w:vAlign w:val="center"/>
-          </w:tcPr>
-          <w:p>
-            <w:pPr>
-              <w:jc w:val="right"/>
-              <w:pBdr>
-                <w:bottom w:val="none" w:sz="0" w:space="0" w:color="000000"/>
-                <w:top w:val="none" w:sz="0" w:space="0" w:color="000000"/>
-                <w:left w:val="none" w:sz="0" w:space="0" w:color="000000"/>
-                <w:right w:val="none" w:sz="0" w:space="0" w:color="000000"/>
-              </w:pBdr>
-              <w:spacing w:after="100" w:before="100" w:line="240"/>
-              <w:ind w:left="100" w:right="100" w:firstLine="0" w:firstLineChars="0"/>
-              <w:rPr>
-                <w:rFonts w:ascii="Helvetica" w:hAnsi="Helvetica" w:eastAsia="Helvetica" w:cs="Helvetica"/>
-                <w:i w:val="false"/>
-                <w:b w:val="false"/>
-                <w:u w:val="none"/>
-                <w:sz w:val="22"/>
-                <w:szCs w:val="22"/>
-                <w:color w:val="000000"/>
-              </w:rPr>
-            </w:pPr>
-            <w:r xmlns:w="http://schemas.openxmlformats.org/wordprocessingml/2006/main" xmlns:wp="http://schemas.openxmlformats.org/drawingml/2006/wordprocessingDrawing" xmlns:r="http://schemas.openxmlformats.org/officeDocument/2006/relationships" xmlns:w14="http://schemas.microsoft.com/office/word/2010/wordml">
-              <w:rPr>
-                <w:rFonts w:ascii="Helvetica" w:hAnsi="Helvetica" w:eastAsia="Helvetica" w:cs="Helvetica"/>
-                <w:i w:val="false"/>
-                <w:b w:val="false"/>
-                <w:u w:val="none"/>
-                <w:sz w:val="22"/>
-                <w:szCs w:val="22"/>
-                <w:color w:val="000000"/>
-              </w:rPr>
-              <w:t xml:space="preserve">373</w:t>
-            </w:r>
-          </w:p>
-        </w:tc>
-      </w:tr>
-    </w:tbl>
+    <w:p>
+      <w:pPr>
+        <w:pStyle w:val="SourceCode"/>
+      </w:pPr>
+      <w:r>
+        <w:rPr>
+          <w:rStyle w:val="VerbatimChar"/>
+        </w:rPr>
+        <w:t xml:space="preserve"># A tibble: 2 × 2</w:t>
+      </w:r>
+      <w:r>
+        <w:br/>
+      </w:r>
+      <w:r>
+        <w:rPr>
+          <w:rStyle w:val="VerbatimChar"/>
+        </w:rPr>
+        <w:t xml:space="preserve">  lake  median_length</w:t>
+      </w:r>
+      <w:r>
+        <w:br/>
+      </w:r>
+      <w:r>
+        <w:rPr>
+          <w:rStyle w:val="VerbatimChar"/>
+        </w:rPr>
+        <w:t xml:space="preserve">  &lt;chr&gt;         &lt;dbl&gt;</w:t>
+      </w:r>
+      <w:r>
+        <w:br/>
+      </w:r>
+      <w:r>
+        <w:rPr>
+          <w:rStyle w:val="VerbatimChar"/>
+        </w:rPr>
+        <w:t xml:space="preserve">1 I3              266</w:t>
+      </w:r>
+      <w:r>
+        <w:br/>
+      </w:r>
+      <w:r>
+        <w:rPr>
+          <w:rStyle w:val="VerbatimChar"/>
+        </w:rPr>
+        <w:t xml:space="preserve">2 I8              373</w:t>
+      </w:r>
+    </w:p>
     <w:bookmarkEnd w:id="63"/>
     <w:bookmarkStart w:id="67" w:name="X4b8524bcfbc5dbe803fd5c08c98feb880533fbf"/>
     <w:p>
@@ -3206,11 +2816,17 @@
         <w:pStyle w:val="Compact"/>
         <w:numPr>
           <w:ilvl w:val="0"/>
-          <w:numId w:val="1024"/>
+          <w:numId w:val="1025"/>
         </w:numPr>
       </w:pPr>
       <w:r>
-        <w:t xml:space="preserve">measures how far observations typically are from the mean and are in the units of the mean:</w:t>
+        <w:t xml:space="preserve">measures how far observations typically are from the mean and are in</w:t>
+      </w:r>
+      <w:r>
+        <w:t xml:space="preserve"> </w:t>
+      </w:r>
+      <w:r>
+        <w:t xml:space="preserve">the units of the mean:</w:t>
       </w:r>
     </w:p>
     <w:bookmarkEnd w:id="65"/>
@@ -3364,505 +2980,53 @@
         <w:t xml:space="preserve">Standard deviation of length: 65 mm</w:t>
       </w:r>
     </w:p>
-    <w:tbl xmlns:w="http://schemas.openxmlformats.org/wordprocessingml/2006/main" xmlns:r="http://schemas.openxmlformats.org/officeDocument/2006/relationships" xmlns:w14="http://schemas.microsoft.com/office/word/2010/wordml" xmlns:wp="http://schemas.openxmlformats.org/drawingml/2006/wordprocessingDrawing" xmlns:a="http://schemas.openxmlformats.org/drawingml/2006/main" xmlns:pic="http://schemas.openxmlformats.org/drawingml/2006/picture">
-      <w:tblPr>
-        <w:tblLayout w:type="fixed"/>
-        <w:jc w:val="center"/>
-        <w:tblLook w:firstRow="1" w:lastRow="0" w:firstColumn="0" w:lastColumn="0" w:noHBand="0" w:noVBand="1"/>
-      </w:tblPr>
-      <w:tblGrid>
-        <w:gridCol w:w="1080"/>
-        <w:gridCol w:w="1080"/>
-        <w:gridCol w:w="1080"/>
-      </w:tblGrid>
-      <w:tr>
-        <w:trPr>
-          <w:trHeight w:val="360" w:hRule="auto"/>
-          <w:tblHeader/>
-        </w:trPr>
-        header1
-        <w:tc>
-          <w:tcPr>
-            <w:tcBorders>
-              <w:bottom w:val="single" w:sz="12" w:space="0" w:color="666666"/>
-              <w:top w:val="single" w:sz="12" w:space="0" w:color="666666"/>
-              <w:left w:val="none" w:sz="0" w:space="0" w:color="000000"/>
-              <w:right w:val="none" w:sz="0" w:space="0" w:color="000000"/>
-            </w:tcBorders>
-            <w:shd w:val="clear" w:color="auto" w:fill="FFFFFF"/>
-            <w:tcMar>
-              <w:top w:w="0" w:type="dxa"/>
-              <w:bottom w:w="0" w:type="dxa"/>
-              <w:left w:w="0" w:type="dxa"/>
-              <w:right w:w="0" w:type="dxa"/>
-            </w:tcMar>
-            <w:vAlign w:val="center"/>
-          </w:tcPr>
-          <w:p>
-            <w:pPr>
-              <w:jc w:val="left"/>
-              <w:pBdr>
-                <w:bottom w:val="none" w:sz="0" w:space="0" w:color="000000"/>
-                <w:top w:val="none" w:sz="0" w:space="0" w:color="000000"/>
-                <w:left w:val="none" w:sz="0" w:space="0" w:color="000000"/>
-                <w:right w:val="none" w:sz="0" w:space="0" w:color="000000"/>
-              </w:pBdr>
-              <w:spacing w:after="100" w:before="100" w:line="240"/>
-              <w:ind w:left="100" w:right="100" w:firstLine="0" w:firstLineChars="0"/>
-              <w:rPr>
-                <w:rFonts w:ascii="Helvetica" w:hAnsi="Helvetica" w:eastAsia="Helvetica" w:cs="Helvetica"/>
-                <w:i w:val="false"/>
-                <w:b w:val="false"/>
-                <w:u w:val="none"/>
-                <w:sz w:val="22"/>
-                <w:szCs w:val="22"/>
-                <w:color w:val="000000"/>
-              </w:rPr>
-            </w:pPr>
-            <w:r xmlns:w="http://schemas.openxmlformats.org/wordprocessingml/2006/main" xmlns:wp="http://schemas.openxmlformats.org/drawingml/2006/wordprocessingDrawing" xmlns:r="http://schemas.openxmlformats.org/officeDocument/2006/relationships" xmlns:w14="http://schemas.microsoft.com/office/word/2010/wordml">
-              <w:rPr>
-                <w:rFonts w:ascii="Helvetica" w:hAnsi="Helvetica" w:eastAsia="Helvetica" w:cs="Helvetica"/>
-                <w:i w:val="false"/>
-                <w:b w:val="false"/>
-                <w:u w:val="none"/>
-                <w:sz w:val="22"/>
-                <w:szCs w:val="22"/>
-                <w:color w:val="000000"/>
-              </w:rPr>
-              <w:t xml:space="preserve">lake</w:t>
-            </w:r>
-          </w:p>
-        </w:tc>
-        <w:tc>
-          <w:tcPr>
-            <w:tcBorders>
-              <w:bottom w:val="single" w:sz="12" w:space="0" w:color="666666"/>
-              <w:top w:val="single" w:sz="12" w:space="0" w:color="666666"/>
-              <w:left w:val="none" w:sz="0" w:space="0" w:color="000000"/>
-              <w:right w:val="none" w:sz="0" w:space="0" w:color="000000"/>
-            </w:tcBorders>
-            <w:shd w:val="clear" w:color="auto" w:fill="FFFFFF"/>
-            <w:tcMar>
-              <w:top w:w="0" w:type="dxa"/>
-              <w:bottom w:w="0" w:type="dxa"/>
-              <w:left w:w="0" w:type="dxa"/>
-              <w:right w:w="0" w:type="dxa"/>
-            </w:tcMar>
-            <w:vAlign w:val="center"/>
-          </w:tcPr>
-          <w:p>
-            <w:pPr>
-              <w:jc w:val="right"/>
-              <w:pBdr>
-                <w:bottom w:val="none" w:sz="0" w:space="0" w:color="000000"/>
-                <w:top w:val="none" w:sz="0" w:space="0" w:color="000000"/>
-                <w:left w:val="none" w:sz="0" w:space="0" w:color="000000"/>
-                <w:right w:val="none" w:sz="0" w:space="0" w:color="000000"/>
-              </w:pBdr>
-              <w:spacing w:after="100" w:before="100" w:line="240"/>
-              <w:ind w:left="100" w:right="100" w:firstLine="0" w:firstLineChars="0"/>
-              <w:rPr>
-                <w:rFonts w:ascii="Helvetica" w:hAnsi="Helvetica" w:eastAsia="Helvetica" w:cs="Helvetica"/>
-                <w:i w:val="false"/>
-                <w:b w:val="false"/>
-                <w:u w:val="none"/>
-                <w:sz w:val="22"/>
-                <w:szCs w:val="22"/>
-                <w:color w:val="000000"/>
-              </w:rPr>
-            </w:pPr>
-            <w:r xmlns:w="http://schemas.openxmlformats.org/wordprocessingml/2006/main" xmlns:wp="http://schemas.openxmlformats.org/drawingml/2006/wordprocessingDrawing" xmlns:r="http://schemas.openxmlformats.org/officeDocument/2006/relationships" xmlns:w14="http://schemas.microsoft.com/office/word/2010/wordml">
-              <w:rPr>
-                <w:rFonts w:ascii="Helvetica" w:hAnsi="Helvetica" w:eastAsia="Helvetica" w:cs="Helvetica"/>
-                <w:i w:val="false"/>
-                <w:b w:val="false"/>
-                <w:u w:val="none"/>
-                <w:sz w:val="22"/>
-                <w:szCs w:val="22"/>
-                <w:color w:val="000000"/>
-              </w:rPr>
-              <w:t xml:space="preserve">var_length</w:t>
-            </w:r>
-          </w:p>
-        </w:tc>
-        <w:tc>
-          <w:tcPr>
-            <w:tcBorders>
-              <w:bottom w:val="single" w:sz="12" w:space="0" w:color="666666"/>
-              <w:top w:val="single" w:sz="12" w:space="0" w:color="666666"/>
-              <w:left w:val="none" w:sz="0" w:space="0" w:color="000000"/>
-              <w:right w:val="none" w:sz="0" w:space="0" w:color="000000"/>
-            </w:tcBorders>
-            <w:shd w:val="clear" w:color="auto" w:fill="FFFFFF"/>
-            <w:tcMar>
-              <w:top w:w="0" w:type="dxa"/>
-              <w:bottom w:w="0" w:type="dxa"/>
-              <w:left w:w="0" w:type="dxa"/>
-              <w:right w:w="0" w:type="dxa"/>
-            </w:tcMar>
-            <w:vAlign w:val="center"/>
-          </w:tcPr>
-          <w:p>
-            <w:pPr>
-              <w:jc w:val="right"/>
-              <w:pBdr>
-                <w:bottom w:val="none" w:sz="0" w:space="0" w:color="000000"/>
-                <w:top w:val="none" w:sz="0" w:space="0" w:color="000000"/>
-                <w:left w:val="none" w:sz="0" w:space="0" w:color="000000"/>
-                <w:right w:val="none" w:sz="0" w:space="0" w:color="000000"/>
-              </w:pBdr>
-              <w:spacing w:after="100" w:before="100" w:line="240"/>
-              <w:ind w:left="100" w:right="100" w:firstLine="0" w:firstLineChars="0"/>
-              <w:rPr>
-                <w:rFonts w:ascii="Helvetica" w:hAnsi="Helvetica" w:eastAsia="Helvetica" w:cs="Helvetica"/>
-                <w:i w:val="false"/>
-                <w:b w:val="false"/>
-                <w:u w:val="none"/>
-                <w:sz w:val="22"/>
-                <w:szCs w:val="22"/>
-                <w:color w:val="000000"/>
-              </w:rPr>
-            </w:pPr>
-            <w:r xmlns:w="http://schemas.openxmlformats.org/wordprocessingml/2006/main" xmlns:wp="http://schemas.openxmlformats.org/drawingml/2006/wordprocessingDrawing" xmlns:r="http://schemas.openxmlformats.org/officeDocument/2006/relationships" xmlns:w14="http://schemas.microsoft.com/office/word/2010/wordml">
-              <w:rPr>
-                <w:rFonts w:ascii="Helvetica" w:hAnsi="Helvetica" w:eastAsia="Helvetica" w:cs="Helvetica"/>
-                <w:i w:val="false"/>
-                <w:b w:val="false"/>
-                <w:u w:val="none"/>
-                <w:sz w:val="22"/>
-                <w:szCs w:val="22"/>
-                <w:color w:val="000000"/>
-              </w:rPr>
-              <w:t xml:space="preserve">sd_length</w:t>
-            </w:r>
-          </w:p>
-        </w:tc>
-      </w:tr>
-      <w:tr>
-        <w:trPr>
-          <w:trHeight w:val="360" w:hRule="auto"/>
-        </w:trPr>
-        body1
-        <w:tc>
-          <w:tcPr>
-            <w:tcBorders>
-              <w:bottom w:val="none" w:sz="0" w:space="0" w:color="000000"/>
-              <w:top w:val="single" w:sz="12" w:space="0" w:color="666666"/>
-              <w:left w:val="none" w:sz="0" w:space="0" w:color="000000"/>
-              <w:right w:val="none" w:sz="0" w:space="0" w:color="000000"/>
-            </w:tcBorders>
-            <w:shd w:val="clear" w:color="auto" w:fill="FFFFFF"/>
-            <w:tcMar>
-              <w:top w:w="0" w:type="dxa"/>
-              <w:bottom w:w="0" w:type="dxa"/>
-              <w:left w:w="0" w:type="dxa"/>
-              <w:right w:w="0" w:type="dxa"/>
-            </w:tcMar>
-            <w:vAlign w:val="center"/>
-          </w:tcPr>
-          <w:p>
-            <w:pPr>
-              <w:jc w:val="left"/>
-              <w:pBdr>
-                <w:bottom w:val="none" w:sz="0" w:space="0" w:color="000000"/>
-                <w:top w:val="none" w:sz="0" w:space="0" w:color="000000"/>
-                <w:left w:val="none" w:sz="0" w:space="0" w:color="000000"/>
-                <w:right w:val="none" w:sz="0" w:space="0" w:color="000000"/>
-              </w:pBdr>
-              <w:spacing w:after="100" w:before="100" w:line="240"/>
-              <w:ind w:left="100" w:right="100" w:firstLine="0" w:firstLineChars="0"/>
-              <w:rPr>
-                <w:rFonts w:ascii="Helvetica" w:hAnsi="Helvetica" w:eastAsia="Helvetica" w:cs="Helvetica"/>
-                <w:i w:val="false"/>
-                <w:b w:val="false"/>
-                <w:u w:val="none"/>
-                <w:sz w:val="22"/>
-                <w:szCs w:val="22"/>
-                <w:color w:val="000000"/>
-              </w:rPr>
-            </w:pPr>
-            <w:r xmlns:w="http://schemas.openxmlformats.org/wordprocessingml/2006/main" xmlns:wp="http://schemas.openxmlformats.org/drawingml/2006/wordprocessingDrawing" xmlns:r="http://schemas.openxmlformats.org/officeDocument/2006/relationships" xmlns:w14="http://schemas.microsoft.com/office/word/2010/wordml">
-              <w:rPr>
-                <w:rFonts w:ascii="Helvetica" w:hAnsi="Helvetica" w:eastAsia="Helvetica" w:cs="Helvetica"/>
-                <w:i w:val="false"/>
-                <w:b w:val="false"/>
-                <w:u w:val="none"/>
-                <w:sz w:val="22"/>
-                <w:szCs w:val="22"/>
-                <w:color w:val="000000"/>
-              </w:rPr>
-              <w:t xml:space="preserve">I3</w:t>
-            </w:r>
-          </w:p>
-        </w:tc>
-        <w:tc>
-          <w:tcPr>
-            <w:tcBorders>
-              <w:bottom w:val="none" w:sz="0" w:space="0" w:color="000000"/>
-              <w:top w:val="single" w:sz="12" w:space="0" w:color="666666"/>
-              <w:left w:val="none" w:sz="0" w:space="0" w:color="000000"/>
-              <w:right w:val="none" w:sz="0" w:space="0" w:color="000000"/>
-            </w:tcBorders>
-            <w:shd w:val="clear" w:color="auto" w:fill="FFFFFF"/>
-            <w:tcMar>
-              <w:top w:w="0" w:type="dxa"/>
-              <w:bottom w:w="0" w:type="dxa"/>
-              <w:left w:w="0" w:type="dxa"/>
-              <w:right w:w="0" w:type="dxa"/>
-            </w:tcMar>
-            <w:vAlign w:val="center"/>
-          </w:tcPr>
-          <w:p>
-            <w:pPr>
-              <w:jc w:val="right"/>
-              <w:pBdr>
-                <w:bottom w:val="none" w:sz="0" w:space="0" w:color="000000"/>
-                <w:top w:val="none" w:sz="0" w:space="0" w:color="000000"/>
-                <w:left w:val="none" w:sz="0" w:space="0" w:color="000000"/>
-                <w:right w:val="none" w:sz="0" w:space="0" w:color="000000"/>
-              </w:pBdr>
-              <w:spacing w:after="100" w:before="100" w:line="240"/>
-              <w:ind w:left="100" w:right="100" w:firstLine="0" w:firstLineChars="0"/>
-              <w:rPr>
-                <w:rFonts w:ascii="Helvetica" w:hAnsi="Helvetica" w:eastAsia="Helvetica" w:cs="Helvetica"/>
-                <w:i w:val="false"/>
-                <w:b w:val="false"/>
-                <w:u w:val="none"/>
-                <w:sz w:val="22"/>
-                <w:szCs w:val="22"/>
-                <w:color w:val="000000"/>
-              </w:rPr>
-            </w:pPr>
-            <w:r xmlns:w="http://schemas.openxmlformats.org/wordprocessingml/2006/main" xmlns:wp="http://schemas.openxmlformats.org/drawingml/2006/wordprocessingDrawing" xmlns:r="http://schemas.openxmlformats.org/officeDocument/2006/relationships" xmlns:w14="http://schemas.microsoft.com/office/word/2010/wordml">
-              <w:rPr>
-                <w:rFonts w:ascii="Helvetica" w:hAnsi="Helvetica" w:eastAsia="Helvetica" w:cs="Helvetica"/>
-                <w:i w:val="false"/>
-                <w:b w:val="false"/>
-                <w:u w:val="none"/>
-                <w:sz w:val="22"/>
-                <w:szCs w:val="22"/>
-                <w:color w:val="000000"/>
-              </w:rPr>
-              <w:t xml:space="preserve">801.104</w:t>
-            </w:r>
-          </w:p>
-        </w:tc>
-        <w:tc>
-          <w:tcPr>
-            <w:tcBorders>
-              <w:bottom w:val="none" w:sz="0" w:space="0" w:color="000000"/>
-              <w:top w:val="single" w:sz="12" w:space="0" w:color="666666"/>
-              <w:left w:val="none" w:sz="0" w:space="0" w:color="000000"/>
-              <w:right w:val="none" w:sz="0" w:space="0" w:color="000000"/>
-            </w:tcBorders>
-            <w:shd w:val="clear" w:color="auto" w:fill="FFFFFF"/>
-            <w:tcMar>
-              <w:top w:w="0" w:type="dxa"/>
-              <w:bottom w:w="0" w:type="dxa"/>
-              <w:left w:w="0" w:type="dxa"/>
-              <w:right w:w="0" w:type="dxa"/>
-            </w:tcMar>
-            <w:vAlign w:val="center"/>
-          </w:tcPr>
-          <w:p>
-            <w:pPr>
-              <w:jc w:val="right"/>
-              <w:pBdr>
-                <w:bottom w:val="none" w:sz="0" w:space="0" w:color="000000"/>
-                <w:top w:val="none" w:sz="0" w:space="0" w:color="000000"/>
-                <w:left w:val="none" w:sz="0" w:space="0" w:color="000000"/>
-                <w:right w:val="none" w:sz="0" w:space="0" w:color="000000"/>
-              </w:pBdr>
-              <w:spacing w:after="100" w:before="100" w:line="240"/>
-              <w:ind w:left="100" w:right="100" w:firstLine="0" w:firstLineChars="0"/>
-              <w:rPr>
-                <w:rFonts w:ascii="Helvetica" w:hAnsi="Helvetica" w:eastAsia="Helvetica" w:cs="Helvetica"/>
-                <w:i w:val="false"/>
-                <w:b w:val="false"/>
-                <w:u w:val="none"/>
-                <w:sz w:val="22"/>
-                <w:szCs w:val="22"/>
-                <w:color w:val="000000"/>
-              </w:rPr>
-            </w:pPr>
-            <w:r xmlns:w="http://schemas.openxmlformats.org/wordprocessingml/2006/main" xmlns:wp="http://schemas.openxmlformats.org/drawingml/2006/wordprocessingDrawing" xmlns:r="http://schemas.openxmlformats.org/officeDocument/2006/relationships" xmlns:w14="http://schemas.microsoft.com/office/word/2010/wordml">
-              <w:rPr>
-                <w:rFonts w:ascii="Helvetica" w:hAnsi="Helvetica" w:eastAsia="Helvetica" w:cs="Helvetica"/>
-                <w:i w:val="false"/>
-                <w:b w:val="false"/>
-                <w:u w:val="none"/>
-                <w:sz w:val="22"/>
-                <w:szCs w:val="22"/>
-                <w:color w:val="000000"/>
-              </w:rPr>
-              <w:t xml:space="preserve">28.30378</w:t>
-            </w:r>
-          </w:p>
-        </w:tc>
-      </w:tr>
-      <w:tr>
-        <w:trPr>
-          <w:trHeight w:val="360" w:hRule="auto"/>
-        </w:trPr>
-        body2
-        <w:tc>
-          <w:tcPr>
-            <w:tcBorders>
-              <w:bottom w:val="single" w:sz="12" w:space="0" w:color="666666"/>
-              <w:top w:val="none" w:sz="0" w:space="0" w:color="000000"/>
-              <w:left w:val="none" w:sz="0" w:space="0" w:color="000000"/>
-              <w:right w:val="none" w:sz="0" w:space="0" w:color="000000"/>
-            </w:tcBorders>
-            <w:shd w:val="clear" w:color="auto" w:fill="FFFFFF"/>
-            <w:tcMar>
-              <w:top w:w="0" w:type="dxa"/>
-              <w:bottom w:w="0" w:type="dxa"/>
-              <w:left w:w="0" w:type="dxa"/>
-              <w:right w:w="0" w:type="dxa"/>
-            </w:tcMar>
-            <w:vAlign w:val="center"/>
-          </w:tcPr>
-          <w:p>
-            <w:pPr>
-              <w:jc w:val="left"/>
-              <w:pBdr>
-                <w:bottom w:val="none" w:sz="0" w:space="0" w:color="000000"/>
-                <w:top w:val="none" w:sz="0" w:space="0" w:color="000000"/>
-                <w:left w:val="none" w:sz="0" w:space="0" w:color="000000"/>
-                <w:right w:val="none" w:sz="0" w:space="0" w:color="000000"/>
-              </w:pBdr>
-              <w:spacing w:after="100" w:before="100" w:line="240"/>
-              <w:ind w:left="100" w:right="100" w:firstLine="0" w:firstLineChars="0"/>
-              <w:rPr>
-                <w:rFonts w:ascii="Helvetica" w:hAnsi="Helvetica" w:eastAsia="Helvetica" w:cs="Helvetica"/>
-                <w:i w:val="false"/>
-                <w:b w:val="false"/>
-                <w:u w:val="none"/>
-                <w:sz w:val="22"/>
-                <w:szCs w:val="22"/>
-                <w:color w:val="000000"/>
-              </w:rPr>
-            </w:pPr>
-            <w:r xmlns:w="http://schemas.openxmlformats.org/wordprocessingml/2006/main" xmlns:wp="http://schemas.openxmlformats.org/drawingml/2006/wordprocessingDrawing" xmlns:r="http://schemas.openxmlformats.org/officeDocument/2006/relationships" xmlns:w14="http://schemas.microsoft.com/office/word/2010/wordml">
-              <w:rPr>
-                <w:rFonts w:ascii="Helvetica" w:hAnsi="Helvetica" w:eastAsia="Helvetica" w:cs="Helvetica"/>
-                <w:i w:val="false"/>
-                <w:b w:val="false"/>
-                <w:u w:val="none"/>
-                <w:sz w:val="22"/>
-                <w:szCs w:val="22"/>
-                <w:color w:val="000000"/>
-              </w:rPr>
-              <w:t xml:space="preserve">I8</w:t>
-            </w:r>
-          </w:p>
-        </w:tc>
-        <w:tc>
-          <w:tcPr>
-            <w:tcBorders>
-              <w:bottom w:val="single" w:sz="12" w:space="0" w:color="666666"/>
-              <w:top w:val="none" w:sz="0" w:space="0" w:color="000000"/>
-              <w:left w:val="none" w:sz="0" w:space="0" w:color="000000"/>
-              <w:right w:val="none" w:sz="0" w:space="0" w:color="000000"/>
-            </w:tcBorders>
-            <w:shd w:val="clear" w:color="auto" w:fill="FFFFFF"/>
-            <w:tcMar>
-              <w:top w:w="0" w:type="dxa"/>
-              <w:bottom w:w="0" w:type="dxa"/>
-              <w:left w:w="0" w:type="dxa"/>
-              <w:right w:w="0" w:type="dxa"/>
-            </w:tcMar>
-            <w:vAlign w:val="center"/>
-          </w:tcPr>
-          <w:p>
-            <w:pPr>
-              <w:jc w:val="right"/>
-              <w:pBdr>
-                <w:bottom w:val="none" w:sz="0" w:space="0" w:color="000000"/>
-                <w:top w:val="none" w:sz="0" w:space="0" w:color="000000"/>
-                <w:left w:val="none" w:sz="0" w:space="0" w:color="000000"/>
-                <w:right w:val="none" w:sz="0" w:space="0" w:color="000000"/>
-              </w:pBdr>
-              <w:spacing w:after="100" w:before="100" w:line="240"/>
-              <w:ind w:left="100" w:right="100" w:firstLine="0" w:firstLineChars="0"/>
-              <w:rPr>
-                <w:rFonts w:ascii="Helvetica" w:hAnsi="Helvetica" w:eastAsia="Helvetica" w:cs="Helvetica"/>
-                <w:i w:val="false"/>
-                <w:b w:val="false"/>
-                <w:u w:val="none"/>
-                <w:sz w:val="22"/>
-                <w:szCs w:val="22"/>
-                <w:color w:val="000000"/>
-              </w:rPr>
-            </w:pPr>
-            <w:r xmlns:w="http://schemas.openxmlformats.org/wordprocessingml/2006/main" xmlns:wp="http://schemas.openxmlformats.org/drawingml/2006/wordprocessingDrawing" xmlns:r="http://schemas.openxmlformats.org/officeDocument/2006/relationships" xmlns:w14="http://schemas.microsoft.com/office/word/2010/wordml">
-              <w:rPr>
-                <w:rFonts w:ascii="Helvetica" w:hAnsi="Helvetica" w:eastAsia="Helvetica" w:cs="Helvetica"/>
-                <w:i w:val="false"/>
-                <w:b w:val="false"/>
-                <w:u w:val="none"/>
-                <w:sz w:val="22"/>
-                <w:szCs w:val="22"/>
-                <w:color w:val="000000"/>
-              </w:rPr>
-              <w:t xml:space="preserve">2,739.371</w:t>
-            </w:r>
-          </w:p>
-        </w:tc>
-        <w:tc>
-          <w:tcPr>
-            <w:tcBorders>
-              <w:bottom w:val="single" w:sz="12" w:space="0" w:color="666666"/>
-              <w:top w:val="none" w:sz="0" w:space="0" w:color="000000"/>
-              <w:left w:val="none" w:sz="0" w:space="0" w:color="000000"/>
-              <w:right w:val="none" w:sz="0" w:space="0" w:color="000000"/>
-            </w:tcBorders>
-            <w:shd w:val="clear" w:color="auto" w:fill="FFFFFF"/>
-            <w:tcMar>
-              <w:top w:w="0" w:type="dxa"/>
-              <w:bottom w:w="0" w:type="dxa"/>
-              <w:left w:w="0" w:type="dxa"/>
-              <w:right w:w="0" w:type="dxa"/>
-            </w:tcMar>
-            <w:vAlign w:val="center"/>
-          </w:tcPr>
-          <w:p>
-            <w:pPr>
-              <w:jc w:val="right"/>
-              <w:pBdr>
-                <w:bottom w:val="none" w:sz="0" w:space="0" w:color="000000"/>
-                <w:top w:val="none" w:sz="0" w:space="0" w:color="000000"/>
-                <w:left w:val="none" w:sz="0" w:space="0" w:color="000000"/>
-                <w:right w:val="none" w:sz="0" w:space="0" w:color="000000"/>
-              </w:pBdr>
-              <w:spacing w:after="100" w:before="100" w:line="240"/>
-              <w:ind w:left="100" w:right="100" w:firstLine="0" w:firstLineChars="0"/>
-              <w:rPr>
-                <w:rFonts w:ascii="Helvetica" w:hAnsi="Helvetica" w:eastAsia="Helvetica" w:cs="Helvetica"/>
-                <w:i w:val="false"/>
-                <w:b w:val="false"/>
-                <w:u w:val="none"/>
-                <w:sz w:val="22"/>
-                <w:szCs w:val="22"/>
-                <w:color w:val="000000"/>
-              </w:rPr>
-            </w:pPr>
-            <w:r xmlns:w="http://schemas.openxmlformats.org/wordprocessingml/2006/main" xmlns:wp="http://schemas.openxmlformats.org/drawingml/2006/wordprocessingDrawing" xmlns:r="http://schemas.openxmlformats.org/officeDocument/2006/relationships" xmlns:w14="http://schemas.microsoft.com/office/word/2010/wordml">
-              <w:rPr>
-                <w:rFonts w:ascii="Helvetica" w:hAnsi="Helvetica" w:eastAsia="Helvetica" w:cs="Helvetica"/>
-                <w:i w:val="false"/>
-                <w:b w:val="false"/>
-                <w:u w:val="none"/>
-                <w:sz w:val="22"/>
-                <w:szCs w:val="22"/>
-                <w:color w:val="000000"/>
-              </w:rPr>
-              <w:t xml:space="preserve">52.33901</w:t>
-            </w:r>
-          </w:p>
-        </w:tc>
-      </w:tr>
-    </w:tbl>
+    <w:p>
+      <w:pPr>
+        <w:pStyle w:val="SourceCode"/>
+      </w:pPr>
+      <w:r>
+        <w:rPr>
+          <w:rStyle w:val="VerbatimChar"/>
+        </w:rPr>
+        <w:t xml:space="preserve"># A tibble: 2 × 3</w:t>
+      </w:r>
+      <w:r>
+        <w:br/>
+      </w:r>
+      <w:r>
+        <w:rPr>
+          <w:rStyle w:val="VerbatimChar"/>
+        </w:rPr>
+        <w:t xml:space="preserve">  lake  var_length sd_length</w:t>
+      </w:r>
+      <w:r>
+        <w:br/>
+      </w:r>
+      <w:r>
+        <w:rPr>
+          <w:rStyle w:val="VerbatimChar"/>
+        </w:rPr>
+        <w:t xml:space="preserve">  &lt;chr&gt;      &lt;dbl&gt;     &lt;dbl&gt;</w:t>
+      </w:r>
+      <w:r>
+        <w:br/>
+      </w:r>
+      <w:r>
+        <w:rPr>
+          <w:rStyle w:val="VerbatimChar"/>
+        </w:rPr>
+        <w:t xml:space="preserve">1 I3          801.      28.3</w:t>
+      </w:r>
+      <w:r>
+        <w:br/>
+      </w:r>
+      <w:r>
+        <w:rPr>
+          <w:rStyle w:val="VerbatimChar"/>
+        </w:rPr>
+        <w:t xml:space="preserve">2 I8         2739.      52.3</w:t>
+      </w:r>
+    </w:p>
     <w:bookmarkEnd w:id="67"/>
     <w:bookmarkStart w:id="71" w:name="X06a6019aeaa8b33dd28325e63f94ffa8a0a0533"/>
     <w:p>
@@ -3878,7 +3042,13 @@
         <w:pStyle w:val="FirstParagraph"/>
       </w:pPr>
       <w:r>
-        <w:t xml:space="preserve">The area under the curve of a bell shaped curve within + and - 2 Standard deviations on each side includes about 95% of the data</w:t>
+        <w:t xml:space="preserve">The area under the curve of a bell shaped curve within + and - 2</w:t>
+      </w:r>
+      <w:r>
+        <w:t xml:space="preserve"> </w:t>
+      </w:r>
+      <w:r>
+        <w:t xml:space="preserve">Standard deviations on each side includes about 95% of the data</w:t>
       </w:r>
     </w:p>
     <w:p>
@@ -3954,7 +3124,7 @@
       <w:r>
         <w:drawing>
           <wp:inline>
-            <wp:extent cx="6578600" cy="5482166"/>
+            <wp:extent cx="5486400" cy="4572000"/>
             <wp:effectExtent b="0" l="0" r="0" t="0"/>
             <wp:docPr descr="" title="" id="69" name="Picture"/>
             <a:graphic>
@@ -3975,7 +3145,7 @@
                   <pic:spPr bwMode="auto">
                     <a:xfrm>
                       <a:off x="0" y="0"/>
-                      <a:ext cx="6578600" cy="5482166"/>
+                      <a:ext cx="5486400" cy="4572000"/>
                     </a:xfrm>
                     <a:prstGeom prst="rect">
                       <a:avLst/>
@@ -4009,7 +3179,13 @@
         <w:pStyle w:val="FirstParagraph"/>
       </w:pPr>
       <w:r>
-        <w:t xml:space="preserve">The coefficient of variation (CV) expresses the standard deviation as a percentage of the mean:</w:t>
+        <w:t xml:space="preserve">The coefficient of variation (CV) expresses the standard deviation as a</w:t>
+      </w:r>
+      <w:r>
+        <w:t xml:space="preserve"> </w:t>
+      </w:r>
+      <w:r>
+        <w:t xml:space="preserve">percentage of the mean:</w:t>
       </w:r>
     </w:p>
     <w:bookmarkStart w:id="72" w:name="cv-fracsbary-times-100"/>
@@ -4079,7 +3255,13 @@
         <w:pStyle w:val="FirstParagraph"/>
       </w:pPr>
       <w:r>
-        <w:t xml:space="preserve">This is useful for comparing the variability of measurements with different units or vastly different scales.</w:t>
+        <w:t xml:space="preserve">This is useful for comparing the variability of measurements with</w:t>
+      </w:r>
+      <w:r>
+        <w:t xml:space="preserve"> </w:t>
+      </w:r>
+      <w:r>
+        <w:t xml:space="preserve">different units or vastly different scales.</w:t>
       </w:r>
     </w:p>
     <w:bookmarkEnd w:id="72"/>
@@ -4451,7 +3633,13 @@
         <w:pStyle w:val="FirstParagraph"/>
       </w:pPr>
       <w:r>
-        <w:t xml:space="preserve">The interquartile range (IQR) is the range of the middle 50% of the data:</w:t>
+        <w:t xml:space="preserve">The interquartile range (IQR) is the range of the middle 50% of the</w:t>
+      </w:r>
+      <w:r>
+        <w:t xml:space="preserve"> </w:t>
+      </w:r>
+      <w:r>
+        <w:t xml:space="preserve">data:</w:t>
       </w:r>
     </w:p>
     <w:p>
@@ -4562,7 +3750,13 @@
         <w:t xml:space="preserve"> </w:t>
       </w:r>
       <w:r>
-        <w:t xml:space="preserve">is the third quartile (75th percentile).</w:t>
+        <w:t xml:space="preserve">is the</w:t>
+      </w:r>
+      <w:r>
+        <w:t xml:space="preserve"> </w:t>
+      </w:r>
+      <w:r>
+        <w:t xml:space="preserve">third quartile (75th percentile).</w:t>
       </w:r>
     </w:p>
     <w:p>
@@ -5269,7 +4463,19 @@
         <w:pStyle w:val="FirstParagraph"/>
       </w:pPr>
       <w:r>
-        <w:t xml:space="preserve">Biological data are often skewed (asymmetrical), which can make the arithmetic mean less representative of central tendency. Data transformations can help address this issue.</w:t>
+        <w:t xml:space="preserve">Biological data are often skewed (asymmetrical), which can make the</w:t>
+      </w:r>
+      <w:r>
+        <w:t xml:space="preserve"> </w:t>
+      </w:r>
+      <w:r>
+        <w:t xml:space="preserve">arithmetic mean less representative of central tendency. Data</w:t>
+      </w:r>
+      <w:r>
+        <w:t xml:space="preserve"> </w:t>
+      </w:r>
+      <w:r>
+        <w:t xml:space="preserve">transformations can help address this issue.</w:t>
       </w:r>
     </w:p>
     <w:bookmarkStart w:id="75" w:name="logarithmic-transformation"/>
@@ -5286,7 +4492,13 @@
         <w:pStyle w:val="FirstParagraph"/>
       </w:pPr>
       <w:r>
-        <w:t xml:space="preserve">The logarithmic transformation is one of the most common for right-skewed biological data:</w:t>
+        <w:t xml:space="preserve">The logarithmic transformation is one of the most common for</w:t>
+      </w:r>
+      <w:r>
+        <w:t xml:space="preserve"> </w:t>
+      </w:r>
+      <w:r>
+        <w:t xml:space="preserve">right-skewed biological data:</w:t>
       </w:r>
     </w:p>
     <w:p>
@@ -5294,18 +4506,80 @@
         <w:pStyle w:val="BodyText"/>
       </w:pPr>
       <w:r>
-        <w:t xml:space="preserve">When data are log-normally distributed, the geometric mean often provides a better measure of central tendency than the arithmetic mean.</w:t>
+        <w:t xml:space="preserve">When data are log-normally distributed, the geometric mean often</w:t>
+      </w:r>
+      <w:r>
+        <w:t xml:space="preserve"> </w:t>
+      </w:r>
+      <w:r>
+        <w:t xml:space="preserve">provides a better measure of central tendency than the arithmetic mean.</w:t>
+      </w:r>
+    </w:p>
+    <w:p>
+      <w:pPr>
+        <w:numPr>
+          <w:ilvl w:val="0"/>
+          <w:numId w:val="1026"/>
+        </w:numPr>
+      </w:pPr>
+      <w:r>
+        <w:t xml:space="preserve">But there are issues and it might not be good…</w:t>
+      </w:r>
+    </w:p>
+    <w:p>
+      <w:pPr>
+        <w:pStyle w:val="Compact"/>
+        <w:numPr>
+          <w:ilvl w:val="1"/>
+          <w:numId w:val="1027"/>
+        </w:numPr>
+      </w:pPr>
+      <w:r>
+        <w:t xml:space="preserve">detecting differences in geometric means, not arithmetic means</w:t>
+      </w:r>
+    </w:p>
+    <w:p>
+      <w:pPr>
+        <w:pStyle w:val="Compact"/>
+        <w:numPr>
+          <w:ilvl w:val="2"/>
+          <w:numId w:val="1028"/>
+        </w:numPr>
+      </w:pPr>
+      <w:r>
+        <w:t xml:space="preserve">geometric is all values multiplied taken to the nth root</w:t>
+      </w:r>
+    </w:p>
+    <w:p>
+      <w:pPr>
+        <w:pStyle w:val="Compact"/>
+        <w:numPr>
+          <w:ilvl w:val="1"/>
+          <w:numId w:val="1027"/>
+        </w:numPr>
+      </w:pPr>
+      <w:r>
+        <w:t xml:space="preserve">Can’t handle zeros without adding arbitrary constants (log(x+1)</w:t>
+      </w:r>
+      <w:r>
+        <w:t xml:space="preserve"> </w:t>
+      </w:r>
+      <w:r>
+        <w:t xml:space="preserve">transformations), which can bias results</w:t>
+      </w:r>
+      <w:r>
+        <w:br/>
       </w:r>
     </w:p>
     <w:bookmarkEnd w:id="75"/>
     <w:p>
       <w:pPr>
-        <w:pStyle w:val="BodyText"/>
+        <w:pStyle w:val="FirstParagraph"/>
       </w:pPr>
       <w:r>
         <w:drawing>
           <wp:inline>
-            <wp:extent cx="6578600" cy="5482166"/>
+            <wp:extent cx="5486400" cy="4572000"/>
             <wp:effectExtent b="0" l="0" r="0" t="0"/>
             <wp:docPr descr="" title="" id="77" name="Picture"/>
             <a:graphic>
@@ -5326,7 +4600,7 @@
                   <pic:spPr bwMode="auto">
                     <a:xfrm>
                       <a:off x="0" y="0"/>
-                      <a:ext cx="6578600" cy="5482166"/>
+                      <a:ext cx="5486400" cy="4572000"/>
                     </a:xfrm>
                     <a:prstGeom prst="rect">
                       <a:avLst/>
@@ -5382,7 +4656,7 @@
         <w:pStyle w:val="Compact"/>
         <w:numPr>
           <w:ilvl w:val="0"/>
-          <w:numId w:val="1025"/>
+          <w:numId w:val="1029"/>
         </w:numPr>
       </w:pPr>
       <w:r>
@@ -5393,7 +4667,13 @@
         <w:t xml:space="preserve">Log transformation</w:t>
       </w:r>
       <w:r>
-        <w:t xml:space="preserve">: When data are right-skewed or follow multiplicative rather than additive processes</w:t>
+        <w:t xml:space="preserve">: When data are right-skewed or follow</w:t>
+      </w:r>
+      <w:r>
+        <w:t xml:space="preserve"> </w:t>
+      </w:r>
+      <w:r>
+        <w:t xml:space="preserve">multiplicative rather than additive processes</w:t>
       </w:r>
     </w:p>
     <w:p>
@@ -5401,7 +4681,7 @@
         <w:pStyle w:val="Compact"/>
         <w:numPr>
           <w:ilvl w:val="0"/>
-          <w:numId w:val="1025"/>
+          <w:numId w:val="1029"/>
         </w:numPr>
       </w:pPr>
       <w:r>
@@ -5412,7 +4692,13 @@
         <w:t xml:space="preserve">Square root transformation</w:t>
       </w:r>
       <w:r>
-        <w:t xml:space="preserve">: For count data or data where variance increases with the mean</w:t>
+        <w:t xml:space="preserve">: For count data or data where</w:t>
+      </w:r>
+      <w:r>
+        <w:t xml:space="preserve"> </w:t>
+      </w:r>
+      <w:r>
+        <w:t xml:space="preserve">variance increases with the mean</w:t>
       </w:r>
     </w:p>
     <w:p>
@@ -5420,7 +4706,7 @@
         <w:pStyle w:val="Compact"/>
         <w:numPr>
           <w:ilvl w:val="0"/>
-          <w:numId w:val="1025"/>
+          <w:numId w:val="1029"/>
         </w:numPr>
       </w:pPr>
       <w:r>
@@ -5439,7 +4725,7 @@
         <w:pStyle w:val="Compact"/>
         <w:numPr>
           <w:ilvl w:val="0"/>
-          <w:numId w:val="1025"/>
+          <w:numId w:val="1029"/>
         </w:numPr>
       </w:pPr>
       <w:r>
@@ -5450,7 +4736,13 @@
         <w:t xml:space="preserve">Arcsine square root transformation</w:t>
       </w:r>
       <w:r>
-        <w:t xml:space="preserve">: For proportions or percentages (though logistic regression is often preferred now)</w:t>
+        <w:t xml:space="preserve">: For proportions or</w:t>
+      </w:r>
+      <w:r>
+        <w:t xml:space="preserve"> </w:t>
+      </w:r>
+      <w:r>
+        <w:t xml:space="preserve">percentages (though logistic regression is often preferred now)</w:t>
       </w:r>
     </w:p>
     <w:p>
@@ -5699,979 +4991,62 @@
         <w:pStyle w:val="BodyText"/>
       </w:pPr>
       <w:r>
-        <w:t xml:space="preserve">When a distribution is symmetric, the mean and median are similar. When it’s skewed or has outliers, they can differ significantly.</w:t>
-      </w:r>
-    </w:p>
-    <w:tbl xmlns:w="http://schemas.openxmlformats.org/wordprocessingml/2006/main" xmlns:r="http://schemas.openxmlformats.org/officeDocument/2006/relationships" xmlns:w14="http://schemas.microsoft.com/office/word/2010/wordml" xmlns:wp="http://schemas.openxmlformats.org/drawingml/2006/wordprocessingDrawing" xmlns:a="http://schemas.openxmlformats.org/drawingml/2006/main" xmlns:pic="http://schemas.openxmlformats.org/drawingml/2006/picture">
-      <w:tblPr>
-        <w:tblLayout w:type="fixed"/>
-        <w:jc w:val="center"/>
-        <w:tblLook w:firstRow="1" w:lastRow="0" w:firstColumn="0" w:lastColumn="0" w:noHBand="0" w:noVBand="1"/>
-      </w:tblPr>
-      <w:tblGrid>
-        <w:gridCol w:w="1080"/>
-        <w:gridCol w:w="1080"/>
-        <w:gridCol w:w="1080"/>
-        <w:gridCol w:w="1080"/>
-        <w:gridCol w:w="1080"/>
-        <w:gridCol w:w="1080"/>
-      </w:tblGrid>
-      <w:tr>
-        <w:trPr>
-          <w:trHeight w:val="360" w:hRule="auto"/>
-          <w:tblHeader/>
-        </w:trPr>
-        header1
-        <w:tc>
-          <w:tcPr>
-            <w:tcBorders>
-              <w:bottom w:val="single" w:sz="12" w:space="0" w:color="666666"/>
-              <w:top w:val="single" w:sz="12" w:space="0" w:color="666666"/>
-              <w:left w:val="none" w:sz="0" w:space="0" w:color="000000"/>
-              <w:right w:val="none" w:sz="0" w:space="0" w:color="000000"/>
-            </w:tcBorders>
-            <w:shd w:val="clear" w:color="auto" w:fill="FFFFFF"/>
-            <w:tcMar>
-              <w:top w:w="0" w:type="dxa"/>
-              <w:bottom w:w="0" w:type="dxa"/>
-              <w:left w:w="0" w:type="dxa"/>
-              <w:right w:w="0" w:type="dxa"/>
-            </w:tcMar>
-            <w:vAlign w:val="center"/>
-          </w:tcPr>
-          <w:p>
-            <w:pPr>
-              <w:jc w:val="left"/>
-              <w:pBdr>
-                <w:bottom w:val="none" w:sz="0" w:space="0" w:color="000000"/>
-                <w:top w:val="none" w:sz="0" w:space="0" w:color="000000"/>
-                <w:left w:val="none" w:sz="0" w:space="0" w:color="000000"/>
-                <w:right w:val="none" w:sz="0" w:space="0" w:color="000000"/>
-              </w:pBdr>
-              <w:spacing w:after="100" w:before="100" w:line="240"/>
-              <w:ind w:left="100" w:right="100" w:firstLine="0" w:firstLineChars="0"/>
-              <w:rPr>
-                <w:rFonts w:ascii="Helvetica" w:hAnsi="Helvetica" w:eastAsia="Helvetica" w:cs="Helvetica"/>
-                <w:i w:val="false"/>
-                <w:b w:val="false"/>
-                <w:u w:val="none"/>
-                <w:sz w:val="22"/>
-                <w:szCs w:val="22"/>
-                <w:color w:val="000000"/>
-              </w:rPr>
-            </w:pPr>
-            <w:r xmlns:w="http://schemas.openxmlformats.org/wordprocessingml/2006/main" xmlns:wp="http://schemas.openxmlformats.org/drawingml/2006/wordprocessingDrawing" xmlns:r="http://schemas.openxmlformats.org/officeDocument/2006/relationships" xmlns:w14="http://schemas.microsoft.com/office/word/2010/wordml">
-              <w:rPr>
-                <w:rFonts w:ascii="Helvetica" w:hAnsi="Helvetica" w:eastAsia="Helvetica" w:cs="Helvetica"/>
-                <w:i w:val="false"/>
-                <w:b w:val="false"/>
-                <w:u w:val="none"/>
-                <w:sz w:val="22"/>
-                <w:szCs w:val="22"/>
-                <w:color w:val="000000"/>
-              </w:rPr>
-              <w:t xml:space="preserve">lake</w:t>
-            </w:r>
-          </w:p>
-        </w:tc>
-        <w:tc>
-          <w:tcPr>
-            <w:tcBorders>
-              <w:bottom w:val="single" w:sz="12" w:space="0" w:color="666666"/>
-              <w:top w:val="single" w:sz="12" w:space="0" w:color="666666"/>
-              <w:left w:val="none" w:sz="0" w:space="0" w:color="000000"/>
-              <w:right w:val="none" w:sz="0" w:space="0" w:color="000000"/>
-            </w:tcBorders>
-            <w:shd w:val="clear" w:color="auto" w:fill="FFFFFF"/>
-            <w:tcMar>
-              <w:top w:w="0" w:type="dxa"/>
-              <w:bottom w:w="0" w:type="dxa"/>
-              <w:left w:w="0" w:type="dxa"/>
-              <w:right w:w="0" w:type="dxa"/>
-            </w:tcMar>
-            <w:vAlign w:val="center"/>
-          </w:tcPr>
-          <w:p>
-            <w:pPr>
-              <w:jc w:val="right"/>
-              <w:pBdr>
-                <w:bottom w:val="none" w:sz="0" w:space="0" w:color="000000"/>
-                <w:top w:val="none" w:sz="0" w:space="0" w:color="000000"/>
-                <w:left w:val="none" w:sz="0" w:space="0" w:color="000000"/>
-                <w:right w:val="none" w:sz="0" w:space="0" w:color="000000"/>
-              </w:pBdr>
-              <w:spacing w:after="100" w:before="100" w:line="240"/>
-              <w:ind w:left="100" w:right="100" w:firstLine="0" w:firstLineChars="0"/>
-              <w:rPr>
-                <w:rFonts w:ascii="Helvetica" w:hAnsi="Helvetica" w:eastAsia="Helvetica" w:cs="Helvetica"/>
-                <w:i w:val="false"/>
-                <w:b w:val="false"/>
-                <w:u w:val="none"/>
-                <w:sz w:val="22"/>
-                <w:szCs w:val="22"/>
-                <w:color w:val="000000"/>
-              </w:rPr>
-            </w:pPr>
-            <w:r xmlns:w="http://schemas.openxmlformats.org/wordprocessingml/2006/main" xmlns:wp="http://schemas.openxmlformats.org/drawingml/2006/wordprocessingDrawing" xmlns:r="http://schemas.openxmlformats.org/officeDocument/2006/relationships" xmlns:w14="http://schemas.microsoft.com/office/word/2010/wordml">
-              <w:rPr>
-                <w:rFonts w:ascii="Helvetica" w:hAnsi="Helvetica" w:eastAsia="Helvetica" w:cs="Helvetica"/>
-                <w:i w:val="false"/>
-                <w:b w:val="false"/>
-                <w:u w:val="none"/>
-                <w:sz w:val="22"/>
-                <w:szCs w:val="22"/>
-                <w:color w:val="000000"/>
-              </w:rPr>
-              <w:t xml:space="preserve">mean</w:t>
-            </w:r>
-          </w:p>
-        </w:tc>
-        <w:tc>
-          <w:tcPr>
-            <w:tcBorders>
-              <w:bottom w:val="single" w:sz="12" w:space="0" w:color="666666"/>
-              <w:top w:val="single" w:sz="12" w:space="0" w:color="666666"/>
-              <w:left w:val="none" w:sz="0" w:space="0" w:color="000000"/>
-              <w:right w:val="none" w:sz="0" w:space="0" w:color="000000"/>
-            </w:tcBorders>
-            <w:shd w:val="clear" w:color="auto" w:fill="FFFFFF"/>
-            <w:tcMar>
-              <w:top w:w="0" w:type="dxa"/>
-              <w:bottom w:w="0" w:type="dxa"/>
-              <w:left w:w="0" w:type="dxa"/>
-              <w:right w:w="0" w:type="dxa"/>
-            </w:tcMar>
-            <w:vAlign w:val="center"/>
-          </w:tcPr>
-          <w:p>
-            <w:pPr>
-              <w:jc w:val="right"/>
-              <w:pBdr>
-                <w:bottom w:val="none" w:sz="0" w:space="0" w:color="000000"/>
-                <w:top w:val="none" w:sz="0" w:space="0" w:color="000000"/>
-                <w:left w:val="none" w:sz="0" w:space="0" w:color="000000"/>
-                <w:right w:val="none" w:sz="0" w:space="0" w:color="000000"/>
-              </w:pBdr>
-              <w:spacing w:after="100" w:before="100" w:line="240"/>
-              <w:ind w:left="100" w:right="100" w:firstLine="0" w:firstLineChars="0"/>
-              <w:rPr>
-                <w:rFonts w:ascii="Helvetica" w:hAnsi="Helvetica" w:eastAsia="Helvetica" w:cs="Helvetica"/>
-                <w:i w:val="false"/>
-                <w:b w:val="false"/>
-                <w:u w:val="none"/>
-                <w:sz w:val="22"/>
-                <w:szCs w:val="22"/>
-                <w:color w:val="000000"/>
-              </w:rPr>
-            </w:pPr>
-            <w:r xmlns:w="http://schemas.openxmlformats.org/wordprocessingml/2006/main" xmlns:wp="http://schemas.openxmlformats.org/drawingml/2006/wordprocessingDrawing" xmlns:r="http://schemas.openxmlformats.org/officeDocument/2006/relationships" xmlns:w14="http://schemas.microsoft.com/office/word/2010/wordml">
-              <w:rPr>
-                <w:rFonts w:ascii="Helvetica" w:hAnsi="Helvetica" w:eastAsia="Helvetica" w:cs="Helvetica"/>
-                <w:i w:val="false"/>
-                <w:b w:val="false"/>
-                <w:u w:val="none"/>
-                <w:sz w:val="22"/>
-                <w:szCs w:val="22"/>
-                <w:color w:val="000000"/>
-              </w:rPr>
-              <w:t xml:space="preserve">median</w:t>
-            </w:r>
-          </w:p>
-        </w:tc>
-        <w:tc>
-          <w:tcPr>
-            <w:tcBorders>
-              <w:bottom w:val="single" w:sz="12" w:space="0" w:color="666666"/>
-              <w:top w:val="single" w:sz="12" w:space="0" w:color="666666"/>
-              <w:left w:val="none" w:sz="0" w:space="0" w:color="000000"/>
-              <w:right w:val="none" w:sz="0" w:space="0" w:color="000000"/>
-            </w:tcBorders>
-            <w:shd w:val="clear" w:color="auto" w:fill="FFFFFF"/>
-            <w:tcMar>
-              <w:top w:w="0" w:type="dxa"/>
-              <w:bottom w:w="0" w:type="dxa"/>
-              <w:left w:w="0" w:type="dxa"/>
-              <w:right w:w="0" w:type="dxa"/>
-            </w:tcMar>
-            <w:vAlign w:val="center"/>
-          </w:tcPr>
-          <w:p>
-            <w:pPr>
-              <w:jc w:val="right"/>
-              <w:pBdr>
-                <w:bottom w:val="none" w:sz="0" w:space="0" w:color="000000"/>
-                <w:top w:val="none" w:sz="0" w:space="0" w:color="000000"/>
-                <w:left w:val="none" w:sz="0" w:space="0" w:color="000000"/>
-                <w:right w:val="none" w:sz="0" w:space="0" w:color="000000"/>
-              </w:pBdr>
-              <w:spacing w:after="100" w:before="100" w:line="240"/>
-              <w:ind w:left="100" w:right="100" w:firstLine="0" w:firstLineChars="0"/>
-              <w:rPr>
-                <w:rFonts w:ascii="Helvetica" w:hAnsi="Helvetica" w:eastAsia="Helvetica" w:cs="Helvetica"/>
-                <w:i w:val="false"/>
-                <w:b w:val="false"/>
-                <w:u w:val="none"/>
-                <w:sz w:val="22"/>
-                <w:szCs w:val="22"/>
-                <w:color w:val="000000"/>
-              </w:rPr>
-            </w:pPr>
-            <w:r xmlns:w="http://schemas.openxmlformats.org/wordprocessingml/2006/main" xmlns:wp="http://schemas.openxmlformats.org/drawingml/2006/wordprocessingDrawing" xmlns:r="http://schemas.openxmlformats.org/officeDocument/2006/relationships" xmlns:w14="http://schemas.microsoft.com/office/word/2010/wordml">
-              <w:rPr>
-                <w:rFonts w:ascii="Helvetica" w:hAnsi="Helvetica" w:eastAsia="Helvetica" w:cs="Helvetica"/>
-                <w:i w:val="false"/>
-                <w:b w:val="false"/>
-                <w:u w:val="none"/>
-                <w:sz w:val="22"/>
-                <w:szCs w:val="22"/>
-                <w:color w:val="000000"/>
-              </w:rPr>
-              <w:t xml:space="preserve">sd</w:t>
-            </w:r>
-          </w:p>
-        </w:tc>
-        <w:tc>
-          <w:tcPr>
-            <w:tcBorders>
-              <w:bottom w:val="single" w:sz="12" w:space="0" w:color="666666"/>
-              <w:top w:val="single" w:sz="12" w:space="0" w:color="666666"/>
-              <w:left w:val="none" w:sz="0" w:space="0" w:color="000000"/>
-              <w:right w:val="none" w:sz="0" w:space="0" w:color="000000"/>
-            </w:tcBorders>
-            <w:shd w:val="clear" w:color="auto" w:fill="FFFFFF"/>
-            <w:tcMar>
-              <w:top w:w="0" w:type="dxa"/>
-              <w:bottom w:w="0" w:type="dxa"/>
-              <w:left w:w="0" w:type="dxa"/>
-              <w:right w:w="0" w:type="dxa"/>
-            </w:tcMar>
-            <w:vAlign w:val="center"/>
-          </w:tcPr>
-          <w:p>
-            <w:pPr>
-              <w:jc w:val="right"/>
-              <w:pBdr>
-                <w:bottom w:val="none" w:sz="0" w:space="0" w:color="000000"/>
-                <w:top w:val="none" w:sz="0" w:space="0" w:color="000000"/>
-                <w:left w:val="none" w:sz="0" w:space="0" w:color="000000"/>
-                <w:right w:val="none" w:sz="0" w:space="0" w:color="000000"/>
-              </w:pBdr>
-              <w:spacing w:after="100" w:before="100" w:line="240"/>
-              <w:ind w:left="100" w:right="100" w:firstLine="0" w:firstLineChars="0"/>
-              <w:rPr>
-                <w:rFonts w:ascii="Helvetica" w:hAnsi="Helvetica" w:eastAsia="Helvetica" w:cs="Helvetica"/>
-                <w:i w:val="false"/>
-                <w:b w:val="false"/>
-                <w:u w:val="none"/>
-                <w:sz w:val="22"/>
-                <w:szCs w:val="22"/>
-                <w:color w:val="000000"/>
-              </w:rPr>
-            </w:pPr>
-            <w:r xmlns:w="http://schemas.openxmlformats.org/wordprocessingml/2006/main" xmlns:wp="http://schemas.openxmlformats.org/drawingml/2006/wordprocessingDrawing" xmlns:r="http://schemas.openxmlformats.org/officeDocument/2006/relationships" xmlns:w14="http://schemas.microsoft.com/office/word/2010/wordml">
-              <w:rPr>
-                <w:rFonts w:ascii="Helvetica" w:hAnsi="Helvetica" w:eastAsia="Helvetica" w:cs="Helvetica"/>
-                <w:i w:val="false"/>
-                <w:b w:val="false"/>
-                <w:u w:val="none"/>
-                <w:sz w:val="22"/>
-                <w:szCs w:val="22"/>
-                <w:color w:val="000000"/>
-              </w:rPr>
-              <w:t xml:space="preserve">iqr</w:t>
-            </w:r>
-          </w:p>
-        </w:tc>
-        <w:tc>
-          <w:tcPr>
-            <w:tcBorders>
-              <w:bottom w:val="single" w:sz="12" w:space="0" w:color="666666"/>
-              <w:top w:val="single" w:sz="12" w:space="0" w:color="666666"/>
-              <w:left w:val="none" w:sz="0" w:space="0" w:color="000000"/>
-              <w:right w:val="none" w:sz="0" w:space="0" w:color="000000"/>
-            </w:tcBorders>
-            <w:shd w:val="clear" w:color="auto" w:fill="FFFFFF"/>
-            <w:tcMar>
-              <w:top w:w="0" w:type="dxa"/>
-              <w:bottom w:w="0" w:type="dxa"/>
-              <w:left w:w="0" w:type="dxa"/>
-              <w:right w:w="0" w:type="dxa"/>
-            </w:tcMar>
-            <w:vAlign w:val="center"/>
-          </w:tcPr>
-          <w:p>
-            <w:pPr>
-              <w:jc w:val="right"/>
-              <w:pBdr>
-                <w:bottom w:val="none" w:sz="0" w:space="0" w:color="000000"/>
-                <w:top w:val="none" w:sz="0" w:space="0" w:color="000000"/>
-                <w:left w:val="none" w:sz="0" w:space="0" w:color="000000"/>
-                <w:right w:val="none" w:sz="0" w:space="0" w:color="000000"/>
-              </w:pBdr>
-              <w:spacing w:after="100" w:before="100" w:line="240"/>
-              <w:ind w:left="100" w:right="100" w:firstLine="0" w:firstLineChars="0"/>
-              <w:rPr>
-                <w:rFonts w:ascii="Helvetica" w:hAnsi="Helvetica" w:eastAsia="Helvetica" w:cs="Helvetica"/>
-                <w:i w:val="false"/>
-                <w:b w:val="false"/>
-                <w:u w:val="none"/>
-                <w:sz w:val="22"/>
-                <w:szCs w:val="22"/>
-                <w:color w:val="000000"/>
-              </w:rPr>
-            </w:pPr>
-            <w:r xmlns:w="http://schemas.openxmlformats.org/wordprocessingml/2006/main" xmlns:wp="http://schemas.openxmlformats.org/drawingml/2006/wordprocessingDrawing" xmlns:r="http://schemas.openxmlformats.org/officeDocument/2006/relationships" xmlns:w14="http://schemas.microsoft.com/office/word/2010/wordml">
-              <w:rPr>
-                <w:rFonts w:ascii="Helvetica" w:hAnsi="Helvetica" w:eastAsia="Helvetica" w:cs="Helvetica"/>
-                <w:i w:val="false"/>
-                <w:b w:val="false"/>
-                <w:u w:val="none"/>
-                <w:sz w:val="22"/>
-                <w:szCs w:val="22"/>
-                <w:color w:val="000000"/>
-              </w:rPr>
-              <w:t xml:space="preserve">skewness</w:t>
-            </w:r>
-          </w:p>
-        </w:tc>
-      </w:tr>
-      <w:tr>
-        <w:trPr>
-          <w:trHeight w:val="360" w:hRule="auto"/>
-        </w:trPr>
-        body1
-        <w:tc>
-          <w:tcPr>
-            <w:tcBorders>
-              <w:bottom w:val="none" w:sz="0" w:space="0" w:color="000000"/>
-              <w:top w:val="single" w:sz="12" w:space="0" w:color="666666"/>
-              <w:left w:val="none" w:sz="0" w:space="0" w:color="000000"/>
-              <w:right w:val="none" w:sz="0" w:space="0" w:color="000000"/>
-            </w:tcBorders>
-            <w:shd w:val="clear" w:color="auto" w:fill="FFFFFF"/>
-            <w:tcMar>
-              <w:top w:w="0" w:type="dxa"/>
-              <w:bottom w:w="0" w:type="dxa"/>
-              <w:left w:w="0" w:type="dxa"/>
-              <w:right w:w="0" w:type="dxa"/>
-            </w:tcMar>
-            <w:vAlign w:val="center"/>
-          </w:tcPr>
-          <w:p>
-            <w:pPr>
-              <w:jc w:val="left"/>
-              <w:pBdr>
-                <w:bottom w:val="none" w:sz="0" w:space="0" w:color="000000"/>
-                <w:top w:val="none" w:sz="0" w:space="0" w:color="000000"/>
-                <w:left w:val="none" w:sz="0" w:space="0" w:color="000000"/>
-                <w:right w:val="none" w:sz="0" w:space="0" w:color="000000"/>
-              </w:pBdr>
-              <w:spacing w:after="100" w:before="100" w:line="240"/>
-              <w:ind w:left="100" w:right="100" w:firstLine="0" w:firstLineChars="0"/>
-              <w:rPr>
-                <w:rFonts w:ascii="Helvetica" w:hAnsi="Helvetica" w:eastAsia="Helvetica" w:cs="Helvetica"/>
-                <w:i w:val="false"/>
-                <w:b w:val="false"/>
-                <w:u w:val="none"/>
-                <w:sz w:val="22"/>
-                <w:szCs w:val="22"/>
-                <w:color w:val="000000"/>
-              </w:rPr>
-            </w:pPr>
-            <w:r xmlns:w="http://schemas.openxmlformats.org/wordprocessingml/2006/main" xmlns:wp="http://schemas.openxmlformats.org/drawingml/2006/wordprocessingDrawing" xmlns:r="http://schemas.openxmlformats.org/officeDocument/2006/relationships" xmlns:w14="http://schemas.microsoft.com/office/word/2010/wordml">
-              <w:rPr>
-                <w:rFonts w:ascii="Helvetica" w:hAnsi="Helvetica" w:eastAsia="Helvetica" w:cs="Helvetica"/>
-                <w:i w:val="false"/>
-                <w:b w:val="false"/>
-                <w:u w:val="none"/>
-                <w:sz w:val="22"/>
-                <w:szCs w:val="22"/>
-                <w:color w:val="000000"/>
-              </w:rPr>
-              <w:t xml:space="preserve">I3</w:t>
-            </w:r>
-          </w:p>
-        </w:tc>
-        <w:tc>
-          <w:tcPr>
-            <w:tcBorders>
-              <w:bottom w:val="none" w:sz="0" w:space="0" w:color="000000"/>
-              <w:top w:val="single" w:sz="12" w:space="0" w:color="666666"/>
-              <w:left w:val="none" w:sz="0" w:space="0" w:color="000000"/>
-              <w:right w:val="none" w:sz="0" w:space="0" w:color="000000"/>
-            </w:tcBorders>
-            <w:shd w:val="clear" w:color="auto" w:fill="FFFFFF"/>
-            <w:tcMar>
-              <w:top w:w="0" w:type="dxa"/>
-              <w:bottom w:w="0" w:type="dxa"/>
-              <w:left w:w="0" w:type="dxa"/>
-              <w:right w:w="0" w:type="dxa"/>
-            </w:tcMar>
-            <w:vAlign w:val="center"/>
-          </w:tcPr>
-          <w:p>
-            <w:pPr>
-              <w:jc w:val="right"/>
-              <w:pBdr>
-                <w:bottom w:val="none" w:sz="0" w:space="0" w:color="000000"/>
-                <w:top w:val="none" w:sz="0" w:space="0" w:color="000000"/>
-                <w:left w:val="none" w:sz="0" w:space="0" w:color="000000"/>
-                <w:right w:val="none" w:sz="0" w:space="0" w:color="000000"/>
-              </w:pBdr>
-              <w:spacing w:after="100" w:before="100" w:line="240"/>
-              <w:ind w:left="100" w:right="100" w:firstLine="0" w:firstLineChars="0"/>
-              <w:rPr>
-                <w:rFonts w:ascii="Helvetica" w:hAnsi="Helvetica" w:eastAsia="Helvetica" w:cs="Helvetica"/>
-                <w:i w:val="false"/>
-                <w:b w:val="false"/>
-                <w:u w:val="none"/>
-                <w:sz w:val="22"/>
-                <w:szCs w:val="22"/>
-                <w:color w:val="000000"/>
-              </w:rPr>
-            </w:pPr>
-            <w:r xmlns:w="http://schemas.openxmlformats.org/wordprocessingml/2006/main" xmlns:wp="http://schemas.openxmlformats.org/drawingml/2006/wordprocessingDrawing" xmlns:r="http://schemas.openxmlformats.org/officeDocument/2006/relationships" xmlns:w14="http://schemas.microsoft.com/office/word/2010/wordml">
-              <w:rPr>
-                <w:rFonts w:ascii="Helvetica" w:hAnsi="Helvetica" w:eastAsia="Helvetica" w:cs="Helvetica"/>
-                <w:i w:val="false"/>
-                <w:b w:val="false"/>
-                <w:u w:val="none"/>
-                <w:sz w:val="22"/>
-                <w:szCs w:val="22"/>
-                <w:color w:val="000000"/>
-              </w:rPr>
-              <w:t xml:space="preserve">265.6061</w:t>
-            </w:r>
-          </w:p>
-        </w:tc>
-        <w:tc>
-          <w:tcPr>
-            <w:tcBorders>
-              <w:bottom w:val="none" w:sz="0" w:space="0" w:color="000000"/>
-              <w:top w:val="single" w:sz="12" w:space="0" w:color="666666"/>
-              <w:left w:val="none" w:sz="0" w:space="0" w:color="000000"/>
-              <w:right w:val="none" w:sz="0" w:space="0" w:color="000000"/>
-            </w:tcBorders>
-            <w:shd w:val="clear" w:color="auto" w:fill="FFFFFF"/>
-            <w:tcMar>
-              <w:top w:w="0" w:type="dxa"/>
-              <w:bottom w:w="0" w:type="dxa"/>
-              <w:left w:w="0" w:type="dxa"/>
-              <w:right w:w="0" w:type="dxa"/>
-            </w:tcMar>
-            <w:vAlign w:val="center"/>
-          </w:tcPr>
-          <w:p>
-            <w:pPr>
-              <w:jc w:val="right"/>
-              <w:pBdr>
-                <w:bottom w:val="none" w:sz="0" w:space="0" w:color="000000"/>
-                <w:top w:val="none" w:sz="0" w:space="0" w:color="000000"/>
-                <w:left w:val="none" w:sz="0" w:space="0" w:color="000000"/>
-                <w:right w:val="none" w:sz="0" w:space="0" w:color="000000"/>
-              </w:pBdr>
-              <w:spacing w:after="100" w:before="100" w:line="240"/>
-              <w:ind w:left="100" w:right="100" w:firstLine="0" w:firstLineChars="0"/>
-              <w:rPr>
-                <w:rFonts w:ascii="Helvetica" w:hAnsi="Helvetica" w:eastAsia="Helvetica" w:cs="Helvetica"/>
-                <w:i w:val="false"/>
-                <w:b w:val="false"/>
-                <w:u w:val="none"/>
-                <w:sz w:val="22"/>
-                <w:szCs w:val="22"/>
-                <w:color w:val="000000"/>
-              </w:rPr>
-            </w:pPr>
-            <w:r xmlns:w="http://schemas.openxmlformats.org/wordprocessingml/2006/main" xmlns:wp="http://schemas.openxmlformats.org/drawingml/2006/wordprocessingDrawing" xmlns:r="http://schemas.openxmlformats.org/officeDocument/2006/relationships" xmlns:w14="http://schemas.microsoft.com/office/word/2010/wordml">
-              <w:rPr>
-                <w:rFonts w:ascii="Helvetica" w:hAnsi="Helvetica" w:eastAsia="Helvetica" w:cs="Helvetica"/>
-                <w:i w:val="false"/>
-                <w:b w:val="false"/>
-                <w:u w:val="none"/>
-                <w:sz w:val="22"/>
-                <w:szCs w:val="22"/>
-                <w:color w:val="000000"/>
-              </w:rPr>
-              <w:t xml:space="preserve">266</w:t>
-            </w:r>
-          </w:p>
-        </w:tc>
-        <w:tc>
-          <w:tcPr>
-            <w:tcBorders>
-              <w:bottom w:val="none" w:sz="0" w:space="0" w:color="000000"/>
-              <w:top w:val="single" w:sz="12" w:space="0" w:color="666666"/>
-              <w:left w:val="none" w:sz="0" w:space="0" w:color="000000"/>
-              <w:right w:val="none" w:sz="0" w:space="0" w:color="000000"/>
-            </w:tcBorders>
-            <w:shd w:val="clear" w:color="auto" w:fill="FFFFFF"/>
-            <w:tcMar>
-              <w:top w:w="0" w:type="dxa"/>
-              <w:bottom w:w="0" w:type="dxa"/>
-              <w:left w:w="0" w:type="dxa"/>
-              <w:right w:w="0" w:type="dxa"/>
-            </w:tcMar>
-            <w:vAlign w:val="center"/>
-          </w:tcPr>
-          <w:p>
-            <w:pPr>
-              <w:jc w:val="right"/>
-              <w:pBdr>
-                <w:bottom w:val="none" w:sz="0" w:space="0" w:color="000000"/>
-                <w:top w:val="none" w:sz="0" w:space="0" w:color="000000"/>
-                <w:left w:val="none" w:sz="0" w:space="0" w:color="000000"/>
-                <w:right w:val="none" w:sz="0" w:space="0" w:color="000000"/>
-              </w:pBdr>
-              <w:spacing w:after="100" w:before="100" w:line="240"/>
-              <w:ind w:left="100" w:right="100" w:firstLine="0" w:firstLineChars="0"/>
-              <w:rPr>
-                <w:rFonts w:ascii="Helvetica" w:hAnsi="Helvetica" w:eastAsia="Helvetica" w:cs="Helvetica"/>
-                <w:i w:val="false"/>
-                <w:b w:val="false"/>
-                <w:u w:val="none"/>
-                <w:sz w:val="22"/>
-                <w:szCs w:val="22"/>
-                <w:color w:val="000000"/>
-              </w:rPr>
-            </w:pPr>
-            <w:r xmlns:w="http://schemas.openxmlformats.org/wordprocessingml/2006/main" xmlns:wp="http://schemas.openxmlformats.org/drawingml/2006/wordprocessingDrawing" xmlns:r="http://schemas.openxmlformats.org/officeDocument/2006/relationships" xmlns:w14="http://schemas.microsoft.com/office/word/2010/wordml">
-              <w:rPr>
-                <w:rFonts w:ascii="Helvetica" w:hAnsi="Helvetica" w:eastAsia="Helvetica" w:cs="Helvetica"/>
-                <w:i w:val="false"/>
-                <w:b w:val="false"/>
-                <w:u w:val="none"/>
-                <w:sz w:val="22"/>
-                <w:szCs w:val="22"/>
-                <w:color w:val="000000"/>
-              </w:rPr>
-              <w:t xml:space="preserve">28.30378</w:t>
-            </w:r>
-          </w:p>
-        </w:tc>
-        <w:tc>
-          <w:tcPr>
-            <w:tcBorders>
-              <w:bottom w:val="none" w:sz="0" w:space="0" w:color="000000"/>
-              <w:top w:val="single" w:sz="12" w:space="0" w:color="666666"/>
-              <w:left w:val="none" w:sz="0" w:space="0" w:color="000000"/>
-              <w:right w:val="none" w:sz="0" w:space="0" w:color="000000"/>
-            </w:tcBorders>
-            <w:shd w:val="clear" w:color="auto" w:fill="FFFFFF"/>
-            <w:tcMar>
-              <w:top w:w="0" w:type="dxa"/>
-              <w:bottom w:w="0" w:type="dxa"/>
-              <w:left w:w="0" w:type="dxa"/>
-              <w:right w:w="0" w:type="dxa"/>
-            </w:tcMar>
-            <w:vAlign w:val="center"/>
-          </w:tcPr>
-          <w:p>
-            <w:pPr>
-              <w:jc w:val="right"/>
-              <w:pBdr>
-                <w:bottom w:val="none" w:sz="0" w:space="0" w:color="000000"/>
-                <w:top w:val="none" w:sz="0" w:space="0" w:color="000000"/>
-                <w:left w:val="none" w:sz="0" w:space="0" w:color="000000"/>
-                <w:right w:val="none" w:sz="0" w:space="0" w:color="000000"/>
-              </w:pBdr>
-              <w:spacing w:after="100" w:before="100" w:line="240"/>
-              <w:ind w:left="100" w:right="100" w:firstLine="0" w:firstLineChars="0"/>
-              <w:rPr>
-                <w:rFonts w:ascii="Helvetica" w:hAnsi="Helvetica" w:eastAsia="Helvetica" w:cs="Helvetica"/>
-                <w:i w:val="false"/>
-                <w:b w:val="false"/>
-                <w:u w:val="none"/>
-                <w:sz w:val="22"/>
-                <w:szCs w:val="22"/>
-                <w:color w:val="000000"/>
-              </w:rPr>
-            </w:pPr>
-            <w:r xmlns:w="http://schemas.openxmlformats.org/wordprocessingml/2006/main" xmlns:wp="http://schemas.openxmlformats.org/drawingml/2006/wordprocessingDrawing" xmlns:r="http://schemas.openxmlformats.org/officeDocument/2006/relationships" xmlns:w14="http://schemas.microsoft.com/office/word/2010/wordml">
-              <w:rPr>
-                <w:rFonts w:ascii="Helvetica" w:hAnsi="Helvetica" w:eastAsia="Helvetica" w:cs="Helvetica"/>
-                <w:i w:val="false"/>
-                <w:b w:val="false"/>
-                <w:u w:val="none"/>
-                <w:sz w:val="22"/>
-                <w:szCs w:val="22"/>
-                <w:color w:val="000000"/>
-              </w:rPr>
-              <w:t xml:space="preserve">24</w:t>
-            </w:r>
-          </w:p>
-        </w:tc>
-        <w:tc>
-          <w:tcPr>
-            <w:tcBorders>
-              <w:bottom w:val="none" w:sz="0" w:space="0" w:color="000000"/>
-              <w:top w:val="single" w:sz="12" w:space="0" w:color="666666"/>
-              <w:left w:val="none" w:sz="0" w:space="0" w:color="000000"/>
-              <w:right w:val="none" w:sz="0" w:space="0" w:color="000000"/>
-            </w:tcBorders>
-            <w:shd w:val="clear" w:color="auto" w:fill="FFFFFF"/>
-            <w:tcMar>
-              <w:top w:w="0" w:type="dxa"/>
-              <w:bottom w:w="0" w:type="dxa"/>
-              <w:left w:w="0" w:type="dxa"/>
-              <w:right w:w="0" w:type="dxa"/>
-            </w:tcMar>
-            <w:vAlign w:val="center"/>
-          </w:tcPr>
-          <w:p>
-            <w:pPr>
-              <w:jc w:val="right"/>
-              <w:pBdr>
-                <w:bottom w:val="none" w:sz="0" w:space="0" w:color="000000"/>
-                <w:top w:val="none" w:sz="0" w:space="0" w:color="000000"/>
-                <w:left w:val="none" w:sz="0" w:space="0" w:color="000000"/>
-                <w:right w:val="none" w:sz="0" w:space="0" w:color="000000"/>
-              </w:pBdr>
-              <w:spacing w:after="100" w:before="100" w:line="240"/>
-              <w:ind w:left="100" w:right="100" w:firstLine="0" w:firstLineChars="0"/>
-              <w:rPr>
-                <w:rFonts w:ascii="Helvetica" w:hAnsi="Helvetica" w:eastAsia="Helvetica" w:cs="Helvetica"/>
-                <w:i w:val="false"/>
-                <w:b w:val="false"/>
-                <w:u w:val="none"/>
-                <w:sz w:val="22"/>
-                <w:szCs w:val="22"/>
-                <w:color w:val="000000"/>
-              </w:rPr>
-            </w:pPr>
-            <w:r xmlns:w="http://schemas.openxmlformats.org/wordprocessingml/2006/main" xmlns:wp="http://schemas.openxmlformats.org/drawingml/2006/wordprocessingDrawing" xmlns:r="http://schemas.openxmlformats.org/officeDocument/2006/relationships" xmlns:w14="http://schemas.microsoft.com/office/word/2010/wordml">
-              <w:rPr>
-                <w:rFonts w:ascii="Helvetica" w:hAnsi="Helvetica" w:eastAsia="Helvetica" w:cs="Helvetica"/>
-                <w:i w:val="false"/>
-                <w:b w:val="false"/>
-                <w:u w:val="none"/>
-                <w:sz w:val="22"/>
-                <w:szCs w:val="22"/>
-                <w:color w:val="000000"/>
-              </w:rPr>
-              <w:t xml:space="preserve">-0.8826195</w:t>
-            </w:r>
-          </w:p>
-        </w:tc>
-      </w:tr>
-      <w:tr>
-        <w:trPr>
-          <w:trHeight w:val="360" w:hRule="auto"/>
-        </w:trPr>
-        body2
-        <w:tc>
-          <w:tcPr>
-            <w:tcBorders>
-              <w:bottom w:val="single" w:sz="12" w:space="0" w:color="666666"/>
-              <w:top w:val="none" w:sz="0" w:space="0" w:color="000000"/>
-              <w:left w:val="none" w:sz="0" w:space="0" w:color="000000"/>
-              <w:right w:val="none" w:sz="0" w:space="0" w:color="000000"/>
-            </w:tcBorders>
-            <w:shd w:val="clear" w:color="auto" w:fill="FFFFFF"/>
-            <w:tcMar>
-              <w:top w:w="0" w:type="dxa"/>
-              <w:bottom w:w="0" w:type="dxa"/>
-              <w:left w:w="0" w:type="dxa"/>
-              <w:right w:w="0" w:type="dxa"/>
-            </w:tcMar>
-            <w:vAlign w:val="center"/>
-          </w:tcPr>
-          <w:p>
-            <w:pPr>
-              <w:jc w:val="left"/>
-              <w:pBdr>
-                <w:bottom w:val="none" w:sz="0" w:space="0" w:color="000000"/>
-                <w:top w:val="none" w:sz="0" w:space="0" w:color="000000"/>
-                <w:left w:val="none" w:sz="0" w:space="0" w:color="000000"/>
-                <w:right w:val="none" w:sz="0" w:space="0" w:color="000000"/>
-              </w:pBdr>
-              <w:spacing w:after="100" w:before="100" w:line="240"/>
-              <w:ind w:left="100" w:right="100" w:firstLine="0" w:firstLineChars="0"/>
-              <w:rPr>
-                <w:rFonts w:ascii="Helvetica" w:hAnsi="Helvetica" w:eastAsia="Helvetica" w:cs="Helvetica"/>
-                <w:i w:val="false"/>
-                <w:b w:val="false"/>
-                <w:u w:val="none"/>
-                <w:sz w:val="22"/>
-                <w:szCs w:val="22"/>
-                <w:color w:val="000000"/>
-              </w:rPr>
-            </w:pPr>
-            <w:r xmlns:w="http://schemas.openxmlformats.org/wordprocessingml/2006/main" xmlns:wp="http://schemas.openxmlformats.org/drawingml/2006/wordprocessingDrawing" xmlns:r="http://schemas.openxmlformats.org/officeDocument/2006/relationships" xmlns:w14="http://schemas.microsoft.com/office/word/2010/wordml">
-              <w:rPr>
-                <w:rFonts w:ascii="Helvetica" w:hAnsi="Helvetica" w:eastAsia="Helvetica" w:cs="Helvetica"/>
-                <w:i w:val="false"/>
-                <w:b w:val="false"/>
-                <w:u w:val="none"/>
-                <w:sz w:val="22"/>
-                <w:szCs w:val="22"/>
-                <w:color w:val="000000"/>
-              </w:rPr>
-              <w:t xml:space="preserve">I8</w:t>
-            </w:r>
-          </w:p>
-        </w:tc>
-        <w:tc>
-          <w:tcPr>
-            <w:tcBorders>
-              <w:bottom w:val="single" w:sz="12" w:space="0" w:color="666666"/>
-              <w:top w:val="none" w:sz="0" w:space="0" w:color="000000"/>
-              <w:left w:val="none" w:sz="0" w:space="0" w:color="000000"/>
-              <w:right w:val="none" w:sz="0" w:space="0" w:color="000000"/>
-            </w:tcBorders>
-            <w:shd w:val="clear" w:color="auto" w:fill="FFFFFF"/>
-            <w:tcMar>
-              <w:top w:w="0" w:type="dxa"/>
-              <w:bottom w:w="0" w:type="dxa"/>
-              <w:left w:w="0" w:type="dxa"/>
-              <w:right w:w="0" w:type="dxa"/>
-            </w:tcMar>
-            <w:vAlign w:val="center"/>
-          </w:tcPr>
-          <w:p>
-            <w:pPr>
-              <w:jc w:val="right"/>
-              <w:pBdr>
-                <w:bottom w:val="none" w:sz="0" w:space="0" w:color="000000"/>
-                <w:top w:val="none" w:sz="0" w:space="0" w:color="000000"/>
-                <w:left w:val="none" w:sz="0" w:space="0" w:color="000000"/>
-                <w:right w:val="none" w:sz="0" w:space="0" w:color="000000"/>
-              </w:pBdr>
-              <w:spacing w:after="100" w:before="100" w:line="240"/>
-              <w:ind w:left="100" w:right="100" w:firstLine="0" w:firstLineChars="0"/>
-              <w:rPr>
-                <w:rFonts w:ascii="Helvetica" w:hAnsi="Helvetica" w:eastAsia="Helvetica" w:cs="Helvetica"/>
-                <w:i w:val="false"/>
-                <w:b w:val="false"/>
-                <w:u w:val="none"/>
-                <w:sz w:val="22"/>
-                <w:szCs w:val="22"/>
-                <w:color w:val="000000"/>
-              </w:rPr>
-            </w:pPr>
-            <w:r xmlns:w="http://schemas.openxmlformats.org/wordprocessingml/2006/main" xmlns:wp="http://schemas.openxmlformats.org/drawingml/2006/wordprocessingDrawing" xmlns:r="http://schemas.openxmlformats.org/officeDocument/2006/relationships" xmlns:w14="http://schemas.microsoft.com/office/word/2010/wordml">
-              <w:rPr>
-                <w:rFonts w:ascii="Helvetica" w:hAnsi="Helvetica" w:eastAsia="Helvetica" w:cs="Helvetica"/>
-                <w:i w:val="false"/>
-                <w:b w:val="false"/>
-                <w:u w:val="none"/>
-                <w:sz w:val="22"/>
-                <w:szCs w:val="22"/>
-                <w:color w:val="000000"/>
-              </w:rPr>
-              <w:t xml:space="preserve">362.5980</w:t>
-            </w:r>
-          </w:p>
-        </w:tc>
-        <w:tc>
-          <w:tcPr>
-            <w:tcBorders>
-              <w:bottom w:val="single" w:sz="12" w:space="0" w:color="666666"/>
-              <w:top w:val="none" w:sz="0" w:space="0" w:color="000000"/>
-              <w:left w:val="none" w:sz="0" w:space="0" w:color="000000"/>
-              <w:right w:val="none" w:sz="0" w:space="0" w:color="000000"/>
-            </w:tcBorders>
-            <w:shd w:val="clear" w:color="auto" w:fill="FFFFFF"/>
-            <w:tcMar>
-              <w:top w:w="0" w:type="dxa"/>
-              <w:bottom w:w="0" w:type="dxa"/>
-              <w:left w:w="0" w:type="dxa"/>
-              <w:right w:w="0" w:type="dxa"/>
-            </w:tcMar>
-            <w:vAlign w:val="center"/>
-          </w:tcPr>
-          <w:p>
-            <w:pPr>
-              <w:jc w:val="right"/>
-              <w:pBdr>
-                <w:bottom w:val="none" w:sz="0" w:space="0" w:color="000000"/>
-                <w:top w:val="none" w:sz="0" w:space="0" w:color="000000"/>
-                <w:left w:val="none" w:sz="0" w:space="0" w:color="000000"/>
-                <w:right w:val="none" w:sz="0" w:space="0" w:color="000000"/>
-              </w:pBdr>
-              <w:spacing w:after="100" w:before="100" w:line="240"/>
-              <w:ind w:left="100" w:right="100" w:firstLine="0" w:firstLineChars="0"/>
-              <w:rPr>
-                <w:rFonts w:ascii="Helvetica" w:hAnsi="Helvetica" w:eastAsia="Helvetica" w:cs="Helvetica"/>
-                <w:i w:val="false"/>
-                <w:b w:val="false"/>
-                <w:u w:val="none"/>
-                <w:sz w:val="22"/>
-                <w:szCs w:val="22"/>
-                <w:color w:val="000000"/>
-              </w:rPr>
-            </w:pPr>
-            <w:r xmlns:w="http://schemas.openxmlformats.org/wordprocessingml/2006/main" xmlns:wp="http://schemas.openxmlformats.org/drawingml/2006/wordprocessingDrawing" xmlns:r="http://schemas.openxmlformats.org/officeDocument/2006/relationships" xmlns:w14="http://schemas.microsoft.com/office/word/2010/wordml">
-              <w:rPr>
-                <w:rFonts w:ascii="Helvetica" w:hAnsi="Helvetica" w:eastAsia="Helvetica" w:cs="Helvetica"/>
-                <w:i w:val="false"/>
-                <w:b w:val="false"/>
-                <w:u w:val="none"/>
-                <w:sz w:val="22"/>
-                <w:szCs w:val="22"/>
-                <w:color w:val="000000"/>
-              </w:rPr>
-              <w:t xml:space="preserve">373</w:t>
-            </w:r>
-          </w:p>
-        </w:tc>
-        <w:tc>
-          <w:tcPr>
-            <w:tcBorders>
-              <w:bottom w:val="single" w:sz="12" w:space="0" w:color="666666"/>
-              <w:top w:val="none" w:sz="0" w:space="0" w:color="000000"/>
-              <w:left w:val="none" w:sz="0" w:space="0" w:color="000000"/>
-              <w:right w:val="none" w:sz="0" w:space="0" w:color="000000"/>
-            </w:tcBorders>
-            <w:shd w:val="clear" w:color="auto" w:fill="FFFFFF"/>
-            <w:tcMar>
-              <w:top w:w="0" w:type="dxa"/>
-              <w:bottom w:w="0" w:type="dxa"/>
-              <w:left w:w="0" w:type="dxa"/>
-              <w:right w:w="0" w:type="dxa"/>
-            </w:tcMar>
-            <w:vAlign w:val="center"/>
-          </w:tcPr>
-          <w:p>
-            <w:pPr>
-              <w:jc w:val="right"/>
-              <w:pBdr>
-                <w:bottom w:val="none" w:sz="0" w:space="0" w:color="000000"/>
-                <w:top w:val="none" w:sz="0" w:space="0" w:color="000000"/>
-                <w:left w:val="none" w:sz="0" w:space="0" w:color="000000"/>
-                <w:right w:val="none" w:sz="0" w:space="0" w:color="000000"/>
-              </w:pBdr>
-              <w:spacing w:after="100" w:before="100" w:line="240"/>
-              <w:ind w:left="100" w:right="100" w:firstLine="0" w:firstLineChars="0"/>
-              <w:rPr>
-                <w:rFonts w:ascii="Helvetica" w:hAnsi="Helvetica" w:eastAsia="Helvetica" w:cs="Helvetica"/>
-                <w:i w:val="false"/>
-                <w:b w:val="false"/>
-                <w:u w:val="none"/>
-                <w:sz w:val="22"/>
-                <w:szCs w:val="22"/>
-                <w:color w:val="000000"/>
-              </w:rPr>
-            </w:pPr>
-            <w:r xmlns:w="http://schemas.openxmlformats.org/wordprocessingml/2006/main" xmlns:wp="http://schemas.openxmlformats.org/drawingml/2006/wordprocessingDrawing" xmlns:r="http://schemas.openxmlformats.org/officeDocument/2006/relationships" xmlns:w14="http://schemas.microsoft.com/office/word/2010/wordml">
-              <w:rPr>
-                <w:rFonts w:ascii="Helvetica" w:hAnsi="Helvetica" w:eastAsia="Helvetica" w:cs="Helvetica"/>
-                <w:i w:val="false"/>
-                <w:b w:val="false"/>
-                <w:u w:val="none"/>
-                <w:sz w:val="22"/>
-                <w:szCs w:val="22"/>
-                <w:color w:val="000000"/>
-              </w:rPr>
-              <w:t xml:space="preserve">52.33901</w:t>
-            </w:r>
-          </w:p>
-        </w:tc>
-        <w:tc>
-          <w:tcPr>
-            <w:tcBorders>
-              <w:bottom w:val="single" w:sz="12" w:space="0" w:color="666666"/>
-              <w:top w:val="none" w:sz="0" w:space="0" w:color="000000"/>
-              <w:left w:val="none" w:sz="0" w:space="0" w:color="000000"/>
-              <w:right w:val="none" w:sz="0" w:space="0" w:color="000000"/>
-            </w:tcBorders>
-            <w:shd w:val="clear" w:color="auto" w:fill="FFFFFF"/>
-            <w:tcMar>
-              <w:top w:w="0" w:type="dxa"/>
-              <w:bottom w:w="0" w:type="dxa"/>
-              <w:left w:w="0" w:type="dxa"/>
-              <w:right w:w="0" w:type="dxa"/>
-            </w:tcMar>
-            <w:vAlign w:val="center"/>
-          </w:tcPr>
-          <w:p>
-            <w:pPr>
-              <w:jc w:val="right"/>
-              <w:pBdr>
-                <w:bottom w:val="none" w:sz="0" w:space="0" w:color="000000"/>
-                <w:top w:val="none" w:sz="0" w:space="0" w:color="000000"/>
-                <w:left w:val="none" w:sz="0" w:space="0" w:color="000000"/>
-                <w:right w:val="none" w:sz="0" w:space="0" w:color="000000"/>
-              </w:pBdr>
-              <w:spacing w:after="100" w:before="100" w:line="240"/>
-              <w:ind w:left="100" w:right="100" w:firstLine="0" w:firstLineChars="0"/>
-              <w:rPr>
-                <w:rFonts w:ascii="Helvetica" w:hAnsi="Helvetica" w:eastAsia="Helvetica" w:cs="Helvetica"/>
-                <w:i w:val="false"/>
-                <w:b w:val="false"/>
-                <w:u w:val="none"/>
-                <w:sz w:val="22"/>
-                <w:szCs w:val="22"/>
-                <w:color w:val="000000"/>
-              </w:rPr>
-            </w:pPr>
-            <w:r xmlns:w="http://schemas.openxmlformats.org/wordprocessingml/2006/main" xmlns:wp="http://schemas.openxmlformats.org/drawingml/2006/wordprocessingDrawing" xmlns:r="http://schemas.openxmlformats.org/officeDocument/2006/relationships" xmlns:w14="http://schemas.microsoft.com/office/word/2010/wordml">
-              <w:rPr>
-                <w:rFonts w:ascii="Helvetica" w:hAnsi="Helvetica" w:eastAsia="Helvetica" w:cs="Helvetica"/>
-                <w:i w:val="false"/>
-                <w:b w:val="false"/>
-                <w:u w:val="none"/>
-                <w:sz w:val="22"/>
-                <w:szCs w:val="22"/>
-                <w:color w:val="000000"/>
-              </w:rPr>
-              <w:t xml:space="preserve">61</w:t>
-            </w:r>
-          </w:p>
-        </w:tc>
-        <w:tc>
-          <w:tcPr>
-            <w:tcBorders>
-              <w:bottom w:val="single" w:sz="12" w:space="0" w:color="666666"/>
-              <w:top w:val="none" w:sz="0" w:space="0" w:color="000000"/>
-              <w:left w:val="none" w:sz="0" w:space="0" w:color="000000"/>
-              <w:right w:val="none" w:sz="0" w:space="0" w:color="000000"/>
-            </w:tcBorders>
-            <w:shd w:val="clear" w:color="auto" w:fill="FFFFFF"/>
-            <w:tcMar>
-              <w:top w:w="0" w:type="dxa"/>
-              <w:bottom w:w="0" w:type="dxa"/>
-              <w:left w:w="0" w:type="dxa"/>
-              <w:right w:w="0" w:type="dxa"/>
-            </w:tcMar>
-            <w:vAlign w:val="center"/>
-          </w:tcPr>
-          <w:p>
-            <w:pPr>
-              <w:jc w:val="right"/>
-              <w:pBdr>
-                <w:bottom w:val="none" w:sz="0" w:space="0" w:color="000000"/>
-                <w:top w:val="none" w:sz="0" w:space="0" w:color="000000"/>
-                <w:left w:val="none" w:sz="0" w:space="0" w:color="000000"/>
-                <w:right w:val="none" w:sz="0" w:space="0" w:color="000000"/>
-              </w:pBdr>
-              <w:spacing w:after="100" w:before="100" w:line="240"/>
-              <w:ind w:left="100" w:right="100" w:firstLine="0" w:firstLineChars="0"/>
-              <w:rPr>
-                <w:rFonts w:ascii="Helvetica" w:hAnsi="Helvetica" w:eastAsia="Helvetica" w:cs="Helvetica"/>
-                <w:i w:val="false"/>
-                <w:b w:val="false"/>
-                <w:u w:val="none"/>
-                <w:sz w:val="22"/>
-                <w:szCs w:val="22"/>
-                <w:color w:val="000000"/>
-              </w:rPr>
-            </w:pPr>
-            <w:r xmlns:w="http://schemas.openxmlformats.org/wordprocessingml/2006/main" xmlns:wp="http://schemas.openxmlformats.org/drawingml/2006/wordprocessingDrawing" xmlns:r="http://schemas.openxmlformats.org/officeDocument/2006/relationships" xmlns:w14="http://schemas.microsoft.com/office/word/2010/wordml">
-              <w:rPr>
-                <w:rFonts w:ascii="Helvetica" w:hAnsi="Helvetica" w:eastAsia="Helvetica" w:cs="Helvetica"/>
-                <w:i w:val="false"/>
-                <w:b w:val="false"/>
-                <w:u w:val="none"/>
-                <w:sz w:val="22"/>
-                <w:szCs w:val="22"/>
-                <w:color w:val="000000"/>
-              </w:rPr>
-              <w:t xml:space="preserve">-1.0909961</w:t>
-            </w:r>
-          </w:p>
-        </w:tc>
-      </w:tr>
-    </w:tbl>
+        <w:t xml:space="preserve">When a distribution is symmetric, the mean and median are similar. When</w:t>
+      </w:r>
+      <w:r>
+        <w:t xml:space="preserve"> </w:t>
+      </w:r>
+      <w:r>
+        <w:t xml:space="preserve">it’s skewed or has outliers, they can differ significantly.</w:t>
+      </w:r>
+    </w:p>
+    <w:p>
+      <w:pPr>
+        <w:pStyle w:val="SourceCode"/>
+      </w:pPr>
+      <w:r>
+        <w:rPr>
+          <w:rStyle w:val="VerbatimChar"/>
+        </w:rPr>
+        <w:t xml:space="preserve"># A tibble: 2 × 6</w:t>
+      </w:r>
+      <w:r>
+        <w:br/>
+      </w:r>
+      <w:r>
+        <w:rPr>
+          <w:rStyle w:val="VerbatimChar"/>
+        </w:rPr>
+        <w:t xml:space="preserve">  lake   mean median    sd   iqr skewness</w:t>
+      </w:r>
+      <w:r>
+        <w:br/>
+      </w:r>
+      <w:r>
+        <w:rPr>
+          <w:rStyle w:val="VerbatimChar"/>
+        </w:rPr>
+        <w:t xml:space="preserve">  &lt;chr&gt; &lt;dbl&gt;  &lt;dbl&gt; &lt;dbl&gt; &lt;dbl&gt;    &lt;dbl&gt;</w:t>
+      </w:r>
+      <w:r>
+        <w:br/>
+      </w:r>
+      <w:r>
+        <w:rPr>
+          <w:rStyle w:val="VerbatimChar"/>
+        </w:rPr>
+        <w:t xml:space="preserve">1 I3     266.    266  28.3    24   -0.883</w:t>
+      </w:r>
+      <w:r>
+        <w:br/>
+      </w:r>
+      <w:r>
+        <w:rPr>
+          <w:rStyle w:val="VerbatimChar"/>
+        </w:rPr>
+        <w:t xml:space="preserve">2 I8     363.    373  52.3    61   -1.09 </w:t>
+      </w:r>
+    </w:p>
     <w:bookmarkEnd w:id="92"/>
     <w:bookmarkStart w:id="96" w:name="lecture-3-density-plot---mean-vs.-median"/>
     <w:p>
@@ -6725,7 +5100,13 @@
         <w:pStyle w:val="BodyText"/>
       </w:pPr>
       <w:r>
-        <w:t xml:space="preserve">When a distribution is symmetric, the mean and median are similar. When it’s skewed or has outliers, they can differ significantly.</w:t>
+        <w:t xml:space="preserve">When a distribution is symmetric, the mean and median are similar. When</w:t>
+      </w:r>
+      <w:r>
+        <w:t xml:space="preserve"> </w:t>
+      </w:r>
+      <w:r>
+        <w:t xml:space="preserve">it’s skewed or has outliers, they can differ significantly.</w:t>
       </w:r>
     </w:p>
     <w:p>
@@ -6735,7 +5116,7 @@
       <w:r>
         <w:drawing>
           <wp:inline>
-            <wp:extent cx="6578600" cy="5482166"/>
+            <wp:extent cx="5486400" cy="4572000"/>
             <wp:effectExtent b="0" l="0" r="0" t="0"/>
             <wp:docPr descr="" title="" id="94" name="Picture"/>
             <a:graphic>
@@ -6756,7 +5137,7 @@
                   <pic:spPr bwMode="auto">
                     <a:xfrm>
                       <a:off x="0" y="0"/>
-                      <a:ext cx="6578600" cy="5482166"/>
+                      <a:ext cx="5486400" cy="4572000"/>
                     </a:xfrm>
                     <a:prstGeom prst="rect">
                       <a:avLst/>
@@ -6828,7 +5209,13 @@
         <w:pStyle w:val="BodyText"/>
       </w:pPr>
       <w:r>
-        <w:t xml:space="preserve">When the data is approximately normal, the IQR ≈ 1.35 × standard deviation.</w:t>
+        <w:t xml:space="preserve">When the data is approximately normal, the IQR ≈ 1.35 × standard</w:t>
+      </w:r>
+      <w:r>
+        <w:t xml:space="preserve"> </w:t>
+      </w:r>
+      <w:r>
+        <w:t xml:space="preserve">deviation.</w:t>
       </w:r>
     </w:p>
     <w:tbl xmlns:w="http://schemas.openxmlformats.org/wordprocessingml/2006/main" xmlns:r="http://schemas.openxmlformats.org/officeDocument/2006/relationships" xmlns:w14="http://schemas.microsoft.com/office/word/2010/wordml" xmlns:wp="http://schemas.openxmlformats.org/drawingml/2006/wordprocessingDrawing" xmlns:a="http://schemas.openxmlformats.org/drawingml/2006/main" xmlns:pic="http://schemas.openxmlformats.org/drawingml/2006/picture">
@@ -8224,7 +6611,13 @@
         <w:pStyle w:val="FirstParagraph"/>
       </w:pPr>
       <w:r>
-        <w:t xml:space="preserve">Let’s examine how missing values affect our descriptive statistics by looking at the mass variable, which has some missing data.</w:t>
+        <w:t xml:space="preserve">Let’s examine how missing values affect our descriptive statistics by</w:t>
+      </w:r>
+      <w:r>
+        <w:t xml:space="preserve"> </w:t>
+      </w:r>
+      <w:r>
+        <w:t xml:space="preserve">looking at the mass variable, which has some missing data.</w:t>
       </w:r>
     </w:p>
     <w:p>
@@ -9087,29 +7480,41 @@
       <w:pPr>
         <w:numPr>
           <w:ilvl w:val="0"/>
-          <w:numId w:val="1026"/>
+          <w:numId w:val="1030"/>
         </w:numPr>
       </w:pPr>
       <w:r>
-        <w:t xml:space="preserve">Always check for missing values in your data before calculating statistics.</w:t>
+        <w:t xml:space="preserve">Always check for missing values in your data before calculating</w:t>
+      </w:r>
+      <w:r>
+        <w:t xml:space="preserve"> </w:t>
+      </w:r>
+      <w:r>
+        <w:t xml:space="preserve">statistics.</w:t>
       </w:r>
     </w:p>
     <w:p>
       <w:pPr>
         <w:numPr>
           <w:ilvl w:val="0"/>
-          <w:numId w:val="1026"/>
+          <w:numId w:val="1030"/>
         </w:numPr>
       </w:pPr>
       <w:r>
-        <w:t xml:space="preserve">Use na.rm = TRUE when calculating summary statistics to handle missing values.</w:t>
+        <w:t xml:space="preserve">Use na.rm = TRUE when calculating summary statistics to handle</w:t>
+      </w:r>
+      <w:r>
+        <w:t xml:space="preserve"> </w:t>
+      </w:r>
+      <w:r>
+        <w:t xml:space="preserve">missing values.</w:t>
       </w:r>
     </w:p>
     <w:p>
       <w:pPr>
         <w:numPr>
           <w:ilvl w:val="0"/>
-          <w:numId w:val="1026"/>
+          <w:numId w:val="1030"/>
         </w:numPr>
       </w:pPr>
       <w:r>
@@ -9120,11 +7525,17 @@
       <w:pPr>
         <w:numPr>
           <w:ilvl w:val="0"/>
-          <w:numId w:val="1026"/>
+          <w:numId w:val="1030"/>
         </w:numPr>
       </w:pPr>
       <w:r>
-        <w:t xml:space="preserve">Consider whether the missing values are random or might introduce bias.</w:t>
+        <w:t xml:space="preserve">Consider whether the missing values are random or might introduce</w:t>
+      </w:r>
+      <w:r>
+        <w:t xml:space="preserve"> </w:t>
+      </w:r>
+      <w:r>
+        <w:t xml:space="preserve">bias.</w:t>
       </w:r>
     </w:p>
     <w:bookmarkEnd w:id="100"/>
@@ -9146,7 +7557,13 @@
         <w:pStyle w:val="FirstParagraph"/>
       </w:pPr>
       <w:r>
-        <w:t xml:space="preserve">Now that we have estimates of the sample we need to relate that to the population</w:t>
+        <w:t xml:space="preserve">Now that we have estimates of the sample we need to relate that to the</w:t>
+      </w:r>
+      <w:r>
+        <w:t xml:space="preserve"> </w:t>
+      </w:r>
+      <w:r>
+        <w:t xml:space="preserve">population</w:t>
       </w:r>
     </w:p>
     <w:p>
@@ -9154,7 +7571,13 @@
         <w:pStyle w:val="BodyText"/>
       </w:pPr>
       <w:r>
-        <w:t xml:space="preserve">In reality, we rarely know the true population parameters. When studying fish in lakes I3 and I8:</w:t>
+        <w:t xml:space="preserve">In reality, we rarely know the true population parameters. When studying</w:t>
+      </w:r>
+      <w:r>
+        <w:t xml:space="preserve"> </w:t>
+      </w:r>
+      <w:r>
+        <w:t xml:space="preserve">fish in lakes I3 and I8:</w:t>
       </w:r>
     </w:p>
     <w:p>
@@ -9162,7 +7585,7 @@
         <w:pStyle w:val="Compact"/>
         <w:numPr>
           <w:ilvl w:val="0"/>
-          <w:numId w:val="1027"/>
+          <w:numId w:val="1031"/>
         </w:numPr>
       </w:pPr>
       <w:r>
@@ -9190,7 +7613,7 @@
         <w:pStyle w:val="Compact"/>
         <w:numPr>
           <w:ilvl w:val="0"/>
-          <w:numId w:val="1027"/>
+          <w:numId w:val="1031"/>
         </w:numPr>
       </w:pPr>
       <w:r>
@@ -9202,7 +7625,7 @@
         <w:pStyle w:val="Compact"/>
         <w:numPr>
           <w:ilvl w:val="0"/>
-          <w:numId w:val="1027"/>
+          <w:numId w:val="1031"/>
         </w:numPr>
       </w:pPr>
       <w:r>
@@ -9230,7 +7653,7 @@
         <w:pStyle w:val="Compact"/>
         <w:numPr>
           <w:ilvl w:val="0"/>
-          <w:numId w:val="1027"/>
+          <w:numId w:val="1031"/>
         </w:numPr>
       </w:pPr>
       <w:r>
@@ -9242,7 +7665,7 @@
         <w:pStyle w:val="Compact"/>
         <w:numPr>
           <w:ilvl w:val="0"/>
-          <w:numId w:val="1027"/>
+          <w:numId w:val="1031"/>
         </w:numPr>
       </w:pPr>
       <w:r>
@@ -9254,7 +7677,13 @@
         <w:pStyle w:val="FirstParagraph"/>
       </w:pPr>
       <w:r>
-        <w:t xml:space="preserve">Let’s demonstrate how different samples from the same population can give different estimates.</w:t>
+        <w:t xml:space="preserve">Let’s demonstrate how different samples from the same population can</w:t>
+      </w:r>
+      <w:r>
+        <w:t xml:space="preserve"> </w:t>
+      </w:r>
+      <w:r>
+        <w:t xml:space="preserve">give different estimates.</w:t>
       </w:r>
     </w:p>
     <w:p>
@@ -9262,7 +7691,13 @@
         <w:pStyle w:val="BodyText"/>
       </w:pPr>
       <w:r>
-        <w:t xml:space="preserve">If we could sample all fish in the lake, we would know the true mean length. But that’s usually impossible in ecology!</w:t>
+        <w:t xml:space="preserve">If we could sample all fish in the lake, we would know the true mean</w:t>
+      </w:r>
+      <w:r>
+        <w:t xml:space="preserve"> </w:t>
+      </w:r>
+      <w:r>
+        <w:t xml:space="preserve">length. But that’s usually impossible in ecology!</w:t>
       </w:r>
     </w:p>
     <w:bookmarkEnd w:id="101"/>
@@ -9284,7 +7719,13 @@
         <w:pStyle w:val="FirstParagraph"/>
       </w:pPr>
       <w:r>
-        <w:t xml:space="preserve">Let’s take several random samples from Lake I3 and see how the sample means vary:</w:t>
+        <w:t xml:space="preserve">Let’s take several random samples from Lake I3 and see how the sample</w:t>
+      </w:r>
+      <w:r>
+        <w:t xml:space="preserve"> </w:t>
+      </w:r>
+      <w:r>
+        <w:t xml:space="preserve">means vary:</w:t>
       </w:r>
     </w:p>
     <w:p>
@@ -10548,7 +8989,7 @@
       <w:r>
         <w:drawing>
           <wp:inline>
-            <wp:extent cx="6578600" cy="4186381"/>
+            <wp:extent cx="2743200" cy="2743200"/>
             <wp:effectExtent b="0" l="0" r="0" t="0"/>
             <wp:docPr descr="" title="" id="104" name="Picture"/>
             <a:graphic>
@@ -10569,7 +9010,7 @@
                   <pic:spPr bwMode="auto">
                     <a:xfrm>
                       <a:off x="0" y="0"/>
-                      <a:ext cx="6578600" cy="4186381"/>
+                      <a:ext cx="2743200" cy="2743200"/>
                     </a:xfrm>
                     <a:prstGeom prst="rect">
                       <a:avLst/>
@@ -10593,7 +9034,13 @@
         <w:pStyle w:val="BodyText"/>
       </w:pPr>
       <w:r>
-        <w:t xml:space="preserve">Notice how each sample’s mean differs from the overall mean. This demonstrates sampling variation.</w:t>
+        <w:t xml:space="preserve">Notice how each sample’s mean differs from the overall mean. This</w:t>
+      </w:r>
+      <w:r>
+        <w:t xml:space="preserve"> </w:t>
+      </w:r>
+      <w:r>
+        <w:t xml:space="preserve">demonstrates sampling variation.</w:t>
       </w:r>
     </w:p>
     <w:bookmarkEnd w:id="106"/>
@@ -10631,7 +9078,13 @@
         <w:t xml:space="preserve"> </w:t>
       </w:r>
       <w:r>
-        <w:t xml:space="preserve">measures the precision of a sample mean as an estimate of the population mean.</w:t>
+        <w:t xml:space="preserve">measures the precision of a</w:t>
+      </w:r>
+      <w:r>
+        <w:t xml:space="preserve"> </w:t>
+      </w:r>
+      <w:r>
+        <w:t xml:space="preserve">sample mean as an estimate of the population mean.</w:t>
       </w:r>
     </w:p>
     <w:p>
@@ -10711,7 +9164,19 @@
         <w:pStyle w:val="BodyText"/>
       </w:pPr>
       <w:r>
-        <w:t xml:space="preserve">The standard error tells us: - How much uncertainty is in our estimate - How much sample means are expected to vary - How close our sample mean is likely to be to the true population mean</w:t>
+        <w:t xml:space="preserve">The standard error tells us: - How much uncertainty is in our estimate -</w:t>
+      </w:r>
+      <w:r>
+        <w:t xml:space="preserve"> </w:t>
+      </w:r>
+      <w:r>
+        <w:t xml:space="preserve">How much sample means are expected to vary - How close our sample mean</w:t>
+      </w:r>
+      <w:r>
+        <w:t xml:space="preserve"> </w:t>
+      </w:r>
+      <w:r>
+        <w:t xml:space="preserve">is likely to be to the true population mean</w:t>
       </w:r>
     </w:p>
     <w:p>
@@ -10729,7 +9194,25 @@
         <w:t xml:space="preserve"> </w:t>
       </w:r>
       <w:r>
-        <w:t xml:space="preserve">- Standard deviation (s) describes the variability in the individual data points - Standard error (SE) describes the variability in the sample mean itself - As sample size increases, SE decreases (more precise estimate)</w:t>
+        <w:t xml:space="preserve">- Standard deviation (s) describes the variability in the</w:t>
+      </w:r>
+      <w:r>
+        <w:t xml:space="preserve"> </w:t>
+      </w:r>
+      <w:r>
+        <w:t xml:space="preserve">individual data points - Standard error (SE) describes the variability</w:t>
+      </w:r>
+      <w:r>
+        <w:t xml:space="preserve"> </w:t>
+      </w:r>
+      <w:r>
+        <w:t xml:space="preserve">in the sample mean itself - As sample size increases, SE decreases (more</w:t>
+      </w:r>
+      <w:r>
+        <w:t xml:space="preserve"> </w:t>
+      </w:r>
+      <w:r>
+        <w:t xml:space="preserve">precise estimate)</w:t>
       </w:r>
     </w:p>
     <w:bookmarkEnd w:id="107"/>
@@ -11082,7 +9565,7 @@
       <w:r>
         <w:drawing>
           <wp:inline>
-            <wp:extent cx="6578600" cy="5482166"/>
+            <wp:extent cx="5486400" cy="4572000"/>
             <wp:effectExtent b="0" l="0" r="0" t="0"/>
             <wp:docPr descr="" title="" id="110" name="Picture"/>
             <a:graphic>
@@ -11103,7 +9586,7 @@
                   <pic:spPr bwMode="auto">
                     <a:xfrm>
                       <a:off x="0" y="0"/>
-                      <a:ext cx="6578600" cy="5482166"/>
+                      <a:ext cx="5486400" cy="4572000"/>
                     </a:xfrm>
                     <a:prstGeom prst="rect">
                       <a:avLst/>
@@ -11157,7 +9640,19 @@
         <w:t xml:space="preserve"> </w:t>
       </w:r>
       <w:r>
-        <w:t xml:space="preserve">is the theoretical distribution of all possible sample means of a given sample size from a population.</w:t>
+        <w:t xml:space="preserve">is the theoretical</w:t>
+      </w:r>
+      <w:r>
+        <w:t xml:space="preserve"> </w:t>
+      </w:r>
+      <w:r>
+        <w:t xml:space="preserve">distribution of all possible sample means of a given sample size from a</w:t>
+      </w:r>
+      <w:r>
+        <w:t xml:space="preserve"> </w:t>
+      </w:r>
+      <w:r>
+        <w:t xml:space="preserve">population.</w:t>
       </w:r>
     </w:p>
     <w:p>
@@ -11165,20 +9660,98 @@
         <w:pStyle w:val="BodyText"/>
       </w:pPr>
       <w:r>
-        <w:t xml:space="preserve">Important properties: 1. It is centered at the population mean (μ) 2. Its standard deviation is the standard error (σ/√n) 3. For large sample sizes, it approaches a normal distribution (Central Limit Theorem)</w:t>
-      </w:r>
-    </w:p>
-    <w:p>
-      <w:pPr>
-        <w:pStyle w:val="BodyText"/>
-      </w:pPr>
-      <w:r>
-        <w:t xml:space="preserve">The larger the sample size: - The narrower the sampling distribution - The smaller the standard error - The more precise our estimate of the population mean</w:t>
-      </w:r>
-    </w:p>
-    <w:p>
-      <w:pPr>
-        <w:pStyle w:val="BodyText"/>
+        <w:t xml:space="preserve">Important properties:</w:t>
+      </w:r>
+    </w:p>
+    <w:p>
+      <w:pPr>
+        <w:pStyle w:val="Compact"/>
+        <w:numPr>
+          <w:ilvl w:val="0"/>
+          <w:numId w:val="1032"/>
+        </w:numPr>
+      </w:pPr>
+      <w:r>
+        <w:t xml:space="preserve">It is centered at the population mean (μ)</w:t>
+      </w:r>
+    </w:p>
+    <w:p>
+      <w:pPr>
+        <w:pStyle w:val="Compact"/>
+        <w:numPr>
+          <w:ilvl w:val="0"/>
+          <w:numId w:val="1032"/>
+        </w:numPr>
+      </w:pPr>
+      <w:r>
+        <w:t xml:space="preserve">Its standard deviation is the standard error (σ/√n)</w:t>
+      </w:r>
+    </w:p>
+    <w:p>
+      <w:pPr>
+        <w:pStyle w:val="Compact"/>
+        <w:numPr>
+          <w:ilvl w:val="0"/>
+          <w:numId w:val="1032"/>
+        </w:numPr>
+      </w:pPr>
+      <w:r>
+        <w:t xml:space="preserve">For large sample sizes, it approaches a normal distribution (Central</w:t>
+      </w:r>
+      <w:r>
+        <w:t xml:space="preserve"> </w:t>
+      </w:r>
+      <w:r>
+        <w:t xml:space="preserve">Limit Theorem)</w:t>
+      </w:r>
+    </w:p>
+    <w:p>
+      <w:pPr>
+        <w:pStyle w:val="FirstParagraph"/>
+      </w:pPr>
+      <w:r>
+        <w:t xml:space="preserve">The larger the sample size:</w:t>
+      </w:r>
+    </w:p>
+    <w:p>
+      <w:pPr>
+        <w:pStyle w:val="Compact"/>
+        <w:numPr>
+          <w:ilvl w:val="0"/>
+          <w:numId w:val="1033"/>
+        </w:numPr>
+      </w:pPr>
+      <w:r>
+        <w:t xml:space="preserve">- The narrower the sampling distribution</w:t>
+      </w:r>
+    </w:p>
+    <w:p>
+      <w:pPr>
+        <w:pStyle w:val="Compact"/>
+        <w:numPr>
+          <w:ilvl w:val="0"/>
+          <w:numId w:val="1033"/>
+        </w:numPr>
+      </w:pPr>
+      <w:r>
+        <w:t xml:space="preserve">- The smaller the standard error</w:t>
+      </w:r>
+    </w:p>
+    <w:p>
+      <w:pPr>
+        <w:pStyle w:val="Compact"/>
+        <w:numPr>
+          <w:ilvl w:val="0"/>
+          <w:numId w:val="1033"/>
+        </w:numPr>
+      </w:pPr>
+      <w:r>
+        <w:t xml:space="preserve">- The more precise our estimate of the population mean</w:t>
+      </w:r>
+    </w:p>
+    <w:p>
+      <w:pPr>
+        <w:pStyle w:val="FirstParagraph"/>
       </w:pPr>
       <w:r>
         <w:t xml:space="preserve">Let’s simulate the sampling distribution for Lake I3 fish data.</w:t>
@@ -11203,7 +9776,13 @@
         <w:pStyle w:val="FirstParagraph"/>
       </w:pPr>
       <w:r>
-        <w:t xml:space="preserve">Let’s simulate taking many samples from Lake I3 to visualize the sampling distribution:</w:t>
+        <w:t xml:space="preserve">Let’s simulate taking many samples from Lake I3 to visualize the</w:t>
+      </w:r>
+      <w:r>
+        <w:t xml:space="preserve"> </w:t>
+      </w:r>
+      <w:r>
+        <w:t xml:space="preserve">sampling distribution:</w:t>
       </w:r>
     </w:p>
     <w:p>
@@ -11863,7 +10442,7 @@
         <w:rPr>
           <w:rStyle w:val="AttributeTok"/>
         </w:rPr>
-        <w:t xml:space="preserve">size =</w:t>
+        <w:t xml:space="preserve">linewidth =</w:t>
       </w:r>
       <w:r>
         <w:rPr>
@@ -12272,7 +10851,7 @@
       <w:r>
         <w:drawing>
           <wp:inline>
-            <wp:extent cx="6578600" cy="4699000"/>
+            <wp:extent cx="6400800" cy="4572000"/>
             <wp:effectExtent b="0" l="0" r="0" t="0"/>
             <wp:docPr descr="" title="" id="116" name="Picture"/>
             <a:graphic>
@@ -12293,7 +10872,7 @@
                   <pic:spPr bwMode="auto">
                     <a:xfrm>
                       <a:off x="0" y="0"/>
-                      <a:ext cx="6578600" cy="4699000"/>
+                      <a:ext cx="6400800" cy="4572000"/>
                     </a:xfrm>
                     <a:prstGeom prst="rect">
                       <a:avLst/>
@@ -12324,7 +10903,7 @@
       <w:pPr>
         <w:numPr>
           <w:ilvl w:val="0"/>
-          <w:numId w:val="1028"/>
+          <w:numId w:val="1034"/>
         </w:numPr>
       </w:pPr>
       <w:r>
@@ -12335,7 +10914,7 @@
       <w:pPr>
         <w:numPr>
           <w:ilvl w:val="0"/>
-          <w:numId w:val="1028"/>
+          <w:numId w:val="1034"/>
         </w:numPr>
       </w:pPr>
       <w:r>
@@ -12346,7 +10925,7 @@
       <w:pPr>
         <w:numPr>
           <w:ilvl w:val="0"/>
-          <w:numId w:val="1028"/>
+          <w:numId w:val="1034"/>
         </w:numPr>
       </w:pPr>
       <w:r>
@@ -13008,7 +11587,7 @@
       <w:r>
         <w:drawing>
           <wp:inline>
-            <wp:extent cx="6578600" cy="4699000"/>
+            <wp:extent cx="6400800" cy="4572000"/>
             <wp:effectExtent b="0" l="0" r="0" t="0"/>
             <wp:docPr descr="" title="" id="121" name="Picture"/>
             <a:graphic>
@@ -13029,7 +11608,7 @@
                   <pic:spPr bwMode="auto">
                     <a:xfrm>
                       <a:off x="0" y="0"/>
-                      <a:ext cx="6578600" cy="4699000"/>
+                      <a:ext cx="6400800" cy="4572000"/>
                     </a:xfrm>
                     <a:prstGeom prst="rect">
                       <a:avLst/>
@@ -13083,7 +11662,13 @@
         <w:t xml:space="preserve"> </w:t>
       </w:r>
       <w:r>
-        <w:t xml:space="preserve">is a range of values that is likely to contain the true population parameter.</w:t>
+        <w:t xml:space="preserve">is a range of values that is likely to contain</w:t>
+      </w:r>
+      <w:r>
+        <w:t xml:space="preserve"> </w:t>
+      </w:r>
+      <w:r>
+        <w:t xml:space="preserve">the true population parameter.</w:t>
       </w:r>
     </w:p>
     <w:p>
@@ -13165,7 +11750,25 @@
         <w:t xml:space="preserve"> </w:t>
       </w:r>
       <w:r>
-        <w:t xml:space="preserve">means: - The interval extends 2 standard errors below and above the sample mean - About 95% of such intervals constructed from different samples would contain the true population mean</w:t>
+        <w:t xml:space="preserve">means: - The interval extends 2 standard</w:t>
+      </w:r>
+      <w:r>
+        <w:t xml:space="preserve"> </w:t>
+      </w:r>
+      <w:r>
+        <w:t xml:space="preserve">errors below and above the sample mean - About 95% of such intervals</w:t>
+      </w:r>
+      <w:r>
+        <w:t xml:space="preserve"> </w:t>
+      </w:r>
+      <w:r>
+        <w:t xml:space="preserve">constructed from different samples would contain the true population</w:t>
+      </w:r>
+      <w:r>
+        <w:t xml:space="preserve"> </w:t>
+      </w:r>
+      <w:r>
+        <w:t xml:space="preserve">mean</w:t>
       </w:r>
     </w:p>
     <w:p>
@@ -13173,7 +11776,13 @@
         <w:pStyle w:val="BodyText"/>
       </w:pPr>
       <w:r>
-        <w:t xml:space="preserve">Confidence intervals provide a way to express the precision of our estimates.</w:t>
+        <w:t xml:space="preserve">Confidence intervals provide a way to express the precision of our</w:t>
+      </w:r>
+      <w:r>
+        <w:t xml:space="preserve"> </w:t>
+      </w:r>
+      <w:r>
+        <w:t xml:space="preserve">estimates.</w:t>
       </w:r>
     </w:p>
     <w:bookmarkEnd w:id="124"/>
@@ -13195,7 +11804,13 @@
         <w:pStyle w:val="FirstParagraph"/>
       </w:pPr>
       <w:r>
-        <w:t xml:space="preserve">Let’s calculate and visualize the 95% confidence intervals for the mean fish length in each lake:</w:t>
+        <w:t xml:space="preserve">Let’s calculate and visualize the 95% confidence intervals for the mean</w:t>
+      </w:r>
+      <w:r>
+        <w:t xml:space="preserve"> </w:t>
+      </w:r>
+      <w:r>
+        <w:t xml:space="preserve">fish length in each lake:</w:t>
       </w:r>
     </w:p>
     <w:p>
@@ -14062,7 +12677,7 @@
       <w:r>
         <w:drawing>
           <wp:inline>
-            <wp:extent cx="6578600" cy="5482166"/>
+            <wp:extent cx="5486400" cy="4572000"/>
             <wp:effectExtent b="0" l="0" r="0" t="0"/>
             <wp:docPr descr="" title="" id="127" name="Picture"/>
             <a:graphic>
@@ -14083,7 +12698,7 @@
                   <pic:spPr bwMode="auto">
                     <a:xfrm>
                       <a:off x="0" y="0"/>
-                      <a:ext cx="6578600" cy="5482166"/>
+                      <a:ext cx="5486400" cy="4572000"/>
                     </a:xfrm>
                     <a:prstGeom prst="rect">
                       <a:avLst/>
@@ -15517,7 +14132,7 @@
       <w:r>
         <w:drawing>
           <wp:inline>
-            <wp:extent cx="6578600" cy="4699000"/>
+            <wp:extent cx="6400800" cy="4572000"/>
             <wp:effectExtent b="0" l="0" r="0" t="0"/>
             <wp:docPr descr="" title="" id="132" name="Picture"/>
             <a:graphic>
@@ -15538,7 +14153,7 @@
                   <pic:spPr bwMode="auto">
                     <a:xfrm>
                       <a:off x="0" y="0"/>
-                      <a:ext cx="6578600" cy="4699000"/>
+                      <a:ext cx="6400800" cy="4572000"/>
                     </a:xfrm>
                     <a:prstGeom prst="rect">
                       <a:avLst/>
@@ -15576,7 +14191,7 @@
         <w:pStyle w:val="Compact"/>
         <w:numPr>
           <w:ilvl w:val="0"/>
-          <w:numId w:val="1029"/>
+          <w:numId w:val="1035"/>
         </w:numPr>
       </w:pPr>
       <w:r>
@@ -15596,7 +14211,13 @@
         <w:t xml:space="preserve"> </w:t>
       </w:r>
       <w:r>
-        <w:t xml:space="preserve">measures the precision of a sample statistic as an estimate of a population parameter</w:t>
+        <w:t xml:space="preserve">measures the precision of a sample statistic</w:t>
+      </w:r>
+      <w:r>
+        <w:t xml:space="preserve"> </w:t>
+      </w:r>
+      <w:r>
+        <w:t xml:space="preserve">as an estimate of a population parameter</w:t>
       </w:r>
     </w:p>
     <w:p>
@@ -15604,7 +14225,7 @@
         <w:pStyle w:val="Compact"/>
         <w:numPr>
           <w:ilvl w:val="0"/>
-          <w:numId w:val="1029"/>
+          <w:numId w:val="1035"/>
         </w:numPr>
       </w:pPr>
       <w:r>
@@ -15672,7 +14293,7 @@
         <w:pStyle w:val="Compact"/>
         <w:numPr>
           <w:ilvl w:val="0"/>
-          <w:numId w:val="1029"/>
+          <w:numId w:val="1035"/>
         </w:numPr>
       </w:pPr>
       <w:r>
@@ -15692,7 +14313,13 @@
         <w:t xml:space="preserve"> </w:t>
       </w:r>
       <w:r>
-        <w:t xml:space="preserve">shows the variation in sample statistics that would be expected due to random sampling</w:t>
+        <w:t xml:space="preserve">shows the variation in sample</w:t>
+      </w:r>
+      <w:r>
+        <w:t xml:space="preserve"> </w:t>
+      </w:r>
+      <w:r>
+        <w:t xml:space="preserve">statistics that would be expected due to random sampling</w:t>
       </w:r>
     </w:p>
     <w:p>
@@ -15700,7 +14327,7 @@
         <w:pStyle w:val="Compact"/>
         <w:numPr>
           <w:ilvl w:val="0"/>
-          <w:numId w:val="1029"/>
+          <w:numId w:val="1035"/>
         </w:numPr>
       </w:pPr>
       <w:r>
@@ -15714,7 +14341,13 @@
         <w:t xml:space="preserve"> </w:t>
       </w:r>
       <w:r>
-        <w:t xml:space="preserve">provide a range of plausible values for the population parameter</w:t>
+        <w:t xml:space="preserve">provide a range of plausible values for the</w:t>
+      </w:r>
+      <w:r>
+        <w:t xml:space="preserve"> </w:t>
+      </w:r>
+      <w:r>
+        <w:t xml:space="preserve">population parameter</w:t>
       </w:r>
     </w:p>
     <w:p>
@@ -15722,11 +14355,17 @@
         <w:pStyle w:val="Compact"/>
         <w:numPr>
           <w:ilvl w:val="0"/>
-          <w:numId w:val="1029"/>
+          <w:numId w:val="1035"/>
         </w:numPr>
       </w:pPr>
       <w:r>
-        <w:t xml:space="preserve">Larger sample sizes provide more precise estimates (narrower confidence intervals)</w:t>
+        <w:t xml:space="preserve">Larger sample sizes provide more precise estimates (narrower</w:t>
+      </w:r>
+      <w:r>
+        <w:t xml:space="preserve"> </w:t>
+      </w:r>
+      <w:r>
+        <w:t xml:space="preserve">confidence intervals)</w:t>
       </w:r>
     </w:p>
     <w:p>
@@ -15734,7 +14373,7 @@
         <w:pStyle w:val="Compact"/>
         <w:numPr>
           <w:ilvl w:val="0"/>
-          <w:numId w:val="1029"/>
+          <w:numId w:val="1035"/>
         </w:numPr>
       </w:pPr>
       <w:r>
@@ -15742,17 +14381,21 @@
       </w:r>
     </w:p>
     <w:bookmarkEnd w:id="135"/>
-    <w:bookmarkStart w:id="136" w:name="for-further-practice"/>
+    <w:bookmarkStart w:id="136" w:name="lecture-3-conclusion"/>
     <w:p>
       <w:pPr>
         <w:pStyle w:val="Heading1"/>
       </w:pPr>
       <w:r>
-        <w:rPr>
-          <w:b/>
-          <w:bCs/>
-        </w:rPr>
-        <w:t xml:space="preserve">For Further Practice</w:t>
+        <w:t xml:space="preserve">Lecture 3: Conclusion</w:t>
+      </w:r>
+    </w:p>
+    <w:p>
+      <w:pPr>
+        <w:pStyle w:val="FirstParagraph"/>
+      </w:pPr>
+      <w:r>
+        <w:t xml:space="preserve">In this lecture, we’ve explored:</w:t>
       </w:r>
     </w:p>
     <w:p>
@@ -15760,11 +14403,11 @@
         <w:pStyle w:val="Compact"/>
         <w:numPr>
           <w:ilvl w:val="0"/>
-          <w:numId w:val="1031"/>
+          <w:numId w:val="1037"/>
         </w:numPr>
       </w:pPr>
       <w:r>
-        <w:t xml:space="preserve">Try calculating the standard error and confidence intervals for other variables in the dataset</w:t>
+        <w:t xml:space="preserve">Why statistics is essential in biology</w:t>
       </w:r>
     </w:p>
     <w:p>
@@ -15772,11 +14415,11 @@
         <w:pStyle w:val="Compact"/>
         <w:numPr>
           <w:ilvl w:val="0"/>
-          <w:numId w:val="1031"/>
+          <w:numId w:val="1037"/>
         </w:numPr>
       </w:pPr>
       <w:r>
-        <w:t xml:space="preserve">Experiment with different sample sizes to see how they affect the precision of estimates</w:t>
+        <w:t xml:space="preserve">Types of biological variables and their properties</w:t>
       </w:r>
     </w:p>
     <w:p>
@@ -15784,11 +14427,11 @@
         <w:pStyle w:val="Compact"/>
         <w:numPr>
           <w:ilvl w:val="0"/>
-          <w:numId w:val="1031"/>
+          <w:numId w:val="1037"/>
         </w:numPr>
       </w:pPr>
       <w:r>
-        <w:t xml:space="preserve">Compare the means of the two lakes using confidence intervals - do they overlap?</w:t>
+        <w:t xml:space="preserve">Accuracy, precision, and bias in measurements</w:t>
       </w:r>
     </w:p>
     <w:p>
@@ -15796,29 +14439,11 @@
         <w:pStyle w:val="Compact"/>
         <w:numPr>
           <w:ilvl w:val="0"/>
-          <w:numId w:val="1031"/>
+          <w:numId w:val="1037"/>
         </w:numPr>
       </w:pPr>
       <w:r>
-        <w:t xml:space="preserve">Consider how these concepts extend to other statistics beyond the mean</w:t>
-      </w:r>
-    </w:p>
-    <w:bookmarkEnd w:id="136"/>
-    <w:bookmarkStart w:id="137" w:name="lecture-3-conclusion"/>
-    <w:p>
-      <w:pPr>
-        <w:pStyle w:val="Heading1"/>
-      </w:pPr>
-      <w:r>
-        <w:t xml:space="preserve">Lecture 3: Conclusion</w:t>
-      </w:r>
-    </w:p>
-    <w:p>
-      <w:pPr>
-        <w:pStyle w:val="FirstParagraph"/>
-      </w:pPr>
-      <w:r>
-        <w:t xml:space="preserve">In this lecture, we’ve explored:</w:t>
+        <w:t xml:space="preserve">Measures of central tendency (mean, median, geometric mean)</w:t>
       </w:r>
     </w:p>
     <w:p>
@@ -15826,11 +14451,17 @@
         <w:pStyle w:val="Compact"/>
         <w:numPr>
           <w:ilvl w:val="0"/>
-          <w:numId w:val="1032"/>
+          <w:numId w:val="1037"/>
         </w:numPr>
       </w:pPr>
       <w:r>
-        <w:t xml:space="preserve">Why statistics is essential in biology</w:t>
+        <w:t xml:space="preserve">Measures of spread (standard deviation, variance, and interquartile</w:t>
+      </w:r>
+      <w:r>
+        <w:t xml:space="preserve"> </w:t>
+      </w:r>
+      <w:r>
+        <w:t xml:space="preserve">range)</w:t>
       </w:r>
     </w:p>
     <w:p>
@@ -15838,11 +14469,11 @@
         <w:pStyle w:val="Compact"/>
         <w:numPr>
           <w:ilvl w:val="0"/>
-          <w:numId w:val="1032"/>
+          <w:numId w:val="1037"/>
         </w:numPr>
       </w:pPr>
       <w:r>
-        <w:t xml:space="preserve">Types of biological variables and their properties</w:t>
+        <w:t xml:space="preserve">Data transformations for skewed distributions</w:t>
       </w:r>
     </w:p>
     <w:p>
@@ -15850,11 +14481,11 @@
         <w:pStyle w:val="Compact"/>
         <w:numPr>
           <w:ilvl w:val="0"/>
-          <w:numId w:val="1032"/>
+          <w:numId w:val="1037"/>
         </w:numPr>
       </w:pPr>
       <w:r>
-        <w:t xml:space="preserve">Accuracy, precision, and bias in measurements</w:t>
+        <w:t xml:space="preserve">Visualization techniques for understanding distributions</w:t>
       </w:r>
     </w:p>
     <w:p>
@@ -15862,58 +14493,10 @@
         <w:pStyle w:val="Compact"/>
         <w:numPr>
           <w:ilvl w:val="0"/>
-          <w:numId w:val="1032"/>
+          <w:numId w:val="1037"/>
         </w:numPr>
       </w:pPr>
       <w:r>
-        <w:t xml:space="preserve">Measures of central tendency (mean, median, geometric mean)</w:t>
-      </w:r>
-    </w:p>
-    <w:p>
-      <w:pPr>
-        <w:pStyle w:val="Compact"/>
-        <w:numPr>
-          <w:ilvl w:val="0"/>
-          <w:numId w:val="1032"/>
-        </w:numPr>
-      </w:pPr>
-      <w:r>
-        <w:t xml:space="preserve">Measures of spread (standard deviation, variance, and interquartile range)</w:t>
-      </w:r>
-    </w:p>
-    <w:p>
-      <w:pPr>
-        <w:pStyle w:val="Compact"/>
-        <w:numPr>
-          <w:ilvl w:val="0"/>
-          <w:numId w:val="1032"/>
-        </w:numPr>
-      </w:pPr>
-      <w:r>
-        <w:t xml:space="preserve">Data transformations for skewed distributions</w:t>
-      </w:r>
-    </w:p>
-    <w:p>
-      <w:pPr>
-        <w:pStyle w:val="Compact"/>
-        <w:numPr>
-          <w:ilvl w:val="0"/>
-          <w:numId w:val="1032"/>
-        </w:numPr>
-      </w:pPr>
-      <w:r>
-        <w:t xml:space="preserve">Visualization techniques for understanding distributions</w:t>
-      </w:r>
-    </w:p>
-    <w:p>
-      <w:pPr>
-        <w:pStyle w:val="Compact"/>
-        <w:numPr>
-          <w:ilvl w:val="0"/>
-          <w:numId w:val="1032"/>
-        </w:numPr>
-      </w:pPr>
-      <w:r>
         <w:t xml:space="preserve">Handling missing values</w:t>
       </w:r>
     </w:p>
@@ -15922,10 +14505,16 @@
         <w:pStyle w:val="FirstParagraph"/>
       </w:pPr>
       <w:r>
-        <w:t xml:space="preserve">These tools form the foundation of statistical analysis and will be essential as we move forward to more complex statistical methods.</w:t>
-      </w:r>
-    </w:p>
-    <w:bookmarkEnd w:id="137"/>
+        <w:t xml:space="preserve">These tools form the foundation of statistical analysis and will be</w:t>
+      </w:r>
+      <w:r>
+        <w:t xml:space="preserve"> </w:t>
+      </w:r>
+      <w:r>
+        <w:t xml:space="preserve">essential as we move forward to more complex statistical methods.</w:t>
+      </w:r>
+    </w:p>
+    <w:bookmarkEnd w:id="136"/>
     <w:sectPr>
       <w:pgSz w:h="15840" w:w="12240"/>
       <w:pgMar w:bottom="720" w:footer="720" w:gutter="0" w:header="720" w:left="1152" w:right="720" w:top="720"/>
@@ -16332,6 +14921,9 @@
     <w:abstractNumId w:val="991"/>
   </w:num>
   <w:num w:numId="1007">
+    <w:abstractNumId w:val="991"/>
+  </w:num>
+  <w:num w:numId="1008">
     <w:abstractNumId w:val="99411"/>
     <w:lvlOverride w:ilvl="0">
       <w:startOverride w:val="1"/>
@@ -16360,9 +14952,6 @@
     <w:lvlOverride w:ilvl="8">
       <w:startOverride w:val="1"/>
     </w:lvlOverride>
-  </w:num>
-  <w:num w:numId="1008">
-    <w:abstractNumId w:val="991"/>
   </w:num>
   <w:num w:numId="1009">
     <w:abstractNumId w:val="991"/>
@@ -16416,6 +15005,18 @@
     <w:abstractNumId w:val="991"/>
   </w:num>
   <w:num w:numId="1026">
+    <w:abstractNumId w:val="991"/>
+  </w:num>
+  <w:num w:numId="1027">
+    <w:abstractNumId w:val="991"/>
+  </w:num>
+  <w:num w:numId="1028">
+    <w:abstractNumId w:val="991"/>
+  </w:num>
+  <w:num w:numId="1029">
+    <w:abstractNumId w:val="991"/>
+  </w:num>
+  <w:num w:numId="1030">
     <w:abstractNumId w:val="99411"/>
     <w:lvlOverride w:ilvl="0">
       <w:startOverride w:val="1"/>
@@ -16445,10 +15046,10 @@
       <w:startOverride w:val="1"/>
     </w:lvlOverride>
   </w:num>
-  <w:num w:numId="1027">
+  <w:num w:numId="1031">
     <w:abstractNumId w:val="991"/>
   </w:num>
-  <w:num w:numId="1028">
+  <w:num w:numId="1032">
     <w:abstractNumId w:val="99411"/>
     <w:lvlOverride w:ilvl="0">
       <w:startOverride w:val="1"/>
@@ -16478,10 +15079,43 @@
       <w:startOverride w:val="1"/>
     </w:lvlOverride>
   </w:num>
-  <w:num w:numId="1029">
+  <w:num w:numId="1033">
     <w:abstractNumId w:val="991"/>
   </w:num>
-  <w:num w:numId="1030">
+  <w:num w:numId="1034">
+    <w:abstractNumId w:val="99411"/>
+    <w:lvlOverride w:ilvl="0">
+      <w:startOverride w:val="1"/>
+    </w:lvlOverride>
+    <w:lvlOverride w:ilvl="1">
+      <w:startOverride w:val="1"/>
+    </w:lvlOverride>
+    <w:lvlOverride w:ilvl="2">
+      <w:startOverride w:val="1"/>
+    </w:lvlOverride>
+    <w:lvlOverride w:ilvl="3">
+      <w:startOverride w:val="1"/>
+    </w:lvlOverride>
+    <w:lvlOverride w:ilvl="4">
+      <w:startOverride w:val="1"/>
+    </w:lvlOverride>
+    <w:lvlOverride w:ilvl="5">
+      <w:startOverride w:val="1"/>
+    </w:lvlOverride>
+    <w:lvlOverride w:ilvl="6">
+      <w:startOverride w:val="1"/>
+    </w:lvlOverride>
+    <w:lvlOverride w:ilvl="7">
+      <w:startOverride w:val="1"/>
+    </w:lvlOverride>
+    <w:lvlOverride w:ilvl="8">
+      <w:startOverride w:val="1"/>
+    </w:lvlOverride>
+  </w:num>
+  <w:num w:numId="1035">
+    <w:abstractNumId w:val="991"/>
+  </w:num>
+  <w:num w:numId="1036">
     <w:abstractNumId w:val="9962101"/>
     <w:lvlOverride w:ilvl="0">
       <w:startOverride w:val="101"/>
@@ -16511,10 +15145,7 @@
       <w:startOverride w:val="101"/>
     </w:lvlOverride>
   </w:num>
-  <w:num w:numId="1031">
-    <w:abstractNumId w:val="991"/>
-  </w:num>
-  <w:num w:numId="1032">
+  <w:num w:numId="1037">
     <w:abstractNumId w:val="991"/>
   </w:num>
 </w:numbering>

--- a/docs/ecostats_lectures/lecture_03/03_01_lecture_powerpoint.docx
+++ b/docs/ecostats_lectures/lecture_03/03_01_lecture_powerpoint.docx
@@ -406,7 +406,7 @@
       <w:r>
         <w:drawing>
           <wp:inline>
-            <wp:extent cx="2200275" cy="2352675"/>
+            <wp:extent cx="2200275" cy="2819400"/>
             <wp:effectExtent b="0" l="0" r="0" t="0"/>
             <wp:docPr descr="" title="" id="29" name="Picture"/>
             <a:graphic>
@@ -427,7 +427,7 @@
                   <pic:spPr bwMode="auto">
                     <a:xfrm>
                       <a:off x="0" y="0"/>
-                      <a:ext cx="2200275" cy="2352675"/>
+                      <a:ext cx="2200275" cy="2819400"/>
                     </a:xfrm>
                     <a:prstGeom prst="rect">
                       <a:avLst/>
@@ -1108,7 +1108,7 @@
       <w:r>
         <w:drawing>
           <wp:inline>
-            <wp:extent cx="2171700" cy="2324100"/>
+            <wp:extent cx="2019300" cy="2828925"/>
             <wp:effectExtent b="0" l="0" r="0" t="0"/>
             <wp:docPr descr="" title="" id="40" name="Picture"/>
             <a:graphic>
@@ -1129,7 +1129,7 @@
                   <pic:spPr bwMode="auto">
                     <a:xfrm>
                       <a:off x="0" y="0"/>
-                      <a:ext cx="2171700" cy="2324100"/>
+                      <a:ext cx="2019300" cy="2828925"/>
                     </a:xfrm>
                     <a:prstGeom prst="rect">
                       <a:avLst/>
@@ -1281,7 +1281,7 @@
       <w:r>
         <w:drawing>
           <wp:inline>
-            <wp:extent cx="1895475" cy="1885950"/>
+            <wp:extent cx="1819275" cy="2657475"/>
             <wp:effectExtent b="0" l="0" r="0" t="0"/>
             <wp:docPr descr="" title="" id="43" name="Picture"/>
             <a:graphic>
@@ -1302,7 +1302,7 @@
                   <pic:spPr bwMode="auto">
                     <a:xfrm>
                       <a:off x="0" y="0"/>
-                      <a:ext cx="1895475" cy="1885950"/>
+                      <a:ext cx="1819275" cy="2657475"/>
                     </a:xfrm>
                     <a:prstGeom prst="rect">
                       <a:avLst/>
@@ -1322,7 +1322,7 @@
       </w:r>
     </w:p>
     <w:bookmarkEnd w:id="45"/>
-    <w:bookmarkStart w:id="49" w:name="lecture-3-kinds-of-biological-variables"/>
+    <w:bookmarkStart w:id="50" w:name="lecture-3-kinds-of-biological-variables"/>
     <w:p>
       <w:pPr>
         <w:pStyle w:val="Heading1"/>
@@ -1331,21 +1331,17 @@
         <w:t xml:space="preserve">Lecture 3: Kinds of Biological Variables</w:t>
       </w:r>
     </w:p>
-    <w:p>
-      <w:pPr>
-        <w:pStyle w:val="FirstParagraph"/>
-      </w:pPr>
-      <w:r>
-        <w:t xml:space="preserve">Understanding the type of variable you’re working with is essential for</w:t>
-      </w:r>
-      <w:r>
-        <w:t xml:space="preserve"> </w:t>
-      </w:r>
-      <w:r>
-        <w:t xml:space="preserve">selecting appropriate statistics:</w:t>
-      </w:r>
-    </w:p>
-    <w:bookmarkStart w:id="46" w:name="measurement-or-quantitative-variables"/>
+    <w:bookmarkStart w:id="46" w:name="X8312cc2d45c298857540977a296cd6032182a47"/>
+    <w:p>
+      <w:pPr>
+        <w:pStyle w:val="Heading3"/>
+      </w:pPr>
+      <w:r>
+        <w:t xml:space="preserve">Understanding the type of variable you’re working with is essential for selecting appropriate statistics:</w:t>
+      </w:r>
+    </w:p>
+    <w:bookmarkEnd w:id="46"/>
+    <w:bookmarkStart w:id="47" w:name="measurement-or-quantitative-variables"/>
     <w:p>
       <w:pPr>
         <w:pStyle w:val="Heading3"/>
@@ -1404,8 +1400,8 @@
         <w:t xml:space="preserve">between extremes are possible (e.g., bristle number, egg count)</w:t>
       </w:r>
     </w:p>
-    <w:bookmarkEnd w:id="46"/>
-    <w:bookmarkStart w:id="47" w:name="rank-variables-ordinal"/>
+    <w:bookmarkEnd w:id="47"/>
+    <w:bookmarkStart w:id="48" w:name="rank-variables-ordinal"/>
     <w:p>
       <w:pPr>
         <w:pStyle w:val="Heading3"/>
@@ -1438,8 +1434,8 @@
         <w:t xml:space="preserve">Nothing implied about relative distance between values</w:t>
       </w:r>
     </w:p>
-    <w:bookmarkEnd w:id="47"/>
-    <w:bookmarkStart w:id="48" w:name="categorical-variables-qualitative"/>
+    <w:bookmarkEnd w:id="48"/>
+    <w:bookmarkStart w:id="49" w:name="categorical-variables-qualitative"/>
     <w:p>
       <w:pPr>
         <w:pStyle w:val="Heading3"/>
@@ -1478,9 +1474,9 @@
         <w:t xml:space="preserve">instead of wavelength)</w:t>
       </w:r>
     </w:p>
-    <w:bookmarkEnd w:id="48"/>
     <w:bookmarkEnd w:id="49"/>
-    <w:bookmarkStart w:id="50" w:name="lecture-3-derived-variables"/>
+    <w:bookmarkEnd w:id="50"/>
+    <w:bookmarkStart w:id="52" w:name="lecture-3-derived-variables"/>
     <w:p>
       <w:pPr>
         <w:pStyle w:val="Heading1"/>
@@ -1489,9 +1485,10 @@
         <w:t xml:space="preserve">Lecture 3: Derived Variables</w:t>
       </w:r>
     </w:p>
-    <w:p>
-      <w:pPr>
-        <w:pStyle w:val="FirstParagraph"/>
+    <w:bookmarkStart w:id="51" w:name="derived-variables"/>
+    <w:p>
+      <w:pPr>
+        <w:pStyle w:val="Heading3"/>
       </w:pPr>
       <w:r>
         <w:t xml:space="preserve">Derived Variables</w:t>
@@ -1587,8 +1584,9 @@
         <w:t xml:space="preserve">it contains.</w:t>
       </w:r>
     </w:p>
-    <w:bookmarkEnd w:id="50"/>
-    <w:bookmarkStart w:id="53" w:name="Xb2959eae8a3ded93c898852772e5a165db8e609"/>
+    <w:bookmarkEnd w:id="51"/>
+    <w:bookmarkEnd w:id="52"/>
+    <w:bookmarkStart w:id="55" w:name="Xb2959eae8a3ded93c898852772e5a165db8e609"/>
     <w:p>
       <w:pPr>
         <w:pStyle w:val="Heading1"/>
@@ -1639,12 +1637,12 @@
                 <wp:inline>
                   <wp:extent cx="152400" cy="152400"/>
                   <wp:effectExtent b="0" l="0" r="0" t="0"/>
-                  <wp:docPr descr="" title="" id="51" name="Picture"/>
+                  <wp:docPr descr="" title="" id="53" name="Picture"/>
                   <a:graphic>
                     <a:graphicData uri="http://schemas.openxmlformats.org/drawingml/2006/picture">
                       <pic:pic>
                         <pic:nvPicPr>
-                          <pic:cNvPr descr="/Applications/RStudio.app/Contents/Resources/app/quarto/share/formats/docx/tip.png" id="52" name="Picture"/>
+                          <pic:cNvPr descr="/Applications/RStudio.app/Contents/Resources/app/quarto/share/formats/docx/tip.png" id="54" name="Picture"/>
                           <pic:cNvPicPr>
                             <a:picLocks noChangeArrowheads="1" noChangeAspect="1"/>
                           </pic:cNvPicPr>
@@ -1900,8 +1898,8 @@
         </w:tc>
       </w:tr>
     </w:tbl>
-    <w:bookmarkEnd w:id="53"/>
-    <w:bookmarkStart w:id="57" w:name="lecture-3-accuracy-precision-and-bias"/>
+    <w:bookmarkEnd w:id="55"/>
+    <w:bookmarkStart w:id="59" w:name="lecture-3-accuracy-precision-and-bias"/>
     <w:p>
       <w:pPr>
         <w:pStyle w:val="Heading1"/>
@@ -1915,12 +1913,24 @@
         <w:pStyle w:val="FirstParagraph"/>
       </w:pPr>
       <w:r>
+        <w:rPr>
+          <w:b/>
+          <w:bCs/>
+        </w:rPr>
         <w:t xml:space="preserve">When taking biological measurements, understanding measurement quality</w:t>
       </w:r>
       <w:r>
-        <w:t xml:space="preserve"> </w:t>
-      </w:r>
-      <w:r>
+        <w:rPr>
+          <w:b/>
+          <w:bCs/>
+        </w:rPr>
+        <w:t xml:space="preserve"> </w:t>
+      </w:r>
+      <w:r>
+        <w:rPr>
+          <w:b/>
+          <w:bCs/>
+        </w:rPr>
         <w:t xml:space="preserve">is essential:</w:t>
       </w:r>
     </w:p>
@@ -2030,20 +2040,20 @@
       <w:r>
         <w:drawing>
           <wp:inline>
-            <wp:extent cx="2343150" cy="2324100"/>
+            <wp:extent cx="2990850" cy="3067050"/>
             <wp:effectExtent b="0" l="0" r="0" t="0"/>
-            <wp:docPr descr="" title="" id="55" name="Picture"/>
+            <wp:docPr descr="" title="" id="57" name="Picture"/>
             <a:graphic>
               <a:graphicData uri="http://schemas.openxmlformats.org/drawingml/2006/picture">
                 <pic:pic>
                   <pic:nvPicPr>
-                    <pic:cNvPr descr="images/clipboard-21056328.png" id="56" name="Picture"/>
+                    <pic:cNvPr descr="images/clipboard-21056328.png" id="58" name="Picture"/>
                     <pic:cNvPicPr>
                       <a:picLocks noChangeArrowheads="1" noChangeAspect="1"/>
                     </pic:cNvPicPr>
                   </pic:nvPicPr>
                   <pic:blipFill>
-                    <a:blip r:embed="rId54"/>
+                    <a:blip r:embed="rId56"/>
                     <a:stretch>
                       <a:fillRect/>
                     </a:stretch>
@@ -2051,7 +2061,7 @@
                   <pic:spPr bwMode="auto">
                     <a:xfrm>
                       <a:off x="0" y="0"/>
-                      <a:ext cx="2343150" cy="2324100"/>
+                      <a:ext cx="2990850" cy="3067050"/>
                     </a:xfrm>
                     <a:prstGeom prst="rect">
                       <a:avLst/>
@@ -2070,8 +2080,8 @@
         </w:drawing>
       </w:r>
     </w:p>
-    <w:bookmarkEnd w:id="57"/>
-    <w:bookmarkStart w:id="60" w:name="practice-exercise-sources-of-error"/>
+    <w:bookmarkEnd w:id="59"/>
+    <w:bookmarkStart w:id="62" w:name="practice-exercise-sources-of-error"/>
     <w:p>
       <w:pPr>
         <w:pStyle w:val="Heading1"/>
@@ -2122,12 +2132,12 @@
                 <wp:inline>
                   <wp:extent cx="152400" cy="152400"/>
                   <wp:effectExtent b="0" l="0" r="0" t="0"/>
-                  <wp:docPr descr="" title="" id="58" name="Picture"/>
+                  <wp:docPr descr="" title="" id="60" name="Picture"/>
                   <a:graphic>
                     <a:graphicData uri="http://schemas.openxmlformats.org/drawingml/2006/picture">
                       <pic:pic>
                         <pic:nvPicPr>
-                          <pic:cNvPr descr="/Applications/RStudio.app/Contents/Resources/app/quarto/share/formats/docx/tip.png" id="59" name="Picture"/>
+                          <pic:cNvPr descr="/Applications/RStudio.app/Contents/Resources/app/quarto/share/formats/docx/tip.png" id="61" name="Picture"/>
                           <pic:cNvPicPr>
                             <a:picLocks noChangeArrowheads="1" noChangeAspect="1"/>
                           </pic:cNvPicPr>
@@ -2268,8 +2278,8 @@
         </w:tc>
       </w:tr>
     </w:tbl>
-    <w:bookmarkEnd w:id="60"/>
-    <w:bookmarkStart w:id="62" w:name="X78f5e9c865d31c6d835f72bdc0210cd851668a9"/>
+    <w:bookmarkEnd w:id="62"/>
+    <w:bookmarkStart w:id="64" w:name="X78f5e9c865d31c6d835f72bdc0210cd851668a9"/>
     <w:p>
       <w:pPr>
         <w:pStyle w:val="Heading1"/>
@@ -2335,7 +2345,7 @@
         <w:t xml:space="preserve">measurements:</w:t>
       </w:r>
     </w:p>
-    <w:bookmarkStart w:id="61" w:name="bary-fracsum_i1n-y_in"/>
+    <w:bookmarkStart w:id="63" w:name="bary-fracsum_i1n-y_in"/>
     <w:p>
       <w:pPr>
         <w:pStyle w:val="Heading2"/>
@@ -2474,7 +2484,7 @@
         <w:t xml:space="preserve">is the total number of observations</w:t>
       </w:r>
     </w:p>
-    <w:bookmarkEnd w:id="61"/>
+    <w:bookmarkEnd w:id="63"/>
     <w:p>
       <w:pPr>
         <w:pStyle w:val="SourceCode"/>
@@ -2533,8 +2543,8 @@
         <w:t xml:space="preserve">2 I8           363.</w:t>
       </w:r>
     </w:p>
-    <w:bookmarkEnd w:id="62"/>
-    <w:bookmarkStart w:id="63" w:name="X43dff5f3e80475802478a0a80722b5848bec9ed"/>
+    <w:bookmarkEnd w:id="64"/>
+    <w:bookmarkStart w:id="65" w:name="X43dff5f3e80475802478a0a80722b5848bec9ed"/>
     <w:p>
       <w:pPr>
         <w:pStyle w:val="Heading1"/>
@@ -2639,8 +2649,8 @@
         <w:t xml:space="preserve">2 I8              373</w:t>
       </w:r>
     </w:p>
-    <w:bookmarkEnd w:id="63"/>
-    <w:bookmarkStart w:id="67" w:name="X4b8524bcfbc5dbe803fd5c08c98feb880533fbf"/>
+    <w:bookmarkEnd w:id="65"/>
+    <w:bookmarkStart w:id="69" w:name="X4b8524bcfbc5dbe803fd5c08c98feb880533fbf"/>
     <w:p>
       <w:pPr>
         <w:pStyle w:val="Heading1"/>
@@ -2657,7 +2667,7 @@
         <w:t xml:space="preserve">The spread of a distribution tells us how variable the measurements are.</w:t>
       </w:r>
     </w:p>
-    <w:bookmarkStart w:id="64" w:name="variance-and-standard-deviation"/>
+    <w:bookmarkStart w:id="66" w:name="variance-and-standard-deviation"/>
     <w:p>
       <w:pPr>
         <w:pStyle w:val="Heading3"/>
@@ -2674,8 +2684,8 @@
         <w:t xml:space="preserve">The variance is</w:t>
       </w:r>
     </w:p>
-    <w:bookmarkEnd w:id="64"/>
-    <w:bookmarkStart w:id="65" w:name="s2-fracsum_i1n-y_i---bary2n-1"/>
+    <w:bookmarkEnd w:id="66"/>
+    <w:bookmarkStart w:id="67" w:name="s2-fracsum_i1n-y_i---bary2n-1"/>
     <w:p>
       <w:pPr>
         <w:pStyle w:val="Heading2"/>
@@ -2829,8 +2839,8 @@
         <w:t xml:space="preserve">the units of the mean:</w:t>
       </w:r>
     </w:p>
-    <w:bookmarkEnd w:id="65"/>
-    <w:bookmarkStart w:id="66" w:name="s-sqrtfracsum_i1n-y_i---bary2n-1"/>
+    <w:bookmarkEnd w:id="67"/>
+    <w:bookmarkStart w:id="68" w:name="s-sqrtfracsum_i1n-y_i---bary2n-1"/>
     <w:p>
       <w:pPr>
         <w:pStyle w:val="Heading2"/>
@@ -2957,7 +2967,7 @@
         </m:oMath>
       </m:oMathPara>
     </w:p>
-    <w:bookmarkEnd w:id="66"/>
+    <w:bookmarkEnd w:id="68"/>
     <w:p>
       <w:pPr>
         <w:pStyle w:val="SourceCode"/>
@@ -2968,6 +2978,15 @@
         </w:rPr>
         <w:t xml:space="preserve">Variance of length: 4225.9 mm²</w:t>
       </w:r>
+      <w:r>
+        <w:br/>
+      </w:r>
+      <w:r>
+        <w:rPr>
+          <w:rStyle w:val="VerbatimChar"/>
+        </w:rPr>
+        <w:t xml:space="preserve"> Standard deviation of length: 65 mm</w:t>
+      </w:r>
     </w:p>
     <w:p>
       <w:pPr>
@@ -2977,7 +2996,84 @@
         <w:rPr>
           <w:rStyle w:val="VerbatimChar"/>
         </w:rPr>
-        <w:t xml:space="preserve">Standard deviation of length: 65 mm</w:t>
+        <w:t xml:space="preserve"># A tibble: 2 × 3</w:t>
+      </w:r>
+      <w:r>
+        <w:br/>
+      </w:r>
+      <w:r>
+        <w:rPr>
+          <w:rStyle w:val="VerbatimChar"/>
+        </w:rPr>
+        <w:t xml:space="preserve">  lake  var_length sd_length</w:t>
+      </w:r>
+      <w:r>
+        <w:br/>
+      </w:r>
+      <w:r>
+        <w:rPr>
+          <w:rStyle w:val="VerbatimChar"/>
+        </w:rPr>
+        <w:t xml:space="preserve">  &lt;chr&gt;      &lt;dbl&gt;     &lt;dbl&gt;</w:t>
+      </w:r>
+      <w:r>
+        <w:br/>
+      </w:r>
+      <w:r>
+        <w:rPr>
+          <w:rStyle w:val="VerbatimChar"/>
+        </w:rPr>
+        <w:t xml:space="preserve">1 I3          801.      28.3</w:t>
+      </w:r>
+      <w:r>
+        <w:br/>
+      </w:r>
+      <w:r>
+        <w:rPr>
+          <w:rStyle w:val="VerbatimChar"/>
+        </w:rPr>
+        <w:t xml:space="preserve">2 I8         2739.      52.3</w:t>
+      </w:r>
+    </w:p>
+    <w:bookmarkEnd w:id="69"/>
+    <w:bookmarkStart w:id="73" w:name="X06a6019aeaa8b33dd28325e63f94ffa8a0a0533"/>
+    <w:p>
+      <w:pPr>
+        <w:pStyle w:val="Heading1"/>
+      </w:pPr>
+      <w:r>
+        <w:t xml:space="preserve">Lecture 3: Understanding Standard Deviation</w:t>
+      </w:r>
+    </w:p>
+    <w:p>
+      <w:pPr>
+        <w:pStyle w:val="FirstParagraph"/>
+      </w:pPr>
+      <w:r>
+        <w:t xml:space="preserve">The area under the curve of a bell shaped curve within + and - 2</w:t>
+      </w:r>
+      <w:r>
+        <w:t xml:space="preserve"> </w:t>
+      </w:r>
+      <w:r>
+        <w:t xml:space="preserve">Standard deviations on each side includes about 95% of the data</w:t>
+      </w:r>
+      <w:r>
+        <w:br/>
+      </w:r>
+      <w:r>
+        <w:br/>
+      </w:r>
+      <w:r>
+        <w:t xml:space="preserve">so there is only 2.5% of the data that is outside this range</w:t>
+      </w:r>
+    </w:p>
+    <w:p>
+      <w:pPr>
+        <w:pStyle w:val="BodyText"/>
+      </w:pPr>
+      <w:r>
+        <w:t xml:space="preserve">- note the similarity to the p &lt; 0.5</w:t>
       </w:r>
     </w:p>
     <w:p>
@@ -2988,7 +3084,7 @@
         <w:rPr>
           <w:rStyle w:val="VerbatimChar"/>
         </w:rPr>
-        <w:t xml:space="preserve"># A tibble: 2 × 3</w:t>
+        <w:t xml:space="preserve">i3 Lake Fish Length Summary:</w:t>
       </w:r>
       <w:r>
         <w:br/>
@@ -2997,7 +3093,7 @@
         <w:rPr>
           <w:rStyle w:val="VerbatimChar"/>
         </w:rPr>
-        <w:t xml:space="preserve">  lake  var_length sd_length</w:t>
+        <w:t xml:space="preserve"> Number of fish: 66 </w:t>
       </w:r>
       <w:r>
         <w:br/>
@@ -3006,7 +3102,7 @@
         <w:rPr>
           <w:rStyle w:val="VerbatimChar"/>
         </w:rPr>
-        <w:t xml:space="preserve">  &lt;chr&gt;      &lt;dbl&gt;     &lt;dbl&gt;</w:t>
+        <w:t xml:space="preserve"> Mean length: 265.61 mm</w:t>
       </w:r>
       <w:r>
         <w:br/>
@@ -3015,7 +3111,7 @@
         <w:rPr>
           <w:rStyle w:val="VerbatimChar"/>
         </w:rPr>
-        <w:t xml:space="preserve">1 I3          801.      28.3</w:t>
+        <w:t xml:space="preserve"> Standard Deviation: 28.3 mm</w:t>
       </w:r>
       <w:r>
         <w:br/>
@@ -3024,97 +3120,16 @@
         <w:rPr>
           <w:rStyle w:val="VerbatimChar"/>
         </w:rPr>
-        <w:t xml:space="preserve">2 I8         2739.      52.3</w:t>
-      </w:r>
-    </w:p>
-    <w:bookmarkEnd w:id="67"/>
-    <w:bookmarkStart w:id="71" w:name="X06a6019aeaa8b33dd28325e63f94ffa8a0a0533"/>
-    <w:p>
-      <w:pPr>
-        <w:pStyle w:val="Heading1"/>
-      </w:pPr>
-      <w:r>
-        <w:t xml:space="preserve">Lecture 3: Understanding Standard Deviation</w:t>
-      </w:r>
-    </w:p>
-    <w:p>
-      <w:pPr>
-        <w:pStyle w:val="FirstParagraph"/>
-      </w:pPr>
-      <w:r>
-        <w:t xml:space="preserve">The area under the curve of a bell shaped curve within + and - 2</w:t>
-      </w:r>
-      <w:r>
-        <w:t xml:space="preserve"> </w:t>
-      </w:r>
-      <w:r>
-        <w:t xml:space="preserve">Standard deviations on each side includes about 95% of the data</w:t>
-      </w:r>
-    </w:p>
-    <w:p>
-      <w:pPr>
-        <w:pStyle w:val="SourceCode"/>
-      </w:pPr>
+        <w:t xml:space="preserve"> Range for ±2 SD: 209 to 322.21 mm</w:t>
+      </w:r>
+      <w:r>
+        <w:br/>
+      </w:r>
       <w:r>
         <w:rPr>
           <w:rStyle w:val="VerbatimChar"/>
         </w:rPr>
-        <w:t xml:space="preserve">i3 Lake Fish Length Summary:</w:t>
-      </w:r>
-    </w:p>
-    <w:p>
-      <w:pPr>
-        <w:pStyle w:val="SourceCode"/>
-      </w:pPr>
-      <w:r>
-        <w:rPr>
-          <w:rStyle w:val="VerbatimChar"/>
-        </w:rPr>
-        <w:t xml:space="preserve">Number of fish: 66 </w:t>
-      </w:r>
-    </w:p>
-    <w:p>
-      <w:pPr>
-        <w:pStyle w:val="SourceCode"/>
-      </w:pPr>
-      <w:r>
-        <w:rPr>
-          <w:rStyle w:val="VerbatimChar"/>
-        </w:rPr>
-        <w:t xml:space="preserve">Mean length: 265.61 mm</w:t>
-      </w:r>
-    </w:p>
-    <w:p>
-      <w:pPr>
-        <w:pStyle w:val="SourceCode"/>
-      </w:pPr>
-      <w:r>
-        <w:rPr>
-          <w:rStyle w:val="VerbatimChar"/>
-        </w:rPr>
-        <w:t xml:space="preserve">Standard Deviation: 28.3 mm</w:t>
-      </w:r>
-    </w:p>
-    <w:p>
-      <w:pPr>
-        <w:pStyle w:val="SourceCode"/>
-      </w:pPr>
-      <w:r>
-        <w:rPr>
-          <w:rStyle w:val="VerbatimChar"/>
-        </w:rPr>
-        <w:t xml:space="preserve">Range for ±2 SD: 209 to 322.21 mm</w:t>
-      </w:r>
-    </w:p>
-    <w:p>
-      <w:pPr>
-        <w:pStyle w:val="SourceCode"/>
-      </w:pPr>
-      <w:r>
-        <w:rPr>
-          <w:rStyle w:val="VerbatimChar"/>
-        </w:rPr>
-        <w:t xml:space="preserve">Percentage within ±2 SD: 90.91 %</w:t>
+        <w:t xml:space="preserve"> Percentage within ±2 SD: 90.91 %</w:t>
       </w:r>
     </w:p>
     <w:p>
@@ -3126,18 +3141,18 @@
           <wp:inline>
             <wp:extent cx="5486400" cy="4572000"/>
             <wp:effectExtent b="0" l="0" r="0" t="0"/>
-            <wp:docPr descr="" title="" id="69" name="Picture"/>
+            <wp:docPr descr="" title="" id="71" name="Picture"/>
             <a:graphic>
               <a:graphicData uri="http://schemas.openxmlformats.org/drawingml/2006/picture">
                 <pic:pic>
                   <pic:nvPicPr>
-                    <pic:cNvPr descr="03_01_lecture_powerpoint_files/figure-docx/sd-variance-2-1.png" id="70" name="Picture"/>
+                    <pic:cNvPr descr="03_01_lecture_powerpoint_files/figure-docx/sd-variance-2-1.png" id="72" name="Picture"/>
                     <pic:cNvPicPr>
                       <a:picLocks noChangeArrowheads="1" noChangeAspect="1"/>
                     </pic:cNvPicPr>
                   </pic:nvPicPr>
                   <pic:blipFill>
-                    <a:blip r:embed="rId68"/>
+                    <a:blip r:embed="rId70"/>
                     <a:stretch>
                       <a:fillRect/>
                     </a:stretch>
@@ -3164,8 +3179,8 @@
         </w:drawing>
       </w:r>
     </w:p>
-    <w:bookmarkEnd w:id="71"/>
-    <w:bookmarkStart w:id="73" w:name="lecture-3-coefficient-of-variation"/>
+    <w:bookmarkEnd w:id="73"/>
+    <w:bookmarkStart w:id="75" w:name="lecture-3-coefficient-of-variation"/>
     <w:p>
       <w:pPr>
         <w:pStyle w:val="Heading1"/>
@@ -3188,7 +3203,7 @@
         <w:t xml:space="preserve">percentage of the mean:</w:t>
       </w:r>
     </w:p>
-    <w:bookmarkStart w:id="72" w:name="cv-fracsbary-times-100"/>
+    <w:bookmarkStart w:id="74" w:name="cv-fracsbary-times-100"/>
     <w:p>
       <w:pPr>
         <w:pStyle w:val="Heading2"/>
@@ -3264,7 +3279,7 @@
         <w:t xml:space="preserve">different units or vastly different scales.</w:t>
       </w:r>
     </w:p>
-    <w:bookmarkEnd w:id="72"/>
+    <w:bookmarkEnd w:id="74"/>
     <w:p>
       <w:pPr>
         <w:pStyle w:val="SourceCode"/>
@@ -3276,350 +3291,55 @@
         <w:t xml:space="preserve">Coefficient of variation: 10.7 %</w:t>
       </w:r>
     </w:p>
-    <w:tbl xmlns:w="http://schemas.openxmlformats.org/wordprocessingml/2006/main" xmlns:r="http://schemas.openxmlformats.org/officeDocument/2006/relationships" xmlns:w14="http://schemas.microsoft.com/office/word/2010/wordml" xmlns:wp="http://schemas.openxmlformats.org/drawingml/2006/wordprocessingDrawing" xmlns:a="http://schemas.openxmlformats.org/drawingml/2006/main" xmlns:pic="http://schemas.openxmlformats.org/drawingml/2006/picture">
-      <w:tblPr>
-        <w:tblLayout w:type="fixed"/>
-        <w:jc w:val="center"/>
-        <w:tblLook w:firstRow="1" w:lastRow="0" w:firstColumn="0" w:lastColumn="0" w:noHBand="0" w:noVBand="1"/>
-      </w:tblPr>
-      <w:tblGrid>
-        <w:gridCol w:w="1080"/>
-        <w:gridCol w:w="1080"/>
-      </w:tblGrid>
-      <w:tr>
-        <w:trPr>
-          <w:trHeight w:val="360" w:hRule="auto"/>
-          <w:tblHeader/>
-        </w:trPr>
-        header1
-        <w:tc>
-          <w:tcPr>
-            <w:tcBorders>
-              <w:bottom w:val="single" w:sz="12" w:space="0" w:color="666666"/>
-              <w:top w:val="single" w:sz="12" w:space="0" w:color="666666"/>
-              <w:left w:val="none" w:sz="0" w:space="0" w:color="000000"/>
-              <w:right w:val="none" w:sz="0" w:space="0" w:color="000000"/>
-            </w:tcBorders>
-            <w:shd w:val="clear" w:color="auto" w:fill="FFFFFF"/>
-            <w:tcMar>
-              <w:top w:w="0" w:type="dxa"/>
-              <w:bottom w:w="0" w:type="dxa"/>
-              <w:left w:w="0" w:type="dxa"/>
-              <w:right w:w="0" w:type="dxa"/>
-            </w:tcMar>
-            <w:vAlign w:val="center"/>
-          </w:tcPr>
-          <w:p>
-            <w:pPr>
-              <w:jc w:val="left"/>
-              <w:pBdr>
-                <w:bottom w:val="none" w:sz="0" w:space="0" w:color="000000"/>
-                <w:top w:val="none" w:sz="0" w:space="0" w:color="000000"/>
-                <w:left w:val="none" w:sz="0" w:space="0" w:color="000000"/>
-                <w:right w:val="none" w:sz="0" w:space="0" w:color="000000"/>
-              </w:pBdr>
-              <w:spacing w:after="100" w:before="100" w:line="240"/>
-              <w:ind w:left="100" w:right="100" w:firstLine="0" w:firstLineChars="0"/>
-              <w:rPr>
-                <w:rFonts w:ascii="Helvetica" w:hAnsi="Helvetica" w:eastAsia="Helvetica" w:cs="Helvetica"/>
-                <w:i w:val="false"/>
-                <w:b w:val="false"/>
-                <w:u w:val="none"/>
-                <w:sz w:val="22"/>
-                <w:szCs w:val="22"/>
-                <w:color w:val="000000"/>
-              </w:rPr>
-            </w:pPr>
-            <w:r xmlns:w="http://schemas.openxmlformats.org/wordprocessingml/2006/main" xmlns:wp="http://schemas.openxmlformats.org/drawingml/2006/wordprocessingDrawing" xmlns:r="http://schemas.openxmlformats.org/officeDocument/2006/relationships" xmlns:w14="http://schemas.microsoft.com/office/word/2010/wordml">
-              <w:rPr>
-                <w:rFonts w:ascii="Helvetica" w:hAnsi="Helvetica" w:eastAsia="Helvetica" w:cs="Helvetica"/>
-                <w:i w:val="false"/>
-                <w:b w:val="false"/>
-                <w:u w:val="none"/>
-                <w:sz w:val="22"/>
-                <w:szCs w:val="22"/>
-                <w:color w:val="000000"/>
-              </w:rPr>
-              <w:t xml:space="preserve">lake</w:t>
-            </w:r>
-          </w:p>
-        </w:tc>
-        <w:tc>
-          <w:tcPr>
-            <w:tcBorders>
-              <w:bottom w:val="single" w:sz="12" w:space="0" w:color="666666"/>
-              <w:top w:val="single" w:sz="12" w:space="0" w:color="666666"/>
-              <w:left w:val="none" w:sz="0" w:space="0" w:color="000000"/>
-              <w:right w:val="none" w:sz="0" w:space="0" w:color="000000"/>
-            </w:tcBorders>
-            <w:shd w:val="clear" w:color="auto" w:fill="FFFFFF"/>
-            <w:tcMar>
-              <w:top w:w="0" w:type="dxa"/>
-              <w:bottom w:w="0" w:type="dxa"/>
-              <w:left w:w="0" w:type="dxa"/>
-              <w:right w:w="0" w:type="dxa"/>
-            </w:tcMar>
-            <w:vAlign w:val="center"/>
-          </w:tcPr>
-          <w:p>
-            <w:pPr>
-              <w:jc w:val="right"/>
-              <w:pBdr>
-                <w:bottom w:val="none" w:sz="0" w:space="0" w:color="000000"/>
-                <w:top w:val="none" w:sz="0" w:space="0" w:color="000000"/>
-                <w:left w:val="none" w:sz="0" w:space="0" w:color="000000"/>
-                <w:right w:val="none" w:sz="0" w:space="0" w:color="000000"/>
-              </w:pBdr>
-              <w:spacing w:after="100" w:before="100" w:line="240"/>
-              <w:ind w:left="100" w:right="100" w:firstLine="0" w:firstLineChars="0"/>
-              <w:rPr>
-                <w:rFonts w:ascii="Helvetica" w:hAnsi="Helvetica" w:eastAsia="Helvetica" w:cs="Helvetica"/>
-                <w:i w:val="false"/>
-                <w:b w:val="false"/>
-                <w:u w:val="none"/>
-                <w:sz w:val="22"/>
-                <w:szCs w:val="22"/>
-                <w:color w:val="000000"/>
-              </w:rPr>
-            </w:pPr>
-            <w:r xmlns:w="http://schemas.openxmlformats.org/wordprocessingml/2006/main" xmlns:wp="http://schemas.openxmlformats.org/drawingml/2006/wordprocessingDrawing" xmlns:r="http://schemas.openxmlformats.org/officeDocument/2006/relationships" xmlns:w14="http://schemas.microsoft.com/office/word/2010/wordml">
-              <w:rPr>
-                <w:rFonts w:ascii="Helvetica" w:hAnsi="Helvetica" w:eastAsia="Helvetica" w:cs="Helvetica"/>
-                <w:i w:val="false"/>
-                <w:b w:val="false"/>
-                <w:u w:val="none"/>
-                <w:sz w:val="22"/>
-                <w:szCs w:val="22"/>
-                <w:color w:val="000000"/>
-              </w:rPr>
-              <w:t xml:space="preserve">cv_length</w:t>
-            </w:r>
-          </w:p>
-        </w:tc>
-      </w:tr>
-      <w:tr>
-        <w:trPr>
-          <w:trHeight w:val="360" w:hRule="auto"/>
-        </w:trPr>
-        body1
-        <w:tc>
-          <w:tcPr>
-            <w:tcBorders>
-              <w:bottom w:val="none" w:sz="0" w:space="0" w:color="000000"/>
-              <w:top w:val="single" w:sz="12" w:space="0" w:color="666666"/>
-              <w:left w:val="none" w:sz="0" w:space="0" w:color="000000"/>
-              <w:right w:val="none" w:sz="0" w:space="0" w:color="000000"/>
-            </w:tcBorders>
-            <w:shd w:val="clear" w:color="auto" w:fill="FFFFFF"/>
-            <w:tcMar>
-              <w:top w:w="0" w:type="dxa"/>
-              <w:bottom w:w="0" w:type="dxa"/>
-              <w:left w:w="0" w:type="dxa"/>
-              <w:right w:w="0" w:type="dxa"/>
-            </w:tcMar>
-            <w:vAlign w:val="center"/>
-          </w:tcPr>
-          <w:p>
-            <w:pPr>
-              <w:jc w:val="left"/>
-              <w:pBdr>
-                <w:bottom w:val="none" w:sz="0" w:space="0" w:color="000000"/>
-                <w:top w:val="none" w:sz="0" w:space="0" w:color="000000"/>
-                <w:left w:val="none" w:sz="0" w:space="0" w:color="000000"/>
-                <w:right w:val="none" w:sz="0" w:space="0" w:color="000000"/>
-              </w:pBdr>
-              <w:spacing w:after="100" w:before="100" w:line="240"/>
-              <w:ind w:left="100" w:right="100" w:firstLine="0" w:firstLineChars="0"/>
-              <w:rPr>
-                <w:rFonts w:ascii="Helvetica" w:hAnsi="Helvetica" w:eastAsia="Helvetica" w:cs="Helvetica"/>
-                <w:i w:val="false"/>
-                <w:b w:val="false"/>
-                <w:u w:val="none"/>
-                <w:sz w:val="22"/>
-                <w:szCs w:val="22"/>
-                <w:color w:val="000000"/>
-              </w:rPr>
-            </w:pPr>
-            <w:r xmlns:w="http://schemas.openxmlformats.org/wordprocessingml/2006/main" xmlns:wp="http://schemas.openxmlformats.org/drawingml/2006/wordprocessingDrawing" xmlns:r="http://schemas.openxmlformats.org/officeDocument/2006/relationships" xmlns:w14="http://schemas.microsoft.com/office/word/2010/wordml">
-              <w:rPr>
-                <w:rFonts w:ascii="Helvetica" w:hAnsi="Helvetica" w:eastAsia="Helvetica" w:cs="Helvetica"/>
-                <w:i w:val="false"/>
-                <w:b w:val="false"/>
-                <w:u w:val="none"/>
-                <w:sz w:val="22"/>
-                <w:szCs w:val="22"/>
-                <w:color w:val="000000"/>
-              </w:rPr>
-              <w:t xml:space="preserve">I3</w:t>
-            </w:r>
-          </w:p>
-        </w:tc>
-        <w:tc>
-          <w:tcPr>
-            <w:tcBorders>
-              <w:bottom w:val="none" w:sz="0" w:space="0" w:color="000000"/>
-              <w:top w:val="single" w:sz="12" w:space="0" w:color="666666"/>
-              <w:left w:val="none" w:sz="0" w:space="0" w:color="000000"/>
-              <w:right w:val="none" w:sz="0" w:space="0" w:color="000000"/>
-            </w:tcBorders>
-            <w:shd w:val="clear" w:color="auto" w:fill="FFFFFF"/>
-            <w:tcMar>
-              <w:top w:w="0" w:type="dxa"/>
-              <w:bottom w:w="0" w:type="dxa"/>
-              <w:left w:w="0" w:type="dxa"/>
-              <w:right w:w="0" w:type="dxa"/>
-            </w:tcMar>
-            <w:vAlign w:val="center"/>
-          </w:tcPr>
-          <w:p>
-            <w:pPr>
-              <w:jc w:val="right"/>
-              <w:pBdr>
-                <w:bottom w:val="none" w:sz="0" w:space="0" w:color="000000"/>
-                <w:top w:val="none" w:sz="0" w:space="0" w:color="000000"/>
-                <w:left w:val="none" w:sz="0" w:space="0" w:color="000000"/>
-                <w:right w:val="none" w:sz="0" w:space="0" w:color="000000"/>
-              </w:pBdr>
-              <w:spacing w:after="100" w:before="100" w:line="240"/>
-              <w:ind w:left="100" w:right="100" w:firstLine="0" w:firstLineChars="0"/>
-              <w:rPr>
-                <w:rFonts w:ascii="Helvetica" w:hAnsi="Helvetica" w:eastAsia="Helvetica" w:cs="Helvetica"/>
-                <w:i w:val="false"/>
-                <w:b w:val="false"/>
-                <w:u w:val="none"/>
-                <w:sz w:val="22"/>
-                <w:szCs w:val="22"/>
-                <w:color w:val="000000"/>
-              </w:rPr>
-            </w:pPr>
-            <w:r xmlns:w="http://schemas.openxmlformats.org/wordprocessingml/2006/main" xmlns:wp="http://schemas.openxmlformats.org/drawingml/2006/wordprocessingDrawing" xmlns:r="http://schemas.openxmlformats.org/officeDocument/2006/relationships" xmlns:w14="http://schemas.microsoft.com/office/word/2010/wordml">
-              <w:rPr>
-                <w:rFonts w:ascii="Helvetica" w:hAnsi="Helvetica" w:eastAsia="Helvetica" w:cs="Helvetica"/>
-                <w:i w:val="false"/>
-                <w:b w:val="false"/>
-                <w:u w:val="none"/>
-                <w:sz w:val="22"/>
-                <w:szCs w:val="22"/>
-                <w:color w:val="000000"/>
-              </w:rPr>
-              <w:t xml:space="preserve">10.65630</w:t>
-            </w:r>
-          </w:p>
-        </w:tc>
-      </w:tr>
-      <w:tr>
-        <w:trPr>
-          <w:trHeight w:val="360" w:hRule="auto"/>
-        </w:trPr>
-        body2
-        <w:tc>
-          <w:tcPr>
-            <w:tcBorders>
-              <w:bottom w:val="single" w:sz="12" w:space="0" w:color="666666"/>
-              <w:top w:val="none" w:sz="0" w:space="0" w:color="000000"/>
-              <w:left w:val="none" w:sz="0" w:space="0" w:color="000000"/>
-              <w:right w:val="none" w:sz="0" w:space="0" w:color="000000"/>
-            </w:tcBorders>
-            <w:shd w:val="clear" w:color="auto" w:fill="FFFFFF"/>
-            <w:tcMar>
-              <w:top w:w="0" w:type="dxa"/>
-              <w:bottom w:w="0" w:type="dxa"/>
-              <w:left w:w="0" w:type="dxa"/>
-              <w:right w:w="0" w:type="dxa"/>
-            </w:tcMar>
-            <w:vAlign w:val="center"/>
-          </w:tcPr>
-          <w:p>
-            <w:pPr>
-              <w:jc w:val="left"/>
-              <w:pBdr>
-                <w:bottom w:val="none" w:sz="0" w:space="0" w:color="000000"/>
-                <w:top w:val="none" w:sz="0" w:space="0" w:color="000000"/>
-                <w:left w:val="none" w:sz="0" w:space="0" w:color="000000"/>
-                <w:right w:val="none" w:sz="0" w:space="0" w:color="000000"/>
-              </w:pBdr>
-              <w:spacing w:after="100" w:before="100" w:line="240"/>
-              <w:ind w:left="100" w:right="100" w:firstLine="0" w:firstLineChars="0"/>
-              <w:rPr>
-                <w:rFonts w:ascii="Helvetica" w:hAnsi="Helvetica" w:eastAsia="Helvetica" w:cs="Helvetica"/>
-                <w:i w:val="false"/>
-                <w:b w:val="false"/>
-                <w:u w:val="none"/>
-                <w:sz w:val="22"/>
-                <w:szCs w:val="22"/>
-                <w:color w:val="000000"/>
-              </w:rPr>
-            </w:pPr>
-            <w:r xmlns:w="http://schemas.openxmlformats.org/wordprocessingml/2006/main" xmlns:wp="http://schemas.openxmlformats.org/drawingml/2006/wordprocessingDrawing" xmlns:r="http://schemas.openxmlformats.org/officeDocument/2006/relationships" xmlns:w14="http://schemas.microsoft.com/office/word/2010/wordml">
-              <w:rPr>
-                <w:rFonts w:ascii="Helvetica" w:hAnsi="Helvetica" w:eastAsia="Helvetica" w:cs="Helvetica"/>
-                <w:i w:val="false"/>
-                <w:b w:val="false"/>
-                <w:u w:val="none"/>
-                <w:sz w:val="22"/>
-                <w:szCs w:val="22"/>
-                <w:color w:val="000000"/>
-              </w:rPr>
-              <w:t xml:space="preserve">I8</w:t>
-            </w:r>
-          </w:p>
-        </w:tc>
-        <w:tc>
-          <w:tcPr>
-            <w:tcBorders>
-              <w:bottom w:val="single" w:sz="12" w:space="0" w:color="666666"/>
-              <w:top w:val="none" w:sz="0" w:space="0" w:color="000000"/>
-              <w:left w:val="none" w:sz="0" w:space="0" w:color="000000"/>
-              <w:right w:val="none" w:sz="0" w:space="0" w:color="000000"/>
-            </w:tcBorders>
-            <w:shd w:val="clear" w:color="auto" w:fill="FFFFFF"/>
-            <w:tcMar>
-              <w:top w:w="0" w:type="dxa"/>
-              <w:bottom w:w="0" w:type="dxa"/>
-              <w:left w:w="0" w:type="dxa"/>
-              <w:right w:w="0" w:type="dxa"/>
-            </w:tcMar>
-            <w:vAlign w:val="center"/>
-          </w:tcPr>
-          <w:p>
-            <w:pPr>
-              <w:jc w:val="right"/>
-              <w:pBdr>
-                <w:bottom w:val="none" w:sz="0" w:space="0" w:color="000000"/>
-                <w:top w:val="none" w:sz="0" w:space="0" w:color="000000"/>
-                <w:left w:val="none" w:sz="0" w:space="0" w:color="000000"/>
-                <w:right w:val="none" w:sz="0" w:space="0" w:color="000000"/>
-              </w:pBdr>
-              <w:spacing w:after="100" w:before="100" w:line="240"/>
-              <w:ind w:left="100" w:right="100" w:firstLine="0" w:firstLineChars="0"/>
-              <w:rPr>
-                <w:rFonts w:ascii="Helvetica" w:hAnsi="Helvetica" w:eastAsia="Helvetica" w:cs="Helvetica"/>
-                <w:i w:val="false"/>
-                <w:b w:val="false"/>
-                <w:u w:val="none"/>
-                <w:sz w:val="22"/>
-                <w:szCs w:val="22"/>
-                <w:color w:val="000000"/>
-              </w:rPr>
-            </w:pPr>
-            <w:r xmlns:w="http://schemas.openxmlformats.org/wordprocessingml/2006/main" xmlns:wp="http://schemas.openxmlformats.org/drawingml/2006/wordprocessingDrawing" xmlns:r="http://schemas.openxmlformats.org/officeDocument/2006/relationships" xmlns:w14="http://schemas.microsoft.com/office/word/2010/wordml">
-              <w:rPr>
-                <w:rFonts w:ascii="Helvetica" w:hAnsi="Helvetica" w:eastAsia="Helvetica" w:cs="Helvetica"/>
-                <w:i w:val="false"/>
-                <w:b w:val="false"/>
-                <w:u w:val="none"/>
-                <w:sz w:val="22"/>
-                <w:szCs w:val="22"/>
-                <w:color w:val="000000"/>
-              </w:rPr>
-              <w:t xml:space="preserve">14.43444</w:t>
-            </w:r>
-          </w:p>
-        </w:tc>
-      </w:tr>
-    </w:tbl>
-    <w:bookmarkEnd w:id="73"/>
-    <w:bookmarkStart w:id="74" w:name="lecture-3-interquartile-range"/>
+    <w:p>
+      <w:pPr>
+        <w:pStyle w:val="SourceCode"/>
+      </w:pPr>
+      <w:r>
+        <w:rPr>
+          <w:rStyle w:val="VerbatimChar"/>
+        </w:rPr>
+        <w:t xml:space="preserve"># A tibble: 2 × 2</w:t>
+      </w:r>
+      <w:r>
+        <w:br/>
+      </w:r>
+      <w:r>
+        <w:rPr>
+          <w:rStyle w:val="VerbatimChar"/>
+        </w:rPr>
+        <w:t xml:space="preserve">  lake  cv_length</w:t>
+      </w:r>
+      <w:r>
+        <w:br/>
+      </w:r>
+      <w:r>
+        <w:rPr>
+          <w:rStyle w:val="VerbatimChar"/>
+        </w:rPr>
+        <w:t xml:space="preserve">  &lt;chr&gt;     &lt;dbl&gt;</w:t>
+      </w:r>
+      <w:r>
+        <w:br/>
+      </w:r>
+      <w:r>
+        <w:rPr>
+          <w:rStyle w:val="VerbatimChar"/>
+        </w:rPr>
+        <w:t xml:space="preserve">1 I3         10.7</w:t>
+      </w:r>
+      <w:r>
+        <w:br/>
+      </w:r>
+      <w:r>
+        <w:rPr>
+          <w:rStyle w:val="VerbatimChar"/>
+        </w:rPr>
+        <w:t xml:space="preserve">2 I8         14.4</w:t>
+      </w:r>
+    </w:p>
+    <w:bookmarkEnd w:id="75"/>
+    <w:bookmarkStart w:id="76" w:name="lecture-3-interquartile-range"/>
     <w:p>
       <w:pPr>
         <w:pStyle w:val="Heading1"/>
@@ -3792,664 +3512,55 @@
         <w:t xml:space="preserve">Interquartile range: 106.25 mm</w:t>
       </w:r>
     </w:p>
-    <w:tbl xmlns:w="http://schemas.openxmlformats.org/wordprocessingml/2006/main" xmlns:r="http://schemas.openxmlformats.org/officeDocument/2006/relationships" xmlns:w14="http://schemas.microsoft.com/office/word/2010/wordml" xmlns:wp="http://schemas.openxmlformats.org/drawingml/2006/wordprocessingDrawing" xmlns:a="http://schemas.openxmlformats.org/drawingml/2006/main" xmlns:pic="http://schemas.openxmlformats.org/drawingml/2006/picture">
-      <w:tblPr>
-        <w:tblLayout w:type="fixed"/>
-        <w:jc w:val="center"/>
-        <w:tblLook w:firstRow="1" w:lastRow="0" w:firstColumn="0" w:lastColumn="0" w:noHBand="0" w:noVBand="1"/>
-      </w:tblPr>
-      <w:tblGrid>
-        <w:gridCol w:w="1080"/>
-        <w:gridCol w:w="1080"/>
-        <w:gridCol w:w="1080"/>
-        <w:gridCol w:w="1080"/>
-      </w:tblGrid>
-      <w:tr>
-        <w:trPr>
-          <w:trHeight w:val="360" w:hRule="auto"/>
-          <w:tblHeader/>
-        </w:trPr>
-        header1
-        <w:tc>
-          <w:tcPr>
-            <w:tcBorders>
-              <w:bottom w:val="single" w:sz="12" w:space="0" w:color="666666"/>
-              <w:top w:val="single" w:sz="12" w:space="0" w:color="666666"/>
-              <w:left w:val="none" w:sz="0" w:space="0" w:color="000000"/>
-              <w:right w:val="none" w:sz="0" w:space="0" w:color="000000"/>
-            </w:tcBorders>
-            <w:shd w:val="clear" w:color="auto" w:fill="FFFFFF"/>
-            <w:tcMar>
-              <w:top w:w="0" w:type="dxa"/>
-              <w:bottom w:w="0" w:type="dxa"/>
-              <w:left w:w="0" w:type="dxa"/>
-              <w:right w:w="0" w:type="dxa"/>
-            </w:tcMar>
-            <w:vAlign w:val="center"/>
-          </w:tcPr>
-          <w:p>
-            <w:pPr>
-              <w:jc w:val="left"/>
-              <w:pBdr>
-                <w:bottom w:val="none" w:sz="0" w:space="0" w:color="000000"/>
-                <w:top w:val="none" w:sz="0" w:space="0" w:color="000000"/>
-                <w:left w:val="none" w:sz="0" w:space="0" w:color="000000"/>
-                <w:right w:val="none" w:sz="0" w:space="0" w:color="000000"/>
-              </w:pBdr>
-              <w:spacing w:after="100" w:before="100" w:line="240"/>
-              <w:ind w:left="100" w:right="100" w:firstLine="0" w:firstLineChars="0"/>
-              <w:rPr>
-                <w:rFonts w:ascii="Helvetica" w:hAnsi="Helvetica" w:eastAsia="Helvetica" w:cs="Helvetica"/>
-                <w:i w:val="false"/>
-                <w:b w:val="false"/>
-                <w:u w:val="none"/>
-                <w:sz w:val="22"/>
-                <w:szCs w:val="22"/>
-                <w:color w:val="000000"/>
-              </w:rPr>
-            </w:pPr>
-            <w:r xmlns:w="http://schemas.openxmlformats.org/wordprocessingml/2006/main" xmlns:wp="http://schemas.openxmlformats.org/drawingml/2006/wordprocessingDrawing" xmlns:r="http://schemas.openxmlformats.org/officeDocument/2006/relationships" xmlns:w14="http://schemas.microsoft.com/office/word/2010/wordml">
-              <w:rPr>
-                <w:rFonts w:ascii="Helvetica" w:hAnsi="Helvetica" w:eastAsia="Helvetica" w:cs="Helvetica"/>
-                <w:i w:val="false"/>
-                <w:b w:val="false"/>
-                <w:u w:val="none"/>
-                <w:sz w:val="22"/>
-                <w:szCs w:val="22"/>
-                <w:color w:val="000000"/>
-              </w:rPr>
-              <w:t xml:space="preserve">lake</w:t>
-            </w:r>
-          </w:p>
-        </w:tc>
-        <w:tc>
-          <w:tcPr>
-            <w:tcBorders>
-              <w:bottom w:val="single" w:sz="12" w:space="0" w:color="666666"/>
-              <w:top w:val="single" w:sz="12" w:space="0" w:color="666666"/>
-              <w:left w:val="none" w:sz="0" w:space="0" w:color="000000"/>
-              <w:right w:val="none" w:sz="0" w:space="0" w:color="000000"/>
-            </w:tcBorders>
-            <w:shd w:val="clear" w:color="auto" w:fill="FFFFFF"/>
-            <w:tcMar>
-              <w:top w:w="0" w:type="dxa"/>
-              <w:bottom w:w="0" w:type="dxa"/>
-              <w:left w:w="0" w:type="dxa"/>
-              <w:right w:w="0" w:type="dxa"/>
-            </w:tcMar>
-            <w:vAlign w:val="center"/>
-          </w:tcPr>
-          <w:p>
-            <w:pPr>
-              <w:jc w:val="right"/>
-              <w:pBdr>
-                <w:bottom w:val="none" w:sz="0" w:space="0" w:color="000000"/>
-                <w:top w:val="none" w:sz="0" w:space="0" w:color="000000"/>
-                <w:left w:val="none" w:sz="0" w:space="0" w:color="000000"/>
-                <w:right w:val="none" w:sz="0" w:space="0" w:color="000000"/>
-              </w:pBdr>
-              <w:spacing w:after="100" w:before="100" w:line="240"/>
-              <w:ind w:left="100" w:right="100" w:firstLine="0" w:firstLineChars="0"/>
-              <w:rPr>
-                <w:rFonts w:ascii="Helvetica" w:hAnsi="Helvetica" w:eastAsia="Helvetica" w:cs="Helvetica"/>
-                <w:i w:val="false"/>
-                <w:b w:val="false"/>
-                <w:u w:val="none"/>
-                <w:sz w:val="22"/>
-                <w:szCs w:val="22"/>
-                <w:color w:val="000000"/>
-              </w:rPr>
-            </w:pPr>
-            <w:r xmlns:w="http://schemas.openxmlformats.org/wordprocessingml/2006/main" xmlns:wp="http://schemas.openxmlformats.org/drawingml/2006/wordprocessingDrawing" xmlns:r="http://schemas.openxmlformats.org/officeDocument/2006/relationships" xmlns:w14="http://schemas.microsoft.com/office/word/2010/wordml">
-              <w:rPr>
-                <w:rFonts w:ascii="Helvetica" w:hAnsi="Helvetica" w:eastAsia="Helvetica" w:cs="Helvetica"/>
-                <w:i w:val="false"/>
-                <w:b w:val="false"/>
-                <w:u w:val="none"/>
-                <w:sz w:val="22"/>
-                <w:szCs w:val="22"/>
-                <w:color w:val="000000"/>
-              </w:rPr>
-              <w:t xml:space="preserve">q1</w:t>
-            </w:r>
-          </w:p>
-        </w:tc>
-        <w:tc>
-          <w:tcPr>
-            <w:tcBorders>
-              <w:bottom w:val="single" w:sz="12" w:space="0" w:color="666666"/>
-              <w:top w:val="single" w:sz="12" w:space="0" w:color="666666"/>
-              <w:left w:val="none" w:sz="0" w:space="0" w:color="000000"/>
-              <w:right w:val="none" w:sz="0" w:space="0" w:color="000000"/>
-            </w:tcBorders>
-            <w:shd w:val="clear" w:color="auto" w:fill="FFFFFF"/>
-            <w:tcMar>
-              <w:top w:w="0" w:type="dxa"/>
-              <w:bottom w:w="0" w:type="dxa"/>
-              <w:left w:w="0" w:type="dxa"/>
-              <w:right w:w="0" w:type="dxa"/>
-            </w:tcMar>
-            <w:vAlign w:val="center"/>
-          </w:tcPr>
-          <w:p>
-            <w:pPr>
-              <w:jc w:val="right"/>
-              <w:pBdr>
-                <w:bottom w:val="none" w:sz="0" w:space="0" w:color="000000"/>
-                <w:top w:val="none" w:sz="0" w:space="0" w:color="000000"/>
-                <w:left w:val="none" w:sz="0" w:space="0" w:color="000000"/>
-                <w:right w:val="none" w:sz="0" w:space="0" w:color="000000"/>
-              </w:pBdr>
-              <w:spacing w:after="100" w:before="100" w:line="240"/>
-              <w:ind w:left="100" w:right="100" w:firstLine="0" w:firstLineChars="0"/>
-              <w:rPr>
-                <w:rFonts w:ascii="Helvetica" w:hAnsi="Helvetica" w:eastAsia="Helvetica" w:cs="Helvetica"/>
-                <w:i w:val="false"/>
-                <w:b w:val="false"/>
-                <w:u w:val="none"/>
-                <w:sz w:val="22"/>
-                <w:szCs w:val="22"/>
-                <w:color w:val="000000"/>
-              </w:rPr>
-            </w:pPr>
-            <w:r xmlns:w="http://schemas.openxmlformats.org/wordprocessingml/2006/main" xmlns:wp="http://schemas.openxmlformats.org/drawingml/2006/wordprocessingDrawing" xmlns:r="http://schemas.openxmlformats.org/officeDocument/2006/relationships" xmlns:w14="http://schemas.microsoft.com/office/word/2010/wordml">
-              <w:rPr>
-                <w:rFonts w:ascii="Helvetica" w:hAnsi="Helvetica" w:eastAsia="Helvetica" w:cs="Helvetica"/>
-                <w:i w:val="false"/>
-                <w:b w:val="false"/>
-                <w:u w:val="none"/>
-                <w:sz w:val="22"/>
-                <w:szCs w:val="22"/>
-                <w:color w:val="000000"/>
-              </w:rPr>
-              <w:t xml:space="preserve">q3</w:t>
-            </w:r>
-          </w:p>
-        </w:tc>
-        <w:tc>
-          <w:tcPr>
-            <w:tcBorders>
-              <w:bottom w:val="single" w:sz="12" w:space="0" w:color="666666"/>
-              <w:top w:val="single" w:sz="12" w:space="0" w:color="666666"/>
-              <w:left w:val="none" w:sz="0" w:space="0" w:color="000000"/>
-              <w:right w:val="none" w:sz="0" w:space="0" w:color="000000"/>
-            </w:tcBorders>
-            <w:shd w:val="clear" w:color="auto" w:fill="FFFFFF"/>
-            <w:tcMar>
-              <w:top w:w="0" w:type="dxa"/>
-              <w:bottom w:w="0" w:type="dxa"/>
-              <w:left w:w="0" w:type="dxa"/>
-              <w:right w:w="0" w:type="dxa"/>
-            </w:tcMar>
-            <w:vAlign w:val="center"/>
-          </w:tcPr>
-          <w:p>
-            <w:pPr>
-              <w:jc w:val="right"/>
-              <w:pBdr>
-                <w:bottom w:val="none" w:sz="0" w:space="0" w:color="000000"/>
-                <w:top w:val="none" w:sz="0" w:space="0" w:color="000000"/>
-                <w:left w:val="none" w:sz="0" w:space="0" w:color="000000"/>
-                <w:right w:val="none" w:sz="0" w:space="0" w:color="000000"/>
-              </w:pBdr>
-              <w:spacing w:after="100" w:before="100" w:line="240"/>
-              <w:ind w:left="100" w:right="100" w:firstLine="0" w:firstLineChars="0"/>
-              <w:rPr>
-                <w:rFonts w:ascii="Helvetica" w:hAnsi="Helvetica" w:eastAsia="Helvetica" w:cs="Helvetica"/>
-                <w:i w:val="false"/>
-                <w:b w:val="false"/>
-                <w:u w:val="none"/>
-                <w:sz w:val="22"/>
-                <w:szCs w:val="22"/>
-                <w:color w:val="000000"/>
-              </w:rPr>
-            </w:pPr>
-            <w:r xmlns:w="http://schemas.openxmlformats.org/wordprocessingml/2006/main" xmlns:wp="http://schemas.openxmlformats.org/drawingml/2006/wordprocessingDrawing" xmlns:r="http://schemas.openxmlformats.org/officeDocument/2006/relationships" xmlns:w14="http://schemas.microsoft.com/office/word/2010/wordml">
-              <w:rPr>
-                <w:rFonts w:ascii="Helvetica" w:hAnsi="Helvetica" w:eastAsia="Helvetica" w:cs="Helvetica"/>
-                <w:i w:val="false"/>
-                <w:b w:val="false"/>
-                <w:u w:val="none"/>
-                <w:sz w:val="22"/>
-                <w:szCs w:val="22"/>
-                <w:color w:val="000000"/>
-              </w:rPr>
-              <w:t xml:space="preserve">iqr</w:t>
-            </w:r>
-          </w:p>
-        </w:tc>
-      </w:tr>
-      <w:tr>
-        <w:trPr>
-          <w:trHeight w:val="360" w:hRule="auto"/>
-        </w:trPr>
-        body1
-        <w:tc>
-          <w:tcPr>
-            <w:tcBorders>
-              <w:bottom w:val="none" w:sz="0" w:space="0" w:color="000000"/>
-              <w:top w:val="single" w:sz="12" w:space="0" w:color="666666"/>
-              <w:left w:val="none" w:sz="0" w:space="0" w:color="000000"/>
-              <w:right w:val="none" w:sz="0" w:space="0" w:color="000000"/>
-            </w:tcBorders>
-            <w:shd w:val="clear" w:color="auto" w:fill="FFFFFF"/>
-            <w:tcMar>
-              <w:top w:w="0" w:type="dxa"/>
-              <w:bottom w:w="0" w:type="dxa"/>
-              <w:left w:w="0" w:type="dxa"/>
-              <w:right w:w="0" w:type="dxa"/>
-            </w:tcMar>
-            <w:vAlign w:val="center"/>
-          </w:tcPr>
-          <w:p>
-            <w:pPr>
-              <w:jc w:val="left"/>
-              <w:pBdr>
-                <w:bottom w:val="none" w:sz="0" w:space="0" w:color="000000"/>
-                <w:top w:val="none" w:sz="0" w:space="0" w:color="000000"/>
-                <w:left w:val="none" w:sz="0" w:space="0" w:color="000000"/>
-                <w:right w:val="none" w:sz="0" w:space="0" w:color="000000"/>
-              </w:pBdr>
-              <w:spacing w:after="100" w:before="100" w:line="240"/>
-              <w:ind w:left="100" w:right="100" w:firstLine="0" w:firstLineChars="0"/>
-              <w:rPr>
-                <w:rFonts w:ascii="Helvetica" w:hAnsi="Helvetica" w:eastAsia="Helvetica" w:cs="Helvetica"/>
-                <w:i w:val="false"/>
-                <w:b w:val="false"/>
-                <w:u w:val="none"/>
-                <w:sz w:val="22"/>
-                <w:szCs w:val="22"/>
-                <w:color w:val="000000"/>
-              </w:rPr>
-            </w:pPr>
-            <w:r xmlns:w="http://schemas.openxmlformats.org/wordprocessingml/2006/main" xmlns:wp="http://schemas.openxmlformats.org/drawingml/2006/wordprocessingDrawing" xmlns:r="http://schemas.openxmlformats.org/officeDocument/2006/relationships" xmlns:w14="http://schemas.microsoft.com/office/word/2010/wordml">
-              <w:rPr>
-                <w:rFonts w:ascii="Helvetica" w:hAnsi="Helvetica" w:eastAsia="Helvetica" w:cs="Helvetica"/>
-                <w:i w:val="false"/>
-                <w:b w:val="false"/>
-                <w:u w:val="none"/>
-                <w:sz w:val="22"/>
-                <w:szCs w:val="22"/>
-                <w:color w:val="000000"/>
-              </w:rPr>
-              <w:t xml:space="preserve">I3</w:t>
-            </w:r>
-          </w:p>
-        </w:tc>
-        <w:tc>
-          <w:tcPr>
-            <w:tcBorders>
-              <w:bottom w:val="none" w:sz="0" w:space="0" w:color="000000"/>
-              <w:top w:val="single" w:sz="12" w:space="0" w:color="666666"/>
-              <w:left w:val="none" w:sz="0" w:space="0" w:color="000000"/>
-              <w:right w:val="none" w:sz="0" w:space="0" w:color="000000"/>
-            </w:tcBorders>
-            <w:shd w:val="clear" w:color="auto" w:fill="FFFFFF"/>
-            <w:tcMar>
-              <w:top w:w="0" w:type="dxa"/>
-              <w:bottom w:w="0" w:type="dxa"/>
-              <w:left w:w="0" w:type="dxa"/>
-              <w:right w:w="0" w:type="dxa"/>
-            </w:tcMar>
-            <w:vAlign w:val="center"/>
-          </w:tcPr>
-          <w:p>
-            <w:pPr>
-              <w:jc w:val="right"/>
-              <w:pBdr>
-                <w:bottom w:val="none" w:sz="0" w:space="0" w:color="000000"/>
-                <w:top w:val="none" w:sz="0" w:space="0" w:color="000000"/>
-                <w:left w:val="none" w:sz="0" w:space="0" w:color="000000"/>
-                <w:right w:val="none" w:sz="0" w:space="0" w:color="000000"/>
-              </w:pBdr>
-              <w:spacing w:after="100" w:before="100" w:line="240"/>
-              <w:ind w:left="100" w:right="100" w:firstLine="0" w:firstLineChars="0"/>
-              <w:rPr>
-                <w:rFonts w:ascii="Helvetica" w:hAnsi="Helvetica" w:eastAsia="Helvetica" w:cs="Helvetica"/>
-                <w:i w:val="false"/>
-                <w:b w:val="false"/>
-                <w:u w:val="none"/>
-                <w:sz w:val="22"/>
-                <w:szCs w:val="22"/>
-                <w:color w:val="000000"/>
-              </w:rPr>
-            </w:pPr>
-            <w:r xmlns:w="http://schemas.openxmlformats.org/wordprocessingml/2006/main" xmlns:wp="http://schemas.openxmlformats.org/drawingml/2006/wordprocessingDrawing" xmlns:r="http://schemas.openxmlformats.org/officeDocument/2006/relationships" xmlns:w14="http://schemas.microsoft.com/office/word/2010/wordml">
-              <w:rPr>
-                <w:rFonts w:ascii="Helvetica" w:hAnsi="Helvetica" w:eastAsia="Helvetica" w:cs="Helvetica"/>
-                <w:i w:val="false"/>
-                <w:b w:val="false"/>
-                <w:u w:val="none"/>
-                <w:sz w:val="22"/>
-                <w:szCs w:val="22"/>
-                <w:color w:val="000000"/>
-              </w:rPr>
-              <w:t xml:space="preserve">256</w:t>
-            </w:r>
-          </w:p>
-        </w:tc>
-        <w:tc>
-          <w:tcPr>
-            <w:tcBorders>
-              <w:bottom w:val="none" w:sz="0" w:space="0" w:color="000000"/>
-              <w:top w:val="single" w:sz="12" w:space="0" w:color="666666"/>
-              <w:left w:val="none" w:sz="0" w:space="0" w:color="000000"/>
-              <w:right w:val="none" w:sz="0" w:space="0" w:color="000000"/>
-            </w:tcBorders>
-            <w:shd w:val="clear" w:color="auto" w:fill="FFFFFF"/>
-            <w:tcMar>
-              <w:top w:w="0" w:type="dxa"/>
-              <w:bottom w:w="0" w:type="dxa"/>
-              <w:left w:w="0" w:type="dxa"/>
-              <w:right w:w="0" w:type="dxa"/>
-            </w:tcMar>
-            <w:vAlign w:val="center"/>
-          </w:tcPr>
-          <w:p>
-            <w:pPr>
-              <w:jc w:val="right"/>
-              <w:pBdr>
-                <w:bottom w:val="none" w:sz="0" w:space="0" w:color="000000"/>
-                <w:top w:val="none" w:sz="0" w:space="0" w:color="000000"/>
-                <w:left w:val="none" w:sz="0" w:space="0" w:color="000000"/>
-                <w:right w:val="none" w:sz="0" w:space="0" w:color="000000"/>
-              </w:pBdr>
-              <w:spacing w:after="100" w:before="100" w:line="240"/>
-              <w:ind w:left="100" w:right="100" w:firstLine="0" w:firstLineChars="0"/>
-              <w:rPr>
-                <w:rFonts w:ascii="Helvetica" w:hAnsi="Helvetica" w:eastAsia="Helvetica" w:cs="Helvetica"/>
-                <w:i w:val="false"/>
-                <w:b w:val="false"/>
-                <w:u w:val="none"/>
-                <w:sz w:val="22"/>
-                <w:szCs w:val="22"/>
-                <w:color w:val="000000"/>
-              </w:rPr>
-            </w:pPr>
-            <w:r xmlns:w="http://schemas.openxmlformats.org/wordprocessingml/2006/main" xmlns:wp="http://schemas.openxmlformats.org/drawingml/2006/wordprocessingDrawing" xmlns:r="http://schemas.openxmlformats.org/officeDocument/2006/relationships" xmlns:w14="http://schemas.microsoft.com/office/word/2010/wordml">
-              <w:rPr>
-                <w:rFonts w:ascii="Helvetica" w:hAnsi="Helvetica" w:eastAsia="Helvetica" w:cs="Helvetica"/>
-                <w:i w:val="false"/>
-                <w:b w:val="false"/>
-                <w:u w:val="none"/>
-                <w:sz w:val="22"/>
-                <w:szCs w:val="22"/>
-                <w:color w:val="000000"/>
-              </w:rPr>
-              <w:t xml:space="preserve">280</w:t>
-            </w:r>
-          </w:p>
-        </w:tc>
-        <w:tc>
-          <w:tcPr>
-            <w:tcBorders>
-              <w:bottom w:val="none" w:sz="0" w:space="0" w:color="000000"/>
-              <w:top w:val="single" w:sz="12" w:space="0" w:color="666666"/>
-              <w:left w:val="none" w:sz="0" w:space="0" w:color="000000"/>
-              <w:right w:val="none" w:sz="0" w:space="0" w:color="000000"/>
-            </w:tcBorders>
-            <w:shd w:val="clear" w:color="auto" w:fill="FFFFFF"/>
-            <w:tcMar>
-              <w:top w:w="0" w:type="dxa"/>
-              <w:bottom w:w="0" w:type="dxa"/>
-              <w:left w:w="0" w:type="dxa"/>
-              <w:right w:w="0" w:type="dxa"/>
-            </w:tcMar>
-            <w:vAlign w:val="center"/>
-          </w:tcPr>
-          <w:p>
-            <w:pPr>
-              <w:jc w:val="right"/>
-              <w:pBdr>
-                <w:bottom w:val="none" w:sz="0" w:space="0" w:color="000000"/>
-                <w:top w:val="none" w:sz="0" w:space="0" w:color="000000"/>
-                <w:left w:val="none" w:sz="0" w:space="0" w:color="000000"/>
-                <w:right w:val="none" w:sz="0" w:space="0" w:color="000000"/>
-              </w:pBdr>
-              <w:spacing w:after="100" w:before="100" w:line="240"/>
-              <w:ind w:left="100" w:right="100" w:firstLine="0" w:firstLineChars="0"/>
-              <w:rPr>
-                <w:rFonts w:ascii="Helvetica" w:hAnsi="Helvetica" w:eastAsia="Helvetica" w:cs="Helvetica"/>
-                <w:i w:val="false"/>
-                <w:b w:val="false"/>
-                <w:u w:val="none"/>
-                <w:sz w:val="22"/>
-                <w:szCs w:val="22"/>
-                <w:color w:val="000000"/>
-              </w:rPr>
-            </w:pPr>
-            <w:r xmlns:w="http://schemas.openxmlformats.org/wordprocessingml/2006/main" xmlns:wp="http://schemas.openxmlformats.org/drawingml/2006/wordprocessingDrawing" xmlns:r="http://schemas.openxmlformats.org/officeDocument/2006/relationships" xmlns:w14="http://schemas.microsoft.com/office/word/2010/wordml">
-              <w:rPr>
-                <w:rFonts w:ascii="Helvetica" w:hAnsi="Helvetica" w:eastAsia="Helvetica" w:cs="Helvetica"/>
-                <w:i w:val="false"/>
-                <w:b w:val="false"/>
-                <w:u w:val="none"/>
-                <w:sz w:val="22"/>
-                <w:szCs w:val="22"/>
-                <w:color w:val="000000"/>
-              </w:rPr>
-              <w:t xml:space="preserve">24</w:t>
-            </w:r>
-          </w:p>
-        </w:tc>
-      </w:tr>
-      <w:tr>
-        <w:trPr>
-          <w:trHeight w:val="360" w:hRule="auto"/>
-        </w:trPr>
-        body2
-        <w:tc>
-          <w:tcPr>
-            <w:tcBorders>
-              <w:bottom w:val="single" w:sz="12" w:space="0" w:color="666666"/>
-              <w:top w:val="none" w:sz="0" w:space="0" w:color="000000"/>
-              <w:left w:val="none" w:sz="0" w:space="0" w:color="000000"/>
-              <w:right w:val="none" w:sz="0" w:space="0" w:color="000000"/>
-            </w:tcBorders>
-            <w:shd w:val="clear" w:color="auto" w:fill="FFFFFF"/>
-            <w:tcMar>
-              <w:top w:w="0" w:type="dxa"/>
-              <w:bottom w:w="0" w:type="dxa"/>
-              <w:left w:w="0" w:type="dxa"/>
-              <w:right w:w="0" w:type="dxa"/>
-            </w:tcMar>
-            <w:vAlign w:val="center"/>
-          </w:tcPr>
-          <w:p>
-            <w:pPr>
-              <w:jc w:val="left"/>
-              <w:pBdr>
-                <w:bottom w:val="none" w:sz="0" w:space="0" w:color="000000"/>
-                <w:top w:val="none" w:sz="0" w:space="0" w:color="000000"/>
-                <w:left w:val="none" w:sz="0" w:space="0" w:color="000000"/>
-                <w:right w:val="none" w:sz="0" w:space="0" w:color="000000"/>
-              </w:pBdr>
-              <w:spacing w:after="100" w:before="100" w:line="240"/>
-              <w:ind w:left="100" w:right="100" w:firstLine="0" w:firstLineChars="0"/>
-              <w:rPr>
-                <w:rFonts w:ascii="Helvetica" w:hAnsi="Helvetica" w:eastAsia="Helvetica" w:cs="Helvetica"/>
-                <w:i w:val="false"/>
-                <w:b w:val="false"/>
-                <w:u w:val="none"/>
-                <w:sz w:val="22"/>
-                <w:szCs w:val="22"/>
-                <w:color w:val="000000"/>
-              </w:rPr>
-            </w:pPr>
-            <w:r xmlns:w="http://schemas.openxmlformats.org/wordprocessingml/2006/main" xmlns:wp="http://schemas.openxmlformats.org/drawingml/2006/wordprocessingDrawing" xmlns:r="http://schemas.openxmlformats.org/officeDocument/2006/relationships" xmlns:w14="http://schemas.microsoft.com/office/word/2010/wordml">
-              <w:rPr>
-                <w:rFonts w:ascii="Helvetica" w:hAnsi="Helvetica" w:eastAsia="Helvetica" w:cs="Helvetica"/>
-                <w:i w:val="false"/>
-                <w:b w:val="false"/>
-                <w:u w:val="none"/>
-                <w:sz w:val="22"/>
-                <w:szCs w:val="22"/>
-                <w:color w:val="000000"/>
-              </w:rPr>
-              <w:t xml:space="preserve">I8</w:t>
-            </w:r>
-          </w:p>
-        </w:tc>
-        <w:tc>
-          <w:tcPr>
-            <w:tcBorders>
-              <w:bottom w:val="single" w:sz="12" w:space="0" w:color="666666"/>
-              <w:top w:val="none" w:sz="0" w:space="0" w:color="000000"/>
-              <w:left w:val="none" w:sz="0" w:space="0" w:color="000000"/>
-              <w:right w:val="none" w:sz="0" w:space="0" w:color="000000"/>
-            </w:tcBorders>
-            <w:shd w:val="clear" w:color="auto" w:fill="FFFFFF"/>
-            <w:tcMar>
-              <w:top w:w="0" w:type="dxa"/>
-              <w:bottom w:w="0" w:type="dxa"/>
-              <w:left w:w="0" w:type="dxa"/>
-              <w:right w:w="0" w:type="dxa"/>
-            </w:tcMar>
-            <w:vAlign w:val="center"/>
-          </w:tcPr>
-          <w:p>
-            <w:pPr>
-              <w:jc w:val="right"/>
-              <w:pBdr>
-                <w:bottom w:val="none" w:sz="0" w:space="0" w:color="000000"/>
-                <w:top w:val="none" w:sz="0" w:space="0" w:color="000000"/>
-                <w:left w:val="none" w:sz="0" w:space="0" w:color="000000"/>
-                <w:right w:val="none" w:sz="0" w:space="0" w:color="000000"/>
-              </w:pBdr>
-              <w:spacing w:after="100" w:before="100" w:line="240"/>
-              <w:ind w:left="100" w:right="100" w:firstLine="0" w:firstLineChars="0"/>
-              <w:rPr>
-                <w:rFonts w:ascii="Helvetica" w:hAnsi="Helvetica" w:eastAsia="Helvetica" w:cs="Helvetica"/>
-                <w:i w:val="false"/>
-                <w:b w:val="false"/>
-                <w:u w:val="none"/>
-                <w:sz w:val="22"/>
-                <w:szCs w:val="22"/>
-                <w:color w:val="000000"/>
-              </w:rPr>
-            </w:pPr>
-            <w:r xmlns:w="http://schemas.openxmlformats.org/wordprocessingml/2006/main" xmlns:wp="http://schemas.openxmlformats.org/drawingml/2006/wordprocessingDrawing" xmlns:r="http://schemas.openxmlformats.org/officeDocument/2006/relationships" xmlns:w14="http://schemas.microsoft.com/office/word/2010/wordml">
-              <w:rPr>
-                <w:rFonts w:ascii="Helvetica" w:hAnsi="Helvetica" w:eastAsia="Helvetica" w:cs="Helvetica"/>
-                <w:i w:val="false"/>
-                <w:b w:val="false"/>
-                <w:u w:val="none"/>
-                <w:sz w:val="22"/>
-                <w:szCs w:val="22"/>
-                <w:color w:val="000000"/>
-              </w:rPr>
-              <w:t xml:space="preserve">340</w:t>
-            </w:r>
-          </w:p>
-        </w:tc>
-        <w:tc>
-          <w:tcPr>
-            <w:tcBorders>
-              <w:bottom w:val="single" w:sz="12" w:space="0" w:color="666666"/>
-              <w:top w:val="none" w:sz="0" w:space="0" w:color="000000"/>
-              <w:left w:val="none" w:sz="0" w:space="0" w:color="000000"/>
-              <w:right w:val="none" w:sz="0" w:space="0" w:color="000000"/>
-            </w:tcBorders>
-            <w:shd w:val="clear" w:color="auto" w:fill="FFFFFF"/>
-            <w:tcMar>
-              <w:top w:w="0" w:type="dxa"/>
-              <w:bottom w:w="0" w:type="dxa"/>
-              <w:left w:w="0" w:type="dxa"/>
-              <w:right w:w="0" w:type="dxa"/>
-            </w:tcMar>
-            <w:vAlign w:val="center"/>
-          </w:tcPr>
-          <w:p>
-            <w:pPr>
-              <w:jc w:val="right"/>
-              <w:pBdr>
-                <w:bottom w:val="none" w:sz="0" w:space="0" w:color="000000"/>
-                <w:top w:val="none" w:sz="0" w:space="0" w:color="000000"/>
-                <w:left w:val="none" w:sz="0" w:space="0" w:color="000000"/>
-                <w:right w:val="none" w:sz="0" w:space="0" w:color="000000"/>
-              </w:pBdr>
-              <w:spacing w:after="100" w:before="100" w:line="240"/>
-              <w:ind w:left="100" w:right="100" w:firstLine="0" w:firstLineChars="0"/>
-              <w:rPr>
-                <w:rFonts w:ascii="Helvetica" w:hAnsi="Helvetica" w:eastAsia="Helvetica" w:cs="Helvetica"/>
-                <w:i w:val="false"/>
-                <w:b w:val="false"/>
-                <w:u w:val="none"/>
-                <w:sz w:val="22"/>
-                <w:szCs w:val="22"/>
-                <w:color w:val="000000"/>
-              </w:rPr>
-            </w:pPr>
-            <w:r xmlns:w="http://schemas.openxmlformats.org/wordprocessingml/2006/main" xmlns:wp="http://schemas.openxmlformats.org/drawingml/2006/wordprocessingDrawing" xmlns:r="http://schemas.openxmlformats.org/officeDocument/2006/relationships" xmlns:w14="http://schemas.microsoft.com/office/word/2010/wordml">
-              <w:rPr>
-                <w:rFonts w:ascii="Helvetica" w:hAnsi="Helvetica" w:eastAsia="Helvetica" w:cs="Helvetica"/>
-                <w:i w:val="false"/>
-                <w:b w:val="false"/>
-                <w:u w:val="none"/>
-                <w:sz w:val="22"/>
-                <w:szCs w:val="22"/>
-                <w:color w:val="000000"/>
-              </w:rPr>
-              <w:t xml:space="preserve">401</w:t>
-            </w:r>
-          </w:p>
-        </w:tc>
-        <w:tc>
-          <w:tcPr>
-            <w:tcBorders>
-              <w:bottom w:val="single" w:sz="12" w:space="0" w:color="666666"/>
-              <w:top w:val="none" w:sz="0" w:space="0" w:color="000000"/>
-              <w:left w:val="none" w:sz="0" w:space="0" w:color="000000"/>
-              <w:right w:val="none" w:sz="0" w:space="0" w:color="000000"/>
-            </w:tcBorders>
-            <w:shd w:val="clear" w:color="auto" w:fill="FFFFFF"/>
-            <w:tcMar>
-              <w:top w:w="0" w:type="dxa"/>
-              <w:bottom w:w="0" w:type="dxa"/>
-              <w:left w:w="0" w:type="dxa"/>
-              <w:right w:w="0" w:type="dxa"/>
-            </w:tcMar>
-            <w:vAlign w:val="center"/>
-          </w:tcPr>
-          <w:p>
-            <w:pPr>
-              <w:jc w:val="right"/>
-              <w:pBdr>
-                <w:bottom w:val="none" w:sz="0" w:space="0" w:color="000000"/>
-                <w:top w:val="none" w:sz="0" w:space="0" w:color="000000"/>
-                <w:left w:val="none" w:sz="0" w:space="0" w:color="000000"/>
-                <w:right w:val="none" w:sz="0" w:space="0" w:color="000000"/>
-              </w:pBdr>
-              <w:spacing w:after="100" w:before="100" w:line="240"/>
-              <w:ind w:left="100" w:right="100" w:firstLine="0" w:firstLineChars="0"/>
-              <w:rPr>
-                <w:rFonts w:ascii="Helvetica" w:hAnsi="Helvetica" w:eastAsia="Helvetica" w:cs="Helvetica"/>
-                <w:i w:val="false"/>
-                <w:b w:val="false"/>
-                <w:u w:val="none"/>
-                <w:sz w:val="22"/>
-                <w:szCs w:val="22"/>
-                <w:color w:val="000000"/>
-              </w:rPr>
-            </w:pPr>
-            <w:r xmlns:w="http://schemas.openxmlformats.org/wordprocessingml/2006/main" xmlns:wp="http://schemas.openxmlformats.org/drawingml/2006/wordprocessingDrawing" xmlns:r="http://schemas.openxmlformats.org/officeDocument/2006/relationships" xmlns:w14="http://schemas.microsoft.com/office/word/2010/wordml">
-              <w:rPr>
-                <w:rFonts w:ascii="Helvetica" w:hAnsi="Helvetica" w:eastAsia="Helvetica" w:cs="Helvetica"/>
-                <w:i w:val="false"/>
-                <w:b w:val="false"/>
-                <w:u w:val="none"/>
-                <w:sz w:val="22"/>
-                <w:szCs w:val="22"/>
-                <w:color w:val="000000"/>
-              </w:rPr>
-              <w:t xml:space="preserve">61</w:t>
-            </w:r>
-          </w:p>
-        </w:tc>
-      </w:tr>
-    </w:tbl>
-    <w:bookmarkEnd w:id="74"/>
-    <w:bookmarkStart w:id="79" w:name="X647522e7a933e60cf517990acfbd8e4a1ff28b4"/>
+    <w:p>
+      <w:pPr>
+        <w:pStyle w:val="SourceCode"/>
+      </w:pPr>
+      <w:r>
+        <w:rPr>
+          <w:rStyle w:val="VerbatimChar"/>
+        </w:rPr>
+        <w:t xml:space="preserve"># A tibble: 2 × 4</w:t>
+      </w:r>
+      <w:r>
+        <w:br/>
+      </w:r>
+      <w:r>
+        <w:rPr>
+          <w:rStyle w:val="VerbatimChar"/>
+        </w:rPr>
+        <w:t xml:space="preserve">  lake     q1    q3   iqr</w:t>
+      </w:r>
+      <w:r>
+        <w:br/>
+      </w:r>
+      <w:r>
+        <w:rPr>
+          <w:rStyle w:val="VerbatimChar"/>
+        </w:rPr>
+        <w:t xml:space="preserve">  &lt;chr&gt; &lt;dbl&gt; &lt;dbl&gt; &lt;dbl&gt;</w:t>
+      </w:r>
+      <w:r>
+        <w:br/>
+      </w:r>
+      <w:r>
+        <w:rPr>
+          <w:rStyle w:val="VerbatimChar"/>
+        </w:rPr>
+        <w:t xml:space="preserve">1 I3      256   280    24</w:t>
+      </w:r>
+      <w:r>
+        <w:br/>
+      </w:r>
+      <w:r>
+        <w:rPr>
+          <w:rStyle w:val="VerbatimChar"/>
+        </w:rPr>
+        <w:t xml:space="preserve">2 I8      340   401    61</w:t>
+      </w:r>
+    </w:p>
+    <w:bookmarkEnd w:id="76"/>
+    <w:bookmarkStart w:id="81" w:name="X647522e7a933e60cf517990acfbd8e4a1ff28b4"/>
     <w:p>
       <w:pPr>
         <w:pStyle w:val="Heading1"/>
@@ -4478,7 +3589,7 @@
         <w:t xml:space="preserve">transformations can help address this issue.</w:t>
       </w:r>
     </w:p>
-    <w:bookmarkStart w:id="75" w:name="logarithmic-transformation"/>
+    <w:bookmarkStart w:id="77" w:name="logarithmic-transformation"/>
     <w:p>
       <w:pPr>
         <w:pStyle w:val="Heading3"/>
@@ -4571,7 +3682,7 @@
         <w:br/>
       </w:r>
     </w:p>
-    <w:bookmarkEnd w:id="75"/>
+    <w:bookmarkEnd w:id="77"/>
     <w:p>
       <w:pPr>
         <w:pStyle w:val="FirstParagraph"/>
@@ -4579,20 +3690,585 @@
       <w:r>
         <w:drawing>
           <wp:inline>
-            <wp:extent cx="5486400" cy="4572000"/>
+            <wp:extent cx="2743200" cy="2743200"/>
             <wp:effectExtent b="0" l="0" r="0" t="0"/>
-            <wp:docPr descr="" title="" id="77" name="Picture"/>
+            <wp:docPr descr="" title="" id="79" name="Picture"/>
             <a:graphic>
               <a:graphicData uri="http://schemas.openxmlformats.org/drawingml/2006/picture">
                 <pic:pic>
                   <pic:nvPicPr>
-                    <pic:cNvPr descr="03_01_lecture_powerpoint_files/figure-docx/log-transform-1.png" id="78" name="Picture"/>
+                    <pic:cNvPr descr="03_01_lecture_powerpoint_files/figure-docx/log-transform-1.png" id="80" name="Picture"/>
                     <pic:cNvPicPr>
                       <a:picLocks noChangeArrowheads="1" noChangeAspect="1"/>
                     </pic:cNvPicPr>
                   </pic:nvPicPr>
                   <pic:blipFill>
-                    <a:blip r:embed="rId76"/>
+                    <a:blip r:embed="rId78"/>
+                    <a:stretch>
+                      <a:fillRect/>
+                    </a:stretch>
+                  </pic:blipFill>
+                  <pic:spPr bwMode="auto">
+                    <a:xfrm>
+                      <a:off x="0" y="0"/>
+                      <a:ext cx="2743200" cy="2743200"/>
+                    </a:xfrm>
+                    <a:prstGeom prst="rect">
+                      <a:avLst/>
+                    </a:prstGeom>
+                    <a:noFill/>
+                    <a:ln w="9525">
+                      <a:noFill/>
+                      <a:headEnd/>
+                      <a:tailEnd/>
+                    </a:ln>
+                  </pic:spPr>
+                </pic:pic>
+              </a:graphicData>
+            </a:graphic>
+          </wp:inline>
+        </w:drawing>
+      </w:r>
+    </w:p>
+    <w:p>
+      <w:pPr>
+        <w:pStyle w:val="SourceCode"/>
+      </w:pPr>
+      <w:r>
+        <w:rPr>
+          <w:rStyle w:val="VerbatimChar"/>
+        </w:rPr>
+        <w:t xml:space="preserve">Arithmetic mean of original data: 265.6 mm</w:t>
+      </w:r>
+      <w:r>
+        <w:br/>
+      </w:r>
+      <w:r>
+        <w:rPr>
+          <w:rStyle w:val="VerbatimChar"/>
+        </w:rPr>
+        <w:t xml:space="preserve"> Geometric mean (back-transformed mean of logs): 282.4 mm</w:t>
+      </w:r>
+    </w:p>
+    <w:bookmarkEnd w:id="81"/>
+    <w:bookmarkStart w:id="85" w:name="lecture-3-when-to-use-transformations"/>
+    <w:p>
+      <w:pPr>
+        <w:pStyle w:val="Heading1"/>
+      </w:pPr>
+      <w:r>
+        <w:t xml:space="preserve">Lecture 3: When to Use Transformations</w:t>
+      </w:r>
+    </w:p>
+    <w:p>
+      <w:pPr>
+        <w:pStyle w:val="Compact"/>
+        <w:numPr>
+          <w:ilvl w:val="0"/>
+          <w:numId w:val="1029"/>
+        </w:numPr>
+      </w:pPr>
+      <w:r>
+        <w:rPr>
+          <w:b/>
+          <w:bCs/>
+        </w:rPr>
+        <w:t xml:space="preserve">Log transformation</w:t>
+      </w:r>
+      <w:r>
+        <w:t xml:space="preserve">: When data are right-skewed or follow</w:t>
+      </w:r>
+      <w:r>
+        <w:t xml:space="preserve"> </w:t>
+      </w:r>
+      <w:r>
+        <w:t xml:space="preserve">multiplicative rather than additive processes</w:t>
+      </w:r>
+    </w:p>
+    <w:p>
+      <w:pPr>
+        <w:pStyle w:val="Compact"/>
+        <w:numPr>
+          <w:ilvl w:val="0"/>
+          <w:numId w:val="1029"/>
+        </w:numPr>
+      </w:pPr>
+      <w:r>
+        <w:rPr>
+          <w:b/>
+          <w:bCs/>
+        </w:rPr>
+        <w:t xml:space="preserve">Square root transformation</w:t>
+      </w:r>
+      <w:r>
+        <w:t xml:space="preserve">: For count data or data where</w:t>
+      </w:r>
+      <w:r>
+        <w:t xml:space="preserve"> </w:t>
+      </w:r>
+      <w:r>
+        <w:t xml:space="preserve">variance increases with the mean</w:t>
+      </w:r>
+    </w:p>
+    <w:p>
+      <w:pPr>
+        <w:pStyle w:val="Compact"/>
+        <w:numPr>
+          <w:ilvl w:val="0"/>
+          <w:numId w:val="1029"/>
+        </w:numPr>
+      </w:pPr>
+      <w:r>
+        <w:rPr>
+          <w:b/>
+          <w:bCs/>
+        </w:rPr>
+        <w:t xml:space="preserve">Inverse transformation</w:t>
+      </w:r>
+      <w:r>
+        <w:t xml:space="preserve">: For strongly right-skewed data</w:t>
+      </w:r>
+    </w:p>
+    <w:p>
+      <w:pPr>
+        <w:pStyle w:val="Compact"/>
+        <w:numPr>
+          <w:ilvl w:val="0"/>
+          <w:numId w:val="1029"/>
+        </w:numPr>
+      </w:pPr>
+      <w:r>
+        <w:rPr>
+          <w:b/>
+          <w:bCs/>
+        </w:rPr>
+        <w:t xml:space="preserve">Arcsine square root transformation</w:t>
+      </w:r>
+      <w:r>
+        <w:t xml:space="preserve">: For proportions or</w:t>
+      </w:r>
+      <w:r>
+        <w:t xml:space="preserve"> </w:t>
+      </w:r>
+      <w:r>
+        <w:t xml:space="preserve">percentages (though logistic regression is often preferred now)</w:t>
+      </w:r>
+    </w:p>
+    <w:p>
+      <w:pPr>
+        <w:pStyle w:val="FirstParagraph"/>
+      </w:pPr>
+      <w:r>
+        <w:t xml:space="preserve">In a reflection the parameter</w:t>
+      </w:r>
+      <w:r>
+        <w:t xml:space="preserve"> </w:t>
+      </w:r>
+      <w:r>
+        <w:rPr>
+          <w:b/>
+          <w:bCs/>
+        </w:rPr>
+        <w:t xml:space="preserve">k</w:t>
+      </w:r>
+      <w:r>
+        <w:t xml:space="preserve"> </w:t>
+      </w:r>
+      <w:r>
+        <w:t xml:space="preserve">is typically chosen to be a value</w:t>
+      </w:r>
+      <w:r>
+        <w:t xml:space="preserve"> </w:t>
+      </w:r>
+      <w:r>
+        <w:t xml:space="preserve">that’s larger than the maximum value</w:t>
+      </w:r>
+    </w:p>
+    <w:p>
+      <w:pPr>
+        <w:pStyle w:val="BodyText"/>
+      </w:pPr>
+      <w:r>
+        <w:drawing>
+          <wp:inline>
+            <wp:extent cx="5486400" cy="2909823"/>
+            <wp:effectExtent b="0" l="0" r="0" t="0"/>
+            <wp:docPr descr="" title="" id="83" name="Picture"/>
+            <a:graphic>
+              <a:graphicData uri="http://schemas.openxmlformats.org/drawingml/2006/picture">
+                <pic:pic>
+                  <pic:nvPicPr>
+                    <pic:cNvPr descr="images/clipboard-2483693250.png" id="84" name="Picture"/>
+                    <pic:cNvPicPr>
+                      <a:picLocks noChangeArrowheads="1" noChangeAspect="1"/>
+                    </pic:cNvPicPr>
+                  </pic:nvPicPr>
+                  <pic:blipFill>
+                    <a:blip r:embed="rId82"/>
+                    <a:stretch>
+                      <a:fillRect/>
+                    </a:stretch>
+                  </pic:blipFill>
+                  <pic:spPr bwMode="auto">
+                    <a:xfrm>
+                      <a:off x="0" y="0"/>
+                      <a:ext cx="5486400" cy="2909823"/>
+                    </a:xfrm>
+                    <a:prstGeom prst="rect">
+                      <a:avLst/>
+                    </a:prstGeom>
+                    <a:noFill/>
+                    <a:ln w="9525">
+                      <a:noFill/>
+                      <a:headEnd/>
+                      <a:tailEnd/>
+                    </a:ln>
+                  </pic:spPr>
+                </pic:pic>
+              </a:graphicData>
+            </a:graphic>
+          </wp:inline>
+        </w:drawing>
+      </w:r>
+    </w:p>
+    <w:bookmarkEnd w:id="85"/>
+    <w:bookmarkStart w:id="89" w:name="X9284063006db332efcb76d66fa0efd017ab616c"/>
+    <w:p>
+      <w:pPr>
+        <w:pStyle w:val="Heading1"/>
+      </w:pPr>
+      <w:r>
+        <w:t xml:space="preserve">Lecture 3: Visualizing Distributions - Histograms</w:t>
+      </w:r>
+    </w:p>
+    <w:p>
+      <w:pPr>
+        <w:pStyle w:val="FirstParagraph"/>
+      </w:pPr>
+      <w:r>
+        <w:t xml:space="preserve">Histograms</w:t>
+      </w:r>
+    </w:p>
+    <w:p>
+      <w:pPr>
+        <w:pStyle w:val="BodyText"/>
+      </w:pPr>
+      <w:r>
+        <w:t xml:space="preserve">Histograms show the frequency distribution of our data.</w:t>
+      </w:r>
+    </w:p>
+    <w:p>
+      <w:pPr>
+        <w:pStyle w:val="BodyText"/>
+      </w:pPr>
+      <w:r>
+        <w:drawing>
+          <wp:inline>
+            <wp:extent cx="6578600" cy="4111625"/>
+            <wp:effectExtent b="0" l="0" r="0" t="0"/>
+            <wp:docPr descr="" title="" id="87" name="Picture"/>
+            <a:graphic>
+              <a:graphicData uri="http://schemas.openxmlformats.org/drawingml/2006/picture">
+                <pic:pic>
+                  <pic:nvPicPr>
+                    <pic:cNvPr descr="03_01_lecture_powerpoint_files/figure-docx/histogram-1.png" id="88" name="Picture"/>
+                    <pic:cNvPicPr>
+                      <a:picLocks noChangeArrowheads="1" noChangeAspect="1"/>
+                    </pic:cNvPicPr>
+                  </pic:nvPicPr>
+                  <pic:blipFill>
+                    <a:blip r:embed="rId86"/>
+                    <a:stretch>
+                      <a:fillRect/>
+                    </a:stretch>
+                  </pic:blipFill>
+                  <pic:spPr bwMode="auto">
+                    <a:xfrm>
+                      <a:off x="0" y="0"/>
+                      <a:ext cx="6578600" cy="4111625"/>
+                    </a:xfrm>
+                    <a:prstGeom prst="rect">
+                      <a:avLst/>
+                    </a:prstGeom>
+                    <a:noFill/>
+                    <a:ln w="9525">
+                      <a:noFill/>
+                      <a:headEnd/>
+                      <a:tailEnd/>
+                    </a:ln>
+                  </pic:spPr>
+                </pic:pic>
+              </a:graphicData>
+            </a:graphic>
+          </wp:inline>
+        </w:drawing>
+      </w:r>
+    </w:p>
+    <w:bookmarkEnd w:id="89"/>
+    <w:bookmarkStart w:id="93" w:name="X8eadb8816f09a092c1e790584a852b6542419d5"/>
+    <w:p>
+      <w:pPr>
+        <w:pStyle w:val="Heading1"/>
+      </w:pPr>
+      <w:r>
+        <w:t xml:space="preserve">Lecture 3: Visualizing Distributions - Box Plots</w:t>
+      </w:r>
+    </w:p>
+    <w:p>
+      <w:pPr>
+        <w:pStyle w:val="FirstParagraph"/>
+      </w:pPr>
+      <w:r>
+        <w:t xml:space="preserve">Box Plots</w:t>
+      </w:r>
+    </w:p>
+    <w:p>
+      <w:pPr>
+        <w:pStyle w:val="BodyText"/>
+      </w:pPr>
+      <w:r>
+        <w:t xml:space="preserve">Box plots show the median, quartiles, and potential outliers.</w:t>
+      </w:r>
+    </w:p>
+    <w:p>
+      <w:pPr>
+        <w:pStyle w:val="BodyText"/>
+      </w:pPr>
+      <w:r>
+        <w:drawing>
+          <wp:inline>
+            <wp:extent cx="6578600" cy="4111625"/>
+            <wp:effectExtent b="0" l="0" r="0" t="0"/>
+            <wp:docPr descr="" title="" id="91" name="Picture"/>
+            <a:graphic>
+              <a:graphicData uri="http://schemas.openxmlformats.org/drawingml/2006/picture">
+                <pic:pic>
+                  <pic:nvPicPr>
+                    <pic:cNvPr descr="03_01_lecture_powerpoint_files/figure-docx/boxplot-1.png" id="92" name="Picture"/>
+                    <pic:cNvPicPr>
+                      <a:picLocks noChangeArrowheads="1" noChangeAspect="1"/>
+                    </pic:cNvPicPr>
+                  </pic:nvPicPr>
+                  <pic:blipFill>
+                    <a:blip r:embed="rId90"/>
+                    <a:stretch>
+                      <a:fillRect/>
+                    </a:stretch>
+                  </pic:blipFill>
+                  <pic:spPr bwMode="auto">
+                    <a:xfrm>
+                      <a:off x="0" y="0"/>
+                      <a:ext cx="6578600" cy="4111625"/>
+                    </a:xfrm>
+                    <a:prstGeom prst="rect">
+                      <a:avLst/>
+                    </a:prstGeom>
+                    <a:noFill/>
+                    <a:ln w="9525">
+                      <a:noFill/>
+                      <a:headEnd/>
+                      <a:tailEnd/>
+                    </a:ln>
+                  </pic:spPr>
+                </pic:pic>
+              </a:graphicData>
+            </a:graphic>
+          </wp:inline>
+        </w:drawing>
+      </w:r>
+    </w:p>
+    <w:bookmarkEnd w:id="93"/>
+    <w:bookmarkStart w:id="94" w:name="lecture-3-comparing-mean-vs.-median"/>
+    <w:p>
+      <w:pPr>
+        <w:pStyle w:val="Heading1"/>
+      </w:pPr>
+      <w:r>
+        <w:t xml:space="preserve">Lecture 3: Comparing Mean vs. Median</w:t>
+      </w:r>
+    </w:p>
+    <w:p>
+      <w:pPr>
+        <w:pStyle w:val="FirstParagraph"/>
+      </w:pPr>
+      <w:r>
+        <w:t xml:space="preserve">The mean and median measure different aspects of a distribution:</w:t>
+      </w:r>
+    </w:p>
+    <w:p>
+      <w:pPr>
+        <w:pStyle w:val="BodyText"/>
+      </w:pPr>
+      <w:r>
+        <w:rPr>
+          <w:b/>
+          <w:bCs/>
+        </w:rPr>
+        <w:t xml:space="preserve">Mean</w:t>
+      </w:r>
+      <w:r>
+        <w:t xml:space="preserve">: Center of gravity of the distribution</w:t>
+      </w:r>
+    </w:p>
+    <w:p>
+      <w:pPr>
+        <w:pStyle w:val="BodyText"/>
+      </w:pPr>
+      <w:r>
+        <w:rPr>
+          <w:b/>
+          <w:bCs/>
+        </w:rPr>
+        <w:t xml:space="preserve">Median</w:t>
+      </w:r>
+      <w:r>
+        <w:t xml:space="preserve">: Middle value of the data</w:t>
+      </w:r>
+    </w:p>
+    <w:p>
+      <w:pPr>
+        <w:pStyle w:val="BodyText"/>
+      </w:pPr>
+      <w:r>
+        <w:t xml:space="preserve">When a distribution is symmetric, the mean and median are similar. When</w:t>
+      </w:r>
+      <w:r>
+        <w:t xml:space="preserve"> </w:t>
+      </w:r>
+      <w:r>
+        <w:t xml:space="preserve">it’s skewed or has outliers, they can differ significantly.</w:t>
+      </w:r>
+    </w:p>
+    <w:p>
+      <w:pPr>
+        <w:pStyle w:val="SourceCode"/>
+      </w:pPr>
+      <w:r>
+        <w:rPr>
+          <w:rStyle w:val="VerbatimChar"/>
+        </w:rPr>
+        <w:t xml:space="preserve"># A tibble: 2 × 6</w:t>
+      </w:r>
+      <w:r>
+        <w:br/>
+      </w:r>
+      <w:r>
+        <w:rPr>
+          <w:rStyle w:val="VerbatimChar"/>
+        </w:rPr>
+        <w:t xml:space="preserve">  lake   mean median    sd   iqr skewness</w:t>
+      </w:r>
+      <w:r>
+        <w:br/>
+      </w:r>
+      <w:r>
+        <w:rPr>
+          <w:rStyle w:val="VerbatimChar"/>
+        </w:rPr>
+        <w:t xml:space="preserve">  &lt;chr&gt; &lt;dbl&gt;  &lt;dbl&gt; &lt;dbl&gt; &lt;dbl&gt;    &lt;dbl&gt;</w:t>
+      </w:r>
+      <w:r>
+        <w:br/>
+      </w:r>
+      <w:r>
+        <w:rPr>
+          <w:rStyle w:val="VerbatimChar"/>
+        </w:rPr>
+        <w:t xml:space="preserve">1 I3     266.    266  28.3    24   -0.883</w:t>
+      </w:r>
+      <w:r>
+        <w:br/>
+      </w:r>
+      <w:r>
+        <w:rPr>
+          <w:rStyle w:val="VerbatimChar"/>
+        </w:rPr>
+        <w:t xml:space="preserve">2 I8     363.    373  52.3    61   -1.09 </w:t>
+      </w:r>
+    </w:p>
+    <w:bookmarkEnd w:id="94"/>
+    <w:bookmarkStart w:id="98" w:name="lecture-3-density-plot---mean-vs.-median"/>
+    <w:p>
+      <w:pPr>
+        <w:pStyle w:val="Heading1"/>
+      </w:pPr>
+      <w:r>
+        <w:t xml:space="preserve">Lecture 3: Density Plot - Mean vs. Median</w:t>
+      </w:r>
+    </w:p>
+    <w:p>
+      <w:pPr>
+        <w:pStyle w:val="FirstParagraph"/>
+      </w:pPr>
+      <w:r>
+        <w:t xml:space="preserve">The mean and median measure different aspects of a distribution:</w:t>
+      </w:r>
+    </w:p>
+    <w:p>
+      <w:pPr>
+        <w:pStyle w:val="BodyText"/>
+      </w:pPr>
+      <w:r>
+        <w:rPr>
+          <w:b/>
+          <w:bCs/>
+        </w:rPr>
+        <w:t xml:space="preserve">Mean</w:t>
+      </w:r>
+      <w:r>
+        <w:t xml:space="preserve">: Center of gravity of the distribution</w:t>
+      </w:r>
+    </w:p>
+    <w:p>
+      <w:pPr>
+        <w:pStyle w:val="BodyText"/>
+      </w:pPr>
+      <w:r>
+        <w:rPr>
+          <w:b/>
+          <w:bCs/>
+        </w:rPr>
+        <w:t xml:space="preserve">Median</w:t>
+      </w:r>
+      <w:r>
+        <w:t xml:space="preserve">: Middle value of the data</w:t>
+      </w:r>
+    </w:p>
+    <w:p>
+      <w:pPr>
+        <w:pStyle w:val="BodyText"/>
+      </w:pPr>
+      <w:r>
+        <w:t xml:space="preserve">When a distribution is symmetric, the mean and median are similar. When</w:t>
+      </w:r>
+      <w:r>
+        <w:t xml:space="preserve"> </w:t>
+      </w:r>
+      <w:r>
+        <w:t xml:space="preserve">it’s skewed or has outliers, they can differ significantly.</w:t>
+      </w:r>
+    </w:p>
+    <w:p>
+      <w:pPr>
+        <w:pStyle w:val="BodyText"/>
+      </w:pPr>
+      <w:r>
+        <w:drawing>
+          <wp:inline>
+            <wp:extent cx="5486400" cy="4572000"/>
+            <wp:effectExtent b="0" l="0" r="0" t="0"/>
+            <wp:docPr descr="" title="" id="96" name="Picture"/>
+            <a:graphic>
+              <a:graphicData uri="http://schemas.openxmlformats.org/drawingml/2006/picture">
+                <pic:pic>
+                  <pic:nvPicPr>
+                    <pic:cNvPr descr="03_01_lecture_powerpoint_files/figure-docx/mean-vs-median-plot-1.png" id="97" name="Picture"/>
+                    <pic:cNvPicPr>
+                      <a:picLocks noChangeArrowheads="1" noChangeAspect="1"/>
+                    </pic:cNvPicPr>
+                  </pic:nvPicPr>
+                  <pic:blipFill>
+                    <a:blip r:embed="rId95"/>
                     <a:stretch>
                       <a:fillRect/>
                     </a:stretch>
@@ -4619,6 +4295,68 @@
         </w:drawing>
       </w:r>
     </w:p>
+    <w:bookmarkEnd w:id="98"/>
+    <w:bookmarkStart w:id="99" w:name="X949db32f8be115ff847df8ddbc5d9fa56f1e562"/>
+    <w:p>
+      <w:pPr>
+        <w:pStyle w:val="Heading1"/>
+      </w:pPr>
+      <w:r>
+        <w:t xml:space="preserve">Lecture 3: Standard Deviation vs. Interquartile Range</w:t>
+      </w:r>
+    </w:p>
+    <w:p>
+      <w:pPr>
+        <w:pStyle w:val="FirstParagraph"/>
+      </w:pPr>
+      <w:r>
+        <w:t xml:space="preserve">The standard deviation and interquartile range both measure spread, but:</w:t>
+      </w:r>
+    </w:p>
+    <w:p>
+      <w:pPr>
+        <w:pStyle w:val="BodyText"/>
+      </w:pPr>
+      <w:r>
+        <w:rPr>
+          <w:b/>
+          <w:bCs/>
+        </w:rPr>
+        <w:t xml:space="preserve">Standard deviation</w:t>
+      </w:r>
+      <w:r>
+        <w:t xml:space="preserve">: Sensitive to outliers</w:t>
+      </w:r>
+    </w:p>
+    <w:p>
+      <w:pPr>
+        <w:pStyle w:val="BodyText"/>
+      </w:pPr>
+      <w:r>
+        <w:rPr>
+          <w:b/>
+          <w:bCs/>
+        </w:rPr>
+        <w:t xml:space="preserve">Interquartile range</w:t>
+      </w:r>
+      <w:r>
+        <w:t xml:space="preserve">: Robust against outliers</w:t>
+      </w:r>
+    </w:p>
+    <w:p>
+      <w:pPr>
+        <w:pStyle w:val="BodyText"/>
+      </w:pPr>
+      <w:r>
+        <w:t xml:space="preserve">When the data is approximately normal, the IQR ≈ 1.35 × standard</w:t>
+      </w:r>
+      <w:r>
+        <w:t xml:space="preserve"> </w:t>
+      </w:r>
+      <w:r>
+        <w:t xml:space="preserve">deviation.</w:t>
+      </w:r>
+    </w:p>
     <w:p>
       <w:pPr>
         <w:pStyle w:val="SourceCode"/>
@@ -4627,7 +4365,117 @@
         <w:rPr>
           <w:rStyle w:val="VerbatimChar"/>
         </w:rPr>
-        <w:t xml:space="preserve">Arithmetic mean of original data: 265.6 mm</w:t>
+        <w:t xml:space="preserve"># A tibble: 2 × 4</w:t>
+      </w:r>
+      <w:r>
+        <w:br/>
+      </w:r>
+      <w:r>
+        <w:rPr>
+          <w:rStyle w:val="VerbatimChar"/>
+        </w:rPr>
+        <w:t xml:space="preserve">  lake     sd   iqr ratio_iqr_sd</w:t>
+      </w:r>
+      <w:r>
+        <w:br/>
+      </w:r>
+      <w:r>
+        <w:rPr>
+          <w:rStyle w:val="VerbatimChar"/>
+        </w:rPr>
+        <w:t xml:space="preserve">  &lt;chr&gt; &lt;dbl&gt; &lt;dbl&gt;        &lt;dbl&gt;</w:t>
+      </w:r>
+      <w:r>
+        <w:br/>
+      </w:r>
+      <w:r>
+        <w:rPr>
+          <w:rStyle w:val="VerbatimChar"/>
+        </w:rPr>
+        <w:t xml:space="preserve">1 I3     28.3    24        0.848</w:t>
+      </w:r>
+      <w:r>
+        <w:br/>
+      </w:r>
+      <w:r>
+        <w:rPr>
+          <w:rStyle w:val="VerbatimChar"/>
+        </w:rPr>
+        <w:t xml:space="preserve">2 I8     52.3    61        1.17 </w:t>
+      </w:r>
+    </w:p>
+    <w:bookmarkEnd w:id="99"/>
+    <w:bookmarkStart w:id="100" w:name="lecture-3-understanding-percentiles"/>
+    <w:p>
+      <w:pPr>
+        <w:pStyle w:val="Heading1"/>
+      </w:pPr>
+      <w:r>
+        <w:t xml:space="preserve">Lecture 3: Understanding Percentiles</w:t>
+      </w:r>
+    </w:p>
+    <w:p>
+      <w:pPr>
+        <w:pStyle w:val="FirstParagraph"/>
+      </w:pPr>
+      <w:r>
+        <w:t xml:space="preserve">Percentiles are values that divide a dataset into 100 equal parts.</w:t>
+      </w:r>
+    </w:p>
+    <w:p>
+      <w:pPr>
+        <w:pStyle w:val="BodyText"/>
+      </w:pPr>
+      <w:r>
+        <w:t xml:space="preserve">The 25th percentile is the first quartile (Q1)</w:t>
+      </w:r>
+    </w:p>
+    <w:p>
+      <w:pPr>
+        <w:pStyle w:val="BodyText"/>
+      </w:pPr>
+      <w:r>
+        <w:t xml:space="preserve">The 50th percentile is the median</w:t>
+      </w:r>
+    </w:p>
+    <w:p>
+      <w:pPr>
+        <w:pStyle w:val="BodyText"/>
+      </w:pPr>
+      <w:r>
+        <w:t xml:space="preserve">The 75th percentile is the third quartile (Q3)</w:t>
+      </w:r>
+    </w:p>
+    <w:p>
+      <w:pPr>
+        <w:pStyle w:val="BodyText"/>
+      </w:pPr>
+      <w:r>
+        <w:t xml:space="preserve">The IQR is the difference between Q3 and Q1.</w:t>
+      </w:r>
+    </w:p>
+    <w:bookmarkEnd w:id="100"/>
+    <w:bookmarkStart w:id="101" w:name="lecture-3-handling-missing-values"/>
+    <w:p>
+      <w:pPr>
+        <w:pStyle w:val="Heading1"/>
+      </w:pPr>
+      <w:r>
+        <w:t xml:space="preserve">Lecture 3: Handling Missing Values</w:t>
+      </w:r>
+    </w:p>
+    <w:p>
+      <w:pPr>
+        <w:pStyle w:val="FirstParagraph"/>
+      </w:pPr>
+      <w:r>
+        <w:t xml:space="preserve">Let’s examine how missing values affect our descriptive statistics by</w:t>
+      </w:r>
+      <w:r>
+        <w:t xml:space="preserve"> </w:t>
+      </w:r>
+      <w:r>
+        <w:t xml:space="preserve">looking at the mass variable, which has some missing data.</w:t>
       </w:r>
     </w:p>
     <w:p>
@@ -4638,17 +4486,84 @@
         <w:rPr>
           <w:rStyle w:val="VerbatimChar"/>
         </w:rPr>
-        <w:t xml:space="preserve">Geometric mean (back-transformed mean of logs): NA mm</w:t>
-      </w:r>
-    </w:p>
-    <w:bookmarkEnd w:id="79"/>
-    <w:bookmarkStart w:id="83" w:name="lecture-3-when-to-use-transformations"/>
+        <w:t xml:space="preserve">[1] 2</w:t>
+      </w:r>
+    </w:p>
+    <w:p>
+      <w:pPr>
+        <w:pStyle w:val="SourceCode"/>
+      </w:pPr>
+      <w:r>
+        <w:rPr>
+          <w:rStyle w:val="VerbatimChar"/>
+        </w:rPr>
+        <w:t xml:space="preserve">Mean mass without handling NAs: NA g</w:t>
+      </w:r>
+      <w:r>
+        <w:br/>
+      </w:r>
+      <w:r>
+        <w:rPr>
+          <w:rStyle w:val="VerbatimChar"/>
+        </w:rPr>
+        <w:t xml:space="preserve"> Mean mass with na.rm=TRUE: 351.2289 g</w:t>
+      </w:r>
+    </w:p>
+    <w:p>
+      <w:pPr>
+        <w:pStyle w:val="SourceCode"/>
+      </w:pPr>
+      <w:r>
+        <w:rPr>
+          <w:rStyle w:val="VerbatimChar"/>
+        </w:rPr>
+        <w:t xml:space="preserve"># A tibble: 2 × 5</w:t>
+      </w:r>
+      <w:r>
+        <w:br/>
+      </w:r>
+      <w:r>
+        <w:rPr>
+          <w:rStyle w:val="VerbatimChar"/>
+        </w:rPr>
+        <w:t xml:space="preserve">  lake  mean_mass median_mass sd_mass n_missing</w:t>
+      </w:r>
+      <w:r>
+        <w:br/>
+      </w:r>
+      <w:r>
+        <w:rPr>
+          <w:rStyle w:val="VerbatimChar"/>
+        </w:rPr>
+        <w:t xml:space="preserve">  &lt;chr&gt;     &lt;dbl&gt;       &lt;dbl&gt;   &lt;dbl&gt;     &lt;int&gt;</w:t>
+      </w:r>
+      <w:r>
+        <w:br/>
+      </w:r>
+      <w:r>
+        <w:rPr>
+          <w:rStyle w:val="VerbatimChar"/>
+        </w:rPr>
+        <w:t xml:space="preserve">1 I3         150.         147    42.2         0</w:t>
+      </w:r>
+      <w:r>
+        <w:br/>
+      </w:r>
+      <w:r>
+        <w:rPr>
+          <w:rStyle w:val="VerbatimChar"/>
+        </w:rPr>
+        <w:t xml:space="preserve">2 I8         484.         490   176.          2</w:t>
+      </w:r>
+    </w:p>
+    <w:bookmarkEnd w:id="101"/>
+    <w:bookmarkStart w:id="102" w:name="Xec166c275273376be6f0d555294f641b40fa294"/>
     <w:p>
       <w:pPr>
         <w:pStyle w:val="Heading1"/>
       </w:pPr>
       <w:r>
-        <w:t xml:space="preserve">Lecture 3: When to Use Transformations</w:t>
+        <w:t xml:space="preserve">Lecture 3: Best Practices for Missing Values</w:t>
       </w:r>
     </w:p>
     <w:p>
@@ -4656,24 +4571,17 @@
         <w:pStyle w:val="Compact"/>
         <w:numPr>
           <w:ilvl w:val="0"/>
-          <w:numId w:val="1029"/>
+          <w:numId w:val="1030"/>
         </w:numPr>
       </w:pPr>
       <w:r>
-        <w:rPr>
-          <w:b/>
-          <w:bCs/>
-        </w:rPr>
-        <w:t xml:space="preserve">Log transformation</w:t>
-      </w:r>
-      <w:r>
-        <w:t xml:space="preserve">: When data are right-skewed or follow</w:t>
-      </w:r>
-      <w:r>
-        <w:t xml:space="preserve"> </w:t>
-      </w:r>
-      <w:r>
-        <w:t xml:space="preserve">multiplicative rather than additive processes</w:t>
+        <w:t xml:space="preserve">Always check for missing values in your data before calculating</w:t>
+      </w:r>
+      <w:r>
+        <w:t xml:space="preserve"> </w:t>
+      </w:r>
+      <w:r>
+        <w:t xml:space="preserve">statistics.</w:t>
       </w:r>
     </w:p>
     <w:p>
@@ -4681,24 +4589,17 @@
         <w:pStyle w:val="Compact"/>
         <w:numPr>
           <w:ilvl w:val="0"/>
-          <w:numId w:val="1029"/>
+          <w:numId w:val="1030"/>
         </w:numPr>
       </w:pPr>
       <w:r>
-        <w:rPr>
-          <w:b/>
-          <w:bCs/>
-        </w:rPr>
-        <w:t xml:space="preserve">Square root transformation</w:t>
-      </w:r>
-      <w:r>
-        <w:t xml:space="preserve">: For count data or data where</w:t>
-      </w:r>
-      <w:r>
-        <w:t xml:space="preserve"> </w:t>
-      </w:r>
-      <w:r>
-        <w:t xml:space="preserve">variance increases with the mean</w:t>
+        <w:t xml:space="preserve">Use na.rm = TRUE when calculating summary statistics to handle</w:t>
+      </w:r>
+      <w:r>
+        <w:t xml:space="preserve"> </w:t>
+      </w:r>
+      <w:r>
+        <w:t xml:space="preserve">missing values.</w:t>
       </w:r>
     </w:p>
     <w:p>
@@ -4706,18 +4607,11 @@
         <w:pStyle w:val="Compact"/>
         <w:numPr>
           <w:ilvl w:val="0"/>
-          <w:numId w:val="1029"/>
+          <w:numId w:val="1030"/>
         </w:numPr>
       </w:pPr>
       <w:r>
-        <w:rPr>
-          <w:b/>
-          <w:bCs/>
-        </w:rPr>
-        <w:t xml:space="preserve">Inverse transformation</w:t>
-      </w:r>
-      <w:r>
-        <w:t xml:space="preserve">: For strongly right-skewed data</w:t>
+        <w:t xml:space="preserve">Report the number of missing values along with your statistics.</w:t>
       </w:r>
     </w:p>
     <w:p>
@@ -4725,24 +4619,1275 @@
         <w:pStyle w:val="Compact"/>
         <w:numPr>
           <w:ilvl w:val="0"/>
-          <w:numId w:val="1029"/>
+          <w:numId w:val="1030"/>
         </w:numPr>
+      </w:pPr>
+      <w:r>
+        <w:t xml:space="preserve">Consider whether the missing values are random or might introduce</w:t>
+      </w:r>
+      <w:r>
+        <w:t xml:space="preserve"> </w:t>
+      </w:r>
+      <w:r>
+        <w:t xml:space="preserve">bias.</w:t>
+      </w:r>
+    </w:p>
+    <w:bookmarkEnd w:id="102"/>
+    <w:bookmarkStart w:id="103" w:name="sampling-from-a-population"/>
+    <w:p>
+      <w:pPr>
+        <w:pStyle w:val="Heading1"/>
       </w:pPr>
       <w:r>
         <w:rPr>
           <w:b/>
           <w:bCs/>
         </w:rPr>
-        <w:t xml:space="preserve">Arcsine square root transformation</w:t>
-      </w:r>
-      <w:r>
-        <w:t xml:space="preserve">: For proportions or</w:t>
-      </w:r>
-      <w:r>
-        <w:t xml:space="preserve"> </w:t>
-      </w:r>
-      <w:r>
-        <w:t xml:space="preserve">percentages (though logistic regression is often preferred now)</w:t>
+        <w:t xml:space="preserve">Sampling from a Population</w:t>
+      </w:r>
+    </w:p>
+    <w:p>
+      <w:pPr>
+        <w:pStyle w:val="FirstParagraph"/>
+      </w:pPr>
+      <w:r>
+        <w:t xml:space="preserve">Now that we have estimates of the sample we need to relate that to the</w:t>
+      </w:r>
+      <w:r>
+        <w:t xml:space="preserve"> </w:t>
+      </w:r>
+      <w:r>
+        <w:t xml:space="preserve">population</w:t>
+      </w:r>
+    </w:p>
+    <w:p>
+      <w:pPr>
+        <w:pStyle w:val="BodyText"/>
+      </w:pPr>
+      <w:r>
+        <w:t xml:space="preserve">In reality, we rarely know the true population parameters. When studying</w:t>
+      </w:r>
+      <w:r>
+        <w:t xml:space="preserve"> </w:t>
+      </w:r>
+      <w:r>
+        <w:t xml:space="preserve">fish in lakes I3 and I8:</w:t>
+      </w:r>
+    </w:p>
+    <w:p>
+      <w:pPr>
+        <w:pStyle w:val="Compact"/>
+        <w:numPr>
+          <w:ilvl w:val="0"/>
+          <w:numId w:val="1031"/>
+        </w:numPr>
+      </w:pPr>
+      <w:r>
+        <w:t xml:space="preserve">The</w:t>
+      </w:r>
+      <w:r>
+        <w:t xml:space="preserve"> </w:t>
+      </w:r>
+      <w:r>
+        <w:rPr>
+          <w:b/>
+          <w:bCs/>
+        </w:rPr>
+        <w:t xml:space="preserve">population</w:t>
+      </w:r>
+      <w:r>
+        <w:t xml:space="preserve"> </w:t>
+      </w:r>
+      <w:r>
+        <w:t xml:space="preserve">includes all grayling fish in each lake</w:t>
+      </w:r>
+    </w:p>
+    <w:p>
+      <w:pPr>
+        <w:pStyle w:val="Compact"/>
+        <w:numPr>
+          <w:ilvl w:val="0"/>
+          <w:numId w:val="1031"/>
+        </w:numPr>
+      </w:pPr>
+      <w:r>
+        <w:t xml:space="preserve">The true population mean (μ) and standard deviation (σ) are unknown</w:t>
+      </w:r>
+    </w:p>
+    <w:p>
+      <w:pPr>
+        <w:pStyle w:val="Compact"/>
+        <w:numPr>
+          <w:ilvl w:val="0"/>
+          <w:numId w:val="1031"/>
+        </w:numPr>
+      </w:pPr>
+      <w:r>
+        <w:t xml:space="preserve">Our dataset is a</w:t>
+      </w:r>
+      <w:r>
+        <w:t xml:space="preserve"> </w:t>
+      </w:r>
+      <w:r>
+        <w:rPr>
+          <w:b/>
+          <w:bCs/>
+        </w:rPr>
+        <w:t xml:space="preserve">sample</w:t>
+      </w:r>
+      <w:r>
+        <w:t xml:space="preserve"> </w:t>
+      </w:r>
+      <w:r>
+        <w:t xml:space="preserve">from this population</w:t>
+      </w:r>
+    </w:p>
+    <w:p>
+      <w:pPr>
+        <w:pStyle w:val="Compact"/>
+        <w:numPr>
+          <w:ilvl w:val="0"/>
+          <w:numId w:val="1031"/>
+        </w:numPr>
+      </w:pPr>
+      <w:r>
+        <w:t xml:space="preserve">We use the sample mean (x̄) to estimate μ</w:t>
+      </w:r>
+    </w:p>
+    <w:p>
+      <w:pPr>
+        <w:pStyle w:val="Compact"/>
+        <w:numPr>
+          <w:ilvl w:val="0"/>
+          <w:numId w:val="1031"/>
+        </w:numPr>
+      </w:pPr>
+      <w:r>
+        <w:t xml:space="preserve">Sampling introduces random variation in our estimates</w:t>
+      </w:r>
+    </w:p>
+    <w:p>
+      <w:pPr>
+        <w:pStyle w:val="FirstParagraph"/>
+      </w:pPr>
+      <w:r>
+        <w:t xml:space="preserve">Let’s demonstrate how different samples from the same population can</w:t>
+      </w:r>
+      <w:r>
+        <w:t xml:space="preserve"> </w:t>
+      </w:r>
+      <w:r>
+        <w:t xml:space="preserve">give different estimates.</w:t>
+      </w:r>
+    </w:p>
+    <w:p>
+      <w:pPr>
+        <w:pStyle w:val="BodyText"/>
+      </w:pPr>
+      <w:r>
+        <w:t xml:space="preserve">If we could sample all fish in the lake, we would know the true mean</w:t>
+      </w:r>
+      <w:r>
+        <w:t xml:space="preserve"> </w:t>
+      </w:r>
+      <w:r>
+        <w:t xml:space="preserve">length. But that’s usually impossible in ecology!</w:t>
+      </w:r>
+    </w:p>
+    <w:bookmarkEnd w:id="103"/>
+    <w:bookmarkStart w:id="104" w:name="demonstrating-sampling-variation"/>
+    <w:p>
+      <w:pPr>
+        <w:pStyle w:val="Heading1"/>
+      </w:pPr>
+      <w:r>
+        <w:rPr>
+          <w:b/>
+          <w:bCs/>
+        </w:rPr>
+        <w:t xml:space="preserve">Demonstrating Sampling Variation</w:t>
+      </w:r>
+    </w:p>
+    <w:p>
+      <w:pPr>
+        <w:pStyle w:val="FirstParagraph"/>
+      </w:pPr>
+      <w:r>
+        <w:t xml:space="preserve">Let’s take several random samples from Lake I3 and see how the sample</w:t>
+      </w:r>
+      <w:r>
+        <w:t xml:space="preserve"> </w:t>
+      </w:r>
+      <w:r>
+        <w:t xml:space="preserve">means vary:</w:t>
+      </w:r>
+    </w:p>
+    <w:p>
+      <w:pPr>
+        <w:pStyle w:val="SourceCode"/>
+      </w:pPr>
+      <w:r>
+        <w:rPr>
+          <w:rStyle w:val="CommentTok"/>
+        </w:rPr>
+        <w:t xml:space="preserve"># Filter for Lake I3</w:t>
+      </w:r>
+      <w:r>
+        <w:br/>
+      </w:r>
+      <w:r>
+        <w:rPr>
+          <w:rStyle w:val="NormalTok"/>
+        </w:rPr>
+        <w:t xml:space="preserve">i3_data </w:t>
+      </w:r>
+      <w:r>
+        <w:rPr>
+          <w:rStyle w:val="OtherTok"/>
+        </w:rPr>
+        <w:t xml:space="preserve">&lt;-</w:t>
+      </w:r>
+      <w:r>
+        <w:rPr>
+          <w:rStyle w:val="NormalTok"/>
+        </w:rPr>
+        <w:t xml:space="preserve"> grayling_df </w:t>
+      </w:r>
+      <w:r>
+        <w:rPr>
+          <w:rStyle w:val="SpecialCharTok"/>
+        </w:rPr>
+        <w:t xml:space="preserve">%&gt;%</w:t>
+      </w:r>
+      <w:r>
+        <w:rPr>
+          <w:rStyle w:val="NormalTok"/>
+        </w:rPr>
+        <w:t xml:space="preserve"> </w:t>
+      </w:r>
+      <w:r>
+        <w:rPr>
+          <w:rStyle w:val="FunctionTok"/>
+        </w:rPr>
+        <w:t xml:space="preserve">filter</w:t>
+      </w:r>
+      <w:r>
+        <w:rPr>
+          <w:rStyle w:val="NormalTok"/>
+        </w:rPr>
+        <w:t xml:space="preserve">(lake </w:t>
+      </w:r>
+      <w:r>
+        <w:rPr>
+          <w:rStyle w:val="SpecialCharTok"/>
+        </w:rPr>
+        <w:t xml:space="preserve">==</w:t>
+      </w:r>
+      <w:r>
+        <w:rPr>
+          <w:rStyle w:val="NormalTok"/>
+        </w:rPr>
+        <w:t xml:space="preserve"> </w:t>
+      </w:r>
+      <w:r>
+        <w:rPr>
+          <w:rStyle w:val="StringTok"/>
+        </w:rPr>
+        <w:t xml:space="preserve">"I3"</w:t>
+      </w:r>
+      <w:r>
+        <w:rPr>
+          <w:rStyle w:val="NormalTok"/>
+        </w:rPr>
+        <w:t xml:space="preserve">)</w:t>
+      </w:r>
+      <w:r>
+        <w:br/>
+      </w:r>
+      <w:r>
+        <w:br/>
+      </w:r>
+      <w:r>
+        <w:rPr>
+          <w:rStyle w:val="CommentTok"/>
+        </w:rPr>
+        <w:t xml:space="preserve"># Function to take a random sample and calculate the mean</w:t>
+      </w:r>
+      <w:r>
+        <w:br/>
+      </w:r>
+      <w:r>
+        <w:rPr>
+          <w:rStyle w:val="NormalTok"/>
+        </w:rPr>
+        <w:t xml:space="preserve">sample_mean </w:t>
+      </w:r>
+      <w:r>
+        <w:rPr>
+          <w:rStyle w:val="OtherTok"/>
+        </w:rPr>
+        <w:t xml:space="preserve">&lt;-</w:t>
+      </w:r>
+      <w:r>
+        <w:rPr>
+          <w:rStyle w:val="NormalTok"/>
+        </w:rPr>
+        <w:t xml:space="preserve"> </w:t>
+      </w:r>
+      <w:r>
+        <w:rPr>
+          <w:rStyle w:val="ControlFlowTok"/>
+        </w:rPr>
+        <w:t xml:space="preserve">function</w:t>
+      </w:r>
+      <w:r>
+        <w:rPr>
+          <w:rStyle w:val="NormalTok"/>
+        </w:rPr>
+        <w:t xml:space="preserve">(data, sample_size) {</w:t>
+      </w:r>
+      <w:r>
+        <w:br/>
+      </w:r>
+      <w:r>
+        <w:rPr>
+          <w:rStyle w:val="NormalTok"/>
+        </w:rPr>
+        <w:t xml:space="preserve">  sample_data </w:t>
+      </w:r>
+      <w:r>
+        <w:rPr>
+          <w:rStyle w:val="OtherTok"/>
+        </w:rPr>
+        <w:t xml:space="preserve">&lt;-</w:t>
+      </w:r>
+      <w:r>
+        <w:rPr>
+          <w:rStyle w:val="NormalTok"/>
+        </w:rPr>
+        <w:t xml:space="preserve"> </w:t>
+      </w:r>
+      <w:r>
+        <w:rPr>
+          <w:rStyle w:val="FunctionTok"/>
+        </w:rPr>
+        <w:t xml:space="preserve">sample_n</w:t>
+      </w:r>
+      <w:r>
+        <w:rPr>
+          <w:rStyle w:val="NormalTok"/>
+        </w:rPr>
+        <w:t xml:space="preserve">(data, sample_size)</w:t>
+      </w:r>
+      <w:r>
+        <w:br/>
+      </w:r>
+      <w:r>
+        <w:rPr>
+          <w:rStyle w:val="NormalTok"/>
+        </w:rPr>
+        <w:t xml:space="preserve">  </w:t>
+      </w:r>
+      <w:r>
+        <w:rPr>
+          <w:rStyle w:val="FunctionTok"/>
+        </w:rPr>
+        <w:t xml:space="preserve">return</w:t>
+      </w:r>
+      <w:r>
+        <w:rPr>
+          <w:rStyle w:val="NormalTok"/>
+        </w:rPr>
+        <w:t xml:space="preserve">(</w:t>
+      </w:r>
+      <w:r>
+        <w:rPr>
+          <w:rStyle w:val="FunctionTok"/>
+        </w:rPr>
+        <w:t xml:space="preserve">mean</w:t>
+      </w:r>
+      <w:r>
+        <w:rPr>
+          <w:rStyle w:val="NormalTok"/>
+        </w:rPr>
+        <w:t xml:space="preserve">(sample_data</w:t>
+      </w:r>
+      <w:r>
+        <w:rPr>
+          <w:rStyle w:val="SpecialCharTok"/>
+        </w:rPr>
+        <w:t xml:space="preserve">$</w:t>
+      </w:r>
+      <w:r>
+        <w:rPr>
+          <w:rStyle w:val="NormalTok"/>
+        </w:rPr>
+        <w:t xml:space="preserve">length_mm))</w:t>
+      </w:r>
+      <w:r>
+        <w:br/>
+      </w:r>
+      <w:r>
+        <w:rPr>
+          <w:rStyle w:val="NormalTok"/>
+        </w:rPr>
+        <w:t xml:space="preserve">}</w:t>
+      </w:r>
+      <w:r>
+        <w:br/>
+      </w:r>
+      <w:r>
+        <w:br/>
+      </w:r>
+      <w:r>
+        <w:rPr>
+          <w:rStyle w:val="CommentTok"/>
+        </w:rPr>
+        <w:t xml:space="preserve"># Take 10 different samples of size 15 from Lake I3</w:t>
+      </w:r>
+      <w:r>
+        <w:br/>
+      </w:r>
+      <w:r>
+        <w:rPr>
+          <w:rStyle w:val="FunctionTok"/>
+        </w:rPr>
+        <w:t xml:space="preserve">set.seed</w:t>
+      </w:r>
+      <w:r>
+        <w:rPr>
+          <w:rStyle w:val="NormalTok"/>
+        </w:rPr>
+        <w:t xml:space="preserve">(</w:t>
+      </w:r>
+      <w:r>
+        <w:rPr>
+          <w:rStyle w:val="DecValTok"/>
+        </w:rPr>
+        <w:t xml:space="preserve">123</w:t>
+      </w:r>
+      <w:r>
+        <w:rPr>
+          <w:rStyle w:val="NormalTok"/>
+        </w:rPr>
+        <w:t xml:space="preserve">) </w:t>
+      </w:r>
+      <w:r>
+        <w:rPr>
+          <w:rStyle w:val="CommentTok"/>
+        </w:rPr>
+        <w:t xml:space="preserve"># For reproducibility</w:t>
+      </w:r>
+      <w:r>
+        <w:br/>
+      </w:r>
+      <w:r>
+        <w:rPr>
+          <w:rStyle w:val="NormalTok"/>
+        </w:rPr>
+        <w:t xml:space="preserve">sample_size </w:t>
+      </w:r>
+      <w:r>
+        <w:rPr>
+          <w:rStyle w:val="OtherTok"/>
+        </w:rPr>
+        <w:t xml:space="preserve">&lt;-</w:t>
+      </w:r>
+      <w:r>
+        <w:rPr>
+          <w:rStyle w:val="NormalTok"/>
+        </w:rPr>
+        <w:t xml:space="preserve"> </w:t>
+      </w:r>
+      <w:r>
+        <w:rPr>
+          <w:rStyle w:val="DecValTok"/>
+        </w:rPr>
+        <w:t xml:space="preserve">15</w:t>
+      </w:r>
+      <w:r>
+        <w:br/>
+      </w:r>
+      <w:r>
+        <w:rPr>
+          <w:rStyle w:val="NormalTok"/>
+        </w:rPr>
+        <w:t xml:space="preserve">sample_means </w:t>
+      </w:r>
+      <w:r>
+        <w:rPr>
+          <w:rStyle w:val="OtherTok"/>
+        </w:rPr>
+        <w:t xml:space="preserve">&lt;-</w:t>
+      </w:r>
+      <w:r>
+        <w:rPr>
+          <w:rStyle w:val="NormalTok"/>
+        </w:rPr>
+        <w:t xml:space="preserve"> </w:t>
+      </w:r>
+      <w:r>
+        <w:rPr>
+          <w:rStyle w:val="FunctionTok"/>
+        </w:rPr>
+        <w:t xml:space="preserve">replicate</w:t>
+      </w:r>
+      <w:r>
+        <w:rPr>
+          <w:rStyle w:val="NormalTok"/>
+        </w:rPr>
+        <w:t xml:space="preserve">(</w:t>
+      </w:r>
+      <w:r>
+        <w:rPr>
+          <w:rStyle w:val="DecValTok"/>
+        </w:rPr>
+        <w:t xml:space="preserve">10</w:t>
+      </w:r>
+      <w:r>
+        <w:rPr>
+          <w:rStyle w:val="NormalTok"/>
+        </w:rPr>
+        <w:t xml:space="preserve">, </w:t>
+      </w:r>
+      <w:r>
+        <w:rPr>
+          <w:rStyle w:val="FunctionTok"/>
+        </w:rPr>
+        <w:t xml:space="preserve">sample_mean</w:t>
+      </w:r>
+      <w:r>
+        <w:rPr>
+          <w:rStyle w:val="NormalTok"/>
+        </w:rPr>
+        <w:t xml:space="preserve">(i3_data, sample_size))</w:t>
+      </w:r>
+      <w:r>
+        <w:br/>
+      </w:r>
+      <w:r>
+        <w:br/>
+      </w:r>
+      <w:r>
+        <w:rPr>
+          <w:rStyle w:val="CommentTok"/>
+        </w:rPr>
+        <w:t xml:space="preserve"># Create a data frame with sample numbers and means</w:t>
+      </w:r>
+      <w:r>
+        <w:br/>
+      </w:r>
+      <w:r>
+        <w:rPr>
+          <w:rStyle w:val="NormalTok"/>
+        </w:rPr>
+        <w:t xml:space="preserve">samples_df </w:t>
+      </w:r>
+      <w:r>
+        <w:rPr>
+          <w:rStyle w:val="OtherTok"/>
+        </w:rPr>
+        <w:t xml:space="preserve">&lt;-</w:t>
+      </w:r>
+      <w:r>
+        <w:rPr>
+          <w:rStyle w:val="NormalTok"/>
+        </w:rPr>
+        <w:t xml:space="preserve"> </w:t>
+      </w:r>
+      <w:r>
+        <w:rPr>
+          <w:rStyle w:val="FunctionTok"/>
+        </w:rPr>
+        <w:t xml:space="preserve">data.frame</w:t>
+      </w:r>
+      <w:r>
+        <w:rPr>
+          <w:rStyle w:val="NormalTok"/>
+        </w:rPr>
+        <w:t xml:space="preserve">(</w:t>
+      </w:r>
+      <w:r>
+        <w:br/>
+      </w:r>
+      <w:r>
+        <w:rPr>
+          <w:rStyle w:val="NormalTok"/>
+        </w:rPr>
+        <w:t xml:space="preserve">  </w:t>
+      </w:r>
+      <w:r>
+        <w:rPr>
+          <w:rStyle w:val="AttributeTok"/>
+        </w:rPr>
+        <w:t xml:space="preserve">sample_number =</w:t>
+      </w:r>
+      <w:r>
+        <w:rPr>
+          <w:rStyle w:val="NormalTok"/>
+        </w:rPr>
+        <w:t xml:space="preserve"> </w:t>
+      </w:r>
+      <w:r>
+        <w:rPr>
+          <w:rStyle w:val="DecValTok"/>
+        </w:rPr>
+        <w:t xml:space="preserve">1</w:t>
+      </w:r>
+      <w:r>
+        <w:rPr>
+          <w:rStyle w:val="SpecialCharTok"/>
+        </w:rPr>
+        <w:t xml:space="preserve">:</w:t>
+      </w:r>
+      <w:r>
+        <w:rPr>
+          <w:rStyle w:val="DecValTok"/>
+        </w:rPr>
+        <w:t xml:space="preserve">10</w:t>
+      </w:r>
+      <w:r>
+        <w:rPr>
+          <w:rStyle w:val="NormalTok"/>
+        </w:rPr>
+        <w:t xml:space="preserve">,</w:t>
+      </w:r>
+      <w:r>
+        <w:br/>
+      </w:r>
+      <w:r>
+        <w:rPr>
+          <w:rStyle w:val="NormalTok"/>
+        </w:rPr>
+        <w:t xml:space="preserve">  </w:t>
+      </w:r>
+      <w:r>
+        <w:rPr>
+          <w:rStyle w:val="AttributeTok"/>
+        </w:rPr>
+        <w:t xml:space="preserve">sample_mean =</w:t>
+      </w:r>
+      <w:r>
+        <w:rPr>
+          <w:rStyle w:val="NormalTok"/>
+        </w:rPr>
+        <w:t xml:space="preserve"> sample_means</w:t>
+      </w:r>
+      <w:r>
+        <w:br/>
+      </w:r>
+      <w:r>
+        <w:rPr>
+          <w:rStyle w:val="NormalTok"/>
+        </w:rPr>
+        <w:t xml:space="preserve">)</w:t>
+      </w:r>
+    </w:p>
+    <w:bookmarkEnd w:id="104"/>
+    <w:bookmarkStart w:id="108" w:name="plotting-sample-variation"/>
+    <w:p>
+      <w:pPr>
+        <w:pStyle w:val="Heading1"/>
+      </w:pPr>
+      <w:r>
+        <w:rPr>
+          <w:b/>
+          <w:bCs/>
+        </w:rPr>
+        <w:t xml:space="preserve">Plotting Sample Variation</w:t>
+      </w:r>
+    </w:p>
+    <w:p>
+      <w:pPr>
+        <w:pStyle w:val="SourceCode"/>
+      </w:pPr>
+      <w:r>
+        <w:rPr>
+          <w:rStyle w:val="CommentTok"/>
+        </w:rPr>
+        <w:t xml:space="preserve"># Plot the different sample means</w:t>
+      </w:r>
+      <w:r>
+        <w:br/>
+      </w:r>
+      <w:r>
+        <w:rPr>
+          <w:rStyle w:val="FunctionTok"/>
+        </w:rPr>
+        <w:t xml:space="preserve">ggplot</w:t>
+      </w:r>
+      <w:r>
+        <w:rPr>
+          <w:rStyle w:val="NormalTok"/>
+        </w:rPr>
+        <w:t xml:space="preserve">(samples_df, </w:t>
+      </w:r>
+      <w:r>
+        <w:rPr>
+          <w:rStyle w:val="FunctionTok"/>
+        </w:rPr>
+        <w:t xml:space="preserve">aes</w:t>
+      </w:r>
+      <w:r>
+        <w:rPr>
+          <w:rStyle w:val="NormalTok"/>
+        </w:rPr>
+        <w:t xml:space="preserve">(</w:t>
+      </w:r>
+      <w:r>
+        <w:rPr>
+          <w:rStyle w:val="AttributeTok"/>
+        </w:rPr>
+        <w:t xml:space="preserve">x =</w:t>
+      </w:r>
+      <w:r>
+        <w:rPr>
+          <w:rStyle w:val="NormalTok"/>
+        </w:rPr>
+        <w:t xml:space="preserve"> </w:t>
+      </w:r>
+      <w:r>
+        <w:rPr>
+          <w:rStyle w:val="FunctionTok"/>
+        </w:rPr>
+        <w:t xml:space="preserve">factor</w:t>
+      </w:r>
+      <w:r>
+        <w:rPr>
+          <w:rStyle w:val="NormalTok"/>
+        </w:rPr>
+        <w:t xml:space="preserve">(sample_number), </w:t>
+      </w:r>
+      <w:r>
+        <w:rPr>
+          <w:rStyle w:val="AttributeTok"/>
+        </w:rPr>
+        <w:t xml:space="preserve">y =</w:t>
+      </w:r>
+      <w:r>
+        <w:rPr>
+          <w:rStyle w:val="NormalTok"/>
+        </w:rPr>
+        <w:t xml:space="preserve"> sample_mean)) </w:t>
+      </w:r>
+      <w:r>
+        <w:rPr>
+          <w:rStyle w:val="SpecialCharTok"/>
+        </w:rPr>
+        <w:t xml:space="preserve">+</w:t>
+      </w:r>
+      <w:r>
+        <w:br/>
+      </w:r>
+      <w:r>
+        <w:rPr>
+          <w:rStyle w:val="NormalTok"/>
+        </w:rPr>
+        <w:t xml:space="preserve">  </w:t>
+      </w:r>
+      <w:r>
+        <w:rPr>
+          <w:rStyle w:val="FunctionTok"/>
+        </w:rPr>
+        <w:t xml:space="preserve">geom_point</w:t>
+      </w:r>
+      <w:r>
+        <w:rPr>
+          <w:rStyle w:val="NormalTok"/>
+        </w:rPr>
+        <w:t xml:space="preserve">(</w:t>
+      </w:r>
+      <w:r>
+        <w:rPr>
+          <w:rStyle w:val="AttributeTok"/>
+        </w:rPr>
+        <w:t xml:space="preserve">size =</w:t>
+      </w:r>
+      <w:r>
+        <w:rPr>
+          <w:rStyle w:val="NormalTok"/>
+        </w:rPr>
+        <w:t xml:space="preserve"> </w:t>
+      </w:r>
+      <w:r>
+        <w:rPr>
+          <w:rStyle w:val="DecValTok"/>
+        </w:rPr>
+        <w:t xml:space="preserve">3</w:t>
+      </w:r>
+      <w:r>
+        <w:rPr>
+          <w:rStyle w:val="NormalTok"/>
+        </w:rPr>
+        <w:t xml:space="preserve">, </w:t>
+      </w:r>
+      <w:r>
+        <w:rPr>
+          <w:rStyle w:val="AttributeTok"/>
+        </w:rPr>
+        <w:t xml:space="preserve">color =</w:t>
+      </w:r>
+      <w:r>
+        <w:rPr>
+          <w:rStyle w:val="NormalTok"/>
+        </w:rPr>
+        <w:t xml:space="preserve"> </w:t>
+      </w:r>
+      <w:r>
+        <w:rPr>
+          <w:rStyle w:val="StringTok"/>
+        </w:rPr>
+        <w:t xml:space="preserve">"blue"</w:t>
+      </w:r>
+      <w:r>
+        <w:rPr>
+          <w:rStyle w:val="NormalTok"/>
+        </w:rPr>
+        <w:t xml:space="preserve">) </w:t>
+      </w:r>
+      <w:r>
+        <w:rPr>
+          <w:rStyle w:val="SpecialCharTok"/>
+        </w:rPr>
+        <w:t xml:space="preserve">+</w:t>
+      </w:r>
+      <w:r>
+        <w:br/>
+      </w:r>
+      <w:r>
+        <w:rPr>
+          <w:rStyle w:val="NormalTok"/>
+        </w:rPr>
+        <w:t xml:space="preserve">  </w:t>
+      </w:r>
+      <w:r>
+        <w:rPr>
+          <w:rStyle w:val="FunctionTok"/>
+        </w:rPr>
+        <w:t xml:space="preserve">geom_hline</w:t>
+      </w:r>
+      <w:r>
+        <w:rPr>
+          <w:rStyle w:val="NormalTok"/>
+        </w:rPr>
+        <w:t xml:space="preserve">(</w:t>
+      </w:r>
+      <w:r>
+        <w:rPr>
+          <w:rStyle w:val="AttributeTok"/>
+        </w:rPr>
+        <w:t xml:space="preserve">yintercept =</w:t>
+      </w:r>
+      <w:r>
+        <w:rPr>
+          <w:rStyle w:val="NormalTok"/>
+        </w:rPr>
+        <w:t xml:space="preserve"> </w:t>
+      </w:r>
+      <w:r>
+        <w:rPr>
+          <w:rStyle w:val="FunctionTok"/>
+        </w:rPr>
+        <w:t xml:space="preserve">mean</w:t>
+      </w:r>
+      <w:r>
+        <w:rPr>
+          <w:rStyle w:val="NormalTok"/>
+        </w:rPr>
+        <w:t xml:space="preserve">(i3_data</w:t>
+      </w:r>
+      <w:r>
+        <w:rPr>
+          <w:rStyle w:val="SpecialCharTok"/>
+        </w:rPr>
+        <w:t xml:space="preserve">$</w:t>
+      </w:r>
+      <w:r>
+        <w:rPr>
+          <w:rStyle w:val="NormalTok"/>
+        </w:rPr>
+        <w:t xml:space="preserve">length_mm), </w:t>
+      </w:r>
+      <w:r>
+        <w:br/>
+      </w:r>
+      <w:r>
+        <w:rPr>
+          <w:rStyle w:val="NormalTok"/>
+        </w:rPr>
+        <w:t xml:space="preserve">             </w:t>
+      </w:r>
+      <w:r>
+        <w:rPr>
+          <w:rStyle w:val="AttributeTok"/>
+        </w:rPr>
+        <w:t xml:space="preserve">linetype =</w:t>
+      </w:r>
+      <w:r>
+        <w:rPr>
+          <w:rStyle w:val="NormalTok"/>
+        </w:rPr>
+        <w:t xml:space="preserve"> </w:t>
+      </w:r>
+      <w:r>
+        <w:rPr>
+          <w:rStyle w:val="StringTok"/>
+        </w:rPr>
+        <w:t xml:space="preserve">"dashed"</w:t>
+      </w:r>
+      <w:r>
+        <w:rPr>
+          <w:rStyle w:val="NormalTok"/>
+        </w:rPr>
+        <w:t xml:space="preserve">, </w:t>
+      </w:r>
+      <w:r>
+        <w:rPr>
+          <w:rStyle w:val="AttributeTok"/>
+        </w:rPr>
+        <w:t xml:space="preserve">color =</w:t>
+      </w:r>
+      <w:r>
+        <w:rPr>
+          <w:rStyle w:val="NormalTok"/>
+        </w:rPr>
+        <w:t xml:space="preserve"> </w:t>
+      </w:r>
+      <w:r>
+        <w:rPr>
+          <w:rStyle w:val="StringTok"/>
+        </w:rPr>
+        <w:t xml:space="preserve">"red"</w:t>
+      </w:r>
+      <w:r>
+        <w:rPr>
+          <w:rStyle w:val="NormalTok"/>
+        </w:rPr>
+        <w:t xml:space="preserve">) </w:t>
+      </w:r>
+      <w:r>
+        <w:rPr>
+          <w:rStyle w:val="SpecialCharTok"/>
+        </w:rPr>
+        <w:t xml:space="preserve">+</w:t>
+      </w:r>
+      <w:r>
+        <w:br/>
+      </w:r>
+      <w:r>
+        <w:rPr>
+          <w:rStyle w:val="NormalTok"/>
+        </w:rPr>
+        <w:t xml:space="preserve">  </w:t>
+      </w:r>
+      <w:r>
+        <w:rPr>
+          <w:rStyle w:val="FunctionTok"/>
+        </w:rPr>
+        <w:t xml:space="preserve">annotate</w:t>
+      </w:r>
+      <w:r>
+        <w:rPr>
+          <w:rStyle w:val="NormalTok"/>
+        </w:rPr>
+        <w:t xml:space="preserve">(</w:t>
+      </w:r>
+      <w:r>
+        <w:rPr>
+          <w:rStyle w:val="StringTok"/>
+        </w:rPr>
+        <w:t xml:space="preserve">"text"</w:t>
+      </w:r>
+      <w:r>
+        <w:rPr>
+          <w:rStyle w:val="NormalTok"/>
+        </w:rPr>
+        <w:t xml:space="preserve">, </w:t>
+      </w:r>
+      <w:r>
+        <w:rPr>
+          <w:rStyle w:val="AttributeTok"/>
+        </w:rPr>
+        <w:t xml:space="preserve">x =</w:t>
+      </w:r>
+      <w:r>
+        <w:rPr>
+          <w:rStyle w:val="NormalTok"/>
+        </w:rPr>
+        <w:t xml:space="preserve"> </w:t>
+      </w:r>
+      <w:r>
+        <w:rPr>
+          <w:rStyle w:val="DecValTok"/>
+        </w:rPr>
+        <w:t xml:space="preserve">5</w:t>
+      </w:r>
+      <w:r>
+        <w:rPr>
+          <w:rStyle w:val="NormalTok"/>
+        </w:rPr>
+        <w:t xml:space="preserve">, </w:t>
+      </w:r>
+      <w:r>
+        <w:rPr>
+          <w:rStyle w:val="AttributeTok"/>
+        </w:rPr>
+        <w:t xml:space="preserve">y =</w:t>
+      </w:r>
+      <w:r>
+        <w:rPr>
+          <w:rStyle w:val="NormalTok"/>
+        </w:rPr>
+        <w:t xml:space="preserve"> </w:t>
+      </w:r>
+      <w:r>
+        <w:rPr>
+          <w:rStyle w:val="FunctionTok"/>
+        </w:rPr>
+        <w:t xml:space="preserve">mean</w:t>
+      </w:r>
+      <w:r>
+        <w:rPr>
+          <w:rStyle w:val="NormalTok"/>
+        </w:rPr>
+        <w:t xml:space="preserve">(i3_data</w:t>
+      </w:r>
+      <w:r>
+        <w:rPr>
+          <w:rStyle w:val="SpecialCharTok"/>
+        </w:rPr>
+        <w:t xml:space="preserve">$</w:t>
+      </w:r>
+      <w:r>
+        <w:rPr>
+          <w:rStyle w:val="NormalTok"/>
+        </w:rPr>
+        <w:t xml:space="preserve">length_mm) </w:t>
+      </w:r>
+      <w:r>
+        <w:rPr>
+          <w:rStyle w:val="SpecialCharTok"/>
+        </w:rPr>
+        <w:t xml:space="preserve">+</w:t>
+      </w:r>
+      <w:r>
+        <w:rPr>
+          <w:rStyle w:val="NormalTok"/>
+        </w:rPr>
+        <w:t xml:space="preserve"> </w:t>
+      </w:r>
+      <w:r>
+        <w:rPr>
+          <w:rStyle w:val="DecValTok"/>
+        </w:rPr>
+        <w:t xml:space="preserve">2</w:t>
+      </w:r>
+      <w:r>
+        <w:rPr>
+          <w:rStyle w:val="NormalTok"/>
+        </w:rPr>
+        <w:t xml:space="preserve">, </w:t>
+      </w:r>
+      <w:r>
+        <w:br/>
+      </w:r>
+      <w:r>
+        <w:rPr>
+          <w:rStyle w:val="NormalTok"/>
+        </w:rPr>
+        <w:t xml:space="preserve">           </w:t>
+      </w:r>
+      <w:r>
+        <w:rPr>
+          <w:rStyle w:val="AttributeTok"/>
+        </w:rPr>
+        <w:t xml:space="preserve">label =</w:t>
+      </w:r>
+      <w:r>
+        <w:rPr>
+          <w:rStyle w:val="NormalTok"/>
+        </w:rPr>
+        <w:t xml:space="preserve"> </w:t>
+      </w:r>
+      <w:r>
+        <w:rPr>
+          <w:rStyle w:val="StringTok"/>
+        </w:rPr>
+        <w:t xml:space="preserve">"Overall sample mean"</w:t>
+      </w:r>
+      <w:r>
+        <w:rPr>
+          <w:rStyle w:val="NormalTok"/>
+        </w:rPr>
+        <w:t xml:space="preserve">, </w:t>
+      </w:r>
+      <w:r>
+        <w:rPr>
+          <w:rStyle w:val="AttributeTok"/>
+        </w:rPr>
+        <w:t xml:space="preserve">color =</w:t>
+      </w:r>
+      <w:r>
+        <w:rPr>
+          <w:rStyle w:val="NormalTok"/>
+        </w:rPr>
+        <w:t xml:space="preserve"> </w:t>
+      </w:r>
+      <w:r>
+        <w:rPr>
+          <w:rStyle w:val="StringTok"/>
+        </w:rPr>
+        <w:t xml:space="preserve">"red"</w:t>
+      </w:r>
+      <w:r>
+        <w:rPr>
+          <w:rStyle w:val="NormalTok"/>
+        </w:rPr>
+        <w:t xml:space="preserve">) </w:t>
+      </w:r>
+      <w:r>
+        <w:rPr>
+          <w:rStyle w:val="SpecialCharTok"/>
+        </w:rPr>
+        <w:t xml:space="preserve">+</w:t>
+      </w:r>
+      <w:r>
+        <w:br/>
+      </w:r>
+      <w:r>
+        <w:rPr>
+          <w:rStyle w:val="NormalTok"/>
+        </w:rPr>
+        <w:t xml:space="preserve">  </w:t>
+      </w:r>
+      <w:r>
+        <w:rPr>
+          <w:rStyle w:val="FunctionTok"/>
+        </w:rPr>
+        <w:t xml:space="preserve">labs</w:t>
+      </w:r>
+      <w:r>
+        <w:rPr>
+          <w:rStyle w:val="NormalTok"/>
+        </w:rPr>
+        <w:t xml:space="preserve">(</w:t>
+      </w:r>
+      <w:r>
+        <w:rPr>
+          <w:rStyle w:val="AttributeTok"/>
+        </w:rPr>
+        <w:t xml:space="preserve">title =</w:t>
+      </w:r>
+      <w:r>
+        <w:rPr>
+          <w:rStyle w:val="NormalTok"/>
+        </w:rPr>
+        <w:t xml:space="preserve"> </w:t>
+      </w:r>
+      <w:r>
+        <w:rPr>
+          <w:rStyle w:val="StringTok"/>
+        </w:rPr>
+        <w:t xml:space="preserve">"Means of 10 Random Samples from Lake I3"</w:t>
+      </w:r>
+      <w:r>
+        <w:rPr>
+          <w:rStyle w:val="NormalTok"/>
+        </w:rPr>
+        <w:t xml:space="preserve">,</w:t>
+      </w:r>
+      <w:r>
+        <w:br/>
+      </w:r>
+      <w:r>
+        <w:rPr>
+          <w:rStyle w:val="NormalTok"/>
+        </w:rPr>
+        <w:t xml:space="preserve">       </w:t>
+      </w:r>
+      <w:r>
+        <w:rPr>
+          <w:rStyle w:val="AttributeTok"/>
+        </w:rPr>
+        <w:t xml:space="preserve">x =</w:t>
+      </w:r>
+      <w:r>
+        <w:rPr>
+          <w:rStyle w:val="NormalTok"/>
+        </w:rPr>
+        <w:t xml:space="preserve"> </w:t>
+      </w:r>
+      <w:r>
+        <w:rPr>
+          <w:rStyle w:val="StringTok"/>
+        </w:rPr>
+        <w:t xml:space="preserve">"Sample Number"</w:t>
+      </w:r>
+      <w:r>
+        <w:rPr>
+          <w:rStyle w:val="NormalTok"/>
+        </w:rPr>
+        <w:t xml:space="preserve">,</w:t>
+      </w:r>
+      <w:r>
+        <w:br/>
+      </w:r>
+      <w:r>
+        <w:rPr>
+          <w:rStyle w:val="NormalTok"/>
+        </w:rPr>
+        <w:t xml:space="preserve">       </w:t>
+      </w:r>
+      <w:r>
+        <w:rPr>
+          <w:rStyle w:val="AttributeTok"/>
+        </w:rPr>
+        <w:t xml:space="preserve">y =</w:t>
+      </w:r>
+      <w:r>
+        <w:rPr>
+          <w:rStyle w:val="NormalTok"/>
+        </w:rPr>
+        <w:t xml:space="preserve"> </w:t>
+      </w:r>
+      <w:r>
+        <w:rPr>
+          <w:rStyle w:val="StringTok"/>
+        </w:rPr>
+        <w:t xml:space="preserve">"Sample Mean (mm)"</w:t>
+      </w:r>
+      <w:r>
+        <w:rPr>
+          <w:rStyle w:val="NormalTok"/>
+        </w:rPr>
+        <w:t xml:space="preserve">) </w:t>
+      </w:r>
+      <w:r>
+        <w:rPr>
+          <w:rStyle w:val="SpecialCharTok"/>
+        </w:rPr>
+        <w:t xml:space="preserve">+</w:t>
+      </w:r>
+      <w:r>
+        <w:br/>
+      </w:r>
+      <w:r>
+        <w:rPr>
+          <w:rStyle w:val="NormalTok"/>
+        </w:rPr>
+        <w:t xml:space="preserve">  </w:t>
+      </w:r>
+      <w:r>
+        <w:rPr>
+          <w:rStyle w:val="FunctionTok"/>
+        </w:rPr>
+        <w:t xml:space="preserve">theme_minimal</w:t>
+      </w:r>
+      <w:r>
+        <w:rPr>
+          <w:rStyle w:val="NormalTok"/>
+        </w:rPr>
+        <w:t xml:space="preserve">()</w:t>
       </w:r>
     </w:p>
     <w:p>
@@ -4752,4257 +5897,20 @@
       <w:r>
         <w:drawing>
           <wp:inline>
-            <wp:extent cx="2857500" cy="2381250"/>
+            <wp:extent cx="2743200" cy="2743200"/>
             <wp:effectExtent b="0" l="0" r="0" t="0"/>
-            <wp:docPr descr="" title="" id="81" name="Picture"/>
+            <wp:docPr descr="" title="" id="106" name="Picture"/>
             <a:graphic>
               <a:graphicData uri="http://schemas.openxmlformats.org/drawingml/2006/picture">
                 <pic:pic>
                   <pic:nvPicPr>
-                    <pic:cNvPr descr="images/clipboard-3086284529.png" id="82" name="Picture"/>
+                    <pic:cNvPr descr="03_01_lecture_powerpoint_files/figure-docx/unnamed-chunk-5-1.png" id="107" name="Picture"/>
                     <pic:cNvPicPr>
                       <a:picLocks noChangeArrowheads="1" noChangeAspect="1"/>
                     </pic:cNvPicPr>
                   </pic:nvPicPr>
                   <pic:blipFill>
-                    <a:blip r:embed="rId80"/>
-                    <a:stretch>
-                      <a:fillRect/>
-                    </a:stretch>
-                  </pic:blipFill>
-                  <pic:spPr bwMode="auto">
-                    <a:xfrm>
-                      <a:off x="0" y="0"/>
-                      <a:ext cx="2857500" cy="2381250"/>
-                    </a:xfrm>
-                    <a:prstGeom prst="rect">
-                      <a:avLst/>
-                    </a:prstGeom>
-                    <a:noFill/>
-                    <a:ln w="9525">
-                      <a:noFill/>
-                      <a:headEnd/>
-                      <a:tailEnd/>
-                    </a:ln>
-                  </pic:spPr>
-                </pic:pic>
-              </a:graphicData>
-            </a:graphic>
-          </wp:inline>
-        </w:drawing>
-      </w:r>
-    </w:p>
-    <w:bookmarkEnd w:id="83"/>
-    <w:bookmarkStart w:id="87" w:name="X9284063006db332efcb76d66fa0efd017ab616c"/>
-    <w:p>
-      <w:pPr>
-        <w:pStyle w:val="Heading1"/>
-      </w:pPr>
-      <w:r>
-        <w:t xml:space="preserve">Lecture 3: Visualizing Distributions - Histograms</w:t>
-      </w:r>
-    </w:p>
-    <w:p>
-      <w:pPr>
-        <w:pStyle w:val="FirstParagraph"/>
-      </w:pPr>
-      <w:r>
-        <w:t xml:space="preserve">Histograms</w:t>
-      </w:r>
-    </w:p>
-    <w:p>
-      <w:pPr>
-        <w:pStyle w:val="BodyText"/>
-      </w:pPr>
-      <w:r>
-        <w:t xml:space="preserve">Histograms show the frequency distribution of our data.</w:t>
-      </w:r>
-    </w:p>
-    <w:p>
-      <w:pPr>
-        <w:pStyle w:val="BodyText"/>
-      </w:pPr>
-      <w:r>
-        <w:drawing>
-          <wp:inline>
-            <wp:extent cx="6578600" cy="4111625"/>
-            <wp:effectExtent b="0" l="0" r="0" t="0"/>
-            <wp:docPr descr="" title="" id="85" name="Picture"/>
-            <a:graphic>
-              <a:graphicData uri="http://schemas.openxmlformats.org/drawingml/2006/picture">
-                <pic:pic>
-                  <pic:nvPicPr>
-                    <pic:cNvPr descr="03_01_lecture_powerpoint_files/figure-docx/histogram-1.png" id="86" name="Picture"/>
-                    <pic:cNvPicPr>
-                      <a:picLocks noChangeArrowheads="1" noChangeAspect="1"/>
-                    </pic:cNvPicPr>
-                  </pic:nvPicPr>
-                  <pic:blipFill>
-                    <a:blip r:embed="rId84"/>
-                    <a:stretch>
-                      <a:fillRect/>
-                    </a:stretch>
-                  </pic:blipFill>
-                  <pic:spPr bwMode="auto">
-                    <a:xfrm>
-                      <a:off x="0" y="0"/>
-                      <a:ext cx="6578600" cy="4111625"/>
-                    </a:xfrm>
-                    <a:prstGeom prst="rect">
-                      <a:avLst/>
-                    </a:prstGeom>
-                    <a:noFill/>
-                    <a:ln w="9525">
-                      <a:noFill/>
-                      <a:headEnd/>
-                      <a:tailEnd/>
-                    </a:ln>
-                  </pic:spPr>
-                </pic:pic>
-              </a:graphicData>
-            </a:graphic>
-          </wp:inline>
-        </w:drawing>
-      </w:r>
-    </w:p>
-    <w:bookmarkEnd w:id="87"/>
-    <w:bookmarkStart w:id="91" w:name="X8eadb8816f09a092c1e790584a852b6542419d5"/>
-    <w:p>
-      <w:pPr>
-        <w:pStyle w:val="Heading1"/>
-      </w:pPr>
-      <w:r>
-        <w:t xml:space="preserve">Lecture 3: Visualizing Distributions - Box Plots</w:t>
-      </w:r>
-    </w:p>
-    <w:p>
-      <w:pPr>
-        <w:pStyle w:val="FirstParagraph"/>
-      </w:pPr>
-      <w:r>
-        <w:t xml:space="preserve">Box Plots</w:t>
-      </w:r>
-    </w:p>
-    <w:p>
-      <w:pPr>
-        <w:pStyle w:val="BodyText"/>
-      </w:pPr>
-      <w:r>
-        <w:t xml:space="preserve">Box plots show the median, quartiles, and potential outliers.</w:t>
-      </w:r>
-    </w:p>
-    <w:p>
-      <w:pPr>
-        <w:pStyle w:val="BodyText"/>
-      </w:pPr>
-      <w:r>
-        <w:drawing>
-          <wp:inline>
-            <wp:extent cx="6578600" cy="4111625"/>
-            <wp:effectExtent b="0" l="0" r="0" t="0"/>
-            <wp:docPr descr="" title="" id="89" name="Picture"/>
-            <a:graphic>
-              <a:graphicData uri="http://schemas.openxmlformats.org/drawingml/2006/picture">
-                <pic:pic>
-                  <pic:nvPicPr>
-                    <pic:cNvPr descr="03_01_lecture_powerpoint_files/figure-docx/boxplot-1.png" id="90" name="Picture"/>
-                    <pic:cNvPicPr>
-                      <a:picLocks noChangeArrowheads="1" noChangeAspect="1"/>
-                    </pic:cNvPicPr>
-                  </pic:nvPicPr>
-                  <pic:blipFill>
-                    <a:blip r:embed="rId88"/>
-                    <a:stretch>
-                      <a:fillRect/>
-                    </a:stretch>
-                  </pic:blipFill>
-                  <pic:spPr bwMode="auto">
-                    <a:xfrm>
-                      <a:off x="0" y="0"/>
-                      <a:ext cx="6578600" cy="4111625"/>
-                    </a:xfrm>
-                    <a:prstGeom prst="rect">
-                      <a:avLst/>
-                    </a:prstGeom>
-                    <a:noFill/>
-                    <a:ln w="9525">
-                      <a:noFill/>
-                      <a:headEnd/>
-                      <a:tailEnd/>
-                    </a:ln>
-                  </pic:spPr>
-                </pic:pic>
-              </a:graphicData>
-            </a:graphic>
-          </wp:inline>
-        </w:drawing>
-      </w:r>
-    </w:p>
-    <w:bookmarkEnd w:id="91"/>
-    <w:bookmarkStart w:id="92" w:name="lecture-3-comparing-mean-vs.-median"/>
-    <w:p>
-      <w:pPr>
-        <w:pStyle w:val="Heading1"/>
-      </w:pPr>
-      <w:r>
-        <w:t xml:space="preserve">Lecture 3: Comparing Mean vs. Median</w:t>
-      </w:r>
-    </w:p>
-    <w:p>
-      <w:pPr>
-        <w:pStyle w:val="FirstParagraph"/>
-      </w:pPr>
-      <w:r>
-        <w:t xml:space="preserve">The mean and median measure different aspects of a distribution:</w:t>
-      </w:r>
-    </w:p>
-    <w:p>
-      <w:pPr>
-        <w:pStyle w:val="BodyText"/>
-      </w:pPr>
-      <w:r>
-        <w:rPr>
-          <w:b/>
-          <w:bCs/>
-        </w:rPr>
-        <w:t xml:space="preserve">Mean</w:t>
-      </w:r>
-      <w:r>
-        <w:t xml:space="preserve">: Center of gravity of the distribution</w:t>
-      </w:r>
-    </w:p>
-    <w:p>
-      <w:pPr>
-        <w:pStyle w:val="BodyText"/>
-      </w:pPr>
-      <w:r>
-        <w:rPr>
-          <w:b/>
-          <w:bCs/>
-        </w:rPr>
-        <w:t xml:space="preserve">Median</w:t>
-      </w:r>
-      <w:r>
-        <w:t xml:space="preserve">: Middle value of the data</w:t>
-      </w:r>
-    </w:p>
-    <w:p>
-      <w:pPr>
-        <w:pStyle w:val="BodyText"/>
-      </w:pPr>
-      <w:r>
-        <w:t xml:space="preserve">When a distribution is symmetric, the mean and median are similar. When</w:t>
-      </w:r>
-      <w:r>
-        <w:t xml:space="preserve"> </w:t>
-      </w:r>
-      <w:r>
-        <w:t xml:space="preserve">it’s skewed or has outliers, they can differ significantly.</w:t>
-      </w:r>
-    </w:p>
-    <w:p>
-      <w:pPr>
-        <w:pStyle w:val="SourceCode"/>
-      </w:pPr>
-      <w:r>
-        <w:rPr>
-          <w:rStyle w:val="VerbatimChar"/>
-        </w:rPr>
-        <w:t xml:space="preserve"># A tibble: 2 × 6</w:t>
-      </w:r>
-      <w:r>
-        <w:br/>
-      </w:r>
-      <w:r>
-        <w:rPr>
-          <w:rStyle w:val="VerbatimChar"/>
-        </w:rPr>
-        <w:t xml:space="preserve">  lake   mean median    sd   iqr skewness</w:t>
-      </w:r>
-      <w:r>
-        <w:br/>
-      </w:r>
-      <w:r>
-        <w:rPr>
-          <w:rStyle w:val="VerbatimChar"/>
-        </w:rPr>
-        <w:t xml:space="preserve">  &lt;chr&gt; &lt;dbl&gt;  &lt;dbl&gt; &lt;dbl&gt; &lt;dbl&gt;    &lt;dbl&gt;</w:t>
-      </w:r>
-      <w:r>
-        <w:br/>
-      </w:r>
-      <w:r>
-        <w:rPr>
-          <w:rStyle w:val="VerbatimChar"/>
-        </w:rPr>
-        <w:t xml:space="preserve">1 I3     266.    266  28.3    24   -0.883</w:t>
-      </w:r>
-      <w:r>
-        <w:br/>
-      </w:r>
-      <w:r>
-        <w:rPr>
-          <w:rStyle w:val="VerbatimChar"/>
-        </w:rPr>
-        <w:t xml:space="preserve">2 I8     363.    373  52.3    61   -1.09 </w:t>
-      </w:r>
-    </w:p>
-    <w:bookmarkEnd w:id="92"/>
-    <w:bookmarkStart w:id="96" w:name="lecture-3-density-plot---mean-vs.-median"/>
-    <w:p>
-      <w:pPr>
-        <w:pStyle w:val="Heading1"/>
-      </w:pPr>
-      <w:r>
-        <w:t xml:space="preserve">Lecture 3: Density Plot - Mean vs. Median</w:t>
-      </w:r>
-    </w:p>
-    <w:p>
-      <w:pPr>
-        <w:pStyle w:val="FirstParagraph"/>
-      </w:pPr>
-      <w:r>
-        <w:t xml:space="preserve">The mean and median measure different aspects of a distribution:</w:t>
-      </w:r>
-    </w:p>
-    <w:p>
-      <w:pPr>
-        <w:pStyle w:val="BodyText"/>
-      </w:pPr>
-      <w:r>
-        <w:rPr>
-          <w:b/>
-          <w:bCs/>
-        </w:rPr>
-        <w:t xml:space="preserve">Mean</w:t>
-      </w:r>
-      <w:r>
-        <w:t xml:space="preserve">: Center of gravity of the distribution</w:t>
-      </w:r>
-    </w:p>
-    <w:p>
-      <w:pPr>
-        <w:pStyle w:val="BodyText"/>
-      </w:pPr>
-      <w:r>
-        <w:rPr>
-          <w:b/>
-          <w:bCs/>
-        </w:rPr>
-        <w:t xml:space="preserve">Median</w:t>
-      </w:r>
-      <w:r>
-        <w:t xml:space="preserve">: Middle value of the data</w:t>
-      </w:r>
-    </w:p>
-    <w:p>
-      <w:pPr>
-        <w:pStyle w:val="BodyText"/>
-      </w:pPr>
-      <w:r>
-        <w:t xml:space="preserve">When a distribution is symmetric, the mean and median are similar. When</w:t>
-      </w:r>
-      <w:r>
-        <w:t xml:space="preserve"> </w:t>
-      </w:r>
-      <w:r>
-        <w:t xml:space="preserve">it’s skewed or has outliers, they can differ significantly.</w:t>
-      </w:r>
-    </w:p>
-    <w:p>
-      <w:pPr>
-        <w:pStyle w:val="BodyText"/>
-      </w:pPr>
-      <w:r>
-        <w:drawing>
-          <wp:inline>
-            <wp:extent cx="5486400" cy="4572000"/>
-            <wp:effectExtent b="0" l="0" r="0" t="0"/>
-            <wp:docPr descr="" title="" id="94" name="Picture"/>
-            <a:graphic>
-              <a:graphicData uri="http://schemas.openxmlformats.org/drawingml/2006/picture">
-                <pic:pic>
-                  <pic:nvPicPr>
-                    <pic:cNvPr descr="03_01_lecture_powerpoint_files/figure-docx/mean-vs-median-plot-1.png" id="95" name="Picture"/>
-                    <pic:cNvPicPr>
-                      <a:picLocks noChangeArrowheads="1" noChangeAspect="1"/>
-                    </pic:cNvPicPr>
-                  </pic:nvPicPr>
-                  <pic:blipFill>
-                    <a:blip r:embed="rId93"/>
-                    <a:stretch>
-                      <a:fillRect/>
-                    </a:stretch>
-                  </pic:blipFill>
-                  <pic:spPr bwMode="auto">
-                    <a:xfrm>
-                      <a:off x="0" y="0"/>
-                      <a:ext cx="5486400" cy="4572000"/>
-                    </a:xfrm>
-                    <a:prstGeom prst="rect">
-                      <a:avLst/>
-                    </a:prstGeom>
-                    <a:noFill/>
-                    <a:ln w="9525">
-                      <a:noFill/>
-                      <a:headEnd/>
-                      <a:tailEnd/>
-                    </a:ln>
-                  </pic:spPr>
-                </pic:pic>
-              </a:graphicData>
-            </a:graphic>
-          </wp:inline>
-        </w:drawing>
-      </w:r>
-    </w:p>
-    <w:bookmarkEnd w:id="96"/>
-    <w:bookmarkStart w:id="97" w:name="X949db32f8be115ff847df8ddbc5d9fa56f1e562"/>
-    <w:p>
-      <w:pPr>
-        <w:pStyle w:val="Heading1"/>
-      </w:pPr>
-      <w:r>
-        <w:t xml:space="preserve">Lecture 3: Standard Deviation vs. Interquartile Range</w:t>
-      </w:r>
-    </w:p>
-    <w:p>
-      <w:pPr>
-        <w:pStyle w:val="FirstParagraph"/>
-      </w:pPr>
-      <w:r>
-        <w:t xml:space="preserve">The standard deviation and interquartile range both measure spread, but:</w:t>
-      </w:r>
-    </w:p>
-    <w:p>
-      <w:pPr>
-        <w:pStyle w:val="BodyText"/>
-      </w:pPr>
-      <w:r>
-        <w:rPr>
-          <w:b/>
-          <w:bCs/>
-        </w:rPr>
-        <w:t xml:space="preserve">Standard deviation</w:t>
-      </w:r>
-      <w:r>
-        <w:t xml:space="preserve">: Sensitive to outliers</w:t>
-      </w:r>
-    </w:p>
-    <w:p>
-      <w:pPr>
-        <w:pStyle w:val="BodyText"/>
-      </w:pPr>
-      <w:r>
-        <w:rPr>
-          <w:b/>
-          <w:bCs/>
-        </w:rPr>
-        <w:t xml:space="preserve">Interquartile range</w:t>
-      </w:r>
-      <w:r>
-        <w:t xml:space="preserve">: Robust against outliers</w:t>
-      </w:r>
-    </w:p>
-    <w:p>
-      <w:pPr>
-        <w:pStyle w:val="BodyText"/>
-      </w:pPr>
-      <w:r>
-        <w:t xml:space="preserve">When the data is approximately normal, the IQR ≈ 1.35 × standard</w:t>
-      </w:r>
-      <w:r>
-        <w:t xml:space="preserve"> </w:t>
-      </w:r>
-      <w:r>
-        <w:t xml:space="preserve">deviation.</w:t>
-      </w:r>
-    </w:p>
-    <w:tbl xmlns:w="http://schemas.openxmlformats.org/wordprocessingml/2006/main" xmlns:r="http://schemas.openxmlformats.org/officeDocument/2006/relationships" xmlns:w14="http://schemas.microsoft.com/office/word/2010/wordml" xmlns:wp="http://schemas.openxmlformats.org/drawingml/2006/wordprocessingDrawing" xmlns:a="http://schemas.openxmlformats.org/drawingml/2006/main" xmlns:pic="http://schemas.openxmlformats.org/drawingml/2006/picture">
-      <w:tblPr>
-        <w:tblLayout w:type="fixed"/>
-        <w:jc w:val="center"/>
-        <w:tblLook w:firstRow="1" w:lastRow="0" w:firstColumn="0" w:lastColumn="0" w:noHBand="0" w:noVBand="1"/>
-      </w:tblPr>
-      <w:tblGrid>
-        <w:gridCol w:w="814"/>
-        <w:gridCol w:w="961"/>
-        <w:gridCol w:w="961"/>
-        <w:gridCol w:w="1560"/>
-      </w:tblGrid>
-      <w:tr>
-        <w:trPr>
-          <w:trHeight w:val="615" w:hRule="auto"/>
-          <w:tblHeader/>
-        </w:trPr>
-        header1
-        <w:tc>
-          <w:tcPr>
-            <w:tcBorders>
-              <w:bottom w:val="single" w:sz="12" w:space="0" w:color="666666"/>
-              <w:top w:val="single" w:sz="12" w:space="0" w:color="666666"/>
-              <w:left w:val="none" w:sz="0" w:space="0" w:color="000000"/>
-              <w:right w:val="none" w:sz="0" w:space="0" w:color="000000"/>
-            </w:tcBorders>
-            <w:shd w:val="clear" w:color="auto" w:fill="FFFFFF"/>
-            <w:tcMar>
-              <w:top w:w="0" w:type="dxa"/>
-              <w:bottom w:w="0" w:type="dxa"/>
-              <w:left w:w="0" w:type="dxa"/>
-              <w:right w:w="0" w:type="dxa"/>
-            </w:tcMar>
-            <w:vAlign w:val="center"/>
-          </w:tcPr>
-          <w:p>
-            <w:pPr>
-              <w:jc w:val="left"/>
-              <w:pBdr>
-                <w:bottom w:val="none" w:sz="0" w:space="0" w:color="000000"/>
-                <w:top w:val="none" w:sz="0" w:space="0" w:color="000000"/>
-                <w:left w:val="none" w:sz="0" w:space="0" w:color="000000"/>
-                <w:right w:val="none" w:sz="0" w:space="0" w:color="000000"/>
-              </w:pBdr>
-              <w:spacing w:after="100" w:before="100" w:line="240"/>
-              <w:ind w:left="100" w:right="100" w:firstLine="0" w:firstLineChars="0"/>
-              <w:rPr>
-                <w:rFonts w:ascii="Helvetica" w:hAnsi="Helvetica" w:eastAsia="Helvetica" w:cs="Helvetica"/>
-                <w:i w:val="false"/>
-                <w:b w:val="false"/>
-                <w:u w:val="none"/>
-                <w:sz w:val="22"/>
-                <w:szCs w:val="22"/>
-                <w:color w:val="000000"/>
-              </w:rPr>
-            </w:pPr>
-            <w:r xmlns:w="http://schemas.openxmlformats.org/wordprocessingml/2006/main" xmlns:wp="http://schemas.openxmlformats.org/drawingml/2006/wordprocessingDrawing" xmlns:r="http://schemas.openxmlformats.org/officeDocument/2006/relationships" xmlns:w14="http://schemas.microsoft.com/office/word/2010/wordml">
-              <w:rPr>
-                <w:rFonts w:ascii="Helvetica" w:hAnsi="Helvetica" w:eastAsia="Helvetica" w:cs="Helvetica"/>
-                <w:i w:val="false"/>
-                <w:b w:val="false"/>
-                <w:u w:val="none"/>
-                <w:sz w:val="22"/>
-                <w:szCs w:val="22"/>
-                <w:color w:val="000000"/>
-              </w:rPr>
-              <w:t xml:space="preserve">lake</w:t>
-            </w:r>
-          </w:p>
-        </w:tc>
-        <w:tc>
-          <w:tcPr>
-            <w:tcBorders>
-              <w:bottom w:val="single" w:sz="12" w:space="0" w:color="666666"/>
-              <w:top w:val="single" w:sz="12" w:space="0" w:color="666666"/>
-              <w:left w:val="none" w:sz="0" w:space="0" w:color="000000"/>
-              <w:right w:val="none" w:sz="0" w:space="0" w:color="000000"/>
-            </w:tcBorders>
-            <w:shd w:val="clear" w:color="auto" w:fill="FFFFFF"/>
-            <w:tcMar>
-              <w:top w:w="0" w:type="dxa"/>
-              <w:bottom w:w="0" w:type="dxa"/>
-              <w:left w:w="0" w:type="dxa"/>
-              <w:right w:w="0" w:type="dxa"/>
-            </w:tcMar>
-            <w:vAlign w:val="center"/>
-          </w:tcPr>
-          <w:p>
-            <w:pPr>
-              <w:jc w:val="right"/>
-              <w:pBdr>
-                <w:bottom w:val="none" w:sz="0" w:space="0" w:color="000000"/>
-                <w:top w:val="none" w:sz="0" w:space="0" w:color="000000"/>
-                <w:left w:val="none" w:sz="0" w:space="0" w:color="000000"/>
-                <w:right w:val="none" w:sz="0" w:space="0" w:color="000000"/>
-              </w:pBdr>
-              <w:spacing w:after="100" w:before="100" w:line="240"/>
-              <w:ind w:left="100" w:right="100" w:firstLine="0" w:firstLineChars="0"/>
-              <w:rPr>
-                <w:rFonts w:ascii="Helvetica" w:hAnsi="Helvetica" w:eastAsia="Helvetica" w:cs="Helvetica"/>
-                <w:i w:val="false"/>
-                <w:b w:val="false"/>
-                <w:u w:val="none"/>
-                <w:sz w:val="22"/>
-                <w:szCs w:val="22"/>
-                <w:color w:val="000000"/>
-              </w:rPr>
-            </w:pPr>
-            <w:r xmlns:w="http://schemas.openxmlformats.org/wordprocessingml/2006/main" xmlns:wp="http://schemas.openxmlformats.org/drawingml/2006/wordprocessingDrawing" xmlns:r="http://schemas.openxmlformats.org/officeDocument/2006/relationships" xmlns:w14="http://schemas.microsoft.com/office/word/2010/wordml">
-              <w:rPr>
-                <w:rFonts w:ascii="Helvetica" w:hAnsi="Helvetica" w:eastAsia="Helvetica" w:cs="Helvetica"/>
-                <w:i w:val="false"/>
-                <w:b w:val="false"/>
-                <w:u w:val="none"/>
-                <w:sz w:val="22"/>
-                <w:szCs w:val="22"/>
-                <w:color w:val="000000"/>
-              </w:rPr>
-              <w:t xml:space="preserve">sd</w:t>
-            </w:r>
-          </w:p>
-        </w:tc>
-        <w:tc>
-          <w:tcPr>
-            <w:tcBorders>
-              <w:bottom w:val="single" w:sz="12" w:space="0" w:color="666666"/>
-              <w:top w:val="single" w:sz="12" w:space="0" w:color="666666"/>
-              <w:left w:val="none" w:sz="0" w:space="0" w:color="000000"/>
-              <w:right w:val="none" w:sz="0" w:space="0" w:color="000000"/>
-            </w:tcBorders>
-            <w:shd w:val="clear" w:color="auto" w:fill="FFFFFF"/>
-            <w:tcMar>
-              <w:top w:w="0" w:type="dxa"/>
-              <w:bottom w:w="0" w:type="dxa"/>
-              <w:left w:w="0" w:type="dxa"/>
-              <w:right w:w="0" w:type="dxa"/>
-            </w:tcMar>
-            <w:vAlign w:val="center"/>
-          </w:tcPr>
-          <w:p>
-            <w:pPr>
-              <w:jc w:val="right"/>
-              <w:pBdr>
-                <w:bottom w:val="none" w:sz="0" w:space="0" w:color="000000"/>
-                <w:top w:val="none" w:sz="0" w:space="0" w:color="000000"/>
-                <w:left w:val="none" w:sz="0" w:space="0" w:color="000000"/>
-                <w:right w:val="none" w:sz="0" w:space="0" w:color="000000"/>
-              </w:pBdr>
-              <w:spacing w:after="100" w:before="100" w:line="240"/>
-              <w:ind w:left="100" w:right="100" w:firstLine="0" w:firstLineChars="0"/>
-              <w:rPr>
-                <w:rFonts w:ascii="Helvetica" w:hAnsi="Helvetica" w:eastAsia="Helvetica" w:cs="Helvetica"/>
-                <w:i w:val="false"/>
-                <w:b w:val="false"/>
-                <w:u w:val="none"/>
-                <w:sz w:val="22"/>
-                <w:szCs w:val="22"/>
-                <w:color w:val="000000"/>
-              </w:rPr>
-            </w:pPr>
-            <w:r xmlns:w="http://schemas.openxmlformats.org/wordprocessingml/2006/main" xmlns:wp="http://schemas.openxmlformats.org/drawingml/2006/wordprocessingDrawing" xmlns:r="http://schemas.openxmlformats.org/officeDocument/2006/relationships" xmlns:w14="http://schemas.microsoft.com/office/word/2010/wordml">
-              <w:rPr>
-                <w:rFonts w:ascii="Helvetica" w:hAnsi="Helvetica" w:eastAsia="Helvetica" w:cs="Helvetica"/>
-                <w:i w:val="false"/>
-                <w:b w:val="false"/>
-                <w:u w:val="none"/>
-                <w:sz w:val="22"/>
-                <w:szCs w:val="22"/>
-                <w:color w:val="000000"/>
-              </w:rPr>
-              <w:t xml:space="preserve">iqr</w:t>
-            </w:r>
-          </w:p>
-        </w:tc>
-        <w:tc>
-          <w:tcPr>
-            <w:tcBorders>
-              <w:bottom w:val="single" w:sz="12" w:space="0" w:color="666666"/>
-              <w:top w:val="single" w:sz="12" w:space="0" w:color="666666"/>
-              <w:left w:val="none" w:sz="0" w:space="0" w:color="000000"/>
-              <w:right w:val="none" w:sz="0" w:space="0" w:color="000000"/>
-            </w:tcBorders>
-            <w:shd w:val="clear" w:color="auto" w:fill="FFFFFF"/>
-            <w:tcMar>
-              <w:top w:w="0" w:type="dxa"/>
-              <w:bottom w:w="0" w:type="dxa"/>
-              <w:left w:w="0" w:type="dxa"/>
-              <w:right w:w="0" w:type="dxa"/>
-            </w:tcMar>
-            <w:vAlign w:val="center"/>
-          </w:tcPr>
-          <w:p>
-            <w:pPr>
-              <w:jc w:val="right"/>
-              <w:pBdr>
-                <w:bottom w:val="none" w:sz="0" w:space="0" w:color="000000"/>
-                <w:top w:val="none" w:sz="0" w:space="0" w:color="000000"/>
-                <w:left w:val="none" w:sz="0" w:space="0" w:color="000000"/>
-                <w:right w:val="none" w:sz="0" w:space="0" w:color="000000"/>
-              </w:pBdr>
-              <w:spacing w:after="100" w:before="100" w:line="240"/>
-              <w:ind w:left="100" w:right="100" w:firstLine="0" w:firstLineChars="0"/>
-              <w:rPr>
-                <w:rFonts w:ascii="Helvetica" w:hAnsi="Helvetica" w:eastAsia="Helvetica" w:cs="Helvetica"/>
-                <w:i w:val="false"/>
-                <w:b w:val="false"/>
-                <w:u w:val="none"/>
-                <w:sz w:val="22"/>
-                <w:szCs w:val="22"/>
-                <w:color w:val="000000"/>
-              </w:rPr>
-            </w:pPr>
-            <w:r xmlns:w="http://schemas.openxmlformats.org/wordprocessingml/2006/main" xmlns:wp="http://schemas.openxmlformats.org/drawingml/2006/wordprocessingDrawing" xmlns:r="http://schemas.openxmlformats.org/officeDocument/2006/relationships" xmlns:w14="http://schemas.microsoft.com/office/word/2010/wordml">
-              <w:rPr>
-                <w:rFonts w:ascii="Helvetica" w:hAnsi="Helvetica" w:eastAsia="Helvetica" w:cs="Helvetica"/>
-                <w:i w:val="false"/>
-                <w:b w:val="false"/>
-                <w:u w:val="none"/>
-                <w:sz w:val="22"/>
-                <w:szCs w:val="22"/>
-                <w:color w:val="000000"/>
-              </w:rPr>
-              <w:t xml:space="preserve">ratio_iqr_sd</w:t>
-            </w:r>
-          </w:p>
-        </w:tc>
-      </w:tr>
-      <w:tr>
-        <w:trPr>
-          <w:trHeight w:val="573" w:hRule="auto"/>
-        </w:trPr>
-        body1
-        <w:tc>
-          <w:tcPr>
-            <w:tcBorders>
-              <w:bottom w:val="none" w:sz="0" w:space="0" w:color="000000"/>
-              <w:top w:val="single" w:sz="12" w:space="0" w:color="666666"/>
-              <w:left w:val="none" w:sz="0" w:space="0" w:color="000000"/>
-              <w:right w:val="none" w:sz="0" w:space="0" w:color="000000"/>
-            </w:tcBorders>
-            <w:shd w:val="clear" w:color="auto" w:fill="FFFFFF"/>
-            <w:tcMar>
-              <w:top w:w="0" w:type="dxa"/>
-              <w:bottom w:w="0" w:type="dxa"/>
-              <w:left w:w="0" w:type="dxa"/>
-              <w:right w:w="0" w:type="dxa"/>
-            </w:tcMar>
-            <w:vAlign w:val="center"/>
-          </w:tcPr>
-          <w:p>
-            <w:pPr>
-              <w:jc w:val="left"/>
-              <w:pBdr>
-                <w:bottom w:val="none" w:sz="0" w:space="0" w:color="000000"/>
-                <w:top w:val="none" w:sz="0" w:space="0" w:color="000000"/>
-                <w:left w:val="none" w:sz="0" w:space="0" w:color="000000"/>
-                <w:right w:val="none" w:sz="0" w:space="0" w:color="000000"/>
-              </w:pBdr>
-              <w:spacing w:after="100" w:before="100" w:line="240"/>
-              <w:ind w:left="100" w:right="100" w:firstLine="0" w:firstLineChars="0"/>
-              <w:rPr>
-                <w:rFonts w:ascii="Helvetica" w:hAnsi="Helvetica" w:eastAsia="Helvetica" w:cs="Helvetica"/>
-                <w:i w:val="false"/>
-                <w:b w:val="false"/>
-                <w:u w:val="none"/>
-                <w:sz w:val="22"/>
-                <w:szCs w:val="22"/>
-                <w:color w:val="000000"/>
-              </w:rPr>
-            </w:pPr>
-            <w:r xmlns:w="http://schemas.openxmlformats.org/wordprocessingml/2006/main" xmlns:wp="http://schemas.openxmlformats.org/drawingml/2006/wordprocessingDrawing" xmlns:r="http://schemas.openxmlformats.org/officeDocument/2006/relationships" xmlns:w14="http://schemas.microsoft.com/office/word/2010/wordml">
-              <w:rPr>
-                <w:rFonts w:ascii="Helvetica" w:hAnsi="Helvetica" w:eastAsia="Helvetica" w:cs="Helvetica"/>
-                <w:i w:val="false"/>
-                <w:b w:val="false"/>
-                <w:u w:val="none"/>
-                <w:sz w:val="22"/>
-                <w:szCs w:val="22"/>
-                <w:color w:val="000000"/>
-              </w:rPr>
-              <w:t xml:space="preserve">I3</w:t>
-            </w:r>
-          </w:p>
-        </w:tc>
-        <w:tc>
-          <w:tcPr>
-            <w:tcBorders>
-              <w:bottom w:val="none" w:sz="0" w:space="0" w:color="000000"/>
-              <w:top w:val="single" w:sz="12" w:space="0" w:color="666666"/>
-              <w:left w:val="none" w:sz="0" w:space="0" w:color="000000"/>
-              <w:right w:val="none" w:sz="0" w:space="0" w:color="000000"/>
-            </w:tcBorders>
-            <w:shd w:val="clear" w:color="auto" w:fill="FFFFFF"/>
-            <w:tcMar>
-              <w:top w:w="0" w:type="dxa"/>
-              <w:bottom w:w="0" w:type="dxa"/>
-              <w:left w:w="0" w:type="dxa"/>
-              <w:right w:w="0" w:type="dxa"/>
-            </w:tcMar>
-            <w:vAlign w:val="center"/>
-          </w:tcPr>
-          <w:p>
-            <w:pPr>
-              <w:jc w:val="right"/>
-              <w:pBdr>
-                <w:bottom w:val="none" w:sz="0" w:space="0" w:color="000000"/>
-                <w:top w:val="none" w:sz="0" w:space="0" w:color="000000"/>
-                <w:left w:val="none" w:sz="0" w:space="0" w:color="000000"/>
-                <w:right w:val="none" w:sz="0" w:space="0" w:color="000000"/>
-              </w:pBdr>
-              <w:spacing w:after="100" w:before="100" w:line="240"/>
-              <w:ind w:left="100" w:right="100" w:firstLine="0" w:firstLineChars="0"/>
-              <w:rPr>
-                <w:rFonts w:ascii="Helvetica" w:hAnsi="Helvetica" w:eastAsia="Helvetica" w:cs="Helvetica"/>
-                <w:i w:val="false"/>
-                <w:b w:val="false"/>
-                <w:u w:val="none"/>
-                <w:sz w:val="22"/>
-                <w:szCs w:val="22"/>
-                <w:color w:val="000000"/>
-              </w:rPr>
-            </w:pPr>
-            <w:r xmlns:w="http://schemas.openxmlformats.org/wordprocessingml/2006/main" xmlns:wp="http://schemas.openxmlformats.org/drawingml/2006/wordprocessingDrawing" xmlns:r="http://schemas.openxmlformats.org/officeDocument/2006/relationships" xmlns:w14="http://schemas.microsoft.com/office/word/2010/wordml">
-              <w:rPr>
-                <w:rFonts w:ascii="Helvetica" w:hAnsi="Helvetica" w:eastAsia="Helvetica" w:cs="Helvetica"/>
-                <w:i w:val="false"/>
-                <w:b w:val="false"/>
-                <w:u w:val="none"/>
-                <w:sz w:val="22"/>
-                <w:szCs w:val="22"/>
-                <w:color w:val="000000"/>
-              </w:rPr>
-              <w:t xml:space="preserve">28.30</w:t>
-            </w:r>
-          </w:p>
-        </w:tc>
-        <w:tc>
-          <w:tcPr>
-            <w:tcBorders>
-              <w:bottom w:val="none" w:sz="0" w:space="0" w:color="000000"/>
-              <w:top w:val="single" w:sz="12" w:space="0" w:color="666666"/>
-              <w:left w:val="none" w:sz="0" w:space="0" w:color="000000"/>
-              <w:right w:val="none" w:sz="0" w:space="0" w:color="000000"/>
-            </w:tcBorders>
-            <w:shd w:val="clear" w:color="auto" w:fill="FFFFFF"/>
-            <w:tcMar>
-              <w:top w:w="0" w:type="dxa"/>
-              <w:bottom w:w="0" w:type="dxa"/>
-              <w:left w:w="0" w:type="dxa"/>
-              <w:right w:w="0" w:type="dxa"/>
-            </w:tcMar>
-            <w:vAlign w:val="center"/>
-          </w:tcPr>
-          <w:p>
-            <w:pPr>
-              <w:jc w:val="right"/>
-              <w:pBdr>
-                <w:bottom w:val="none" w:sz="0" w:space="0" w:color="000000"/>
-                <w:top w:val="none" w:sz="0" w:space="0" w:color="000000"/>
-                <w:left w:val="none" w:sz="0" w:space="0" w:color="000000"/>
-                <w:right w:val="none" w:sz="0" w:space="0" w:color="000000"/>
-              </w:pBdr>
-              <w:spacing w:after="100" w:before="100" w:line="240"/>
-              <w:ind w:left="100" w:right="100" w:firstLine="0" w:firstLineChars="0"/>
-              <w:rPr>
-                <w:rFonts w:ascii="Helvetica" w:hAnsi="Helvetica" w:eastAsia="Helvetica" w:cs="Helvetica"/>
-                <w:i w:val="false"/>
-                <w:b w:val="false"/>
-                <w:u w:val="none"/>
-                <w:sz w:val="22"/>
-                <w:szCs w:val="22"/>
-                <w:color w:val="000000"/>
-              </w:rPr>
-            </w:pPr>
-            <w:r xmlns:w="http://schemas.openxmlformats.org/wordprocessingml/2006/main" xmlns:wp="http://schemas.openxmlformats.org/drawingml/2006/wordprocessingDrawing" xmlns:r="http://schemas.openxmlformats.org/officeDocument/2006/relationships" xmlns:w14="http://schemas.microsoft.com/office/word/2010/wordml">
-              <w:rPr>
-                <w:rFonts w:ascii="Helvetica" w:hAnsi="Helvetica" w:eastAsia="Helvetica" w:cs="Helvetica"/>
-                <w:i w:val="false"/>
-                <w:b w:val="false"/>
-                <w:u w:val="none"/>
-                <w:sz w:val="22"/>
-                <w:szCs w:val="22"/>
-                <w:color w:val="000000"/>
-              </w:rPr>
-              <w:t xml:space="preserve">24.00</w:t>
-            </w:r>
-          </w:p>
-        </w:tc>
-        <w:tc>
-          <w:tcPr>
-            <w:tcBorders>
-              <w:bottom w:val="none" w:sz="0" w:space="0" w:color="000000"/>
-              <w:top w:val="single" w:sz="12" w:space="0" w:color="666666"/>
-              <w:left w:val="none" w:sz="0" w:space="0" w:color="000000"/>
-              <w:right w:val="none" w:sz="0" w:space="0" w:color="000000"/>
-            </w:tcBorders>
-            <w:shd w:val="clear" w:color="auto" w:fill="FFFFFF"/>
-            <w:tcMar>
-              <w:top w:w="0" w:type="dxa"/>
-              <w:bottom w:w="0" w:type="dxa"/>
-              <w:left w:w="0" w:type="dxa"/>
-              <w:right w:w="0" w:type="dxa"/>
-            </w:tcMar>
-            <w:vAlign w:val="center"/>
-          </w:tcPr>
-          <w:p>
-            <w:pPr>
-              <w:jc w:val="right"/>
-              <w:pBdr>
-                <w:bottom w:val="none" w:sz="0" w:space="0" w:color="000000"/>
-                <w:top w:val="none" w:sz="0" w:space="0" w:color="000000"/>
-                <w:left w:val="none" w:sz="0" w:space="0" w:color="000000"/>
-                <w:right w:val="none" w:sz="0" w:space="0" w:color="000000"/>
-              </w:pBdr>
-              <w:spacing w:after="100" w:before="100" w:line="240"/>
-              <w:ind w:left="100" w:right="100" w:firstLine="0" w:firstLineChars="0"/>
-              <w:rPr>
-                <w:rFonts w:ascii="Helvetica" w:hAnsi="Helvetica" w:eastAsia="Helvetica" w:cs="Helvetica"/>
-                <w:i w:val="false"/>
-                <w:b w:val="false"/>
-                <w:u w:val="none"/>
-                <w:sz w:val="22"/>
-                <w:szCs w:val="22"/>
-                <w:color w:val="000000"/>
-              </w:rPr>
-            </w:pPr>
-            <w:r xmlns:w="http://schemas.openxmlformats.org/wordprocessingml/2006/main" xmlns:wp="http://schemas.openxmlformats.org/drawingml/2006/wordprocessingDrawing" xmlns:r="http://schemas.openxmlformats.org/officeDocument/2006/relationships" xmlns:w14="http://schemas.microsoft.com/office/word/2010/wordml">
-              <w:rPr>
-                <w:rFonts w:ascii="Helvetica" w:hAnsi="Helvetica" w:eastAsia="Helvetica" w:cs="Helvetica"/>
-                <w:i w:val="false"/>
-                <w:b w:val="false"/>
-                <w:u w:val="none"/>
-                <w:sz w:val="22"/>
-                <w:szCs w:val="22"/>
-                <w:color w:val="000000"/>
-              </w:rPr>
-              <w:t xml:space="preserve">0.85</w:t>
-            </w:r>
-          </w:p>
-        </w:tc>
-      </w:tr>
-      <w:tr>
-        <w:trPr>
-          <w:trHeight w:val="573" w:hRule="auto"/>
-        </w:trPr>
-        body2
-        <w:tc>
-          <w:tcPr>
-            <w:tcBorders>
-              <w:bottom w:val="single" w:sz="12" w:space="0" w:color="666666"/>
-              <w:top w:val="none" w:sz="0" w:space="0" w:color="000000"/>
-              <w:left w:val="none" w:sz="0" w:space="0" w:color="000000"/>
-              <w:right w:val="none" w:sz="0" w:space="0" w:color="000000"/>
-            </w:tcBorders>
-            <w:shd w:val="clear" w:color="auto" w:fill="FFFFFF"/>
-            <w:tcMar>
-              <w:top w:w="0" w:type="dxa"/>
-              <w:bottom w:w="0" w:type="dxa"/>
-              <w:left w:w="0" w:type="dxa"/>
-              <w:right w:w="0" w:type="dxa"/>
-            </w:tcMar>
-            <w:vAlign w:val="center"/>
-          </w:tcPr>
-          <w:p>
-            <w:pPr>
-              <w:jc w:val="left"/>
-              <w:pBdr>
-                <w:bottom w:val="none" w:sz="0" w:space="0" w:color="000000"/>
-                <w:top w:val="none" w:sz="0" w:space="0" w:color="000000"/>
-                <w:left w:val="none" w:sz="0" w:space="0" w:color="000000"/>
-                <w:right w:val="none" w:sz="0" w:space="0" w:color="000000"/>
-              </w:pBdr>
-              <w:spacing w:after="100" w:before="100" w:line="240"/>
-              <w:ind w:left="100" w:right="100" w:firstLine="0" w:firstLineChars="0"/>
-              <w:rPr>
-                <w:rFonts w:ascii="Helvetica" w:hAnsi="Helvetica" w:eastAsia="Helvetica" w:cs="Helvetica"/>
-                <w:i w:val="false"/>
-                <w:b w:val="false"/>
-                <w:u w:val="none"/>
-                <w:sz w:val="22"/>
-                <w:szCs w:val="22"/>
-                <w:color w:val="000000"/>
-              </w:rPr>
-            </w:pPr>
-            <w:r xmlns:w="http://schemas.openxmlformats.org/wordprocessingml/2006/main" xmlns:wp="http://schemas.openxmlformats.org/drawingml/2006/wordprocessingDrawing" xmlns:r="http://schemas.openxmlformats.org/officeDocument/2006/relationships" xmlns:w14="http://schemas.microsoft.com/office/word/2010/wordml">
-              <w:rPr>
-                <w:rFonts w:ascii="Helvetica" w:hAnsi="Helvetica" w:eastAsia="Helvetica" w:cs="Helvetica"/>
-                <w:i w:val="false"/>
-                <w:b w:val="false"/>
-                <w:u w:val="none"/>
-                <w:sz w:val="22"/>
-                <w:szCs w:val="22"/>
-                <w:color w:val="000000"/>
-              </w:rPr>
-              <w:t xml:space="preserve">I8</w:t>
-            </w:r>
-          </w:p>
-        </w:tc>
-        <w:tc>
-          <w:tcPr>
-            <w:tcBorders>
-              <w:bottom w:val="single" w:sz="12" w:space="0" w:color="666666"/>
-              <w:top w:val="none" w:sz="0" w:space="0" w:color="000000"/>
-              <w:left w:val="none" w:sz="0" w:space="0" w:color="000000"/>
-              <w:right w:val="none" w:sz="0" w:space="0" w:color="000000"/>
-            </w:tcBorders>
-            <w:shd w:val="clear" w:color="auto" w:fill="FFFFFF"/>
-            <w:tcMar>
-              <w:top w:w="0" w:type="dxa"/>
-              <w:bottom w:w="0" w:type="dxa"/>
-              <w:left w:w="0" w:type="dxa"/>
-              <w:right w:w="0" w:type="dxa"/>
-            </w:tcMar>
-            <w:vAlign w:val="center"/>
-          </w:tcPr>
-          <w:p>
-            <w:pPr>
-              <w:jc w:val="right"/>
-              <w:pBdr>
-                <w:bottom w:val="none" w:sz="0" w:space="0" w:color="000000"/>
-                <w:top w:val="none" w:sz="0" w:space="0" w:color="000000"/>
-                <w:left w:val="none" w:sz="0" w:space="0" w:color="000000"/>
-                <w:right w:val="none" w:sz="0" w:space="0" w:color="000000"/>
-              </w:pBdr>
-              <w:spacing w:after="100" w:before="100" w:line="240"/>
-              <w:ind w:left="100" w:right="100" w:firstLine="0" w:firstLineChars="0"/>
-              <w:rPr>
-                <w:rFonts w:ascii="Helvetica" w:hAnsi="Helvetica" w:eastAsia="Helvetica" w:cs="Helvetica"/>
-                <w:i w:val="false"/>
-                <w:b w:val="false"/>
-                <w:u w:val="none"/>
-                <w:sz w:val="22"/>
-                <w:szCs w:val="22"/>
-                <w:color w:val="000000"/>
-              </w:rPr>
-            </w:pPr>
-            <w:r xmlns:w="http://schemas.openxmlformats.org/wordprocessingml/2006/main" xmlns:wp="http://schemas.openxmlformats.org/drawingml/2006/wordprocessingDrawing" xmlns:r="http://schemas.openxmlformats.org/officeDocument/2006/relationships" xmlns:w14="http://schemas.microsoft.com/office/word/2010/wordml">
-              <w:rPr>
-                <w:rFonts w:ascii="Helvetica" w:hAnsi="Helvetica" w:eastAsia="Helvetica" w:cs="Helvetica"/>
-                <w:i w:val="false"/>
-                <w:b w:val="false"/>
-                <w:u w:val="none"/>
-                <w:sz w:val="22"/>
-                <w:szCs w:val="22"/>
-                <w:color w:val="000000"/>
-              </w:rPr>
-              <w:t xml:space="preserve">52.34</w:t>
-            </w:r>
-          </w:p>
-        </w:tc>
-        <w:tc>
-          <w:tcPr>
-            <w:tcBorders>
-              <w:bottom w:val="single" w:sz="12" w:space="0" w:color="666666"/>
-              <w:top w:val="none" w:sz="0" w:space="0" w:color="000000"/>
-              <w:left w:val="none" w:sz="0" w:space="0" w:color="000000"/>
-              <w:right w:val="none" w:sz="0" w:space="0" w:color="000000"/>
-            </w:tcBorders>
-            <w:shd w:val="clear" w:color="auto" w:fill="FFFFFF"/>
-            <w:tcMar>
-              <w:top w:w="0" w:type="dxa"/>
-              <w:bottom w:w="0" w:type="dxa"/>
-              <w:left w:w="0" w:type="dxa"/>
-              <w:right w:w="0" w:type="dxa"/>
-            </w:tcMar>
-            <w:vAlign w:val="center"/>
-          </w:tcPr>
-          <w:p>
-            <w:pPr>
-              <w:jc w:val="right"/>
-              <w:pBdr>
-                <w:bottom w:val="none" w:sz="0" w:space="0" w:color="000000"/>
-                <w:top w:val="none" w:sz="0" w:space="0" w:color="000000"/>
-                <w:left w:val="none" w:sz="0" w:space="0" w:color="000000"/>
-                <w:right w:val="none" w:sz="0" w:space="0" w:color="000000"/>
-              </w:pBdr>
-              <w:spacing w:after="100" w:before="100" w:line="240"/>
-              <w:ind w:left="100" w:right="100" w:firstLine="0" w:firstLineChars="0"/>
-              <w:rPr>
-                <w:rFonts w:ascii="Helvetica" w:hAnsi="Helvetica" w:eastAsia="Helvetica" w:cs="Helvetica"/>
-                <w:i w:val="false"/>
-                <w:b w:val="false"/>
-                <w:u w:val="none"/>
-                <w:sz w:val="22"/>
-                <w:szCs w:val="22"/>
-                <w:color w:val="000000"/>
-              </w:rPr>
-            </w:pPr>
-            <w:r xmlns:w="http://schemas.openxmlformats.org/wordprocessingml/2006/main" xmlns:wp="http://schemas.openxmlformats.org/drawingml/2006/wordprocessingDrawing" xmlns:r="http://schemas.openxmlformats.org/officeDocument/2006/relationships" xmlns:w14="http://schemas.microsoft.com/office/word/2010/wordml">
-              <w:rPr>
-                <w:rFonts w:ascii="Helvetica" w:hAnsi="Helvetica" w:eastAsia="Helvetica" w:cs="Helvetica"/>
-                <w:i w:val="false"/>
-                <w:b w:val="false"/>
-                <w:u w:val="none"/>
-                <w:sz w:val="22"/>
-                <w:szCs w:val="22"/>
-                <w:color w:val="000000"/>
-              </w:rPr>
-              <w:t xml:space="preserve">61.00</w:t>
-            </w:r>
-          </w:p>
-        </w:tc>
-        <w:tc>
-          <w:tcPr>
-            <w:tcBorders>
-              <w:bottom w:val="single" w:sz="12" w:space="0" w:color="666666"/>
-              <w:top w:val="none" w:sz="0" w:space="0" w:color="000000"/>
-              <w:left w:val="none" w:sz="0" w:space="0" w:color="000000"/>
-              <w:right w:val="none" w:sz="0" w:space="0" w:color="000000"/>
-            </w:tcBorders>
-            <w:shd w:val="clear" w:color="auto" w:fill="FFFFFF"/>
-            <w:tcMar>
-              <w:top w:w="0" w:type="dxa"/>
-              <w:bottom w:w="0" w:type="dxa"/>
-              <w:left w:w="0" w:type="dxa"/>
-              <w:right w:w="0" w:type="dxa"/>
-            </w:tcMar>
-            <w:vAlign w:val="center"/>
-          </w:tcPr>
-          <w:p>
-            <w:pPr>
-              <w:jc w:val="right"/>
-              <w:pBdr>
-                <w:bottom w:val="none" w:sz="0" w:space="0" w:color="000000"/>
-                <w:top w:val="none" w:sz="0" w:space="0" w:color="000000"/>
-                <w:left w:val="none" w:sz="0" w:space="0" w:color="000000"/>
-                <w:right w:val="none" w:sz="0" w:space="0" w:color="000000"/>
-              </w:pBdr>
-              <w:spacing w:after="100" w:before="100" w:line="240"/>
-              <w:ind w:left="100" w:right="100" w:firstLine="0" w:firstLineChars="0"/>
-              <w:rPr>
-                <w:rFonts w:ascii="Helvetica" w:hAnsi="Helvetica" w:eastAsia="Helvetica" w:cs="Helvetica"/>
-                <w:i w:val="false"/>
-                <w:b w:val="false"/>
-                <w:u w:val="none"/>
-                <w:sz w:val="22"/>
-                <w:szCs w:val="22"/>
-                <w:color w:val="000000"/>
-              </w:rPr>
-            </w:pPr>
-            <w:r xmlns:w="http://schemas.openxmlformats.org/wordprocessingml/2006/main" xmlns:wp="http://schemas.openxmlformats.org/drawingml/2006/wordprocessingDrawing" xmlns:r="http://schemas.openxmlformats.org/officeDocument/2006/relationships" xmlns:w14="http://schemas.microsoft.com/office/word/2010/wordml">
-              <w:rPr>
-                <w:rFonts w:ascii="Helvetica" w:hAnsi="Helvetica" w:eastAsia="Helvetica" w:cs="Helvetica"/>
-                <w:i w:val="false"/>
-                <w:b w:val="false"/>
-                <w:u w:val="none"/>
-                <w:sz w:val="22"/>
-                <w:szCs w:val="22"/>
-                <w:color w:val="000000"/>
-              </w:rPr>
-              <w:t xml:space="preserve">1.17</w:t>
-            </w:r>
-          </w:p>
-        </w:tc>
-      </w:tr>
-    </w:tbl>
-    <w:bookmarkEnd w:id="97"/>
-    <w:bookmarkStart w:id="98" w:name="lecture-3-understanding-percentiles"/>
-    <w:p>
-      <w:pPr>
-        <w:pStyle w:val="Heading1"/>
-      </w:pPr>
-      <w:r>
-        <w:t xml:space="preserve">Lecture 3: Understanding Percentiles</w:t>
-      </w:r>
-    </w:p>
-    <w:p>
-      <w:pPr>
-        <w:pStyle w:val="FirstParagraph"/>
-      </w:pPr>
-      <w:r>
-        <w:t xml:space="preserve">Percentiles are values that divide a dataset into 100 equal parts.</w:t>
-      </w:r>
-    </w:p>
-    <w:p>
-      <w:pPr>
-        <w:pStyle w:val="BodyText"/>
-      </w:pPr>
-      <w:r>
-        <w:t xml:space="preserve">The 25th percentile is the first quartile (Q1)</w:t>
-      </w:r>
-    </w:p>
-    <w:p>
-      <w:pPr>
-        <w:pStyle w:val="BodyText"/>
-      </w:pPr>
-      <w:r>
-        <w:t xml:space="preserve">The 50th percentile is the median</w:t>
-      </w:r>
-    </w:p>
-    <w:p>
-      <w:pPr>
-        <w:pStyle w:val="BodyText"/>
-      </w:pPr>
-      <w:r>
-        <w:t xml:space="preserve">The 75th percentile is the third quartile (Q3)</w:t>
-      </w:r>
-    </w:p>
-    <w:p>
-      <w:pPr>
-        <w:pStyle w:val="BodyText"/>
-      </w:pPr>
-      <w:r>
-        <w:t xml:space="preserve">The IQR is the difference between Q3 and Q1.</w:t>
-      </w:r>
-    </w:p>
-    <w:tbl xmlns:w="http://schemas.openxmlformats.org/wordprocessingml/2006/main" xmlns:r="http://schemas.openxmlformats.org/officeDocument/2006/relationships" xmlns:w14="http://schemas.microsoft.com/office/word/2010/wordml" xmlns:wp="http://schemas.openxmlformats.org/drawingml/2006/wordprocessingDrawing" xmlns:a="http://schemas.openxmlformats.org/drawingml/2006/main" xmlns:pic="http://schemas.openxmlformats.org/drawingml/2006/picture">
-      <w:tblPr>
-        <w:tblLayout w:type="fixed"/>
-        <w:jc w:val="center"/>
-        <w:tblLook w:firstRow="1" w:lastRow="0" w:firstColumn="0" w:lastColumn="0" w:noHBand="0" w:noVBand="1"/>
-      </w:tblPr>
-      <w:tblGrid>
-        <w:gridCol w:w="1768"/>
-        <w:gridCol w:w="973"/>
-      </w:tblGrid>
-      <w:tr>
-        <w:trPr>
-          <w:trHeight w:val="573" w:hRule="auto"/>
-          <w:tblHeader/>
-        </w:trPr>
-        header1
-        <w:tc>
-          <w:tcPr>
-            <w:tcBorders>
-              <w:bottom w:val="single" w:sz="12" w:space="0" w:color="666666"/>
-              <w:top w:val="single" w:sz="12" w:space="0" w:color="666666"/>
-              <w:left w:val="none" w:sz="0" w:space="0" w:color="000000"/>
-              <w:right w:val="none" w:sz="0" w:space="0" w:color="000000"/>
-            </w:tcBorders>
-            <w:shd w:val="clear" w:color="auto" w:fill="FFFFFF"/>
-            <w:tcMar>
-              <w:top w:w="0" w:type="dxa"/>
-              <w:bottom w:w="0" w:type="dxa"/>
-              <w:left w:w="0" w:type="dxa"/>
-              <w:right w:w="0" w:type="dxa"/>
-            </w:tcMar>
-            <w:vAlign w:val="center"/>
-          </w:tcPr>
-          <w:p>
-            <w:pPr>
-              <w:jc w:val="left"/>
-              <w:pBdr>
-                <w:bottom w:val="none" w:sz="0" w:space="0" w:color="000000"/>
-                <w:top w:val="none" w:sz="0" w:space="0" w:color="000000"/>
-                <w:left w:val="none" w:sz="0" w:space="0" w:color="000000"/>
-                <w:right w:val="none" w:sz="0" w:space="0" w:color="000000"/>
-              </w:pBdr>
-              <w:spacing w:after="100" w:before="100" w:line="240"/>
-              <w:ind w:left="100" w:right="100" w:firstLine="0" w:firstLineChars="0"/>
-              <w:rPr>
-                <w:rFonts w:ascii="Helvetica" w:hAnsi="Helvetica" w:eastAsia="Helvetica" w:cs="Helvetica"/>
-                <w:i w:val="false"/>
-                <w:b w:val="false"/>
-                <w:u w:val="none"/>
-                <w:sz w:val="22"/>
-                <w:szCs w:val="22"/>
-                <w:color w:val="000000"/>
-              </w:rPr>
-            </w:pPr>
-            <w:r xmlns:w="http://schemas.openxmlformats.org/wordprocessingml/2006/main" xmlns:wp="http://schemas.openxmlformats.org/drawingml/2006/wordprocessingDrawing" xmlns:r="http://schemas.openxmlformats.org/officeDocument/2006/relationships" xmlns:w14="http://schemas.microsoft.com/office/word/2010/wordml">
-              <w:rPr>
-                <w:rFonts w:ascii="Helvetica" w:hAnsi="Helvetica" w:eastAsia="Helvetica" w:cs="Helvetica"/>
-                <w:i w:val="false"/>
-                <w:b w:val="false"/>
-                <w:u w:val="none"/>
-                <w:sz w:val="22"/>
-                <w:szCs w:val="22"/>
-                <w:color w:val="000000"/>
-              </w:rPr>
-              <w:t xml:space="preserve">Percentile</w:t>
-            </w:r>
-          </w:p>
-        </w:tc>
-        <w:tc>
-          <w:tcPr>
-            <w:tcBorders>
-              <w:bottom w:val="single" w:sz="12" w:space="0" w:color="666666"/>
-              <w:top w:val="single" w:sz="12" w:space="0" w:color="666666"/>
-              <w:left w:val="none" w:sz="0" w:space="0" w:color="000000"/>
-              <w:right w:val="none" w:sz="0" w:space="0" w:color="000000"/>
-            </w:tcBorders>
-            <w:shd w:val="clear" w:color="auto" w:fill="FFFFFF"/>
-            <w:tcMar>
-              <w:top w:w="0" w:type="dxa"/>
-              <w:bottom w:w="0" w:type="dxa"/>
-              <w:left w:w="0" w:type="dxa"/>
-              <w:right w:w="0" w:type="dxa"/>
-            </w:tcMar>
-            <w:vAlign w:val="center"/>
-          </w:tcPr>
-          <w:p>
-            <w:pPr>
-              <w:jc w:val="right"/>
-              <w:pBdr>
-                <w:bottom w:val="none" w:sz="0" w:space="0" w:color="000000"/>
-                <w:top w:val="none" w:sz="0" w:space="0" w:color="000000"/>
-                <w:left w:val="none" w:sz="0" w:space="0" w:color="000000"/>
-                <w:right w:val="none" w:sz="0" w:space="0" w:color="000000"/>
-              </w:pBdr>
-              <w:spacing w:after="100" w:before="100" w:line="240"/>
-              <w:ind w:left="100" w:right="100" w:firstLine="0" w:firstLineChars="0"/>
-              <w:rPr>
-                <w:rFonts w:ascii="Helvetica" w:hAnsi="Helvetica" w:eastAsia="Helvetica" w:cs="Helvetica"/>
-                <w:i w:val="false"/>
-                <w:b w:val="false"/>
-                <w:u w:val="none"/>
-                <w:sz w:val="22"/>
-                <w:szCs w:val="22"/>
-                <w:color w:val="000000"/>
-              </w:rPr>
-            </w:pPr>
-            <w:r xmlns:w="http://schemas.openxmlformats.org/wordprocessingml/2006/main" xmlns:wp="http://schemas.openxmlformats.org/drawingml/2006/wordprocessingDrawing" xmlns:r="http://schemas.openxmlformats.org/officeDocument/2006/relationships" xmlns:w14="http://schemas.microsoft.com/office/word/2010/wordml">
-              <w:rPr>
-                <w:rFonts w:ascii="Helvetica" w:hAnsi="Helvetica" w:eastAsia="Helvetica" w:cs="Helvetica"/>
-                <w:i w:val="false"/>
-                <w:b w:val="false"/>
-                <w:u w:val="none"/>
-                <w:sz w:val="22"/>
-                <w:szCs w:val="22"/>
-                <w:color w:val="000000"/>
-              </w:rPr>
-              <w:t xml:space="preserve">Value</w:t>
-            </w:r>
-          </w:p>
-        </w:tc>
-      </w:tr>
-      <w:tr>
-        <w:trPr>
-          <w:trHeight w:val="573" w:hRule="auto"/>
-        </w:trPr>
-        body1
-        <w:tc>
-          <w:tcPr>
-            <w:tcBorders>
-              <w:bottom w:val="none" w:sz="0" w:space="0" w:color="000000"/>
-              <w:top w:val="single" w:sz="12" w:space="0" w:color="666666"/>
-              <w:left w:val="none" w:sz="0" w:space="0" w:color="000000"/>
-              <w:right w:val="none" w:sz="0" w:space="0" w:color="000000"/>
-            </w:tcBorders>
-            <w:shd w:val="clear" w:color="auto" w:fill="FFFFFF"/>
-            <w:tcMar>
-              <w:top w:w="0" w:type="dxa"/>
-              <w:bottom w:w="0" w:type="dxa"/>
-              <w:left w:w="0" w:type="dxa"/>
-              <w:right w:w="0" w:type="dxa"/>
-            </w:tcMar>
-            <w:vAlign w:val="center"/>
-          </w:tcPr>
-          <w:p>
-            <w:pPr>
-              <w:jc w:val="left"/>
-              <w:pBdr>
-                <w:bottom w:val="none" w:sz="0" w:space="0" w:color="000000"/>
-                <w:top w:val="none" w:sz="0" w:space="0" w:color="000000"/>
-                <w:left w:val="none" w:sz="0" w:space="0" w:color="000000"/>
-                <w:right w:val="none" w:sz="0" w:space="0" w:color="000000"/>
-              </w:pBdr>
-              <w:spacing w:after="100" w:before="100" w:line="240"/>
-              <w:ind w:left="100" w:right="100" w:firstLine="0" w:firstLineChars="0"/>
-              <w:rPr>
-                <w:rFonts w:ascii="Helvetica" w:hAnsi="Helvetica" w:eastAsia="Helvetica" w:cs="Helvetica"/>
-                <w:i w:val="false"/>
-                <w:b w:val="false"/>
-                <w:u w:val="none"/>
-                <w:sz w:val="22"/>
-                <w:szCs w:val="22"/>
-                <w:color w:val="000000"/>
-              </w:rPr>
-            </w:pPr>
-            <w:r xmlns:w="http://schemas.openxmlformats.org/wordprocessingml/2006/main" xmlns:wp="http://schemas.openxmlformats.org/drawingml/2006/wordprocessingDrawing" xmlns:r="http://schemas.openxmlformats.org/officeDocument/2006/relationships" xmlns:w14="http://schemas.microsoft.com/office/word/2010/wordml">
-              <w:rPr>
-                <w:rFonts w:ascii="Helvetica" w:hAnsi="Helvetica" w:eastAsia="Helvetica" w:cs="Helvetica"/>
-                <w:i w:val="false"/>
-                <w:b w:val="false"/>
-                <w:u w:val="none"/>
-                <w:sz w:val="22"/>
-                <w:szCs w:val="22"/>
-                <w:color w:val="000000"/>
-              </w:rPr>
-              <w:t xml:space="preserve">10th</w:t>
-            </w:r>
-          </w:p>
-        </w:tc>
-        <w:tc>
-          <w:tcPr>
-            <w:tcBorders>
-              <w:bottom w:val="none" w:sz="0" w:space="0" w:color="000000"/>
-              <w:top w:val="single" w:sz="12" w:space="0" w:color="666666"/>
-              <w:left w:val="none" w:sz="0" w:space="0" w:color="000000"/>
-              <w:right w:val="none" w:sz="0" w:space="0" w:color="000000"/>
-            </w:tcBorders>
-            <w:shd w:val="clear" w:color="auto" w:fill="FFFFFF"/>
-            <w:tcMar>
-              <w:top w:w="0" w:type="dxa"/>
-              <w:bottom w:w="0" w:type="dxa"/>
-              <w:left w:w="0" w:type="dxa"/>
-              <w:right w:w="0" w:type="dxa"/>
-            </w:tcMar>
-            <w:vAlign w:val="center"/>
-          </w:tcPr>
-          <w:p>
-            <w:pPr>
-              <w:jc w:val="right"/>
-              <w:pBdr>
-                <w:bottom w:val="none" w:sz="0" w:space="0" w:color="000000"/>
-                <w:top w:val="none" w:sz="0" w:space="0" w:color="000000"/>
-                <w:left w:val="none" w:sz="0" w:space="0" w:color="000000"/>
-                <w:right w:val="none" w:sz="0" w:space="0" w:color="000000"/>
-              </w:pBdr>
-              <w:spacing w:after="100" w:before="100" w:line="240"/>
-              <w:ind w:left="100" w:right="100" w:firstLine="0" w:firstLineChars="0"/>
-              <w:rPr>
-                <w:rFonts w:ascii="Helvetica" w:hAnsi="Helvetica" w:eastAsia="Helvetica" w:cs="Helvetica"/>
-                <w:i w:val="false"/>
-                <w:b w:val="false"/>
-                <w:u w:val="none"/>
-                <w:sz w:val="22"/>
-                <w:szCs w:val="22"/>
-                <w:color w:val="000000"/>
-              </w:rPr>
-            </w:pPr>
-            <w:r xmlns:w="http://schemas.openxmlformats.org/wordprocessingml/2006/main" xmlns:wp="http://schemas.openxmlformats.org/drawingml/2006/wordprocessingDrawing" xmlns:r="http://schemas.openxmlformats.org/officeDocument/2006/relationships" xmlns:w14="http://schemas.microsoft.com/office/word/2010/wordml">
-              <w:rPr>
-                <w:rFonts w:ascii="Helvetica" w:hAnsi="Helvetica" w:eastAsia="Helvetica" w:cs="Helvetica"/>
-                <w:i w:val="false"/>
-                <w:b w:val="false"/>
-                <w:u w:val="none"/>
-                <w:sz w:val="22"/>
-                <w:szCs w:val="22"/>
-                <w:color w:val="000000"/>
-              </w:rPr>
-              <w:t xml:space="preserve">251.1</w:t>
-            </w:r>
-          </w:p>
-        </w:tc>
-      </w:tr>
-      <w:tr>
-        <w:trPr>
-          <w:trHeight w:val="618" w:hRule="auto"/>
-        </w:trPr>
-        body2
-        <w:tc>
-          <w:tcPr>
-            <w:tcBorders>
-              <w:bottom w:val="none" w:sz="0" w:space="0" w:color="000000"/>
-              <w:top w:val="none" w:sz="0" w:space="0" w:color="000000"/>
-              <w:left w:val="none" w:sz="0" w:space="0" w:color="000000"/>
-              <w:right w:val="none" w:sz="0" w:space="0" w:color="000000"/>
-            </w:tcBorders>
-            <w:shd w:val="clear" w:color="auto" w:fill="FFFFFF"/>
-            <w:tcMar>
-              <w:top w:w="0" w:type="dxa"/>
-              <w:bottom w:w="0" w:type="dxa"/>
-              <w:left w:w="0" w:type="dxa"/>
-              <w:right w:w="0" w:type="dxa"/>
-            </w:tcMar>
-            <w:vAlign w:val="center"/>
-          </w:tcPr>
-          <w:p>
-            <w:pPr>
-              <w:jc w:val="left"/>
-              <w:pBdr>
-                <w:bottom w:val="none" w:sz="0" w:space="0" w:color="000000"/>
-                <w:top w:val="none" w:sz="0" w:space="0" w:color="000000"/>
-                <w:left w:val="none" w:sz="0" w:space="0" w:color="000000"/>
-                <w:right w:val="none" w:sz="0" w:space="0" w:color="000000"/>
-              </w:pBdr>
-              <w:spacing w:after="100" w:before="100" w:line="240"/>
-              <w:ind w:left="100" w:right="100" w:firstLine="0" w:firstLineChars="0"/>
-              <w:rPr>
-                <w:rFonts w:ascii="Helvetica" w:hAnsi="Helvetica" w:eastAsia="Helvetica" w:cs="Helvetica"/>
-                <w:i w:val="false"/>
-                <w:b w:val="false"/>
-                <w:u w:val="none"/>
-                <w:sz w:val="22"/>
-                <w:szCs w:val="22"/>
-                <w:color w:val="000000"/>
-              </w:rPr>
-            </w:pPr>
-            <w:r xmlns:w="http://schemas.openxmlformats.org/wordprocessingml/2006/main" xmlns:wp="http://schemas.openxmlformats.org/drawingml/2006/wordprocessingDrawing" xmlns:r="http://schemas.openxmlformats.org/officeDocument/2006/relationships" xmlns:w14="http://schemas.microsoft.com/office/word/2010/wordml">
-              <w:rPr>
-                <w:rFonts w:ascii="Helvetica" w:hAnsi="Helvetica" w:eastAsia="Helvetica" w:cs="Helvetica"/>
-                <w:i w:val="false"/>
-                <w:b w:val="false"/>
-                <w:u w:val="none"/>
-                <w:sz w:val="22"/>
-                <w:szCs w:val="22"/>
-                <w:color w:val="000000"/>
-              </w:rPr>
-              <w:t xml:space="preserve">25th (Q1)</w:t>
-            </w:r>
-          </w:p>
-        </w:tc>
-        <w:tc>
-          <w:tcPr>
-            <w:tcBorders>
-              <w:bottom w:val="none" w:sz="0" w:space="0" w:color="000000"/>
-              <w:top w:val="none" w:sz="0" w:space="0" w:color="000000"/>
-              <w:left w:val="none" w:sz="0" w:space="0" w:color="000000"/>
-              <w:right w:val="none" w:sz="0" w:space="0" w:color="000000"/>
-            </w:tcBorders>
-            <w:shd w:val="clear" w:color="auto" w:fill="FFFFFF"/>
-            <w:tcMar>
-              <w:top w:w="0" w:type="dxa"/>
-              <w:bottom w:w="0" w:type="dxa"/>
-              <w:left w:w="0" w:type="dxa"/>
-              <w:right w:w="0" w:type="dxa"/>
-            </w:tcMar>
-            <w:vAlign w:val="center"/>
-          </w:tcPr>
-          <w:p>
-            <w:pPr>
-              <w:jc w:val="right"/>
-              <w:pBdr>
-                <w:bottom w:val="none" w:sz="0" w:space="0" w:color="000000"/>
-                <w:top w:val="none" w:sz="0" w:space="0" w:color="000000"/>
-                <w:left w:val="none" w:sz="0" w:space="0" w:color="000000"/>
-                <w:right w:val="none" w:sz="0" w:space="0" w:color="000000"/>
-              </w:pBdr>
-              <w:spacing w:after="100" w:before="100" w:line="240"/>
-              <w:ind w:left="100" w:right="100" w:firstLine="0" w:firstLineChars="0"/>
-              <w:rPr>
-                <w:rFonts w:ascii="Helvetica" w:hAnsi="Helvetica" w:eastAsia="Helvetica" w:cs="Helvetica"/>
-                <w:i w:val="false"/>
-                <w:b w:val="false"/>
-                <w:u w:val="none"/>
-                <w:sz w:val="22"/>
-                <w:szCs w:val="22"/>
-                <w:color w:val="000000"/>
-              </w:rPr>
-            </w:pPr>
-            <w:r xmlns:w="http://schemas.openxmlformats.org/wordprocessingml/2006/main" xmlns:wp="http://schemas.openxmlformats.org/drawingml/2006/wordprocessingDrawing" xmlns:r="http://schemas.openxmlformats.org/officeDocument/2006/relationships" xmlns:w14="http://schemas.microsoft.com/office/word/2010/wordml">
-              <w:rPr>
-                <w:rFonts w:ascii="Helvetica" w:hAnsi="Helvetica" w:eastAsia="Helvetica" w:cs="Helvetica"/>
-                <w:i w:val="false"/>
-                <w:b w:val="false"/>
-                <w:u w:val="none"/>
-                <w:sz w:val="22"/>
-                <w:szCs w:val="22"/>
-                <w:color w:val="000000"/>
-              </w:rPr>
-              <w:t xml:space="preserve">270.8</w:t>
-            </w:r>
-          </w:p>
-        </w:tc>
-      </w:tr>
-      <w:tr>
-        <w:trPr>
-          <w:trHeight w:val="616" w:hRule="auto"/>
-        </w:trPr>
-        body3
-        <w:tc>
-          <w:tcPr>
-            <w:tcBorders>
-              <w:bottom w:val="none" w:sz="0" w:space="0" w:color="000000"/>
-              <w:top w:val="none" w:sz="0" w:space="0" w:color="000000"/>
-              <w:left w:val="none" w:sz="0" w:space="0" w:color="000000"/>
-              <w:right w:val="none" w:sz="0" w:space="0" w:color="000000"/>
-            </w:tcBorders>
-            <w:shd w:val="clear" w:color="auto" w:fill="FFFFFF"/>
-            <w:tcMar>
-              <w:top w:w="0" w:type="dxa"/>
-              <w:bottom w:w="0" w:type="dxa"/>
-              <w:left w:w="0" w:type="dxa"/>
-              <w:right w:w="0" w:type="dxa"/>
-            </w:tcMar>
-            <w:vAlign w:val="center"/>
-          </w:tcPr>
-          <w:p>
-            <w:pPr>
-              <w:jc w:val="left"/>
-              <w:pBdr>
-                <w:bottom w:val="none" w:sz="0" w:space="0" w:color="000000"/>
-                <w:top w:val="none" w:sz="0" w:space="0" w:color="000000"/>
-                <w:left w:val="none" w:sz="0" w:space="0" w:color="000000"/>
-                <w:right w:val="none" w:sz="0" w:space="0" w:color="000000"/>
-              </w:pBdr>
-              <w:spacing w:after="100" w:before="100" w:line="240"/>
-              <w:ind w:left="100" w:right="100" w:firstLine="0" w:firstLineChars="0"/>
-              <w:rPr>
-                <w:rFonts w:ascii="Helvetica" w:hAnsi="Helvetica" w:eastAsia="Helvetica" w:cs="Helvetica"/>
-                <w:i w:val="false"/>
-                <w:b w:val="false"/>
-                <w:u w:val="none"/>
-                <w:sz w:val="22"/>
-                <w:szCs w:val="22"/>
-                <w:color w:val="000000"/>
-              </w:rPr>
-            </w:pPr>
-            <w:r xmlns:w="http://schemas.openxmlformats.org/wordprocessingml/2006/main" xmlns:wp="http://schemas.openxmlformats.org/drawingml/2006/wordprocessingDrawing" xmlns:r="http://schemas.openxmlformats.org/officeDocument/2006/relationships" xmlns:w14="http://schemas.microsoft.com/office/word/2010/wordml">
-              <w:rPr>
-                <w:rFonts w:ascii="Helvetica" w:hAnsi="Helvetica" w:eastAsia="Helvetica" w:cs="Helvetica"/>
-                <w:i w:val="false"/>
-                <w:b w:val="false"/>
-                <w:u w:val="none"/>
-                <w:sz w:val="22"/>
-                <w:szCs w:val="22"/>
-                <w:color w:val="000000"/>
-              </w:rPr>
-              <w:t xml:space="preserve">50th (Median)</w:t>
-            </w:r>
-          </w:p>
-        </w:tc>
-        <w:tc>
-          <w:tcPr>
-            <w:tcBorders>
-              <w:bottom w:val="none" w:sz="0" w:space="0" w:color="000000"/>
-              <w:top w:val="none" w:sz="0" w:space="0" w:color="000000"/>
-              <w:left w:val="none" w:sz="0" w:space="0" w:color="000000"/>
-              <w:right w:val="none" w:sz="0" w:space="0" w:color="000000"/>
-            </w:tcBorders>
-            <w:shd w:val="clear" w:color="auto" w:fill="FFFFFF"/>
-            <w:tcMar>
-              <w:top w:w="0" w:type="dxa"/>
-              <w:bottom w:w="0" w:type="dxa"/>
-              <w:left w:w="0" w:type="dxa"/>
-              <w:right w:w="0" w:type="dxa"/>
-            </w:tcMar>
-            <w:vAlign w:val="center"/>
-          </w:tcPr>
-          <w:p>
-            <w:pPr>
-              <w:jc w:val="right"/>
-              <w:pBdr>
-                <w:bottom w:val="none" w:sz="0" w:space="0" w:color="000000"/>
-                <w:top w:val="none" w:sz="0" w:space="0" w:color="000000"/>
-                <w:left w:val="none" w:sz="0" w:space="0" w:color="000000"/>
-                <w:right w:val="none" w:sz="0" w:space="0" w:color="000000"/>
-              </w:pBdr>
-              <w:spacing w:after="100" w:before="100" w:line="240"/>
-              <w:ind w:left="100" w:right="100" w:firstLine="0" w:firstLineChars="0"/>
-              <w:rPr>
-                <w:rFonts w:ascii="Helvetica" w:hAnsi="Helvetica" w:eastAsia="Helvetica" w:cs="Helvetica"/>
-                <w:i w:val="false"/>
-                <w:b w:val="false"/>
-                <w:u w:val="none"/>
-                <w:sz w:val="22"/>
-                <w:szCs w:val="22"/>
-                <w:color w:val="000000"/>
-              </w:rPr>
-            </w:pPr>
-            <w:r xmlns:w="http://schemas.openxmlformats.org/wordprocessingml/2006/main" xmlns:wp="http://schemas.openxmlformats.org/drawingml/2006/wordprocessingDrawing" xmlns:r="http://schemas.openxmlformats.org/officeDocument/2006/relationships" xmlns:w14="http://schemas.microsoft.com/office/word/2010/wordml">
-              <w:rPr>
-                <w:rFonts w:ascii="Helvetica" w:hAnsi="Helvetica" w:eastAsia="Helvetica" w:cs="Helvetica"/>
-                <w:i w:val="false"/>
-                <w:b w:val="false"/>
-                <w:u w:val="none"/>
-                <w:sz w:val="22"/>
-                <w:szCs w:val="22"/>
-                <w:color w:val="000000"/>
-              </w:rPr>
-              <w:t xml:space="preserve">324.5</w:t>
-            </w:r>
-          </w:p>
-        </w:tc>
-      </w:tr>
-      <w:tr>
-        <w:trPr>
-          <w:trHeight w:val="618" w:hRule="auto"/>
-        </w:trPr>
-        body4
-        <w:tc>
-          <w:tcPr>
-            <w:tcBorders>
-              <w:bottom w:val="none" w:sz="0" w:space="0" w:color="000000"/>
-              <w:top w:val="none" w:sz="0" w:space="0" w:color="000000"/>
-              <w:left w:val="none" w:sz="0" w:space="0" w:color="000000"/>
-              <w:right w:val="none" w:sz="0" w:space="0" w:color="000000"/>
-            </w:tcBorders>
-            <w:shd w:val="clear" w:color="auto" w:fill="FFFFFF"/>
-            <w:tcMar>
-              <w:top w:w="0" w:type="dxa"/>
-              <w:bottom w:w="0" w:type="dxa"/>
-              <w:left w:w="0" w:type="dxa"/>
-              <w:right w:w="0" w:type="dxa"/>
-            </w:tcMar>
-            <w:vAlign w:val="center"/>
-          </w:tcPr>
-          <w:p>
-            <w:pPr>
-              <w:jc w:val="left"/>
-              <w:pBdr>
-                <w:bottom w:val="none" w:sz="0" w:space="0" w:color="000000"/>
-                <w:top w:val="none" w:sz="0" w:space="0" w:color="000000"/>
-                <w:left w:val="none" w:sz="0" w:space="0" w:color="000000"/>
-                <w:right w:val="none" w:sz="0" w:space="0" w:color="000000"/>
-              </w:pBdr>
-              <w:spacing w:after="100" w:before="100" w:line="240"/>
-              <w:ind w:left="100" w:right="100" w:firstLine="0" w:firstLineChars="0"/>
-              <w:rPr>
-                <w:rFonts w:ascii="Helvetica" w:hAnsi="Helvetica" w:eastAsia="Helvetica" w:cs="Helvetica"/>
-                <w:i w:val="false"/>
-                <w:b w:val="false"/>
-                <w:u w:val="none"/>
-                <w:sz w:val="22"/>
-                <w:szCs w:val="22"/>
-                <w:color w:val="000000"/>
-              </w:rPr>
-            </w:pPr>
-            <w:r xmlns:w="http://schemas.openxmlformats.org/wordprocessingml/2006/main" xmlns:wp="http://schemas.openxmlformats.org/drawingml/2006/wordprocessingDrawing" xmlns:r="http://schemas.openxmlformats.org/officeDocument/2006/relationships" xmlns:w14="http://schemas.microsoft.com/office/word/2010/wordml">
-              <w:rPr>
-                <w:rFonts w:ascii="Helvetica" w:hAnsi="Helvetica" w:eastAsia="Helvetica" w:cs="Helvetica"/>
-                <w:i w:val="false"/>
-                <w:b w:val="false"/>
-                <w:u w:val="none"/>
-                <w:sz w:val="22"/>
-                <w:szCs w:val="22"/>
-                <w:color w:val="000000"/>
-              </w:rPr>
-              <w:t xml:space="preserve">75th (Q3)</w:t>
-            </w:r>
-          </w:p>
-        </w:tc>
-        <w:tc>
-          <w:tcPr>
-            <w:tcBorders>
-              <w:bottom w:val="none" w:sz="0" w:space="0" w:color="000000"/>
-              <w:top w:val="none" w:sz="0" w:space="0" w:color="000000"/>
-              <w:left w:val="none" w:sz="0" w:space="0" w:color="000000"/>
-              <w:right w:val="none" w:sz="0" w:space="0" w:color="000000"/>
-            </w:tcBorders>
-            <w:shd w:val="clear" w:color="auto" w:fill="FFFFFF"/>
-            <w:tcMar>
-              <w:top w:w="0" w:type="dxa"/>
-              <w:bottom w:w="0" w:type="dxa"/>
-              <w:left w:w="0" w:type="dxa"/>
-              <w:right w:w="0" w:type="dxa"/>
-            </w:tcMar>
-            <w:vAlign w:val="center"/>
-          </w:tcPr>
-          <w:p>
-            <w:pPr>
-              <w:jc w:val="right"/>
-              <w:pBdr>
-                <w:bottom w:val="none" w:sz="0" w:space="0" w:color="000000"/>
-                <w:top w:val="none" w:sz="0" w:space="0" w:color="000000"/>
-                <w:left w:val="none" w:sz="0" w:space="0" w:color="000000"/>
-                <w:right w:val="none" w:sz="0" w:space="0" w:color="000000"/>
-              </w:pBdr>
-              <w:spacing w:after="100" w:before="100" w:line="240"/>
-              <w:ind w:left="100" w:right="100" w:firstLine="0" w:firstLineChars="0"/>
-              <w:rPr>
-                <w:rFonts w:ascii="Helvetica" w:hAnsi="Helvetica" w:eastAsia="Helvetica" w:cs="Helvetica"/>
-                <w:i w:val="false"/>
-                <w:b w:val="false"/>
-                <w:u w:val="none"/>
-                <w:sz w:val="22"/>
-                <w:szCs w:val="22"/>
-                <w:color w:val="000000"/>
-              </w:rPr>
-            </w:pPr>
-            <w:r xmlns:w="http://schemas.openxmlformats.org/wordprocessingml/2006/main" xmlns:wp="http://schemas.openxmlformats.org/drawingml/2006/wordprocessingDrawing" xmlns:r="http://schemas.openxmlformats.org/officeDocument/2006/relationships" xmlns:w14="http://schemas.microsoft.com/office/word/2010/wordml">
-              <w:rPr>
-                <w:rFonts w:ascii="Helvetica" w:hAnsi="Helvetica" w:eastAsia="Helvetica" w:cs="Helvetica"/>
-                <w:i w:val="false"/>
-                <w:b w:val="false"/>
-                <w:u w:val="none"/>
-                <w:sz w:val="22"/>
-                <w:szCs w:val="22"/>
-                <w:color w:val="000000"/>
-              </w:rPr>
-              <w:t xml:space="preserve">377.0</w:t>
-            </w:r>
-          </w:p>
-        </w:tc>
-      </w:tr>
-      <w:tr>
-        <w:trPr>
-          <w:trHeight w:val="573" w:hRule="auto"/>
-        </w:trPr>
-        body5
-        <w:tc>
-          <w:tcPr>
-            <w:tcBorders>
-              <w:bottom w:val="single" w:sz="12" w:space="0" w:color="666666"/>
-              <w:top w:val="none" w:sz="0" w:space="0" w:color="000000"/>
-              <w:left w:val="none" w:sz="0" w:space="0" w:color="000000"/>
-              <w:right w:val="none" w:sz="0" w:space="0" w:color="000000"/>
-            </w:tcBorders>
-            <w:shd w:val="clear" w:color="auto" w:fill="FFFFFF"/>
-            <w:tcMar>
-              <w:top w:w="0" w:type="dxa"/>
-              <w:bottom w:w="0" w:type="dxa"/>
-              <w:left w:w="0" w:type="dxa"/>
-              <w:right w:w="0" w:type="dxa"/>
-            </w:tcMar>
-            <w:vAlign w:val="center"/>
-          </w:tcPr>
-          <w:p>
-            <w:pPr>
-              <w:jc w:val="left"/>
-              <w:pBdr>
-                <w:bottom w:val="none" w:sz="0" w:space="0" w:color="000000"/>
-                <w:top w:val="none" w:sz="0" w:space="0" w:color="000000"/>
-                <w:left w:val="none" w:sz="0" w:space="0" w:color="000000"/>
-                <w:right w:val="none" w:sz="0" w:space="0" w:color="000000"/>
-              </w:pBdr>
-              <w:spacing w:after="100" w:before="100" w:line="240"/>
-              <w:ind w:left="100" w:right="100" w:firstLine="0" w:firstLineChars="0"/>
-              <w:rPr>
-                <w:rFonts w:ascii="Helvetica" w:hAnsi="Helvetica" w:eastAsia="Helvetica" w:cs="Helvetica"/>
-                <w:i w:val="false"/>
-                <w:b w:val="false"/>
-                <w:u w:val="none"/>
-                <w:sz w:val="22"/>
-                <w:szCs w:val="22"/>
-                <w:color w:val="000000"/>
-              </w:rPr>
-            </w:pPr>
-            <w:r xmlns:w="http://schemas.openxmlformats.org/wordprocessingml/2006/main" xmlns:wp="http://schemas.openxmlformats.org/drawingml/2006/wordprocessingDrawing" xmlns:r="http://schemas.openxmlformats.org/officeDocument/2006/relationships" xmlns:w14="http://schemas.microsoft.com/office/word/2010/wordml">
-              <w:rPr>
-                <w:rFonts w:ascii="Helvetica" w:hAnsi="Helvetica" w:eastAsia="Helvetica" w:cs="Helvetica"/>
-                <w:i w:val="false"/>
-                <w:b w:val="false"/>
-                <w:u w:val="none"/>
-                <w:sz w:val="22"/>
-                <w:szCs w:val="22"/>
-                <w:color w:val="000000"/>
-              </w:rPr>
-              <w:t xml:space="preserve">90th</w:t>
-            </w:r>
-          </w:p>
-        </w:tc>
-        <w:tc>
-          <w:tcPr>
-            <w:tcBorders>
-              <w:bottom w:val="single" w:sz="12" w:space="0" w:color="666666"/>
-              <w:top w:val="none" w:sz="0" w:space="0" w:color="000000"/>
-              <w:left w:val="none" w:sz="0" w:space="0" w:color="000000"/>
-              <w:right w:val="none" w:sz="0" w:space="0" w:color="000000"/>
-            </w:tcBorders>
-            <w:shd w:val="clear" w:color="auto" w:fill="FFFFFF"/>
-            <w:tcMar>
-              <w:top w:w="0" w:type="dxa"/>
-              <w:bottom w:w="0" w:type="dxa"/>
-              <w:left w:w="0" w:type="dxa"/>
-              <w:right w:w="0" w:type="dxa"/>
-            </w:tcMar>
-            <w:vAlign w:val="center"/>
-          </w:tcPr>
-          <w:p>
-            <w:pPr>
-              <w:jc w:val="right"/>
-              <w:pBdr>
-                <w:bottom w:val="none" w:sz="0" w:space="0" w:color="000000"/>
-                <w:top w:val="none" w:sz="0" w:space="0" w:color="000000"/>
-                <w:left w:val="none" w:sz="0" w:space="0" w:color="000000"/>
-                <w:right w:val="none" w:sz="0" w:space="0" w:color="000000"/>
-              </w:pBdr>
-              <w:spacing w:after="100" w:before="100" w:line="240"/>
-              <w:ind w:left="100" w:right="100" w:firstLine="0" w:firstLineChars="0"/>
-              <w:rPr>
-                <w:rFonts w:ascii="Helvetica" w:hAnsi="Helvetica" w:eastAsia="Helvetica" w:cs="Helvetica"/>
-                <w:i w:val="false"/>
-                <w:b w:val="false"/>
-                <w:u w:val="none"/>
-                <w:sz w:val="22"/>
-                <w:szCs w:val="22"/>
-                <w:color w:val="000000"/>
-              </w:rPr>
-            </w:pPr>
-            <w:r xmlns:w="http://schemas.openxmlformats.org/wordprocessingml/2006/main" xmlns:wp="http://schemas.openxmlformats.org/drawingml/2006/wordprocessingDrawing" xmlns:r="http://schemas.openxmlformats.org/officeDocument/2006/relationships" xmlns:w14="http://schemas.microsoft.com/office/word/2010/wordml">
-              <w:rPr>
-                <w:rFonts w:ascii="Helvetica" w:hAnsi="Helvetica" w:eastAsia="Helvetica" w:cs="Helvetica"/>
-                <w:i w:val="false"/>
-                <w:b w:val="false"/>
-                <w:u w:val="none"/>
-                <w:sz w:val="22"/>
-                <w:szCs w:val="22"/>
-                <w:color w:val="000000"/>
-              </w:rPr>
-              <w:t xml:space="preserve">408.6</w:t>
-            </w:r>
-          </w:p>
-        </w:tc>
-      </w:tr>
-    </w:tbl>
-    <w:bookmarkEnd w:id="98"/>
-    <w:bookmarkStart w:id="99" w:name="lecture-3-handling-missing-values"/>
-    <w:p>
-      <w:pPr>
-        <w:pStyle w:val="Heading1"/>
-      </w:pPr>
-      <w:r>
-        <w:t xml:space="preserve">Lecture 3: Handling Missing Values</w:t>
-      </w:r>
-    </w:p>
-    <w:p>
-      <w:pPr>
-        <w:pStyle w:val="FirstParagraph"/>
-      </w:pPr>
-      <w:r>
-        <w:t xml:space="preserve">Let’s examine how missing values affect our descriptive statistics by</w:t>
-      </w:r>
-      <w:r>
-        <w:t xml:space="preserve"> </w:t>
-      </w:r>
-      <w:r>
-        <w:t xml:space="preserve">looking at the mass variable, which has some missing data.</w:t>
-      </w:r>
-    </w:p>
-    <w:p>
-      <w:pPr>
-        <w:pStyle w:val="SourceCode"/>
-      </w:pPr>
-      <w:r>
-        <w:rPr>
-          <w:rStyle w:val="VerbatimChar"/>
-        </w:rPr>
-        <w:t xml:space="preserve">[1] 2</w:t>
-      </w:r>
-    </w:p>
-    <w:p>
-      <w:pPr>
-        <w:pStyle w:val="SourceCode"/>
-      </w:pPr>
-      <w:r>
-        <w:rPr>
-          <w:rStyle w:val="VerbatimChar"/>
-        </w:rPr>
-        <w:t xml:space="preserve">Mean mass without handling NAs: NA g</w:t>
-      </w:r>
-    </w:p>
-    <w:p>
-      <w:pPr>
-        <w:pStyle w:val="SourceCode"/>
-      </w:pPr>
-      <w:r>
-        <w:rPr>
-          <w:rStyle w:val="VerbatimChar"/>
-        </w:rPr>
-        <w:t xml:space="preserve">Mean mass with na.rm=TRUE: 351.2289 g</w:t>
-      </w:r>
-    </w:p>
-    <w:tbl xmlns:w="http://schemas.openxmlformats.org/wordprocessingml/2006/main" xmlns:r="http://schemas.openxmlformats.org/officeDocument/2006/relationships" xmlns:w14="http://schemas.microsoft.com/office/word/2010/wordml" xmlns:wp="http://schemas.openxmlformats.org/drawingml/2006/wordprocessingDrawing" xmlns:a="http://schemas.openxmlformats.org/drawingml/2006/main" xmlns:pic="http://schemas.openxmlformats.org/drawingml/2006/picture">
-      <w:tblPr>
-        <w:tblLayout w:type="fixed"/>
-        <w:jc w:val="center"/>
-        <w:tblLook w:firstRow="1" w:lastRow="0" w:firstColumn="0" w:lastColumn="0" w:noHBand="0" w:noVBand="1"/>
-      </w:tblPr>
-      <w:tblGrid>
-        <w:gridCol w:w="814"/>
-        <w:gridCol w:w="1609"/>
-        <w:gridCol w:w="1780"/>
-        <w:gridCol w:w="1291"/>
-        <w:gridCol w:w="1401"/>
-      </w:tblGrid>
-      <w:tr>
-        <w:trPr>
-          <w:trHeight w:val="617" w:hRule="auto"/>
-          <w:tblHeader/>
-        </w:trPr>
-        header1
-        <w:tc>
-          <w:tcPr>
-            <w:tcBorders>
-              <w:bottom w:val="single" w:sz="12" w:space="0" w:color="666666"/>
-              <w:top w:val="single" w:sz="12" w:space="0" w:color="666666"/>
-              <w:left w:val="none" w:sz="0" w:space="0" w:color="000000"/>
-              <w:right w:val="none" w:sz="0" w:space="0" w:color="000000"/>
-            </w:tcBorders>
-            <w:shd w:val="clear" w:color="auto" w:fill="FFFFFF"/>
-            <w:tcMar>
-              <w:top w:w="0" w:type="dxa"/>
-              <w:bottom w:w="0" w:type="dxa"/>
-              <w:left w:w="0" w:type="dxa"/>
-              <w:right w:w="0" w:type="dxa"/>
-            </w:tcMar>
-            <w:vAlign w:val="center"/>
-          </w:tcPr>
-          <w:p>
-            <w:pPr>
-              <w:jc w:val="left"/>
-              <w:pBdr>
-                <w:bottom w:val="none" w:sz="0" w:space="0" w:color="000000"/>
-                <w:top w:val="none" w:sz="0" w:space="0" w:color="000000"/>
-                <w:left w:val="none" w:sz="0" w:space="0" w:color="000000"/>
-                <w:right w:val="none" w:sz="0" w:space="0" w:color="000000"/>
-              </w:pBdr>
-              <w:spacing w:after="100" w:before="100" w:line="240"/>
-              <w:ind w:left="100" w:right="100" w:firstLine="0" w:firstLineChars="0"/>
-              <w:rPr>
-                <w:rFonts w:ascii="Helvetica" w:hAnsi="Helvetica" w:eastAsia="Helvetica" w:cs="Helvetica"/>
-                <w:i w:val="false"/>
-                <w:b w:val="false"/>
-                <w:u w:val="none"/>
-                <w:sz w:val="22"/>
-                <w:szCs w:val="22"/>
-                <w:color w:val="000000"/>
-              </w:rPr>
-            </w:pPr>
-            <w:r xmlns:w="http://schemas.openxmlformats.org/wordprocessingml/2006/main" xmlns:wp="http://schemas.openxmlformats.org/drawingml/2006/wordprocessingDrawing" xmlns:r="http://schemas.openxmlformats.org/officeDocument/2006/relationships" xmlns:w14="http://schemas.microsoft.com/office/word/2010/wordml">
-              <w:rPr>
-                <w:rFonts w:ascii="Helvetica" w:hAnsi="Helvetica" w:eastAsia="Helvetica" w:cs="Helvetica"/>
-                <w:i w:val="false"/>
-                <w:b w:val="false"/>
-                <w:u w:val="none"/>
-                <w:sz w:val="22"/>
-                <w:szCs w:val="22"/>
-                <w:color w:val="000000"/>
-              </w:rPr>
-              <w:t xml:space="preserve">lake</w:t>
-            </w:r>
-          </w:p>
-        </w:tc>
-        <w:tc>
-          <w:tcPr>
-            <w:tcBorders>
-              <w:bottom w:val="single" w:sz="12" w:space="0" w:color="666666"/>
-              <w:top w:val="single" w:sz="12" w:space="0" w:color="666666"/>
-              <w:left w:val="none" w:sz="0" w:space="0" w:color="000000"/>
-              <w:right w:val="none" w:sz="0" w:space="0" w:color="000000"/>
-            </w:tcBorders>
-            <w:shd w:val="clear" w:color="auto" w:fill="FFFFFF"/>
-            <w:tcMar>
-              <w:top w:w="0" w:type="dxa"/>
-              <w:bottom w:w="0" w:type="dxa"/>
-              <w:left w:w="0" w:type="dxa"/>
-              <w:right w:w="0" w:type="dxa"/>
-            </w:tcMar>
-            <w:vAlign w:val="center"/>
-          </w:tcPr>
-          <w:p>
-            <w:pPr>
-              <w:jc w:val="right"/>
-              <w:pBdr>
-                <w:bottom w:val="none" w:sz="0" w:space="0" w:color="000000"/>
-                <w:top w:val="none" w:sz="0" w:space="0" w:color="000000"/>
-                <w:left w:val="none" w:sz="0" w:space="0" w:color="000000"/>
-                <w:right w:val="none" w:sz="0" w:space="0" w:color="000000"/>
-              </w:pBdr>
-              <w:spacing w:after="100" w:before="100" w:line="240"/>
-              <w:ind w:left="100" w:right="100" w:firstLine="0" w:firstLineChars="0"/>
-              <w:rPr>
-                <w:rFonts w:ascii="Helvetica" w:hAnsi="Helvetica" w:eastAsia="Helvetica" w:cs="Helvetica"/>
-                <w:i w:val="false"/>
-                <w:b w:val="false"/>
-                <w:u w:val="none"/>
-                <w:sz w:val="22"/>
-                <w:szCs w:val="22"/>
-                <w:color w:val="000000"/>
-              </w:rPr>
-            </w:pPr>
-            <w:r xmlns:w="http://schemas.openxmlformats.org/wordprocessingml/2006/main" xmlns:wp="http://schemas.openxmlformats.org/drawingml/2006/wordprocessingDrawing" xmlns:r="http://schemas.openxmlformats.org/officeDocument/2006/relationships" xmlns:w14="http://schemas.microsoft.com/office/word/2010/wordml">
-              <w:rPr>
-                <w:rFonts w:ascii="Helvetica" w:hAnsi="Helvetica" w:eastAsia="Helvetica" w:cs="Helvetica"/>
-                <w:i w:val="false"/>
-                <w:b w:val="false"/>
-                <w:u w:val="none"/>
-                <w:sz w:val="22"/>
-                <w:szCs w:val="22"/>
-                <w:color w:val="000000"/>
-              </w:rPr>
-              <w:t xml:space="preserve">mean_mass</w:t>
-            </w:r>
-          </w:p>
-        </w:tc>
-        <w:tc>
-          <w:tcPr>
-            <w:tcBorders>
-              <w:bottom w:val="single" w:sz="12" w:space="0" w:color="666666"/>
-              <w:top w:val="single" w:sz="12" w:space="0" w:color="666666"/>
-              <w:left w:val="none" w:sz="0" w:space="0" w:color="000000"/>
-              <w:right w:val="none" w:sz="0" w:space="0" w:color="000000"/>
-            </w:tcBorders>
-            <w:shd w:val="clear" w:color="auto" w:fill="FFFFFF"/>
-            <w:tcMar>
-              <w:top w:w="0" w:type="dxa"/>
-              <w:bottom w:w="0" w:type="dxa"/>
-              <w:left w:w="0" w:type="dxa"/>
-              <w:right w:w="0" w:type="dxa"/>
-            </w:tcMar>
-            <w:vAlign w:val="center"/>
-          </w:tcPr>
-          <w:p>
-            <w:pPr>
-              <w:jc w:val="right"/>
-              <w:pBdr>
-                <w:bottom w:val="none" w:sz="0" w:space="0" w:color="000000"/>
-                <w:top w:val="none" w:sz="0" w:space="0" w:color="000000"/>
-                <w:left w:val="none" w:sz="0" w:space="0" w:color="000000"/>
-                <w:right w:val="none" w:sz="0" w:space="0" w:color="000000"/>
-              </w:pBdr>
-              <w:spacing w:after="100" w:before="100" w:line="240"/>
-              <w:ind w:left="100" w:right="100" w:firstLine="0" w:firstLineChars="0"/>
-              <w:rPr>
-                <w:rFonts w:ascii="Helvetica" w:hAnsi="Helvetica" w:eastAsia="Helvetica" w:cs="Helvetica"/>
-                <w:i w:val="false"/>
-                <w:b w:val="false"/>
-                <w:u w:val="none"/>
-                <w:sz w:val="22"/>
-                <w:szCs w:val="22"/>
-                <w:color w:val="000000"/>
-              </w:rPr>
-            </w:pPr>
-            <w:r xmlns:w="http://schemas.openxmlformats.org/wordprocessingml/2006/main" xmlns:wp="http://schemas.openxmlformats.org/drawingml/2006/wordprocessingDrawing" xmlns:r="http://schemas.openxmlformats.org/officeDocument/2006/relationships" xmlns:w14="http://schemas.microsoft.com/office/word/2010/wordml">
-              <w:rPr>
-                <w:rFonts w:ascii="Helvetica" w:hAnsi="Helvetica" w:eastAsia="Helvetica" w:cs="Helvetica"/>
-                <w:i w:val="false"/>
-                <w:b w:val="false"/>
-                <w:u w:val="none"/>
-                <w:sz w:val="22"/>
-                <w:szCs w:val="22"/>
-                <w:color w:val="000000"/>
-              </w:rPr>
-              <w:t xml:space="preserve">median_mass</w:t>
-            </w:r>
-          </w:p>
-        </w:tc>
-        <w:tc>
-          <w:tcPr>
-            <w:tcBorders>
-              <w:bottom w:val="single" w:sz="12" w:space="0" w:color="666666"/>
-              <w:top w:val="single" w:sz="12" w:space="0" w:color="666666"/>
-              <w:left w:val="none" w:sz="0" w:space="0" w:color="000000"/>
-              <w:right w:val="none" w:sz="0" w:space="0" w:color="000000"/>
-            </w:tcBorders>
-            <w:shd w:val="clear" w:color="auto" w:fill="FFFFFF"/>
-            <w:tcMar>
-              <w:top w:w="0" w:type="dxa"/>
-              <w:bottom w:w="0" w:type="dxa"/>
-              <w:left w:w="0" w:type="dxa"/>
-              <w:right w:w="0" w:type="dxa"/>
-            </w:tcMar>
-            <w:vAlign w:val="center"/>
-          </w:tcPr>
-          <w:p>
-            <w:pPr>
-              <w:jc w:val="right"/>
-              <w:pBdr>
-                <w:bottom w:val="none" w:sz="0" w:space="0" w:color="000000"/>
-                <w:top w:val="none" w:sz="0" w:space="0" w:color="000000"/>
-                <w:left w:val="none" w:sz="0" w:space="0" w:color="000000"/>
-                <w:right w:val="none" w:sz="0" w:space="0" w:color="000000"/>
-              </w:pBdr>
-              <w:spacing w:after="100" w:before="100" w:line="240"/>
-              <w:ind w:left="100" w:right="100" w:firstLine="0" w:firstLineChars="0"/>
-              <w:rPr>
-                <w:rFonts w:ascii="Helvetica" w:hAnsi="Helvetica" w:eastAsia="Helvetica" w:cs="Helvetica"/>
-                <w:i w:val="false"/>
-                <w:b w:val="false"/>
-                <w:u w:val="none"/>
-                <w:sz w:val="22"/>
-                <w:szCs w:val="22"/>
-                <w:color w:val="000000"/>
-              </w:rPr>
-            </w:pPr>
-            <w:r xmlns:w="http://schemas.openxmlformats.org/wordprocessingml/2006/main" xmlns:wp="http://schemas.openxmlformats.org/drawingml/2006/wordprocessingDrawing" xmlns:r="http://schemas.openxmlformats.org/officeDocument/2006/relationships" xmlns:w14="http://schemas.microsoft.com/office/word/2010/wordml">
-              <w:rPr>
-                <w:rFonts w:ascii="Helvetica" w:hAnsi="Helvetica" w:eastAsia="Helvetica" w:cs="Helvetica"/>
-                <w:i w:val="false"/>
-                <w:b w:val="false"/>
-                <w:u w:val="none"/>
-                <w:sz w:val="22"/>
-                <w:szCs w:val="22"/>
-                <w:color w:val="000000"/>
-              </w:rPr>
-              <w:t xml:space="preserve">sd_mass</w:t>
-            </w:r>
-          </w:p>
-        </w:tc>
-        <w:tc>
-          <w:tcPr>
-            <w:tcBorders>
-              <w:bottom w:val="single" w:sz="12" w:space="0" w:color="666666"/>
-              <w:top w:val="single" w:sz="12" w:space="0" w:color="666666"/>
-              <w:left w:val="none" w:sz="0" w:space="0" w:color="000000"/>
-              <w:right w:val="none" w:sz="0" w:space="0" w:color="000000"/>
-            </w:tcBorders>
-            <w:shd w:val="clear" w:color="auto" w:fill="FFFFFF"/>
-            <w:tcMar>
-              <w:top w:w="0" w:type="dxa"/>
-              <w:bottom w:w="0" w:type="dxa"/>
-              <w:left w:w="0" w:type="dxa"/>
-              <w:right w:w="0" w:type="dxa"/>
-            </w:tcMar>
-            <w:vAlign w:val="center"/>
-          </w:tcPr>
-          <w:p>
-            <w:pPr>
-              <w:jc w:val="right"/>
-              <w:pBdr>
-                <w:bottom w:val="none" w:sz="0" w:space="0" w:color="000000"/>
-                <w:top w:val="none" w:sz="0" w:space="0" w:color="000000"/>
-                <w:left w:val="none" w:sz="0" w:space="0" w:color="000000"/>
-                <w:right w:val="none" w:sz="0" w:space="0" w:color="000000"/>
-              </w:pBdr>
-              <w:spacing w:after="100" w:before="100" w:line="240"/>
-              <w:ind w:left="100" w:right="100" w:firstLine="0" w:firstLineChars="0"/>
-              <w:rPr>
-                <w:rFonts w:ascii="Helvetica" w:hAnsi="Helvetica" w:eastAsia="Helvetica" w:cs="Helvetica"/>
-                <w:i w:val="false"/>
-                <w:b w:val="false"/>
-                <w:u w:val="none"/>
-                <w:sz w:val="22"/>
-                <w:szCs w:val="22"/>
-                <w:color w:val="000000"/>
-              </w:rPr>
-            </w:pPr>
-            <w:r xmlns:w="http://schemas.openxmlformats.org/wordprocessingml/2006/main" xmlns:wp="http://schemas.openxmlformats.org/drawingml/2006/wordprocessingDrawing" xmlns:r="http://schemas.openxmlformats.org/officeDocument/2006/relationships" xmlns:w14="http://schemas.microsoft.com/office/word/2010/wordml">
-              <w:rPr>
-                <w:rFonts w:ascii="Helvetica" w:hAnsi="Helvetica" w:eastAsia="Helvetica" w:cs="Helvetica"/>
-                <w:i w:val="false"/>
-                <w:b w:val="false"/>
-                <w:u w:val="none"/>
-                <w:sz w:val="22"/>
-                <w:szCs w:val="22"/>
-                <w:color w:val="000000"/>
-              </w:rPr>
-              <w:t xml:space="preserve">n_missing</w:t>
-            </w:r>
-          </w:p>
-        </w:tc>
-      </w:tr>
-      <w:tr>
-        <w:trPr>
-          <w:trHeight w:val="573" w:hRule="auto"/>
-        </w:trPr>
-        body1
-        <w:tc>
-          <w:tcPr>
-            <w:tcBorders>
-              <w:bottom w:val="none" w:sz="0" w:space="0" w:color="000000"/>
-              <w:top w:val="single" w:sz="12" w:space="0" w:color="666666"/>
-              <w:left w:val="none" w:sz="0" w:space="0" w:color="000000"/>
-              <w:right w:val="none" w:sz="0" w:space="0" w:color="000000"/>
-            </w:tcBorders>
-            <w:shd w:val="clear" w:color="auto" w:fill="FFFFFF"/>
-            <w:tcMar>
-              <w:top w:w="0" w:type="dxa"/>
-              <w:bottom w:w="0" w:type="dxa"/>
-              <w:left w:w="0" w:type="dxa"/>
-              <w:right w:w="0" w:type="dxa"/>
-            </w:tcMar>
-            <w:vAlign w:val="center"/>
-          </w:tcPr>
-          <w:p>
-            <w:pPr>
-              <w:jc w:val="left"/>
-              <w:pBdr>
-                <w:bottom w:val="none" w:sz="0" w:space="0" w:color="000000"/>
-                <w:top w:val="none" w:sz="0" w:space="0" w:color="000000"/>
-                <w:left w:val="none" w:sz="0" w:space="0" w:color="000000"/>
-                <w:right w:val="none" w:sz="0" w:space="0" w:color="000000"/>
-              </w:pBdr>
-              <w:spacing w:after="100" w:before="100" w:line="240"/>
-              <w:ind w:left="100" w:right="100" w:firstLine="0" w:firstLineChars="0"/>
-              <w:rPr>
-                <w:rFonts w:ascii="Helvetica" w:hAnsi="Helvetica" w:eastAsia="Helvetica" w:cs="Helvetica"/>
-                <w:i w:val="false"/>
-                <w:b w:val="false"/>
-                <w:u w:val="none"/>
-                <w:sz w:val="22"/>
-                <w:szCs w:val="22"/>
-                <w:color w:val="000000"/>
-              </w:rPr>
-            </w:pPr>
-            <w:r xmlns:w="http://schemas.openxmlformats.org/wordprocessingml/2006/main" xmlns:wp="http://schemas.openxmlformats.org/drawingml/2006/wordprocessingDrawing" xmlns:r="http://schemas.openxmlformats.org/officeDocument/2006/relationships" xmlns:w14="http://schemas.microsoft.com/office/word/2010/wordml">
-              <w:rPr>
-                <w:rFonts w:ascii="Helvetica" w:hAnsi="Helvetica" w:eastAsia="Helvetica" w:cs="Helvetica"/>
-                <w:i w:val="false"/>
-                <w:b w:val="false"/>
-                <w:u w:val="none"/>
-                <w:sz w:val="22"/>
-                <w:szCs w:val="22"/>
-                <w:color w:val="000000"/>
-              </w:rPr>
-              <w:t xml:space="preserve">I3</w:t>
-            </w:r>
-          </w:p>
-        </w:tc>
-        <w:tc>
-          <w:tcPr>
-            <w:tcBorders>
-              <w:bottom w:val="none" w:sz="0" w:space="0" w:color="000000"/>
-              <w:top w:val="single" w:sz="12" w:space="0" w:color="666666"/>
-              <w:left w:val="none" w:sz="0" w:space="0" w:color="000000"/>
-              <w:right w:val="none" w:sz="0" w:space="0" w:color="000000"/>
-            </w:tcBorders>
-            <w:shd w:val="clear" w:color="auto" w:fill="FFFFFF"/>
-            <w:tcMar>
-              <w:top w:w="0" w:type="dxa"/>
-              <w:bottom w:w="0" w:type="dxa"/>
-              <w:left w:w="0" w:type="dxa"/>
-              <w:right w:w="0" w:type="dxa"/>
-            </w:tcMar>
-            <w:vAlign w:val="center"/>
-          </w:tcPr>
-          <w:p>
-            <w:pPr>
-              <w:jc w:val="right"/>
-              <w:pBdr>
-                <w:bottom w:val="none" w:sz="0" w:space="0" w:color="000000"/>
-                <w:top w:val="none" w:sz="0" w:space="0" w:color="000000"/>
-                <w:left w:val="none" w:sz="0" w:space="0" w:color="000000"/>
-                <w:right w:val="none" w:sz="0" w:space="0" w:color="000000"/>
-              </w:pBdr>
-              <w:spacing w:after="100" w:before="100" w:line="240"/>
-              <w:ind w:left="100" w:right="100" w:firstLine="0" w:firstLineChars="0"/>
-              <w:rPr>
-                <w:rFonts w:ascii="Helvetica" w:hAnsi="Helvetica" w:eastAsia="Helvetica" w:cs="Helvetica"/>
-                <w:i w:val="false"/>
-                <w:b w:val="false"/>
-                <w:u w:val="none"/>
-                <w:sz w:val="22"/>
-                <w:szCs w:val="22"/>
-                <w:color w:val="000000"/>
-              </w:rPr>
-            </w:pPr>
-            <w:r xmlns:w="http://schemas.openxmlformats.org/wordprocessingml/2006/main" xmlns:wp="http://schemas.openxmlformats.org/drawingml/2006/wordprocessingDrawing" xmlns:r="http://schemas.openxmlformats.org/officeDocument/2006/relationships" xmlns:w14="http://schemas.microsoft.com/office/word/2010/wordml">
-              <w:rPr>
-                <w:rFonts w:ascii="Helvetica" w:hAnsi="Helvetica" w:eastAsia="Helvetica" w:cs="Helvetica"/>
-                <w:i w:val="false"/>
-                <w:b w:val="false"/>
-                <w:u w:val="none"/>
-                <w:sz w:val="22"/>
-                <w:szCs w:val="22"/>
-                <w:color w:val="000000"/>
-              </w:rPr>
-              <w:t xml:space="preserve">150.5</w:t>
-            </w:r>
-          </w:p>
-        </w:tc>
-        <w:tc>
-          <w:tcPr>
-            <w:tcBorders>
-              <w:bottom w:val="none" w:sz="0" w:space="0" w:color="000000"/>
-              <w:top w:val="single" w:sz="12" w:space="0" w:color="666666"/>
-              <w:left w:val="none" w:sz="0" w:space="0" w:color="000000"/>
-              <w:right w:val="none" w:sz="0" w:space="0" w:color="000000"/>
-            </w:tcBorders>
-            <w:shd w:val="clear" w:color="auto" w:fill="FFFFFF"/>
-            <w:tcMar>
-              <w:top w:w="0" w:type="dxa"/>
-              <w:bottom w:w="0" w:type="dxa"/>
-              <w:left w:w="0" w:type="dxa"/>
-              <w:right w:w="0" w:type="dxa"/>
-            </w:tcMar>
-            <w:vAlign w:val="center"/>
-          </w:tcPr>
-          <w:p>
-            <w:pPr>
-              <w:jc w:val="right"/>
-              <w:pBdr>
-                <w:bottom w:val="none" w:sz="0" w:space="0" w:color="000000"/>
-                <w:top w:val="none" w:sz="0" w:space="0" w:color="000000"/>
-                <w:left w:val="none" w:sz="0" w:space="0" w:color="000000"/>
-                <w:right w:val="none" w:sz="0" w:space="0" w:color="000000"/>
-              </w:pBdr>
-              <w:spacing w:after="100" w:before="100" w:line="240"/>
-              <w:ind w:left="100" w:right="100" w:firstLine="0" w:firstLineChars="0"/>
-              <w:rPr>
-                <w:rFonts w:ascii="Helvetica" w:hAnsi="Helvetica" w:eastAsia="Helvetica" w:cs="Helvetica"/>
-                <w:i w:val="false"/>
-                <w:b w:val="false"/>
-                <w:u w:val="none"/>
-                <w:sz w:val="22"/>
-                <w:szCs w:val="22"/>
-                <w:color w:val="000000"/>
-              </w:rPr>
-            </w:pPr>
-            <w:r xmlns:w="http://schemas.openxmlformats.org/wordprocessingml/2006/main" xmlns:wp="http://schemas.openxmlformats.org/drawingml/2006/wordprocessingDrawing" xmlns:r="http://schemas.openxmlformats.org/officeDocument/2006/relationships" xmlns:w14="http://schemas.microsoft.com/office/word/2010/wordml">
-              <w:rPr>
-                <w:rFonts w:ascii="Helvetica" w:hAnsi="Helvetica" w:eastAsia="Helvetica" w:cs="Helvetica"/>
-                <w:i w:val="false"/>
-                <w:b w:val="false"/>
-                <w:u w:val="none"/>
-                <w:sz w:val="22"/>
-                <w:szCs w:val="22"/>
-                <w:color w:val="000000"/>
-              </w:rPr>
-              <w:t xml:space="preserve">147.0</w:t>
-            </w:r>
-          </w:p>
-        </w:tc>
-        <w:tc>
-          <w:tcPr>
-            <w:tcBorders>
-              <w:bottom w:val="none" w:sz="0" w:space="0" w:color="000000"/>
-              <w:top w:val="single" w:sz="12" w:space="0" w:color="666666"/>
-              <w:left w:val="none" w:sz="0" w:space="0" w:color="000000"/>
-              <w:right w:val="none" w:sz="0" w:space="0" w:color="000000"/>
-            </w:tcBorders>
-            <w:shd w:val="clear" w:color="auto" w:fill="FFFFFF"/>
-            <w:tcMar>
-              <w:top w:w="0" w:type="dxa"/>
-              <w:bottom w:w="0" w:type="dxa"/>
-              <w:left w:w="0" w:type="dxa"/>
-              <w:right w:w="0" w:type="dxa"/>
-            </w:tcMar>
-            <w:vAlign w:val="center"/>
-          </w:tcPr>
-          <w:p>
-            <w:pPr>
-              <w:jc w:val="right"/>
-              <w:pBdr>
-                <w:bottom w:val="none" w:sz="0" w:space="0" w:color="000000"/>
-                <w:top w:val="none" w:sz="0" w:space="0" w:color="000000"/>
-                <w:left w:val="none" w:sz="0" w:space="0" w:color="000000"/>
-                <w:right w:val="none" w:sz="0" w:space="0" w:color="000000"/>
-              </w:pBdr>
-              <w:spacing w:after="100" w:before="100" w:line="240"/>
-              <w:ind w:left="100" w:right="100" w:firstLine="0" w:firstLineChars="0"/>
-              <w:rPr>
-                <w:rFonts w:ascii="Helvetica" w:hAnsi="Helvetica" w:eastAsia="Helvetica" w:cs="Helvetica"/>
-                <w:i w:val="false"/>
-                <w:b w:val="false"/>
-                <w:u w:val="none"/>
-                <w:sz w:val="22"/>
-                <w:szCs w:val="22"/>
-                <w:color w:val="000000"/>
-              </w:rPr>
-            </w:pPr>
-            <w:r xmlns:w="http://schemas.openxmlformats.org/wordprocessingml/2006/main" xmlns:wp="http://schemas.openxmlformats.org/drawingml/2006/wordprocessingDrawing" xmlns:r="http://schemas.openxmlformats.org/officeDocument/2006/relationships" xmlns:w14="http://schemas.microsoft.com/office/word/2010/wordml">
-              <w:rPr>
-                <w:rFonts w:ascii="Helvetica" w:hAnsi="Helvetica" w:eastAsia="Helvetica" w:cs="Helvetica"/>
-                <w:i w:val="false"/>
-                <w:b w:val="false"/>
-                <w:u w:val="none"/>
-                <w:sz w:val="22"/>
-                <w:szCs w:val="22"/>
-                <w:color w:val="000000"/>
-              </w:rPr>
-              <w:t xml:space="preserve">42.2</w:t>
-            </w:r>
-          </w:p>
-        </w:tc>
-        <w:tc>
-          <w:tcPr>
-            <w:tcBorders>
-              <w:bottom w:val="none" w:sz="0" w:space="0" w:color="000000"/>
-              <w:top w:val="single" w:sz="12" w:space="0" w:color="666666"/>
-              <w:left w:val="none" w:sz="0" w:space="0" w:color="000000"/>
-              <w:right w:val="none" w:sz="0" w:space="0" w:color="000000"/>
-            </w:tcBorders>
-            <w:shd w:val="clear" w:color="auto" w:fill="FFFFFF"/>
-            <w:tcMar>
-              <w:top w:w="0" w:type="dxa"/>
-              <w:bottom w:w="0" w:type="dxa"/>
-              <w:left w:w="0" w:type="dxa"/>
-              <w:right w:w="0" w:type="dxa"/>
-            </w:tcMar>
-            <w:vAlign w:val="center"/>
-          </w:tcPr>
-          <w:p>
-            <w:pPr>
-              <w:jc w:val="right"/>
-              <w:pBdr>
-                <w:bottom w:val="none" w:sz="0" w:space="0" w:color="000000"/>
-                <w:top w:val="none" w:sz="0" w:space="0" w:color="000000"/>
-                <w:left w:val="none" w:sz="0" w:space="0" w:color="000000"/>
-                <w:right w:val="none" w:sz="0" w:space="0" w:color="000000"/>
-              </w:pBdr>
-              <w:spacing w:after="100" w:before="100" w:line="240"/>
-              <w:ind w:left="100" w:right="100" w:firstLine="0" w:firstLineChars="0"/>
-              <w:rPr>
-                <w:rFonts w:ascii="Helvetica" w:hAnsi="Helvetica" w:eastAsia="Helvetica" w:cs="Helvetica"/>
-                <w:i w:val="false"/>
-                <w:b w:val="false"/>
-                <w:u w:val="none"/>
-                <w:sz w:val="22"/>
-                <w:szCs w:val="22"/>
-                <w:color w:val="000000"/>
-              </w:rPr>
-            </w:pPr>
-            <w:r xmlns:w="http://schemas.openxmlformats.org/wordprocessingml/2006/main" xmlns:wp="http://schemas.openxmlformats.org/drawingml/2006/wordprocessingDrawing" xmlns:r="http://schemas.openxmlformats.org/officeDocument/2006/relationships" xmlns:w14="http://schemas.microsoft.com/office/word/2010/wordml">
-              <w:rPr>
-                <w:rFonts w:ascii="Helvetica" w:hAnsi="Helvetica" w:eastAsia="Helvetica" w:cs="Helvetica"/>
-                <w:i w:val="false"/>
-                <w:b w:val="false"/>
-                <w:u w:val="none"/>
-                <w:sz w:val="22"/>
-                <w:szCs w:val="22"/>
-                <w:color w:val="000000"/>
-              </w:rPr>
-              <w:t xml:space="preserve">0</w:t>
-            </w:r>
-          </w:p>
-        </w:tc>
-      </w:tr>
-      <w:tr>
-        <w:trPr>
-          <w:trHeight w:val="573" w:hRule="auto"/>
-        </w:trPr>
-        body2
-        <w:tc>
-          <w:tcPr>
-            <w:tcBorders>
-              <w:bottom w:val="single" w:sz="12" w:space="0" w:color="666666"/>
-              <w:top w:val="none" w:sz="0" w:space="0" w:color="000000"/>
-              <w:left w:val="none" w:sz="0" w:space="0" w:color="000000"/>
-              <w:right w:val="none" w:sz="0" w:space="0" w:color="000000"/>
-            </w:tcBorders>
-            <w:shd w:val="clear" w:color="auto" w:fill="FFFFFF"/>
-            <w:tcMar>
-              <w:top w:w="0" w:type="dxa"/>
-              <w:bottom w:w="0" w:type="dxa"/>
-              <w:left w:w="0" w:type="dxa"/>
-              <w:right w:w="0" w:type="dxa"/>
-            </w:tcMar>
-            <w:vAlign w:val="center"/>
-          </w:tcPr>
-          <w:p>
-            <w:pPr>
-              <w:jc w:val="left"/>
-              <w:pBdr>
-                <w:bottom w:val="none" w:sz="0" w:space="0" w:color="000000"/>
-                <w:top w:val="none" w:sz="0" w:space="0" w:color="000000"/>
-                <w:left w:val="none" w:sz="0" w:space="0" w:color="000000"/>
-                <w:right w:val="none" w:sz="0" w:space="0" w:color="000000"/>
-              </w:pBdr>
-              <w:spacing w:after="100" w:before="100" w:line="240"/>
-              <w:ind w:left="100" w:right="100" w:firstLine="0" w:firstLineChars="0"/>
-              <w:rPr>
-                <w:rFonts w:ascii="Helvetica" w:hAnsi="Helvetica" w:eastAsia="Helvetica" w:cs="Helvetica"/>
-                <w:i w:val="false"/>
-                <w:b w:val="false"/>
-                <w:u w:val="none"/>
-                <w:sz w:val="22"/>
-                <w:szCs w:val="22"/>
-                <w:color w:val="000000"/>
-              </w:rPr>
-            </w:pPr>
-            <w:r xmlns:w="http://schemas.openxmlformats.org/wordprocessingml/2006/main" xmlns:wp="http://schemas.openxmlformats.org/drawingml/2006/wordprocessingDrawing" xmlns:r="http://schemas.openxmlformats.org/officeDocument/2006/relationships" xmlns:w14="http://schemas.microsoft.com/office/word/2010/wordml">
-              <w:rPr>
-                <w:rFonts w:ascii="Helvetica" w:hAnsi="Helvetica" w:eastAsia="Helvetica" w:cs="Helvetica"/>
-                <w:i w:val="false"/>
-                <w:b w:val="false"/>
-                <w:u w:val="none"/>
-                <w:sz w:val="22"/>
-                <w:szCs w:val="22"/>
-                <w:color w:val="000000"/>
-              </w:rPr>
-              <w:t xml:space="preserve">I8</w:t>
-            </w:r>
-          </w:p>
-        </w:tc>
-        <w:tc>
-          <w:tcPr>
-            <w:tcBorders>
-              <w:bottom w:val="single" w:sz="12" w:space="0" w:color="666666"/>
-              <w:top w:val="none" w:sz="0" w:space="0" w:color="000000"/>
-              <w:left w:val="none" w:sz="0" w:space="0" w:color="000000"/>
-              <w:right w:val="none" w:sz="0" w:space="0" w:color="000000"/>
-            </w:tcBorders>
-            <w:shd w:val="clear" w:color="auto" w:fill="FFFFFF"/>
-            <w:tcMar>
-              <w:top w:w="0" w:type="dxa"/>
-              <w:bottom w:w="0" w:type="dxa"/>
-              <w:left w:w="0" w:type="dxa"/>
-              <w:right w:w="0" w:type="dxa"/>
-            </w:tcMar>
-            <w:vAlign w:val="center"/>
-          </w:tcPr>
-          <w:p>
-            <w:pPr>
-              <w:jc w:val="right"/>
-              <w:pBdr>
-                <w:bottom w:val="none" w:sz="0" w:space="0" w:color="000000"/>
-                <w:top w:val="none" w:sz="0" w:space="0" w:color="000000"/>
-                <w:left w:val="none" w:sz="0" w:space="0" w:color="000000"/>
-                <w:right w:val="none" w:sz="0" w:space="0" w:color="000000"/>
-              </w:pBdr>
-              <w:spacing w:after="100" w:before="100" w:line="240"/>
-              <w:ind w:left="100" w:right="100" w:firstLine="0" w:firstLineChars="0"/>
-              <w:rPr>
-                <w:rFonts w:ascii="Helvetica" w:hAnsi="Helvetica" w:eastAsia="Helvetica" w:cs="Helvetica"/>
-                <w:i w:val="false"/>
-                <w:b w:val="false"/>
-                <w:u w:val="none"/>
-                <w:sz w:val="22"/>
-                <w:szCs w:val="22"/>
-                <w:color w:val="000000"/>
-              </w:rPr>
-            </w:pPr>
-            <w:r xmlns:w="http://schemas.openxmlformats.org/wordprocessingml/2006/main" xmlns:wp="http://schemas.openxmlformats.org/drawingml/2006/wordprocessingDrawing" xmlns:r="http://schemas.openxmlformats.org/officeDocument/2006/relationships" xmlns:w14="http://schemas.microsoft.com/office/word/2010/wordml">
-              <w:rPr>
-                <w:rFonts w:ascii="Helvetica" w:hAnsi="Helvetica" w:eastAsia="Helvetica" w:cs="Helvetica"/>
-                <w:i w:val="false"/>
-                <w:b w:val="false"/>
-                <w:u w:val="none"/>
-                <w:sz w:val="22"/>
-                <w:szCs w:val="22"/>
-                <w:color w:val="000000"/>
-              </w:rPr>
-              <w:t xml:space="preserve">483.7</w:t>
-            </w:r>
-          </w:p>
-        </w:tc>
-        <w:tc>
-          <w:tcPr>
-            <w:tcBorders>
-              <w:bottom w:val="single" w:sz="12" w:space="0" w:color="666666"/>
-              <w:top w:val="none" w:sz="0" w:space="0" w:color="000000"/>
-              <w:left w:val="none" w:sz="0" w:space="0" w:color="000000"/>
-              <w:right w:val="none" w:sz="0" w:space="0" w:color="000000"/>
-            </w:tcBorders>
-            <w:shd w:val="clear" w:color="auto" w:fill="FFFFFF"/>
-            <w:tcMar>
-              <w:top w:w="0" w:type="dxa"/>
-              <w:bottom w:w="0" w:type="dxa"/>
-              <w:left w:w="0" w:type="dxa"/>
-              <w:right w:w="0" w:type="dxa"/>
-            </w:tcMar>
-            <w:vAlign w:val="center"/>
-          </w:tcPr>
-          <w:p>
-            <w:pPr>
-              <w:jc w:val="right"/>
-              <w:pBdr>
-                <w:bottom w:val="none" w:sz="0" w:space="0" w:color="000000"/>
-                <w:top w:val="none" w:sz="0" w:space="0" w:color="000000"/>
-                <w:left w:val="none" w:sz="0" w:space="0" w:color="000000"/>
-                <w:right w:val="none" w:sz="0" w:space="0" w:color="000000"/>
-              </w:pBdr>
-              <w:spacing w:after="100" w:before="100" w:line="240"/>
-              <w:ind w:left="100" w:right="100" w:firstLine="0" w:firstLineChars="0"/>
-              <w:rPr>
-                <w:rFonts w:ascii="Helvetica" w:hAnsi="Helvetica" w:eastAsia="Helvetica" w:cs="Helvetica"/>
-                <w:i w:val="false"/>
-                <w:b w:val="false"/>
-                <w:u w:val="none"/>
-                <w:sz w:val="22"/>
-                <w:szCs w:val="22"/>
-                <w:color w:val="000000"/>
-              </w:rPr>
-            </w:pPr>
-            <w:r xmlns:w="http://schemas.openxmlformats.org/wordprocessingml/2006/main" xmlns:wp="http://schemas.openxmlformats.org/drawingml/2006/wordprocessingDrawing" xmlns:r="http://schemas.openxmlformats.org/officeDocument/2006/relationships" xmlns:w14="http://schemas.microsoft.com/office/word/2010/wordml">
-              <w:rPr>
-                <w:rFonts w:ascii="Helvetica" w:hAnsi="Helvetica" w:eastAsia="Helvetica" w:cs="Helvetica"/>
-                <w:i w:val="false"/>
-                <w:b w:val="false"/>
-                <w:u w:val="none"/>
-                <w:sz w:val="22"/>
-                <w:szCs w:val="22"/>
-                <w:color w:val="000000"/>
-              </w:rPr>
-              <w:t xml:space="preserve">490.0</w:t>
-            </w:r>
-          </w:p>
-        </w:tc>
-        <w:tc>
-          <w:tcPr>
-            <w:tcBorders>
-              <w:bottom w:val="single" w:sz="12" w:space="0" w:color="666666"/>
-              <w:top w:val="none" w:sz="0" w:space="0" w:color="000000"/>
-              <w:left w:val="none" w:sz="0" w:space="0" w:color="000000"/>
-              <w:right w:val="none" w:sz="0" w:space="0" w:color="000000"/>
-            </w:tcBorders>
-            <w:shd w:val="clear" w:color="auto" w:fill="FFFFFF"/>
-            <w:tcMar>
-              <w:top w:w="0" w:type="dxa"/>
-              <w:bottom w:w="0" w:type="dxa"/>
-              <w:left w:w="0" w:type="dxa"/>
-              <w:right w:w="0" w:type="dxa"/>
-            </w:tcMar>
-            <w:vAlign w:val="center"/>
-          </w:tcPr>
-          <w:p>
-            <w:pPr>
-              <w:jc w:val="right"/>
-              <w:pBdr>
-                <w:bottom w:val="none" w:sz="0" w:space="0" w:color="000000"/>
-                <w:top w:val="none" w:sz="0" w:space="0" w:color="000000"/>
-                <w:left w:val="none" w:sz="0" w:space="0" w:color="000000"/>
-                <w:right w:val="none" w:sz="0" w:space="0" w:color="000000"/>
-              </w:pBdr>
-              <w:spacing w:after="100" w:before="100" w:line="240"/>
-              <w:ind w:left="100" w:right="100" w:firstLine="0" w:firstLineChars="0"/>
-              <w:rPr>
-                <w:rFonts w:ascii="Helvetica" w:hAnsi="Helvetica" w:eastAsia="Helvetica" w:cs="Helvetica"/>
-                <w:i w:val="false"/>
-                <w:b w:val="false"/>
-                <w:u w:val="none"/>
-                <w:sz w:val="22"/>
-                <w:szCs w:val="22"/>
-                <w:color w:val="000000"/>
-              </w:rPr>
-            </w:pPr>
-            <w:r xmlns:w="http://schemas.openxmlformats.org/wordprocessingml/2006/main" xmlns:wp="http://schemas.openxmlformats.org/drawingml/2006/wordprocessingDrawing" xmlns:r="http://schemas.openxmlformats.org/officeDocument/2006/relationships" xmlns:w14="http://schemas.microsoft.com/office/word/2010/wordml">
-              <w:rPr>
-                <w:rFonts w:ascii="Helvetica" w:hAnsi="Helvetica" w:eastAsia="Helvetica" w:cs="Helvetica"/>
-                <w:i w:val="false"/>
-                <w:b w:val="false"/>
-                <w:u w:val="none"/>
-                <w:sz w:val="22"/>
-                <w:szCs w:val="22"/>
-                <w:color w:val="000000"/>
-              </w:rPr>
-              <w:t xml:space="preserve">176.5</w:t>
-            </w:r>
-          </w:p>
-        </w:tc>
-        <w:tc>
-          <w:tcPr>
-            <w:tcBorders>
-              <w:bottom w:val="single" w:sz="12" w:space="0" w:color="666666"/>
-              <w:top w:val="none" w:sz="0" w:space="0" w:color="000000"/>
-              <w:left w:val="none" w:sz="0" w:space="0" w:color="000000"/>
-              <w:right w:val="none" w:sz="0" w:space="0" w:color="000000"/>
-            </w:tcBorders>
-            <w:shd w:val="clear" w:color="auto" w:fill="FFFFFF"/>
-            <w:tcMar>
-              <w:top w:w="0" w:type="dxa"/>
-              <w:bottom w:w="0" w:type="dxa"/>
-              <w:left w:w="0" w:type="dxa"/>
-              <w:right w:w="0" w:type="dxa"/>
-            </w:tcMar>
-            <w:vAlign w:val="center"/>
-          </w:tcPr>
-          <w:p>
-            <w:pPr>
-              <w:jc w:val="right"/>
-              <w:pBdr>
-                <w:bottom w:val="none" w:sz="0" w:space="0" w:color="000000"/>
-                <w:top w:val="none" w:sz="0" w:space="0" w:color="000000"/>
-                <w:left w:val="none" w:sz="0" w:space="0" w:color="000000"/>
-                <w:right w:val="none" w:sz="0" w:space="0" w:color="000000"/>
-              </w:pBdr>
-              <w:spacing w:after="100" w:before="100" w:line="240"/>
-              <w:ind w:left="100" w:right="100" w:firstLine="0" w:firstLineChars="0"/>
-              <w:rPr>
-                <w:rFonts w:ascii="Helvetica" w:hAnsi="Helvetica" w:eastAsia="Helvetica" w:cs="Helvetica"/>
-                <w:i w:val="false"/>
-                <w:b w:val="false"/>
-                <w:u w:val="none"/>
-                <w:sz w:val="22"/>
-                <w:szCs w:val="22"/>
-                <w:color w:val="000000"/>
-              </w:rPr>
-            </w:pPr>
-            <w:r xmlns:w="http://schemas.openxmlformats.org/wordprocessingml/2006/main" xmlns:wp="http://schemas.openxmlformats.org/drawingml/2006/wordprocessingDrawing" xmlns:r="http://schemas.openxmlformats.org/officeDocument/2006/relationships" xmlns:w14="http://schemas.microsoft.com/office/word/2010/wordml">
-              <w:rPr>
-                <w:rFonts w:ascii="Helvetica" w:hAnsi="Helvetica" w:eastAsia="Helvetica" w:cs="Helvetica"/>
-                <w:i w:val="false"/>
-                <w:b w:val="false"/>
-                <w:u w:val="none"/>
-                <w:sz w:val="22"/>
-                <w:szCs w:val="22"/>
-                <w:color w:val="000000"/>
-              </w:rPr>
-              <w:t xml:space="preserve">2</w:t>
-            </w:r>
-          </w:p>
-        </w:tc>
-      </w:tr>
-    </w:tbl>
-    <w:bookmarkEnd w:id="99"/>
-    <w:bookmarkStart w:id="100" w:name="Xec166c275273376be6f0d555294f641b40fa294"/>
-    <w:p>
-      <w:pPr>
-        <w:pStyle w:val="Heading1"/>
-      </w:pPr>
-      <w:r>
-        <w:t xml:space="preserve">Lecture 3: Best Practices for Missing Values</w:t>
-      </w:r>
-    </w:p>
-    <w:p>
-      <w:pPr>
-        <w:numPr>
-          <w:ilvl w:val="0"/>
-          <w:numId w:val="1030"/>
-        </w:numPr>
-      </w:pPr>
-      <w:r>
-        <w:t xml:space="preserve">Always check for missing values in your data before calculating</w:t>
-      </w:r>
-      <w:r>
-        <w:t xml:space="preserve"> </w:t>
-      </w:r>
-      <w:r>
-        <w:t xml:space="preserve">statistics.</w:t>
-      </w:r>
-    </w:p>
-    <w:p>
-      <w:pPr>
-        <w:numPr>
-          <w:ilvl w:val="0"/>
-          <w:numId w:val="1030"/>
-        </w:numPr>
-      </w:pPr>
-      <w:r>
-        <w:t xml:space="preserve">Use na.rm = TRUE when calculating summary statistics to handle</w:t>
-      </w:r>
-      <w:r>
-        <w:t xml:space="preserve"> </w:t>
-      </w:r>
-      <w:r>
-        <w:t xml:space="preserve">missing values.</w:t>
-      </w:r>
-    </w:p>
-    <w:p>
-      <w:pPr>
-        <w:numPr>
-          <w:ilvl w:val="0"/>
-          <w:numId w:val="1030"/>
-        </w:numPr>
-      </w:pPr>
-      <w:r>
-        <w:t xml:space="preserve">Report the number of missing values along with your statistics.</w:t>
-      </w:r>
-    </w:p>
-    <w:p>
-      <w:pPr>
-        <w:numPr>
-          <w:ilvl w:val="0"/>
-          <w:numId w:val="1030"/>
-        </w:numPr>
-      </w:pPr>
-      <w:r>
-        <w:t xml:space="preserve">Consider whether the missing values are random or might introduce</w:t>
-      </w:r>
-      <w:r>
-        <w:t xml:space="preserve"> </w:t>
-      </w:r>
-      <w:r>
-        <w:t xml:space="preserve">bias.</w:t>
-      </w:r>
-    </w:p>
-    <w:bookmarkEnd w:id="100"/>
-    <w:bookmarkStart w:id="101" w:name="sampling-from-a-population"/>
-    <w:p>
-      <w:pPr>
-        <w:pStyle w:val="Heading1"/>
-      </w:pPr>
-      <w:r>
-        <w:rPr>
-          <w:b/>
-          <w:bCs/>
-        </w:rPr>
-        <w:t xml:space="preserve">Sampling from a Population</w:t>
-      </w:r>
-    </w:p>
-    <w:p>
-      <w:pPr>
-        <w:pStyle w:val="FirstParagraph"/>
-      </w:pPr>
-      <w:r>
-        <w:t xml:space="preserve">Now that we have estimates of the sample we need to relate that to the</w:t>
-      </w:r>
-      <w:r>
-        <w:t xml:space="preserve"> </w:t>
-      </w:r>
-      <w:r>
-        <w:t xml:space="preserve">population</w:t>
-      </w:r>
-    </w:p>
-    <w:p>
-      <w:pPr>
-        <w:pStyle w:val="BodyText"/>
-      </w:pPr>
-      <w:r>
-        <w:t xml:space="preserve">In reality, we rarely know the true population parameters. When studying</w:t>
-      </w:r>
-      <w:r>
-        <w:t xml:space="preserve"> </w:t>
-      </w:r>
-      <w:r>
-        <w:t xml:space="preserve">fish in lakes I3 and I8:</w:t>
-      </w:r>
-    </w:p>
-    <w:p>
-      <w:pPr>
-        <w:pStyle w:val="Compact"/>
-        <w:numPr>
-          <w:ilvl w:val="0"/>
-          <w:numId w:val="1031"/>
-        </w:numPr>
-      </w:pPr>
-      <w:r>
-        <w:t xml:space="preserve">The</w:t>
-      </w:r>
-      <w:r>
-        <w:t xml:space="preserve"> </w:t>
-      </w:r>
-      <w:r>
-        <w:rPr>
-          <w:b/>
-          <w:bCs/>
-        </w:rPr>
-        <w:t xml:space="preserve">population</w:t>
-      </w:r>
-      <w:r>
-        <w:t xml:space="preserve"> </w:t>
-      </w:r>
-      <w:r>
-        <w:t xml:space="preserve">includes all grayling fish in each lake</w:t>
-      </w:r>
-    </w:p>
-    <w:p>
-      <w:pPr>
-        <w:pStyle w:val="Compact"/>
-        <w:numPr>
-          <w:ilvl w:val="0"/>
-          <w:numId w:val="1031"/>
-        </w:numPr>
-      </w:pPr>
-      <w:r>
-        <w:t xml:space="preserve">The true population mean (μ) and standard deviation (σ) are unknown</w:t>
-      </w:r>
-    </w:p>
-    <w:p>
-      <w:pPr>
-        <w:pStyle w:val="Compact"/>
-        <w:numPr>
-          <w:ilvl w:val="0"/>
-          <w:numId w:val="1031"/>
-        </w:numPr>
-      </w:pPr>
-      <w:r>
-        <w:t xml:space="preserve">Our dataset is a</w:t>
-      </w:r>
-      <w:r>
-        <w:t xml:space="preserve"> </w:t>
-      </w:r>
-      <w:r>
-        <w:rPr>
-          <w:b/>
-          <w:bCs/>
-        </w:rPr>
-        <w:t xml:space="preserve">sample</w:t>
-      </w:r>
-      <w:r>
-        <w:t xml:space="preserve"> </w:t>
-      </w:r>
-      <w:r>
-        <w:t xml:space="preserve">from this population</w:t>
-      </w:r>
-    </w:p>
-    <w:p>
-      <w:pPr>
-        <w:pStyle w:val="Compact"/>
-        <w:numPr>
-          <w:ilvl w:val="0"/>
-          <w:numId w:val="1031"/>
-        </w:numPr>
-      </w:pPr>
-      <w:r>
-        <w:t xml:space="preserve">We use the sample mean (x̄) to estimate μ</w:t>
-      </w:r>
-    </w:p>
-    <w:p>
-      <w:pPr>
-        <w:pStyle w:val="Compact"/>
-        <w:numPr>
-          <w:ilvl w:val="0"/>
-          <w:numId w:val="1031"/>
-        </w:numPr>
-      </w:pPr>
-      <w:r>
-        <w:t xml:space="preserve">Sampling introduces random variation in our estimates</w:t>
-      </w:r>
-    </w:p>
-    <w:p>
-      <w:pPr>
-        <w:pStyle w:val="FirstParagraph"/>
-      </w:pPr>
-      <w:r>
-        <w:t xml:space="preserve">Let’s demonstrate how different samples from the same population can</w:t>
-      </w:r>
-      <w:r>
-        <w:t xml:space="preserve"> </w:t>
-      </w:r>
-      <w:r>
-        <w:t xml:space="preserve">give different estimates.</w:t>
-      </w:r>
-    </w:p>
-    <w:p>
-      <w:pPr>
-        <w:pStyle w:val="BodyText"/>
-      </w:pPr>
-      <w:r>
-        <w:t xml:space="preserve">If we could sample all fish in the lake, we would know the true mean</w:t>
-      </w:r>
-      <w:r>
-        <w:t xml:space="preserve"> </w:t>
-      </w:r>
-      <w:r>
-        <w:t xml:space="preserve">length. But that’s usually impossible in ecology!</w:t>
-      </w:r>
-    </w:p>
-    <w:bookmarkEnd w:id="101"/>
-    <w:bookmarkStart w:id="102" w:name="demonstrating-sampling-variation"/>
-    <w:p>
-      <w:pPr>
-        <w:pStyle w:val="Heading1"/>
-      </w:pPr>
-      <w:r>
-        <w:rPr>
-          <w:b/>
-          <w:bCs/>
-        </w:rPr>
-        <w:t xml:space="preserve">Demonstrating Sampling Variation</w:t>
-      </w:r>
-    </w:p>
-    <w:p>
-      <w:pPr>
-        <w:pStyle w:val="FirstParagraph"/>
-      </w:pPr>
-      <w:r>
-        <w:t xml:space="preserve">Let’s take several random samples from Lake I3 and see how the sample</w:t>
-      </w:r>
-      <w:r>
-        <w:t xml:space="preserve"> </w:t>
-      </w:r>
-      <w:r>
-        <w:t xml:space="preserve">means vary:</w:t>
-      </w:r>
-    </w:p>
-    <w:p>
-      <w:pPr>
-        <w:pStyle w:val="SourceCode"/>
-      </w:pPr>
-      <w:r>
-        <w:rPr>
-          <w:rStyle w:val="CommentTok"/>
-        </w:rPr>
-        <w:t xml:space="preserve"># Filter for Lake I3</w:t>
-      </w:r>
-      <w:r>
-        <w:br/>
-      </w:r>
-      <w:r>
-        <w:rPr>
-          <w:rStyle w:val="NormalTok"/>
-        </w:rPr>
-        <w:t xml:space="preserve">i3_data </w:t>
-      </w:r>
-      <w:r>
-        <w:rPr>
-          <w:rStyle w:val="OtherTok"/>
-        </w:rPr>
-        <w:t xml:space="preserve">&lt;-</w:t>
-      </w:r>
-      <w:r>
-        <w:rPr>
-          <w:rStyle w:val="NormalTok"/>
-        </w:rPr>
-        <w:t xml:space="preserve"> grayling_df </w:t>
-      </w:r>
-      <w:r>
-        <w:rPr>
-          <w:rStyle w:val="SpecialCharTok"/>
-        </w:rPr>
-        <w:t xml:space="preserve">%&gt;%</w:t>
-      </w:r>
-      <w:r>
-        <w:rPr>
-          <w:rStyle w:val="NormalTok"/>
-        </w:rPr>
-        <w:t xml:space="preserve"> </w:t>
-      </w:r>
-      <w:r>
-        <w:rPr>
-          <w:rStyle w:val="FunctionTok"/>
-        </w:rPr>
-        <w:t xml:space="preserve">filter</w:t>
-      </w:r>
-      <w:r>
-        <w:rPr>
-          <w:rStyle w:val="NormalTok"/>
-        </w:rPr>
-        <w:t xml:space="preserve">(lake </w:t>
-      </w:r>
-      <w:r>
-        <w:rPr>
-          <w:rStyle w:val="SpecialCharTok"/>
-        </w:rPr>
-        <w:t xml:space="preserve">==</w:t>
-      </w:r>
-      <w:r>
-        <w:rPr>
-          <w:rStyle w:val="NormalTok"/>
-        </w:rPr>
-        <w:t xml:space="preserve"> </w:t>
-      </w:r>
-      <w:r>
-        <w:rPr>
-          <w:rStyle w:val="StringTok"/>
-        </w:rPr>
-        <w:t xml:space="preserve">"I3"</w:t>
-      </w:r>
-      <w:r>
-        <w:rPr>
-          <w:rStyle w:val="NormalTok"/>
-        </w:rPr>
-        <w:t xml:space="preserve">)</w:t>
-      </w:r>
-      <w:r>
-        <w:br/>
-      </w:r>
-      <w:r>
-        <w:br/>
-      </w:r>
-      <w:r>
-        <w:rPr>
-          <w:rStyle w:val="CommentTok"/>
-        </w:rPr>
-        <w:t xml:space="preserve"># Function to take a random sample and calculate the mean</w:t>
-      </w:r>
-      <w:r>
-        <w:br/>
-      </w:r>
-      <w:r>
-        <w:rPr>
-          <w:rStyle w:val="NormalTok"/>
-        </w:rPr>
-        <w:t xml:space="preserve">sample_mean </w:t>
-      </w:r>
-      <w:r>
-        <w:rPr>
-          <w:rStyle w:val="OtherTok"/>
-        </w:rPr>
-        <w:t xml:space="preserve">&lt;-</w:t>
-      </w:r>
-      <w:r>
-        <w:rPr>
-          <w:rStyle w:val="NormalTok"/>
-        </w:rPr>
-        <w:t xml:space="preserve"> </w:t>
-      </w:r>
-      <w:r>
-        <w:rPr>
-          <w:rStyle w:val="ControlFlowTok"/>
-        </w:rPr>
-        <w:t xml:space="preserve">function</w:t>
-      </w:r>
-      <w:r>
-        <w:rPr>
-          <w:rStyle w:val="NormalTok"/>
-        </w:rPr>
-        <w:t xml:space="preserve">(data, sample_size) {</w:t>
-      </w:r>
-      <w:r>
-        <w:br/>
-      </w:r>
-      <w:r>
-        <w:rPr>
-          <w:rStyle w:val="NormalTok"/>
-        </w:rPr>
-        <w:t xml:space="preserve">  sample_data </w:t>
-      </w:r>
-      <w:r>
-        <w:rPr>
-          <w:rStyle w:val="OtherTok"/>
-        </w:rPr>
-        <w:t xml:space="preserve">&lt;-</w:t>
-      </w:r>
-      <w:r>
-        <w:rPr>
-          <w:rStyle w:val="NormalTok"/>
-        </w:rPr>
-        <w:t xml:space="preserve"> </w:t>
-      </w:r>
-      <w:r>
-        <w:rPr>
-          <w:rStyle w:val="FunctionTok"/>
-        </w:rPr>
-        <w:t xml:space="preserve">sample_n</w:t>
-      </w:r>
-      <w:r>
-        <w:rPr>
-          <w:rStyle w:val="NormalTok"/>
-        </w:rPr>
-        <w:t xml:space="preserve">(data, sample_size)</w:t>
-      </w:r>
-      <w:r>
-        <w:br/>
-      </w:r>
-      <w:r>
-        <w:rPr>
-          <w:rStyle w:val="NormalTok"/>
-        </w:rPr>
-        <w:t xml:space="preserve">  </w:t>
-      </w:r>
-      <w:r>
-        <w:rPr>
-          <w:rStyle w:val="FunctionTok"/>
-        </w:rPr>
-        <w:t xml:space="preserve">return</w:t>
-      </w:r>
-      <w:r>
-        <w:rPr>
-          <w:rStyle w:val="NormalTok"/>
-        </w:rPr>
-        <w:t xml:space="preserve">(</w:t>
-      </w:r>
-      <w:r>
-        <w:rPr>
-          <w:rStyle w:val="FunctionTok"/>
-        </w:rPr>
-        <w:t xml:space="preserve">mean</w:t>
-      </w:r>
-      <w:r>
-        <w:rPr>
-          <w:rStyle w:val="NormalTok"/>
-        </w:rPr>
-        <w:t xml:space="preserve">(sample_data</w:t>
-      </w:r>
-      <w:r>
-        <w:rPr>
-          <w:rStyle w:val="SpecialCharTok"/>
-        </w:rPr>
-        <w:t xml:space="preserve">$</w:t>
-      </w:r>
-      <w:r>
-        <w:rPr>
-          <w:rStyle w:val="NormalTok"/>
-        </w:rPr>
-        <w:t xml:space="preserve">length_mm))</w:t>
-      </w:r>
-      <w:r>
-        <w:br/>
-      </w:r>
-      <w:r>
-        <w:rPr>
-          <w:rStyle w:val="NormalTok"/>
-        </w:rPr>
-        <w:t xml:space="preserve">}</w:t>
-      </w:r>
-      <w:r>
-        <w:br/>
-      </w:r>
-      <w:r>
-        <w:br/>
-      </w:r>
-      <w:r>
-        <w:rPr>
-          <w:rStyle w:val="CommentTok"/>
-        </w:rPr>
-        <w:t xml:space="preserve"># Take 10 different samples of size 15 from Lake I3</w:t>
-      </w:r>
-      <w:r>
-        <w:br/>
-      </w:r>
-      <w:r>
-        <w:rPr>
-          <w:rStyle w:val="FunctionTok"/>
-        </w:rPr>
-        <w:t xml:space="preserve">set.seed</w:t>
-      </w:r>
-      <w:r>
-        <w:rPr>
-          <w:rStyle w:val="NormalTok"/>
-        </w:rPr>
-        <w:t xml:space="preserve">(</w:t>
-      </w:r>
-      <w:r>
-        <w:rPr>
-          <w:rStyle w:val="DecValTok"/>
-        </w:rPr>
-        <w:t xml:space="preserve">123</w:t>
-      </w:r>
-      <w:r>
-        <w:rPr>
-          <w:rStyle w:val="NormalTok"/>
-        </w:rPr>
-        <w:t xml:space="preserve">) </w:t>
-      </w:r>
-      <w:r>
-        <w:rPr>
-          <w:rStyle w:val="CommentTok"/>
-        </w:rPr>
-        <w:t xml:space="preserve"># For reproducibility</w:t>
-      </w:r>
-      <w:r>
-        <w:br/>
-      </w:r>
-      <w:r>
-        <w:rPr>
-          <w:rStyle w:val="NormalTok"/>
-        </w:rPr>
-        <w:t xml:space="preserve">sample_size </w:t>
-      </w:r>
-      <w:r>
-        <w:rPr>
-          <w:rStyle w:val="OtherTok"/>
-        </w:rPr>
-        <w:t xml:space="preserve">&lt;-</w:t>
-      </w:r>
-      <w:r>
-        <w:rPr>
-          <w:rStyle w:val="NormalTok"/>
-        </w:rPr>
-        <w:t xml:space="preserve"> </w:t>
-      </w:r>
-      <w:r>
-        <w:rPr>
-          <w:rStyle w:val="DecValTok"/>
-        </w:rPr>
-        <w:t xml:space="preserve">15</w:t>
-      </w:r>
-      <w:r>
-        <w:br/>
-      </w:r>
-      <w:r>
-        <w:rPr>
-          <w:rStyle w:val="NormalTok"/>
-        </w:rPr>
-        <w:t xml:space="preserve">sample_means </w:t>
-      </w:r>
-      <w:r>
-        <w:rPr>
-          <w:rStyle w:val="OtherTok"/>
-        </w:rPr>
-        <w:t xml:space="preserve">&lt;-</w:t>
-      </w:r>
-      <w:r>
-        <w:rPr>
-          <w:rStyle w:val="NormalTok"/>
-        </w:rPr>
-        <w:t xml:space="preserve"> </w:t>
-      </w:r>
-      <w:r>
-        <w:rPr>
-          <w:rStyle w:val="FunctionTok"/>
-        </w:rPr>
-        <w:t xml:space="preserve">replicate</w:t>
-      </w:r>
-      <w:r>
-        <w:rPr>
-          <w:rStyle w:val="NormalTok"/>
-        </w:rPr>
-        <w:t xml:space="preserve">(</w:t>
-      </w:r>
-      <w:r>
-        <w:rPr>
-          <w:rStyle w:val="DecValTok"/>
-        </w:rPr>
-        <w:t xml:space="preserve">10</w:t>
-      </w:r>
-      <w:r>
-        <w:rPr>
-          <w:rStyle w:val="NormalTok"/>
-        </w:rPr>
-        <w:t xml:space="preserve">, </w:t>
-      </w:r>
-      <w:r>
-        <w:rPr>
-          <w:rStyle w:val="FunctionTok"/>
-        </w:rPr>
-        <w:t xml:space="preserve">sample_mean</w:t>
-      </w:r>
-      <w:r>
-        <w:rPr>
-          <w:rStyle w:val="NormalTok"/>
-        </w:rPr>
-        <w:t xml:space="preserve">(i3_data, sample_size))</w:t>
-      </w:r>
-      <w:r>
-        <w:br/>
-      </w:r>
-      <w:r>
-        <w:br/>
-      </w:r>
-      <w:r>
-        <w:rPr>
-          <w:rStyle w:val="CommentTok"/>
-        </w:rPr>
-        <w:t xml:space="preserve"># Create a data frame with sample numbers and means</w:t>
-      </w:r>
-      <w:r>
-        <w:br/>
-      </w:r>
-      <w:r>
-        <w:rPr>
-          <w:rStyle w:val="NormalTok"/>
-        </w:rPr>
-        <w:t xml:space="preserve">samples_df </w:t>
-      </w:r>
-      <w:r>
-        <w:rPr>
-          <w:rStyle w:val="OtherTok"/>
-        </w:rPr>
-        <w:t xml:space="preserve">&lt;-</w:t>
-      </w:r>
-      <w:r>
-        <w:rPr>
-          <w:rStyle w:val="NormalTok"/>
-        </w:rPr>
-        <w:t xml:space="preserve"> </w:t>
-      </w:r>
-      <w:r>
-        <w:rPr>
-          <w:rStyle w:val="FunctionTok"/>
-        </w:rPr>
-        <w:t xml:space="preserve">data.frame</w:t>
-      </w:r>
-      <w:r>
-        <w:rPr>
-          <w:rStyle w:val="NormalTok"/>
-        </w:rPr>
-        <w:t xml:space="preserve">(</w:t>
-      </w:r>
-      <w:r>
-        <w:br/>
-      </w:r>
-      <w:r>
-        <w:rPr>
-          <w:rStyle w:val="NormalTok"/>
-        </w:rPr>
-        <w:t xml:space="preserve">  </w:t>
-      </w:r>
-      <w:r>
-        <w:rPr>
-          <w:rStyle w:val="AttributeTok"/>
-        </w:rPr>
-        <w:t xml:space="preserve">sample_number =</w:t>
-      </w:r>
-      <w:r>
-        <w:rPr>
-          <w:rStyle w:val="NormalTok"/>
-        </w:rPr>
-        <w:t xml:space="preserve"> </w:t>
-      </w:r>
-      <w:r>
-        <w:rPr>
-          <w:rStyle w:val="DecValTok"/>
-        </w:rPr>
-        <w:t xml:space="preserve">1</w:t>
-      </w:r>
-      <w:r>
-        <w:rPr>
-          <w:rStyle w:val="SpecialCharTok"/>
-        </w:rPr>
-        <w:t xml:space="preserve">:</w:t>
-      </w:r>
-      <w:r>
-        <w:rPr>
-          <w:rStyle w:val="DecValTok"/>
-        </w:rPr>
-        <w:t xml:space="preserve">10</w:t>
-      </w:r>
-      <w:r>
-        <w:rPr>
-          <w:rStyle w:val="NormalTok"/>
-        </w:rPr>
-        <w:t xml:space="preserve">,</w:t>
-      </w:r>
-      <w:r>
-        <w:br/>
-      </w:r>
-      <w:r>
-        <w:rPr>
-          <w:rStyle w:val="NormalTok"/>
-        </w:rPr>
-        <w:t xml:space="preserve">  </w:t>
-      </w:r>
-      <w:r>
-        <w:rPr>
-          <w:rStyle w:val="AttributeTok"/>
-        </w:rPr>
-        <w:t xml:space="preserve">sample_mean =</w:t>
-      </w:r>
-      <w:r>
-        <w:rPr>
-          <w:rStyle w:val="NormalTok"/>
-        </w:rPr>
-        <w:t xml:space="preserve"> sample_means</w:t>
-      </w:r>
-      <w:r>
-        <w:br/>
-      </w:r>
-      <w:r>
-        <w:rPr>
-          <w:rStyle w:val="NormalTok"/>
-        </w:rPr>
-        <w:t xml:space="preserve">)</w:t>
-      </w:r>
-    </w:p>
-    <w:bookmarkEnd w:id="102"/>
-    <w:bookmarkStart w:id="106" w:name="plotting-sample-variation"/>
-    <w:p>
-      <w:pPr>
-        <w:pStyle w:val="Heading1"/>
-      </w:pPr>
-      <w:r>
-        <w:rPr>
-          <w:b/>
-          <w:bCs/>
-        </w:rPr>
-        <w:t xml:space="preserve">Plotting Sample Variation</w:t>
-      </w:r>
-    </w:p>
-    <w:p>
-      <w:pPr>
-        <w:pStyle w:val="SourceCode"/>
-      </w:pPr>
-      <w:r>
-        <w:rPr>
-          <w:rStyle w:val="CommentTok"/>
-        </w:rPr>
-        <w:t xml:space="preserve"># Display the sample means</w:t>
-      </w:r>
-      <w:r>
-        <w:br/>
-      </w:r>
-      <w:r>
-        <w:rPr>
-          <w:rStyle w:val="NormalTok"/>
-        </w:rPr>
-        <w:t xml:space="preserve">samples_df</w:t>
-      </w:r>
-    </w:p>
-    <w:p>
-      <w:pPr>
-        <w:pStyle w:val="SourceCode"/>
-      </w:pPr>
-      <w:r>
-        <w:rPr>
-          <w:rStyle w:val="VerbatimChar"/>
-        </w:rPr>
-        <w:t xml:space="preserve">   sample_number sample_mean</w:t>
-      </w:r>
-      <w:r>
-        <w:br/>
-      </w:r>
-      <w:r>
-        <w:rPr>
-          <w:rStyle w:val="VerbatimChar"/>
-        </w:rPr>
-        <w:t xml:space="preserve">1              1    269.9333</w:t>
-      </w:r>
-      <w:r>
-        <w:br/>
-      </w:r>
-      <w:r>
-        <w:rPr>
-          <w:rStyle w:val="VerbatimChar"/>
-        </w:rPr>
-        <w:t xml:space="preserve">2              2    260.6000</w:t>
-      </w:r>
-      <w:r>
-        <w:br/>
-      </w:r>
-      <w:r>
-        <w:rPr>
-          <w:rStyle w:val="VerbatimChar"/>
-        </w:rPr>
-        <w:t xml:space="preserve">3              3    255.2000</w:t>
-      </w:r>
-      <w:r>
-        <w:br/>
-      </w:r>
-      <w:r>
-        <w:rPr>
-          <w:rStyle w:val="VerbatimChar"/>
-        </w:rPr>
-        <w:t xml:space="preserve">4              4    263.4000</w:t>
-      </w:r>
-      <w:r>
-        <w:br/>
-      </w:r>
-      <w:r>
-        <w:rPr>
-          <w:rStyle w:val="VerbatimChar"/>
-        </w:rPr>
-        <w:t xml:space="preserve">5              5    275.3333</w:t>
-      </w:r>
-      <w:r>
-        <w:br/>
-      </w:r>
-      <w:r>
-        <w:rPr>
-          <w:rStyle w:val="VerbatimChar"/>
-        </w:rPr>
-        <w:t xml:space="preserve">6              6    279.2667</w:t>
-      </w:r>
-      <w:r>
-        <w:br/>
-      </w:r>
-      <w:r>
-        <w:rPr>
-          <w:rStyle w:val="VerbatimChar"/>
-        </w:rPr>
-        <w:t xml:space="preserve">7              7    263.7333</w:t>
-      </w:r>
-      <w:r>
-        <w:br/>
-      </w:r>
-      <w:r>
-        <w:rPr>
-          <w:rStyle w:val="VerbatimChar"/>
-        </w:rPr>
-        <w:t xml:space="preserve">8              8    273.6000</w:t>
-      </w:r>
-      <w:r>
-        <w:br/>
-      </w:r>
-      <w:r>
-        <w:rPr>
-          <w:rStyle w:val="VerbatimChar"/>
-        </w:rPr>
-        <w:t xml:space="preserve">9              9    264.8000</w:t>
-      </w:r>
-      <w:r>
-        <w:br/>
-      </w:r>
-      <w:r>
-        <w:rPr>
-          <w:rStyle w:val="VerbatimChar"/>
-        </w:rPr>
-        <w:t xml:space="preserve">10            10    269.8667</w:t>
-      </w:r>
-    </w:p>
-    <w:p>
-      <w:pPr>
-        <w:pStyle w:val="SourceCode"/>
-      </w:pPr>
-      <w:r>
-        <w:rPr>
-          <w:rStyle w:val="CommentTok"/>
-        </w:rPr>
-        <w:t xml:space="preserve"># Calculate the mean and standard deviation of the sample means</w:t>
-      </w:r>
-      <w:r>
-        <w:br/>
-      </w:r>
-      <w:r>
-        <w:rPr>
-          <w:rStyle w:val="FunctionTok"/>
-        </w:rPr>
-        <w:t xml:space="preserve">mean</w:t>
-      </w:r>
-      <w:r>
-        <w:rPr>
-          <w:rStyle w:val="NormalTok"/>
-        </w:rPr>
-        <w:t xml:space="preserve">(sample_means)</w:t>
-      </w:r>
-    </w:p>
-    <w:p>
-      <w:pPr>
-        <w:pStyle w:val="SourceCode"/>
-      </w:pPr>
-      <w:r>
-        <w:rPr>
-          <w:rStyle w:val="VerbatimChar"/>
-        </w:rPr>
-        <w:t xml:space="preserve">[1] 267.5733</w:t>
-      </w:r>
-    </w:p>
-    <w:p>
-      <w:pPr>
-        <w:pStyle w:val="SourceCode"/>
-      </w:pPr>
-      <w:r>
-        <w:rPr>
-          <w:rStyle w:val="FunctionTok"/>
-        </w:rPr>
-        <w:t xml:space="preserve">sd</w:t>
-      </w:r>
-      <w:r>
-        <w:rPr>
-          <w:rStyle w:val="NormalTok"/>
-        </w:rPr>
-        <w:t xml:space="preserve">(sample_means)</w:t>
-      </w:r>
-    </w:p>
-    <w:p>
-      <w:pPr>
-        <w:pStyle w:val="SourceCode"/>
-      </w:pPr>
-      <w:r>
-        <w:rPr>
-          <w:rStyle w:val="VerbatimChar"/>
-        </w:rPr>
-        <w:t xml:space="preserve">[1] 7.346063</w:t>
-      </w:r>
-    </w:p>
-    <w:p>
-      <w:pPr>
-        <w:pStyle w:val="SourceCode"/>
-      </w:pPr>
-      <w:r>
-        <w:rPr>
-          <w:rStyle w:val="CommentTok"/>
-        </w:rPr>
-        <w:t xml:space="preserve"># Plot the different sample means</w:t>
-      </w:r>
-      <w:r>
-        <w:br/>
-      </w:r>
-      <w:r>
-        <w:rPr>
-          <w:rStyle w:val="FunctionTok"/>
-        </w:rPr>
-        <w:t xml:space="preserve">ggplot</w:t>
-      </w:r>
-      <w:r>
-        <w:rPr>
-          <w:rStyle w:val="NormalTok"/>
-        </w:rPr>
-        <w:t xml:space="preserve">(samples_df, </w:t>
-      </w:r>
-      <w:r>
-        <w:rPr>
-          <w:rStyle w:val="FunctionTok"/>
-        </w:rPr>
-        <w:t xml:space="preserve">aes</w:t>
-      </w:r>
-      <w:r>
-        <w:rPr>
-          <w:rStyle w:val="NormalTok"/>
-        </w:rPr>
-        <w:t xml:space="preserve">(</w:t>
-      </w:r>
-      <w:r>
-        <w:rPr>
-          <w:rStyle w:val="AttributeTok"/>
-        </w:rPr>
-        <w:t xml:space="preserve">x =</w:t>
-      </w:r>
-      <w:r>
-        <w:rPr>
-          <w:rStyle w:val="NormalTok"/>
-        </w:rPr>
-        <w:t xml:space="preserve"> </w:t>
-      </w:r>
-      <w:r>
-        <w:rPr>
-          <w:rStyle w:val="FunctionTok"/>
-        </w:rPr>
-        <w:t xml:space="preserve">factor</w:t>
-      </w:r>
-      <w:r>
-        <w:rPr>
-          <w:rStyle w:val="NormalTok"/>
-        </w:rPr>
-        <w:t xml:space="preserve">(sample_number), </w:t>
-      </w:r>
-      <w:r>
-        <w:rPr>
-          <w:rStyle w:val="AttributeTok"/>
-        </w:rPr>
-        <w:t xml:space="preserve">y =</w:t>
-      </w:r>
-      <w:r>
-        <w:rPr>
-          <w:rStyle w:val="NormalTok"/>
-        </w:rPr>
-        <w:t xml:space="preserve"> sample_mean)) </w:t>
-      </w:r>
-      <w:r>
-        <w:rPr>
-          <w:rStyle w:val="SpecialCharTok"/>
-        </w:rPr>
-        <w:t xml:space="preserve">+</w:t>
-      </w:r>
-      <w:r>
-        <w:br/>
-      </w:r>
-      <w:r>
-        <w:rPr>
-          <w:rStyle w:val="NormalTok"/>
-        </w:rPr>
-        <w:t xml:space="preserve">  </w:t>
-      </w:r>
-      <w:r>
-        <w:rPr>
-          <w:rStyle w:val="FunctionTok"/>
-        </w:rPr>
-        <w:t xml:space="preserve">geom_point</w:t>
-      </w:r>
-      <w:r>
-        <w:rPr>
-          <w:rStyle w:val="NormalTok"/>
-        </w:rPr>
-        <w:t xml:space="preserve">(</w:t>
-      </w:r>
-      <w:r>
-        <w:rPr>
-          <w:rStyle w:val="AttributeTok"/>
-        </w:rPr>
-        <w:t xml:space="preserve">size =</w:t>
-      </w:r>
-      <w:r>
-        <w:rPr>
-          <w:rStyle w:val="NormalTok"/>
-        </w:rPr>
-        <w:t xml:space="preserve"> </w:t>
-      </w:r>
-      <w:r>
-        <w:rPr>
-          <w:rStyle w:val="DecValTok"/>
-        </w:rPr>
-        <w:t xml:space="preserve">3</w:t>
-      </w:r>
-      <w:r>
-        <w:rPr>
-          <w:rStyle w:val="NormalTok"/>
-        </w:rPr>
-        <w:t xml:space="preserve">, </w:t>
-      </w:r>
-      <w:r>
-        <w:rPr>
-          <w:rStyle w:val="AttributeTok"/>
-        </w:rPr>
-        <w:t xml:space="preserve">color =</w:t>
-      </w:r>
-      <w:r>
-        <w:rPr>
-          <w:rStyle w:val="NormalTok"/>
-        </w:rPr>
-        <w:t xml:space="preserve"> </w:t>
-      </w:r>
-      <w:r>
-        <w:rPr>
-          <w:rStyle w:val="StringTok"/>
-        </w:rPr>
-        <w:t xml:space="preserve">"blue"</w:t>
-      </w:r>
-      <w:r>
-        <w:rPr>
-          <w:rStyle w:val="NormalTok"/>
-        </w:rPr>
-        <w:t xml:space="preserve">) </w:t>
-      </w:r>
-      <w:r>
-        <w:rPr>
-          <w:rStyle w:val="SpecialCharTok"/>
-        </w:rPr>
-        <w:t xml:space="preserve">+</w:t>
-      </w:r>
-      <w:r>
-        <w:br/>
-      </w:r>
-      <w:r>
-        <w:rPr>
-          <w:rStyle w:val="NormalTok"/>
-        </w:rPr>
-        <w:t xml:space="preserve">  </w:t>
-      </w:r>
-      <w:r>
-        <w:rPr>
-          <w:rStyle w:val="FunctionTok"/>
-        </w:rPr>
-        <w:t xml:space="preserve">geom_hline</w:t>
-      </w:r>
-      <w:r>
-        <w:rPr>
-          <w:rStyle w:val="NormalTok"/>
-        </w:rPr>
-        <w:t xml:space="preserve">(</w:t>
-      </w:r>
-      <w:r>
-        <w:rPr>
-          <w:rStyle w:val="AttributeTok"/>
-        </w:rPr>
-        <w:t xml:space="preserve">yintercept =</w:t>
-      </w:r>
-      <w:r>
-        <w:rPr>
-          <w:rStyle w:val="NormalTok"/>
-        </w:rPr>
-        <w:t xml:space="preserve"> </w:t>
-      </w:r>
-      <w:r>
-        <w:rPr>
-          <w:rStyle w:val="FunctionTok"/>
-        </w:rPr>
-        <w:t xml:space="preserve">mean</w:t>
-      </w:r>
-      <w:r>
-        <w:rPr>
-          <w:rStyle w:val="NormalTok"/>
-        </w:rPr>
-        <w:t xml:space="preserve">(i3_data</w:t>
-      </w:r>
-      <w:r>
-        <w:rPr>
-          <w:rStyle w:val="SpecialCharTok"/>
-        </w:rPr>
-        <w:t xml:space="preserve">$</w:t>
-      </w:r>
-      <w:r>
-        <w:rPr>
-          <w:rStyle w:val="NormalTok"/>
-        </w:rPr>
-        <w:t xml:space="preserve">length_mm), </w:t>
-      </w:r>
-      <w:r>
-        <w:br/>
-      </w:r>
-      <w:r>
-        <w:rPr>
-          <w:rStyle w:val="NormalTok"/>
-        </w:rPr>
-        <w:t xml:space="preserve">             </w:t>
-      </w:r>
-      <w:r>
-        <w:rPr>
-          <w:rStyle w:val="AttributeTok"/>
-        </w:rPr>
-        <w:t xml:space="preserve">linetype =</w:t>
-      </w:r>
-      <w:r>
-        <w:rPr>
-          <w:rStyle w:val="NormalTok"/>
-        </w:rPr>
-        <w:t xml:space="preserve"> </w:t>
-      </w:r>
-      <w:r>
-        <w:rPr>
-          <w:rStyle w:val="StringTok"/>
-        </w:rPr>
-        <w:t xml:space="preserve">"dashed"</w:t>
-      </w:r>
-      <w:r>
-        <w:rPr>
-          <w:rStyle w:val="NormalTok"/>
-        </w:rPr>
-        <w:t xml:space="preserve">, </w:t>
-      </w:r>
-      <w:r>
-        <w:rPr>
-          <w:rStyle w:val="AttributeTok"/>
-        </w:rPr>
-        <w:t xml:space="preserve">color =</w:t>
-      </w:r>
-      <w:r>
-        <w:rPr>
-          <w:rStyle w:val="NormalTok"/>
-        </w:rPr>
-        <w:t xml:space="preserve"> </w:t>
-      </w:r>
-      <w:r>
-        <w:rPr>
-          <w:rStyle w:val="StringTok"/>
-        </w:rPr>
-        <w:t xml:space="preserve">"red"</w:t>
-      </w:r>
-      <w:r>
-        <w:rPr>
-          <w:rStyle w:val="NormalTok"/>
-        </w:rPr>
-        <w:t xml:space="preserve">) </w:t>
-      </w:r>
-      <w:r>
-        <w:rPr>
-          <w:rStyle w:val="SpecialCharTok"/>
-        </w:rPr>
-        <w:t xml:space="preserve">+</w:t>
-      </w:r>
-      <w:r>
-        <w:br/>
-      </w:r>
-      <w:r>
-        <w:rPr>
-          <w:rStyle w:val="NormalTok"/>
-        </w:rPr>
-        <w:t xml:space="preserve">  </w:t>
-      </w:r>
-      <w:r>
-        <w:rPr>
-          <w:rStyle w:val="FunctionTok"/>
-        </w:rPr>
-        <w:t xml:space="preserve">annotate</w:t>
-      </w:r>
-      <w:r>
-        <w:rPr>
-          <w:rStyle w:val="NormalTok"/>
-        </w:rPr>
-        <w:t xml:space="preserve">(</w:t>
-      </w:r>
-      <w:r>
-        <w:rPr>
-          <w:rStyle w:val="StringTok"/>
-        </w:rPr>
-        <w:t xml:space="preserve">"text"</w:t>
-      </w:r>
-      <w:r>
-        <w:rPr>
-          <w:rStyle w:val="NormalTok"/>
-        </w:rPr>
-        <w:t xml:space="preserve">, </w:t>
-      </w:r>
-      <w:r>
-        <w:rPr>
-          <w:rStyle w:val="AttributeTok"/>
-        </w:rPr>
-        <w:t xml:space="preserve">x =</w:t>
-      </w:r>
-      <w:r>
-        <w:rPr>
-          <w:rStyle w:val="NormalTok"/>
-        </w:rPr>
-        <w:t xml:space="preserve"> </w:t>
-      </w:r>
-      <w:r>
-        <w:rPr>
-          <w:rStyle w:val="DecValTok"/>
-        </w:rPr>
-        <w:t xml:space="preserve">5</w:t>
-      </w:r>
-      <w:r>
-        <w:rPr>
-          <w:rStyle w:val="NormalTok"/>
-        </w:rPr>
-        <w:t xml:space="preserve">, </w:t>
-      </w:r>
-      <w:r>
-        <w:rPr>
-          <w:rStyle w:val="AttributeTok"/>
-        </w:rPr>
-        <w:t xml:space="preserve">y =</w:t>
-      </w:r>
-      <w:r>
-        <w:rPr>
-          <w:rStyle w:val="NormalTok"/>
-        </w:rPr>
-        <w:t xml:space="preserve"> </w:t>
-      </w:r>
-      <w:r>
-        <w:rPr>
-          <w:rStyle w:val="FunctionTok"/>
-        </w:rPr>
-        <w:t xml:space="preserve">mean</w:t>
-      </w:r>
-      <w:r>
-        <w:rPr>
-          <w:rStyle w:val="NormalTok"/>
-        </w:rPr>
-        <w:t xml:space="preserve">(i3_data</w:t>
-      </w:r>
-      <w:r>
-        <w:rPr>
-          <w:rStyle w:val="SpecialCharTok"/>
-        </w:rPr>
-        <w:t xml:space="preserve">$</w:t>
-      </w:r>
-      <w:r>
-        <w:rPr>
-          <w:rStyle w:val="NormalTok"/>
-        </w:rPr>
-        <w:t xml:space="preserve">length_mm) </w:t>
-      </w:r>
-      <w:r>
-        <w:rPr>
-          <w:rStyle w:val="SpecialCharTok"/>
-        </w:rPr>
-        <w:t xml:space="preserve">+</w:t>
-      </w:r>
-      <w:r>
-        <w:rPr>
-          <w:rStyle w:val="NormalTok"/>
-        </w:rPr>
-        <w:t xml:space="preserve"> </w:t>
-      </w:r>
-      <w:r>
-        <w:rPr>
-          <w:rStyle w:val="DecValTok"/>
-        </w:rPr>
-        <w:t xml:space="preserve">2</w:t>
-      </w:r>
-      <w:r>
-        <w:rPr>
-          <w:rStyle w:val="NormalTok"/>
-        </w:rPr>
-        <w:t xml:space="preserve">, </w:t>
-      </w:r>
-      <w:r>
-        <w:br/>
-      </w:r>
-      <w:r>
-        <w:rPr>
-          <w:rStyle w:val="NormalTok"/>
-        </w:rPr>
-        <w:t xml:space="preserve">           </w:t>
-      </w:r>
-      <w:r>
-        <w:rPr>
-          <w:rStyle w:val="AttributeTok"/>
-        </w:rPr>
-        <w:t xml:space="preserve">label =</w:t>
-      </w:r>
-      <w:r>
-        <w:rPr>
-          <w:rStyle w:val="NormalTok"/>
-        </w:rPr>
-        <w:t xml:space="preserve"> </w:t>
-      </w:r>
-      <w:r>
-        <w:rPr>
-          <w:rStyle w:val="StringTok"/>
-        </w:rPr>
-        <w:t xml:space="preserve">"Overall sample mean"</w:t>
-      </w:r>
-      <w:r>
-        <w:rPr>
-          <w:rStyle w:val="NormalTok"/>
-        </w:rPr>
-        <w:t xml:space="preserve">, </w:t>
-      </w:r>
-      <w:r>
-        <w:rPr>
-          <w:rStyle w:val="AttributeTok"/>
-        </w:rPr>
-        <w:t xml:space="preserve">color =</w:t>
-      </w:r>
-      <w:r>
-        <w:rPr>
-          <w:rStyle w:val="NormalTok"/>
-        </w:rPr>
-        <w:t xml:space="preserve"> </w:t>
-      </w:r>
-      <w:r>
-        <w:rPr>
-          <w:rStyle w:val="StringTok"/>
-        </w:rPr>
-        <w:t xml:space="preserve">"red"</w:t>
-      </w:r>
-      <w:r>
-        <w:rPr>
-          <w:rStyle w:val="NormalTok"/>
-        </w:rPr>
-        <w:t xml:space="preserve">) </w:t>
-      </w:r>
-      <w:r>
-        <w:rPr>
-          <w:rStyle w:val="SpecialCharTok"/>
-        </w:rPr>
-        <w:t xml:space="preserve">+</w:t>
-      </w:r>
-      <w:r>
-        <w:br/>
-      </w:r>
-      <w:r>
-        <w:rPr>
-          <w:rStyle w:val="NormalTok"/>
-        </w:rPr>
-        <w:t xml:space="preserve">  </w:t>
-      </w:r>
-      <w:r>
-        <w:rPr>
-          <w:rStyle w:val="FunctionTok"/>
-        </w:rPr>
-        <w:t xml:space="preserve">labs</w:t>
-      </w:r>
-      <w:r>
-        <w:rPr>
-          <w:rStyle w:val="NormalTok"/>
-        </w:rPr>
-        <w:t xml:space="preserve">(</w:t>
-      </w:r>
-      <w:r>
-        <w:rPr>
-          <w:rStyle w:val="AttributeTok"/>
-        </w:rPr>
-        <w:t xml:space="preserve">title =</w:t>
-      </w:r>
-      <w:r>
-        <w:rPr>
-          <w:rStyle w:val="NormalTok"/>
-        </w:rPr>
-        <w:t xml:space="preserve"> </w:t>
-      </w:r>
-      <w:r>
-        <w:rPr>
-          <w:rStyle w:val="StringTok"/>
-        </w:rPr>
-        <w:t xml:space="preserve">"Means of 10 Random Samples from Lake I3"</w:t>
-      </w:r>
-      <w:r>
-        <w:rPr>
-          <w:rStyle w:val="NormalTok"/>
-        </w:rPr>
-        <w:t xml:space="preserve">,</w:t>
-      </w:r>
-      <w:r>
-        <w:br/>
-      </w:r>
-      <w:r>
-        <w:rPr>
-          <w:rStyle w:val="NormalTok"/>
-        </w:rPr>
-        <w:t xml:space="preserve">       </w:t>
-      </w:r>
-      <w:r>
-        <w:rPr>
-          <w:rStyle w:val="AttributeTok"/>
-        </w:rPr>
-        <w:t xml:space="preserve">x =</w:t>
-      </w:r>
-      <w:r>
-        <w:rPr>
-          <w:rStyle w:val="NormalTok"/>
-        </w:rPr>
-        <w:t xml:space="preserve"> </w:t>
-      </w:r>
-      <w:r>
-        <w:rPr>
-          <w:rStyle w:val="StringTok"/>
-        </w:rPr>
-        <w:t xml:space="preserve">"Sample Number"</w:t>
-      </w:r>
-      <w:r>
-        <w:rPr>
-          <w:rStyle w:val="NormalTok"/>
-        </w:rPr>
-        <w:t xml:space="preserve">,</w:t>
-      </w:r>
-      <w:r>
-        <w:br/>
-      </w:r>
-      <w:r>
-        <w:rPr>
-          <w:rStyle w:val="NormalTok"/>
-        </w:rPr>
-        <w:t xml:space="preserve">       </w:t>
-      </w:r>
-      <w:r>
-        <w:rPr>
-          <w:rStyle w:val="AttributeTok"/>
-        </w:rPr>
-        <w:t xml:space="preserve">y =</w:t>
-      </w:r>
-      <w:r>
-        <w:rPr>
-          <w:rStyle w:val="NormalTok"/>
-        </w:rPr>
-        <w:t xml:space="preserve"> </w:t>
-      </w:r>
-      <w:r>
-        <w:rPr>
-          <w:rStyle w:val="StringTok"/>
-        </w:rPr>
-        <w:t xml:space="preserve">"Sample Mean (mm)"</w:t>
-      </w:r>
-      <w:r>
-        <w:rPr>
-          <w:rStyle w:val="NormalTok"/>
-        </w:rPr>
-        <w:t xml:space="preserve">) </w:t>
-      </w:r>
-      <w:r>
-        <w:rPr>
-          <w:rStyle w:val="SpecialCharTok"/>
-        </w:rPr>
-        <w:t xml:space="preserve">+</w:t>
-      </w:r>
-      <w:r>
-        <w:br/>
-      </w:r>
-      <w:r>
-        <w:rPr>
-          <w:rStyle w:val="NormalTok"/>
-        </w:rPr>
-        <w:t xml:space="preserve">  </w:t>
-      </w:r>
-      <w:r>
-        <w:rPr>
-          <w:rStyle w:val="FunctionTok"/>
-        </w:rPr>
-        <w:t xml:space="preserve">theme_minimal</w:t>
-      </w:r>
-      <w:r>
-        <w:rPr>
-          <w:rStyle w:val="NormalTok"/>
-        </w:rPr>
-        <w:t xml:space="preserve">()</w:t>
-      </w:r>
-    </w:p>
-    <w:p>
-      <w:pPr>
-        <w:pStyle w:val="FirstParagraph"/>
-      </w:pPr>
-      <w:r>
-        <w:drawing>
-          <wp:inline>
-            <wp:extent cx="2743200" cy="2743200"/>
-            <wp:effectExtent b="0" l="0" r="0" t="0"/>
-            <wp:docPr descr="" title="" id="104" name="Picture"/>
-            <a:graphic>
-              <a:graphicData uri="http://schemas.openxmlformats.org/drawingml/2006/picture">
-                <pic:pic>
-                  <pic:nvPicPr>
-                    <pic:cNvPr descr="03_01_lecture_powerpoint_files/figure-docx/unnamed-chunk-5-1.png" id="105" name="Picture"/>
-                    <pic:cNvPicPr>
-                      <a:picLocks noChangeArrowheads="1" noChangeAspect="1"/>
-                    </pic:cNvPicPr>
-                  </pic:nvPicPr>
-                  <pic:blipFill>
-                    <a:blip r:embed="rId103"/>
+                    <a:blip r:embed="rId105"/>
                     <a:stretch>
                       <a:fillRect/>
                     </a:stretch>
@@ -9043,8 +5951,8 @@
         <w:t xml:space="preserve">demonstrates sampling variation.</w:t>
       </w:r>
     </w:p>
-    <w:bookmarkEnd w:id="106"/>
-    <w:bookmarkStart w:id="107" w:name="standard-error-quantifying-uncertainty"/>
+    <w:bookmarkEnd w:id="108"/>
+    <w:bookmarkStart w:id="109" w:name="standard-error-quantifying-uncertainty"/>
     <w:p>
       <w:pPr>
         <w:pStyle w:val="Heading1"/>
@@ -9156,32 +6064,86 @@
         <w:pStyle w:val="BodyText"/>
       </w:pPr>
       <w:r>
-        <w:t xml:space="preserve">Where: - s is the sample standard deviation - n is the sample size</w:t>
-      </w:r>
-    </w:p>
-    <w:p>
-      <w:pPr>
-        <w:pStyle w:val="BodyText"/>
-      </w:pPr>
-      <w:r>
-        <w:t xml:space="preserve">The standard error tells us: - How much uncertainty is in our estimate -</w:t>
-      </w:r>
-      <w:r>
-        <w:t xml:space="preserve"> </w:t>
-      </w:r>
-      <w:r>
-        <w:t xml:space="preserve">How much sample means are expected to vary - How close our sample mean</w:t>
-      </w:r>
-      <w:r>
-        <w:t xml:space="preserve"> </w:t>
-      </w:r>
-      <w:r>
-        <w:t xml:space="preserve">is likely to be to the true population mean</w:t>
-      </w:r>
-    </w:p>
-    <w:p>
-      <w:pPr>
-        <w:pStyle w:val="BodyText"/>
+        <w:t xml:space="preserve">Where:</w:t>
+      </w:r>
+    </w:p>
+    <w:p>
+      <w:pPr>
+        <w:pStyle w:val="Compact"/>
+        <w:numPr>
+          <w:ilvl w:val="0"/>
+          <w:numId w:val="1032"/>
+        </w:numPr>
+      </w:pPr>
+      <w:r>
+        <w:t xml:space="preserve">s is the sample standard deviation</w:t>
+      </w:r>
+    </w:p>
+    <w:p>
+      <w:pPr>
+        <w:pStyle w:val="Compact"/>
+        <w:numPr>
+          <w:ilvl w:val="0"/>
+          <w:numId w:val="1032"/>
+        </w:numPr>
+      </w:pPr>
+      <w:r>
+        <w:t xml:space="preserve">n is the sample size</w:t>
+      </w:r>
+    </w:p>
+    <w:p>
+      <w:pPr>
+        <w:pStyle w:val="FirstParagraph"/>
+      </w:pPr>
+      <w:r>
+        <w:t xml:space="preserve">The standard error tells us:</w:t>
+      </w:r>
+    </w:p>
+    <w:p>
+      <w:pPr>
+        <w:pStyle w:val="Compact"/>
+        <w:numPr>
+          <w:ilvl w:val="0"/>
+          <w:numId w:val="1033"/>
+        </w:numPr>
+      </w:pPr>
+      <w:r>
+        <w:t xml:space="preserve">How much uncertainty is in our estimate</w:t>
+      </w:r>
+    </w:p>
+    <w:p>
+      <w:pPr>
+        <w:pStyle w:val="Compact"/>
+        <w:numPr>
+          <w:ilvl w:val="0"/>
+          <w:numId w:val="1033"/>
+        </w:numPr>
+      </w:pPr>
+      <w:r>
+        <w:t xml:space="preserve">How much sample means are expected to vary</w:t>
+      </w:r>
+    </w:p>
+    <w:p>
+      <w:pPr>
+        <w:pStyle w:val="Compact"/>
+        <w:numPr>
+          <w:ilvl w:val="0"/>
+          <w:numId w:val="1033"/>
+        </w:numPr>
+      </w:pPr>
+      <w:r>
+        <w:t xml:space="preserve">How close our sample mean is likely to be to the true population</w:t>
+      </w:r>
+      <w:r>
+        <w:t xml:space="preserve"> </w:t>
+      </w:r>
+      <w:r>
+        <w:t xml:space="preserve">mean</w:t>
+      </w:r>
+    </w:p>
+    <w:p>
+      <w:pPr>
+        <w:pStyle w:val="FirstParagraph"/>
       </w:pPr>
       <w:r>
         <w:rPr>
@@ -9190,33 +6152,57 @@
         </w:rPr>
         <w:t xml:space="preserve">Remember:</w:t>
       </w:r>
-      <w:r>
-        <w:t xml:space="preserve"> </w:t>
-      </w:r>
-      <w:r>
-        <w:t xml:space="preserve">- Standard deviation (s) describes the variability in the</w:t>
-      </w:r>
-      <w:r>
-        <w:t xml:space="preserve"> </w:t>
-      </w:r>
-      <w:r>
-        <w:t xml:space="preserve">individual data points - Standard error (SE) describes the variability</w:t>
-      </w:r>
-      <w:r>
-        <w:t xml:space="preserve"> </w:t>
-      </w:r>
-      <w:r>
-        <w:t xml:space="preserve">in the sample mean itself - As sample size increases, SE decreases (more</w:t>
-      </w:r>
-      <w:r>
-        <w:t xml:space="preserve"> </w:t>
-      </w:r>
-      <w:r>
-        <w:t xml:space="preserve">precise estimate)</w:t>
-      </w:r>
-    </w:p>
-    <w:bookmarkEnd w:id="107"/>
-    <w:bookmarkStart w:id="108" w:name="standard-error-for-our-grayling-data"/>
+    </w:p>
+    <w:p>
+      <w:pPr>
+        <w:pStyle w:val="Compact"/>
+        <w:numPr>
+          <w:ilvl w:val="0"/>
+          <w:numId w:val="1034"/>
+        </w:numPr>
+      </w:pPr>
+      <w:r>
+        <w:t xml:space="preserve">Standard deviation (s) describes the variability in the</w:t>
+      </w:r>
+      <w:r>
+        <w:t xml:space="preserve"> </w:t>
+      </w:r>
+      <w:r>
+        <w:t xml:space="preserve">individual data points</w:t>
+      </w:r>
+    </w:p>
+    <w:p>
+      <w:pPr>
+        <w:pStyle w:val="Compact"/>
+        <w:numPr>
+          <w:ilvl w:val="0"/>
+          <w:numId w:val="1034"/>
+        </w:numPr>
+      </w:pPr>
+      <w:r>
+        <w:t xml:space="preserve">Standard error (SE) describes the variability in the sample mean</w:t>
+      </w:r>
+      <w:r>
+        <w:t xml:space="preserve"> </w:t>
+      </w:r>
+      <w:r>
+        <w:t xml:space="preserve">itself</w:t>
+      </w:r>
+    </w:p>
+    <w:p>
+      <w:pPr>
+        <w:pStyle w:val="Compact"/>
+        <w:numPr>
+          <w:ilvl w:val="0"/>
+          <w:numId w:val="1034"/>
+        </w:numPr>
+      </w:pPr>
+      <w:r>
+        <w:t xml:space="preserve">As sample size increases, SE decreases (more precise estimate)</w:t>
+      </w:r>
+    </w:p>
+    <w:bookmarkEnd w:id="109"/>
+    <w:bookmarkStart w:id="110" w:name="standard-error-for-our-grayling-data"/>
     <w:p>
       <w:pPr>
         <w:pStyle w:val="Heading1"/>
@@ -9544,8 +6530,8 @@
         <w:t xml:space="preserve">2 I8           363.      52.3   102      5.18</w:t>
       </w:r>
     </w:p>
-    <w:bookmarkEnd w:id="108"/>
-    <w:bookmarkStart w:id="112" w:name="visualizing-standard-error"/>
+    <w:bookmarkEnd w:id="110"/>
+    <w:bookmarkStart w:id="114" w:name="visualizing-standard-error"/>
     <w:p>
       <w:pPr>
         <w:pStyle w:val="Heading1"/>
@@ -9567,18 +6553,18 @@
           <wp:inline>
             <wp:extent cx="5486400" cy="4572000"/>
             <wp:effectExtent b="0" l="0" r="0" t="0"/>
-            <wp:docPr descr="" title="" id="110" name="Picture"/>
+            <wp:docPr descr="" title="" id="112" name="Picture"/>
             <a:graphic>
               <a:graphicData uri="http://schemas.openxmlformats.org/drawingml/2006/picture">
                 <pic:pic>
                   <pic:nvPicPr>
-                    <pic:cNvPr descr="03_01_lecture_powerpoint_files/figure-docx/unnamed-chunk-7-1.png" id="111" name="Picture"/>
+                    <pic:cNvPr descr="03_01_lecture_powerpoint_files/figure-docx/unnamed-chunk-7-1.png" id="113" name="Picture"/>
                     <pic:cNvPicPr>
                       <a:picLocks noChangeArrowheads="1" noChangeAspect="1"/>
                     </pic:cNvPicPr>
                   </pic:nvPicPr>
                   <pic:blipFill>
-                    <a:blip r:embed="rId109"/>
+                    <a:blip r:embed="rId111"/>
                     <a:stretch>
                       <a:fillRect/>
                     </a:stretch>
@@ -9605,8 +6591,8 @@
         </w:drawing>
       </w:r>
     </w:p>
-    <w:bookmarkEnd w:id="112"/>
-    <w:bookmarkStart w:id="113" w:name="sampling-distribution-of-the-mean"/>
+    <w:bookmarkEnd w:id="114"/>
+    <w:bookmarkStart w:id="115" w:name="sampling-distribution-of-the-mean"/>
     <w:p>
       <w:pPr>
         <w:pStyle w:val="Heading1"/>
@@ -9668,7 +6654,7 @@
         <w:pStyle w:val="Compact"/>
         <w:numPr>
           <w:ilvl w:val="0"/>
-          <w:numId w:val="1032"/>
+          <w:numId w:val="1035"/>
         </w:numPr>
       </w:pPr>
       <w:r>
@@ -9680,7 +6666,7 @@
         <w:pStyle w:val="Compact"/>
         <w:numPr>
           <w:ilvl w:val="0"/>
-          <w:numId w:val="1032"/>
+          <w:numId w:val="1035"/>
         </w:numPr>
       </w:pPr>
       <w:r>
@@ -9692,7 +6678,7 @@
         <w:pStyle w:val="Compact"/>
         <w:numPr>
           <w:ilvl w:val="0"/>
-          <w:numId w:val="1032"/>
+          <w:numId w:val="1035"/>
         </w:numPr>
       </w:pPr>
       <w:r>
@@ -9718,11 +6704,11 @@
         <w:pStyle w:val="Compact"/>
         <w:numPr>
           <w:ilvl w:val="0"/>
-          <w:numId w:val="1033"/>
+          <w:numId w:val="1036"/>
         </w:numPr>
       </w:pPr>
       <w:r>
-        <w:t xml:space="preserve">- The narrower the sampling distribution</w:t>
+        <w:t xml:space="preserve">The narrower the sampling distribution</w:t>
       </w:r>
     </w:p>
     <w:p>
@@ -9730,11 +6716,11 @@
         <w:pStyle w:val="Compact"/>
         <w:numPr>
           <w:ilvl w:val="0"/>
-          <w:numId w:val="1033"/>
+          <w:numId w:val="1036"/>
         </w:numPr>
       </w:pPr>
       <w:r>
-        <w:t xml:space="preserve">- The smaller the standard error</w:t>
+        <w:t xml:space="preserve">The smaller the standard error</w:t>
       </w:r>
     </w:p>
     <w:p>
@@ -9742,11 +6728,11 @@
         <w:pStyle w:val="Compact"/>
         <w:numPr>
           <w:ilvl w:val="0"/>
-          <w:numId w:val="1033"/>
+          <w:numId w:val="1036"/>
         </w:numPr>
       </w:pPr>
       <w:r>
-        <w:t xml:space="preserve">- The more precise our estimate of the population mean</w:t>
+        <w:t xml:space="preserve">The more precise our estimate of the population mean</w:t>
       </w:r>
     </w:p>
     <w:p>
@@ -9757,8 +6743,8 @@
         <w:t xml:space="preserve">Let’s simulate the sampling distribution for Lake I3 fish data.</w:t>
       </w:r>
     </w:p>
-    <w:bookmarkEnd w:id="113"/>
-    <w:bookmarkStart w:id="114" w:name="simulating-the-sampling-distribution"/>
+    <w:bookmarkEnd w:id="115"/>
+    <w:bookmarkStart w:id="116" w:name="simulating-the-sampling-distribution"/>
     <w:p>
       <w:pPr>
         <w:pStyle w:val="Heading1"/>
@@ -9961,7 +6947,7 @@
         <w:rPr>
           <w:rStyle w:val="DecValTok"/>
         </w:rPr>
-        <w:t xml:space="preserve">456</w:t>
+        <w:t xml:space="preserve">46</w:t>
       </w:r>
       <w:r>
         <w:rPr>
@@ -10156,8 +7142,8 @@
         <w:t xml:space="preserve"> simulated_means)</w:t>
       </w:r>
     </w:p>
-    <w:bookmarkEnd w:id="114"/>
-    <w:bookmarkStart w:id="118" w:name="plotting-sampling-distribution"/>
+    <w:bookmarkEnd w:id="116"/>
+    <w:bookmarkStart w:id="120" w:name="plotting-sampling-distribution"/>
     <w:p>
       <w:pPr>
         <w:pStyle w:val="Heading1"/>
@@ -10853,18 +7839,18 @@
           <wp:inline>
             <wp:extent cx="6400800" cy="4572000"/>
             <wp:effectExtent b="0" l="0" r="0" t="0"/>
-            <wp:docPr descr="" title="" id="116" name="Picture"/>
+            <wp:docPr descr="" title="" id="118" name="Picture"/>
             <a:graphic>
               <a:graphicData uri="http://schemas.openxmlformats.org/drawingml/2006/picture">
                 <pic:pic>
                   <pic:nvPicPr>
-                    <pic:cNvPr descr="03_01_lecture_powerpoint_files/figure-docx/unnamed-chunk-9-1.png" id="117" name="Picture"/>
+                    <pic:cNvPr descr="03_01_lecture_powerpoint_files/figure-docx/unnamed-chunk-9-1.png" id="119" name="Picture"/>
                     <pic:cNvPicPr>
                       <a:picLocks noChangeArrowheads="1" noChangeAspect="1"/>
                     </pic:cNvPicPr>
                   </pic:nvPicPr>
                   <pic:blipFill>
-                    <a:blip r:embed="rId115"/>
+                    <a:blip r:embed="rId117"/>
                     <a:stretch>
                       <a:fillRect/>
                     </a:stretch>
@@ -10901,9 +7887,10 @@
     </w:p>
     <w:p>
       <w:pPr>
+        <w:pStyle w:val="Compact"/>
         <w:numPr>
           <w:ilvl w:val="0"/>
-          <w:numId w:val="1034"/>
+          <w:numId w:val="1037"/>
         </w:numPr>
       </w:pPr>
       <w:r>
@@ -10912,9 +7899,10 @@
     </w:p>
     <w:p>
       <w:pPr>
+        <w:pStyle w:val="Compact"/>
         <w:numPr>
           <w:ilvl w:val="0"/>
-          <w:numId w:val="1034"/>
+          <w:numId w:val="1037"/>
         </w:numPr>
       </w:pPr>
       <w:r>
@@ -10923,17 +7911,18 @@
     </w:p>
     <w:p>
       <w:pPr>
+        <w:pStyle w:val="Compact"/>
         <w:numPr>
           <w:ilvl w:val="0"/>
-          <w:numId w:val="1034"/>
+          <w:numId w:val="1037"/>
         </w:numPr>
       </w:pPr>
       <w:r>
         <w:t xml:space="preserve">Has a spread that is related to the standard error</w:t>
       </w:r>
     </w:p>
-    <w:bookmarkEnd w:id="118"/>
-    <w:bookmarkStart w:id="119" w:name="standard-error-and-sample-size"/>
+    <w:bookmarkEnd w:id="120"/>
+    <w:bookmarkStart w:id="121" w:name="standard-error-and-sample-size"/>
     <w:p>
       <w:pPr>
         <w:pStyle w:val="Heading1"/>
@@ -10954,8 +7943,8 @@
         <w:t xml:space="preserve">Let’s see how the standard error changes with different sample sizes:</w:t>
       </w:r>
     </w:p>
-    <w:bookmarkEnd w:id="119"/>
-    <w:bookmarkStart w:id="123" w:name="sample-size-vs.-standard-error"/>
+    <w:bookmarkEnd w:id="121"/>
+    <w:bookmarkStart w:id="125" w:name="sample-size-vs.-standard-error"/>
     <w:p>
       <w:pPr>
         <w:pStyle w:val="Heading1"/>
@@ -10981,73 +7970,6 @@
       <w:r>
         <w:br/>
       </w:r>
-      <w:r>
-        <w:rPr>
-          <w:rStyle w:val="NormalTok"/>
-        </w:rPr>
-        <w:t xml:space="preserve">results</w:t>
-      </w:r>
-    </w:p>
-    <w:p>
-      <w:pPr>
-        <w:pStyle w:val="SourceCode"/>
-      </w:pPr>
-      <w:r>
-        <w:rPr>
-          <w:rStyle w:val="VerbatimChar"/>
-        </w:rPr>
-        <w:t xml:space="preserve">  sample_size empirical_se theoretical_se</w:t>
-      </w:r>
-      <w:r>
-        <w:br/>
-      </w:r>
-      <w:r>
-        <w:rPr>
-          <w:rStyle w:val="VerbatimChar"/>
-        </w:rPr>
-        <w:t xml:space="preserve">1           5    12.349407      12.657835</w:t>
-      </w:r>
-      <w:r>
-        <w:br/>
-      </w:r>
-      <w:r>
-        <w:rPr>
-          <w:rStyle w:val="VerbatimChar"/>
-        </w:rPr>
-        <w:t xml:space="preserve">2          10     8.178270       8.950441</w:t>
-      </w:r>
-      <w:r>
-        <w:br/>
-      </w:r>
-      <w:r>
-        <w:rPr>
-          <w:rStyle w:val="VerbatimChar"/>
-        </w:rPr>
-        <w:t xml:space="preserve">3          20     5.558957       6.328918</w:t>
-      </w:r>
-      <w:r>
-        <w:br/>
-      </w:r>
-      <w:r>
-        <w:rPr>
-          <w:rStyle w:val="VerbatimChar"/>
-        </w:rPr>
-        <w:t xml:space="preserve">4          30     3.792177       5.167540</w:t>
-      </w:r>
-      <w:r>
-        <w:br/>
-      </w:r>
-      <w:r>
-        <w:rPr>
-          <w:rStyle w:val="VerbatimChar"/>
-        </w:rPr>
-        <w:t xml:space="preserve">5          50     2.099744       4.002759</w:t>
-      </w:r>
-    </w:p>
-    <w:p>
-      <w:pPr>
-        <w:pStyle w:val="SourceCode"/>
-      </w:pPr>
       <w:r>
         <w:rPr>
           <w:rStyle w:val="CommentTok"/>
@@ -11589,18 +8511,18 @@
           <wp:inline>
             <wp:extent cx="6400800" cy="4572000"/>
             <wp:effectExtent b="0" l="0" r="0" t="0"/>
-            <wp:docPr descr="" title="" id="121" name="Picture"/>
+            <wp:docPr descr="" title="" id="123" name="Picture"/>
             <a:graphic>
               <a:graphicData uri="http://schemas.openxmlformats.org/drawingml/2006/picture">
                 <pic:pic>
                   <pic:nvPicPr>
-                    <pic:cNvPr descr="03_01_lecture_powerpoint_files/figure-docx/unnamed-chunk-11-1.png" id="122" name="Picture"/>
+                    <pic:cNvPr descr="03_01_lecture_powerpoint_files/figure-docx/unnamed-chunk-11-1.png" id="124" name="Picture"/>
                     <pic:cNvPicPr>
                       <a:picLocks noChangeArrowheads="1" noChangeAspect="1"/>
                     </pic:cNvPicPr>
                   </pic:nvPicPr>
                   <pic:blipFill>
-                    <a:blip r:embed="rId120"/>
+                    <a:blip r:embed="rId122"/>
                     <a:stretch>
                       <a:fillRect/>
                     </a:stretch>
@@ -11627,8 +8549,8 @@
         </w:drawing>
       </w:r>
     </w:p>
-    <w:bookmarkEnd w:id="123"/>
-    <w:bookmarkStart w:id="124" w:name="confidence-intervals"/>
+    <w:bookmarkEnd w:id="125"/>
+    <w:bookmarkStart w:id="126" w:name="confidence-intervals"/>
     <w:p>
       <w:pPr>
         <w:pStyle w:val="Heading1"/>
@@ -11750,19 +8672,19 @@
         <w:t xml:space="preserve"> </w:t>
       </w:r>
       <w:r>
-        <w:t xml:space="preserve">means: - The interval extends 2 standard</w:t>
-      </w:r>
-      <w:r>
-        <w:t xml:space="preserve"> </w:t>
-      </w:r>
-      <w:r>
-        <w:t xml:space="preserve">errors below and above the sample mean - About 95% of such intervals</w:t>
-      </w:r>
-      <w:r>
-        <w:t xml:space="preserve"> </w:t>
-      </w:r>
-      <w:r>
-        <w:t xml:space="preserve">constructed from different samples would contain the true population</w:t>
+        <w:t xml:space="preserve">means:</w:t>
+      </w:r>
+    </w:p>
+    <w:p>
+      <w:pPr>
+        <w:pStyle w:val="Compact"/>
+        <w:numPr>
+          <w:ilvl w:val="0"/>
+          <w:numId w:val="1038"/>
+        </w:numPr>
+      </w:pPr>
+      <w:r>
+        <w:t xml:space="preserve">The interval extends 2 standard errors below and above the sample</w:t>
       </w:r>
       <w:r>
         <w:t xml:space="preserve"> </w:t>
@@ -11773,7 +8695,25 @@
     </w:p>
     <w:p>
       <w:pPr>
-        <w:pStyle w:val="BodyText"/>
+        <w:pStyle w:val="Compact"/>
+        <w:numPr>
+          <w:ilvl w:val="0"/>
+          <w:numId w:val="1038"/>
+        </w:numPr>
+      </w:pPr>
+      <w:r>
+        <w:t xml:space="preserve">About 95% of such intervals constructed from different samples</w:t>
+      </w:r>
+      <w:r>
+        <w:t xml:space="preserve"> </w:t>
+      </w:r>
+      <w:r>
+        <w:t xml:space="preserve">would contain the true population mean</w:t>
+      </w:r>
+    </w:p>
+    <w:p>
+      <w:pPr>
+        <w:pStyle w:val="FirstParagraph"/>
       </w:pPr>
       <w:r>
         <w:t xml:space="preserve">Confidence intervals provide a way to express the precision of our</w:t>
@@ -11785,8 +8725,8 @@
         <w:t xml:space="preserve">estimates.</w:t>
       </w:r>
     </w:p>
-    <w:bookmarkEnd w:id="124"/>
-    <w:bookmarkStart w:id="125" w:name="X9e967a3d9442b6968374ab681212d45286d263e"/>
+    <w:bookmarkEnd w:id="126"/>
+    <w:bookmarkStart w:id="127" w:name="X9e967a3d9442b6968374ab681212d45286d263e"/>
     <w:p>
       <w:pPr>
         <w:pStyle w:val="Heading1"/>
@@ -12234,8 +9174,8 @@
         <w:t xml:space="preserve">2 I8           363.      52.3   102      5.18     352.     373.</w:t>
       </w:r>
     </w:p>
-    <w:bookmarkEnd w:id="125"/>
-    <w:bookmarkStart w:id="129" w:name="visualizing-confidence-intervals"/>
+    <w:bookmarkEnd w:id="127"/>
+    <w:bookmarkStart w:id="131" w:name="visualizing-confidence-intervals"/>
     <w:p>
       <w:pPr>
         <w:pStyle w:val="Heading1"/>
@@ -12679,18 +9619,18 @@
           <wp:inline>
             <wp:extent cx="5486400" cy="4572000"/>
             <wp:effectExtent b="0" l="0" r="0" t="0"/>
-            <wp:docPr descr="" title="" id="127" name="Picture"/>
+            <wp:docPr descr="" title="" id="129" name="Picture"/>
             <a:graphic>
               <a:graphicData uri="http://schemas.openxmlformats.org/drawingml/2006/picture">
                 <pic:pic>
                   <pic:nvPicPr>
-                    <pic:cNvPr descr="03_01_lecture_powerpoint_files/figure-docx/unnamed-chunk-13-1.png" id="128" name="Picture"/>
+                    <pic:cNvPr descr="03_01_lecture_powerpoint_files/figure-docx/unnamed-chunk-13-1.png" id="130" name="Picture"/>
                     <pic:cNvPicPr>
                       <a:picLocks noChangeArrowheads="1" noChangeAspect="1"/>
                     </pic:cNvPicPr>
                   </pic:nvPicPr>
                   <pic:blipFill>
-                    <a:blip r:embed="rId126"/>
+                    <a:blip r:embed="rId128"/>
                     <a:stretch>
                       <a:fillRect/>
                     </a:stretch>
@@ -12717,8 +9657,8 @@
         </w:drawing>
       </w:r>
     </w:p>
-    <w:bookmarkEnd w:id="129"/>
-    <w:bookmarkStart w:id="130" w:name="different-types-of-error-bars"/>
+    <w:bookmarkEnd w:id="131"/>
+    <w:bookmarkStart w:id="132" w:name="different-types-of-error-bars"/>
     <w:p>
       <w:pPr>
         <w:pStyle w:val="Heading1"/>
@@ -13530,8 +10470,8 @@
         <w:t xml:space="preserve">ci_upper))</w:t>
       </w:r>
     </w:p>
-    <w:bookmarkEnd w:id="130"/>
-    <w:bookmarkStart w:id="134" w:name="comparing-error-bar-types"/>
+    <w:bookmarkEnd w:id="132"/>
+    <w:bookmarkStart w:id="136" w:name="comparing-error-bar-types"/>
     <w:p>
       <w:pPr>
         <w:pStyle w:val="Heading1"/>
@@ -14134,18 +11074,18 @@
           <wp:inline>
             <wp:extent cx="6400800" cy="4572000"/>
             <wp:effectExtent b="0" l="0" r="0" t="0"/>
-            <wp:docPr descr="" title="" id="132" name="Picture"/>
+            <wp:docPr descr="" title="" id="134" name="Picture"/>
             <a:graphic>
               <a:graphicData uri="http://schemas.openxmlformats.org/drawingml/2006/picture">
                 <pic:pic>
                   <pic:nvPicPr>
-                    <pic:cNvPr descr="03_01_lecture_powerpoint_files/figure-docx/unnamed-chunk-15-1.png" id="133" name="Picture"/>
+                    <pic:cNvPr descr="03_01_lecture_powerpoint_files/figure-docx/unnamed-chunk-15-1.png" id="135" name="Picture"/>
                     <pic:cNvPicPr>
                       <a:picLocks noChangeArrowheads="1" noChangeAspect="1"/>
                     </pic:cNvPicPr>
                   </pic:nvPicPr>
                   <pic:blipFill>
-                    <a:blip r:embed="rId131"/>
+                    <a:blip r:embed="rId133"/>
                     <a:stretch>
                       <a:fillRect/>
                     </a:stretch>
@@ -14172,8 +11112,8 @@
         </w:drawing>
       </w:r>
     </w:p>
-    <w:bookmarkEnd w:id="134"/>
-    <w:bookmarkStart w:id="135" w:name="key-takeaways"/>
+    <w:bookmarkEnd w:id="136"/>
+    <w:bookmarkStart w:id="137" w:name="key-takeaways"/>
     <w:p>
       <w:pPr>
         <w:pStyle w:val="Heading1"/>
@@ -14191,7 +11131,7 @@
         <w:pStyle w:val="Compact"/>
         <w:numPr>
           <w:ilvl w:val="0"/>
-          <w:numId w:val="1035"/>
+          <w:numId w:val="1039"/>
         </w:numPr>
       </w:pPr>
       <w:r>
@@ -14225,7 +11165,7 @@
         <w:pStyle w:val="Compact"/>
         <w:numPr>
           <w:ilvl w:val="0"/>
-          <w:numId w:val="1035"/>
+          <w:numId w:val="1039"/>
         </w:numPr>
       </w:pPr>
       <w:r>
@@ -14293,7 +11233,7 @@
         <w:pStyle w:val="Compact"/>
         <w:numPr>
           <w:ilvl w:val="0"/>
-          <w:numId w:val="1035"/>
+          <w:numId w:val="1039"/>
         </w:numPr>
       </w:pPr>
       <w:r>
@@ -14327,7 +11267,7 @@
         <w:pStyle w:val="Compact"/>
         <w:numPr>
           <w:ilvl w:val="0"/>
-          <w:numId w:val="1035"/>
+          <w:numId w:val="1039"/>
         </w:numPr>
       </w:pPr>
       <w:r>
@@ -14355,7 +11295,7 @@
         <w:pStyle w:val="Compact"/>
         <w:numPr>
           <w:ilvl w:val="0"/>
-          <w:numId w:val="1035"/>
+          <w:numId w:val="1039"/>
         </w:numPr>
       </w:pPr>
       <w:r>
@@ -14373,15 +11313,15 @@
         <w:pStyle w:val="Compact"/>
         <w:numPr>
           <w:ilvl w:val="0"/>
-          <w:numId w:val="1035"/>
+          <w:numId w:val="1039"/>
         </w:numPr>
       </w:pPr>
       <w:r>
         <w:t xml:space="preserve">When reporting results, always include a measure of precision (SE or</w:t>
       </w:r>
     </w:p>
-    <w:bookmarkEnd w:id="135"/>
-    <w:bookmarkStart w:id="136" w:name="lecture-3-conclusion"/>
+    <w:bookmarkEnd w:id="137"/>
+    <w:bookmarkStart w:id="138" w:name="lecture-3-conclusion"/>
     <w:p>
       <w:pPr>
         <w:pStyle w:val="Heading1"/>
@@ -14403,7 +11343,7 @@
         <w:pStyle w:val="Compact"/>
         <w:numPr>
           <w:ilvl w:val="0"/>
-          <w:numId w:val="1037"/>
+          <w:numId w:val="1041"/>
         </w:numPr>
       </w:pPr>
       <w:r>
@@ -14415,7 +11355,7 @@
         <w:pStyle w:val="Compact"/>
         <w:numPr>
           <w:ilvl w:val="0"/>
-          <w:numId w:val="1037"/>
+          <w:numId w:val="1041"/>
         </w:numPr>
       </w:pPr>
       <w:r>
@@ -14427,7 +11367,7 @@
         <w:pStyle w:val="Compact"/>
         <w:numPr>
           <w:ilvl w:val="0"/>
-          <w:numId w:val="1037"/>
+          <w:numId w:val="1041"/>
         </w:numPr>
       </w:pPr>
       <w:r>
@@ -14439,7 +11379,7 @@
         <w:pStyle w:val="Compact"/>
         <w:numPr>
           <w:ilvl w:val="0"/>
-          <w:numId w:val="1037"/>
+          <w:numId w:val="1041"/>
         </w:numPr>
       </w:pPr>
       <w:r>
@@ -14451,7 +11391,7 @@
         <w:pStyle w:val="Compact"/>
         <w:numPr>
           <w:ilvl w:val="0"/>
-          <w:numId w:val="1037"/>
+          <w:numId w:val="1041"/>
         </w:numPr>
       </w:pPr>
       <w:r>
@@ -14469,7 +11409,7 @@
         <w:pStyle w:val="Compact"/>
         <w:numPr>
           <w:ilvl w:val="0"/>
-          <w:numId w:val="1037"/>
+          <w:numId w:val="1041"/>
         </w:numPr>
       </w:pPr>
       <w:r>
@@ -14481,7 +11421,7 @@
         <w:pStyle w:val="Compact"/>
         <w:numPr>
           <w:ilvl w:val="0"/>
-          <w:numId w:val="1037"/>
+          <w:numId w:val="1041"/>
         </w:numPr>
       </w:pPr>
       <w:r>
@@ -14493,7 +11433,7 @@
         <w:pStyle w:val="Compact"/>
         <w:numPr>
           <w:ilvl w:val="0"/>
-          <w:numId w:val="1037"/>
+          <w:numId w:val="1041"/>
         </w:numPr>
       </w:pPr>
       <w:r>
@@ -14514,7 +11454,7 @@
         <w:t xml:space="preserve">essential as we move forward to more complex statistical methods.</w:t>
       </w:r>
     </w:p>
-    <w:bookmarkEnd w:id="136"/>
+    <w:bookmarkEnd w:id="138"/>
     <w:sectPr>
       <w:pgSz w:h="15840" w:w="12240"/>
       <w:pgMar w:bottom="720" w:footer="720" w:gutter="0" w:header="720" w:left="1152" w:right="720" w:top="720"/>
@@ -15050,6 +11990,15 @@
     <w:abstractNumId w:val="991"/>
   </w:num>
   <w:num w:numId="1032">
+    <w:abstractNumId w:val="991"/>
+  </w:num>
+  <w:num w:numId="1033">
+    <w:abstractNumId w:val="991"/>
+  </w:num>
+  <w:num w:numId="1034">
+    <w:abstractNumId w:val="991"/>
+  </w:num>
+  <w:num w:numId="1035">
     <w:abstractNumId w:val="99411"/>
     <w:lvlOverride w:ilvl="0">
       <w:startOverride w:val="1"/>
@@ -15079,10 +12028,10 @@
       <w:startOverride w:val="1"/>
     </w:lvlOverride>
   </w:num>
-  <w:num w:numId="1033">
+  <w:num w:numId="1036">
     <w:abstractNumId w:val="991"/>
   </w:num>
-  <w:num w:numId="1034">
+  <w:num w:numId="1037">
     <w:abstractNumId w:val="99411"/>
     <w:lvlOverride w:ilvl="0">
       <w:startOverride w:val="1"/>
@@ -15112,10 +12061,13 @@
       <w:startOverride w:val="1"/>
     </w:lvlOverride>
   </w:num>
-  <w:num w:numId="1035">
+  <w:num w:numId="1038">
     <w:abstractNumId w:val="991"/>
   </w:num>
-  <w:num w:numId="1036">
+  <w:num w:numId="1039">
+    <w:abstractNumId w:val="991"/>
+  </w:num>
+  <w:num w:numId="1040">
     <w:abstractNumId w:val="9962101"/>
     <w:lvlOverride w:ilvl="0">
       <w:startOverride w:val="101"/>
@@ -15145,7 +12097,7 @@
       <w:startOverride w:val="101"/>
     </w:lvlOverride>
   </w:num>
-  <w:num w:numId="1037">
+  <w:num w:numId="1041">
     <w:abstractNumId w:val="991"/>
   </w:num>
 </w:numbering>

--- a/docs/ecostats_lectures/lecture_03/03_01_lecture_powerpoint.docx
+++ b/docs/ecostats_lectures/lecture_03/03_01_lecture_powerpoint.docx
@@ -137,7 +137,11 @@
     </w:p>
     <w:p>
       <w:pPr>
-        <w:pStyle w:val="BodyText"/>
+        <w:pStyle w:val="Compact"/>
+        <w:numPr>
+          <w:ilvl w:val="0"/>
+          <w:numId w:val="1004"/>
+        </w:numPr>
       </w:pPr>
       <w:r>
         <w:t xml:space="preserve">TGW - yep its a thing</w:t>
@@ -145,7 +149,11 @@
     </w:p>
     <w:p>
       <w:pPr>
-        <w:pStyle w:val="BodyText"/>
+        <w:pStyle w:val="Compact"/>
+        <w:numPr>
+          <w:ilvl w:val="0"/>
+          <w:numId w:val="1004"/>
+        </w:numPr>
       </w:pPr>
       <w:r>
         <w:t xml:space="preserve">ODO - what do you think it is?</w:t>
@@ -153,21 +161,25 @@
     </w:p>
     <w:p>
       <w:pPr>
-        <w:pStyle w:val="BodyText"/>
-      </w:pPr>
-      <w:r>
-        <w:t xml:space="preserve">NO3 - what is it? Are you sure? Why might you get in legal trouble if</w:t>
-      </w:r>
-      <w:r>
-        <w:t xml:space="preserve"> </w:t>
-      </w:r>
-      <w:r>
-        <w:t xml:space="preserve">you used this?</w:t>
-      </w:r>
-    </w:p>
-    <w:p>
-      <w:pPr>
-        <w:pStyle w:val="BodyText"/>
+        <w:pStyle w:val="Compact"/>
+        <w:numPr>
+          <w:ilvl w:val="0"/>
+          <w:numId w:val="1004"/>
+        </w:numPr>
+      </w:pPr>
+      <w:r>
+        <w:t xml:space="preserve">NO3 - what is it? Are you sure? Why might you get in legal trouble</w:t>
+      </w:r>
+      <w:r>
+        <w:t xml:space="preserve"> </w:t>
+      </w:r>
+      <w:r>
+        <w:t xml:space="preserve">if you used this?</w:t>
+      </w:r>
+    </w:p>
+    <w:p>
+      <w:pPr>
+        <w:pStyle w:val="FirstParagraph"/>
       </w:pPr>
       <w:r>
         <w:drawing>
@@ -246,7 +258,7 @@
         <w:pStyle w:val="Compact"/>
         <w:numPr>
           <w:ilvl w:val="0"/>
-          <w:numId w:val="1004"/>
+          <w:numId w:val="1005"/>
         </w:numPr>
       </w:pPr>
       <w:r>
@@ -258,7 +270,7 @@
         <w:pStyle w:val="Compact"/>
         <w:numPr>
           <w:ilvl w:val="0"/>
-          <w:numId w:val="1004"/>
+          <w:numId w:val="1005"/>
         </w:numPr>
       </w:pPr>
       <w:r>
@@ -276,7 +288,7 @@
         <w:pStyle w:val="Compact"/>
         <w:numPr>
           <w:ilvl w:val="0"/>
-          <w:numId w:val="1004"/>
+          <w:numId w:val="1005"/>
         </w:numPr>
       </w:pPr>
       <w:r>
@@ -294,7 +306,7 @@
         <w:pStyle w:val="Compact"/>
         <w:numPr>
           <w:ilvl w:val="0"/>
-          <w:numId w:val="1004"/>
+          <w:numId w:val="1005"/>
         </w:numPr>
       </w:pPr>
       <w:r>
@@ -306,7 +318,7 @@
         <w:pStyle w:val="Compact"/>
         <w:numPr>
           <w:ilvl w:val="0"/>
-          <w:numId w:val="1004"/>
+          <w:numId w:val="1005"/>
         </w:numPr>
       </w:pPr>
       <w:r>
@@ -318,7 +330,7 @@
         <w:pStyle w:val="Compact"/>
         <w:numPr>
           <w:ilvl w:val="0"/>
-          <w:numId w:val="1004"/>
+          <w:numId w:val="1005"/>
         </w:numPr>
       </w:pPr>
       <w:r>
@@ -342,7 +354,10 @@
         <w:t xml:space="preserve">gray_I3_I8.csv</w:t>
       </w:r>
       <w:r>
-        <w:t xml:space="preserve">` from two different</w:t>
+        <w:t xml:space="preserve"> </w:t>
+      </w:r>
+      <w:r>
+        <w:t xml:space="preserve">from two different</w:t>
       </w:r>
       <w:r>
         <w:t xml:space="preserve"> </w:t>
@@ -406,7 +421,7 @@
       <w:r>
         <w:drawing>
           <wp:inline>
-            <wp:extent cx="2200275" cy="2819400"/>
+            <wp:extent cx="2943225" cy="4181475"/>
             <wp:effectExtent b="0" l="0" r="0" t="0"/>
             <wp:docPr descr="" title="" id="29" name="Picture"/>
             <a:graphic>
@@ -427,7 +442,7 @@
                   <pic:spPr bwMode="auto">
                     <a:xfrm>
                       <a:off x="0" y="0"/>
-                      <a:ext cx="2200275" cy="2819400"/>
+                      <a:ext cx="2943225" cy="4181475"/>
                     </a:xfrm>
                     <a:prstGeom prst="rect">
                       <a:avLst/>
@@ -447,13 +462,13 @@
       </w:r>
     </w:p>
     <w:bookmarkEnd w:id="31"/>
-    <w:bookmarkStart w:id="35" w:name="X62a4cda7abd44f2a2109df6f4e697e8308455a6"/>
+    <w:bookmarkStart w:id="34" w:name="lecture-3-populations-and-samples"/>
     <w:p>
       <w:pPr>
         <w:pStyle w:val="Heading1"/>
       </w:pPr>
       <w:r>
-        <w:t xml:space="preserve">Lecture 3: Why Statistics is Vital in Biology</w:t>
+        <w:t xml:space="preserve">Lecture 3: Populations and Samples</w:t>
       </w:r>
     </w:p>
     <w:p>
@@ -461,13 +476,13 @@
         <w:pStyle w:val="FirstParagraph"/>
       </w:pPr>
       <w:r>
-        <w:t xml:space="preserve">Biology is fundamentally different from fields like physics/chemistry in</w:t>
-      </w:r>
-      <w:r>
-        <w:t xml:space="preserve"> </w:t>
-      </w:r>
-      <w:r>
-        <w:t xml:space="preserve">that:</w:t>
+        <w:t xml:space="preserve">Before we dive into descriptive statistics, let’s clarify some</w:t>
+      </w:r>
+      <w:r>
+        <w:t xml:space="preserve"> </w:t>
+      </w:r>
+      <w:r>
+        <w:t xml:space="preserve">fundamental concepts:</w:t>
       </w:r>
     </w:p>
     <w:p>
@@ -475,55 +490,18 @@
         <w:pStyle w:val="Compact"/>
         <w:numPr>
           <w:ilvl w:val="0"/>
-          <w:numId w:val="1005"/>
+          <w:numId w:val="1006"/>
         </w:numPr>
       </w:pPr>
-      <w:r>
-        <w:t xml:space="preserve">Most biological phenomena are</w:t>
-      </w:r>
-      <w:r>
-        <w:t xml:space="preserve"> </w:t>
-      </w:r>
       <w:r>
         <w:rPr>
           <w:b/>
           <w:bCs/>
         </w:rPr>
-        <w:t xml:space="preserve">probabilistic</w:t>
-      </w:r>
-      <w:r>
-        <w:t xml:space="preserve"> </w:t>
-      </w:r>
-      <w:r>
-        <w:t xml:space="preserve">rather than</w:t>
-      </w:r>
-      <w:r>
-        <w:t xml:space="preserve"> </w:t>
-      </w:r>
-      <w:r>
-        <w:rPr>
-          <w:b/>
-          <w:bCs/>
-        </w:rPr>
-        <w:t xml:space="preserve">deterministic</w:t>
-      </w:r>
-    </w:p>
-    <w:p>
-      <w:pPr>
-        <w:pStyle w:val="Compact"/>
-        <w:numPr>
-          <w:ilvl w:val="1"/>
-          <w:numId w:val="1006"/>
-        </w:numPr>
-      </w:pPr>
-      <w:r>
-        <w:t xml:space="preserve">Responses occur with some characteristic probability, not with</w:t>
-      </w:r>
-      <w:r>
-        <w:t xml:space="preserve"> </w:t>
-      </w:r>
-      <w:r>
-        <w:t xml:space="preserve">certainty</w:t>
+        <w:t xml:space="preserve">Population</w:t>
+      </w:r>
+      <w:r>
+        <w:t xml:space="preserve">: entire group of things under consideration</w:t>
       </w:r>
     </w:p>
     <w:p>
@@ -531,53 +509,18 @@
         <w:pStyle w:val="Compact"/>
         <w:numPr>
           <w:ilvl w:val="0"/>
-          <w:numId w:val="1005"/>
+          <w:numId w:val="1006"/>
         </w:numPr>
       </w:pPr>
       <w:r>
-        <w:t xml:space="preserve">All biological material varies, which is essential for evolution</w:t>
-      </w:r>
-      <w:r>
-        <w:t xml:space="preserve"> </w:t>
-      </w:r>
-      <w:r>
-        <w:t xml:space="preserve">(recall Darwin’s postulates):</w:t>
-      </w:r>
-    </w:p>
-    <w:p>
-      <w:pPr>
-        <w:pStyle w:val="Compact"/>
-        <w:numPr>
-          <w:ilvl w:val="1"/>
-          <w:numId w:val="1007"/>
-        </w:numPr>
-      </w:pPr>
-      <w:r>
-        <w:t xml:space="preserve">Variation exists within populations</w:t>
-      </w:r>
-    </w:p>
-    <w:p>
-      <w:pPr>
-        <w:pStyle w:val="Compact"/>
-        <w:numPr>
-          <w:ilvl w:val="1"/>
-          <w:numId w:val="1007"/>
-        </w:numPr>
-      </w:pPr>
-      <w:r>
-        <w:t xml:space="preserve">Some variation is heritable</w:t>
-      </w:r>
-    </w:p>
-    <w:p>
-      <w:pPr>
-        <w:pStyle w:val="Compact"/>
-        <w:numPr>
-          <w:ilvl w:val="1"/>
-          <w:numId w:val="1007"/>
-        </w:numPr>
-      </w:pPr>
-      <w:r>
-        <w:t xml:space="preserve">Some heritable variation affects survival/reproduction</w:t>
+        <w:rPr>
+          <w:b/>
+          <w:bCs/>
+        </w:rPr>
+        <w:t xml:space="preserve">Sample</w:t>
+      </w:r>
+      <w:r>
+        <w:t xml:space="preserve">: A subset of the population that is actually measured</w:t>
       </w:r>
     </w:p>
     <w:p>
@@ -585,11 +528,26 @@
         <w:pStyle w:val="Compact"/>
         <w:numPr>
           <w:ilvl w:val="0"/>
-          <w:numId w:val="1005"/>
+          <w:numId w:val="1006"/>
         </w:numPr>
       </w:pPr>
       <w:r>
-        <w:t xml:space="preserve">Environmental conditions (in nature, lab, or greenhouse) always vary</w:t>
+        <w:rPr>
+          <w:b/>
+          <w:bCs/>
+        </w:rPr>
+        <w:t xml:space="preserve">Sample unit</w:t>
+      </w:r>
+      <w:r>
+        <w:t xml:space="preserve">: The individual thing drawn from the population</w:t>
+      </w:r>
+    </w:p>
+    <w:p>
+      <w:pPr>
+        <w:pStyle w:val="FirstParagraph"/>
+      </w:pPr>
+      <w:r>
+        <w:t xml:space="preserve">Types of populations:</w:t>
       </w:r>
     </w:p>
     <w:p>
@@ -597,11 +555,54 @@
         <w:pStyle w:val="Compact"/>
         <w:numPr>
           <w:ilvl w:val="0"/>
-          <w:numId w:val="1005"/>
+          <w:numId w:val="1007"/>
         </w:numPr>
       </w:pPr>
       <w:r>
-        <w:t xml:space="preserve">Measurements include error</w:t>
+        <w:rPr>
+          <w:b/>
+          <w:bCs/>
+        </w:rPr>
+        <w:t xml:space="preserve">Observational population</w:t>
+      </w:r>
+      <w:r>
+        <w:t xml:space="preserve">:</w:t>
+      </w:r>
+      <w:r>
+        <w:t xml:space="preserve"> </w:t>
+      </w:r>
+      <w:r>
+        <w:rPr>
+          <w:b/>
+          <w:bCs/>
+        </w:rPr>
+        <w:t xml:space="preserve">group whose characteristics are</w:t>
+      </w:r>
+      <w:r>
+        <w:rPr>
+          <w:b/>
+          <w:bCs/>
+        </w:rPr>
+        <w:t xml:space="preserve"> </w:t>
+      </w:r>
+      <w:r>
+        <w:rPr>
+          <w:b/>
+          <w:bCs/>
+        </w:rPr>
+        <w:t xml:space="preserve">studied passively</w:t>
+      </w:r>
+      <w:r>
+        <w:t xml:space="preserve"> </w:t>
+      </w:r>
+      <w:r>
+        <w:t xml:space="preserve">(e.g., head width of all corn earworms in a</w:t>
+      </w:r>
+      <w:r>
+        <w:t xml:space="preserve"> </w:t>
+      </w:r>
+      <w:r>
+        <w:t xml:space="preserve">field)</w:t>
       </w:r>
     </w:p>
     <w:p>
@@ -609,17 +610,62 @@
         <w:pStyle w:val="Compact"/>
         <w:numPr>
           <w:ilvl w:val="0"/>
-          <w:numId w:val="1005"/>
+          <w:numId w:val="1007"/>
         </w:numPr>
       </w:pPr>
       <w:r>
-        <w:t xml:space="preserve">Multiple unmeasured causal factors influence nearly all biological</w:t>
-      </w:r>
-      <w:r>
-        <w:t xml:space="preserve"> </w:t>
-      </w:r>
-      <w:r>
-        <w:t xml:space="preserve">systems</w:t>
+        <w:rPr>
+          <w:b/>
+          <w:bCs/>
+        </w:rPr>
+        <w:t xml:space="preserve">Experimental population</w:t>
+      </w:r>
+      <w:r>
+        <w:t xml:space="preserve">:</w:t>
+      </w:r>
+      <w:r>
+        <w:t xml:space="preserve"> </w:t>
+      </w:r>
+      <w:r>
+        <w:rPr>
+          <w:b/>
+          <w:bCs/>
+        </w:rPr>
+        <w:t xml:space="preserve">actively manipulate variables to</w:t>
+      </w:r>
+      <w:r>
+        <w:rPr>
+          <w:b/>
+          <w:bCs/>
+        </w:rPr>
+        <w:t xml:space="preserve"> </w:t>
+      </w:r>
+      <w:r>
+        <w:rPr>
+          <w:b/>
+          <w:bCs/>
+        </w:rPr>
+        <w:t xml:space="preserve">observe effects and establish cause-and-effect relationships</w:t>
+      </w:r>
+      <w:r>
+        <w:rPr>
+          <w:b/>
+          <w:bCs/>
+        </w:rPr>
+        <w:t xml:space="preserve"> </w:t>
+      </w:r>
+      <w:r>
+        <w:rPr>
+          <w:b/>
+          <w:bCs/>
+        </w:rPr>
+        <w:t xml:space="preserve">(e.g.,</w:t>
+      </w:r>
+      <w:r>
+        <w:t xml:space="preserve"> </w:t>
+      </w:r>
+      <w:r>
+        <w:t xml:space="preserve">manipulate temperature and monitor head width)</w:t>
       </w:r>
     </w:p>
     <w:p>
@@ -627,13 +673,7 @@
         <w:pStyle w:val="FirstParagraph"/>
       </w:pPr>
       <w:r>
-        <w:t xml:space="preserve">Statistics helps us understand biological processes in this variable</w:t>
-      </w:r>
-      <w:r>
-        <w:t xml:space="preserve"> </w:t>
-      </w:r>
-      <w:r>
-        <w:t xml:space="preserve">world by:</w:t>
+        <w:t xml:space="preserve">Sampling involves</w:t>
       </w:r>
     </w:p>
     <w:p>
@@ -645,7 +685,23 @@
         </w:numPr>
       </w:pPr>
       <w:r>
-        <w:t xml:space="preserve">Condensing variation into summary form (Descriptive statistics)</w:t>
+        <w:rPr>
+          <w:b/>
+          <w:bCs/>
+        </w:rPr>
+        <w:t xml:space="preserve">inference</w:t>
+      </w:r>
+      <w:r>
+        <w:t xml:space="preserve"> </w:t>
+      </w:r>
+      <w:r>
+        <w:t xml:space="preserve">- generalizing from what is observed in the sample to</w:t>
+      </w:r>
+      <w:r>
+        <w:t xml:space="preserve"> </w:t>
+      </w:r>
+      <w:r>
+        <w:t xml:space="preserve">what is present in the population.</w:t>
       </w:r>
     </w:p>
     <w:p>
@@ -657,13 +713,20 @@
         </w:numPr>
       </w:pPr>
       <w:r>
-        <w:t xml:space="preserve">Testing whether observations are consistent with predictions</w:t>
-      </w:r>
-      <w:r>
-        <w:t xml:space="preserve"> </w:t>
-      </w:r>
-      <w:r>
-        <w:t xml:space="preserve">(Inferential statistics)</w:t>
+        <w:t xml:space="preserve">Valid inference requires</w:t>
+      </w:r>
+      <w:r>
+        <w:t xml:space="preserve"> </w:t>
+      </w:r>
+      <w:r>
+        <w:rPr>
+          <w:b/>
+          <w:bCs/>
+        </w:rPr>
+        <w:t xml:space="preserve">random sampling</w:t>
+      </w:r>
+      <w:r>
+        <w:t xml:space="preserve">.</w:t>
       </w:r>
     </w:p>
     <w:p>
@@ -673,20 +736,722 @@
       <w:r>
         <w:drawing>
           <wp:inline>
-            <wp:extent cx="2743200" cy="2743200"/>
+            <wp:extent cx="3086100" cy="4114800"/>
             <wp:effectExtent b="0" l="0" r="0" t="0"/>
-            <wp:docPr descr="" title="" id="33" name="Picture"/>
+            <wp:docPr descr="" title="" id="32" name="Picture"/>
             <a:graphic>
               <a:graphicData uri="http://schemas.openxmlformats.org/drawingml/2006/picture">
                 <pic:pic>
                   <pic:nvPicPr>
-                    <pic:cNvPr descr="03_01_lecture_powerpoint_files/figure-docx/unnamed-chunk-1-1.png" id="34" name="Picture"/>
+                    <pic:cNvPr descr="images/pop_sample_stats.png" id="33" name="Picture"/>
                     <pic:cNvPicPr>
                       <a:picLocks noChangeArrowheads="1" noChangeAspect="1"/>
                     </pic:cNvPicPr>
                   </pic:nvPicPr>
                   <pic:blipFill>
-                    <a:blip r:embed="rId32"/>
+                    <a:blip r:embed="rId28"/>
+                    <a:stretch>
+                      <a:fillRect/>
+                    </a:stretch>
+                  </pic:blipFill>
+                  <pic:spPr bwMode="auto">
+                    <a:xfrm>
+                      <a:off x="0" y="0"/>
+                      <a:ext cx="3086100" cy="4114800"/>
+                    </a:xfrm>
+                    <a:prstGeom prst="rect">
+                      <a:avLst/>
+                    </a:prstGeom>
+                    <a:noFill/>
+                    <a:ln w="9525">
+                      <a:noFill/>
+                      <a:headEnd/>
+                      <a:tailEnd/>
+                    </a:ln>
+                  </pic:spPr>
+                </pic:pic>
+              </a:graphicData>
+            </a:graphic>
+          </wp:inline>
+        </w:drawing>
+      </w:r>
+    </w:p>
+    <w:bookmarkEnd w:id="34"/>
+    <w:bookmarkStart w:id="37" w:name="lecture-3-parameters-vs.-statistics"/>
+    <w:p>
+      <w:pPr>
+        <w:pStyle w:val="Heading1"/>
+      </w:pPr>
+      <w:r>
+        <w:t xml:space="preserve">Lecture 3: Parameters vs. Statistics</w:t>
+      </w:r>
+    </w:p>
+    <w:p>
+      <w:pPr>
+        <w:pStyle w:val="FirstParagraph"/>
+      </w:pPr>
+      <w:r>
+        <w:t xml:space="preserve">It’s important to distinguish between:</w:t>
+      </w:r>
+    </w:p>
+    <w:p>
+      <w:pPr>
+        <w:pStyle w:val="Compact"/>
+        <w:numPr>
+          <w:ilvl w:val="0"/>
+          <w:numId w:val="1009"/>
+        </w:numPr>
+      </w:pPr>
+      <w:r>
+        <w:rPr>
+          <w:b/>
+          <w:bCs/>
+        </w:rPr>
+        <w:t xml:space="preserve">Parameters</w:t>
+      </w:r>
+      <w:r>
+        <w:t xml:space="preserve">: True numerical values for a population (usually</w:t>
+      </w:r>
+      <w:r>
+        <w:t xml:space="preserve"> </w:t>
+      </w:r>
+      <w:r>
+        <w:t xml:space="preserve">denoted by Greek letters)</w:t>
+      </w:r>
+    </w:p>
+    <w:p>
+      <w:pPr>
+        <w:pStyle w:val="Compact"/>
+        <w:numPr>
+          <w:ilvl w:val="0"/>
+          <w:numId w:val="1009"/>
+        </w:numPr>
+      </w:pPr>
+      <w:r>
+        <w:rPr>
+          <w:b/>
+          <w:bCs/>
+        </w:rPr>
+        <w:t xml:space="preserve">Statistics</w:t>
+      </w:r>
+      <w:r>
+        <w:t xml:space="preserve">: Estimates of parameters based on samples (usually</w:t>
+      </w:r>
+      <w:r>
+        <w:t xml:space="preserve"> </w:t>
+      </w:r>
+      <w:r>
+        <w:t xml:space="preserve">denoted by Roman letters)</w:t>
+      </w:r>
+    </w:p>
+    <w:p>
+      <w:pPr>
+        <w:pStyle w:val="FirstParagraph"/>
+      </w:pPr>
+      <w:r>
+        <w:t xml:space="preserve">For example:</w:t>
+      </w:r>
+    </w:p>
+    <w:p>
+      <w:pPr>
+        <w:pStyle w:val="Compact"/>
+        <w:numPr>
+          <w:ilvl w:val="0"/>
+          <w:numId w:val="1010"/>
+        </w:numPr>
+      </w:pPr>
+      <w:r>
+        <w:t xml:space="preserve">Population mean (μ) is estimated by sample mean (Y̅)</w:t>
+      </w:r>
+    </w:p>
+    <w:p>
+      <w:pPr>
+        <w:pStyle w:val="Compact"/>
+        <w:numPr>
+          <w:ilvl w:val="0"/>
+          <w:numId w:val="1010"/>
+        </w:numPr>
+      </w:pPr>
+      <w:r>
+        <w:t xml:space="preserve">Population standard deviation (σ) is estimated by sample standard</w:t>
+      </w:r>
+      <w:r>
+        <w:t xml:space="preserve"> </w:t>
+      </w:r>
+      <w:r>
+        <w:t xml:space="preserve">deviation (s)</w:t>
+      </w:r>
+    </w:p>
+    <w:p>
+      <w:pPr>
+        <w:pStyle w:val="FirstParagraph"/>
+      </w:pPr>
+      <w:r>
+        <w:drawing>
+          <wp:inline>
+            <wp:extent cx="2952750" cy="3914775"/>
+            <wp:effectExtent b="0" l="0" r="0" t="0"/>
+            <wp:docPr descr="" title="" id="35" name="Picture"/>
+            <a:graphic>
+              <a:graphicData uri="http://schemas.openxmlformats.org/drawingml/2006/picture">
+                <pic:pic>
+                  <pic:nvPicPr>
+                    <pic:cNvPr descr="images/pop_sample_stats.png" id="36" name="Picture"/>
+                    <pic:cNvPicPr>
+                      <a:picLocks noChangeArrowheads="1" noChangeAspect="1"/>
+                    </pic:cNvPicPr>
+                  </pic:nvPicPr>
+                  <pic:blipFill>
+                    <a:blip r:embed="rId28"/>
+                    <a:stretch>
+                      <a:fillRect/>
+                    </a:stretch>
+                  </pic:blipFill>
+                  <pic:spPr bwMode="auto">
+                    <a:xfrm>
+                      <a:off x="0" y="0"/>
+                      <a:ext cx="2952750" cy="3914775"/>
+                    </a:xfrm>
+                    <a:prstGeom prst="rect">
+                      <a:avLst/>
+                    </a:prstGeom>
+                    <a:noFill/>
+                    <a:ln w="9525">
+                      <a:noFill/>
+                      <a:headEnd/>
+                      <a:tailEnd/>
+                    </a:ln>
+                  </pic:spPr>
+                </pic:pic>
+              </a:graphicData>
+            </a:graphic>
+          </wp:inline>
+        </w:drawing>
+      </w:r>
+    </w:p>
+    <w:bookmarkEnd w:id="37"/>
+    <w:bookmarkStart w:id="42" w:name="lecture-3-kinds-of-biological-variables"/>
+    <w:p>
+      <w:pPr>
+        <w:pStyle w:val="Heading1"/>
+      </w:pPr>
+      <w:r>
+        <w:t xml:space="preserve">Lecture 3: Kinds of Biological Variables</w:t>
+      </w:r>
+    </w:p>
+    <w:bookmarkStart w:id="38" w:name="X8312cc2d45c298857540977a296cd6032182a47"/>
+    <w:p>
+      <w:pPr>
+        <w:pStyle w:val="Heading3"/>
+      </w:pPr>
+      <w:r>
+        <w:t xml:space="preserve">Understanding the type of variable you’re working with is essential for selecting appropriate statistics:</w:t>
+      </w:r>
+    </w:p>
+    <w:bookmarkEnd w:id="38"/>
+    <w:bookmarkStart w:id="39" w:name="measurement-or-quantitative-variables"/>
+    <w:p>
+      <w:pPr>
+        <w:pStyle w:val="Heading3"/>
+      </w:pPr>
+      <w:r>
+        <w:t xml:space="preserve">Measurement or Quantitative Variables</w:t>
+      </w:r>
+    </w:p>
+    <w:p>
+      <w:pPr>
+        <w:pStyle w:val="Compact"/>
+        <w:numPr>
+          <w:ilvl w:val="0"/>
+          <w:numId w:val="1011"/>
+        </w:numPr>
+      </w:pPr>
+      <w:r>
+        <w:rPr>
+          <w:b/>
+          <w:bCs/>
+        </w:rPr>
+        <w:t xml:space="preserve">Continuous</w:t>
+      </w:r>
+      <w:r>
+        <w:t xml:space="preserve">: Any value between extremes of scale is possible</w:t>
+      </w:r>
+      <w:r>
+        <w:t xml:space="preserve"> </w:t>
+      </w:r>
+      <w:r>
+        <w:t xml:space="preserve">(e.g., mass, length)</w:t>
+      </w:r>
+    </w:p>
+    <w:p>
+      <w:pPr>
+        <w:pStyle w:val="Compact"/>
+        <w:numPr>
+          <w:ilvl w:val="0"/>
+          <w:numId w:val="1011"/>
+        </w:numPr>
+      </w:pPr>
+      <w:r>
+        <w:rPr>
+          <w:b/>
+          <w:bCs/>
+        </w:rPr>
+        <w:t xml:space="preserve">Discrete (meristic)</w:t>
+      </w:r>
+      <w:r>
+        <w:t xml:space="preserve">: Only fixed values (usually integers)</w:t>
+      </w:r>
+      <w:r>
+        <w:t xml:space="preserve"> </w:t>
+      </w:r>
+      <w:r>
+        <w:t xml:space="preserve">between extremes are possible (e.g., bristle number, egg count)</w:t>
+      </w:r>
+    </w:p>
+    <w:bookmarkEnd w:id="39"/>
+    <w:bookmarkStart w:id="40" w:name="rank-variables-ordinal"/>
+    <w:p>
+      <w:pPr>
+        <w:pStyle w:val="Heading3"/>
+      </w:pPr>
+      <w:r>
+        <w:t xml:space="preserve">Rank Variables (Ordinal)</w:t>
+      </w:r>
+    </w:p>
+    <w:p>
+      <w:pPr>
+        <w:pStyle w:val="Compact"/>
+        <w:numPr>
+          <w:ilvl w:val="0"/>
+          <w:numId w:val="1012"/>
+        </w:numPr>
+      </w:pPr>
+      <w:r>
+        <w:t xml:space="preserve">Assign only order, not quantity - student rank - 1 2 3</w:t>
+      </w:r>
+    </w:p>
+    <w:p>
+      <w:pPr>
+        <w:pStyle w:val="Compact"/>
+        <w:numPr>
+          <w:ilvl w:val="0"/>
+          <w:numId w:val="1012"/>
+        </w:numPr>
+      </w:pPr>
+      <w:r>
+        <w:t xml:space="preserve">Nothing implied about relative distance between values</w:t>
+      </w:r>
+    </w:p>
+    <w:bookmarkEnd w:id="40"/>
+    <w:bookmarkStart w:id="41" w:name="categorical-variables-qualitative"/>
+    <w:p>
+      <w:pPr>
+        <w:pStyle w:val="Heading3"/>
+      </w:pPr>
+      <w:r>
+        <w:t xml:space="preserve">Categorical Variables (Qualitative)</w:t>
+      </w:r>
+    </w:p>
+    <w:p>
+      <w:pPr>
+        <w:pStyle w:val="Compact"/>
+        <w:numPr>
+          <w:ilvl w:val="0"/>
+          <w:numId w:val="1013"/>
+        </w:numPr>
+      </w:pPr>
+      <w:r>
+        <w:t xml:space="preserve">No quantitative information (e.g., male/female, living/dead)</w:t>
+      </w:r>
+    </w:p>
+    <w:p>
+      <w:pPr>
+        <w:pStyle w:val="Compact"/>
+        <w:numPr>
+          <w:ilvl w:val="0"/>
+          <w:numId w:val="1013"/>
+        </w:numPr>
+      </w:pPr>
+      <w:r>
+        <w:t xml:space="preserve">Some are simplifications of quantitative variables (e.g., color</w:t>
+      </w:r>
+      <w:r>
+        <w:t xml:space="preserve"> </w:t>
+      </w:r>
+      <w:r>
+        <w:t xml:space="preserve">instead of wavelength)</w:t>
+      </w:r>
+    </w:p>
+    <w:bookmarkEnd w:id="41"/>
+    <w:bookmarkEnd w:id="42"/>
+    <w:bookmarkStart w:id="44" w:name="lecture-3-derived-variables"/>
+    <w:p>
+      <w:pPr>
+        <w:pStyle w:val="Heading1"/>
+      </w:pPr>
+      <w:r>
+        <w:t xml:space="preserve">Lecture 3: Derived Variables</w:t>
+      </w:r>
+    </w:p>
+    <w:bookmarkStart w:id="43" w:name="derived-variables"/>
+    <w:p>
+      <w:pPr>
+        <w:pStyle w:val="Heading3"/>
+      </w:pPr>
+      <w:r>
+        <w:t xml:space="preserve">Derived Variables</w:t>
+      </w:r>
+    </w:p>
+    <w:p>
+      <w:pPr>
+        <w:pStyle w:val="Compact"/>
+        <w:numPr>
+          <w:ilvl w:val="0"/>
+          <w:numId w:val="1014"/>
+        </w:numPr>
+      </w:pPr>
+      <w:r>
+        <w:rPr>
+          <w:b/>
+          <w:bCs/>
+        </w:rPr>
+        <w:t xml:space="preserve">Percentages, Proportions</w:t>
+      </w:r>
+      <w:r>
+        <w:t xml:space="preserve">: Ratio of some component to total</w:t>
+      </w:r>
+    </w:p>
+    <w:p>
+      <w:pPr>
+        <w:pStyle w:val="Compact"/>
+        <w:numPr>
+          <w:ilvl w:val="0"/>
+          <w:numId w:val="1014"/>
+        </w:numPr>
+      </w:pPr>
+      <w:r>
+        <w:rPr>
+          <w:b/>
+          <w:bCs/>
+        </w:rPr>
+        <w:t xml:space="preserve">Ratios</w:t>
+      </w:r>
+      <w:r>
+        <w:t xml:space="preserve">: Relation of two variables</w:t>
+      </w:r>
+    </w:p>
+    <w:p>
+      <w:pPr>
+        <w:pStyle w:val="Compact"/>
+        <w:numPr>
+          <w:ilvl w:val="0"/>
+          <w:numId w:val="1014"/>
+        </w:numPr>
+      </w:pPr>
+      <w:r>
+        <w:rPr>
+          <w:b/>
+          <w:bCs/>
+        </w:rPr>
+        <w:t xml:space="preserve">Rates</w:t>
+      </w:r>
+      <w:r>
+        <w:t xml:space="preserve">: Quantity per unit (time, mass, etc.)</w:t>
+      </w:r>
+    </w:p>
+    <w:p>
+      <w:pPr>
+        <w:pStyle w:val="Compact"/>
+        <w:numPr>
+          <w:ilvl w:val="0"/>
+          <w:numId w:val="1014"/>
+        </w:numPr>
+      </w:pPr>
+      <w:r>
+        <w:rPr>
+          <w:b/>
+          <w:bCs/>
+        </w:rPr>
+        <w:t xml:space="preserve">Indices</w:t>
+      </w:r>
+      <w:r>
+        <w:t xml:space="preserve">: More complex derived variables (e.g., condition index)</w:t>
+      </w:r>
+    </w:p>
+    <w:p>
+      <w:pPr>
+        <w:pStyle w:val="FirstParagraph"/>
+      </w:pPr>
+      <w:r>
+        <w:t xml:space="preserve">Let’s explore our grayling dataset and identify the types of variables</w:t>
+      </w:r>
+      <w:r>
+        <w:t xml:space="preserve"> </w:t>
+      </w:r>
+      <w:r>
+        <w:t xml:space="preserve">it contains.</w:t>
+      </w:r>
+    </w:p>
+    <w:bookmarkEnd w:id="43"/>
+    <w:bookmarkEnd w:id="44"/>
+    <w:bookmarkStart w:id="48" w:name="X62a4cda7abd44f2a2109df6f4e697e8308455a6"/>
+    <w:p>
+      <w:pPr>
+        <w:pStyle w:val="Heading1"/>
+      </w:pPr>
+      <w:r>
+        <w:t xml:space="preserve">Lecture 3: Why Statistics is Vital in Biology</w:t>
+      </w:r>
+    </w:p>
+    <w:p>
+      <w:pPr>
+        <w:pStyle w:val="FirstParagraph"/>
+      </w:pPr>
+      <w:r>
+        <w:t xml:space="preserve">Biology is fundamentally different from fields like physics/chemistry in</w:t>
+      </w:r>
+      <w:r>
+        <w:t xml:space="preserve"> </w:t>
+      </w:r>
+      <w:r>
+        <w:t xml:space="preserve">that:</w:t>
+      </w:r>
+    </w:p>
+    <w:p>
+      <w:pPr>
+        <w:pStyle w:val="Compact"/>
+        <w:numPr>
+          <w:ilvl w:val="0"/>
+          <w:numId w:val="1015"/>
+        </w:numPr>
+      </w:pPr>
+      <w:r>
+        <w:t xml:space="preserve">Most biological phenomena are</w:t>
+      </w:r>
+      <w:r>
+        <w:t xml:space="preserve"> </w:t>
+      </w:r>
+      <w:r>
+        <w:rPr>
+          <w:b/>
+          <w:bCs/>
+        </w:rPr>
+        <w:t xml:space="preserve">probabilistic</w:t>
+      </w:r>
+      <w:r>
+        <w:t xml:space="preserve"> </w:t>
+      </w:r>
+      <w:r>
+        <w:t xml:space="preserve">rather than</w:t>
+      </w:r>
+      <w:r>
+        <w:t xml:space="preserve"> </w:t>
+      </w:r>
+      <w:r>
+        <w:rPr>
+          <w:b/>
+          <w:bCs/>
+        </w:rPr>
+        <w:t xml:space="preserve">deterministic</w:t>
+      </w:r>
+    </w:p>
+    <w:p>
+      <w:pPr>
+        <w:pStyle w:val="Compact"/>
+        <w:numPr>
+          <w:ilvl w:val="1"/>
+          <w:numId w:val="1016"/>
+        </w:numPr>
+      </w:pPr>
+      <w:r>
+        <w:t xml:space="preserve">Responses occur with some characteristic probability,</w:t>
+      </w:r>
+      <w:r>
+        <w:t xml:space="preserve"> </w:t>
+      </w:r>
+      <w:r>
+        <w:rPr>
+          <w:b/>
+          <w:bCs/>
+        </w:rPr>
+        <w:t xml:space="preserve">not with</w:t>
+      </w:r>
+      <w:r>
+        <w:rPr>
+          <w:b/>
+          <w:bCs/>
+        </w:rPr>
+        <w:t xml:space="preserve"> </w:t>
+      </w:r>
+      <w:r>
+        <w:rPr>
+          <w:b/>
+          <w:bCs/>
+        </w:rPr>
+        <w:t xml:space="preserve">certainty</w:t>
+      </w:r>
+    </w:p>
+    <w:p>
+      <w:pPr>
+        <w:pStyle w:val="Compact"/>
+        <w:numPr>
+          <w:ilvl w:val="0"/>
+          <w:numId w:val="1015"/>
+        </w:numPr>
+      </w:pPr>
+      <w:r>
+        <w:t xml:space="preserve">All biological material varies, which is essential for evolution</w:t>
+      </w:r>
+      <w:r>
+        <w:t xml:space="preserve"> </w:t>
+      </w:r>
+      <w:r>
+        <w:t xml:space="preserve">(recall Darwin’s postulates):</w:t>
+      </w:r>
+    </w:p>
+    <w:p>
+      <w:pPr>
+        <w:pStyle w:val="Compact"/>
+        <w:numPr>
+          <w:ilvl w:val="1"/>
+          <w:numId w:val="1017"/>
+        </w:numPr>
+      </w:pPr>
+      <w:r>
+        <w:t xml:space="preserve">Variation exists within populations</w:t>
+      </w:r>
+    </w:p>
+    <w:p>
+      <w:pPr>
+        <w:pStyle w:val="Compact"/>
+        <w:numPr>
+          <w:ilvl w:val="1"/>
+          <w:numId w:val="1017"/>
+        </w:numPr>
+      </w:pPr>
+      <w:r>
+        <w:t xml:space="preserve">Some variation is heritable</w:t>
+      </w:r>
+    </w:p>
+    <w:p>
+      <w:pPr>
+        <w:pStyle w:val="Compact"/>
+        <w:numPr>
+          <w:ilvl w:val="1"/>
+          <w:numId w:val="1017"/>
+        </w:numPr>
+      </w:pPr>
+      <w:r>
+        <w:t xml:space="preserve">Some heritable variation affects survival/reproduction</w:t>
+      </w:r>
+    </w:p>
+    <w:p>
+      <w:pPr>
+        <w:pStyle w:val="Compact"/>
+        <w:numPr>
+          <w:ilvl w:val="0"/>
+          <w:numId w:val="1015"/>
+        </w:numPr>
+      </w:pPr>
+      <w:r>
+        <w:t xml:space="preserve">Environmental conditions (in nature, lab, or greenhouse) always vary</w:t>
+      </w:r>
+    </w:p>
+    <w:p>
+      <w:pPr>
+        <w:pStyle w:val="Compact"/>
+        <w:numPr>
+          <w:ilvl w:val="0"/>
+          <w:numId w:val="1015"/>
+        </w:numPr>
+      </w:pPr>
+      <w:r>
+        <w:t xml:space="preserve">Measurements include error</w:t>
+      </w:r>
+    </w:p>
+    <w:p>
+      <w:pPr>
+        <w:pStyle w:val="Compact"/>
+        <w:numPr>
+          <w:ilvl w:val="0"/>
+          <w:numId w:val="1015"/>
+        </w:numPr>
+      </w:pPr>
+      <w:r>
+        <w:t xml:space="preserve">Multiple unmeasured causal factors influence nearly all biological</w:t>
+      </w:r>
+      <w:r>
+        <w:t xml:space="preserve"> </w:t>
+      </w:r>
+      <w:r>
+        <w:t xml:space="preserve">systems</w:t>
+      </w:r>
+    </w:p>
+    <w:p>
+      <w:pPr>
+        <w:pStyle w:val="FirstParagraph"/>
+      </w:pPr>
+      <w:r>
+        <w:t xml:space="preserve">Statistics helps us understand biological processes in this variable</w:t>
+      </w:r>
+      <w:r>
+        <w:t xml:space="preserve"> </w:t>
+      </w:r>
+      <w:r>
+        <w:t xml:space="preserve">world by:</w:t>
+      </w:r>
+    </w:p>
+    <w:p>
+      <w:pPr>
+        <w:pStyle w:val="Compact"/>
+        <w:numPr>
+          <w:ilvl w:val="0"/>
+          <w:numId w:val="1018"/>
+        </w:numPr>
+      </w:pPr>
+      <w:r>
+        <w:t xml:space="preserve">Condensing variation into summary form (Descriptive statistics)</w:t>
+      </w:r>
+    </w:p>
+    <w:p>
+      <w:pPr>
+        <w:pStyle w:val="Compact"/>
+        <w:numPr>
+          <w:ilvl w:val="0"/>
+          <w:numId w:val="1018"/>
+        </w:numPr>
+      </w:pPr>
+      <w:r>
+        <w:t xml:space="preserve">Testing whether observations are consistent with predictions</w:t>
+      </w:r>
+      <w:r>
+        <w:t xml:space="preserve"> </w:t>
+      </w:r>
+      <w:r>
+        <w:t xml:space="preserve">(Inferential statistics)</w:t>
+      </w:r>
+    </w:p>
+    <w:p>
+      <w:pPr>
+        <w:pStyle w:val="FirstParagraph"/>
+      </w:pPr>
+      <w:r>
+        <w:drawing>
+          <wp:inline>
+            <wp:extent cx="2743200" cy="2743200"/>
+            <wp:effectExtent b="0" l="0" r="0" t="0"/>
+            <wp:docPr descr="" title="" id="46" name="Picture"/>
+            <a:graphic>
+              <a:graphicData uri="http://schemas.openxmlformats.org/drawingml/2006/picture">
+                <pic:pic>
+                  <pic:nvPicPr>
+                    <pic:cNvPr descr="03_01_lecture_powerpoint_files/figure-docx/unnamed-chunk-1-1.png" id="47" name="Picture"/>
+                    <pic:cNvPicPr>
+                      <a:picLocks noChangeArrowheads="1" noChangeAspect="1"/>
+                    </pic:cNvPicPr>
+                  </pic:nvPicPr>
+                  <pic:blipFill>
+                    <a:blip r:embed="rId45"/>
                     <a:stretch>
                       <a:fillRect/>
                     </a:stretch>
@@ -713,8 +1478,8 @@
         </w:drawing>
       </w:r>
     </w:p>
-    <w:bookmarkEnd w:id="35"/>
-    <w:bookmarkStart w:id="39" w:name="practice-exercise-1-fish-data"/>
+    <w:bookmarkEnd w:id="48"/>
+    <w:bookmarkStart w:id="52" w:name="practice-exercise-1-fish-data"/>
     <w:p>
       <w:pPr>
         <w:pStyle w:val="Heading1"/>
@@ -765,18 +1530,18 @@
                 <wp:inline>
                   <wp:extent cx="152400" cy="152400"/>
                   <wp:effectExtent b="0" l="0" r="0" t="0"/>
-                  <wp:docPr descr="" title="" id="37" name="Picture"/>
+                  <wp:docPr descr="" title="" id="50" name="Picture"/>
                   <a:graphic>
                     <a:graphicData uri="http://schemas.openxmlformats.org/drawingml/2006/picture">
                       <pic:pic>
                         <pic:nvPicPr>
-                          <pic:cNvPr descr="/Applications/RStudio.app/Contents/Resources/app/quarto/share/formats/docx/tip.png" id="38" name="Picture"/>
+                          <pic:cNvPr descr="/Applications/RStudio.app/Contents/Resources/app/quarto/share/formats/docx/tip.png" id="51" name="Picture"/>
                           <pic:cNvPicPr>
                             <a:picLocks noChangeArrowheads="1" noChangeAspect="1"/>
                           </pic:cNvPicPr>
                         </pic:nvPicPr>
                         <pic:blipFill>
-                          <a:blip r:embed="rId36"/>
+                          <a:blip r:embed="rId49"/>
                           <a:stretch>
                             <a:fillRect/>
                           </a:stretch>
@@ -824,7 +1589,7 @@
               <w:t xml:space="preserve"> </w:t>
             </w:r>
             <w:r>
-              <w:t xml:space="preserve">and look at the structure and make a histogram?- see activity</w:t>
+              <w:t xml:space="preserve">and look at the structure and make a histogram?</w:t>
             </w:r>
           </w:p>
         </w:tc>
@@ -846,6 +1611,20 @@
             </w:pPr>
             <w:pPr>
               <w:spacing w:before="16"/>
+            </w:pPr>
+            <w:r>
+              <w:t xml:space="preserve">Note the variation around the mean… some could be due to measurement</w:t>
+            </w:r>
+            <w:r>
+              <w:t xml:space="preserve"> </w:t>
+            </w:r>
+            <w:r>
+              <w:t xml:space="preserve">error</w:t>
+            </w:r>
+          </w:p>
+          <w:p>
+            <w:pPr>
+              <w:pStyle w:val="BodyText"/>
             </w:pPr>
             <w:r>
               <w:t xml:space="preserve">Let’s recreate the basic histogram of fish lengths using</w:t>
@@ -883,708 +1662,6 @@
         </w:tc>
       </w:tr>
     </w:tbl>
-    <w:bookmarkEnd w:id="39"/>
-    <w:bookmarkStart w:id="42" w:name="lecture-3-populations-and-samples"/>
-    <w:p>
-      <w:pPr>
-        <w:pStyle w:val="Heading1"/>
-      </w:pPr>
-      <w:r>
-        <w:t xml:space="preserve">Lecture 3: Populations and Samples</w:t>
-      </w:r>
-    </w:p>
-    <w:p>
-      <w:pPr>
-        <w:pStyle w:val="FirstParagraph"/>
-      </w:pPr>
-      <w:r>
-        <w:t xml:space="preserve">Before we dive into descriptive statistics, let’s clarify some</w:t>
-      </w:r>
-      <w:r>
-        <w:t xml:space="preserve"> </w:t>
-      </w:r>
-      <w:r>
-        <w:t xml:space="preserve">fundamental concepts:</w:t>
-      </w:r>
-    </w:p>
-    <w:p>
-      <w:pPr>
-        <w:pStyle w:val="Compact"/>
-        <w:numPr>
-          <w:ilvl w:val="0"/>
-          <w:numId w:val="1009"/>
-        </w:numPr>
-      </w:pPr>
-      <w:r>
-        <w:rPr>
-          <w:b/>
-          <w:bCs/>
-        </w:rPr>
-        <w:t xml:space="preserve">Population</w:t>
-      </w:r>
-      <w:r>
-        <w:t xml:space="preserve">: The entire group of things under consideration; the</w:t>
-      </w:r>
-      <w:r>
-        <w:t xml:space="preserve"> </w:t>
-      </w:r>
-      <w:r>
-        <w:t xml:space="preserve">group for which answers obtained from measurements and statistical</w:t>
-      </w:r>
-      <w:r>
-        <w:t xml:space="preserve"> </w:t>
-      </w:r>
-      <w:r>
-        <w:t xml:space="preserve">analysis are pertinent.</w:t>
-      </w:r>
-    </w:p>
-    <w:p>
-      <w:pPr>
-        <w:pStyle w:val="Compact"/>
-        <w:numPr>
-          <w:ilvl w:val="0"/>
-          <w:numId w:val="1009"/>
-        </w:numPr>
-      </w:pPr>
-      <w:r>
-        <w:rPr>
-          <w:b/>
-          <w:bCs/>
-        </w:rPr>
-        <w:t xml:space="preserve">Sample</w:t>
-      </w:r>
-      <w:r>
-        <w:t xml:space="preserve">: A subset of the population that is actually measured.</w:t>
-      </w:r>
-    </w:p>
-    <w:p>
-      <w:pPr>
-        <w:pStyle w:val="Compact"/>
-        <w:numPr>
-          <w:ilvl w:val="0"/>
-          <w:numId w:val="1009"/>
-        </w:numPr>
-      </w:pPr>
-      <w:r>
-        <w:rPr>
-          <w:b/>
-          <w:bCs/>
-        </w:rPr>
-        <w:t xml:space="preserve">Sample unit</w:t>
-      </w:r>
-      <w:r>
-        <w:t xml:space="preserve">: The individual thing drawn from the population.</w:t>
-      </w:r>
-    </w:p>
-    <w:p>
-      <w:pPr>
-        <w:pStyle w:val="FirstParagraph"/>
-      </w:pPr>
-      <w:r>
-        <w:t xml:space="preserve">Types of populations:</w:t>
-      </w:r>
-    </w:p>
-    <w:p>
-      <w:pPr>
-        <w:pStyle w:val="Compact"/>
-        <w:numPr>
-          <w:ilvl w:val="0"/>
-          <w:numId w:val="1010"/>
-        </w:numPr>
-      </w:pPr>
-      <w:r>
-        <w:rPr>
-          <w:b/>
-          <w:bCs/>
-        </w:rPr>
-        <w:t xml:space="preserve">Observational population</w:t>
-      </w:r>
-      <w:r>
-        <w:t xml:space="preserve">: Usually finite but may be very large</w:t>
-      </w:r>
-      <w:r>
-        <w:t xml:space="preserve"> </w:t>
-      </w:r>
-      <w:r>
-        <w:t xml:space="preserve">(e.g., head width of all corn earworms in a field)</w:t>
-      </w:r>
-    </w:p>
-    <w:p>
-      <w:pPr>
-        <w:pStyle w:val="Compact"/>
-        <w:numPr>
-          <w:ilvl w:val="0"/>
-          <w:numId w:val="1010"/>
-        </w:numPr>
-      </w:pPr>
-      <w:r>
-        <w:rPr>
-          <w:b/>
-          <w:bCs/>
-        </w:rPr>
-        <w:t xml:space="preserve">Experimental population</w:t>
-      </w:r>
-      <w:r>
-        <w:t xml:space="preserve">: Often conceptually infinite (e.g., all</w:t>
-      </w:r>
-      <w:r>
-        <w:t xml:space="preserve"> </w:t>
-      </w:r>
-      <w:r>
-        <w:t xml:space="preserve">possible goldenrod plants that could receive a specific fertilizer</w:t>
-      </w:r>
-      <w:r>
-        <w:t xml:space="preserve"> </w:t>
-      </w:r>
-      <w:r>
-        <w:t xml:space="preserve">treatment)</w:t>
-      </w:r>
-    </w:p>
-    <w:p>
-      <w:pPr>
-        <w:pStyle w:val="FirstParagraph"/>
-      </w:pPr>
-      <w:r>
-        <w:t xml:space="preserve">Sampling involves</w:t>
-      </w:r>
-    </w:p>
-    <w:p>
-      <w:pPr>
-        <w:pStyle w:val="Compact"/>
-        <w:numPr>
-          <w:ilvl w:val="0"/>
-          <w:numId w:val="1011"/>
-        </w:numPr>
-      </w:pPr>
-      <w:r>
-        <w:rPr>
-          <w:b/>
-          <w:bCs/>
-        </w:rPr>
-        <w:t xml:space="preserve">inference</w:t>
-      </w:r>
-      <w:r>
-        <w:t xml:space="preserve"> </w:t>
-      </w:r>
-      <w:r>
-        <w:t xml:space="preserve">- generalizing from what is observed in the sample to</w:t>
-      </w:r>
-      <w:r>
-        <w:t xml:space="preserve"> </w:t>
-      </w:r>
-      <w:r>
-        <w:t xml:space="preserve">what is present in the population.</w:t>
-      </w:r>
-    </w:p>
-    <w:p>
-      <w:pPr>
-        <w:pStyle w:val="Compact"/>
-        <w:numPr>
-          <w:ilvl w:val="0"/>
-          <w:numId w:val="1011"/>
-        </w:numPr>
-      </w:pPr>
-      <w:r>
-        <w:t xml:space="preserve">Valid inference requires</w:t>
-      </w:r>
-      <w:r>
-        <w:t xml:space="preserve"> </w:t>
-      </w:r>
-      <w:r>
-        <w:rPr>
-          <w:b/>
-          <w:bCs/>
-        </w:rPr>
-        <w:t xml:space="preserve">random sampling</w:t>
-      </w:r>
-      <w:r>
-        <w:t xml:space="preserve">.</w:t>
-      </w:r>
-    </w:p>
-    <w:p>
-      <w:pPr>
-        <w:pStyle w:val="FirstParagraph"/>
-      </w:pPr>
-      <w:r>
-        <w:drawing>
-          <wp:inline>
-            <wp:extent cx="2019300" cy="2828925"/>
-            <wp:effectExtent b="0" l="0" r="0" t="0"/>
-            <wp:docPr descr="" title="" id="40" name="Picture"/>
-            <a:graphic>
-              <a:graphicData uri="http://schemas.openxmlformats.org/drawingml/2006/picture">
-                <pic:pic>
-                  <pic:nvPicPr>
-                    <pic:cNvPr descr="images/pop_sample_stats.png" id="41" name="Picture"/>
-                    <pic:cNvPicPr>
-                      <a:picLocks noChangeArrowheads="1" noChangeAspect="1"/>
-                    </pic:cNvPicPr>
-                  </pic:nvPicPr>
-                  <pic:blipFill>
-                    <a:blip r:embed="rId28"/>
-                    <a:stretch>
-                      <a:fillRect/>
-                    </a:stretch>
-                  </pic:blipFill>
-                  <pic:spPr bwMode="auto">
-                    <a:xfrm>
-                      <a:off x="0" y="0"/>
-                      <a:ext cx="2019300" cy="2828925"/>
-                    </a:xfrm>
-                    <a:prstGeom prst="rect">
-                      <a:avLst/>
-                    </a:prstGeom>
-                    <a:noFill/>
-                    <a:ln w="9525">
-                      <a:noFill/>
-                      <a:headEnd/>
-                      <a:tailEnd/>
-                    </a:ln>
-                  </pic:spPr>
-                </pic:pic>
-              </a:graphicData>
-            </a:graphic>
-          </wp:inline>
-        </w:drawing>
-      </w:r>
-    </w:p>
-    <w:bookmarkEnd w:id="42"/>
-    <w:bookmarkStart w:id="45" w:name="lecture-3-parameters-vs.-statistics"/>
-    <w:p>
-      <w:pPr>
-        <w:pStyle w:val="Heading1"/>
-      </w:pPr>
-      <w:r>
-        <w:t xml:space="preserve">Lecture 3: Parameters vs. Statistics</w:t>
-      </w:r>
-    </w:p>
-    <w:p>
-      <w:pPr>
-        <w:pStyle w:val="FirstParagraph"/>
-      </w:pPr>
-      <w:r>
-        <w:t xml:space="preserve">It’s important to distinguish between:</w:t>
-      </w:r>
-    </w:p>
-    <w:p>
-      <w:pPr>
-        <w:pStyle w:val="Compact"/>
-        <w:numPr>
-          <w:ilvl w:val="0"/>
-          <w:numId w:val="1012"/>
-        </w:numPr>
-      </w:pPr>
-      <w:r>
-        <w:rPr>
-          <w:b/>
-          <w:bCs/>
-        </w:rPr>
-        <w:t xml:space="preserve">Parameters</w:t>
-      </w:r>
-      <w:r>
-        <w:t xml:space="preserve">: True numerical values for a population (usually</w:t>
-      </w:r>
-      <w:r>
-        <w:t xml:space="preserve"> </w:t>
-      </w:r>
-      <w:r>
-        <w:t xml:space="preserve">denoted by Greek letters)</w:t>
-      </w:r>
-    </w:p>
-    <w:p>
-      <w:pPr>
-        <w:pStyle w:val="Compact"/>
-        <w:numPr>
-          <w:ilvl w:val="0"/>
-          <w:numId w:val="1012"/>
-        </w:numPr>
-      </w:pPr>
-      <w:r>
-        <w:rPr>
-          <w:b/>
-          <w:bCs/>
-        </w:rPr>
-        <w:t xml:space="preserve">Statistics</w:t>
-      </w:r>
-      <w:r>
-        <w:t xml:space="preserve">: Estimates of parameters based on samples (usually</w:t>
-      </w:r>
-      <w:r>
-        <w:t xml:space="preserve"> </w:t>
-      </w:r>
-      <w:r>
-        <w:t xml:space="preserve">denoted by Roman letters)</w:t>
-      </w:r>
-    </w:p>
-    <w:p>
-      <w:pPr>
-        <w:pStyle w:val="FirstParagraph"/>
-      </w:pPr>
-      <w:r>
-        <w:t xml:space="preserve">For example:</w:t>
-      </w:r>
-    </w:p>
-    <w:p>
-      <w:pPr>
-        <w:pStyle w:val="Compact"/>
-        <w:numPr>
-          <w:ilvl w:val="0"/>
-          <w:numId w:val="1013"/>
-        </w:numPr>
-      </w:pPr>
-      <w:r>
-        <w:t xml:space="preserve">Population mean (μ) is estimated by sample mean (Y̅)</w:t>
-      </w:r>
-    </w:p>
-    <w:p>
-      <w:pPr>
-        <w:pStyle w:val="Compact"/>
-        <w:numPr>
-          <w:ilvl w:val="0"/>
-          <w:numId w:val="1013"/>
-        </w:numPr>
-      </w:pPr>
-      <w:r>
-        <w:t xml:space="preserve">Population standard deviation (σ) is estimated by sample standard</w:t>
-      </w:r>
-      <w:r>
-        <w:t xml:space="preserve"> </w:t>
-      </w:r>
-      <w:r>
-        <w:t xml:space="preserve">deviation (s)</w:t>
-      </w:r>
-    </w:p>
-    <w:p>
-      <w:pPr>
-        <w:pStyle w:val="FirstParagraph"/>
-      </w:pPr>
-      <w:r>
-        <w:t xml:space="preserve">The standard deviation formula above includes n-1 in the denominator</w:t>
-      </w:r>
-      <w:r>
-        <w:t xml:space="preserve"> </w:t>
-      </w:r>
-      <w:r>
-        <w:t xml:space="preserve">(rather than n) to provide an unbiased estimate of the population</w:t>
-      </w:r>
-      <w:r>
-        <w:t xml:space="preserve"> </w:t>
-      </w:r>
-      <w:r>
-        <w:t xml:space="preserve">parameter.</w:t>
-      </w:r>
-    </w:p>
-    <w:p>
-      <w:pPr>
-        <w:pStyle w:val="BodyText"/>
-      </w:pPr>
-      <w:r>
-        <w:drawing>
-          <wp:inline>
-            <wp:extent cx="1819275" cy="2657475"/>
-            <wp:effectExtent b="0" l="0" r="0" t="0"/>
-            <wp:docPr descr="" title="" id="43" name="Picture"/>
-            <a:graphic>
-              <a:graphicData uri="http://schemas.openxmlformats.org/drawingml/2006/picture">
-                <pic:pic>
-                  <pic:nvPicPr>
-                    <pic:cNvPr descr="images/pop_sample_stats.png" id="44" name="Picture"/>
-                    <pic:cNvPicPr>
-                      <a:picLocks noChangeArrowheads="1" noChangeAspect="1"/>
-                    </pic:cNvPicPr>
-                  </pic:nvPicPr>
-                  <pic:blipFill>
-                    <a:blip r:embed="rId28"/>
-                    <a:stretch>
-                      <a:fillRect/>
-                    </a:stretch>
-                  </pic:blipFill>
-                  <pic:spPr bwMode="auto">
-                    <a:xfrm>
-                      <a:off x="0" y="0"/>
-                      <a:ext cx="1819275" cy="2657475"/>
-                    </a:xfrm>
-                    <a:prstGeom prst="rect">
-                      <a:avLst/>
-                    </a:prstGeom>
-                    <a:noFill/>
-                    <a:ln w="9525">
-                      <a:noFill/>
-                      <a:headEnd/>
-                      <a:tailEnd/>
-                    </a:ln>
-                  </pic:spPr>
-                </pic:pic>
-              </a:graphicData>
-            </a:graphic>
-          </wp:inline>
-        </w:drawing>
-      </w:r>
-    </w:p>
-    <w:bookmarkEnd w:id="45"/>
-    <w:bookmarkStart w:id="50" w:name="lecture-3-kinds-of-biological-variables"/>
-    <w:p>
-      <w:pPr>
-        <w:pStyle w:val="Heading1"/>
-      </w:pPr>
-      <w:r>
-        <w:t xml:space="preserve">Lecture 3: Kinds of Biological Variables</w:t>
-      </w:r>
-    </w:p>
-    <w:bookmarkStart w:id="46" w:name="X8312cc2d45c298857540977a296cd6032182a47"/>
-    <w:p>
-      <w:pPr>
-        <w:pStyle w:val="Heading3"/>
-      </w:pPr>
-      <w:r>
-        <w:t xml:space="preserve">Understanding the type of variable you’re working with is essential for selecting appropriate statistics:</w:t>
-      </w:r>
-    </w:p>
-    <w:bookmarkEnd w:id="46"/>
-    <w:bookmarkStart w:id="47" w:name="measurement-or-quantitative-variables"/>
-    <w:p>
-      <w:pPr>
-        <w:pStyle w:val="Heading3"/>
-      </w:pPr>
-      <w:r>
-        <w:t xml:space="preserve">Measurement or Quantitative Variables</w:t>
-      </w:r>
-    </w:p>
-    <w:p>
-      <w:pPr>
-        <w:pStyle w:val="Compact"/>
-        <w:numPr>
-          <w:ilvl w:val="0"/>
-          <w:numId w:val="1014"/>
-        </w:numPr>
-      </w:pPr>
-      <w:r>
-        <w:rPr>
-          <w:b/>
-          <w:bCs/>
-        </w:rPr>
-        <w:t xml:space="preserve">Continuous</w:t>
-      </w:r>
-      <w:r>
-        <w:t xml:space="preserve">: Any value between extremes of scale is possible</w:t>
-      </w:r>
-      <w:r>
-        <w:t xml:space="preserve"> </w:t>
-      </w:r>
-      <w:r>
-        <w:t xml:space="preserve">(e.g., mass, length)</w:t>
-      </w:r>
-    </w:p>
-    <w:p>
-      <w:pPr>
-        <w:pStyle w:val="Compact"/>
-        <w:numPr>
-          <w:ilvl w:val="0"/>
-          <w:numId w:val="1014"/>
-        </w:numPr>
-      </w:pPr>
-      <w:r>
-        <w:rPr>
-          <w:b/>
-          <w:bCs/>
-        </w:rPr>
-        <w:t xml:space="preserve">Discrete (meristic)</w:t>
-      </w:r>
-      <w:r>
-        <w:t xml:space="preserve">: Only fixed values (usually integers)</w:t>
-      </w:r>
-      <w:r>
-        <w:t xml:space="preserve"> </w:t>
-      </w:r>
-      <w:r>
-        <w:t xml:space="preserve">between extremes are possible (e.g., bristle number, egg count)</w:t>
-      </w:r>
-    </w:p>
-    <w:bookmarkEnd w:id="47"/>
-    <w:bookmarkStart w:id="48" w:name="rank-variables-ordinal"/>
-    <w:p>
-      <w:pPr>
-        <w:pStyle w:val="Heading3"/>
-      </w:pPr>
-      <w:r>
-        <w:t xml:space="preserve">Rank Variables (Ordinal)</w:t>
-      </w:r>
-    </w:p>
-    <w:p>
-      <w:pPr>
-        <w:pStyle w:val="Compact"/>
-        <w:numPr>
-          <w:ilvl w:val="0"/>
-          <w:numId w:val="1015"/>
-        </w:numPr>
-      </w:pPr>
-      <w:r>
-        <w:t xml:space="preserve">Assign only order, not quantity</w:t>
-      </w:r>
-    </w:p>
-    <w:p>
-      <w:pPr>
-        <w:pStyle w:val="Compact"/>
-        <w:numPr>
-          <w:ilvl w:val="0"/>
-          <w:numId w:val="1015"/>
-        </w:numPr>
-      </w:pPr>
-      <w:r>
-        <w:t xml:space="preserve">Nothing implied about relative distance between values</w:t>
-      </w:r>
-    </w:p>
-    <w:bookmarkEnd w:id="48"/>
-    <w:bookmarkStart w:id="49" w:name="categorical-variables-qualitative"/>
-    <w:p>
-      <w:pPr>
-        <w:pStyle w:val="Heading3"/>
-      </w:pPr>
-      <w:r>
-        <w:t xml:space="preserve">Categorical Variables (Qualitative)</w:t>
-      </w:r>
-    </w:p>
-    <w:p>
-      <w:pPr>
-        <w:pStyle w:val="Compact"/>
-        <w:numPr>
-          <w:ilvl w:val="0"/>
-          <w:numId w:val="1016"/>
-        </w:numPr>
-      </w:pPr>
-      <w:r>
-        <w:t xml:space="preserve">No quantitative information (e.g., male/female, living/dead)</w:t>
-      </w:r>
-    </w:p>
-    <w:p>
-      <w:pPr>
-        <w:pStyle w:val="Compact"/>
-        <w:numPr>
-          <w:ilvl w:val="0"/>
-          <w:numId w:val="1016"/>
-        </w:numPr>
-      </w:pPr>
-      <w:r>
-        <w:t xml:space="preserve">Some are simplifications of quantitative variables (e.g., color</w:t>
-      </w:r>
-      <w:r>
-        <w:t xml:space="preserve"> </w:t>
-      </w:r>
-      <w:r>
-        <w:t xml:space="preserve">instead of wavelength)</w:t>
-      </w:r>
-    </w:p>
-    <w:bookmarkEnd w:id="49"/>
-    <w:bookmarkEnd w:id="50"/>
-    <w:bookmarkStart w:id="52" w:name="lecture-3-derived-variables"/>
-    <w:p>
-      <w:pPr>
-        <w:pStyle w:val="Heading1"/>
-      </w:pPr>
-      <w:r>
-        <w:t xml:space="preserve">Lecture 3: Derived Variables</w:t>
-      </w:r>
-    </w:p>
-    <w:bookmarkStart w:id="51" w:name="derived-variables"/>
-    <w:p>
-      <w:pPr>
-        <w:pStyle w:val="Heading3"/>
-      </w:pPr>
-      <w:r>
-        <w:t xml:space="preserve">Derived Variables</w:t>
-      </w:r>
-    </w:p>
-    <w:p>
-      <w:pPr>
-        <w:pStyle w:val="Compact"/>
-        <w:numPr>
-          <w:ilvl w:val="0"/>
-          <w:numId w:val="1017"/>
-        </w:numPr>
-      </w:pPr>
-      <w:r>
-        <w:rPr>
-          <w:b/>
-          <w:bCs/>
-        </w:rPr>
-        <w:t xml:space="preserve">Percentages, Proportions</w:t>
-      </w:r>
-      <w:r>
-        <w:t xml:space="preserve">: Ratio of some component to total</w:t>
-      </w:r>
-    </w:p>
-    <w:p>
-      <w:pPr>
-        <w:pStyle w:val="Compact"/>
-        <w:numPr>
-          <w:ilvl w:val="0"/>
-          <w:numId w:val="1017"/>
-        </w:numPr>
-      </w:pPr>
-      <w:r>
-        <w:rPr>
-          <w:b/>
-          <w:bCs/>
-        </w:rPr>
-        <w:t xml:space="preserve">Ratios</w:t>
-      </w:r>
-      <w:r>
-        <w:t xml:space="preserve">: Relation of two variables</w:t>
-      </w:r>
-    </w:p>
-    <w:p>
-      <w:pPr>
-        <w:pStyle w:val="Compact"/>
-        <w:numPr>
-          <w:ilvl w:val="0"/>
-          <w:numId w:val="1017"/>
-        </w:numPr>
-      </w:pPr>
-      <w:r>
-        <w:rPr>
-          <w:b/>
-          <w:bCs/>
-        </w:rPr>
-        <w:t xml:space="preserve">Rates</w:t>
-      </w:r>
-      <w:r>
-        <w:t xml:space="preserve">: Quantity per unit (time, mass, etc.)</w:t>
-      </w:r>
-    </w:p>
-    <w:p>
-      <w:pPr>
-        <w:pStyle w:val="Compact"/>
-        <w:numPr>
-          <w:ilvl w:val="0"/>
-          <w:numId w:val="1017"/>
-        </w:numPr>
-      </w:pPr>
-      <w:r>
-        <w:rPr>
-          <w:b/>
-          <w:bCs/>
-        </w:rPr>
-        <w:t xml:space="preserve">Indices</w:t>
-      </w:r>
-      <w:r>
-        <w:t xml:space="preserve">: More complex derived variables (e.g., condition index)</w:t>
-      </w:r>
-    </w:p>
-    <w:p>
-      <w:pPr>
-        <w:pStyle w:val="FirstParagraph"/>
-      </w:pPr>
-      <w:r>
-        <w:t xml:space="preserve">Let’s explore our grayling dataset and identify the types of variables</w:t>
-      </w:r>
-      <w:r>
-        <w:t xml:space="preserve"> </w:t>
-      </w:r>
-      <w:r>
-        <w:t xml:space="preserve">it contains.</w:t>
-      </w:r>
-    </w:p>
-    <w:bookmarkEnd w:id="51"/>
     <w:bookmarkEnd w:id="52"/>
     <w:bookmarkStart w:id="55" w:name="Xb2959eae8a3ded93c898852772e5a165db8e609"/>
     <w:p>
@@ -1648,7 +1725,7 @@
                           </pic:cNvPicPr>
                         </pic:nvPicPr>
                         <pic:blipFill>
-                          <a:blip r:embed="rId36"/>
+                          <a:blip r:embed="rId49"/>
                           <a:stretch>
                             <a:fillRect/>
                           </a:stretch>
@@ -1939,7 +2016,7 @@
         <w:pStyle w:val="Compact"/>
         <w:numPr>
           <w:ilvl w:val="0"/>
-          <w:numId w:val="1018"/>
+          <w:numId w:val="1019"/>
         </w:numPr>
       </w:pPr>
       <w:r>
@@ -1956,77 +2033,147 @@
     <w:p>
       <w:pPr>
         <w:pStyle w:val="Compact"/>
-        <w:numPr>
-          <w:ilvl w:val="0"/>
-          <w:numId w:val="1018"/>
-        </w:numPr>
-      </w:pPr>
-      <w:r>
-        <w:rPr>
-          <w:b/>
-          <w:bCs/>
-        </w:rPr>
-        <w:t xml:space="preserve">Precision</w:t>
-      </w:r>
-      <w:r>
-        <w:t xml:space="preserve">: Closeness of repeated measurements to each other</w:t>
-      </w:r>
-      <w:r>
-        <w:t xml:space="preserve"> </w:t>
-      </w:r>
-      <w:r>
-        <w:t xml:space="preserve">(repeatability)</w:t>
-      </w:r>
-    </w:p>
-    <w:p>
-      <w:pPr>
-        <w:pStyle w:val="Compact"/>
-        <w:numPr>
-          <w:ilvl w:val="0"/>
-          <w:numId w:val="1018"/>
-        </w:numPr>
-      </w:pPr>
-      <w:r>
-        <w:rPr>
-          <w:b/>
-          <w:bCs/>
-        </w:rPr>
-        <w:t xml:space="preserve">Bias</w:t>
-      </w:r>
-      <w:r>
-        <w:t xml:space="preserve">: Systematic departure from the true value</w:t>
-      </w:r>
-    </w:p>
-    <w:p>
-      <w:pPr>
-        <w:pStyle w:val="FirstParagraph"/>
-      </w:pPr>
-      <w:r>
-        <w:t xml:space="preserve">Accuracy is a function of both precision and bias. For statisticians,</w:t>
-      </w:r>
-      <w:r>
-        <w:t xml:space="preserve"> </w:t>
-      </w:r>
-      <w:r>
-        <w:t xml:space="preserve">bias is usually a more serious problem than low precision because:</w:t>
-      </w:r>
-    </w:p>
-    <w:p>
-      <w:pPr>
         <w:numPr>
           <w:ilvl w:val="0"/>
           <w:numId w:val="1019"/>
         </w:numPr>
       </w:pPr>
       <w:r>
-        <w:t xml:space="preserve">It’s harder to detect (true value usually unknown)</w:t>
-      </w:r>
-    </w:p>
-    <w:p>
-      <w:pPr>
+        <w:rPr>
+          <w:b/>
+          <w:bCs/>
+        </w:rPr>
+        <w:t xml:space="preserve">Precision</w:t>
+      </w:r>
+      <w:r>
+        <w:t xml:space="preserve">: Closeness of repeated measurements to each other</w:t>
+      </w:r>
+      <w:r>
+        <w:t xml:space="preserve"> </w:t>
+      </w:r>
+      <w:r>
+        <w:t xml:space="preserve">(repeatability)</w:t>
+      </w:r>
+    </w:p>
+    <w:p>
+      <w:pPr>
+        <w:pStyle w:val="Compact"/>
         <w:numPr>
           <w:ilvl w:val="0"/>
           <w:numId w:val="1019"/>
+        </w:numPr>
+      </w:pPr>
+      <w:r>
+        <w:rPr>
+          <w:b/>
+          <w:bCs/>
+        </w:rPr>
+        <w:t xml:space="preserve">Bias</w:t>
+      </w:r>
+      <w:r>
+        <w:t xml:space="preserve">: Systematic departure from the true value</w:t>
+      </w:r>
+    </w:p>
+    <w:p>
+      <w:pPr>
+        <w:pStyle w:val="FirstParagraph"/>
+      </w:pPr>
+      <w:r>
+        <w:rPr>
+          <w:b/>
+          <w:bCs/>
+        </w:rPr>
+        <w:t xml:space="preserve">Accuracy</w:t>
+      </w:r>
+      <w:r>
+        <w:t xml:space="preserve"> </w:t>
+      </w:r>
+      <w:r>
+        <w:t xml:space="preserve">is a</w:t>
+      </w:r>
+      <w:r>
+        <w:t xml:space="preserve"> </w:t>
+      </w:r>
+      <w:r>
+        <w:rPr>
+          <w:b/>
+          <w:bCs/>
+        </w:rPr>
+        <w:t xml:space="preserve">function</w:t>
+      </w:r>
+      <w:r>
+        <w:t xml:space="preserve"> </w:t>
+      </w:r>
+      <w:r>
+        <w:t xml:space="preserve">of</w:t>
+      </w:r>
+      <w:r>
+        <w:t xml:space="preserve"> </w:t>
+      </w:r>
+      <w:r>
+        <w:rPr>
+          <w:b/>
+          <w:bCs/>
+        </w:rPr>
+        <w:t xml:space="preserve">both precision and bias</w:t>
+      </w:r>
+      <w:r>
+        <w:t xml:space="preserve">.</w:t>
+      </w:r>
+    </w:p>
+    <w:p>
+      <w:pPr>
+        <w:pStyle w:val="BodyText"/>
+      </w:pPr>
+      <w:r>
+        <w:t xml:space="preserve">For statisticians,</w:t>
+      </w:r>
+      <w:r>
+        <w:t xml:space="preserve"> </w:t>
+      </w:r>
+      <w:r>
+        <w:rPr>
+          <w:b/>
+          <w:bCs/>
+        </w:rPr>
+        <w:t xml:space="preserve">BIAS is usually a more serious problem than low</w:t>
+      </w:r>
+      <w:r>
+        <w:rPr>
+          <w:b/>
+          <w:bCs/>
+        </w:rPr>
+        <w:t xml:space="preserve"> </w:t>
+      </w:r>
+      <w:r>
+        <w:rPr>
+          <w:b/>
+          <w:bCs/>
+        </w:rPr>
+        <w:t xml:space="preserve">precision because</w:t>
+      </w:r>
+      <w:r>
+        <w:t xml:space="preserve">:</w:t>
+      </w:r>
+    </w:p>
+    <w:p>
+      <w:pPr>
+        <w:pStyle w:val="Compact"/>
+        <w:numPr>
+          <w:ilvl w:val="0"/>
+          <w:numId w:val="1020"/>
+        </w:numPr>
+      </w:pPr>
+      <w:r>
+        <w:t xml:space="preserve">It’s harder to detect (true value usually unknown)</w:t>
+      </w:r>
+    </w:p>
+    <w:p>
+      <w:pPr>
+        <w:pStyle w:val="Compact"/>
+        <w:numPr>
+          <w:ilvl w:val="0"/>
+          <w:numId w:val="1020"/>
         </w:numPr>
       </w:pPr>
       <w:r>
@@ -2143,7 +2290,7 @@
                           </pic:cNvPicPr>
                         </pic:nvPicPr>
                         <pic:blipFill>
-                          <a:blip r:embed="rId36"/>
+                          <a:blip r:embed="rId49"/>
                           <a:stretch>
                             <a:fillRect/>
                           </a:stretch>
@@ -2176,7 +2323,7 @@
               <w:t xml:space="preserve"> </w:t>
             </w:r>
             <w:r>
-              <w:t xml:space="preserve">Practice Exercise 1: What are potential sources of error in pine needles or fish?</w:t>
+              <w:t xml:space="preserve">Practice Exercise 1: What are potential sources of error in fish data?</w:t>
             </w:r>
           </w:p>
         </w:tc>
@@ -2214,7 +2361,7 @@
               <w:pStyle w:val="Compact"/>
               <w:numPr>
                 <w:ilvl w:val="0"/>
-                <w:numId w:val="1020"/>
+                <w:numId w:val="1021"/>
               </w:numPr>
             </w:pPr>
             <w:r>
@@ -2226,7 +2373,7 @@
               <w:pStyle w:val="Compact"/>
               <w:numPr>
                 <w:ilvl w:val="1"/>
-                <w:numId w:val="1021"/>
+                <w:numId w:val="1022"/>
               </w:numPr>
             </w:pPr>
             <w:r>
@@ -2238,7 +2385,7 @@
               <w:pStyle w:val="Compact"/>
               <w:numPr>
                 <w:ilvl w:val="0"/>
-                <w:numId w:val="1020"/>
+                <w:numId w:val="1021"/>
               </w:numPr>
             </w:pPr>
             <w:r>
@@ -2250,7 +2397,7 @@
               <w:pStyle w:val="Compact"/>
               <w:numPr>
                 <w:ilvl w:val="1"/>
-                <w:numId w:val="1022"/>
+                <w:numId w:val="1023"/>
               </w:numPr>
             </w:pPr>
             <w:r>
@@ -2268,7 +2415,7 @@
               <w:pStyle w:val="Compact"/>
               <w:numPr>
                 <w:ilvl w:val="0"/>
-                <w:numId w:val="1020"/>
+                <w:numId w:val="1021"/>
               </w:numPr>
             </w:pPr>
             <w:r>
@@ -2440,7 +2587,7 @@
         <w:pStyle w:val="Compact"/>
         <w:numPr>
           <w:ilvl w:val="0"/>
-          <w:numId w:val="1023"/>
+          <w:numId w:val="1024"/>
         </w:numPr>
       </w:pPr>
       <m:oMath>
@@ -2469,7 +2616,7 @@
         <w:pStyle w:val="Compact"/>
         <w:numPr>
           <w:ilvl w:val="0"/>
-          <w:numId w:val="1023"/>
+          <w:numId w:val="1024"/>
         </w:numPr>
       </w:pPr>
       <m:oMath>
@@ -2491,9 +2638,163 @@
       </w:pPr>
       <w:r>
         <w:rPr>
+          <w:rStyle w:val="CommentTok"/>
+        </w:rPr>
+        <w:t xml:space="preserve"># Calculate mean length of all fish</w:t>
+      </w:r>
+      <w:r>
+        <w:br/>
+      </w:r>
+      <w:r>
+        <w:rPr>
+          <w:rStyle w:val="FunctionTok"/>
+        </w:rPr>
+        <w:t xml:space="preserve">mean</w:t>
+      </w:r>
+      <w:r>
+        <w:rPr>
+          <w:rStyle w:val="NormalTok"/>
+        </w:rPr>
+        <w:t xml:space="preserve">(grayling_df</w:t>
+      </w:r>
+      <w:r>
+        <w:rPr>
+          <w:rStyle w:val="SpecialCharTok"/>
+        </w:rPr>
+        <w:t xml:space="preserve">$</w:t>
+      </w:r>
+      <w:r>
+        <w:rPr>
+          <w:rStyle w:val="NormalTok"/>
+        </w:rPr>
+        <w:t xml:space="preserve">length_mm)</w:t>
+      </w:r>
+    </w:p>
+    <w:p>
+      <w:pPr>
+        <w:pStyle w:val="SourceCode"/>
+      </w:pPr>
+      <w:r>
+        <w:rPr>
           <w:rStyle w:val="VerbatimChar"/>
         </w:rPr>
-        <w:t xml:space="preserve">Mean length of all fish: 324.5 mm</w:t>
+        <w:t xml:space="preserve">[1] 324.494</w:t>
+      </w:r>
+    </w:p>
+    <w:p>
+      <w:pPr>
+        <w:pStyle w:val="SourceCode"/>
+      </w:pPr>
+      <w:r>
+        <w:rPr>
+          <w:rStyle w:val="CommentTok"/>
+        </w:rPr>
+        <w:t xml:space="preserve"># Calculate mean by lake</w:t>
+      </w:r>
+      <w:r>
+        <w:br/>
+      </w:r>
+      <w:r>
+        <w:rPr>
+          <w:rStyle w:val="NormalTok"/>
+        </w:rPr>
+        <w:t xml:space="preserve">grayling_df </w:t>
+      </w:r>
+      <w:r>
+        <w:rPr>
+          <w:rStyle w:val="SpecialCharTok"/>
+        </w:rPr>
+        <w:t xml:space="preserve">%&gt;%</w:t>
+      </w:r>
+      <w:r>
+        <w:br/>
+      </w:r>
+      <w:r>
+        <w:rPr>
+          <w:rStyle w:val="NormalTok"/>
+        </w:rPr>
+        <w:t xml:space="preserve">  </w:t>
+      </w:r>
+      <w:r>
+        <w:rPr>
+          <w:rStyle w:val="FunctionTok"/>
+        </w:rPr>
+        <w:t xml:space="preserve">group_by</w:t>
+      </w:r>
+      <w:r>
+        <w:rPr>
+          <w:rStyle w:val="NormalTok"/>
+        </w:rPr>
+        <w:t xml:space="preserve">(lake) </w:t>
+      </w:r>
+      <w:r>
+        <w:rPr>
+          <w:rStyle w:val="SpecialCharTok"/>
+        </w:rPr>
+        <w:t xml:space="preserve">%&gt;%</w:t>
+      </w:r>
+      <w:r>
+        <w:br/>
+      </w:r>
+      <w:r>
+        <w:rPr>
+          <w:rStyle w:val="NormalTok"/>
+        </w:rPr>
+        <w:t xml:space="preserve">  </w:t>
+      </w:r>
+      <w:r>
+        <w:rPr>
+          <w:rStyle w:val="FunctionTok"/>
+        </w:rPr>
+        <w:t xml:space="preserve">summarise</w:t>
+      </w:r>
+      <w:r>
+        <w:rPr>
+          <w:rStyle w:val="NormalTok"/>
+        </w:rPr>
+        <w:t xml:space="preserve">(</w:t>
+      </w:r>
+      <w:r>
+        <w:rPr>
+          <w:rStyle w:val="AttributeTok"/>
+        </w:rPr>
+        <w:t xml:space="preserve">mean_length =</w:t>
+      </w:r>
+      <w:r>
+        <w:rPr>
+          <w:rStyle w:val="NormalTok"/>
+        </w:rPr>
+        <w:t xml:space="preserve"> </w:t>
+      </w:r>
+      <w:r>
+        <w:rPr>
+          <w:rStyle w:val="FunctionTok"/>
+        </w:rPr>
+        <w:t xml:space="preserve">mean</w:t>
+      </w:r>
+      <w:r>
+        <w:rPr>
+          <w:rStyle w:val="NormalTok"/>
+        </w:rPr>
+        <w:t xml:space="preserve">(length_mm, </w:t>
+      </w:r>
+      <w:r>
+        <w:rPr>
+          <w:rStyle w:val="AttributeTok"/>
+        </w:rPr>
+        <w:t xml:space="preserve">na.rm=</w:t>
+      </w:r>
+      <w:r>
+        <w:rPr>
+          <w:rStyle w:val="ConstantTok"/>
+        </w:rPr>
+        <w:t xml:space="preserve">TRUE</w:t>
+      </w:r>
+      <w:r>
+        <w:rPr>
+          <w:rStyle w:val="NormalTok"/>
+        </w:rPr>
+        <w:t xml:space="preserve">)) </w:t>
       </w:r>
     </w:p>
     <w:p>
@@ -2566,7 +2867,7 @@
         <w:pStyle w:val="Compact"/>
         <w:numPr>
           <w:ilvl w:val="0"/>
-          <w:numId w:val="1024"/>
+          <w:numId w:val="1025"/>
         </w:numPr>
       </w:pPr>
       <w:r>
@@ -2578,7 +2879,7 @@
         <w:pStyle w:val="Compact"/>
         <w:numPr>
           <w:ilvl w:val="0"/>
-          <w:numId w:val="1024"/>
+          <w:numId w:val="1025"/>
         </w:numPr>
       </w:pPr>
       <w:r>
@@ -2597,9 +2898,145 @@
       </w:pPr>
       <w:r>
         <w:rPr>
+          <w:rStyle w:val="CommentTok"/>
+        </w:rPr>
+        <w:t xml:space="preserve"># Calculate median length of all fish</w:t>
+      </w:r>
+      <w:r>
+        <w:br/>
+      </w:r>
+      <w:r>
+        <w:rPr>
+          <w:rStyle w:val="FunctionTok"/>
+        </w:rPr>
+        <w:t xml:space="preserve">median</w:t>
+      </w:r>
+      <w:r>
+        <w:rPr>
+          <w:rStyle w:val="NormalTok"/>
+        </w:rPr>
+        <w:t xml:space="preserve">(grayling_df</w:t>
+      </w:r>
+      <w:r>
+        <w:rPr>
+          <w:rStyle w:val="SpecialCharTok"/>
+        </w:rPr>
+        <w:t xml:space="preserve">$</w:t>
+      </w:r>
+      <w:r>
+        <w:rPr>
+          <w:rStyle w:val="NormalTok"/>
+        </w:rPr>
+        <w:t xml:space="preserve">length_mm)</w:t>
+      </w:r>
+    </w:p>
+    <w:p>
+      <w:pPr>
+        <w:pStyle w:val="SourceCode"/>
+      </w:pPr>
+      <w:r>
+        <w:rPr>
           <w:rStyle w:val="VerbatimChar"/>
         </w:rPr>
-        <w:t xml:space="preserve">Median length of all fish: 324.5 mm</w:t>
+        <w:t xml:space="preserve">[1] 324.5</w:t>
+      </w:r>
+    </w:p>
+    <w:p>
+      <w:pPr>
+        <w:pStyle w:val="SourceCode"/>
+      </w:pPr>
+      <w:r>
+        <w:rPr>
+          <w:rStyle w:val="CommentTok"/>
+        </w:rPr>
+        <w:t xml:space="preserve"># Calculate median by lake</w:t>
+      </w:r>
+      <w:r>
+        <w:br/>
+      </w:r>
+      <w:r>
+        <w:rPr>
+          <w:rStyle w:val="NormalTok"/>
+        </w:rPr>
+        <w:t xml:space="preserve">grayling_df </w:t>
+      </w:r>
+      <w:r>
+        <w:rPr>
+          <w:rStyle w:val="SpecialCharTok"/>
+        </w:rPr>
+        <w:t xml:space="preserve">%&gt;%</w:t>
+      </w:r>
+      <w:r>
+        <w:br/>
+      </w:r>
+      <w:r>
+        <w:rPr>
+          <w:rStyle w:val="NormalTok"/>
+        </w:rPr>
+        <w:t xml:space="preserve">  </w:t>
+      </w:r>
+      <w:r>
+        <w:rPr>
+          <w:rStyle w:val="FunctionTok"/>
+        </w:rPr>
+        <w:t xml:space="preserve">group_by</w:t>
+      </w:r>
+      <w:r>
+        <w:rPr>
+          <w:rStyle w:val="NormalTok"/>
+        </w:rPr>
+        <w:t xml:space="preserve">(lake) </w:t>
+      </w:r>
+      <w:r>
+        <w:rPr>
+          <w:rStyle w:val="SpecialCharTok"/>
+        </w:rPr>
+        <w:t xml:space="preserve">%&gt;%</w:t>
+      </w:r>
+      <w:r>
+        <w:br/>
+      </w:r>
+      <w:r>
+        <w:rPr>
+          <w:rStyle w:val="NormalTok"/>
+        </w:rPr>
+        <w:t xml:space="preserve">  </w:t>
+      </w:r>
+      <w:r>
+        <w:rPr>
+          <w:rStyle w:val="FunctionTok"/>
+        </w:rPr>
+        <w:t xml:space="preserve">summarise</w:t>
+      </w:r>
+      <w:r>
+        <w:rPr>
+          <w:rStyle w:val="NormalTok"/>
+        </w:rPr>
+        <w:t xml:space="preserve">(</w:t>
+      </w:r>
+      <w:r>
+        <w:rPr>
+          <w:rStyle w:val="AttributeTok"/>
+        </w:rPr>
+        <w:t xml:space="preserve">median_length =</w:t>
+      </w:r>
+      <w:r>
+        <w:rPr>
+          <w:rStyle w:val="NormalTok"/>
+        </w:rPr>
+        <w:t xml:space="preserve"> </w:t>
+      </w:r>
+      <w:r>
+        <w:rPr>
+          <w:rStyle w:val="FunctionTok"/>
+        </w:rPr>
+        <w:t xml:space="preserve">median</w:t>
+      </w:r>
+      <w:r>
+        <w:rPr>
+          <w:rStyle w:val="NormalTok"/>
+        </w:rPr>
+        <w:t xml:space="preserve">(length_mm)) </w:t>
       </w:r>
     </w:p>
     <w:p>
@@ -2826,7 +3263,7 @@
         <w:pStyle w:val="Compact"/>
         <w:numPr>
           <w:ilvl w:val="0"/>
-          <w:numId w:val="1025"/>
+          <w:numId w:val="1026"/>
         </w:numPr>
       </w:pPr>
       <w:r>
@@ -2974,18 +3411,240 @@
       </w:pPr>
       <w:r>
         <w:rPr>
-          <w:rStyle w:val="VerbatimChar"/>
-        </w:rPr>
-        <w:t xml:space="preserve">Variance of length: 4225.9 mm²</w:t>
-      </w:r>
-      <w:r>
-        <w:br/>
-      </w:r>
-      <w:r>
-        <w:rPr>
-          <w:rStyle w:val="VerbatimChar"/>
-        </w:rPr>
-        <w:t xml:space="preserve"> Standard deviation of length: 65 mm</w:t>
+          <w:rStyle w:val="CommentTok"/>
+        </w:rPr>
+        <w:t xml:space="preserve"># Calculate standard deviation of fish length</w:t>
+      </w:r>
+      <w:r>
+        <w:br/>
+      </w:r>
+      <w:r>
+        <w:rPr>
+          <w:rStyle w:val="NormalTok"/>
+        </w:rPr>
+        <w:t xml:space="preserve">var_length </w:t>
+      </w:r>
+      <w:r>
+        <w:rPr>
+          <w:rStyle w:val="OtherTok"/>
+        </w:rPr>
+        <w:t xml:space="preserve">&lt;-</w:t>
+      </w:r>
+      <w:r>
+        <w:rPr>
+          <w:rStyle w:val="NormalTok"/>
+        </w:rPr>
+        <w:t xml:space="preserve"> </w:t>
+      </w:r>
+      <w:r>
+        <w:rPr>
+          <w:rStyle w:val="FunctionTok"/>
+        </w:rPr>
+        <w:t xml:space="preserve">var</w:t>
+      </w:r>
+      <w:r>
+        <w:rPr>
+          <w:rStyle w:val="NormalTok"/>
+        </w:rPr>
+        <w:t xml:space="preserve">(grayling_df</w:t>
+      </w:r>
+      <w:r>
+        <w:rPr>
+          <w:rStyle w:val="SpecialCharTok"/>
+        </w:rPr>
+        <w:t xml:space="preserve">$</w:t>
+      </w:r>
+      <w:r>
+        <w:rPr>
+          <w:rStyle w:val="NormalTok"/>
+        </w:rPr>
+        <w:t xml:space="preserve">length_mm)</w:t>
+      </w:r>
+      <w:r>
+        <w:br/>
+      </w:r>
+      <w:r>
+        <w:rPr>
+          <w:rStyle w:val="NormalTok"/>
+        </w:rPr>
+        <w:t xml:space="preserve">sd_length </w:t>
+      </w:r>
+      <w:r>
+        <w:rPr>
+          <w:rStyle w:val="OtherTok"/>
+        </w:rPr>
+        <w:t xml:space="preserve">&lt;-</w:t>
+      </w:r>
+      <w:r>
+        <w:rPr>
+          <w:rStyle w:val="NormalTok"/>
+        </w:rPr>
+        <w:t xml:space="preserve"> </w:t>
+      </w:r>
+      <w:r>
+        <w:rPr>
+          <w:rStyle w:val="FunctionTok"/>
+        </w:rPr>
+        <w:t xml:space="preserve">sd</w:t>
+      </w:r>
+      <w:r>
+        <w:rPr>
+          <w:rStyle w:val="NormalTok"/>
+        </w:rPr>
+        <w:t xml:space="preserve">(grayling_df</w:t>
+      </w:r>
+      <w:r>
+        <w:rPr>
+          <w:rStyle w:val="SpecialCharTok"/>
+        </w:rPr>
+        <w:t xml:space="preserve">$</w:t>
+      </w:r>
+      <w:r>
+        <w:rPr>
+          <w:rStyle w:val="NormalTok"/>
+        </w:rPr>
+        <w:t xml:space="preserve">length_mm)</w:t>
+      </w:r>
+      <w:r>
+        <w:br/>
+      </w:r>
+      <w:r>
+        <w:br/>
+      </w:r>
+      <w:r>
+        <w:rPr>
+          <w:rStyle w:val="CommentTok"/>
+        </w:rPr>
+        <w:t xml:space="preserve"># Calculate by lake</w:t>
+      </w:r>
+      <w:r>
+        <w:br/>
+      </w:r>
+      <w:r>
+        <w:rPr>
+          <w:rStyle w:val="NormalTok"/>
+        </w:rPr>
+        <w:t xml:space="preserve">grayling_df </w:t>
+      </w:r>
+      <w:r>
+        <w:rPr>
+          <w:rStyle w:val="SpecialCharTok"/>
+        </w:rPr>
+        <w:t xml:space="preserve">%&gt;%</w:t>
+      </w:r>
+      <w:r>
+        <w:br/>
+      </w:r>
+      <w:r>
+        <w:rPr>
+          <w:rStyle w:val="NormalTok"/>
+        </w:rPr>
+        <w:t xml:space="preserve">  </w:t>
+      </w:r>
+      <w:r>
+        <w:rPr>
+          <w:rStyle w:val="FunctionTok"/>
+        </w:rPr>
+        <w:t xml:space="preserve">group_by</w:t>
+      </w:r>
+      <w:r>
+        <w:rPr>
+          <w:rStyle w:val="NormalTok"/>
+        </w:rPr>
+        <w:t xml:space="preserve">(lake) </w:t>
+      </w:r>
+      <w:r>
+        <w:rPr>
+          <w:rStyle w:val="SpecialCharTok"/>
+        </w:rPr>
+        <w:t xml:space="preserve">%&gt;%</w:t>
+      </w:r>
+      <w:r>
+        <w:br/>
+      </w:r>
+      <w:r>
+        <w:rPr>
+          <w:rStyle w:val="NormalTok"/>
+        </w:rPr>
+        <w:t xml:space="preserve">  </w:t>
+      </w:r>
+      <w:r>
+        <w:rPr>
+          <w:rStyle w:val="FunctionTok"/>
+        </w:rPr>
+        <w:t xml:space="preserve">summarise</w:t>
+      </w:r>
+      <w:r>
+        <w:rPr>
+          <w:rStyle w:val="NormalTok"/>
+        </w:rPr>
+        <w:t xml:space="preserve">(</w:t>
+      </w:r>
+      <w:r>
+        <w:br/>
+      </w:r>
+      <w:r>
+        <w:rPr>
+          <w:rStyle w:val="NormalTok"/>
+        </w:rPr>
+        <w:t xml:space="preserve">     </w:t>
+      </w:r>
+      <w:r>
+        <w:rPr>
+          <w:rStyle w:val="AttributeTok"/>
+        </w:rPr>
+        <w:t xml:space="preserve">var_length =</w:t>
+      </w:r>
+      <w:r>
+        <w:rPr>
+          <w:rStyle w:val="NormalTok"/>
+        </w:rPr>
+        <w:t xml:space="preserve"> </w:t>
+      </w:r>
+      <w:r>
+        <w:rPr>
+          <w:rStyle w:val="FunctionTok"/>
+        </w:rPr>
+        <w:t xml:space="preserve">var</w:t>
+      </w:r>
+      <w:r>
+        <w:rPr>
+          <w:rStyle w:val="NormalTok"/>
+        </w:rPr>
+        <w:t xml:space="preserve">(length_mm), </w:t>
+      </w:r>
+      <w:r>
+        <w:br/>
+      </w:r>
+      <w:r>
+        <w:rPr>
+          <w:rStyle w:val="NormalTok"/>
+        </w:rPr>
+        <w:t xml:space="preserve">     </w:t>
+      </w:r>
+      <w:r>
+        <w:rPr>
+          <w:rStyle w:val="AttributeTok"/>
+        </w:rPr>
+        <w:t xml:space="preserve">sd_length =</w:t>
+      </w:r>
+      <w:r>
+        <w:rPr>
+          <w:rStyle w:val="NormalTok"/>
+        </w:rPr>
+        <w:t xml:space="preserve"> </w:t>
+      </w:r>
+      <w:r>
+        <w:rPr>
+          <w:rStyle w:val="FunctionTok"/>
+        </w:rPr>
+        <w:t xml:space="preserve">sd</w:t>
+      </w:r>
+      <w:r>
+        <w:rPr>
+          <w:rStyle w:val="NormalTok"/>
+        </w:rPr>
+        <w:t xml:space="preserve">(length_mm) ) </w:t>
       </w:r>
     </w:p>
     <w:p>
@@ -3056,7 +3715,7 @@
         <w:t xml:space="preserve"> </w:t>
       </w:r>
       <w:r>
-        <w:t xml:space="preserve">Standard deviations on each side includes about 95% of the data</w:t>
+        <w:t xml:space="preserve">standard deviations on each side includes about 95% of the data</w:t>
       </w:r>
       <w:r>
         <w:br/>
@@ -3070,10 +3729,26 @@
     </w:p>
     <w:p>
       <w:pPr>
-        <w:pStyle w:val="BodyText"/>
-      </w:pPr>
-      <w:r>
-        <w:t xml:space="preserve">- note the similarity to the p &lt; 0.5</w:t>
+        <w:pStyle w:val="Compact"/>
+        <w:numPr>
+          <w:ilvl w:val="0"/>
+          <w:numId w:val="1027"/>
+        </w:numPr>
+      </w:pPr>
+      <w:r>
+        <w:t xml:space="preserve">note the similarity to the p &lt; 0.5</w:t>
+      </w:r>
+    </w:p>
+    <w:p>
+      <w:pPr>
+        <w:pStyle w:val="Compact"/>
+        <w:numPr>
+          <w:ilvl w:val="0"/>
+          <w:numId w:val="1027"/>
+        </w:numPr>
+      </w:pPr>
+      <w:r>
+        <w:t xml:space="preserve">note that it is 90.91% and that is because the curve is not normal</w:t>
       </w:r>
     </w:p>
     <w:p>
@@ -3630,7 +4305,7 @@
       <w:pPr>
         <w:numPr>
           <w:ilvl w:val="0"/>
-          <w:numId w:val="1026"/>
+          <w:numId w:val="1028"/>
         </w:numPr>
       </w:pPr>
       <w:r>
@@ -3642,7 +4317,7 @@
         <w:pStyle w:val="Compact"/>
         <w:numPr>
           <w:ilvl w:val="1"/>
-          <w:numId w:val="1027"/>
+          <w:numId w:val="1029"/>
         </w:numPr>
       </w:pPr>
       <w:r>
@@ -3654,7 +4329,7 @@
         <w:pStyle w:val="Compact"/>
         <w:numPr>
           <w:ilvl w:val="2"/>
-          <w:numId w:val="1028"/>
+          <w:numId w:val="1030"/>
         </w:numPr>
       </w:pPr>
       <w:r>
@@ -3666,7 +4341,7 @@
         <w:pStyle w:val="Compact"/>
         <w:numPr>
           <w:ilvl w:val="1"/>
-          <w:numId w:val="1027"/>
+          <w:numId w:val="1029"/>
         </w:numPr>
       </w:pPr>
       <w:r>
@@ -3762,10 +4437,36 @@
     </w:p>
     <w:p>
       <w:pPr>
+        <w:pStyle w:val="FirstParagraph"/>
+      </w:pPr>
+      <w:r>
+        <w:t xml:space="preserve">To tranform data to a</w:t>
+      </w:r>
+      <w:r>
+        <w:t xml:space="preserve"> </w:t>
+      </w:r>
+      <w:r>
+        <w:t xml:space="preserve">“normal”</w:t>
+      </w:r>
+      <w:r>
+        <w:t xml:space="preserve"> </w:t>
+      </w:r>
+      <w:r>
+        <w:t xml:space="preserve">distribution we can use the following</w:t>
+      </w:r>
+      <w:r>
+        <w:t xml:space="preserve"> </w:t>
+      </w:r>
+      <w:r>
+        <w:t xml:space="preserve">transformations…</w:t>
+      </w:r>
+    </w:p>
+    <w:p>
+      <w:pPr>
         <w:pStyle w:val="Compact"/>
         <w:numPr>
           <w:ilvl w:val="0"/>
-          <w:numId w:val="1029"/>
+          <w:numId w:val="1031"/>
         </w:numPr>
       </w:pPr>
       <w:r>
@@ -3790,7 +4491,7 @@
         <w:pStyle w:val="Compact"/>
         <w:numPr>
           <w:ilvl w:val="0"/>
-          <w:numId w:val="1029"/>
+          <w:numId w:val="1031"/>
         </w:numPr>
       </w:pPr>
       <w:r>
@@ -3815,7 +4516,7 @@
         <w:pStyle w:val="Compact"/>
         <w:numPr>
           <w:ilvl w:val="0"/>
-          <w:numId w:val="1029"/>
+          <w:numId w:val="1031"/>
         </w:numPr>
       </w:pPr>
       <w:r>
@@ -3834,7 +4535,7 @@
         <w:pStyle w:val="Compact"/>
         <w:numPr>
           <w:ilvl w:val="0"/>
-          <w:numId w:val="1029"/>
+          <w:numId w:val="1031"/>
         </w:numPr>
       </w:pPr>
       <w:r>
@@ -4571,7 +5272,7 @@
         <w:pStyle w:val="Compact"/>
         <w:numPr>
           <w:ilvl w:val="0"/>
-          <w:numId w:val="1030"/>
+          <w:numId w:val="1032"/>
         </w:numPr>
       </w:pPr>
       <w:r>
@@ -4589,7 +5290,7 @@
         <w:pStyle w:val="Compact"/>
         <w:numPr>
           <w:ilvl w:val="0"/>
-          <w:numId w:val="1030"/>
+          <w:numId w:val="1032"/>
         </w:numPr>
       </w:pPr>
       <w:r>
@@ -4607,7 +5308,7 @@
         <w:pStyle w:val="Compact"/>
         <w:numPr>
           <w:ilvl w:val="0"/>
-          <w:numId w:val="1030"/>
+          <w:numId w:val="1032"/>
         </w:numPr>
       </w:pPr>
       <w:r>
@@ -4619,7 +5320,7 @@
         <w:pStyle w:val="Compact"/>
         <w:numPr>
           <w:ilvl w:val="0"/>
-          <w:numId w:val="1030"/>
+          <w:numId w:val="1032"/>
         </w:numPr>
       </w:pPr>
       <w:r>
@@ -4679,7 +5380,7 @@
         <w:pStyle w:val="Compact"/>
         <w:numPr>
           <w:ilvl w:val="0"/>
-          <w:numId w:val="1031"/>
+          <w:numId w:val="1033"/>
         </w:numPr>
       </w:pPr>
       <w:r>
@@ -4707,7 +5408,7 @@
         <w:pStyle w:val="Compact"/>
         <w:numPr>
           <w:ilvl w:val="0"/>
-          <w:numId w:val="1031"/>
+          <w:numId w:val="1033"/>
         </w:numPr>
       </w:pPr>
       <w:r>
@@ -4719,7 +5420,7 @@
         <w:pStyle w:val="Compact"/>
         <w:numPr>
           <w:ilvl w:val="0"/>
-          <w:numId w:val="1031"/>
+          <w:numId w:val="1033"/>
         </w:numPr>
       </w:pPr>
       <w:r>
@@ -4747,7 +5448,7 @@
         <w:pStyle w:val="Compact"/>
         <w:numPr>
           <w:ilvl w:val="0"/>
-          <w:numId w:val="1031"/>
+          <w:numId w:val="1033"/>
         </w:numPr>
       </w:pPr>
       <w:r>
@@ -4759,7 +5460,7 @@
         <w:pStyle w:val="Compact"/>
         <w:numPr>
           <w:ilvl w:val="0"/>
-          <w:numId w:val="1031"/>
+          <w:numId w:val="1033"/>
         </w:numPr>
       </w:pPr>
       <w:r>
@@ -4905,9 +5606,6 @@
         <w:br/>
       </w:r>
       <w:r>
-        <w:br/>
-      </w:r>
-      <w:r>
         <w:rPr>
           <w:rStyle w:val="CommentTok"/>
         </w:rPr>
@@ -5037,9 +5735,6 @@
         <w:br/>
       </w:r>
       <w:r>
-        <w:br/>
-      </w:r>
-      <w:r>
         <w:rPr>
           <w:rStyle w:val="CommentTok"/>
         </w:rPr>
@@ -5142,7 +5837,7 @@
         <w:rPr>
           <w:rStyle w:val="DecValTok"/>
         </w:rPr>
-        <w:t xml:space="preserve">10</w:t>
+        <w:t xml:space="preserve">50</w:t>
       </w:r>
       <w:r>
         <w:rPr>
@@ -5166,9 +5861,6 @@
         <w:br/>
       </w:r>
       <w:r>
-        <w:br/>
-      </w:r>
-      <w:r>
         <w:rPr>
           <w:rStyle w:val="CommentTok"/>
         </w:rPr>
@@ -5244,7 +5936,7 @@
         <w:rPr>
           <w:rStyle w:val="DecValTok"/>
         </w:rPr>
-        <w:t xml:space="preserve">10</w:t>
+        <w:t xml:space="preserve">50</w:t>
       </w:r>
       <w:r>
         <w:rPr>
@@ -6072,85 +6764,11 @@
         <w:pStyle w:val="Compact"/>
         <w:numPr>
           <w:ilvl w:val="0"/>
-          <w:numId w:val="1032"/>
+          <w:numId w:val="1034"/>
         </w:numPr>
       </w:pPr>
       <w:r>
         <w:t xml:space="preserve">s is the sample standard deviation</w:t>
-      </w:r>
-    </w:p>
-    <w:p>
-      <w:pPr>
-        <w:pStyle w:val="Compact"/>
-        <w:numPr>
-          <w:ilvl w:val="0"/>
-          <w:numId w:val="1032"/>
-        </w:numPr>
-      </w:pPr>
-      <w:r>
-        <w:t xml:space="preserve">n is the sample size</w:t>
-      </w:r>
-    </w:p>
-    <w:p>
-      <w:pPr>
-        <w:pStyle w:val="FirstParagraph"/>
-      </w:pPr>
-      <w:r>
-        <w:t xml:space="preserve">The standard error tells us:</w:t>
-      </w:r>
-    </w:p>
-    <w:p>
-      <w:pPr>
-        <w:pStyle w:val="Compact"/>
-        <w:numPr>
-          <w:ilvl w:val="0"/>
-          <w:numId w:val="1033"/>
-        </w:numPr>
-      </w:pPr>
-      <w:r>
-        <w:t xml:space="preserve">How much uncertainty is in our estimate</w:t>
-      </w:r>
-    </w:p>
-    <w:p>
-      <w:pPr>
-        <w:pStyle w:val="Compact"/>
-        <w:numPr>
-          <w:ilvl w:val="0"/>
-          <w:numId w:val="1033"/>
-        </w:numPr>
-      </w:pPr>
-      <w:r>
-        <w:t xml:space="preserve">How much sample means are expected to vary</w:t>
-      </w:r>
-    </w:p>
-    <w:p>
-      <w:pPr>
-        <w:pStyle w:val="Compact"/>
-        <w:numPr>
-          <w:ilvl w:val="0"/>
-          <w:numId w:val="1033"/>
-        </w:numPr>
-      </w:pPr>
-      <w:r>
-        <w:t xml:space="preserve">How close our sample mean is likely to be to the true population</w:t>
-      </w:r>
-      <w:r>
-        <w:t xml:space="preserve"> </w:t>
-      </w:r>
-      <w:r>
-        <w:t xml:space="preserve">mean</w:t>
-      </w:r>
-    </w:p>
-    <w:p>
-      <w:pPr>
-        <w:pStyle w:val="FirstParagraph"/>
-      </w:pPr>
-      <w:r>
-        <w:rPr>
-          <w:b/>
-          <w:bCs/>
-        </w:rPr>
-        <w:t xml:space="preserve">Remember:</w:t>
       </w:r>
     </w:p>
     <w:p>
@@ -6162,13 +6780,15 @@
         </w:numPr>
       </w:pPr>
       <w:r>
-        <w:t xml:space="preserve">Standard deviation (s) describes the variability in the</w:t>
-      </w:r>
-      <w:r>
-        <w:t xml:space="preserve"> </w:t>
-      </w:r>
-      <w:r>
-        <w:t xml:space="preserve">individual data points</w:t>
+        <w:t xml:space="preserve">n is the sample size</w:t>
+      </w:r>
+    </w:p>
+    <w:p>
+      <w:pPr>
+        <w:pStyle w:val="FirstParagraph"/>
+      </w:pPr>
+      <w:r>
+        <w:t xml:space="preserve">The standard error tells us:</w:t>
       </w:r>
     </w:p>
     <w:p>
@@ -6176,17 +6796,11 @@
         <w:pStyle w:val="Compact"/>
         <w:numPr>
           <w:ilvl w:val="0"/>
-          <w:numId w:val="1034"/>
+          <w:numId w:val="1035"/>
         </w:numPr>
       </w:pPr>
       <w:r>
-        <w:t xml:space="preserve">Standard error (SE) describes the variability in the sample mean</w:t>
-      </w:r>
-      <w:r>
-        <w:t xml:space="preserve"> </w:t>
-      </w:r>
-      <w:r>
-        <w:t xml:space="preserve">itself</w:t>
+        <w:t xml:space="preserve">How much uncertainty is in our estimate</w:t>
       </w:r>
     </w:p>
     <w:p>
@@ -6194,7 +6808,85 @@
         <w:pStyle w:val="Compact"/>
         <w:numPr>
           <w:ilvl w:val="0"/>
-          <w:numId w:val="1034"/>
+          <w:numId w:val="1035"/>
+        </w:numPr>
+      </w:pPr>
+      <w:r>
+        <w:t xml:space="preserve">How much sample means are expected to vary</w:t>
+      </w:r>
+    </w:p>
+    <w:p>
+      <w:pPr>
+        <w:pStyle w:val="Compact"/>
+        <w:numPr>
+          <w:ilvl w:val="0"/>
+          <w:numId w:val="1035"/>
+        </w:numPr>
+      </w:pPr>
+      <w:r>
+        <w:t xml:space="preserve">How close our sample mean is likely to be to the true population</w:t>
+      </w:r>
+      <w:r>
+        <w:t xml:space="preserve"> </w:t>
+      </w:r>
+      <w:r>
+        <w:t xml:space="preserve">mean</w:t>
+      </w:r>
+    </w:p>
+    <w:p>
+      <w:pPr>
+        <w:pStyle w:val="FirstParagraph"/>
+      </w:pPr>
+      <w:r>
+        <w:rPr>
+          <w:b/>
+          <w:bCs/>
+        </w:rPr>
+        <w:t xml:space="preserve">Remember:</w:t>
+      </w:r>
+    </w:p>
+    <w:p>
+      <w:pPr>
+        <w:pStyle w:val="Compact"/>
+        <w:numPr>
+          <w:ilvl w:val="0"/>
+          <w:numId w:val="1036"/>
+        </w:numPr>
+      </w:pPr>
+      <w:r>
+        <w:t xml:space="preserve">Standard deviation (s) describes the variability in the individual</w:t>
+      </w:r>
+      <w:r>
+        <w:t xml:space="preserve"> </w:t>
+      </w:r>
+      <w:r>
+        <w:t xml:space="preserve">data points</w:t>
+      </w:r>
+    </w:p>
+    <w:p>
+      <w:pPr>
+        <w:pStyle w:val="Compact"/>
+        <w:numPr>
+          <w:ilvl w:val="0"/>
+          <w:numId w:val="1036"/>
+        </w:numPr>
+      </w:pPr>
+      <w:r>
+        <w:t xml:space="preserve">Standard error (SE) describes the variability in the sample mean</w:t>
+      </w:r>
+      <w:r>
+        <w:t xml:space="preserve"> </w:t>
+      </w:r>
+      <w:r>
+        <w:t xml:space="preserve">itself</w:t>
+      </w:r>
+    </w:p>
+    <w:p>
+      <w:pPr>
+        <w:pStyle w:val="Compact"/>
+        <w:numPr>
+          <w:ilvl w:val="0"/>
+          <w:numId w:val="1036"/>
         </w:numPr>
       </w:pPr>
       <w:r>
@@ -6654,7 +7346,7 @@
         <w:pStyle w:val="Compact"/>
         <w:numPr>
           <w:ilvl w:val="0"/>
-          <w:numId w:val="1035"/>
+          <w:numId w:val="1037"/>
         </w:numPr>
       </w:pPr>
       <w:r>
@@ -6666,7 +7358,7 @@
         <w:pStyle w:val="Compact"/>
         <w:numPr>
           <w:ilvl w:val="0"/>
-          <w:numId w:val="1035"/>
+          <w:numId w:val="1037"/>
         </w:numPr>
       </w:pPr>
       <w:r>
@@ -6678,7 +7370,7 @@
         <w:pStyle w:val="Compact"/>
         <w:numPr>
           <w:ilvl w:val="0"/>
-          <w:numId w:val="1035"/>
+          <w:numId w:val="1037"/>
         </w:numPr>
       </w:pPr>
       <w:r>
@@ -6704,7 +7396,7 @@
         <w:pStyle w:val="Compact"/>
         <w:numPr>
           <w:ilvl w:val="0"/>
-          <w:numId w:val="1036"/>
+          <w:numId w:val="1038"/>
         </w:numPr>
       </w:pPr>
       <w:r>
@@ -6716,7 +7408,7 @@
         <w:pStyle w:val="Compact"/>
         <w:numPr>
           <w:ilvl w:val="0"/>
-          <w:numId w:val="1036"/>
+          <w:numId w:val="1038"/>
         </w:numPr>
       </w:pPr>
       <w:r>
@@ -6728,7 +7420,7 @@
         <w:pStyle w:val="Compact"/>
         <w:numPr>
           <w:ilvl w:val="0"/>
-          <w:numId w:val="1036"/>
+          <w:numId w:val="1038"/>
         </w:numPr>
       </w:pPr>
       <w:r>
@@ -7890,7 +8582,7 @@
         <w:pStyle w:val="Compact"/>
         <w:numPr>
           <w:ilvl w:val="0"/>
-          <w:numId w:val="1037"/>
+          <w:numId w:val="1039"/>
         </w:numPr>
       </w:pPr>
       <w:r>
@@ -7902,7 +8594,7 @@
         <w:pStyle w:val="Compact"/>
         <w:numPr>
           <w:ilvl w:val="0"/>
-          <w:numId w:val="1037"/>
+          <w:numId w:val="1039"/>
         </w:numPr>
       </w:pPr>
       <w:r>
@@ -7914,7 +8606,7 @@
         <w:pStyle w:val="Compact"/>
         <w:numPr>
           <w:ilvl w:val="0"/>
-          <w:numId w:val="1037"/>
+          <w:numId w:val="1039"/>
         </w:numPr>
       </w:pPr>
       <w:r>
@@ -8680,7 +9372,7 @@
         <w:pStyle w:val="Compact"/>
         <w:numPr>
           <w:ilvl w:val="0"/>
-          <w:numId w:val="1038"/>
+          <w:numId w:val="1040"/>
         </w:numPr>
       </w:pPr>
       <w:r>
@@ -8698,17 +9390,17 @@
         <w:pStyle w:val="Compact"/>
         <w:numPr>
           <w:ilvl w:val="0"/>
-          <w:numId w:val="1038"/>
+          <w:numId w:val="1040"/>
         </w:numPr>
       </w:pPr>
       <w:r>
-        <w:t xml:space="preserve">About 95% of such intervals constructed from different samples</w:t>
-      </w:r>
-      <w:r>
-        <w:t xml:space="preserve"> </w:t>
-      </w:r>
-      <w:r>
-        <w:t xml:space="preserve">would contain the true population mean</w:t>
+        <w:t xml:space="preserve">About 95% of such intervals constructed from different samples would</w:t>
+      </w:r>
+      <w:r>
+        <w:t xml:space="preserve"> </w:t>
+      </w:r>
+      <w:r>
+        <w:t xml:space="preserve">contain the true population mean</w:t>
       </w:r>
     </w:p>
     <w:p>
@@ -11131,7 +11823,7 @@
         <w:pStyle w:val="Compact"/>
         <w:numPr>
           <w:ilvl w:val="0"/>
-          <w:numId w:val="1039"/>
+          <w:numId w:val="1041"/>
         </w:numPr>
       </w:pPr>
       <w:r>
@@ -11165,7 +11857,7 @@
         <w:pStyle w:val="Compact"/>
         <w:numPr>
           <w:ilvl w:val="0"/>
-          <w:numId w:val="1039"/>
+          <w:numId w:val="1041"/>
         </w:numPr>
       </w:pPr>
       <w:r>
@@ -11233,7 +11925,7 @@
         <w:pStyle w:val="Compact"/>
         <w:numPr>
           <w:ilvl w:val="0"/>
-          <w:numId w:val="1039"/>
+          <w:numId w:val="1041"/>
         </w:numPr>
       </w:pPr>
       <w:r>
@@ -11260,82 +11952,6 @@
       </w:r>
       <w:r>
         <w:t xml:space="preserve">statistics that would be expected due to random sampling</w:t>
-      </w:r>
-    </w:p>
-    <w:p>
-      <w:pPr>
-        <w:pStyle w:val="Compact"/>
-        <w:numPr>
-          <w:ilvl w:val="0"/>
-          <w:numId w:val="1039"/>
-        </w:numPr>
-      </w:pPr>
-      <w:r>
-        <w:rPr>
-          <w:b/>
-          <w:bCs/>
-        </w:rPr>
-        <w:t xml:space="preserve">Confidence intervals</w:t>
-      </w:r>
-      <w:r>
-        <w:t xml:space="preserve"> </w:t>
-      </w:r>
-      <w:r>
-        <w:t xml:space="preserve">provide a range of plausible values for the</w:t>
-      </w:r>
-      <w:r>
-        <w:t xml:space="preserve"> </w:t>
-      </w:r>
-      <w:r>
-        <w:t xml:space="preserve">population parameter</w:t>
-      </w:r>
-    </w:p>
-    <w:p>
-      <w:pPr>
-        <w:pStyle w:val="Compact"/>
-        <w:numPr>
-          <w:ilvl w:val="0"/>
-          <w:numId w:val="1039"/>
-        </w:numPr>
-      </w:pPr>
-      <w:r>
-        <w:t xml:space="preserve">Larger sample sizes provide more precise estimates (narrower</w:t>
-      </w:r>
-      <w:r>
-        <w:t xml:space="preserve"> </w:t>
-      </w:r>
-      <w:r>
-        <w:t xml:space="preserve">confidence intervals)</w:t>
-      </w:r>
-    </w:p>
-    <w:p>
-      <w:pPr>
-        <w:pStyle w:val="Compact"/>
-        <w:numPr>
-          <w:ilvl w:val="0"/>
-          <w:numId w:val="1039"/>
-        </w:numPr>
-      </w:pPr>
-      <w:r>
-        <w:t xml:space="preserve">When reporting results, always include a measure of precision (SE or</w:t>
-      </w:r>
-    </w:p>
-    <w:bookmarkEnd w:id="137"/>
-    <w:bookmarkStart w:id="138" w:name="lecture-3-conclusion"/>
-    <w:p>
-      <w:pPr>
-        <w:pStyle w:val="Heading1"/>
-      </w:pPr>
-      <w:r>
-        <w:t xml:space="preserve">Lecture 3: Conclusion</w:t>
-      </w:r>
-    </w:p>
-    <w:p>
-      <w:pPr>
-        <w:pStyle w:val="FirstParagraph"/>
-      </w:pPr>
-      <w:r>
-        <w:t xml:space="preserve">In this lecture, we’ve explored:</w:t>
       </w:r>
     </w:p>
     <w:p>
@@ -11347,7 +11963,23 @@
         </w:numPr>
       </w:pPr>
       <w:r>
-        <w:t xml:space="preserve">Why statistics is essential in biology</w:t>
+        <w:rPr>
+          <w:b/>
+          <w:bCs/>
+        </w:rPr>
+        <w:t xml:space="preserve">Confidence intervals</w:t>
+      </w:r>
+      <w:r>
+        <w:t xml:space="preserve"> </w:t>
+      </w:r>
+      <w:r>
+        <w:t xml:space="preserve">provide a range of plausible values for the</w:t>
+      </w:r>
+      <w:r>
+        <w:t xml:space="preserve"> </w:t>
+      </w:r>
+      <w:r>
+        <w:t xml:space="preserve">population parameter</w:t>
       </w:r>
     </w:p>
     <w:p>
@@ -11359,7 +11991,13 @@
         </w:numPr>
       </w:pPr>
       <w:r>
-        <w:t xml:space="preserve">Types of biological variables and their properties</w:t>
+        <w:t xml:space="preserve">Larger sample sizes provide more precise estimates (narrower</w:t>
+      </w:r>
+      <w:r>
+        <w:t xml:space="preserve"> </w:t>
+      </w:r>
+      <w:r>
+        <w:t xml:space="preserve">confidence intervals)</w:t>
       </w:r>
     </w:p>
     <w:p>
@@ -11371,7 +12009,25 @@
         </w:numPr>
       </w:pPr>
       <w:r>
-        <w:t xml:space="preserve">Accuracy, precision, and bias in measurements</w:t>
+        <w:t xml:space="preserve">When reporting results, always include a measure of precision (SE or</w:t>
+      </w:r>
+    </w:p>
+    <w:bookmarkEnd w:id="137"/>
+    <w:bookmarkStart w:id="138" w:name="lecture-3-conclusion"/>
+    <w:p>
+      <w:pPr>
+        <w:pStyle w:val="Heading1"/>
+      </w:pPr>
+      <w:r>
+        <w:t xml:space="preserve">Lecture 3: Conclusion</w:t>
+      </w:r>
+    </w:p>
+    <w:p>
+      <w:pPr>
+        <w:pStyle w:val="FirstParagraph"/>
+      </w:pPr>
+      <w:r>
+        <w:t xml:space="preserve">In this lecture, we’ve explored:</w:t>
       </w:r>
     </w:p>
     <w:p>
@@ -11379,11 +12035,11 @@
         <w:pStyle w:val="Compact"/>
         <w:numPr>
           <w:ilvl w:val="0"/>
-          <w:numId w:val="1041"/>
+          <w:numId w:val="1043"/>
         </w:numPr>
       </w:pPr>
       <w:r>
-        <w:t xml:space="preserve">Measures of central tendency (mean, median, geometric mean)</w:t>
+        <w:t xml:space="preserve">Why statistics is essential in biology</w:t>
       </w:r>
     </w:p>
     <w:p>
@@ -11391,17 +12047,11 @@
         <w:pStyle w:val="Compact"/>
         <w:numPr>
           <w:ilvl w:val="0"/>
-          <w:numId w:val="1041"/>
+          <w:numId w:val="1043"/>
         </w:numPr>
       </w:pPr>
       <w:r>
-        <w:t xml:space="preserve">Measures of spread (standard deviation, variance, and interquartile</w:t>
-      </w:r>
-      <w:r>
-        <w:t xml:space="preserve"> </w:t>
-      </w:r>
-      <w:r>
-        <w:t xml:space="preserve">range)</w:t>
+        <w:t xml:space="preserve">Types of biological variables and their properties</w:t>
       </w:r>
     </w:p>
     <w:p>
@@ -11409,11 +12059,11 @@
         <w:pStyle w:val="Compact"/>
         <w:numPr>
           <w:ilvl w:val="0"/>
-          <w:numId w:val="1041"/>
+          <w:numId w:val="1043"/>
         </w:numPr>
       </w:pPr>
       <w:r>
-        <w:t xml:space="preserve">Data transformations for skewed distributions</w:t>
+        <w:t xml:space="preserve">Accuracy, precision, and bias in measurements</w:t>
       </w:r>
     </w:p>
     <w:p>
@@ -11421,11 +12071,11 @@
         <w:pStyle w:val="Compact"/>
         <w:numPr>
           <w:ilvl w:val="0"/>
-          <w:numId w:val="1041"/>
+          <w:numId w:val="1043"/>
         </w:numPr>
       </w:pPr>
       <w:r>
-        <w:t xml:space="preserve">Visualization techniques for understanding distributions</w:t>
+        <w:t xml:space="preserve">Measures of central tendency (mean, median, geometric mean)</w:t>
       </w:r>
     </w:p>
     <w:p>
@@ -11433,7 +12083,49 @@
         <w:pStyle w:val="Compact"/>
         <w:numPr>
           <w:ilvl w:val="0"/>
-          <w:numId w:val="1041"/>
+          <w:numId w:val="1043"/>
+        </w:numPr>
+      </w:pPr>
+      <w:r>
+        <w:t xml:space="preserve">Measures of spread (standard deviation, variance, and interquartile</w:t>
+      </w:r>
+      <w:r>
+        <w:t xml:space="preserve"> </w:t>
+      </w:r>
+      <w:r>
+        <w:t xml:space="preserve">range)</w:t>
+      </w:r>
+    </w:p>
+    <w:p>
+      <w:pPr>
+        <w:pStyle w:val="Compact"/>
+        <w:numPr>
+          <w:ilvl w:val="0"/>
+          <w:numId w:val="1043"/>
+        </w:numPr>
+      </w:pPr>
+      <w:r>
+        <w:t xml:space="preserve">Data transformations for skewed distributions</w:t>
+      </w:r>
+    </w:p>
+    <w:p>
+      <w:pPr>
+        <w:pStyle w:val="Compact"/>
+        <w:numPr>
+          <w:ilvl w:val="0"/>
+          <w:numId w:val="1043"/>
+        </w:numPr>
+      </w:pPr>
+      <w:r>
+        <w:t xml:space="preserve">Visualization techniques for understanding distributions</w:t>
+      </w:r>
+    </w:p>
+    <w:p>
+      <w:pPr>
+        <w:pStyle w:val="Compact"/>
+        <w:numPr>
+          <w:ilvl w:val="0"/>
+          <w:numId w:val="1043"/>
         </w:numPr>
       </w:pPr>
       <w:r>
@@ -11864,34 +12556,7 @@
     <w:abstractNumId w:val="991"/>
   </w:num>
   <w:num w:numId="1008">
-    <w:abstractNumId w:val="99411"/>
-    <w:lvlOverride w:ilvl="0">
-      <w:startOverride w:val="1"/>
-    </w:lvlOverride>
-    <w:lvlOverride w:ilvl="1">
-      <w:startOverride w:val="1"/>
-    </w:lvlOverride>
-    <w:lvlOverride w:ilvl="2">
-      <w:startOverride w:val="1"/>
-    </w:lvlOverride>
-    <w:lvlOverride w:ilvl="3">
-      <w:startOverride w:val="1"/>
-    </w:lvlOverride>
-    <w:lvlOverride w:ilvl="4">
-      <w:startOverride w:val="1"/>
-    </w:lvlOverride>
-    <w:lvlOverride w:ilvl="5">
-      <w:startOverride w:val="1"/>
-    </w:lvlOverride>
-    <w:lvlOverride w:ilvl="6">
-      <w:startOverride w:val="1"/>
-    </w:lvlOverride>
-    <w:lvlOverride w:ilvl="7">
-      <w:startOverride w:val="1"/>
-    </w:lvlOverride>
-    <w:lvlOverride w:ilvl="8">
-      <w:startOverride w:val="1"/>
-    </w:lvlOverride>
+    <w:abstractNumId w:val="991"/>
   </w:num>
   <w:num w:numId="1009">
     <w:abstractNumId w:val="991"/>
@@ -11921,7 +12586,34 @@
     <w:abstractNumId w:val="991"/>
   </w:num>
   <w:num w:numId="1018">
-    <w:abstractNumId w:val="991"/>
+    <w:abstractNumId w:val="99411"/>
+    <w:lvlOverride w:ilvl="0">
+      <w:startOverride w:val="1"/>
+    </w:lvlOverride>
+    <w:lvlOverride w:ilvl="1">
+      <w:startOverride w:val="1"/>
+    </w:lvlOverride>
+    <w:lvlOverride w:ilvl="2">
+      <w:startOverride w:val="1"/>
+    </w:lvlOverride>
+    <w:lvlOverride w:ilvl="3">
+      <w:startOverride w:val="1"/>
+    </w:lvlOverride>
+    <w:lvlOverride w:ilvl="4">
+      <w:startOverride w:val="1"/>
+    </w:lvlOverride>
+    <w:lvlOverride w:ilvl="5">
+      <w:startOverride w:val="1"/>
+    </w:lvlOverride>
+    <w:lvlOverride w:ilvl="6">
+      <w:startOverride w:val="1"/>
+    </w:lvlOverride>
+    <w:lvlOverride w:ilvl="7">
+      <w:startOverride w:val="1"/>
+    </w:lvlOverride>
+    <w:lvlOverride w:ilvl="8">
+      <w:startOverride w:val="1"/>
+    </w:lvlOverride>
   </w:num>
   <w:num w:numId="1019">
     <w:abstractNumId w:val="991"/>
@@ -11957,6 +12649,12 @@
     <w:abstractNumId w:val="991"/>
   </w:num>
   <w:num w:numId="1030">
+    <w:abstractNumId w:val="991"/>
+  </w:num>
+  <w:num w:numId="1031">
+    <w:abstractNumId w:val="991"/>
+  </w:num>
+  <w:num w:numId="1032">
     <w:abstractNumId w:val="99411"/>
     <w:lvlOverride w:ilvl="0">
       <w:startOverride w:val="1"/>
@@ -11986,12 +12684,6 @@
       <w:startOverride w:val="1"/>
     </w:lvlOverride>
   </w:num>
-  <w:num w:numId="1031">
-    <w:abstractNumId w:val="991"/>
-  </w:num>
-  <w:num w:numId="1032">
-    <w:abstractNumId w:val="991"/>
-  </w:num>
   <w:num w:numId="1033">
     <w:abstractNumId w:val="991"/>
   </w:num>
@@ -11999,34 +12691,7 @@
     <w:abstractNumId w:val="991"/>
   </w:num>
   <w:num w:numId="1035">
-    <w:abstractNumId w:val="99411"/>
-    <w:lvlOverride w:ilvl="0">
-      <w:startOverride w:val="1"/>
-    </w:lvlOverride>
-    <w:lvlOverride w:ilvl="1">
-      <w:startOverride w:val="1"/>
-    </w:lvlOverride>
-    <w:lvlOverride w:ilvl="2">
-      <w:startOverride w:val="1"/>
-    </w:lvlOverride>
-    <w:lvlOverride w:ilvl="3">
-      <w:startOverride w:val="1"/>
-    </w:lvlOverride>
-    <w:lvlOverride w:ilvl="4">
-      <w:startOverride w:val="1"/>
-    </w:lvlOverride>
-    <w:lvlOverride w:ilvl="5">
-      <w:startOverride w:val="1"/>
-    </w:lvlOverride>
-    <w:lvlOverride w:ilvl="6">
-      <w:startOverride w:val="1"/>
-    </w:lvlOverride>
-    <w:lvlOverride w:ilvl="7">
-      <w:startOverride w:val="1"/>
-    </w:lvlOverride>
-    <w:lvlOverride w:ilvl="8">
-      <w:startOverride w:val="1"/>
-    </w:lvlOverride>
+    <w:abstractNumId w:val="991"/>
   </w:num>
   <w:num w:numId="1036">
     <w:abstractNumId w:val="991"/>
@@ -12065,9 +12730,42 @@
     <w:abstractNumId w:val="991"/>
   </w:num>
   <w:num w:numId="1039">
+    <w:abstractNumId w:val="99411"/>
+    <w:lvlOverride w:ilvl="0">
+      <w:startOverride w:val="1"/>
+    </w:lvlOverride>
+    <w:lvlOverride w:ilvl="1">
+      <w:startOverride w:val="1"/>
+    </w:lvlOverride>
+    <w:lvlOverride w:ilvl="2">
+      <w:startOverride w:val="1"/>
+    </w:lvlOverride>
+    <w:lvlOverride w:ilvl="3">
+      <w:startOverride w:val="1"/>
+    </w:lvlOverride>
+    <w:lvlOverride w:ilvl="4">
+      <w:startOverride w:val="1"/>
+    </w:lvlOverride>
+    <w:lvlOverride w:ilvl="5">
+      <w:startOverride w:val="1"/>
+    </w:lvlOverride>
+    <w:lvlOverride w:ilvl="6">
+      <w:startOverride w:val="1"/>
+    </w:lvlOverride>
+    <w:lvlOverride w:ilvl="7">
+      <w:startOverride w:val="1"/>
+    </w:lvlOverride>
+    <w:lvlOverride w:ilvl="8">
+      <w:startOverride w:val="1"/>
+    </w:lvlOverride>
+  </w:num>
+  <w:num w:numId="1040">
     <w:abstractNumId w:val="991"/>
   </w:num>
-  <w:num w:numId="1040">
+  <w:num w:numId="1041">
+    <w:abstractNumId w:val="991"/>
+  </w:num>
+  <w:num w:numId="1042">
     <w:abstractNumId w:val="9962101"/>
     <w:lvlOverride w:ilvl="0">
       <w:startOverride w:val="101"/>
@@ -12097,7 +12795,7 @@
       <w:startOverride w:val="101"/>
     </w:lvlOverride>
   </w:num>
-  <w:num w:numId="1041">
+  <w:num w:numId="1043">
     <w:abstractNumId w:val="991"/>
   </w:num>
 </w:numbering>

--- a/docs/ecostats_lectures/lecture_03/03_01_lecture_powerpoint.docx
+++ b/docs/ecostats_lectures/lecture_03/03_01_lecture_powerpoint.docx
@@ -4235,13 +4235,22 @@
       </w:r>
     </w:p>
     <w:bookmarkEnd w:id="76"/>
-    <w:bookmarkStart w:id="81" w:name="X647522e7a933e60cf517990acfbd8e4a1ff28b4"/>
+    <w:bookmarkStart w:id="78" w:name="lecture-3-understanding-percentiles"/>
     <w:p>
       <w:pPr>
         <w:pStyle w:val="Heading1"/>
       </w:pPr>
       <w:r>
-        <w:t xml:space="preserve">Lecture 3: Data Transformations for Skewed Distributions</w:t>
+        <w:t xml:space="preserve">Lecture 3: Understanding Percentiles</w:t>
+      </w:r>
+    </w:p>
+    <w:bookmarkStart w:id="77" w:name="Xaac84a0e74a6a234c946fd08eda1e6f90494d71"/>
+    <w:p>
+      <w:pPr>
+        <w:pStyle w:val="Heading3"/>
+      </w:pPr>
+      <w:r>
+        <w:t xml:space="preserve">- it is the same as quartiles but more finely divided and will come into play later on</w:t>
       </w:r>
     </w:p>
     <w:p>
@@ -4249,75 +4258,399 @@
         <w:pStyle w:val="FirstParagraph"/>
       </w:pPr>
       <w:r>
-        <w:t xml:space="preserve">Biological data are often skewed (asymmetrical), which can make the</w:t>
-      </w:r>
-      <w:r>
-        <w:t xml:space="preserve"> </w:t>
-      </w:r>
-      <w:r>
-        <w:t xml:space="preserve">arithmetic mean less representative of central tendency. Data</w:t>
-      </w:r>
-      <w:r>
-        <w:t xml:space="preserve"> </w:t>
-      </w:r>
-      <w:r>
-        <w:t xml:space="preserve">transformations can help address this issue.</w:t>
-      </w:r>
-    </w:p>
-    <w:bookmarkStart w:id="77" w:name="logarithmic-transformation"/>
-    <w:p>
-      <w:pPr>
-        <w:pStyle w:val="Heading3"/>
-      </w:pPr>
-      <w:r>
-        <w:t xml:space="preserve">Logarithmic Transformation</w:t>
-      </w:r>
-    </w:p>
-    <w:p>
-      <w:pPr>
-        <w:pStyle w:val="FirstParagraph"/>
-      </w:pPr>
-      <w:r>
-        <w:t xml:space="preserve">The logarithmic transformation is one of the most common for</w:t>
-      </w:r>
-      <w:r>
-        <w:t xml:space="preserve"> </w:t>
-      </w:r>
-      <w:r>
-        <w:t xml:space="preserve">right-skewed biological data:</w:t>
-      </w:r>
-    </w:p>
-    <w:p>
-      <w:pPr>
-        <w:pStyle w:val="BodyText"/>
-      </w:pPr>
-      <w:r>
-        <w:t xml:space="preserve">When data are log-normally distributed, the geometric mean often</w:t>
-      </w:r>
-      <w:r>
-        <w:t xml:space="preserve"> </w:t>
-      </w:r>
-      <w:r>
-        <w:t xml:space="preserve">provides a better measure of central tendency than the arithmetic mean.</w:t>
-      </w:r>
-    </w:p>
-    <w:p>
-      <w:pPr>
+        <w:t xml:space="preserve">Percentiles are values that divide a dataset into 100 equal parts.</w:t>
+      </w:r>
+    </w:p>
+    <w:p>
+      <w:pPr>
+        <w:pStyle w:val="Compact"/>
         <w:numPr>
           <w:ilvl w:val="0"/>
           <w:numId w:val="1028"/>
         </w:numPr>
       </w:pPr>
       <w:r>
-        <w:t xml:space="preserve">But there are issues and it might not be good…</w:t>
+        <w:t xml:space="preserve">The 25th percentile is the first quartile (Q1)</w:t>
       </w:r>
     </w:p>
     <w:p>
       <w:pPr>
         <w:pStyle w:val="Compact"/>
         <w:numPr>
+          <w:ilvl w:val="0"/>
+          <w:numId w:val="1028"/>
+        </w:numPr>
+      </w:pPr>
+      <w:r>
+        <w:t xml:space="preserve">The 50th percentile is the median</w:t>
+      </w:r>
+    </w:p>
+    <w:p>
+      <w:pPr>
+        <w:pStyle w:val="Compact"/>
+        <w:numPr>
+          <w:ilvl w:val="0"/>
+          <w:numId w:val="1028"/>
+        </w:numPr>
+      </w:pPr>
+      <w:r>
+        <w:t xml:space="preserve">The 75th percentile is the third quartile (Q3)</w:t>
+      </w:r>
+    </w:p>
+    <w:p>
+      <w:pPr>
+        <w:pStyle w:val="Compact"/>
+        <w:numPr>
+          <w:ilvl w:val="0"/>
+          <w:numId w:val="1028"/>
+        </w:numPr>
+      </w:pPr>
+      <w:r>
+        <w:t xml:space="preserve">The IQR is the difference between Q3 and Q1.</w:t>
+      </w:r>
+    </w:p>
+    <w:p>
+      <w:pPr>
+        <w:pStyle w:val="SourceCode"/>
+      </w:pPr>
+      <w:r>
+        <w:rPr>
+          <w:rStyle w:val="CommentTok"/>
+        </w:rPr>
+        <w:t xml:space="preserve"># Calculate percentiles</w:t>
+      </w:r>
+      <w:r>
+        <w:br/>
+      </w:r>
+      <w:r>
+        <w:rPr>
+          <w:rStyle w:val="NormalTok"/>
+        </w:rPr>
+        <w:t xml:space="preserve">percentiles </w:t>
+      </w:r>
+      <w:r>
+        <w:rPr>
+          <w:rStyle w:val="OtherTok"/>
+        </w:rPr>
+        <w:t xml:space="preserve">&lt;-</w:t>
+      </w:r>
+      <w:r>
+        <w:rPr>
+          <w:rStyle w:val="NormalTok"/>
+        </w:rPr>
+        <w:t xml:space="preserve"> </w:t>
+      </w:r>
+      <w:r>
+        <w:rPr>
+          <w:rStyle w:val="FunctionTok"/>
+        </w:rPr>
+        <w:t xml:space="preserve">quantile</w:t>
+      </w:r>
+      <w:r>
+        <w:rPr>
+          <w:rStyle w:val="NormalTok"/>
+        </w:rPr>
+        <w:t xml:space="preserve">(grayling_df</w:t>
+      </w:r>
+      <w:r>
+        <w:rPr>
+          <w:rStyle w:val="SpecialCharTok"/>
+        </w:rPr>
+        <w:t xml:space="preserve">$</w:t>
+      </w:r>
+      <w:r>
+        <w:rPr>
+          <w:rStyle w:val="NormalTok"/>
+        </w:rPr>
+        <w:t xml:space="preserve">length_mm, </w:t>
+      </w:r>
+      <w:r>
+        <w:br/>
+      </w:r>
+      <w:r>
+        <w:rPr>
+          <w:rStyle w:val="NormalTok"/>
+        </w:rPr>
+        <w:t xml:space="preserve">                       </w:t>
+      </w:r>
+      <w:r>
+        <w:rPr>
+          <w:rStyle w:val="AttributeTok"/>
+        </w:rPr>
+        <w:t xml:space="preserve">probs =</w:t>
+      </w:r>
+      <w:r>
+        <w:rPr>
+          <w:rStyle w:val="NormalTok"/>
+        </w:rPr>
+        <w:t xml:space="preserve"> </w:t>
+      </w:r>
+      <w:r>
+        <w:rPr>
+          <w:rStyle w:val="FunctionTok"/>
+        </w:rPr>
+        <w:t xml:space="preserve">c</w:t>
+      </w:r>
+      <w:r>
+        <w:rPr>
+          <w:rStyle w:val="NormalTok"/>
+        </w:rPr>
+        <w:t xml:space="preserve">(</w:t>
+      </w:r>
+      <w:r>
+        <w:rPr>
+          <w:rStyle w:val="FloatTok"/>
+        </w:rPr>
+        <w:t xml:space="preserve">0.1</w:t>
+      </w:r>
+      <w:r>
+        <w:rPr>
+          <w:rStyle w:val="NormalTok"/>
+        </w:rPr>
+        <w:t xml:space="preserve">, </w:t>
+      </w:r>
+      <w:r>
+        <w:rPr>
+          <w:rStyle w:val="FloatTok"/>
+        </w:rPr>
+        <w:t xml:space="preserve">0.25</w:t>
+      </w:r>
+      <w:r>
+        <w:rPr>
+          <w:rStyle w:val="NormalTok"/>
+        </w:rPr>
+        <w:t xml:space="preserve">, </w:t>
+      </w:r>
+      <w:r>
+        <w:rPr>
+          <w:rStyle w:val="FloatTok"/>
+        </w:rPr>
+        <w:t xml:space="preserve">0.5</w:t>
+      </w:r>
+      <w:r>
+        <w:rPr>
+          <w:rStyle w:val="NormalTok"/>
+        </w:rPr>
+        <w:t xml:space="preserve">, </w:t>
+      </w:r>
+      <w:r>
+        <w:rPr>
+          <w:rStyle w:val="FloatTok"/>
+        </w:rPr>
+        <w:t xml:space="preserve">0.75</w:t>
+      </w:r>
+      <w:r>
+        <w:rPr>
+          <w:rStyle w:val="NormalTok"/>
+        </w:rPr>
+        <w:t xml:space="preserve">, </w:t>
+      </w:r>
+      <w:r>
+        <w:rPr>
+          <w:rStyle w:val="FloatTok"/>
+        </w:rPr>
+        <w:t xml:space="preserve">0.9</w:t>
+      </w:r>
+      <w:r>
+        <w:rPr>
+          <w:rStyle w:val="NormalTok"/>
+        </w:rPr>
+        <w:t xml:space="preserve">))</w:t>
+      </w:r>
+    </w:p>
+    <w:bookmarkEnd w:id="77"/>
+    <w:bookmarkEnd w:id="78"/>
+    <w:bookmarkStart w:id="79" w:name="X949db32f8be115ff847df8ddbc5d9fa56f1e562"/>
+    <w:p>
+      <w:pPr>
+        <w:pStyle w:val="Heading1"/>
+      </w:pPr>
+      <w:r>
+        <w:t xml:space="preserve">Lecture 3: Standard Deviation vs. Interquartile Range</w:t>
+      </w:r>
+    </w:p>
+    <w:p>
+      <w:pPr>
+        <w:pStyle w:val="FirstParagraph"/>
+      </w:pPr>
+      <w:r>
+        <w:t xml:space="preserve">The standard deviation and interquartile range both measure spread, but:</w:t>
+      </w:r>
+    </w:p>
+    <w:p>
+      <w:pPr>
+        <w:pStyle w:val="BodyText"/>
+      </w:pPr>
+      <w:r>
+        <w:rPr>
+          <w:b/>
+          <w:bCs/>
+        </w:rPr>
+        <w:t xml:space="preserve">Standard deviation</w:t>
+      </w:r>
+      <w:r>
+        <w:t xml:space="preserve">: Sensitive to outliers</w:t>
+      </w:r>
+    </w:p>
+    <w:p>
+      <w:pPr>
+        <w:pStyle w:val="BodyText"/>
+      </w:pPr>
+      <w:r>
+        <w:rPr>
+          <w:b/>
+          <w:bCs/>
+        </w:rPr>
+        <w:t xml:space="preserve">Interquartile range</w:t>
+      </w:r>
+      <w:r>
+        <w:t xml:space="preserve">: Robust against outliers</w:t>
+      </w:r>
+    </w:p>
+    <w:p>
+      <w:pPr>
+        <w:pStyle w:val="BodyText"/>
+      </w:pPr>
+      <w:r>
+        <w:t xml:space="preserve">When the data is approximately normal, the IQR ≈ 1.35 × standard</w:t>
+      </w:r>
+      <w:r>
+        <w:t xml:space="preserve"> </w:t>
+      </w:r>
+      <w:r>
+        <w:t xml:space="preserve">deviation.</w:t>
+      </w:r>
+    </w:p>
+    <w:p>
+      <w:pPr>
+        <w:pStyle w:val="SourceCode"/>
+      </w:pPr>
+      <w:r>
+        <w:rPr>
+          <w:rStyle w:val="VerbatimChar"/>
+        </w:rPr>
+        <w:t xml:space="preserve"># A tibble: 2 × 4</w:t>
+      </w:r>
+      <w:r>
+        <w:br/>
+      </w:r>
+      <w:r>
+        <w:rPr>
+          <w:rStyle w:val="VerbatimChar"/>
+        </w:rPr>
+        <w:t xml:space="preserve">  lake     sd   iqr ratio_iqr_sd</w:t>
+      </w:r>
+      <w:r>
+        <w:br/>
+      </w:r>
+      <w:r>
+        <w:rPr>
+          <w:rStyle w:val="VerbatimChar"/>
+        </w:rPr>
+        <w:t xml:space="preserve">  &lt;chr&gt; &lt;dbl&gt; &lt;dbl&gt;        &lt;dbl&gt;</w:t>
+      </w:r>
+      <w:r>
+        <w:br/>
+      </w:r>
+      <w:r>
+        <w:rPr>
+          <w:rStyle w:val="VerbatimChar"/>
+        </w:rPr>
+        <w:t xml:space="preserve">1 I3     28.3    24        0.848</w:t>
+      </w:r>
+      <w:r>
+        <w:br/>
+      </w:r>
+      <w:r>
+        <w:rPr>
+          <w:rStyle w:val="VerbatimChar"/>
+        </w:rPr>
+        <w:t xml:space="preserve">2 I8     52.3    61        1.17 </w:t>
+      </w:r>
+    </w:p>
+    <w:bookmarkEnd w:id="79"/>
+    <w:bookmarkStart w:id="84" w:name="X647522e7a933e60cf517990acfbd8e4a1ff28b4"/>
+    <w:p>
+      <w:pPr>
+        <w:pStyle w:val="Heading1"/>
+      </w:pPr>
+      <w:r>
+        <w:t xml:space="preserve">Lecture 3: Data Transformations for Skewed Distributions</w:t>
+      </w:r>
+    </w:p>
+    <w:p>
+      <w:pPr>
+        <w:pStyle w:val="FirstParagraph"/>
+      </w:pPr>
+      <w:r>
+        <w:t xml:space="preserve">Biological data are often skewed (asymmetrical), which can make the</w:t>
+      </w:r>
+      <w:r>
+        <w:t xml:space="preserve"> </w:t>
+      </w:r>
+      <w:r>
+        <w:t xml:space="preserve">arithmetic mean less representative of central tendency. Data</w:t>
+      </w:r>
+      <w:r>
+        <w:t xml:space="preserve"> </w:t>
+      </w:r>
+      <w:r>
+        <w:t xml:space="preserve">transformations can help address this issue.</w:t>
+      </w:r>
+    </w:p>
+    <w:bookmarkStart w:id="80" w:name="logarithmic-transformation"/>
+    <w:p>
+      <w:pPr>
+        <w:pStyle w:val="Heading3"/>
+      </w:pPr>
+      <w:r>
+        <w:t xml:space="preserve">Logarithmic Transformation</w:t>
+      </w:r>
+    </w:p>
+    <w:p>
+      <w:pPr>
+        <w:pStyle w:val="FirstParagraph"/>
+      </w:pPr>
+      <w:r>
+        <w:t xml:space="preserve">The logarithmic transformation is one of the most common for</w:t>
+      </w:r>
+      <w:r>
+        <w:t xml:space="preserve"> </w:t>
+      </w:r>
+      <w:r>
+        <w:t xml:space="preserve">right-skewed biological data:</w:t>
+      </w:r>
+    </w:p>
+    <w:p>
+      <w:pPr>
+        <w:pStyle w:val="BodyText"/>
+      </w:pPr>
+      <w:r>
+        <w:t xml:space="preserve">When data are log-normally distributed, the geometric mean often</w:t>
+      </w:r>
+      <w:r>
+        <w:t xml:space="preserve"> </w:t>
+      </w:r>
+      <w:r>
+        <w:t xml:space="preserve">provides a better measure of central tendency than the arithmetic mean.</w:t>
+      </w:r>
+    </w:p>
+    <w:p>
+      <w:pPr>
+        <w:numPr>
+          <w:ilvl w:val="0"/>
+          <w:numId w:val="1029"/>
+        </w:numPr>
+      </w:pPr>
+      <w:r>
+        <w:t xml:space="preserve">But there are issues and it might not be good…</w:t>
+      </w:r>
+    </w:p>
+    <w:p>
+      <w:pPr>
+        <w:numPr>
           <w:ilvl w:val="1"/>
-          <w:numId w:val="1029"/>
+          <w:numId w:val="1030"/>
         </w:numPr>
       </w:pPr>
       <w:r>
@@ -4329,22 +4662,21 @@
         <w:pStyle w:val="Compact"/>
         <w:numPr>
           <w:ilvl w:val="2"/>
+          <w:numId w:val="1031"/>
+        </w:numPr>
+      </w:pPr>
+      <w:r>
+        <w:t xml:space="preserve">geometric is all values multiplied taken to the nth root</w:t>
+      </w:r>
+    </w:p>
+    <w:p>
+      <w:pPr>
+        <w:numPr>
+          <w:ilvl w:val="1"/>
           <w:numId w:val="1030"/>
         </w:numPr>
       </w:pPr>
       <w:r>
-        <w:t xml:space="preserve">geometric is all values multiplied taken to the nth root</w:t>
-      </w:r>
-    </w:p>
-    <w:p>
-      <w:pPr>
-        <w:pStyle w:val="Compact"/>
-        <w:numPr>
-          <w:ilvl w:val="1"/>
-          <w:numId w:val="1029"/>
-        </w:numPr>
-      </w:pPr>
-      <w:r>
         <w:t xml:space="preserve">Can’t handle zeros without adding arbitrary constants (log(x+1)</w:t>
       </w:r>
       <w:r>
@@ -4357,7 +4689,27 @@
         <w:br/>
       </w:r>
     </w:p>
-    <w:bookmarkEnd w:id="77"/>
+    <w:p>
+      <w:pPr>
+        <w:pStyle w:val="SourceCode"/>
+      </w:pPr>
+      <w:r>
+        <w:rPr>
+          <w:rStyle w:val="VerbatimChar"/>
+        </w:rPr>
+        <w:t xml:space="preserve">Arithmetic mean of original data: 265.6 mm</w:t>
+      </w:r>
+      <w:r>
+        <w:br/>
+      </w:r>
+      <w:r>
+        <w:rPr>
+          <w:rStyle w:val="VerbatimChar"/>
+        </w:rPr>
+        <w:t xml:space="preserve"> Geometric mean (back-transformed mean of logs): NA mm</w:t>
+      </w:r>
+    </w:p>
+    <w:bookmarkEnd w:id="80"/>
     <w:p>
       <w:pPr>
         <w:pStyle w:val="FirstParagraph"/>
@@ -4367,18 +4719,18 @@
           <wp:inline>
             <wp:extent cx="2743200" cy="2743200"/>
             <wp:effectExtent b="0" l="0" r="0" t="0"/>
-            <wp:docPr descr="" title="" id="79" name="Picture"/>
+            <wp:docPr descr="" title="" id="82" name="Picture"/>
             <a:graphic>
               <a:graphicData uri="http://schemas.openxmlformats.org/drawingml/2006/picture">
                 <pic:pic>
                   <pic:nvPicPr>
-                    <pic:cNvPr descr="03_01_lecture_powerpoint_files/figure-docx/log-transform-1.png" id="80" name="Picture"/>
+                    <pic:cNvPr descr="03_01_lecture_powerpoint_files/figure-docx/log-transform-1.png" id="83" name="Picture"/>
                     <pic:cNvPicPr>
                       <a:picLocks noChangeArrowheads="1" noChangeAspect="1"/>
                     </pic:cNvPicPr>
                   </pic:nvPicPr>
                   <pic:blipFill>
-                    <a:blip r:embed="rId78"/>
+                    <a:blip r:embed="rId81"/>
                     <a:stretch>
                       <a:fillRect/>
                     </a:stretch>
@@ -4405,28 +4757,8 @@
         </w:drawing>
       </w:r>
     </w:p>
-    <w:p>
-      <w:pPr>
-        <w:pStyle w:val="SourceCode"/>
-      </w:pPr>
-      <w:r>
-        <w:rPr>
-          <w:rStyle w:val="VerbatimChar"/>
-        </w:rPr>
-        <w:t xml:space="preserve">Arithmetic mean of original data: 265.6 mm</w:t>
-      </w:r>
-      <w:r>
-        <w:br/>
-      </w:r>
-      <w:r>
-        <w:rPr>
-          <w:rStyle w:val="VerbatimChar"/>
-        </w:rPr>
-        <w:t xml:space="preserve"> Geometric mean (back-transformed mean of logs): 282.4 mm</w:t>
-      </w:r>
-    </w:p>
-    <w:bookmarkEnd w:id="81"/>
-    <w:bookmarkStart w:id="85" w:name="lecture-3-when-to-use-transformations"/>
+    <w:bookmarkEnd w:id="84"/>
+    <w:bookmarkStart w:id="88" w:name="lecture-3-when-to-use-transformations"/>
     <w:p>
       <w:pPr>
         <w:pStyle w:val="Heading1"/>
@@ -4466,7 +4798,7 @@
         <w:pStyle w:val="Compact"/>
         <w:numPr>
           <w:ilvl w:val="0"/>
-          <w:numId w:val="1031"/>
+          <w:numId w:val="1032"/>
         </w:numPr>
       </w:pPr>
       <w:r>
@@ -4491,7 +4823,7 @@
         <w:pStyle w:val="Compact"/>
         <w:numPr>
           <w:ilvl w:val="0"/>
-          <w:numId w:val="1031"/>
+          <w:numId w:val="1032"/>
         </w:numPr>
       </w:pPr>
       <w:r>
@@ -4516,7 +4848,7 @@
         <w:pStyle w:val="Compact"/>
         <w:numPr>
           <w:ilvl w:val="0"/>
-          <w:numId w:val="1031"/>
+          <w:numId w:val="1032"/>
         </w:numPr>
       </w:pPr>
       <w:r>
@@ -4535,7 +4867,7 @@
         <w:pStyle w:val="Compact"/>
         <w:numPr>
           <w:ilvl w:val="0"/>
-          <w:numId w:val="1031"/>
+          <w:numId w:val="1032"/>
         </w:numPr>
       </w:pPr>
       <w:r>
@@ -4594,18 +4926,18 @@
           <wp:inline>
             <wp:extent cx="5486400" cy="2909823"/>
             <wp:effectExtent b="0" l="0" r="0" t="0"/>
-            <wp:docPr descr="" title="" id="83" name="Picture"/>
+            <wp:docPr descr="" title="" id="86" name="Picture"/>
             <a:graphic>
               <a:graphicData uri="http://schemas.openxmlformats.org/drawingml/2006/picture">
                 <pic:pic>
                   <pic:nvPicPr>
-                    <pic:cNvPr descr="images/clipboard-2483693250.png" id="84" name="Picture"/>
+                    <pic:cNvPr descr="images/clipboard-2483693250.png" id="87" name="Picture"/>
                     <pic:cNvPicPr>
                       <a:picLocks noChangeArrowheads="1" noChangeAspect="1"/>
                     </pic:cNvPicPr>
                   </pic:nvPicPr>
                   <pic:blipFill>
-                    <a:blip r:embed="rId82"/>
+                    <a:blip r:embed="rId85"/>
                     <a:stretch>
                       <a:fillRect/>
                     </a:stretch>
@@ -4632,8 +4964,8 @@
         </w:drawing>
       </w:r>
     </w:p>
-    <w:bookmarkEnd w:id="85"/>
-    <w:bookmarkStart w:id="89" w:name="X9284063006db332efcb76d66fa0efd017ab616c"/>
+    <w:bookmarkEnd w:id="88"/>
+    <w:bookmarkStart w:id="92" w:name="X9284063006db332efcb76d66fa0efd017ab616c"/>
     <w:p>
       <w:pPr>
         <w:pStyle w:val="Heading1"/>
@@ -4667,18 +4999,18 @@
           <wp:inline>
             <wp:extent cx="6578600" cy="4111625"/>
             <wp:effectExtent b="0" l="0" r="0" t="0"/>
-            <wp:docPr descr="" title="" id="87" name="Picture"/>
+            <wp:docPr descr="" title="" id="90" name="Picture"/>
             <a:graphic>
               <a:graphicData uri="http://schemas.openxmlformats.org/drawingml/2006/picture">
                 <pic:pic>
                   <pic:nvPicPr>
-                    <pic:cNvPr descr="03_01_lecture_powerpoint_files/figure-docx/histogram-1.png" id="88" name="Picture"/>
+                    <pic:cNvPr descr="03_01_lecture_powerpoint_files/figure-docx/histogram-1.png" id="91" name="Picture"/>
                     <pic:cNvPicPr>
                       <a:picLocks noChangeArrowheads="1" noChangeAspect="1"/>
                     </pic:cNvPicPr>
                   </pic:nvPicPr>
                   <pic:blipFill>
-                    <a:blip r:embed="rId86"/>
+                    <a:blip r:embed="rId89"/>
                     <a:stretch>
                       <a:fillRect/>
                     </a:stretch>
@@ -4705,8 +5037,8 @@
         </w:drawing>
       </w:r>
     </w:p>
-    <w:bookmarkEnd w:id="89"/>
-    <w:bookmarkStart w:id="93" w:name="X8eadb8816f09a092c1e790584a852b6542419d5"/>
+    <w:bookmarkEnd w:id="92"/>
+    <w:bookmarkStart w:id="96" w:name="X8eadb8816f09a092c1e790584a852b6542419d5"/>
     <w:p>
       <w:pPr>
         <w:pStyle w:val="Heading1"/>
@@ -4740,18 +5072,18 @@
           <wp:inline>
             <wp:extent cx="6578600" cy="4111625"/>
             <wp:effectExtent b="0" l="0" r="0" t="0"/>
-            <wp:docPr descr="" title="" id="91" name="Picture"/>
+            <wp:docPr descr="" title="" id="94" name="Picture"/>
             <a:graphic>
               <a:graphicData uri="http://schemas.openxmlformats.org/drawingml/2006/picture">
                 <pic:pic>
                   <pic:nvPicPr>
-                    <pic:cNvPr descr="03_01_lecture_powerpoint_files/figure-docx/boxplot-1.png" id="92" name="Picture"/>
+                    <pic:cNvPr descr="03_01_lecture_powerpoint_files/figure-docx/boxplot-1.png" id="95" name="Picture"/>
                     <pic:cNvPicPr>
                       <a:picLocks noChangeArrowheads="1" noChangeAspect="1"/>
                     </pic:cNvPicPr>
                   </pic:nvPicPr>
                   <pic:blipFill>
-                    <a:blip r:embed="rId90"/>
+                    <a:blip r:embed="rId93"/>
                     <a:stretch>
                       <a:fillRect/>
                     </a:stretch>
@@ -4778,8 +5110,8 @@
         </w:drawing>
       </w:r>
     </w:p>
-    <w:bookmarkEnd w:id="93"/>
-    <w:bookmarkStart w:id="94" w:name="lecture-3-comparing-mean-vs.-median"/>
+    <w:bookmarkEnd w:id="96"/>
+    <w:bookmarkStart w:id="97" w:name="lecture-3-comparing-mean-vs.-median"/>
     <w:p>
       <w:pPr>
         <w:pStyle w:val="Heading1"/>
@@ -4887,14 +5219,14 @@
         <w:t xml:space="preserve">2 I8     363.    373  52.3    61   -1.09 </w:t>
       </w:r>
     </w:p>
-    <w:bookmarkEnd w:id="94"/>
-    <w:bookmarkStart w:id="98" w:name="lecture-3-density-plot---mean-vs.-median"/>
+    <w:bookmarkEnd w:id="97"/>
+    <w:bookmarkStart w:id="101" w:name="X6fd831a3ae7812e97df83eeb0e1c6ea5d36cd89"/>
     <w:p>
       <w:pPr>
         <w:pStyle w:val="Heading1"/>
       </w:pPr>
       <w:r>
-        <w:t xml:space="preserve">Lecture 3: Density Plot - Mean vs. Median</w:t>
+        <w:t xml:space="preserve">Lecture 3: Histogram Plot - Mean vs. Median</w:t>
       </w:r>
     </w:p>
     <w:p>
@@ -4958,18 +5290,18 @@
           <wp:inline>
             <wp:extent cx="5486400" cy="4572000"/>
             <wp:effectExtent b="0" l="0" r="0" t="0"/>
-            <wp:docPr descr="" title="" id="96" name="Picture"/>
+            <wp:docPr descr="" title="" id="99" name="Picture"/>
             <a:graphic>
               <a:graphicData uri="http://schemas.openxmlformats.org/drawingml/2006/picture">
                 <pic:pic>
                   <pic:nvPicPr>
-                    <pic:cNvPr descr="03_01_lecture_powerpoint_files/figure-docx/mean-vs-median-plot-1.png" id="97" name="Picture"/>
+                    <pic:cNvPr descr="03_01_lecture_powerpoint_files/figure-docx/mean-vs-median-plot-1.png" id="100" name="Picture"/>
                     <pic:cNvPicPr>
                       <a:picLocks noChangeArrowheads="1" noChangeAspect="1"/>
                     </pic:cNvPicPr>
                   </pic:nvPicPr>
                   <pic:blipFill>
-                    <a:blip r:embed="rId95"/>
+                    <a:blip r:embed="rId98"/>
                     <a:stretch>
                       <a:fillRect/>
                     </a:stretch>
@@ -4996,14 +5328,14 @@
         </w:drawing>
       </w:r>
     </w:p>
-    <w:bookmarkEnd w:id="98"/>
-    <w:bookmarkStart w:id="99" w:name="X949db32f8be115ff847df8ddbc5d9fa56f1e562"/>
+    <w:bookmarkEnd w:id="101"/>
+    <w:bookmarkStart w:id="102" w:name="lecture-3-handling-missing-values"/>
     <w:p>
       <w:pPr>
         <w:pStyle w:val="Heading1"/>
       </w:pPr>
       <w:r>
-        <w:t xml:space="preserve">Lecture 3: Standard Deviation vs. Interquartile Range</w:t>
+        <w:t xml:space="preserve">Lecture 3: Handling Missing Values</w:t>
       </w:r>
     </w:p>
     <w:p>
@@ -5011,51 +5343,13 @@
         <w:pStyle w:val="FirstParagraph"/>
       </w:pPr>
       <w:r>
-        <w:t xml:space="preserve">The standard deviation and interquartile range both measure spread, but:</w:t>
-      </w:r>
-    </w:p>
-    <w:p>
-      <w:pPr>
-        <w:pStyle w:val="BodyText"/>
-      </w:pPr>
-      <w:r>
-        <w:rPr>
-          <w:b/>
-          <w:bCs/>
-        </w:rPr>
-        <w:t xml:space="preserve">Standard deviation</w:t>
-      </w:r>
-      <w:r>
-        <w:t xml:space="preserve">: Sensitive to outliers</w:t>
-      </w:r>
-    </w:p>
-    <w:p>
-      <w:pPr>
-        <w:pStyle w:val="BodyText"/>
-      </w:pPr>
-      <w:r>
-        <w:rPr>
-          <w:b/>
-          <w:bCs/>
-        </w:rPr>
-        <w:t xml:space="preserve">Interquartile range</w:t>
-      </w:r>
-      <w:r>
-        <w:t xml:space="preserve">: Robust against outliers</w:t>
-      </w:r>
-    </w:p>
-    <w:p>
-      <w:pPr>
-        <w:pStyle w:val="BodyText"/>
-      </w:pPr>
-      <w:r>
-        <w:t xml:space="preserve">When the data is approximately normal, the IQR ≈ 1.35 × standard</w:t>
-      </w:r>
-      <w:r>
-        <w:t xml:space="preserve"> </w:t>
-      </w:r>
-      <w:r>
-        <w:t xml:space="preserve">deviation.</w:t>
+        <w:t xml:space="preserve">Let’s examine how missing values affect our descriptive statistics by</w:t>
+      </w:r>
+      <w:r>
+        <w:t xml:space="preserve"> </w:t>
+      </w:r>
+      <w:r>
+        <w:t xml:space="preserve">looking at the mass variable, which has some missing data.</w:t>
       </w:r>
     </w:p>
     <w:p>
@@ -5066,16 +5360,18 @@
         <w:rPr>
           <w:rStyle w:val="VerbatimChar"/>
         </w:rPr>
-        <w:t xml:space="preserve"># A tibble: 2 × 4</w:t>
-      </w:r>
-      <w:r>
-        <w:br/>
-      </w:r>
+        <w:t xml:space="preserve">[1] 2</w:t>
+      </w:r>
+    </w:p>
+    <w:p>
+      <w:pPr>
+        <w:pStyle w:val="SourceCode"/>
+      </w:pPr>
       <w:r>
         <w:rPr>
           <w:rStyle w:val="VerbatimChar"/>
         </w:rPr>
-        <w:t xml:space="preserve">  lake     sd   iqr ratio_iqr_sd</w:t>
+        <w:t xml:space="preserve">Mean mass without handling NAs: NA g</w:t>
       </w:r>
       <w:r>
         <w:br/>
@@ -5084,16 +5380,18 @@
         <w:rPr>
           <w:rStyle w:val="VerbatimChar"/>
         </w:rPr>
-        <w:t xml:space="preserve">  &lt;chr&gt; &lt;dbl&gt; &lt;dbl&gt;        &lt;dbl&gt;</w:t>
-      </w:r>
-      <w:r>
-        <w:br/>
-      </w:r>
+        <w:t xml:space="preserve"> Mean mass with na.rm=TRUE: 351.2289 g</w:t>
+      </w:r>
+    </w:p>
+    <w:p>
+      <w:pPr>
+        <w:pStyle w:val="SourceCode"/>
+      </w:pPr>
       <w:r>
         <w:rPr>
           <w:rStyle w:val="VerbatimChar"/>
         </w:rPr>
-        <w:t xml:space="preserve">1 I3     28.3    24        0.848</w:t>
+        <w:t xml:space="preserve"># A tibble: 2 × 5</w:t>
       </w:r>
       <w:r>
         <w:br/>
@@ -5102,277 +5400,44 @@
         <w:rPr>
           <w:rStyle w:val="VerbatimChar"/>
         </w:rPr>
-        <w:t xml:space="preserve">2 I8     52.3    61        1.17 </w:t>
-      </w:r>
-    </w:p>
-    <w:bookmarkEnd w:id="99"/>
-    <w:bookmarkStart w:id="100" w:name="lecture-3-understanding-percentiles"/>
+        <w:t xml:space="preserve">  lake  mean_mass median_mass sd_mass n_missing</w:t>
+      </w:r>
+      <w:r>
+        <w:br/>
+      </w:r>
+      <w:r>
+        <w:rPr>
+          <w:rStyle w:val="VerbatimChar"/>
+        </w:rPr>
+        <w:t xml:space="preserve">  &lt;chr&gt;     &lt;dbl&gt;       &lt;dbl&gt;   &lt;dbl&gt;     &lt;int&gt;</w:t>
+      </w:r>
+      <w:r>
+        <w:br/>
+      </w:r>
+      <w:r>
+        <w:rPr>
+          <w:rStyle w:val="VerbatimChar"/>
+        </w:rPr>
+        <w:t xml:space="preserve">1 I3         150.         147    42.2         0</w:t>
+      </w:r>
+      <w:r>
+        <w:br/>
+      </w:r>
+      <w:r>
+        <w:rPr>
+          <w:rStyle w:val="VerbatimChar"/>
+        </w:rPr>
+        <w:t xml:space="preserve">2 I8         484.         490   176.          2</w:t>
+      </w:r>
+    </w:p>
+    <w:bookmarkEnd w:id="102"/>
+    <w:bookmarkStart w:id="103" w:name="Xec166c275273376be6f0d555294f641b40fa294"/>
     <w:p>
       <w:pPr>
         <w:pStyle w:val="Heading1"/>
       </w:pPr>
       <w:r>
-        <w:t xml:space="preserve">Lecture 3: Understanding Percentiles</w:t>
-      </w:r>
-    </w:p>
-    <w:p>
-      <w:pPr>
-        <w:pStyle w:val="FirstParagraph"/>
-      </w:pPr>
-      <w:r>
-        <w:t xml:space="preserve">Percentiles are values that divide a dataset into 100 equal parts.</w:t>
-      </w:r>
-    </w:p>
-    <w:p>
-      <w:pPr>
-        <w:pStyle w:val="BodyText"/>
-      </w:pPr>
-      <w:r>
-        <w:t xml:space="preserve">The 25th percentile is the first quartile (Q1)</w:t>
-      </w:r>
-    </w:p>
-    <w:p>
-      <w:pPr>
-        <w:pStyle w:val="BodyText"/>
-      </w:pPr>
-      <w:r>
-        <w:t xml:space="preserve">The 50th percentile is the median</w:t>
-      </w:r>
-    </w:p>
-    <w:p>
-      <w:pPr>
-        <w:pStyle w:val="BodyText"/>
-      </w:pPr>
-      <w:r>
-        <w:t xml:space="preserve">The 75th percentile is the third quartile (Q3)</w:t>
-      </w:r>
-    </w:p>
-    <w:p>
-      <w:pPr>
-        <w:pStyle w:val="BodyText"/>
-      </w:pPr>
-      <w:r>
-        <w:t xml:space="preserve">The IQR is the difference between Q3 and Q1.</w:t>
-      </w:r>
-    </w:p>
-    <w:bookmarkEnd w:id="100"/>
-    <w:bookmarkStart w:id="101" w:name="lecture-3-handling-missing-values"/>
-    <w:p>
-      <w:pPr>
-        <w:pStyle w:val="Heading1"/>
-      </w:pPr>
-      <w:r>
-        <w:t xml:space="preserve">Lecture 3: Handling Missing Values</w:t>
-      </w:r>
-    </w:p>
-    <w:p>
-      <w:pPr>
-        <w:pStyle w:val="FirstParagraph"/>
-      </w:pPr>
-      <w:r>
-        <w:t xml:space="preserve">Let’s examine how missing values affect our descriptive statistics by</w:t>
-      </w:r>
-      <w:r>
-        <w:t xml:space="preserve"> </w:t>
-      </w:r>
-      <w:r>
-        <w:t xml:space="preserve">looking at the mass variable, which has some missing data.</w:t>
-      </w:r>
-    </w:p>
-    <w:p>
-      <w:pPr>
-        <w:pStyle w:val="SourceCode"/>
-      </w:pPr>
-      <w:r>
-        <w:rPr>
-          <w:rStyle w:val="VerbatimChar"/>
-        </w:rPr>
-        <w:t xml:space="preserve">[1] 2</w:t>
-      </w:r>
-    </w:p>
-    <w:p>
-      <w:pPr>
-        <w:pStyle w:val="SourceCode"/>
-      </w:pPr>
-      <w:r>
-        <w:rPr>
-          <w:rStyle w:val="VerbatimChar"/>
-        </w:rPr>
-        <w:t xml:space="preserve">Mean mass without handling NAs: NA g</w:t>
-      </w:r>
-      <w:r>
-        <w:br/>
-      </w:r>
-      <w:r>
-        <w:rPr>
-          <w:rStyle w:val="VerbatimChar"/>
-        </w:rPr>
-        <w:t xml:space="preserve"> Mean mass with na.rm=TRUE: 351.2289 g</w:t>
-      </w:r>
-    </w:p>
-    <w:p>
-      <w:pPr>
-        <w:pStyle w:val="SourceCode"/>
-      </w:pPr>
-      <w:r>
-        <w:rPr>
-          <w:rStyle w:val="VerbatimChar"/>
-        </w:rPr>
-        <w:t xml:space="preserve"># A tibble: 2 × 5</w:t>
-      </w:r>
-      <w:r>
-        <w:br/>
-      </w:r>
-      <w:r>
-        <w:rPr>
-          <w:rStyle w:val="VerbatimChar"/>
-        </w:rPr>
-        <w:t xml:space="preserve">  lake  mean_mass median_mass sd_mass n_missing</w:t>
-      </w:r>
-      <w:r>
-        <w:br/>
-      </w:r>
-      <w:r>
-        <w:rPr>
-          <w:rStyle w:val="VerbatimChar"/>
-        </w:rPr>
-        <w:t xml:space="preserve">  &lt;chr&gt;     &lt;dbl&gt;       &lt;dbl&gt;   &lt;dbl&gt;     &lt;int&gt;</w:t>
-      </w:r>
-      <w:r>
-        <w:br/>
-      </w:r>
-      <w:r>
-        <w:rPr>
-          <w:rStyle w:val="VerbatimChar"/>
-        </w:rPr>
-        <w:t xml:space="preserve">1 I3         150.         147    42.2         0</w:t>
-      </w:r>
-      <w:r>
-        <w:br/>
-      </w:r>
-      <w:r>
-        <w:rPr>
-          <w:rStyle w:val="VerbatimChar"/>
-        </w:rPr>
-        <w:t xml:space="preserve">2 I8         484.         490   176.          2</w:t>
-      </w:r>
-    </w:p>
-    <w:bookmarkEnd w:id="101"/>
-    <w:bookmarkStart w:id="102" w:name="Xec166c275273376be6f0d555294f641b40fa294"/>
-    <w:p>
-      <w:pPr>
-        <w:pStyle w:val="Heading1"/>
-      </w:pPr>
-      <w:r>
         <w:t xml:space="preserve">Lecture 3: Best Practices for Missing Values</w:t>
-      </w:r>
-    </w:p>
-    <w:p>
-      <w:pPr>
-        <w:pStyle w:val="Compact"/>
-        <w:numPr>
-          <w:ilvl w:val="0"/>
-          <w:numId w:val="1032"/>
-        </w:numPr>
-      </w:pPr>
-      <w:r>
-        <w:t xml:space="preserve">Always check for missing values in your data before calculating</w:t>
-      </w:r>
-      <w:r>
-        <w:t xml:space="preserve"> </w:t>
-      </w:r>
-      <w:r>
-        <w:t xml:space="preserve">statistics.</w:t>
-      </w:r>
-    </w:p>
-    <w:p>
-      <w:pPr>
-        <w:pStyle w:val="Compact"/>
-        <w:numPr>
-          <w:ilvl w:val="0"/>
-          <w:numId w:val="1032"/>
-        </w:numPr>
-      </w:pPr>
-      <w:r>
-        <w:t xml:space="preserve">Use na.rm = TRUE when calculating summary statistics to handle</w:t>
-      </w:r>
-      <w:r>
-        <w:t xml:space="preserve"> </w:t>
-      </w:r>
-      <w:r>
-        <w:t xml:space="preserve">missing values.</w:t>
-      </w:r>
-    </w:p>
-    <w:p>
-      <w:pPr>
-        <w:pStyle w:val="Compact"/>
-        <w:numPr>
-          <w:ilvl w:val="0"/>
-          <w:numId w:val="1032"/>
-        </w:numPr>
-      </w:pPr>
-      <w:r>
-        <w:t xml:space="preserve">Report the number of missing values along with your statistics.</w:t>
-      </w:r>
-    </w:p>
-    <w:p>
-      <w:pPr>
-        <w:pStyle w:val="Compact"/>
-        <w:numPr>
-          <w:ilvl w:val="0"/>
-          <w:numId w:val="1032"/>
-        </w:numPr>
-      </w:pPr>
-      <w:r>
-        <w:t xml:space="preserve">Consider whether the missing values are random or might introduce</w:t>
-      </w:r>
-      <w:r>
-        <w:t xml:space="preserve"> </w:t>
-      </w:r>
-      <w:r>
-        <w:t xml:space="preserve">bias.</w:t>
-      </w:r>
-    </w:p>
-    <w:bookmarkEnd w:id="102"/>
-    <w:bookmarkStart w:id="103" w:name="sampling-from-a-population"/>
-    <w:p>
-      <w:pPr>
-        <w:pStyle w:val="Heading1"/>
-      </w:pPr>
-      <w:r>
-        <w:rPr>
-          <w:b/>
-          <w:bCs/>
-        </w:rPr>
-        <w:t xml:space="preserve">Sampling from a Population</w:t>
-      </w:r>
-    </w:p>
-    <w:p>
-      <w:pPr>
-        <w:pStyle w:val="FirstParagraph"/>
-      </w:pPr>
-      <w:r>
-        <w:t xml:space="preserve">Now that we have estimates of the sample we need to relate that to the</w:t>
-      </w:r>
-      <w:r>
-        <w:t xml:space="preserve"> </w:t>
-      </w:r>
-      <w:r>
-        <w:t xml:space="preserve">population</w:t>
-      </w:r>
-    </w:p>
-    <w:p>
-      <w:pPr>
-        <w:pStyle w:val="BodyText"/>
-      </w:pPr>
-      <w:r>
-        <w:t xml:space="preserve">In reality, we rarely know the true population parameters. When studying</w:t>
-      </w:r>
-      <w:r>
-        <w:t xml:space="preserve"> </w:t>
-      </w:r>
-      <w:r>
-        <w:t xml:space="preserve">fish in lakes I3 and I8:</w:t>
       </w:r>
     </w:p>
     <w:p>
@@ -5384,23 +5449,13 @@
         </w:numPr>
       </w:pPr>
       <w:r>
-        <w:t xml:space="preserve">The</w:t>
-      </w:r>
-      <w:r>
-        <w:t xml:space="preserve"> </w:t>
-      </w:r>
-      <w:r>
-        <w:rPr>
-          <w:b/>
-          <w:bCs/>
-        </w:rPr>
-        <w:t xml:space="preserve">population</w:t>
-      </w:r>
-      <w:r>
-        <w:t xml:space="preserve"> </w:t>
-      </w:r>
-      <w:r>
-        <w:t xml:space="preserve">includes all grayling fish in each lake</w:t>
+        <w:t xml:space="preserve">Always check for missing values in your data before calculating</w:t>
+      </w:r>
+      <w:r>
+        <w:t xml:space="preserve"> </w:t>
+      </w:r>
+      <w:r>
+        <w:t xml:space="preserve">statistics.</w:t>
       </w:r>
     </w:p>
     <w:p>
@@ -5412,7 +5467,13 @@
         </w:numPr>
       </w:pPr>
       <w:r>
-        <w:t xml:space="preserve">The true population mean (μ) and standard deviation (σ) are unknown</w:t>
+        <w:t xml:space="preserve">Use na.rm = TRUE when calculating summary statistics to handle</w:t>
+      </w:r>
+      <w:r>
+        <w:t xml:space="preserve"> </w:t>
+      </w:r>
+      <w:r>
+        <w:t xml:space="preserve">missing values.</w:t>
       </w:r>
     </w:p>
     <w:p>
@@ -5424,23 +5485,7 @@
         </w:numPr>
       </w:pPr>
       <w:r>
-        <w:t xml:space="preserve">Our dataset is a</w:t>
-      </w:r>
-      <w:r>
-        <w:t xml:space="preserve"> </w:t>
-      </w:r>
-      <w:r>
-        <w:rPr>
-          <w:b/>
-          <w:bCs/>
-        </w:rPr>
-        <w:t xml:space="preserve">sample</w:t>
-      </w:r>
-      <w:r>
-        <w:t xml:space="preserve"> </w:t>
-      </w:r>
-      <w:r>
-        <w:t xml:space="preserve">from this population</w:t>
+        <w:t xml:space="preserve">Report the number of missing values along with your statistics.</w:t>
       </w:r>
     </w:p>
     <w:p>
@@ -5452,7 +5497,55 @@
         </w:numPr>
       </w:pPr>
       <w:r>
-        <w:t xml:space="preserve">We use the sample mean (x̄) to estimate μ</w:t>
+        <w:t xml:space="preserve">Consider whether the missing values are random or might introduce</w:t>
+      </w:r>
+      <w:r>
+        <w:t xml:space="preserve"> </w:t>
+      </w:r>
+      <w:r>
+        <w:t xml:space="preserve">bias.</w:t>
+      </w:r>
+    </w:p>
+    <w:bookmarkEnd w:id="103"/>
+    <w:bookmarkStart w:id="104" w:name="sampling-from-a-population"/>
+    <w:p>
+      <w:pPr>
+        <w:pStyle w:val="Heading1"/>
+      </w:pPr>
+      <w:r>
+        <w:rPr>
+          <w:b/>
+          <w:bCs/>
+        </w:rPr>
+        <w:t xml:space="preserve">Sampling from a Population</w:t>
+      </w:r>
+    </w:p>
+    <w:p>
+      <w:pPr>
+        <w:pStyle w:val="FirstParagraph"/>
+      </w:pPr>
+      <w:r>
+        <w:t xml:space="preserve">Now that we have estimates of the sample we need to relate that to the</w:t>
+      </w:r>
+      <w:r>
+        <w:t xml:space="preserve"> </w:t>
+      </w:r>
+      <w:r>
+        <w:t xml:space="preserve">population</w:t>
+      </w:r>
+    </w:p>
+    <w:p>
+      <w:pPr>
+        <w:pStyle w:val="BodyText"/>
+      </w:pPr>
+      <w:r>
+        <w:t xml:space="preserve">In reality, we rarely know the true population parameters. When studying</w:t>
+      </w:r>
+      <w:r>
+        <w:t xml:space="preserve"> </w:t>
+      </w:r>
+      <w:r>
+        <w:t xml:space="preserve">fish in lakes I3 and I8:</w:t>
       </w:r>
     </w:p>
     <w:p>
@@ -5460,1126 +5553,616 @@
         <w:pStyle w:val="Compact"/>
         <w:numPr>
           <w:ilvl w:val="0"/>
-          <w:numId w:val="1033"/>
+          <w:numId w:val="1034"/>
         </w:numPr>
       </w:pPr>
       <w:r>
-        <w:t xml:space="preserve">Sampling introduces random variation in our estimates</w:t>
-      </w:r>
-    </w:p>
-    <w:p>
-      <w:pPr>
-        <w:pStyle w:val="FirstParagraph"/>
-      </w:pPr>
-      <w:r>
-        <w:t xml:space="preserve">Let’s demonstrate how different samples from the same population can</w:t>
-      </w:r>
-      <w:r>
-        <w:t xml:space="preserve"> </w:t>
-      </w:r>
-      <w:r>
-        <w:t xml:space="preserve">give different estimates.</w:t>
-      </w:r>
-    </w:p>
-    <w:p>
-      <w:pPr>
-        <w:pStyle w:val="BodyText"/>
-      </w:pPr>
-      <w:r>
-        <w:t xml:space="preserve">If we could sample all fish in the lake, we would know the true mean</w:t>
-      </w:r>
-      <w:r>
-        <w:t xml:space="preserve"> </w:t>
-      </w:r>
-      <w:r>
-        <w:t xml:space="preserve">length. But that’s usually impossible in ecology!</w:t>
-      </w:r>
-    </w:p>
-    <w:bookmarkEnd w:id="103"/>
-    <w:bookmarkStart w:id="104" w:name="demonstrating-sampling-variation"/>
-    <w:p>
-      <w:pPr>
-        <w:pStyle w:val="Heading1"/>
-      </w:pPr>
+        <w:t xml:space="preserve">The</w:t>
+      </w:r>
+      <w:r>
+        <w:t xml:space="preserve"> </w:t>
+      </w:r>
       <w:r>
         <w:rPr>
           <w:b/>
           <w:bCs/>
         </w:rPr>
-        <w:t xml:space="preserve">Demonstrating Sampling Variation</w:t>
-      </w:r>
-    </w:p>
-    <w:p>
-      <w:pPr>
-        <w:pStyle w:val="FirstParagraph"/>
-      </w:pPr>
-      <w:r>
-        <w:t xml:space="preserve">Let’s take several random samples from Lake I3 and see how the sample</w:t>
-      </w:r>
-      <w:r>
-        <w:t xml:space="preserve"> </w:t>
-      </w:r>
-      <w:r>
-        <w:t xml:space="preserve">means vary:</w:t>
-      </w:r>
-    </w:p>
-    <w:p>
-      <w:pPr>
-        <w:pStyle w:val="SourceCode"/>
-      </w:pPr>
-      <w:r>
-        <w:rPr>
-          <w:rStyle w:val="CommentTok"/>
-        </w:rPr>
-        <w:t xml:space="preserve"># Filter for Lake I3</w:t>
-      </w:r>
-      <w:r>
-        <w:br/>
-      </w:r>
-      <w:r>
-        <w:rPr>
-          <w:rStyle w:val="NormalTok"/>
-        </w:rPr>
-        <w:t xml:space="preserve">i3_data </w:t>
-      </w:r>
-      <w:r>
-        <w:rPr>
-          <w:rStyle w:val="OtherTok"/>
-        </w:rPr>
-        <w:t xml:space="preserve">&lt;-</w:t>
-      </w:r>
-      <w:r>
-        <w:rPr>
-          <w:rStyle w:val="NormalTok"/>
-        </w:rPr>
-        <w:t xml:space="preserve"> grayling_df </w:t>
-      </w:r>
-      <w:r>
-        <w:rPr>
-          <w:rStyle w:val="SpecialCharTok"/>
-        </w:rPr>
-        <w:t xml:space="preserve">%&gt;%</w:t>
-      </w:r>
-      <w:r>
-        <w:rPr>
-          <w:rStyle w:val="NormalTok"/>
-        </w:rPr>
-        <w:t xml:space="preserve"> </w:t>
-      </w:r>
-      <w:r>
-        <w:rPr>
-          <w:rStyle w:val="FunctionTok"/>
-        </w:rPr>
-        <w:t xml:space="preserve">filter</w:t>
-      </w:r>
-      <w:r>
-        <w:rPr>
-          <w:rStyle w:val="NormalTok"/>
-        </w:rPr>
-        <w:t xml:space="preserve">(lake </w:t>
-      </w:r>
-      <w:r>
-        <w:rPr>
-          <w:rStyle w:val="SpecialCharTok"/>
-        </w:rPr>
-        <w:t xml:space="preserve">==</w:t>
-      </w:r>
-      <w:r>
-        <w:rPr>
-          <w:rStyle w:val="NormalTok"/>
-        </w:rPr>
-        <w:t xml:space="preserve"> </w:t>
-      </w:r>
-      <w:r>
-        <w:rPr>
-          <w:rStyle w:val="StringTok"/>
-        </w:rPr>
-        <w:t xml:space="preserve">"I3"</w:t>
-      </w:r>
-      <w:r>
-        <w:rPr>
-          <w:rStyle w:val="NormalTok"/>
-        </w:rPr>
-        <w:t xml:space="preserve">)</w:t>
-      </w:r>
-      <w:r>
-        <w:br/>
-      </w:r>
-      <w:r>
-        <w:rPr>
-          <w:rStyle w:val="CommentTok"/>
-        </w:rPr>
-        <w:t xml:space="preserve"># Function to take a random sample and calculate the mean</w:t>
-      </w:r>
-      <w:r>
-        <w:br/>
-      </w:r>
-      <w:r>
-        <w:rPr>
-          <w:rStyle w:val="NormalTok"/>
-        </w:rPr>
-        <w:t xml:space="preserve">sample_mean </w:t>
-      </w:r>
-      <w:r>
-        <w:rPr>
-          <w:rStyle w:val="OtherTok"/>
-        </w:rPr>
-        <w:t xml:space="preserve">&lt;-</w:t>
-      </w:r>
-      <w:r>
-        <w:rPr>
-          <w:rStyle w:val="NormalTok"/>
-        </w:rPr>
-        <w:t xml:space="preserve"> </w:t>
-      </w:r>
-      <w:r>
-        <w:rPr>
-          <w:rStyle w:val="ControlFlowTok"/>
-        </w:rPr>
-        <w:t xml:space="preserve">function</w:t>
-      </w:r>
-      <w:r>
-        <w:rPr>
-          <w:rStyle w:val="NormalTok"/>
-        </w:rPr>
-        <w:t xml:space="preserve">(data, sample_size) {</w:t>
-      </w:r>
-      <w:r>
-        <w:br/>
-      </w:r>
-      <w:r>
-        <w:rPr>
-          <w:rStyle w:val="NormalTok"/>
-        </w:rPr>
-        <w:t xml:space="preserve">  sample_data </w:t>
-      </w:r>
-      <w:r>
-        <w:rPr>
-          <w:rStyle w:val="OtherTok"/>
-        </w:rPr>
-        <w:t xml:space="preserve">&lt;-</w:t>
-      </w:r>
-      <w:r>
-        <w:rPr>
-          <w:rStyle w:val="NormalTok"/>
-        </w:rPr>
-        <w:t xml:space="preserve"> </w:t>
-      </w:r>
-      <w:r>
-        <w:rPr>
-          <w:rStyle w:val="FunctionTok"/>
-        </w:rPr>
-        <w:t xml:space="preserve">sample_n</w:t>
-      </w:r>
-      <w:r>
-        <w:rPr>
-          <w:rStyle w:val="NormalTok"/>
-        </w:rPr>
-        <w:t xml:space="preserve">(data, sample_size)</w:t>
-      </w:r>
-      <w:r>
-        <w:br/>
-      </w:r>
-      <w:r>
-        <w:rPr>
-          <w:rStyle w:val="NormalTok"/>
-        </w:rPr>
-        <w:t xml:space="preserve">  </w:t>
-      </w:r>
-      <w:r>
-        <w:rPr>
-          <w:rStyle w:val="FunctionTok"/>
-        </w:rPr>
-        <w:t xml:space="preserve">return</w:t>
-      </w:r>
-      <w:r>
-        <w:rPr>
-          <w:rStyle w:val="NormalTok"/>
-        </w:rPr>
-        <w:t xml:space="preserve">(</w:t>
-      </w:r>
-      <w:r>
-        <w:rPr>
-          <w:rStyle w:val="FunctionTok"/>
-        </w:rPr>
-        <w:t xml:space="preserve">mean</w:t>
-      </w:r>
-      <w:r>
-        <w:rPr>
-          <w:rStyle w:val="NormalTok"/>
-        </w:rPr>
-        <w:t xml:space="preserve">(sample_data</w:t>
-      </w:r>
-      <w:r>
-        <w:rPr>
-          <w:rStyle w:val="SpecialCharTok"/>
-        </w:rPr>
-        <w:t xml:space="preserve">$</w:t>
-      </w:r>
-      <w:r>
-        <w:rPr>
-          <w:rStyle w:val="NormalTok"/>
-        </w:rPr>
-        <w:t xml:space="preserve">length_mm))</w:t>
-      </w:r>
-      <w:r>
-        <w:br/>
-      </w:r>
-      <w:r>
-        <w:rPr>
-          <w:rStyle w:val="NormalTok"/>
-        </w:rPr>
-        <w:t xml:space="preserve">}</w:t>
-      </w:r>
-      <w:r>
-        <w:br/>
-      </w:r>
-      <w:r>
-        <w:rPr>
-          <w:rStyle w:val="CommentTok"/>
-        </w:rPr>
-        <w:t xml:space="preserve"># Take 10 different samples of size 15 from Lake I3</w:t>
-      </w:r>
-      <w:r>
-        <w:br/>
-      </w:r>
-      <w:r>
-        <w:rPr>
-          <w:rStyle w:val="FunctionTok"/>
-        </w:rPr>
-        <w:t xml:space="preserve">set.seed</w:t>
-      </w:r>
-      <w:r>
-        <w:rPr>
-          <w:rStyle w:val="NormalTok"/>
-        </w:rPr>
-        <w:t xml:space="preserve">(</w:t>
-      </w:r>
-      <w:r>
-        <w:rPr>
-          <w:rStyle w:val="DecValTok"/>
-        </w:rPr>
-        <w:t xml:space="preserve">123</w:t>
-      </w:r>
-      <w:r>
-        <w:rPr>
-          <w:rStyle w:val="NormalTok"/>
-        </w:rPr>
-        <w:t xml:space="preserve">) </w:t>
-      </w:r>
-      <w:r>
-        <w:rPr>
-          <w:rStyle w:val="CommentTok"/>
-        </w:rPr>
-        <w:t xml:space="preserve"># For reproducibility</w:t>
-      </w:r>
-      <w:r>
-        <w:br/>
-      </w:r>
-      <w:r>
-        <w:rPr>
-          <w:rStyle w:val="NormalTok"/>
-        </w:rPr>
-        <w:t xml:space="preserve">sample_size </w:t>
-      </w:r>
-      <w:r>
-        <w:rPr>
-          <w:rStyle w:val="OtherTok"/>
-        </w:rPr>
-        <w:t xml:space="preserve">&lt;-</w:t>
-      </w:r>
-      <w:r>
-        <w:rPr>
-          <w:rStyle w:val="NormalTok"/>
-        </w:rPr>
-        <w:t xml:space="preserve"> </w:t>
-      </w:r>
-      <w:r>
-        <w:rPr>
-          <w:rStyle w:val="DecValTok"/>
-        </w:rPr>
-        <w:t xml:space="preserve">15</w:t>
-      </w:r>
-      <w:r>
-        <w:br/>
-      </w:r>
-      <w:r>
-        <w:rPr>
-          <w:rStyle w:val="NormalTok"/>
-        </w:rPr>
-        <w:t xml:space="preserve">sample_means </w:t>
-      </w:r>
-      <w:r>
-        <w:rPr>
-          <w:rStyle w:val="OtherTok"/>
-        </w:rPr>
-        <w:t xml:space="preserve">&lt;-</w:t>
-      </w:r>
-      <w:r>
-        <w:rPr>
-          <w:rStyle w:val="NormalTok"/>
-        </w:rPr>
-        <w:t xml:space="preserve"> </w:t>
-      </w:r>
-      <w:r>
-        <w:rPr>
-          <w:rStyle w:val="FunctionTok"/>
-        </w:rPr>
-        <w:t xml:space="preserve">replicate</w:t>
-      </w:r>
-      <w:r>
-        <w:rPr>
-          <w:rStyle w:val="NormalTok"/>
-        </w:rPr>
-        <w:t xml:space="preserve">(</w:t>
-      </w:r>
-      <w:r>
-        <w:rPr>
-          <w:rStyle w:val="DecValTok"/>
-        </w:rPr>
-        <w:t xml:space="preserve">50</w:t>
-      </w:r>
-      <w:r>
-        <w:rPr>
-          <w:rStyle w:val="NormalTok"/>
-        </w:rPr>
-        <w:t xml:space="preserve">, </w:t>
-      </w:r>
-      <w:r>
-        <w:rPr>
-          <w:rStyle w:val="FunctionTok"/>
-        </w:rPr>
-        <w:t xml:space="preserve">sample_mean</w:t>
-      </w:r>
-      <w:r>
-        <w:rPr>
-          <w:rStyle w:val="NormalTok"/>
-        </w:rPr>
-        <w:t xml:space="preserve">(i3_data, sample_size))</w:t>
-      </w:r>
-      <w:r>
-        <w:br/>
-      </w:r>
-      <w:r>
-        <w:rPr>
-          <w:rStyle w:val="CommentTok"/>
-        </w:rPr>
-        <w:t xml:space="preserve"># Create a data frame with sample numbers and means</w:t>
-      </w:r>
-      <w:r>
-        <w:br/>
-      </w:r>
-      <w:r>
-        <w:rPr>
-          <w:rStyle w:val="NormalTok"/>
-        </w:rPr>
-        <w:t xml:space="preserve">samples_df </w:t>
-      </w:r>
-      <w:r>
-        <w:rPr>
-          <w:rStyle w:val="OtherTok"/>
-        </w:rPr>
-        <w:t xml:space="preserve">&lt;-</w:t>
-      </w:r>
-      <w:r>
-        <w:rPr>
-          <w:rStyle w:val="NormalTok"/>
-        </w:rPr>
-        <w:t xml:space="preserve"> </w:t>
-      </w:r>
-      <w:r>
-        <w:rPr>
-          <w:rStyle w:val="FunctionTok"/>
-        </w:rPr>
-        <w:t xml:space="preserve">data.frame</w:t>
-      </w:r>
-      <w:r>
-        <w:rPr>
-          <w:rStyle w:val="NormalTok"/>
-        </w:rPr>
-        <w:t xml:space="preserve">(</w:t>
-      </w:r>
-      <w:r>
-        <w:br/>
-      </w:r>
-      <w:r>
-        <w:rPr>
-          <w:rStyle w:val="NormalTok"/>
-        </w:rPr>
-        <w:t xml:space="preserve">  </w:t>
-      </w:r>
-      <w:r>
-        <w:rPr>
-          <w:rStyle w:val="AttributeTok"/>
-        </w:rPr>
-        <w:t xml:space="preserve">sample_number =</w:t>
-      </w:r>
-      <w:r>
-        <w:rPr>
-          <w:rStyle w:val="NormalTok"/>
-        </w:rPr>
-        <w:t xml:space="preserve"> </w:t>
-      </w:r>
-      <w:r>
-        <w:rPr>
-          <w:rStyle w:val="DecValTok"/>
-        </w:rPr>
-        <w:t xml:space="preserve">1</w:t>
-      </w:r>
-      <w:r>
-        <w:rPr>
-          <w:rStyle w:val="SpecialCharTok"/>
-        </w:rPr>
-        <w:t xml:space="preserve">:</w:t>
-      </w:r>
-      <w:r>
-        <w:rPr>
-          <w:rStyle w:val="DecValTok"/>
-        </w:rPr>
-        <w:t xml:space="preserve">50</w:t>
-      </w:r>
-      <w:r>
-        <w:rPr>
-          <w:rStyle w:val="NormalTok"/>
-        </w:rPr>
-        <w:t xml:space="preserve">,</w:t>
-      </w:r>
-      <w:r>
-        <w:br/>
-      </w:r>
-      <w:r>
-        <w:rPr>
-          <w:rStyle w:val="NormalTok"/>
-        </w:rPr>
-        <w:t xml:space="preserve">  </w:t>
-      </w:r>
-      <w:r>
-        <w:rPr>
-          <w:rStyle w:val="AttributeTok"/>
-        </w:rPr>
-        <w:t xml:space="preserve">sample_mean =</w:t>
-      </w:r>
-      <w:r>
-        <w:rPr>
-          <w:rStyle w:val="NormalTok"/>
-        </w:rPr>
-        <w:t xml:space="preserve"> sample_means</w:t>
-      </w:r>
-      <w:r>
-        <w:br/>
-      </w:r>
-      <w:r>
-        <w:rPr>
-          <w:rStyle w:val="NormalTok"/>
-        </w:rPr>
-        <w:t xml:space="preserve">)</w:t>
-      </w:r>
-    </w:p>
-    <w:bookmarkEnd w:id="104"/>
-    <w:bookmarkStart w:id="108" w:name="plotting-sample-variation"/>
-    <w:p>
-      <w:pPr>
-        <w:pStyle w:val="Heading1"/>
-      </w:pPr>
+        <w:t xml:space="preserve">population</w:t>
+      </w:r>
+      <w:r>
+        <w:t xml:space="preserve"> </w:t>
+      </w:r>
+      <w:r>
+        <w:t xml:space="preserve">includes all grayling fish in each lake</w:t>
+      </w:r>
+    </w:p>
+    <w:p>
+      <w:pPr>
+        <w:pStyle w:val="Compact"/>
+        <w:numPr>
+          <w:ilvl w:val="0"/>
+          <w:numId w:val="1034"/>
+        </w:numPr>
+      </w:pPr>
+      <w:r>
+        <w:t xml:space="preserve">The true population mean (μ) and standard deviation (σ) are unknown</w:t>
+      </w:r>
+    </w:p>
+    <w:p>
+      <w:pPr>
+        <w:pStyle w:val="Compact"/>
+        <w:numPr>
+          <w:ilvl w:val="0"/>
+          <w:numId w:val="1034"/>
+        </w:numPr>
+      </w:pPr>
+      <w:r>
+        <w:t xml:space="preserve">Our dataset is a</w:t>
+      </w:r>
+      <w:r>
+        <w:t xml:space="preserve"> </w:t>
+      </w:r>
       <w:r>
         <w:rPr>
           <w:b/>
           <w:bCs/>
         </w:rPr>
+        <w:t xml:space="preserve">sample</w:t>
+      </w:r>
+      <w:r>
+        <w:t xml:space="preserve"> </w:t>
+      </w:r>
+      <w:r>
+        <w:t xml:space="preserve">from this population</w:t>
+      </w:r>
+    </w:p>
+    <w:p>
+      <w:pPr>
+        <w:pStyle w:val="Compact"/>
+        <w:numPr>
+          <w:ilvl w:val="0"/>
+          <w:numId w:val="1034"/>
+        </w:numPr>
+      </w:pPr>
+      <w:r>
+        <w:t xml:space="preserve">We use the sample mean (x̄) to estimate μ</w:t>
+      </w:r>
+    </w:p>
+    <w:p>
+      <w:pPr>
+        <w:pStyle w:val="Compact"/>
+        <w:numPr>
+          <w:ilvl w:val="0"/>
+          <w:numId w:val="1034"/>
+        </w:numPr>
+      </w:pPr>
+      <w:r>
+        <w:t xml:space="preserve">Sampling introduces random variation in our estimates</w:t>
+      </w:r>
+    </w:p>
+    <w:p>
+      <w:pPr>
+        <w:pStyle w:val="FirstParagraph"/>
+      </w:pPr>
+      <w:r>
+        <w:t xml:space="preserve">Let’s demonstrate how different samples from the same population can</w:t>
+      </w:r>
+      <w:r>
+        <w:t xml:space="preserve"> </w:t>
+      </w:r>
+      <w:r>
+        <w:t xml:space="preserve">give different estimates.</w:t>
+      </w:r>
+    </w:p>
+    <w:p>
+      <w:pPr>
+        <w:pStyle w:val="BodyText"/>
+      </w:pPr>
+      <w:r>
+        <w:t xml:space="preserve">If we could sample all fish in the lake, we would know the true mean</w:t>
+      </w:r>
+      <w:r>
+        <w:t xml:space="preserve"> </w:t>
+      </w:r>
+      <w:r>
+        <w:t xml:space="preserve">length. But that’s usually impossible in ecology!</w:t>
+      </w:r>
+    </w:p>
+    <w:bookmarkEnd w:id="104"/>
+    <w:bookmarkStart w:id="105" w:name="demonstrating-sampling-variation"/>
+    <w:p>
+      <w:pPr>
+        <w:pStyle w:val="Heading1"/>
+      </w:pPr>
+      <w:r>
+        <w:rPr>
+          <w:b/>
+          <w:bCs/>
+        </w:rPr>
+        <w:t xml:space="preserve">Demonstrating Sampling Variation</w:t>
+      </w:r>
+    </w:p>
+    <w:p>
+      <w:pPr>
+        <w:pStyle w:val="FirstParagraph"/>
+      </w:pPr>
+      <w:r>
+        <w:t xml:space="preserve">Let’s take several random samples from Lake I3 and see how the sample</w:t>
+      </w:r>
+      <w:r>
+        <w:t xml:space="preserve"> </w:t>
+      </w:r>
+      <w:r>
+        <w:t xml:space="preserve">means vary:</w:t>
+      </w:r>
+    </w:p>
+    <w:p>
+      <w:pPr>
+        <w:pStyle w:val="SourceCode"/>
+      </w:pPr>
+      <w:r>
+        <w:rPr>
+          <w:rStyle w:val="CommentTok"/>
+        </w:rPr>
+        <w:t xml:space="preserve"># Filter for Lake I3</w:t>
+      </w:r>
+      <w:r>
+        <w:br/>
+      </w:r>
+      <w:r>
+        <w:rPr>
+          <w:rStyle w:val="NormalTok"/>
+        </w:rPr>
+        <w:t xml:space="preserve">i3_data </w:t>
+      </w:r>
+      <w:r>
+        <w:rPr>
+          <w:rStyle w:val="OtherTok"/>
+        </w:rPr>
+        <w:t xml:space="preserve">&lt;-</w:t>
+      </w:r>
+      <w:r>
+        <w:rPr>
+          <w:rStyle w:val="NormalTok"/>
+        </w:rPr>
+        <w:t xml:space="preserve"> grayling_df </w:t>
+      </w:r>
+      <w:r>
+        <w:rPr>
+          <w:rStyle w:val="SpecialCharTok"/>
+        </w:rPr>
+        <w:t xml:space="preserve">%&gt;%</w:t>
+      </w:r>
+      <w:r>
+        <w:rPr>
+          <w:rStyle w:val="NormalTok"/>
+        </w:rPr>
+        <w:t xml:space="preserve"> </w:t>
+      </w:r>
+      <w:r>
+        <w:rPr>
+          <w:rStyle w:val="FunctionTok"/>
+        </w:rPr>
+        <w:t xml:space="preserve">filter</w:t>
+      </w:r>
+      <w:r>
+        <w:rPr>
+          <w:rStyle w:val="NormalTok"/>
+        </w:rPr>
+        <w:t xml:space="preserve">(lake </w:t>
+      </w:r>
+      <w:r>
+        <w:rPr>
+          <w:rStyle w:val="SpecialCharTok"/>
+        </w:rPr>
+        <w:t xml:space="preserve">==</w:t>
+      </w:r>
+      <w:r>
+        <w:rPr>
+          <w:rStyle w:val="NormalTok"/>
+        </w:rPr>
+        <w:t xml:space="preserve"> </w:t>
+      </w:r>
+      <w:r>
+        <w:rPr>
+          <w:rStyle w:val="StringTok"/>
+        </w:rPr>
+        <w:t xml:space="preserve">"I3"</w:t>
+      </w:r>
+      <w:r>
+        <w:rPr>
+          <w:rStyle w:val="NormalTok"/>
+        </w:rPr>
+        <w:t xml:space="preserve">)</w:t>
+      </w:r>
+      <w:r>
+        <w:br/>
+      </w:r>
+      <w:r>
+        <w:rPr>
+          <w:rStyle w:val="CommentTok"/>
+        </w:rPr>
+        <w:t xml:space="preserve"># Function to take a random sample and calculate the mean</w:t>
+      </w:r>
+      <w:r>
+        <w:br/>
+      </w:r>
+      <w:r>
+        <w:rPr>
+          <w:rStyle w:val="NormalTok"/>
+        </w:rPr>
+        <w:t xml:space="preserve">sample_mean </w:t>
+      </w:r>
+      <w:r>
+        <w:rPr>
+          <w:rStyle w:val="OtherTok"/>
+        </w:rPr>
+        <w:t xml:space="preserve">&lt;-</w:t>
+      </w:r>
+      <w:r>
+        <w:rPr>
+          <w:rStyle w:val="NormalTok"/>
+        </w:rPr>
+        <w:t xml:space="preserve"> </w:t>
+      </w:r>
+      <w:r>
+        <w:rPr>
+          <w:rStyle w:val="ControlFlowTok"/>
+        </w:rPr>
+        <w:t xml:space="preserve">function</w:t>
+      </w:r>
+      <w:r>
+        <w:rPr>
+          <w:rStyle w:val="NormalTok"/>
+        </w:rPr>
+        <w:t xml:space="preserve">(data, sample_size) {</w:t>
+      </w:r>
+      <w:r>
+        <w:br/>
+      </w:r>
+      <w:r>
+        <w:rPr>
+          <w:rStyle w:val="NormalTok"/>
+        </w:rPr>
+        <w:t xml:space="preserve">  sample_data </w:t>
+      </w:r>
+      <w:r>
+        <w:rPr>
+          <w:rStyle w:val="OtherTok"/>
+        </w:rPr>
+        <w:t xml:space="preserve">&lt;-</w:t>
+      </w:r>
+      <w:r>
+        <w:rPr>
+          <w:rStyle w:val="NormalTok"/>
+        </w:rPr>
+        <w:t xml:space="preserve"> </w:t>
+      </w:r>
+      <w:r>
+        <w:rPr>
+          <w:rStyle w:val="FunctionTok"/>
+        </w:rPr>
+        <w:t xml:space="preserve">sample_n</w:t>
+      </w:r>
+      <w:r>
+        <w:rPr>
+          <w:rStyle w:val="NormalTok"/>
+        </w:rPr>
+        <w:t xml:space="preserve">(data, sample_size)</w:t>
+      </w:r>
+      <w:r>
+        <w:br/>
+      </w:r>
+      <w:r>
+        <w:rPr>
+          <w:rStyle w:val="NormalTok"/>
+        </w:rPr>
+        <w:t xml:space="preserve">  </w:t>
+      </w:r>
+      <w:r>
+        <w:rPr>
+          <w:rStyle w:val="FunctionTok"/>
+        </w:rPr>
+        <w:t xml:space="preserve">return</w:t>
+      </w:r>
+      <w:r>
+        <w:rPr>
+          <w:rStyle w:val="NormalTok"/>
+        </w:rPr>
+        <w:t xml:space="preserve">(</w:t>
+      </w:r>
+      <w:r>
+        <w:rPr>
+          <w:rStyle w:val="FunctionTok"/>
+        </w:rPr>
+        <w:t xml:space="preserve">mean</w:t>
+      </w:r>
+      <w:r>
+        <w:rPr>
+          <w:rStyle w:val="NormalTok"/>
+        </w:rPr>
+        <w:t xml:space="preserve">(sample_data</w:t>
+      </w:r>
+      <w:r>
+        <w:rPr>
+          <w:rStyle w:val="SpecialCharTok"/>
+        </w:rPr>
+        <w:t xml:space="preserve">$</w:t>
+      </w:r>
+      <w:r>
+        <w:rPr>
+          <w:rStyle w:val="NormalTok"/>
+        </w:rPr>
+        <w:t xml:space="preserve">length_mm))</w:t>
+      </w:r>
+      <w:r>
+        <w:br/>
+      </w:r>
+      <w:r>
+        <w:rPr>
+          <w:rStyle w:val="NormalTok"/>
+        </w:rPr>
+        <w:t xml:space="preserve">}</w:t>
+      </w:r>
+      <w:r>
+        <w:br/>
+      </w:r>
+      <w:r>
+        <w:br/>
+      </w:r>
+      <w:r>
+        <w:rPr>
+          <w:rStyle w:val="CommentTok"/>
+        </w:rPr>
+        <w:t xml:space="preserve"># Take 10 different samples of size 15 from Lake I3</w:t>
+      </w:r>
+      <w:r>
+        <w:br/>
+      </w:r>
+      <w:r>
+        <w:rPr>
+          <w:rStyle w:val="FunctionTok"/>
+        </w:rPr>
+        <w:t xml:space="preserve">set.seed</w:t>
+      </w:r>
+      <w:r>
+        <w:rPr>
+          <w:rStyle w:val="NormalTok"/>
+        </w:rPr>
+        <w:t xml:space="preserve">(</w:t>
+      </w:r>
+      <w:r>
+        <w:rPr>
+          <w:rStyle w:val="DecValTok"/>
+        </w:rPr>
+        <w:t xml:space="preserve">123</w:t>
+      </w:r>
+      <w:r>
+        <w:rPr>
+          <w:rStyle w:val="NormalTok"/>
+        </w:rPr>
+        <w:t xml:space="preserve">) </w:t>
+      </w:r>
+      <w:r>
+        <w:rPr>
+          <w:rStyle w:val="CommentTok"/>
+        </w:rPr>
+        <w:t xml:space="preserve"># For reproducibility</w:t>
+      </w:r>
+      <w:r>
+        <w:br/>
+      </w:r>
+      <w:r>
+        <w:rPr>
+          <w:rStyle w:val="NormalTok"/>
+        </w:rPr>
+        <w:t xml:space="preserve">sample_size </w:t>
+      </w:r>
+      <w:r>
+        <w:rPr>
+          <w:rStyle w:val="OtherTok"/>
+        </w:rPr>
+        <w:t xml:space="preserve">&lt;-</w:t>
+      </w:r>
+      <w:r>
+        <w:rPr>
+          <w:rStyle w:val="NormalTok"/>
+        </w:rPr>
+        <w:t xml:space="preserve"> </w:t>
+      </w:r>
+      <w:r>
+        <w:rPr>
+          <w:rStyle w:val="DecValTok"/>
+        </w:rPr>
+        <w:t xml:space="preserve">15</w:t>
+      </w:r>
+      <w:r>
+        <w:br/>
+      </w:r>
+      <w:r>
+        <w:rPr>
+          <w:rStyle w:val="NormalTok"/>
+        </w:rPr>
+        <w:t xml:space="preserve">sample_means </w:t>
+      </w:r>
+      <w:r>
+        <w:rPr>
+          <w:rStyle w:val="OtherTok"/>
+        </w:rPr>
+        <w:t xml:space="preserve">&lt;-</w:t>
+      </w:r>
+      <w:r>
+        <w:rPr>
+          <w:rStyle w:val="NormalTok"/>
+        </w:rPr>
+        <w:t xml:space="preserve"> </w:t>
+      </w:r>
+      <w:r>
+        <w:rPr>
+          <w:rStyle w:val="FunctionTok"/>
+        </w:rPr>
+        <w:t xml:space="preserve">replicate</w:t>
+      </w:r>
+      <w:r>
+        <w:rPr>
+          <w:rStyle w:val="NormalTok"/>
+        </w:rPr>
+        <w:t xml:space="preserve">(</w:t>
+      </w:r>
+      <w:r>
+        <w:rPr>
+          <w:rStyle w:val="DecValTok"/>
+        </w:rPr>
+        <w:t xml:space="preserve">50</w:t>
+      </w:r>
+      <w:r>
+        <w:rPr>
+          <w:rStyle w:val="NormalTok"/>
+        </w:rPr>
+        <w:t xml:space="preserve">, </w:t>
+      </w:r>
+      <w:r>
+        <w:rPr>
+          <w:rStyle w:val="FunctionTok"/>
+        </w:rPr>
+        <w:t xml:space="preserve">sample_mean</w:t>
+      </w:r>
+      <w:r>
+        <w:rPr>
+          <w:rStyle w:val="NormalTok"/>
+        </w:rPr>
+        <w:t xml:space="preserve">(i3_data, sample_size))</w:t>
+      </w:r>
+      <w:r>
+        <w:br/>
+      </w:r>
+      <w:r>
+        <w:rPr>
+          <w:rStyle w:val="CommentTok"/>
+        </w:rPr>
+        <w:t xml:space="preserve"># Create a data frame with sample numbers and means</w:t>
+      </w:r>
+      <w:r>
+        <w:br/>
+      </w:r>
+      <w:r>
+        <w:rPr>
+          <w:rStyle w:val="NormalTok"/>
+        </w:rPr>
+        <w:t xml:space="preserve">samples_df </w:t>
+      </w:r>
+      <w:r>
+        <w:rPr>
+          <w:rStyle w:val="OtherTok"/>
+        </w:rPr>
+        <w:t xml:space="preserve">&lt;-</w:t>
+      </w:r>
+      <w:r>
+        <w:rPr>
+          <w:rStyle w:val="NormalTok"/>
+        </w:rPr>
+        <w:t xml:space="preserve"> </w:t>
+      </w:r>
+      <w:r>
+        <w:rPr>
+          <w:rStyle w:val="FunctionTok"/>
+        </w:rPr>
+        <w:t xml:space="preserve">data.frame</w:t>
+      </w:r>
+      <w:r>
+        <w:rPr>
+          <w:rStyle w:val="NormalTok"/>
+        </w:rPr>
+        <w:t xml:space="preserve">(</w:t>
+      </w:r>
+      <w:r>
+        <w:br/>
+      </w:r>
+      <w:r>
+        <w:rPr>
+          <w:rStyle w:val="NormalTok"/>
+        </w:rPr>
+        <w:t xml:space="preserve">  </w:t>
+      </w:r>
+      <w:r>
+        <w:rPr>
+          <w:rStyle w:val="AttributeTok"/>
+        </w:rPr>
+        <w:t xml:space="preserve">sample_number =</w:t>
+      </w:r>
+      <w:r>
+        <w:rPr>
+          <w:rStyle w:val="NormalTok"/>
+        </w:rPr>
+        <w:t xml:space="preserve"> </w:t>
+      </w:r>
+      <w:r>
+        <w:rPr>
+          <w:rStyle w:val="DecValTok"/>
+        </w:rPr>
+        <w:t xml:space="preserve">1</w:t>
+      </w:r>
+      <w:r>
+        <w:rPr>
+          <w:rStyle w:val="SpecialCharTok"/>
+        </w:rPr>
+        <w:t xml:space="preserve">:</w:t>
+      </w:r>
+      <w:r>
+        <w:rPr>
+          <w:rStyle w:val="DecValTok"/>
+        </w:rPr>
+        <w:t xml:space="preserve">50</w:t>
+      </w:r>
+      <w:r>
+        <w:rPr>
+          <w:rStyle w:val="NormalTok"/>
+        </w:rPr>
+        <w:t xml:space="preserve">,</w:t>
+      </w:r>
+      <w:r>
+        <w:br/>
+      </w:r>
+      <w:r>
+        <w:rPr>
+          <w:rStyle w:val="NormalTok"/>
+        </w:rPr>
+        <w:t xml:space="preserve">  </w:t>
+      </w:r>
+      <w:r>
+        <w:rPr>
+          <w:rStyle w:val="AttributeTok"/>
+        </w:rPr>
+        <w:t xml:space="preserve">sample_mean =</w:t>
+      </w:r>
+      <w:r>
+        <w:rPr>
+          <w:rStyle w:val="NormalTok"/>
+        </w:rPr>
+        <w:t xml:space="preserve"> sample_means</w:t>
+      </w:r>
+      <w:r>
+        <w:br/>
+      </w:r>
+      <w:r>
+        <w:rPr>
+          <w:rStyle w:val="NormalTok"/>
+        </w:rPr>
+        <w:t xml:space="preserve">)</w:t>
+      </w:r>
+    </w:p>
+    <w:bookmarkEnd w:id="105"/>
+    <w:bookmarkStart w:id="109" w:name="plotting-sample-variation"/>
+    <w:p>
+      <w:pPr>
+        <w:pStyle w:val="Heading1"/>
+      </w:pPr>
+      <w:r>
+        <w:rPr>
+          <w:b/>
+          <w:bCs/>
+        </w:rPr>
         <w:t xml:space="preserve">Plotting Sample Variation</w:t>
-      </w:r>
-    </w:p>
-    <w:p>
-      <w:pPr>
-        <w:pStyle w:val="SourceCode"/>
-      </w:pPr>
-      <w:r>
-        <w:rPr>
-          <w:rStyle w:val="CommentTok"/>
-        </w:rPr>
-        <w:t xml:space="preserve"># Plot the different sample means</w:t>
-      </w:r>
-      <w:r>
-        <w:br/>
-      </w:r>
-      <w:r>
-        <w:rPr>
-          <w:rStyle w:val="FunctionTok"/>
-        </w:rPr>
-        <w:t xml:space="preserve">ggplot</w:t>
-      </w:r>
-      <w:r>
-        <w:rPr>
-          <w:rStyle w:val="NormalTok"/>
-        </w:rPr>
-        <w:t xml:space="preserve">(samples_df, </w:t>
-      </w:r>
-      <w:r>
-        <w:rPr>
-          <w:rStyle w:val="FunctionTok"/>
-        </w:rPr>
-        <w:t xml:space="preserve">aes</w:t>
-      </w:r>
-      <w:r>
-        <w:rPr>
-          <w:rStyle w:val="NormalTok"/>
-        </w:rPr>
-        <w:t xml:space="preserve">(</w:t>
-      </w:r>
-      <w:r>
-        <w:rPr>
-          <w:rStyle w:val="AttributeTok"/>
-        </w:rPr>
-        <w:t xml:space="preserve">x =</w:t>
-      </w:r>
-      <w:r>
-        <w:rPr>
-          <w:rStyle w:val="NormalTok"/>
-        </w:rPr>
-        <w:t xml:space="preserve"> </w:t>
-      </w:r>
-      <w:r>
-        <w:rPr>
-          <w:rStyle w:val="FunctionTok"/>
-        </w:rPr>
-        <w:t xml:space="preserve">factor</w:t>
-      </w:r>
-      <w:r>
-        <w:rPr>
-          <w:rStyle w:val="NormalTok"/>
-        </w:rPr>
-        <w:t xml:space="preserve">(sample_number), </w:t>
-      </w:r>
-      <w:r>
-        <w:rPr>
-          <w:rStyle w:val="AttributeTok"/>
-        </w:rPr>
-        <w:t xml:space="preserve">y =</w:t>
-      </w:r>
-      <w:r>
-        <w:rPr>
-          <w:rStyle w:val="NormalTok"/>
-        </w:rPr>
-        <w:t xml:space="preserve"> sample_mean)) </w:t>
-      </w:r>
-      <w:r>
-        <w:rPr>
-          <w:rStyle w:val="SpecialCharTok"/>
-        </w:rPr>
-        <w:t xml:space="preserve">+</w:t>
-      </w:r>
-      <w:r>
-        <w:br/>
-      </w:r>
-      <w:r>
-        <w:rPr>
-          <w:rStyle w:val="NormalTok"/>
-        </w:rPr>
-        <w:t xml:space="preserve">  </w:t>
-      </w:r>
-      <w:r>
-        <w:rPr>
-          <w:rStyle w:val="FunctionTok"/>
-        </w:rPr>
-        <w:t xml:space="preserve">geom_point</w:t>
-      </w:r>
-      <w:r>
-        <w:rPr>
-          <w:rStyle w:val="NormalTok"/>
-        </w:rPr>
-        <w:t xml:space="preserve">(</w:t>
-      </w:r>
-      <w:r>
-        <w:rPr>
-          <w:rStyle w:val="AttributeTok"/>
-        </w:rPr>
-        <w:t xml:space="preserve">size =</w:t>
-      </w:r>
-      <w:r>
-        <w:rPr>
-          <w:rStyle w:val="NormalTok"/>
-        </w:rPr>
-        <w:t xml:space="preserve"> </w:t>
-      </w:r>
-      <w:r>
-        <w:rPr>
-          <w:rStyle w:val="DecValTok"/>
-        </w:rPr>
-        <w:t xml:space="preserve">3</w:t>
-      </w:r>
-      <w:r>
-        <w:rPr>
-          <w:rStyle w:val="NormalTok"/>
-        </w:rPr>
-        <w:t xml:space="preserve">, </w:t>
-      </w:r>
-      <w:r>
-        <w:rPr>
-          <w:rStyle w:val="AttributeTok"/>
-        </w:rPr>
-        <w:t xml:space="preserve">color =</w:t>
-      </w:r>
-      <w:r>
-        <w:rPr>
-          <w:rStyle w:val="NormalTok"/>
-        </w:rPr>
-        <w:t xml:space="preserve"> </w:t>
-      </w:r>
-      <w:r>
-        <w:rPr>
-          <w:rStyle w:val="StringTok"/>
-        </w:rPr>
-        <w:t xml:space="preserve">"blue"</w:t>
-      </w:r>
-      <w:r>
-        <w:rPr>
-          <w:rStyle w:val="NormalTok"/>
-        </w:rPr>
-        <w:t xml:space="preserve">) </w:t>
-      </w:r>
-      <w:r>
-        <w:rPr>
-          <w:rStyle w:val="SpecialCharTok"/>
-        </w:rPr>
-        <w:t xml:space="preserve">+</w:t>
-      </w:r>
-      <w:r>
-        <w:br/>
-      </w:r>
-      <w:r>
-        <w:rPr>
-          <w:rStyle w:val="NormalTok"/>
-        </w:rPr>
-        <w:t xml:space="preserve">  </w:t>
-      </w:r>
-      <w:r>
-        <w:rPr>
-          <w:rStyle w:val="FunctionTok"/>
-        </w:rPr>
-        <w:t xml:space="preserve">geom_hline</w:t>
-      </w:r>
-      <w:r>
-        <w:rPr>
-          <w:rStyle w:val="NormalTok"/>
-        </w:rPr>
-        <w:t xml:space="preserve">(</w:t>
-      </w:r>
-      <w:r>
-        <w:rPr>
-          <w:rStyle w:val="AttributeTok"/>
-        </w:rPr>
-        <w:t xml:space="preserve">yintercept =</w:t>
-      </w:r>
-      <w:r>
-        <w:rPr>
-          <w:rStyle w:val="NormalTok"/>
-        </w:rPr>
-        <w:t xml:space="preserve"> </w:t>
-      </w:r>
-      <w:r>
-        <w:rPr>
-          <w:rStyle w:val="FunctionTok"/>
-        </w:rPr>
-        <w:t xml:space="preserve">mean</w:t>
-      </w:r>
-      <w:r>
-        <w:rPr>
-          <w:rStyle w:val="NormalTok"/>
-        </w:rPr>
-        <w:t xml:space="preserve">(i3_data</w:t>
-      </w:r>
-      <w:r>
-        <w:rPr>
-          <w:rStyle w:val="SpecialCharTok"/>
-        </w:rPr>
-        <w:t xml:space="preserve">$</w:t>
-      </w:r>
-      <w:r>
-        <w:rPr>
-          <w:rStyle w:val="NormalTok"/>
-        </w:rPr>
-        <w:t xml:space="preserve">length_mm), </w:t>
-      </w:r>
-      <w:r>
-        <w:br/>
-      </w:r>
-      <w:r>
-        <w:rPr>
-          <w:rStyle w:val="NormalTok"/>
-        </w:rPr>
-        <w:t xml:space="preserve">             </w:t>
-      </w:r>
-      <w:r>
-        <w:rPr>
-          <w:rStyle w:val="AttributeTok"/>
-        </w:rPr>
-        <w:t xml:space="preserve">linetype =</w:t>
-      </w:r>
-      <w:r>
-        <w:rPr>
-          <w:rStyle w:val="NormalTok"/>
-        </w:rPr>
-        <w:t xml:space="preserve"> </w:t>
-      </w:r>
-      <w:r>
-        <w:rPr>
-          <w:rStyle w:val="StringTok"/>
-        </w:rPr>
-        <w:t xml:space="preserve">"dashed"</w:t>
-      </w:r>
-      <w:r>
-        <w:rPr>
-          <w:rStyle w:val="NormalTok"/>
-        </w:rPr>
-        <w:t xml:space="preserve">, </w:t>
-      </w:r>
-      <w:r>
-        <w:rPr>
-          <w:rStyle w:val="AttributeTok"/>
-        </w:rPr>
-        <w:t xml:space="preserve">color =</w:t>
-      </w:r>
-      <w:r>
-        <w:rPr>
-          <w:rStyle w:val="NormalTok"/>
-        </w:rPr>
-        <w:t xml:space="preserve"> </w:t>
-      </w:r>
-      <w:r>
-        <w:rPr>
-          <w:rStyle w:val="StringTok"/>
-        </w:rPr>
-        <w:t xml:space="preserve">"red"</w:t>
-      </w:r>
-      <w:r>
-        <w:rPr>
-          <w:rStyle w:val="NormalTok"/>
-        </w:rPr>
-        <w:t xml:space="preserve">) </w:t>
-      </w:r>
-      <w:r>
-        <w:rPr>
-          <w:rStyle w:val="SpecialCharTok"/>
-        </w:rPr>
-        <w:t xml:space="preserve">+</w:t>
-      </w:r>
-      <w:r>
-        <w:br/>
-      </w:r>
-      <w:r>
-        <w:rPr>
-          <w:rStyle w:val="NormalTok"/>
-        </w:rPr>
-        <w:t xml:space="preserve">  </w:t>
-      </w:r>
-      <w:r>
-        <w:rPr>
-          <w:rStyle w:val="FunctionTok"/>
-        </w:rPr>
-        <w:t xml:space="preserve">annotate</w:t>
-      </w:r>
-      <w:r>
-        <w:rPr>
-          <w:rStyle w:val="NormalTok"/>
-        </w:rPr>
-        <w:t xml:space="preserve">(</w:t>
-      </w:r>
-      <w:r>
-        <w:rPr>
-          <w:rStyle w:val="StringTok"/>
-        </w:rPr>
-        <w:t xml:space="preserve">"text"</w:t>
-      </w:r>
-      <w:r>
-        <w:rPr>
-          <w:rStyle w:val="NormalTok"/>
-        </w:rPr>
-        <w:t xml:space="preserve">, </w:t>
-      </w:r>
-      <w:r>
-        <w:rPr>
-          <w:rStyle w:val="AttributeTok"/>
-        </w:rPr>
-        <w:t xml:space="preserve">x =</w:t>
-      </w:r>
-      <w:r>
-        <w:rPr>
-          <w:rStyle w:val="NormalTok"/>
-        </w:rPr>
-        <w:t xml:space="preserve"> </w:t>
-      </w:r>
-      <w:r>
-        <w:rPr>
-          <w:rStyle w:val="DecValTok"/>
-        </w:rPr>
-        <w:t xml:space="preserve">5</w:t>
-      </w:r>
-      <w:r>
-        <w:rPr>
-          <w:rStyle w:val="NormalTok"/>
-        </w:rPr>
-        <w:t xml:space="preserve">, </w:t>
-      </w:r>
-      <w:r>
-        <w:rPr>
-          <w:rStyle w:val="AttributeTok"/>
-        </w:rPr>
-        <w:t xml:space="preserve">y =</w:t>
-      </w:r>
-      <w:r>
-        <w:rPr>
-          <w:rStyle w:val="NormalTok"/>
-        </w:rPr>
-        <w:t xml:space="preserve"> </w:t>
-      </w:r>
-      <w:r>
-        <w:rPr>
-          <w:rStyle w:val="FunctionTok"/>
-        </w:rPr>
-        <w:t xml:space="preserve">mean</w:t>
-      </w:r>
-      <w:r>
-        <w:rPr>
-          <w:rStyle w:val="NormalTok"/>
-        </w:rPr>
-        <w:t xml:space="preserve">(i3_data</w:t>
-      </w:r>
-      <w:r>
-        <w:rPr>
-          <w:rStyle w:val="SpecialCharTok"/>
-        </w:rPr>
-        <w:t xml:space="preserve">$</w:t>
-      </w:r>
-      <w:r>
-        <w:rPr>
-          <w:rStyle w:val="NormalTok"/>
-        </w:rPr>
-        <w:t xml:space="preserve">length_mm) </w:t>
-      </w:r>
-      <w:r>
-        <w:rPr>
-          <w:rStyle w:val="SpecialCharTok"/>
-        </w:rPr>
-        <w:t xml:space="preserve">+</w:t>
-      </w:r>
-      <w:r>
-        <w:rPr>
-          <w:rStyle w:val="NormalTok"/>
-        </w:rPr>
-        <w:t xml:space="preserve"> </w:t>
-      </w:r>
-      <w:r>
-        <w:rPr>
-          <w:rStyle w:val="DecValTok"/>
-        </w:rPr>
-        <w:t xml:space="preserve">2</w:t>
-      </w:r>
-      <w:r>
-        <w:rPr>
-          <w:rStyle w:val="NormalTok"/>
-        </w:rPr>
-        <w:t xml:space="preserve">, </w:t>
-      </w:r>
-      <w:r>
-        <w:br/>
-      </w:r>
-      <w:r>
-        <w:rPr>
-          <w:rStyle w:val="NormalTok"/>
-        </w:rPr>
-        <w:t xml:space="preserve">           </w:t>
-      </w:r>
-      <w:r>
-        <w:rPr>
-          <w:rStyle w:val="AttributeTok"/>
-        </w:rPr>
-        <w:t xml:space="preserve">label =</w:t>
-      </w:r>
-      <w:r>
-        <w:rPr>
-          <w:rStyle w:val="NormalTok"/>
-        </w:rPr>
-        <w:t xml:space="preserve"> </w:t>
-      </w:r>
-      <w:r>
-        <w:rPr>
-          <w:rStyle w:val="StringTok"/>
-        </w:rPr>
-        <w:t xml:space="preserve">"Overall sample mean"</w:t>
-      </w:r>
-      <w:r>
-        <w:rPr>
-          <w:rStyle w:val="NormalTok"/>
-        </w:rPr>
-        <w:t xml:space="preserve">, </w:t>
-      </w:r>
-      <w:r>
-        <w:rPr>
-          <w:rStyle w:val="AttributeTok"/>
-        </w:rPr>
-        <w:t xml:space="preserve">color =</w:t>
-      </w:r>
-      <w:r>
-        <w:rPr>
-          <w:rStyle w:val="NormalTok"/>
-        </w:rPr>
-        <w:t xml:space="preserve"> </w:t>
-      </w:r>
-      <w:r>
-        <w:rPr>
-          <w:rStyle w:val="StringTok"/>
-        </w:rPr>
-        <w:t xml:space="preserve">"red"</w:t>
-      </w:r>
-      <w:r>
-        <w:rPr>
-          <w:rStyle w:val="NormalTok"/>
-        </w:rPr>
-        <w:t xml:space="preserve">) </w:t>
-      </w:r>
-      <w:r>
-        <w:rPr>
-          <w:rStyle w:val="SpecialCharTok"/>
-        </w:rPr>
-        <w:t xml:space="preserve">+</w:t>
-      </w:r>
-      <w:r>
-        <w:br/>
-      </w:r>
-      <w:r>
-        <w:rPr>
-          <w:rStyle w:val="NormalTok"/>
-        </w:rPr>
-        <w:t xml:space="preserve">  </w:t>
-      </w:r>
-      <w:r>
-        <w:rPr>
-          <w:rStyle w:val="FunctionTok"/>
-        </w:rPr>
-        <w:t xml:space="preserve">labs</w:t>
-      </w:r>
-      <w:r>
-        <w:rPr>
-          <w:rStyle w:val="NormalTok"/>
-        </w:rPr>
-        <w:t xml:space="preserve">(</w:t>
-      </w:r>
-      <w:r>
-        <w:rPr>
-          <w:rStyle w:val="AttributeTok"/>
-        </w:rPr>
-        <w:t xml:space="preserve">title =</w:t>
-      </w:r>
-      <w:r>
-        <w:rPr>
-          <w:rStyle w:val="NormalTok"/>
-        </w:rPr>
-        <w:t xml:space="preserve"> </w:t>
-      </w:r>
-      <w:r>
-        <w:rPr>
-          <w:rStyle w:val="StringTok"/>
-        </w:rPr>
-        <w:t xml:space="preserve">"Means of 10 Random Samples from Lake I3"</w:t>
-      </w:r>
-      <w:r>
-        <w:rPr>
-          <w:rStyle w:val="NormalTok"/>
-        </w:rPr>
-        <w:t xml:space="preserve">,</w:t>
-      </w:r>
-      <w:r>
-        <w:br/>
-      </w:r>
-      <w:r>
-        <w:rPr>
-          <w:rStyle w:val="NormalTok"/>
-        </w:rPr>
-        <w:t xml:space="preserve">       </w:t>
-      </w:r>
-      <w:r>
-        <w:rPr>
-          <w:rStyle w:val="AttributeTok"/>
-        </w:rPr>
-        <w:t xml:space="preserve">x =</w:t>
-      </w:r>
-      <w:r>
-        <w:rPr>
-          <w:rStyle w:val="NormalTok"/>
-        </w:rPr>
-        <w:t xml:space="preserve"> </w:t>
-      </w:r>
-      <w:r>
-        <w:rPr>
-          <w:rStyle w:val="StringTok"/>
-        </w:rPr>
-        <w:t xml:space="preserve">"Sample Number"</w:t>
-      </w:r>
-      <w:r>
-        <w:rPr>
-          <w:rStyle w:val="NormalTok"/>
-        </w:rPr>
-        <w:t xml:space="preserve">,</w:t>
-      </w:r>
-      <w:r>
-        <w:br/>
-      </w:r>
-      <w:r>
-        <w:rPr>
-          <w:rStyle w:val="NormalTok"/>
-        </w:rPr>
-        <w:t xml:space="preserve">       </w:t>
-      </w:r>
-      <w:r>
-        <w:rPr>
-          <w:rStyle w:val="AttributeTok"/>
-        </w:rPr>
-        <w:t xml:space="preserve">y =</w:t>
-      </w:r>
-      <w:r>
-        <w:rPr>
-          <w:rStyle w:val="NormalTok"/>
-        </w:rPr>
-        <w:t xml:space="preserve"> </w:t>
-      </w:r>
-      <w:r>
-        <w:rPr>
-          <w:rStyle w:val="StringTok"/>
-        </w:rPr>
-        <w:t xml:space="preserve">"Sample Mean (mm)"</w:t>
-      </w:r>
-      <w:r>
-        <w:rPr>
-          <w:rStyle w:val="NormalTok"/>
-        </w:rPr>
-        <w:t xml:space="preserve">) </w:t>
-      </w:r>
-      <w:r>
-        <w:rPr>
-          <w:rStyle w:val="SpecialCharTok"/>
-        </w:rPr>
-        <w:t xml:space="preserve">+</w:t>
-      </w:r>
-      <w:r>
-        <w:br/>
-      </w:r>
-      <w:r>
-        <w:rPr>
-          <w:rStyle w:val="NormalTok"/>
-        </w:rPr>
-        <w:t xml:space="preserve">  </w:t>
-      </w:r>
-      <w:r>
-        <w:rPr>
-          <w:rStyle w:val="FunctionTok"/>
-        </w:rPr>
-        <w:t xml:space="preserve">theme_minimal</w:t>
-      </w:r>
-      <w:r>
-        <w:rPr>
-          <w:rStyle w:val="NormalTok"/>
-        </w:rPr>
-        <w:t xml:space="preserve">()</w:t>
       </w:r>
     </w:p>
     <w:p>
@@ -6591,18 +6174,18 @@
           <wp:inline>
             <wp:extent cx="2743200" cy="2743200"/>
             <wp:effectExtent b="0" l="0" r="0" t="0"/>
-            <wp:docPr descr="" title="" id="106" name="Picture"/>
+            <wp:docPr descr="" title="" id="107" name="Picture"/>
             <a:graphic>
               <a:graphicData uri="http://schemas.openxmlformats.org/drawingml/2006/picture">
                 <pic:pic>
                   <pic:nvPicPr>
-                    <pic:cNvPr descr="03_01_lecture_powerpoint_files/figure-docx/unnamed-chunk-5-1.png" id="107" name="Picture"/>
+                    <pic:cNvPr descr="03_01_lecture_powerpoint_files/figure-docx/unnamed-chunk-5-1.png" id="108" name="Picture"/>
                     <pic:cNvPicPr>
                       <a:picLocks noChangeArrowheads="1" noChangeAspect="1"/>
                     </pic:cNvPicPr>
                   </pic:nvPicPr>
                   <pic:blipFill>
-                    <a:blip r:embed="rId105"/>
+                    <a:blip r:embed="rId106"/>
                     <a:stretch>
                       <a:fillRect/>
                     </a:stretch>
@@ -6643,8 +6226,8 @@
         <w:t xml:space="preserve">demonstrates sampling variation.</w:t>
       </w:r>
     </w:p>
-    <w:bookmarkEnd w:id="108"/>
-    <w:bookmarkStart w:id="109" w:name="standard-error-quantifying-uncertainty"/>
+    <w:bookmarkEnd w:id="109"/>
+    <w:bookmarkStart w:id="110" w:name="standard-error-quantifying-uncertainty"/>
     <w:p>
       <w:pPr>
         <w:pStyle w:val="Heading1"/>
@@ -6764,31 +6347,11 @@
         <w:pStyle w:val="Compact"/>
         <w:numPr>
           <w:ilvl w:val="0"/>
-          <w:numId w:val="1034"/>
+          <w:numId w:val="1035"/>
         </w:numPr>
       </w:pPr>
       <w:r>
         <w:t xml:space="preserve">s is the sample standard deviation</w:t>
-      </w:r>
-    </w:p>
-    <w:p>
-      <w:pPr>
-        <w:pStyle w:val="Compact"/>
-        <w:numPr>
-          <w:ilvl w:val="0"/>
-          <w:numId w:val="1034"/>
-        </w:numPr>
-      </w:pPr>
-      <w:r>
-        <w:t xml:space="preserve">n is the sample size</w:t>
-      </w:r>
-    </w:p>
-    <w:p>
-      <w:pPr>
-        <w:pStyle w:val="FirstParagraph"/>
-      </w:pPr>
-      <w:r>
-        <w:t xml:space="preserve">The standard error tells us:</w:t>
       </w:r>
     </w:p>
     <w:p>
@@ -6800,37 +6363,7 @@
         </w:numPr>
       </w:pPr>
       <w:r>
-        <w:t xml:space="preserve">How much uncertainty is in our estimate</w:t>
-      </w:r>
-    </w:p>
-    <w:p>
-      <w:pPr>
-        <w:pStyle w:val="Compact"/>
-        <w:numPr>
-          <w:ilvl w:val="0"/>
-          <w:numId w:val="1035"/>
-        </w:numPr>
-      </w:pPr>
-      <w:r>
-        <w:t xml:space="preserve">How much sample means are expected to vary</w:t>
-      </w:r>
-    </w:p>
-    <w:p>
-      <w:pPr>
-        <w:pStyle w:val="Compact"/>
-        <w:numPr>
-          <w:ilvl w:val="0"/>
-          <w:numId w:val="1035"/>
-        </w:numPr>
-      </w:pPr>
-      <w:r>
-        <w:t xml:space="preserve">How close our sample mean is likely to be to the true population</w:t>
-      </w:r>
-      <w:r>
-        <w:t xml:space="preserve"> </w:t>
-      </w:r>
-      <w:r>
-        <w:t xml:space="preserve">mean</w:t>
+        <w:t xml:space="preserve">n is the sample size</w:t>
       </w:r>
     </w:p>
     <w:p>
@@ -6838,11 +6371,7 @@
         <w:pStyle w:val="FirstParagraph"/>
       </w:pPr>
       <w:r>
-        <w:rPr>
-          <w:b/>
-          <w:bCs/>
-        </w:rPr>
-        <w:t xml:space="preserve">Remember:</w:t>
+        <w:t xml:space="preserve">The standard error tells us:</w:t>
       </w:r>
     </w:p>
     <w:p>
@@ -6854,13 +6383,7 @@
         </w:numPr>
       </w:pPr>
       <w:r>
-        <w:t xml:space="preserve">Standard deviation (s) describes the variability in the individual</w:t>
-      </w:r>
-      <w:r>
-        <w:t xml:space="preserve"> </w:t>
-      </w:r>
-      <w:r>
-        <w:t xml:space="preserve">data points</w:t>
+        <w:t xml:space="preserve">How much uncertainty is in our estimate</w:t>
       </w:r>
     </w:p>
     <w:p>
@@ -6872,13 +6395,7 @@
         </w:numPr>
       </w:pPr>
       <w:r>
-        <w:t xml:space="preserve">Standard error (SE) describes the variability in the sample mean</w:t>
-      </w:r>
-      <w:r>
-        <w:t xml:space="preserve"> </w:t>
-      </w:r>
-      <w:r>
-        <w:t xml:space="preserve">itself</w:t>
+        <w:t xml:space="preserve">How much sample means are expected to vary</w:t>
       </w:r>
     </w:p>
     <w:p>
@@ -6890,29 +6407,73 @@
         </w:numPr>
       </w:pPr>
       <w:r>
-        <w:t xml:space="preserve">As sample size increases, SE decreases (more precise estimate)</w:t>
-      </w:r>
-    </w:p>
-    <w:bookmarkEnd w:id="109"/>
-    <w:bookmarkStart w:id="110" w:name="standard-error-for-our-grayling-data"/>
-    <w:p>
-      <w:pPr>
-        <w:pStyle w:val="Heading1"/>
+        <w:t xml:space="preserve">How close our sample mean is likely to be to the true population</w:t>
+      </w:r>
+      <w:r>
+        <w:t xml:space="preserve"> </w:t>
+      </w:r>
+      <w:r>
+        <w:t xml:space="preserve">mean</w:t>
+      </w:r>
+    </w:p>
+    <w:p>
+      <w:pPr>
+        <w:pStyle w:val="FirstParagraph"/>
       </w:pPr>
       <w:r>
         <w:rPr>
           <w:b/>
           <w:bCs/>
         </w:rPr>
-        <w:t xml:space="preserve">Standard Error for Our Grayling Data</w:t>
-      </w:r>
-    </w:p>
-    <w:p>
-      <w:pPr>
-        <w:pStyle w:val="FirstParagraph"/>
-      </w:pPr>
-      <w:r>
-        <w:t xml:space="preserve">Let’s calculate and visualize the standard error for both lakes:</w:t>
+        <w:t xml:space="preserve">Remember:</w:t>
+      </w:r>
+    </w:p>
+    <w:p>
+      <w:pPr>
+        <w:pStyle w:val="Compact"/>
+        <w:numPr>
+          <w:ilvl w:val="0"/>
+          <w:numId w:val="1037"/>
+        </w:numPr>
+      </w:pPr>
+      <w:r>
+        <w:t xml:space="preserve">Standard deviation (s) describes the variability in the individual</w:t>
+      </w:r>
+      <w:r>
+        <w:t xml:space="preserve"> </w:t>
+      </w:r>
+      <w:r>
+        <w:t xml:space="preserve">data points</w:t>
+      </w:r>
+    </w:p>
+    <w:p>
+      <w:pPr>
+        <w:pStyle w:val="Compact"/>
+        <w:numPr>
+          <w:ilvl w:val="0"/>
+          <w:numId w:val="1037"/>
+        </w:numPr>
+      </w:pPr>
+      <w:r>
+        <w:t xml:space="preserve">Standard error (SE) describes the variability in the sample mean</w:t>
+      </w:r>
+      <w:r>
+        <w:t xml:space="preserve"> </w:t>
+      </w:r>
+      <w:r>
+        <w:t xml:space="preserve">itself</w:t>
+      </w:r>
+    </w:p>
+    <w:p>
+      <w:pPr>
+        <w:pStyle w:val="Compact"/>
+        <w:numPr>
+          <w:ilvl w:val="0"/>
+          <w:numId w:val="1037"/>
+        </w:numPr>
+      </w:pPr>
+      <w:r>
+        <w:t xml:space="preserve">As sample size increases, SE decreases (more precise estimate)</w:t>
       </w:r>
     </w:p>
     <w:p>
@@ -7136,13 +6697,31 @@
         <w:rPr>
           <w:rStyle w:val="FunctionTok"/>
         </w:rPr>
-        <w:t xml:space="preserve">sqrt</w:t>
-      </w:r>
-      <w:r>
-        <w:rPr>
-          <w:rStyle w:val="NormalTok"/>
-        </w:rPr>
-        <w:t xml:space="preserve">(n)</w:t>
+        <w:t xml:space="preserve">sum</w:t>
+      </w:r>
+      <w:r>
+        <w:rPr>
+          <w:rStyle w:val="NormalTok"/>
+        </w:rPr>
+        <w:t xml:space="preserve">(</w:t>
+      </w:r>
+      <w:r>
+        <w:rPr>
+          <w:rStyle w:val="SpecialCharTok"/>
+        </w:rPr>
+        <w:t xml:space="preserve">!</w:t>
+      </w:r>
+      <w:r>
+        <w:rPr>
+          <w:rStyle w:val="FunctionTok"/>
+        </w:rPr>
+        <w:t xml:space="preserve">is.na</w:t>
+      </w:r>
+      <w:r>
+        <w:rPr>
+          <w:rStyle w:val="NormalTok"/>
+        </w:rPr>
+        <w:t xml:space="preserve">(length_mm))</w:t>
       </w:r>
       <w:r>
         <w:br/>
@@ -7210,7 +6789,7 @@
         <w:rPr>
           <w:rStyle w:val="VerbatimChar"/>
         </w:rPr>
-        <w:t xml:space="preserve">1 I3           266.      28.3    66      3.48</w:t>
+        <w:t xml:space="preserve">1 I3           266.      28.3    66     0.429</w:t>
       </w:r>
       <w:r>
         <w:br/>
@@ -7219,11 +6798,11 @@
         <w:rPr>
           <w:rStyle w:val="VerbatimChar"/>
         </w:rPr>
-        <w:t xml:space="preserve">2 I8           363.      52.3   102      5.18</w:t>
+        <w:t xml:space="preserve">2 I8           363.      52.3   102     0.513</w:t>
       </w:r>
     </w:p>
     <w:bookmarkEnd w:id="110"/>
-    <w:bookmarkStart w:id="114" w:name="visualizing-standard-error"/>
+    <w:bookmarkStart w:id="111" w:name="sampling-distribution-of-the-mean"/>
     <w:p>
       <w:pPr>
         <w:pStyle w:val="Heading1"/>
@@ -7233,7 +6812,1231 @@
           <w:b/>
           <w:bCs/>
         </w:rPr>
-        <w:t xml:space="preserve">Visualizing Standard Error</w:t>
+        <w:t xml:space="preserve">Sampling Distribution of the Mean</w:t>
+      </w:r>
+    </w:p>
+    <w:p>
+      <w:pPr>
+        <w:pStyle w:val="FirstParagraph"/>
+      </w:pPr>
+      <w:r>
+        <w:t xml:space="preserve">The</w:t>
+      </w:r>
+      <w:r>
+        <w:t xml:space="preserve"> </w:t>
+      </w:r>
+      <w:r>
+        <w:rPr>
+          <w:b/>
+          <w:bCs/>
+        </w:rPr>
+        <w:t xml:space="preserve">sampling distribution of the mean</w:t>
+      </w:r>
+      <w:r>
+        <w:t xml:space="preserve"> </w:t>
+      </w:r>
+      <w:r>
+        <w:t xml:space="preserve">is the theoretical</w:t>
+      </w:r>
+      <w:r>
+        <w:t xml:space="preserve"> </w:t>
+      </w:r>
+      <w:r>
+        <w:t xml:space="preserve">distribution of all possible sample means of a given sample size from a</w:t>
+      </w:r>
+      <w:r>
+        <w:t xml:space="preserve"> </w:t>
+      </w:r>
+      <w:r>
+        <w:t xml:space="preserve">population.</w:t>
+      </w:r>
+    </w:p>
+    <w:p>
+      <w:pPr>
+        <w:pStyle w:val="BodyText"/>
+      </w:pPr>
+      <w:r>
+        <w:t xml:space="preserve">Important properties:</w:t>
+      </w:r>
+    </w:p>
+    <w:p>
+      <w:pPr>
+        <w:pStyle w:val="Compact"/>
+        <w:numPr>
+          <w:ilvl w:val="0"/>
+          <w:numId w:val="1038"/>
+        </w:numPr>
+      </w:pPr>
+      <w:r>
+        <w:t xml:space="preserve">It is centered at the population mean (μ)</w:t>
+      </w:r>
+    </w:p>
+    <w:p>
+      <w:pPr>
+        <w:pStyle w:val="Compact"/>
+        <w:numPr>
+          <w:ilvl w:val="0"/>
+          <w:numId w:val="1038"/>
+        </w:numPr>
+      </w:pPr>
+      <w:r>
+        <w:t xml:space="preserve">Its standard deviation is the standard error (σ/√n)</w:t>
+      </w:r>
+    </w:p>
+    <w:p>
+      <w:pPr>
+        <w:pStyle w:val="Compact"/>
+        <w:numPr>
+          <w:ilvl w:val="0"/>
+          <w:numId w:val="1038"/>
+        </w:numPr>
+      </w:pPr>
+      <w:r>
+        <w:t xml:space="preserve">For large sample sizes, it approaches a normal distribution (Central</w:t>
+      </w:r>
+      <w:r>
+        <w:t xml:space="preserve"> </w:t>
+      </w:r>
+      <w:r>
+        <w:t xml:space="preserve">Limit Theorem)</w:t>
+      </w:r>
+    </w:p>
+    <w:p>
+      <w:pPr>
+        <w:pStyle w:val="FirstParagraph"/>
+      </w:pPr>
+      <w:r>
+        <w:t xml:space="preserve">The larger the sample size:</w:t>
+      </w:r>
+    </w:p>
+    <w:p>
+      <w:pPr>
+        <w:pStyle w:val="Compact"/>
+        <w:numPr>
+          <w:ilvl w:val="0"/>
+          <w:numId w:val="1039"/>
+        </w:numPr>
+      </w:pPr>
+      <w:r>
+        <w:t xml:space="preserve">The narrower the sampling distribution</w:t>
+      </w:r>
+    </w:p>
+    <w:p>
+      <w:pPr>
+        <w:pStyle w:val="Compact"/>
+        <w:numPr>
+          <w:ilvl w:val="0"/>
+          <w:numId w:val="1039"/>
+        </w:numPr>
+      </w:pPr>
+      <w:r>
+        <w:t xml:space="preserve">The smaller the standard error</w:t>
+      </w:r>
+    </w:p>
+    <w:p>
+      <w:pPr>
+        <w:pStyle w:val="Compact"/>
+        <w:numPr>
+          <w:ilvl w:val="0"/>
+          <w:numId w:val="1039"/>
+        </w:numPr>
+      </w:pPr>
+      <w:r>
+        <w:t xml:space="preserve">The more precise our estimate of the population mean</w:t>
+      </w:r>
+    </w:p>
+    <w:p>
+      <w:pPr>
+        <w:pStyle w:val="FirstParagraph"/>
+      </w:pPr>
+      <w:r>
+        <w:t xml:space="preserve">Let’s simulate the sampling distribution for Lake I3 fish data.</w:t>
+      </w:r>
+    </w:p>
+    <w:bookmarkEnd w:id="111"/>
+    <w:bookmarkStart w:id="115" w:name="simulating-the-sampling-distribution"/>
+    <w:p>
+      <w:pPr>
+        <w:pStyle w:val="Heading1"/>
+      </w:pPr>
+      <w:r>
+        <w:rPr>
+          <w:b/>
+          <w:bCs/>
+        </w:rPr>
+        <w:t xml:space="preserve">Simulating the Sampling Distribution</w:t>
+      </w:r>
+    </w:p>
+    <w:p>
+      <w:pPr>
+        <w:pStyle w:val="FirstParagraph"/>
+      </w:pPr>
+      <w:r>
+        <w:t xml:space="preserve">Let’s simulate taking many samples from Lake I3 to visualize the</w:t>
+      </w:r>
+      <w:r>
+        <w:t xml:space="preserve"> </w:t>
+      </w:r>
+      <w:r>
+        <w:t xml:space="preserve">sampling distribution:</w:t>
+      </w:r>
+    </w:p>
+    <w:p>
+      <w:pPr>
+        <w:pStyle w:val="SourceCode"/>
+      </w:pPr>
+      <w:r>
+        <w:rPr>
+          <w:rStyle w:val="CommentTok"/>
+        </w:rPr>
+        <w:t xml:space="preserve"># Filter for Lake I3</w:t>
+      </w:r>
+      <w:r>
+        <w:br/>
+      </w:r>
+      <w:r>
+        <w:rPr>
+          <w:rStyle w:val="NormalTok"/>
+        </w:rPr>
+        <w:t xml:space="preserve">i3_data </w:t>
+      </w:r>
+      <w:r>
+        <w:rPr>
+          <w:rStyle w:val="OtherTok"/>
+        </w:rPr>
+        <w:t xml:space="preserve">&lt;-</w:t>
+      </w:r>
+      <w:r>
+        <w:rPr>
+          <w:rStyle w:val="NormalTok"/>
+        </w:rPr>
+        <w:t xml:space="preserve"> grayling_df </w:t>
+      </w:r>
+      <w:r>
+        <w:rPr>
+          <w:rStyle w:val="SpecialCharTok"/>
+        </w:rPr>
+        <w:t xml:space="preserve">%&gt;%</w:t>
+      </w:r>
+      <w:r>
+        <w:rPr>
+          <w:rStyle w:val="NormalTok"/>
+        </w:rPr>
+        <w:t xml:space="preserve"> </w:t>
+      </w:r>
+      <w:r>
+        <w:rPr>
+          <w:rStyle w:val="FunctionTok"/>
+        </w:rPr>
+        <w:t xml:space="preserve">filter</w:t>
+      </w:r>
+      <w:r>
+        <w:rPr>
+          <w:rStyle w:val="NormalTok"/>
+        </w:rPr>
+        <w:t xml:space="preserve">(lake </w:t>
+      </w:r>
+      <w:r>
+        <w:rPr>
+          <w:rStyle w:val="SpecialCharTok"/>
+        </w:rPr>
+        <w:t xml:space="preserve">==</w:t>
+      </w:r>
+      <w:r>
+        <w:rPr>
+          <w:rStyle w:val="NormalTok"/>
+        </w:rPr>
+        <w:t xml:space="preserve"> </w:t>
+      </w:r>
+      <w:r>
+        <w:rPr>
+          <w:rStyle w:val="StringTok"/>
+        </w:rPr>
+        <w:t xml:space="preserve">"I3"</w:t>
+      </w:r>
+      <w:r>
+        <w:rPr>
+          <w:rStyle w:val="NormalTok"/>
+        </w:rPr>
+        <w:t xml:space="preserve">)</w:t>
+      </w:r>
+      <w:r>
+        <w:br/>
+      </w:r>
+      <w:r>
+        <w:br/>
+      </w:r>
+      <w:r>
+        <w:rPr>
+          <w:rStyle w:val="CommentTok"/>
+        </w:rPr>
+        <w:t xml:space="preserve"># Number of samples to simulate</w:t>
+      </w:r>
+      <w:r>
+        <w:br/>
+      </w:r>
+      <w:r>
+        <w:rPr>
+          <w:rStyle w:val="NormalTok"/>
+        </w:rPr>
+        <w:t xml:space="preserve">num_simulations </w:t>
+      </w:r>
+      <w:r>
+        <w:rPr>
+          <w:rStyle w:val="OtherTok"/>
+        </w:rPr>
+        <w:t xml:space="preserve">&lt;-</w:t>
+      </w:r>
+      <w:r>
+        <w:rPr>
+          <w:rStyle w:val="NormalTok"/>
+        </w:rPr>
+        <w:t xml:space="preserve"> </w:t>
+      </w:r>
+      <w:r>
+        <w:rPr>
+          <w:rStyle w:val="DecValTok"/>
+        </w:rPr>
+        <w:t xml:space="preserve">1000</w:t>
+      </w:r>
+      <w:r>
+        <w:br/>
+      </w:r>
+      <w:r>
+        <w:rPr>
+          <w:rStyle w:val="NormalTok"/>
+        </w:rPr>
+        <w:t xml:space="preserve">sample_size </w:t>
+      </w:r>
+      <w:r>
+        <w:rPr>
+          <w:rStyle w:val="OtherTok"/>
+        </w:rPr>
+        <w:t xml:space="preserve">&lt;-</w:t>
+      </w:r>
+      <w:r>
+        <w:rPr>
+          <w:rStyle w:val="NormalTok"/>
+        </w:rPr>
+        <w:t xml:space="preserve"> </w:t>
+      </w:r>
+      <w:r>
+        <w:rPr>
+          <w:rStyle w:val="DecValTok"/>
+        </w:rPr>
+        <w:t xml:space="preserve">20</w:t>
+      </w:r>
+      <w:r>
+        <w:rPr>
+          <w:rStyle w:val="NormalTok"/>
+        </w:rPr>
+        <w:t xml:space="preserve"> </w:t>
+      </w:r>
+      <w:r>
+        <w:rPr>
+          <w:rStyle w:val="CommentTok"/>
+        </w:rPr>
+        <w:t xml:space="preserve"># change the number and examine the range of values </w:t>
+      </w:r>
+      <w:r>
+        <w:br/>
+      </w:r>
+      <w:r>
+        <w:br/>
+      </w:r>
+      <w:r>
+        <w:rPr>
+          <w:rStyle w:val="CommentTok"/>
+        </w:rPr>
+        <w:t xml:space="preserve"># Simulate many samples and calculate means</w:t>
+      </w:r>
+      <w:r>
+        <w:br/>
+      </w:r>
+      <w:r>
+        <w:rPr>
+          <w:rStyle w:val="FunctionTok"/>
+        </w:rPr>
+        <w:t xml:space="preserve">set.seed</w:t>
+      </w:r>
+      <w:r>
+        <w:rPr>
+          <w:rStyle w:val="NormalTok"/>
+        </w:rPr>
+        <w:t xml:space="preserve">(</w:t>
+      </w:r>
+      <w:r>
+        <w:rPr>
+          <w:rStyle w:val="DecValTok"/>
+        </w:rPr>
+        <w:t xml:space="preserve">46</w:t>
+      </w:r>
+      <w:r>
+        <w:rPr>
+          <w:rStyle w:val="NormalTok"/>
+        </w:rPr>
+        <w:t xml:space="preserve">) </w:t>
+      </w:r>
+      <w:r>
+        <w:rPr>
+          <w:rStyle w:val="CommentTok"/>
+        </w:rPr>
+        <w:t xml:space="preserve"># For reproducibility</w:t>
+      </w:r>
+      <w:r>
+        <w:br/>
+      </w:r>
+      <w:r>
+        <w:rPr>
+          <w:rStyle w:val="NormalTok"/>
+        </w:rPr>
+        <w:t xml:space="preserve">simulated_means </w:t>
+      </w:r>
+      <w:r>
+        <w:rPr>
+          <w:rStyle w:val="OtherTok"/>
+        </w:rPr>
+        <w:t xml:space="preserve">&lt;-</w:t>
+      </w:r>
+      <w:r>
+        <w:rPr>
+          <w:rStyle w:val="NormalTok"/>
+        </w:rPr>
+        <w:t xml:space="preserve"> </w:t>
+      </w:r>
+      <w:r>
+        <w:rPr>
+          <w:rStyle w:val="FunctionTok"/>
+        </w:rPr>
+        <w:t xml:space="preserve">replicate</w:t>
+      </w:r>
+      <w:r>
+        <w:rPr>
+          <w:rStyle w:val="NormalTok"/>
+        </w:rPr>
+        <w:t xml:space="preserve">(num_simulations, </w:t>
+      </w:r>
+      <w:r>
+        <w:rPr>
+          <w:rStyle w:val="FunctionTok"/>
+        </w:rPr>
+        <w:t xml:space="preserve">sample_mean</w:t>
+      </w:r>
+      <w:r>
+        <w:rPr>
+          <w:rStyle w:val="NormalTok"/>
+        </w:rPr>
+        <w:t xml:space="preserve">(i3_data, sample_size))</w:t>
+      </w:r>
+      <w:r>
+        <w:br/>
+      </w:r>
+      <w:r>
+        <w:br/>
+      </w:r>
+      <w:r>
+        <w:rPr>
+          <w:rStyle w:val="CommentTok"/>
+        </w:rPr>
+        <w:t xml:space="preserve"># Calculate the mean and standard deviation of the simulated means</w:t>
+      </w:r>
+      <w:r>
+        <w:br/>
+      </w:r>
+      <w:r>
+        <w:rPr>
+          <w:rStyle w:val="NormalTok"/>
+        </w:rPr>
+        <w:t xml:space="preserve">mean_of_means </w:t>
+      </w:r>
+      <w:r>
+        <w:rPr>
+          <w:rStyle w:val="OtherTok"/>
+        </w:rPr>
+        <w:t xml:space="preserve">&lt;-</w:t>
+      </w:r>
+      <w:r>
+        <w:rPr>
+          <w:rStyle w:val="NormalTok"/>
+        </w:rPr>
+        <w:t xml:space="preserve"> </w:t>
+      </w:r>
+      <w:r>
+        <w:rPr>
+          <w:rStyle w:val="FunctionTok"/>
+        </w:rPr>
+        <w:t xml:space="preserve">mean</w:t>
+      </w:r>
+      <w:r>
+        <w:rPr>
+          <w:rStyle w:val="NormalTok"/>
+        </w:rPr>
+        <w:t xml:space="preserve">(simulated_means)</w:t>
+      </w:r>
+      <w:r>
+        <w:br/>
+      </w:r>
+      <w:r>
+        <w:rPr>
+          <w:rStyle w:val="NormalTok"/>
+        </w:rPr>
+        <w:t xml:space="preserve">sd_of_means </w:t>
+      </w:r>
+      <w:r>
+        <w:rPr>
+          <w:rStyle w:val="OtherTok"/>
+        </w:rPr>
+        <w:t xml:space="preserve">&lt;-</w:t>
+      </w:r>
+      <w:r>
+        <w:rPr>
+          <w:rStyle w:val="NormalTok"/>
+        </w:rPr>
+        <w:t xml:space="preserve"> </w:t>
+      </w:r>
+      <w:r>
+        <w:rPr>
+          <w:rStyle w:val="FunctionTok"/>
+        </w:rPr>
+        <w:t xml:space="preserve">sd</w:t>
+      </w:r>
+      <w:r>
+        <w:rPr>
+          <w:rStyle w:val="NormalTok"/>
+        </w:rPr>
+        <w:t xml:space="preserve">(simulated_means)</w:t>
+      </w:r>
+      <w:r>
+        <w:br/>
+      </w:r>
+      <w:r>
+        <w:br/>
+      </w:r>
+      <w:r>
+        <w:rPr>
+          <w:rStyle w:val="CommentTok"/>
+        </w:rPr>
+        <w:t xml:space="preserve"># Create a data frame with the simulated means</w:t>
+      </w:r>
+      <w:r>
+        <w:br/>
+      </w:r>
+      <w:r>
+        <w:rPr>
+          <w:rStyle w:val="NormalTok"/>
+        </w:rPr>
+        <w:t xml:space="preserve">simulated_df </w:t>
+      </w:r>
+      <w:r>
+        <w:rPr>
+          <w:rStyle w:val="OtherTok"/>
+        </w:rPr>
+        <w:t xml:space="preserve">&lt;-</w:t>
+      </w:r>
+      <w:r>
+        <w:rPr>
+          <w:rStyle w:val="NormalTok"/>
+        </w:rPr>
+        <w:t xml:space="preserve"> </w:t>
+      </w:r>
+      <w:r>
+        <w:rPr>
+          <w:rStyle w:val="FunctionTok"/>
+        </w:rPr>
+        <w:t xml:space="preserve">data.frame</w:t>
+      </w:r>
+      <w:r>
+        <w:rPr>
+          <w:rStyle w:val="NormalTok"/>
+        </w:rPr>
+        <w:t xml:space="preserve">(</w:t>
+      </w:r>
+      <w:r>
+        <w:rPr>
+          <w:rStyle w:val="AttributeTok"/>
+        </w:rPr>
+        <w:t xml:space="preserve">sample_mean =</w:t>
+      </w:r>
+      <w:r>
+        <w:rPr>
+          <w:rStyle w:val="NormalTok"/>
+        </w:rPr>
+        <w:t xml:space="preserve"> simulated_means)</w:t>
+      </w:r>
+      <w:r>
+        <w:br/>
+      </w:r>
+      <w:r>
+        <w:br/>
+      </w:r>
+      <w:r>
+        <w:rPr>
+          <w:rStyle w:val="CommentTok"/>
+        </w:rPr>
+        <w:t xml:space="preserve"># Plot the sampling distribution</w:t>
+      </w:r>
+      <w:r>
+        <w:br/>
+      </w:r>
+      <w:r>
+        <w:rPr>
+          <w:rStyle w:val="FunctionTok"/>
+        </w:rPr>
+        <w:t xml:space="preserve">ggplot</w:t>
+      </w:r>
+      <w:r>
+        <w:rPr>
+          <w:rStyle w:val="NormalTok"/>
+        </w:rPr>
+        <w:t xml:space="preserve">(simulated_df, </w:t>
+      </w:r>
+      <w:r>
+        <w:rPr>
+          <w:rStyle w:val="FunctionTok"/>
+        </w:rPr>
+        <w:t xml:space="preserve">aes</w:t>
+      </w:r>
+      <w:r>
+        <w:rPr>
+          <w:rStyle w:val="NormalTok"/>
+        </w:rPr>
+        <w:t xml:space="preserve">(</w:t>
+      </w:r>
+      <w:r>
+        <w:rPr>
+          <w:rStyle w:val="AttributeTok"/>
+        </w:rPr>
+        <w:t xml:space="preserve">x =</w:t>
+      </w:r>
+      <w:r>
+        <w:rPr>
+          <w:rStyle w:val="NormalTok"/>
+        </w:rPr>
+        <w:t xml:space="preserve"> sample_mean)) </w:t>
+      </w:r>
+      <w:r>
+        <w:rPr>
+          <w:rStyle w:val="SpecialCharTok"/>
+        </w:rPr>
+        <w:t xml:space="preserve">+</w:t>
+      </w:r>
+      <w:r>
+        <w:br/>
+      </w:r>
+      <w:r>
+        <w:rPr>
+          <w:rStyle w:val="NormalTok"/>
+        </w:rPr>
+        <w:t xml:space="preserve">  </w:t>
+      </w:r>
+      <w:r>
+        <w:rPr>
+          <w:rStyle w:val="FunctionTok"/>
+        </w:rPr>
+        <w:t xml:space="preserve">geom_histogram</w:t>
+      </w:r>
+      <w:r>
+        <w:rPr>
+          <w:rStyle w:val="NormalTok"/>
+        </w:rPr>
+        <w:t xml:space="preserve">(</w:t>
+      </w:r>
+      <w:r>
+        <w:rPr>
+          <w:rStyle w:val="AttributeTok"/>
+        </w:rPr>
+        <w:t xml:space="preserve">bins =</w:t>
+      </w:r>
+      <w:r>
+        <w:rPr>
+          <w:rStyle w:val="NormalTok"/>
+        </w:rPr>
+        <w:t xml:space="preserve"> </w:t>
+      </w:r>
+      <w:r>
+        <w:rPr>
+          <w:rStyle w:val="DecValTok"/>
+        </w:rPr>
+        <w:t xml:space="preserve">30</w:t>
+      </w:r>
+      <w:r>
+        <w:rPr>
+          <w:rStyle w:val="NormalTok"/>
+        </w:rPr>
+        <w:t xml:space="preserve">, </w:t>
+      </w:r>
+      <w:r>
+        <w:rPr>
+          <w:rStyle w:val="AttributeTok"/>
+        </w:rPr>
+        <w:t xml:space="preserve">fill =</w:t>
+      </w:r>
+      <w:r>
+        <w:rPr>
+          <w:rStyle w:val="NormalTok"/>
+        </w:rPr>
+        <w:t xml:space="preserve"> </w:t>
+      </w:r>
+      <w:r>
+        <w:rPr>
+          <w:rStyle w:val="StringTok"/>
+        </w:rPr>
+        <w:t xml:space="preserve">"blue"</w:t>
+      </w:r>
+      <w:r>
+        <w:rPr>
+          <w:rStyle w:val="NormalTok"/>
+        </w:rPr>
+        <w:t xml:space="preserve">, </w:t>
+      </w:r>
+      <w:r>
+        <w:rPr>
+          <w:rStyle w:val="AttributeTok"/>
+        </w:rPr>
+        <w:t xml:space="preserve">alpha =</w:t>
+      </w:r>
+      <w:r>
+        <w:rPr>
+          <w:rStyle w:val="NormalTok"/>
+        </w:rPr>
+        <w:t xml:space="preserve"> </w:t>
+      </w:r>
+      <w:r>
+        <w:rPr>
+          <w:rStyle w:val="FloatTok"/>
+        </w:rPr>
+        <w:t xml:space="preserve">0.7</w:t>
+      </w:r>
+      <w:r>
+        <w:rPr>
+          <w:rStyle w:val="NormalTok"/>
+        </w:rPr>
+        <w:t xml:space="preserve">) </w:t>
+      </w:r>
+      <w:r>
+        <w:rPr>
+          <w:rStyle w:val="SpecialCharTok"/>
+        </w:rPr>
+        <w:t xml:space="preserve">+</w:t>
+      </w:r>
+      <w:r>
+        <w:br/>
+      </w:r>
+      <w:r>
+        <w:rPr>
+          <w:rStyle w:val="NormalTok"/>
+        </w:rPr>
+        <w:t xml:space="preserve">  </w:t>
+      </w:r>
+      <w:r>
+        <w:rPr>
+          <w:rStyle w:val="FunctionTok"/>
+        </w:rPr>
+        <w:t xml:space="preserve">geom_vline</w:t>
+      </w:r>
+      <w:r>
+        <w:rPr>
+          <w:rStyle w:val="NormalTok"/>
+        </w:rPr>
+        <w:t xml:space="preserve">(</w:t>
+      </w:r>
+      <w:r>
+        <w:rPr>
+          <w:rStyle w:val="AttributeTok"/>
+        </w:rPr>
+        <w:t xml:space="preserve">xintercept =</w:t>
+      </w:r>
+      <w:r>
+        <w:rPr>
+          <w:rStyle w:val="NormalTok"/>
+        </w:rPr>
+        <w:t xml:space="preserve"> </w:t>
+      </w:r>
+      <w:r>
+        <w:rPr>
+          <w:rStyle w:val="FunctionTok"/>
+        </w:rPr>
+        <w:t xml:space="preserve">mean</w:t>
+      </w:r>
+      <w:r>
+        <w:rPr>
+          <w:rStyle w:val="NormalTok"/>
+        </w:rPr>
+        <w:t xml:space="preserve">(i3_data</w:t>
+      </w:r>
+      <w:r>
+        <w:rPr>
+          <w:rStyle w:val="SpecialCharTok"/>
+        </w:rPr>
+        <w:t xml:space="preserve">$</w:t>
+      </w:r>
+      <w:r>
+        <w:rPr>
+          <w:rStyle w:val="NormalTok"/>
+        </w:rPr>
+        <w:t xml:space="preserve">length_mm), </w:t>
+      </w:r>
+      <w:r>
+        <w:br/>
+      </w:r>
+      <w:r>
+        <w:rPr>
+          <w:rStyle w:val="NormalTok"/>
+        </w:rPr>
+        <w:t xml:space="preserve">             </w:t>
+      </w:r>
+      <w:r>
+        <w:rPr>
+          <w:rStyle w:val="AttributeTok"/>
+        </w:rPr>
+        <w:t xml:space="preserve">linetype =</w:t>
+      </w:r>
+      <w:r>
+        <w:rPr>
+          <w:rStyle w:val="NormalTok"/>
+        </w:rPr>
+        <w:t xml:space="preserve"> </w:t>
+      </w:r>
+      <w:r>
+        <w:rPr>
+          <w:rStyle w:val="StringTok"/>
+        </w:rPr>
+        <w:t xml:space="preserve">"dashed"</w:t>
+      </w:r>
+      <w:r>
+        <w:rPr>
+          <w:rStyle w:val="NormalTok"/>
+        </w:rPr>
+        <w:t xml:space="preserve">, </w:t>
+      </w:r>
+      <w:r>
+        <w:rPr>
+          <w:rStyle w:val="AttributeTok"/>
+        </w:rPr>
+        <w:t xml:space="preserve">color =</w:t>
+      </w:r>
+      <w:r>
+        <w:rPr>
+          <w:rStyle w:val="NormalTok"/>
+        </w:rPr>
+        <w:t xml:space="preserve"> </w:t>
+      </w:r>
+      <w:r>
+        <w:rPr>
+          <w:rStyle w:val="StringTok"/>
+        </w:rPr>
+        <w:t xml:space="preserve">"red"</w:t>
+      </w:r>
+      <w:r>
+        <w:rPr>
+          <w:rStyle w:val="NormalTok"/>
+        </w:rPr>
+        <w:t xml:space="preserve">, </w:t>
+      </w:r>
+      <w:r>
+        <w:rPr>
+          <w:rStyle w:val="AttributeTok"/>
+        </w:rPr>
+        <w:t xml:space="preserve">linewidth =</w:t>
+      </w:r>
+      <w:r>
+        <w:rPr>
+          <w:rStyle w:val="NormalTok"/>
+        </w:rPr>
+        <w:t xml:space="preserve"> </w:t>
+      </w:r>
+      <w:r>
+        <w:rPr>
+          <w:rStyle w:val="DecValTok"/>
+        </w:rPr>
+        <w:t xml:space="preserve">1</w:t>
+      </w:r>
+      <w:r>
+        <w:rPr>
+          <w:rStyle w:val="NormalTok"/>
+        </w:rPr>
+        <w:t xml:space="preserve">) </w:t>
+      </w:r>
+      <w:r>
+        <w:rPr>
+          <w:rStyle w:val="SpecialCharTok"/>
+        </w:rPr>
+        <w:t xml:space="preserve">+</w:t>
+      </w:r>
+      <w:r>
+        <w:br/>
+      </w:r>
+      <w:r>
+        <w:rPr>
+          <w:rStyle w:val="NormalTok"/>
+        </w:rPr>
+        <w:t xml:space="preserve">  </w:t>
+      </w:r>
+      <w:r>
+        <w:rPr>
+          <w:rStyle w:val="FunctionTok"/>
+        </w:rPr>
+        <w:t xml:space="preserve">annotate</w:t>
+      </w:r>
+      <w:r>
+        <w:rPr>
+          <w:rStyle w:val="NormalTok"/>
+        </w:rPr>
+        <w:t xml:space="preserve">(</w:t>
+      </w:r>
+      <w:r>
+        <w:rPr>
+          <w:rStyle w:val="StringTok"/>
+        </w:rPr>
+        <w:t xml:space="preserve">"text"</w:t>
+      </w:r>
+      <w:r>
+        <w:rPr>
+          <w:rStyle w:val="NormalTok"/>
+        </w:rPr>
+        <w:t xml:space="preserve">, </w:t>
+      </w:r>
+      <w:r>
+        <w:rPr>
+          <w:rStyle w:val="AttributeTok"/>
+        </w:rPr>
+        <w:t xml:space="preserve">x =</w:t>
+      </w:r>
+      <w:r>
+        <w:rPr>
+          <w:rStyle w:val="NormalTok"/>
+        </w:rPr>
+        <w:t xml:space="preserve"> </w:t>
+      </w:r>
+      <w:r>
+        <w:rPr>
+          <w:rStyle w:val="FunctionTok"/>
+        </w:rPr>
+        <w:t xml:space="preserve">mean</w:t>
+      </w:r>
+      <w:r>
+        <w:rPr>
+          <w:rStyle w:val="NormalTok"/>
+        </w:rPr>
+        <w:t xml:space="preserve">(i3_data</w:t>
+      </w:r>
+      <w:r>
+        <w:rPr>
+          <w:rStyle w:val="SpecialCharTok"/>
+        </w:rPr>
+        <w:t xml:space="preserve">$</w:t>
+      </w:r>
+      <w:r>
+        <w:rPr>
+          <w:rStyle w:val="NormalTok"/>
+        </w:rPr>
+        <w:t xml:space="preserve">length_mm) </w:t>
+      </w:r>
+      <w:r>
+        <w:rPr>
+          <w:rStyle w:val="SpecialCharTok"/>
+        </w:rPr>
+        <w:t xml:space="preserve">+</w:t>
+      </w:r>
+      <w:r>
+        <w:rPr>
+          <w:rStyle w:val="NormalTok"/>
+        </w:rPr>
+        <w:t xml:space="preserve"> </w:t>
+      </w:r>
+      <w:r>
+        <w:rPr>
+          <w:rStyle w:val="DecValTok"/>
+        </w:rPr>
+        <w:t xml:space="preserve">2</w:t>
+      </w:r>
+      <w:r>
+        <w:rPr>
+          <w:rStyle w:val="NormalTok"/>
+        </w:rPr>
+        <w:t xml:space="preserve">, </w:t>
+      </w:r>
+      <w:r>
+        <w:rPr>
+          <w:rStyle w:val="AttributeTok"/>
+        </w:rPr>
+        <w:t xml:space="preserve">y =</w:t>
+      </w:r>
+      <w:r>
+        <w:rPr>
+          <w:rStyle w:val="NormalTok"/>
+        </w:rPr>
+        <w:t xml:space="preserve"> </w:t>
+      </w:r>
+      <w:r>
+        <w:rPr>
+          <w:rStyle w:val="DecValTok"/>
+        </w:rPr>
+        <w:t xml:space="preserve">50</w:t>
+      </w:r>
+      <w:r>
+        <w:rPr>
+          <w:rStyle w:val="NormalTok"/>
+        </w:rPr>
+        <w:t xml:space="preserve">, </w:t>
+      </w:r>
+      <w:r>
+        <w:br/>
+      </w:r>
+      <w:r>
+        <w:rPr>
+          <w:rStyle w:val="NormalTok"/>
+        </w:rPr>
+        <w:t xml:space="preserve">           </w:t>
+      </w:r>
+      <w:r>
+        <w:rPr>
+          <w:rStyle w:val="AttributeTok"/>
+        </w:rPr>
+        <w:t xml:space="preserve">label =</w:t>
+      </w:r>
+      <w:r>
+        <w:rPr>
+          <w:rStyle w:val="NormalTok"/>
+        </w:rPr>
+        <w:t xml:space="preserve"> </w:t>
+      </w:r>
+      <w:r>
+        <w:rPr>
+          <w:rStyle w:val="StringTok"/>
+        </w:rPr>
+        <w:t xml:space="preserve">"Full sample mean"</w:t>
+      </w:r>
+      <w:r>
+        <w:rPr>
+          <w:rStyle w:val="NormalTok"/>
+        </w:rPr>
+        <w:t xml:space="preserve">, </w:t>
+      </w:r>
+      <w:r>
+        <w:rPr>
+          <w:rStyle w:val="AttributeTok"/>
+        </w:rPr>
+        <w:t xml:space="preserve">color =</w:t>
+      </w:r>
+      <w:r>
+        <w:rPr>
+          <w:rStyle w:val="NormalTok"/>
+        </w:rPr>
+        <w:t xml:space="preserve"> </w:t>
+      </w:r>
+      <w:r>
+        <w:rPr>
+          <w:rStyle w:val="StringTok"/>
+        </w:rPr>
+        <w:t xml:space="preserve">"red"</w:t>
+      </w:r>
+      <w:r>
+        <w:rPr>
+          <w:rStyle w:val="NormalTok"/>
+        </w:rPr>
+        <w:t xml:space="preserve">) </w:t>
+      </w:r>
+      <w:r>
+        <w:rPr>
+          <w:rStyle w:val="SpecialCharTok"/>
+        </w:rPr>
+        <w:t xml:space="preserve">+</w:t>
+      </w:r>
+      <w:r>
+        <w:br/>
+      </w:r>
+      <w:r>
+        <w:rPr>
+          <w:rStyle w:val="NormalTok"/>
+        </w:rPr>
+        <w:t xml:space="preserve">  </w:t>
+      </w:r>
+      <w:r>
+        <w:rPr>
+          <w:rStyle w:val="FunctionTok"/>
+        </w:rPr>
+        <w:t xml:space="preserve">labs</w:t>
+      </w:r>
+      <w:r>
+        <w:rPr>
+          <w:rStyle w:val="NormalTok"/>
+        </w:rPr>
+        <w:t xml:space="preserve">(</w:t>
+      </w:r>
+      <w:r>
+        <w:rPr>
+          <w:rStyle w:val="AttributeTok"/>
+        </w:rPr>
+        <w:t xml:space="preserve">title =</w:t>
+      </w:r>
+      <w:r>
+        <w:rPr>
+          <w:rStyle w:val="NormalTok"/>
+        </w:rPr>
+        <w:t xml:space="preserve"> </w:t>
+      </w:r>
+      <w:r>
+        <w:rPr>
+          <w:rStyle w:val="StringTok"/>
+        </w:rPr>
+        <w:t xml:space="preserve">"Simulated Sampling Distribution of the Mean"</w:t>
+      </w:r>
+      <w:r>
+        <w:rPr>
+          <w:rStyle w:val="NormalTok"/>
+        </w:rPr>
+        <w:t xml:space="preserve">,</w:t>
+      </w:r>
+      <w:r>
+        <w:br/>
+      </w:r>
+      <w:r>
+        <w:rPr>
+          <w:rStyle w:val="NormalTok"/>
+        </w:rPr>
+        <w:t xml:space="preserve">       </w:t>
+      </w:r>
+      <w:r>
+        <w:rPr>
+          <w:rStyle w:val="AttributeTok"/>
+        </w:rPr>
+        <w:t xml:space="preserve">subtitle =</w:t>
+      </w:r>
+      <w:r>
+        <w:rPr>
+          <w:rStyle w:val="NormalTok"/>
+        </w:rPr>
+        <w:t xml:space="preserve"> </w:t>
+      </w:r>
+      <w:r>
+        <w:rPr>
+          <w:rStyle w:val="FunctionTok"/>
+        </w:rPr>
+        <w:t xml:space="preserve">paste</w:t>
+      </w:r>
+      <w:r>
+        <w:rPr>
+          <w:rStyle w:val="NormalTok"/>
+        </w:rPr>
+        <w:t xml:space="preserve">(</w:t>
+      </w:r>
+      <w:r>
+        <w:rPr>
+          <w:rStyle w:val="StringTok"/>
+        </w:rPr>
+        <w:t xml:space="preserve">"Based on"</w:t>
+      </w:r>
+      <w:r>
+        <w:rPr>
+          <w:rStyle w:val="NormalTok"/>
+        </w:rPr>
+        <w:t xml:space="preserve">, num_simulations, </w:t>
+      </w:r>
+      <w:r>
+        <w:rPr>
+          <w:rStyle w:val="StringTok"/>
+        </w:rPr>
+        <w:t xml:space="preserve">"samples of size"</w:t>
+      </w:r>
+      <w:r>
+        <w:rPr>
+          <w:rStyle w:val="NormalTok"/>
+        </w:rPr>
+        <w:t xml:space="preserve">, sample_size),</w:t>
+      </w:r>
+      <w:r>
+        <w:br/>
+      </w:r>
+      <w:r>
+        <w:rPr>
+          <w:rStyle w:val="NormalTok"/>
+        </w:rPr>
+        <w:t xml:space="preserve">       </w:t>
+      </w:r>
+      <w:r>
+        <w:rPr>
+          <w:rStyle w:val="AttributeTok"/>
+        </w:rPr>
+        <w:t xml:space="preserve">x =</w:t>
+      </w:r>
+      <w:r>
+        <w:rPr>
+          <w:rStyle w:val="NormalTok"/>
+        </w:rPr>
+        <w:t xml:space="preserve"> </w:t>
+      </w:r>
+      <w:r>
+        <w:rPr>
+          <w:rStyle w:val="StringTok"/>
+        </w:rPr>
+        <w:t xml:space="preserve">"Sample Mean (mm)"</w:t>
+      </w:r>
+      <w:r>
+        <w:rPr>
+          <w:rStyle w:val="NormalTok"/>
+        </w:rPr>
+        <w:t xml:space="preserve">,</w:t>
+      </w:r>
+      <w:r>
+        <w:br/>
+      </w:r>
+      <w:r>
+        <w:rPr>
+          <w:rStyle w:val="NormalTok"/>
+        </w:rPr>
+        <w:t xml:space="preserve">       </w:t>
+      </w:r>
+      <w:r>
+        <w:rPr>
+          <w:rStyle w:val="AttributeTok"/>
+        </w:rPr>
+        <w:t xml:space="preserve">y =</w:t>
+      </w:r>
+      <w:r>
+        <w:rPr>
+          <w:rStyle w:val="NormalTok"/>
+        </w:rPr>
+        <w:t xml:space="preserve"> </w:t>
+      </w:r>
+      <w:r>
+        <w:rPr>
+          <w:rStyle w:val="StringTok"/>
+        </w:rPr>
+        <w:t xml:space="preserve">"Frequency"</w:t>
+      </w:r>
+      <w:r>
+        <w:rPr>
+          <w:rStyle w:val="NormalTok"/>
+        </w:rPr>
+        <w:t xml:space="preserve">) </w:t>
+      </w:r>
+      <w:r>
+        <w:rPr>
+          <w:rStyle w:val="SpecialCharTok"/>
+        </w:rPr>
+        <w:t xml:space="preserve">+</w:t>
+      </w:r>
+      <w:r>
+        <w:br/>
+      </w:r>
+      <w:r>
+        <w:rPr>
+          <w:rStyle w:val="NormalTok"/>
+        </w:rPr>
+        <w:t xml:space="preserve">  </w:t>
+      </w:r>
+      <w:r>
+        <w:rPr>
+          <w:rStyle w:val="FunctionTok"/>
+        </w:rPr>
+        <w:t xml:space="preserve">theme_minimal</w:t>
+      </w:r>
+      <w:r>
+        <w:rPr>
+          <w:rStyle w:val="NormalTok"/>
+        </w:rPr>
+        <w:t xml:space="preserve">()</w:t>
       </w:r>
     </w:p>
     <w:p>
@@ -7243,20 +8046,20 @@
       <w:r>
         <w:drawing>
           <wp:inline>
-            <wp:extent cx="5486400" cy="4572000"/>
+            <wp:extent cx="6400800" cy="4572000"/>
             <wp:effectExtent b="0" l="0" r="0" t="0"/>
-            <wp:docPr descr="" title="" id="112" name="Picture"/>
+            <wp:docPr descr="" title="" id="113" name="Picture"/>
             <a:graphic>
               <a:graphicData uri="http://schemas.openxmlformats.org/drawingml/2006/picture">
                 <pic:pic>
                   <pic:nvPicPr>
-                    <pic:cNvPr descr="03_01_lecture_powerpoint_files/figure-docx/unnamed-chunk-7-1.png" id="113" name="Picture"/>
+                    <pic:cNvPr descr="03_01_lecture_powerpoint_files/figure-docx/unnamed-chunk-6-1.png" id="114" name="Picture"/>
                     <pic:cNvPicPr>
                       <a:picLocks noChangeArrowheads="1" noChangeAspect="1"/>
                     </pic:cNvPicPr>
                   </pic:nvPicPr>
                   <pic:blipFill>
-                    <a:blip r:embed="rId111"/>
+                    <a:blip r:embed="rId112"/>
                     <a:stretch>
                       <a:fillRect/>
                     </a:stretch>
@@ -7264,7 +8067,7 @@
                   <pic:spPr bwMode="auto">
                     <a:xfrm>
                       <a:off x="0" y="0"/>
-                      <a:ext cx="5486400" cy="4572000"/>
+                      <a:ext cx="6400800" cy="4572000"/>
                     </a:xfrm>
                     <a:prstGeom prst="rect">
                       <a:avLst/>
@@ -7283,62 +8086,12 @@
         </w:drawing>
       </w:r>
     </w:p>
-    <w:bookmarkEnd w:id="114"/>
-    <w:bookmarkStart w:id="115" w:name="sampling-distribution-of-the-mean"/>
-    <w:p>
-      <w:pPr>
-        <w:pStyle w:val="Heading1"/>
-      </w:pPr>
-      <w:r>
-        <w:rPr>
-          <w:b/>
-          <w:bCs/>
-        </w:rPr>
-        <w:t xml:space="preserve">Sampling Distribution of the Mean</w:t>
-      </w:r>
-    </w:p>
-    <w:p>
-      <w:pPr>
-        <w:pStyle w:val="FirstParagraph"/>
-      </w:pPr>
-      <w:r>
-        <w:t xml:space="preserve">The</w:t>
-      </w:r>
-      <w:r>
-        <w:t xml:space="preserve"> </w:t>
-      </w:r>
-      <w:r>
-        <w:rPr>
-          <w:b/>
-          <w:bCs/>
-        </w:rPr>
-        <w:t xml:space="preserve">sampling distribution of the mean</w:t>
-      </w:r>
-      <w:r>
-        <w:t xml:space="preserve"> </w:t>
-      </w:r>
-      <w:r>
-        <w:t xml:space="preserve">is the theoretical</w:t>
-      </w:r>
-      <w:r>
-        <w:t xml:space="preserve"> </w:t>
-      </w:r>
-      <w:r>
-        <w:t xml:space="preserve">distribution of all possible sample means of a given sample size from a</w:t>
-      </w:r>
-      <w:r>
-        <w:t xml:space="preserve"> </w:t>
-      </w:r>
-      <w:r>
-        <w:t xml:space="preserve">population.</w:t>
-      </w:r>
-    </w:p>
     <w:p>
       <w:pPr>
         <w:pStyle w:val="BodyText"/>
       </w:pPr>
       <w:r>
-        <w:t xml:space="preserve">Important properties:</w:t>
+        <w:t xml:space="preserve">Notice that the simulated sampling distribution:</w:t>
       </w:r>
     </w:p>
     <w:p>
@@ -7346,11 +8099,11 @@
         <w:pStyle w:val="Compact"/>
         <w:numPr>
           <w:ilvl w:val="0"/>
-          <w:numId w:val="1037"/>
+          <w:numId w:val="1040"/>
         </w:numPr>
       </w:pPr>
       <w:r>
-        <w:t xml:space="preserve">It is centered at the population mean (μ)</w:t>
+        <w:t xml:space="preserve">Is approximately normally distributed</w:t>
       </w:r>
     </w:p>
     <w:p>
@@ -7358,11 +8111,11 @@
         <w:pStyle w:val="Compact"/>
         <w:numPr>
           <w:ilvl w:val="0"/>
-          <w:numId w:val="1037"/>
+          <w:numId w:val="1040"/>
         </w:numPr>
       </w:pPr>
       <w:r>
-        <w:t xml:space="preserve">Its standard deviation is the standard error (σ/√n)</w:t>
+        <w:t xml:space="preserve">Is centered around the overall sample mean</w:t>
       </w:r>
     </w:p>
     <w:p>
@@ -7370,73 +8123,15 @@
         <w:pStyle w:val="Compact"/>
         <w:numPr>
           <w:ilvl w:val="0"/>
-          <w:numId w:val="1037"/>
+          <w:numId w:val="1040"/>
         </w:numPr>
       </w:pPr>
       <w:r>
-        <w:t xml:space="preserve">For large sample sizes, it approaches a normal distribution (Central</w:t>
-      </w:r>
-      <w:r>
-        <w:t xml:space="preserve"> </w:t>
-      </w:r>
-      <w:r>
-        <w:t xml:space="preserve">Limit Theorem)</w:t>
-      </w:r>
-    </w:p>
-    <w:p>
-      <w:pPr>
-        <w:pStyle w:val="FirstParagraph"/>
-      </w:pPr>
-      <w:r>
-        <w:t xml:space="preserve">The larger the sample size:</w:t>
-      </w:r>
-    </w:p>
-    <w:p>
-      <w:pPr>
-        <w:pStyle w:val="Compact"/>
-        <w:numPr>
-          <w:ilvl w:val="0"/>
-          <w:numId w:val="1038"/>
-        </w:numPr>
-      </w:pPr>
-      <w:r>
-        <w:t xml:space="preserve">The narrower the sampling distribution</w:t>
-      </w:r>
-    </w:p>
-    <w:p>
-      <w:pPr>
-        <w:pStyle w:val="Compact"/>
-        <w:numPr>
-          <w:ilvl w:val="0"/>
-          <w:numId w:val="1038"/>
-        </w:numPr>
-      </w:pPr>
-      <w:r>
-        <w:t xml:space="preserve">The smaller the standard error</w:t>
-      </w:r>
-    </w:p>
-    <w:p>
-      <w:pPr>
-        <w:pStyle w:val="Compact"/>
-        <w:numPr>
-          <w:ilvl w:val="0"/>
-          <w:numId w:val="1038"/>
-        </w:numPr>
-      </w:pPr>
-      <w:r>
-        <w:t xml:space="preserve">The more precise our estimate of the population mean</w:t>
-      </w:r>
-    </w:p>
-    <w:p>
-      <w:pPr>
-        <w:pStyle w:val="FirstParagraph"/>
-      </w:pPr>
-      <w:r>
-        <w:t xml:space="preserve">Let’s simulate the sampling distribution for Lake I3 fish data.</w:t>
+        <w:t xml:space="preserve">Has a spread that is related to the standard error</w:t>
       </w:r>
     </w:p>
     <w:bookmarkEnd w:id="115"/>
-    <w:bookmarkStart w:id="116" w:name="simulating-the-sampling-distribution"/>
+    <w:bookmarkStart w:id="116" w:name="standard-error-and-sample-size"/>
     <w:p>
       <w:pPr>
         <w:pStyle w:val="Heading1"/>
@@ -7446,7 +8141,7 @@
           <w:b/>
           <w:bCs/>
         </w:rPr>
-        <w:t xml:space="preserve">Simulating the Sampling Distribution</w:t>
+        <w:t xml:space="preserve">Standard Error and Sample Size</w:t>
       </w:r>
     </w:p>
     <w:p>
@@ -7454,388 +8149,11 @@
         <w:pStyle w:val="FirstParagraph"/>
       </w:pPr>
       <w:r>
-        <w:t xml:space="preserve">Let’s simulate taking many samples from Lake I3 to visualize the</w:t>
-      </w:r>
-      <w:r>
-        <w:t xml:space="preserve"> </w:t>
-      </w:r>
-      <w:r>
-        <w:t xml:space="preserve">sampling distribution:</w:t>
-      </w:r>
-    </w:p>
-    <w:p>
-      <w:pPr>
-        <w:pStyle w:val="SourceCode"/>
-      </w:pPr>
-      <w:r>
-        <w:rPr>
-          <w:rStyle w:val="CommentTok"/>
-        </w:rPr>
-        <w:t xml:space="preserve"># Filter for Lake I3</w:t>
-      </w:r>
-      <w:r>
-        <w:br/>
-      </w:r>
-      <w:r>
-        <w:rPr>
-          <w:rStyle w:val="NormalTok"/>
-        </w:rPr>
-        <w:t xml:space="preserve">i3_data </w:t>
-      </w:r>
-      <w:r>
-        <w:rPr>
-          <w:rStyle w:val="OtherTok"/>
-        </w:rPr>
-        <w:t xml:space="preserve">&lt;-</w:t>
-      </w:r>
-      <w:r>
-        <w:rPr>
-          <w:rStyle w:val="NormalTok"/>
-        </w:rPr>
-        <w:t xml:space="preserve"> grayling_df </w:t>
-      </w:r>
-      <w:r>
-        <w:rPr>
-          <w:rStyle w:val="SpecialCharTok"/>
-        </w:rPr>
-        <w:t xml:space="preserve">%&gt;%</w:t>
-      </w:r>
-      <w:r>
-        <w:rPr>
-          <w:rStyle w:val="NormalTok"/>
-        </w:rPr>
-        <w:t xml:space="preserve"> </w:t>
-      </w:r>
-      <w:r>
-        <w:rPr>
-          <w:rStyle w:val="FunctionTok"/>
-        </w:rPr>
-        <w:t xml:space="preserve">filter</w:t>
-      </w:r>
-      <w:r>
-        <w:rPr>
-          <w:rStyle w:val="NormalTok"/>
-        </w:rPr>
-        <w:t xml:space="preserve">(lake </w:t>
-      </w:r>
-      <w:r>
-        <w:rPr>
-          <w:rStyle w:val="SpecialCharTok"/>
-        </w:rPr>
-        <w:t xml:space="preserve">==</w:t>
-      </w:r>
-      <w:r>
-        <w:rPr>
-          <w:rStyle w:val="NormalTok"/>
-        </w:rPr>
-        <w:t xml:space="preserve"> </w:t>
-      </w:r>
-      <w:r>
-        <w:rPr>
-          <w:rStyle w:val="StringTok"/>
-        </w:rPr>
-        <w:t xml:space="preserve">"I3"</w:t>
-      </w:r>
-      <w:r>
-        <w:rPr>
-          <w:rStyle w:val="NormalTok"/>
-        </w:rPr>
-        <w:t xml:space="preserve">)</w:t>
-      </w:r>
-      <w:r>
-        <w:br/>
-      </w:r>
-      <w:r>
-        <w:br/>
-      </w:r>
-      <w:r>
-        <w:rPr>
-          <w:rStyle w:val="CommentTok"/>
-        </w:rPr>
-        <w:t xml:space="preserve"># Number of samples to simulate</w:t>
-      </w:r>
-      <w:r>
-        <w:br/>
-      </w:r>
-      <w:r>
-        <w:rPr>
-          <w:rStyle w:val="NormalTok"/>
-        </w:rPr>
-        <w:t xml:space="preserve">num_simulations </w:t>
-      </w:r>
-      <w:r>
-        <w:rPr>
-          <w:rStyle w:val="OtherTok"/>
-        </w:rPr>
-        <w:t xml:space="preserve">&lt;-</w:t>
-      </w:r>
-      <w:r>
-        <w:rPr>
-          <w:rStyle w:val="NormalTok"/>
-        </w:rPr>
-        <w:t xml:space="preserve"> </w:t>
-      </w:r>
-      <w:r>
-        <w:rPr>
-          <w:rStyle w:val="DecValTok"/>
-        </w:rPr>
-        <w:t xml:space="preserve">1000</w:t>
-      </w:r>
-      <w:r>
-        <w:br/>
-      </w:r>
-      <w:r>
-        <w:rPr>
-          <w:rStyle w:val="NormalTok"/>
-        </w:rPr>
-        <w:t xml:space="preserve">sample_size </w:t>
-      </w:r>
-      <w:r>
-        <w:rPr>
-          <w:rStyle w:val="OtherTok"/>
-        </w:rPr>
-        <w:t xml:space="preserve">&lt;-</w:t>
-      </w:r>
-      <w:r>
-        <w:rPr>
-          <w:rStyle w:val="NormalTok"/>
-        </w:rPr>
-        <w:t xml:space="preserve"> </w:t>
-      </w:r>
-      <w:r>
-        <w:rPr>
-          <w:rStyle w:val="DecValTok"/>
-        </w:rPr>
-        <w:t xml:space="preserve">20</w:t>
-      </w:r>
-      <w:r>
-        <w:br/>
-      </w:r>
-      <w:r>
-        <w:br/>
-      </w:r>
-      <w:r>
-        <w:rPr>
-          <w:rStyle w:val="CommentTok"/>
-        </w:rPr>
-        <w:t xml:space="preserve"># Simulate many samples and calculate means</w:t>
-      </w:r>
-      <w:r>
-        <w:br/>
-      </w:r>
-      <w:r>
-        <w:rPr>
-          <w:rStyle w:val="FunctionTok"/>
-        </w:rPr>
-        <w:t xml:space="preserve">set.seed</w:t>
-      </w:r>
-      <w:r>
-        <w:rPr>
-          <w:rStyle w:val="NormalTok"/>
-        </w:rPr>
-        <w:t xml:space="preserve">(</w:t>
-      </w:r>
-      <w:r>
-        <w:rPr>
-          <w:rStyle w:val="DecValTok"/>
-        </w:rPr>
-        <w:t xml:space="preserve">46</w:t>
-      </w:r>
-      <w:r>
-        <w:rPr>
-          <w:rStyle w:val="NormalTok"/>
-        </w:rPr>
-        <w:t xml:space="preserve">) </w:t>
-      </w:r>
-      <w:r>
-        <w:rPr>
-          <w:rStyle w:val="CommentTok"/>
-        </w:rPr>
-        <w:t xml:space="preserve"># For reproducibility</w:t>
-      </w:r>
-      <w:r>
-        <w:br/>
-      </w:r>
-      <w:r>
-        <w:rPr>
-          <w:rStyle w:val="NormalTok"/>
-        </w:rPr>
-        <w:t xml:space="preserve">simulated_means </w:t>
-      </w:r>
-      <w:r>
-        <w:rPr>
-          <w:rStyle w:val="OtherTok"/>
-        </w:rPr>
-        <w:t xml:space="preserve">&lt;-</w:t>
-      </w:r>
-      <w:r>
-        <w:rPr>
-          <w:rStyle w:val="NormalTok"/>
-        </w:rPr>
-        <w:t xml:space="preserve"> </w:t>
-      </w:r>
-      <w:r>
-        <w:rPr>
-          <w:rStyle w:val="FunctionTok"/>
-        </w:rPr>
-        <w:t xml:space="preserve">replicate</w:t>
-      </w:r>
-      <w:r>
-        <w:rPr>
-          <w:rStyle w:val="NormalTok"/>
-        </w:rPr>
-        <w:t xml:space="preserve">(num_simulations, </w:t>
-      </w:r>
-      <w:r>
-        <w:rPr>
-          <w:rStyle w:val="FunctionTok"/>
-        </w:rPr>
-        <w:t xml:space="preserve">sample_mean</w:t>
-      </w:r>
-      <w:r>
-        <w:rPr>
-          <w:rStyle w:val="NormalTok"/>
-        </w:rPr>
-        <w:t xml:space="preserve">(i3_data, sample_size))</w:t>
-      </w:r>
-      <w:r>
-        <w:br/>
-      </w:r>
-      <w:r>
-        <w:br/>
-      </w:r>
-      <w:r>
-        <w:rPr>
-          <w:rStyle w:val="CommentTok"/>
-        </w:rPr>
-        <w:t xml:space="preserve"># Calculate the mean and standard deviation of the simulated means</w:t>
-      </w:r>
-      <w:r>
-        <w:br/>
-      </w:r>
-      <w:r>
-        <w:rPr>
-          <w:rStyle w:val="NormalTok"/>
-        </w:rPr>
-        <w:t xml:space="preserve">mean_of_means </w:t>
-      </w:r>
-      <w:r>
-        <w:rPr>
-          <w:rStyle w:val="OtherTok"/>
-        </w:rPr>
-        <w:t xml:space="preserve">&lt;-</w:t>
-      </w:r>
-      <w:r>
-        <w:rPr>
-          <w:rStyle w:val="NormalTok"/>
-        </w:rPr>
-        <w:t xml:space="preserve"> </w:t>
-      </w:r>
-      <w:r>
-        <w:rPr>
-          <w:rStyle w:val="FunctionTok"/>
-        </w:rPr>
-        <w:t xml:space="preserve">mean</w:t>
-      </w:r>
-      <w:r>
-        <w:rPr>
-          <w:rStyle w:val="NormalTok"/>
-        </w:rPr>
-        <w:t xml:space="preserve">(simulated_means)</w:t>
-      </w:r>
-      <w:r>
-        <w:br/>
-      </w:r>
-      <w:r>
-        <w:rPr>
-          <w:rStyle w:val="NormalTok"/>
-        </w:rPr>
-        <w:t xml:space="preserve">sd_of_means </w:t>
-      </w:r>
-      <w:r>
-        <w:rPr>
-          <w:rStyle w:val="OtherTok"/>
-        </w:rPr>
-        <w:t xml:space="preserve">&lt;-</w:t>
-      </w:r>
-      <w:r>
-        <w:rPr>
-          <w:rStyle w:val="NormalTok"/>
-        </w:rPr>
-        <w:t xml:space="preserve"> </w:t>
-      </w:r>
-      <w:r>
-        <w:rPr>
-          <w:rStyle w:val="FunctionTok"/>
-        </w:rPr>
-        <w:t xml:space="preserve">sd</w:t>
-      </w:r>
-      <w:r>
-        <w:rPr>
-          <w:rStyle w:val="NormalTok"/>
-        </w:rPr>
-        <w:t xml:space="preserve">(simulated_means)</w:t>
-      </w:r>
-      <w:r>
-        <w:br/>
-      </w:r>
-      <w:r>
-        <w:br/>
-      </w:r>
-      <w:r>
-        <w:rPr>
-          <w:rStyle w:val="CommentTok"/>
-        </w:rPr>
-        <w:t xml:space="preserve"># Create a data frame with the simulated means</w:t>
-      </w:r>
-      <w:r>
-        <w:br/>
-      </w:r>
-      <w:r>
-        <w:rPr>
-          <w:rStyle w:val="NormalTok"/>
-        </w:rPr>
-        <w:t xml:space="preserve">simulated_df </w:t>
-      </w:r>
-      <w:r>
-        <w:rPr>
-          <w:rStyle w:val="OtherTok"/>
-        </w:rPr>
-        <w:t xml:space="preserve">&lt;-</w:t>
-      </w:r>
-      <w:r>
-        <w:rPr>
-          <w:rStyle w:val="NormalTok"/>
-        </w:rPr>
-        <w:t xml:space="preserve"> </w:t>
-      </w:r>
-      <w:r>
-        <w:rPr>
-          <w:rStyle w:val="FunctionTok"/>
-        </w:rPr>
-        <w:t xml:space="preserve">data.frame</w:t>
-      </w:r>
-      <w:r>
-        <w:rPr>
-          <w:rStyle w:val="NormalTok"/>
-        </w:rPr>
-        <w:t xml:space="preserve">(</w:t>
-      </w:r>
-      <w:r>
-        <w:rPr>
-          <w:rStyle w:val="AttributeTok"/>
-        </w:rPr>
-        <w:t xml:space="preserve">sample_mean =</w:t>
-      </w:r>
-      <w:r>
-        <w:rPr>
-          <w:rStyle w:val="NormalTok"/>
-        </w:rPr>
-        <w:t xml:space="preserve"> simulated_means)</w:t>
+        <w:t xml:space="preserve">Let’s see how the standard error changes with different sample sizes:</w:t>
       </w:r>
     </w:p>
     <w:bookmarkEnd w:id="116"/>
-    <w:bookmarkStart w:id="120" w:name="plotting-sampling-distribution"/>
+    <w:bookmarkStart w:id="120" w:name="sample-size-vs.-standard-error"/>
     <w:p>
       <w:pPr>
         <w:pStyle w:val="Heading1"/>
@@ -7845,7 +8163,7 @@
           <w:b/>
           <w:bCs/>
         </w:rPr>
-        <w:t xml:space="preserve">Plotting Sampling Distribution</w:t>
+        <w:t xml:space="preserve">Sample Size vs. Standard Error</w:t>
       </w:r>
     </w:p>
     <w:p>
@@ -7856,22 +8174,166 @@
         <w:rPr>
           <w:rStyle w:val="CommentTok"/>
         </w:rPr>
-        <w:t xml:space="preserve"># Plot the sampling distribution</w:t>
-      </w:r>
-      <w:r>
-        <w:br/>
+        <w:t xml:space="preserve"># Display the results</w:t>
+      </w:r>
+      <w:r>
+        <w:br/>
+      </w:r>
+      <w:r>
+        <w:rPr>
+          <w:rStyle w:val="CommentTok"/>
+        </w:rPr>
+        <w:t xml:space="preserve"># Plot how SE changes with sample size</w:t>
+      </w:r>
+      <w:r>
+        <w:br/>
+      </w:r>
+      <w:r>
+        <w:rPr>
+          <w:rStyle w:val="NormalTok"/>
+        </w:rPr>
+        <w:t xml:space="preserve">results_long </w:t>
+      </w:r>
+      <w:r>
+        <w:rPr>
+          <w:rStyle w:val="OtherTok"/>
+        </w:rPr>
+        <w:t xml:space="preserve">&lt;-</w:t>
+      </w:r>
+      <w:r>
+        <w:rPr>
+          <w:rStyle w:val="NormalTok"/>
+        </w:rPr>
+        <w:t xml:space="preserve"> </w:t>
       </w:r>
       <w:r>
         <w:rPr>
           <w:rStyle w:val="FunctionTok"/>
         </w:rPr>
+        <w:t xml:space="preserve">pivot_longer</w:t>
+      </w:r>
+      <w:r>
+        <w:rPr>
+          <w:rStyle w:val="NormalTok"/>
+        </w:rPr>
+        <w:t xml:space="preserve">(results, </w:t>
+      </w:r>
+      <w:r>
+        <w:br/>
+      </w:r>
+      <w:r>
+        <w:rPr>
+          <w:rStyle w:val="NormalTok"/>
+        </w:rPr>
+        <w:t xml:space="preserve">                             </w:t>
+      </w:r>
+      <w:r>
+        <w:rPr>
+          <w:rStyle w:val="AttributeTok"/>
+        </w:rPr>
+        <w:t xml:space="preserve">cols =</w:t>
+      </w:r>
+      <w:r>
+        <w:rPr>
+          <w:rStyle w:val="NormalTok"/>
+        </w:rPr>
+        <w:t xml:space="preserve"> </w:t>
+      </w:r>
+      <w:r>
+        <w:rPr>
+          <w:rStyle w:val="FunctionTok"/>
+        </w:rPr>
+        <w:t xml:space="preserve">c</w:t>
+      </w:r>
+      <w:r>
+        <w:rPr>
+          <w:rStyle w:val="NormalTok"/>
+        </w:rPr>
+        <w:t xml:space="preserve">(empirical_se, theoretical_se),</w:t>
+      </w:r>
+      <w:r>
+        <w:br/>
+      </w:r>
+      <w:r>
+        <w:rPr>
+          <w:rStyle w:val="NormalTok"/>
+        </w:rPr>
+        <w:t xml:space="preserve">                             </w:t>
+      </w:r>
+      <w:r>
+        <w:rPr>
+          <w:rStyle w:val="AttributeTok"/>
+        </w:rPr>
+        <w:t xml:space="preserve">names_to =</w:t>
+      </w:r>
+      <w:r>
+        <w:rPr>
+          <w:rStyle w:val="NormalTok"/>
+        </w:rPr>
+        <w:t xml:space="preserve"> </w:t>
+      </w:r>
+      <w:r>
+        <w:rPr>
+          <w:rStyle w:val="StringTok"/>
+        </w:rPr>
+        <w:t xml:space="preserve">"se_type"</w:t>
+      </w:r>
+      <w:r>
+        <w:rPr>
+          <w:rStyle w:val="NormalTok"/>
+        </w:rPr>
+        <w:t xml:space="preserve">, </w:t>
+      </w:r>
+      <w:r>
+        <w:br/>
+      </w:r>
+      <w:r>
+        <w:rPr>
+          <w:rStyle w:val="NormalTok"/>
+        </w:rPr>
+        <w:t xml:space="preserve">                             </w:t>
+      </w:r>
+      <w:r>
+        <w:rPr>
+          <w:rStyle w:val="AttributeTok"/>
+        </w:rPr>
+        <w:t xml:space="preserve">values_to =</w:t>
+      </w:r>
+      <w:r>
+        <w:rPr>
+          <w:rStyle w:val="NormalTok"/>
+        </w:rPr>
+        <w:t xml:space="preserve"> </w:t>
+      </w:r>
+      <w:r>
+        <w:rPr>
+          <w:rStyle w:val="StringTok"/>
+        </w:rPr>
+        <w:t xml:space="preserve">"standard_error"</w:t>
+      </w:r>
+      <w:r>
+        <w:rPr>
+          <w:rStyle w:val="NormalTok"/>
+        </w:rPr>
+        <w:t xml:space="preserve">)</w:t>
+      </w:r>
+      <w:r>
+        <w:br/>
+      </w:r>
+      <w:r>
+        <w:br/>
+      </w:r>
+      <w:r>
+        <w:rPr>
+          <w:rStyle w:val="FunctionTok"/>
+        </w:rPr>
         <w:t xml:space="preserve">ggplot</w:t>
       </w:r>
       <w:r>
         <w:rPr>
           <w:rStyle w:val="NormalTok"/>
         </w:rPr>
-        <w:t xml:space="preserve">(simulated_df, </w:t>
+        <w:t xml:space="preserve">(results_long, </w:t>
       </w:r>
       <w:r>
         <w:rPr>
@@ -7895,7 +8357,31 @@
         <w:rPr>
           <w:rStyle w:val="NormalTok"/>
         </w:rPr>
-        <w:t xml:space="preserve"> sample_mean)) </w:t>
+        <w:t xml:space="preserve"> sample_size, </w:t>
+      </w:r>
+      <w:r>
+        <w:rPr>
+          <w:rStyle w:val="AttributeTok"/>
+        </w:rPr>
+        <w:t xml:space="preserve">y =</w:t>
+      </w:r>
+      <w:r>
+        <w:rPr>
+          <w:rStyle w:val="NormalTok"/>
+        </w:rPr>
+        <w:t xml:space="preserve"> standard_error, </w:t>
+      </w:r>
+      <w:r>
+        <w:rPr>
+          <w:rStyle w:val="AttributeTok"/>
+        </w:rPr>
+        <w:t xml:space="preserve">color =</w:t>
+      </w:r>
+      <w:r>
+        <w:rPr>
+          <w:rStyle w:val="NormalTok"/>
+        </w:rPr>
+        <w:t xml:space="preserve"> se_type)) </w:t>
       </w:r>
       <w:r>
         <w:rPr>
@@ -7916,7 +8402,34 @@
         <w:rPr>
           <w:rStyle w:val="FunctionTok"/>
         </w:rPr>
-        <w:t xml:space="preserve">geom_histogram</w:t>
+        <w:t xml:space="preserve">geom_line</w:t>
+      </w:r>
+      <w:r>
+        <w:rPr>
+          <w:rStyle w:val="NormalTok"/>
+        </w:rPr>
+        <w:t xml:space="preserve">() </w:t>
+      </w:r>
+      <w:r>
+        <w:rPr>
+          <w:rStyle w:val="SpecialCharTok"/>
+        </w:rPr>
+        <w:t xml:space="preserve">+</w:t>
+      </w:r>
+      <w:r>
+        <w:br/>
+      </w:r>
+      <w:r>
+        <w:rPr>
+          <w:rStyle w:val="NormalTok"/>
+        </w:rPr>
+        <w:t xml:space="preserve">  </w:t>
+      </w:r>
+      <w:r>
+        <w:rPr>
+          <w:rStyle w:val="FunctionTok"/>
+        </w:rPr>
+        <w:t xml:space="preserve">geom_point</w:t>
       </w:r>
       <w:r>
         <w:rPr>
@@ -7928,7 +8441,7 @@
         <w:rPr>
           <w:rStyle w:val="AttributeTok"/>
         </w:rPr>
-        <w:t xml:space="preserve">bins =</w:t>
+        <w:t xml:space="preserve">size =</w:t>
       </w:r>
       <w:r>
         <w:rPr>
@@ -7940,19 +8453,85 @@
         <w:rPr>
           <w:rStyle w:val="DecValTok"/>
         </w:rPr>
-        <w:t xml:space="preserve">30</w:t>
-      </w:r>
-      <w:r>
-        <w:rPr>
-          <w:rStyle w:val="NormalTok"/>
-        </w:rPr>
-        <w:t xml:space="preserve">, </w:t>
+        <w:t xml:space="preserve">3</w:t>
+      </w:r>
+      <w:r>
+        <w:rPr>
+          <w:rStyle w:val="NormalTok"/>
+        </w:rPr>
+        <w:t xml:space="preserve">) </w:t>
+      </w:r>
+      <w:r>
+        <w:rPr>
+          <w:rStyle w:val="SpecialCharTok"/>
+        </w:rPr>
+        <w:t xml:space="preserve">+</w:t>
+      </w:r>
+      <w:r>
+        <w:br/>
+      </w:r>
+      <w:r>
+        <w:rPr>
+          <w:rStyle w:val="NormalTok"/>
+        </w:rPr>
+        <w:t xml:space="preserve">  </w:t>
+      </w:r>
+      <w:r>
+        <w:rPr>
+          <w:rStyle w:val="FunctionTok"/>
+        </w:rPr>
+        <w:t xml:space="preserve">scale_x_continuous</w:t>
+      </w:r>
+      <w:r>
+        <w:rPr>
+          <w:rStyle w:val="NormalTok"/>
+        </w:rPr>
+        <w:t xml:space="preserve">(</w:t>
       </w:r>
       <w:r>
         <w:rPr>
           <w:rStyle w:val="AttributeTok"/>
         </w:rPr>
-        <w:t xml:space="preserve">fill =</w:t>
+        <w:t xml:space="preserve">breaks =</w:t>
+      </w:r>
+      <w:r>
+        <w:rPr>
+          <w:rStyle w:val="NormalTok"/>
+        </w:rPr>
+        <w:t xml:space="preserve"> sample_sizes) </w:t>
+      </w:r>
+      <w:r>
+        <w:rPr>
+          <w:rStyle w:val="SpecialCharTok"/>
+        </w:rPr>
+        <w:t xml:space="preserve">+</w:t>
+      </w:r>
+      <w:r>
+        <w:br/>
+      </w:r>
+      <w:r>
+        <w:rPr>
+          <w:rStyle w:val="NormalTok"/>
+        </w:rPr>
+        <w:t xml:space="preserve">  </w:t>
+      </w:r>
+      <w:r>
+        <w:rPr>
+          <w:rStyle w:val="FunctionTok"/>
+        </w:rPr>
+        <w:t xml:space="preserve">labs</w:t>
+      </w:r>
+      <w:r>
+        <w:rPr>
+          <w:rStyle w:val="NormalTok"/>
+        </w:rPr>
+        <w:t xml:space="preserve">(</w:t>
+      </w:r>
+      <w:r>
+        <w:rPr>
+          <w:rStyle w:val="AttributeTok"/>
+        </w:rPr>
+        <w:t xml:space="preserve">title =</w:t>
       </w:r>
       <w:r>
         <w:rPr>
@@ -7964,115 +8543,94 @@
         <w:rPr>
           <w:rStyle w:val="StringTok"/>
         </w:rPr>
-        <w:t xml:space="preserve">"blue"</w:t>
-      </w:r>
-      <w:r>
-        <w:rPr>
-          <w:rStyle w:val="NormalTok"/>
-        </w:rPr>
-        <w:t xml:space="preserve">, </w:t>
+        <w:t xml:space="preserve">"Standard Error vs. Sample Size"</w:t>
+      </w:r>
+      <w:r>
+        <w:rPr>
+          <w:rStyle w:val="NormalTok"/>
+        </w:rPr>
+        <w:t xml:space="preserve">,</w:t>
+      </w:r>
+      <w:r>
+        <w:br/>
+      </w:r>
+      <w:r>
+        <w:rPr>
+          <w:rStyle w:val="NormalTok"/>
+        </w:rPr>
+        <w:t xml:space="preserve">       </w:t>
       </w:r>
       <w:r>
         <w:rPr>
           <w:rStyle w:val="AttributeTok"/>
         </w:rPr>
-        <w:t xml:space="preserve">alpha =</w:t>
-      </w:r>
-      <w:r>
-        <w:rPr>
-          <w:rStyle w:val="NormalTok"/>
-        </w:rPr>
-        <w:t xml:space="preserve"> </w:t>
-      </w:r>
-      <w:r>
-        <w:rPr>
-          <w:rStyle w:val="FloatTok"/>
-        </w:rPr>
-        <w:t xml:space="preserve">0.7</w:t>
-      </w:r>
-      <w:r>
-        <w:rPr>
-          <w:rStyle w:val="NormalTok"/>
-        </w:rPr>
-        <w:t xml:space="preserve">) </w:t>
-      </w:r>
-      <w:r>
-        <w:rPr>
-          <w:rStyle w:val="SpecialCharTok"/>
-        </w:rPr>
-        <w:t xml:space="preserve">+</w:t>
-      </w:r>
-      <w:r>
-        <w:br/>
-      </w:r>
-      <w:r>
-        <w:rPr>
-          <w:rStyle w:val="NormalTok"/>
-        </w:rPr>
-        <w:t xml:space="preserve">  </w:t>
-      </w:r>
-      <w:r>
-        <w:rPr>
-          <w:rStyle w:val="FunctionTok"/>
-        </w:rPr>
-        <w:t xml:space="preserve">geom_vline</w:t>
-      </w:r>
-      <w:r>
-        <w:rPr>
-          <w:rStyle w:val="NormalTok"/>
-        </w:rPr>
-        <w:t xml:space="preserve">(</w:t>
+        <w:t xml:space="preserve">subtitle =</w:t>
+      </w:r>
+      <w:r>
+        <w:rPr>
+          <w:rStyle w:val="NormalTok"/>
+        </w:rPr>
+        <w:t xml:space="preserve"> </w:t>
+      </w:r>
+      <w:r>
+        <w:rPr>
+          <w:rStyle w:val="StringTok"/>
+        </w:rPr>
+        <w:t xml:space="preserve">"Standard error decreases as sample size increases"</w:t>
+      </w:r>
+      <w:r>
+        <w:rPr>
+          <w:rStyle w:val="NormalTok"/>
+        </w:rPr>
+        <w:t xml:space="preserve">,</w:t>
+      </w:r>
+      <w:r>
+        <w:br/>
+      </w:r>
+      <w:r>
+        <w:rPr>
+          <w:rStyle w:val="NormalTok"/>
+        </w:rPr>
+        <w:t xml:space="preserve">       </w:t>
       </w:r>
       <w:r>
         <w:rPr>
           <w:rStyle w:val="AttributeTok"/>
         </w:rPr>
-        <w:t xml:space="preserve">xintercept =</w:t>
-      </w:r>
-      <w:r>
-        <w:rPr>
-          <w:rStyle w:val="NormalTok"/>
-        </w:rPr>
-        <w:t xml:space="preserve"> </w:t>
-      </w:r>
-      <w:r>
-        <w:rPr>
-          <w:rStyle w:val="FunctionTok"/>
-        </w:rPr>
-        <w:t xml:space="preserve">mean</w:t>
-      </w:r>
-      <w:r>
-        <w:rPr>
-          <w:rStyle w:val="NormalTok"/>
-        </w:rPr>
-        <w:t xml:space="preserve">(i3_data</w:t>
-      </w:r>
-      <w:r>
-        <w:rPr>
-          <w:rStyle w:val="SpecialCharTok"/>
-        </w:rPr>
-        <w:t xml:space="preserve">$</w:t>
-      </w:r>
-      <w:r>
-        <w:rPr>
-          <w:rStyle w:val="NormalTok"/>
-        </w:rPr>
-        <w:t xml:space="preserve">length_mm), </w:t>
-      </w:r>
-      <w:r>
-        <w:br/>
-      </w:r>
-      <w:r>
-        <w:rPr>
-          <w:rStyle w:val="NormalTok"/>
-        </w:rPr>
-        <w:t xml:space="preserve">             </w:t>
+        <w:t xml:space="preserve">x =</w:t>
+      </w:r>
+      <w:r>
+        <w:rPr>
+          <w:rStyle w:val="NormalTok"/>
+        </w:rPr>
+        <w:t xml:space="preserve"> </w:t>
+      </w:r>
+      <w:r>
+        <w:rPr>
+          <w:rStyle w:val="StringTok"/>
+        </w:rPr>
+        <w:t xml:space="preserve">"Sample Size"</w:t>
+      </w:r>
+      <w:r>
+        <w:rPr>
+          <w:rStyle w:val="NormalTok"/>
+        </w:rPr>
+        <w:t xml:space="preserve">,</w:t>
+      </w:r>
+      <w:r>
+        <w:br/>
+      </w:r>
+      <w:r>
+        <w:rPr>
+          <w:rStyle w:val="NormalTok"/>
+        </w:rPr>
+        <w:t xml:space="preserve">       </w:t>
       </w:r>
       <w:r>
         <w:rPr>
           <w:rStyle w:val="AttributeTok"/>
         </w:rPr>
-        <w:t xml:space="preserve">linetype =</w:t>
+        <w:t xml:space="preserve">y =</w:t>
       </w:r>
       <w:r>
         <w:rPr>
@@ -8084,13 +8642,22 @@
         <w:rPr>
           <w:rStyle w:val="StringTok"/>
         </w:rPr>
-        <w:t xml:space="preserve">"dashed"</w:t>
-      </w:r>
-      <w:r>
-        <w:rPr>
-          <w:rStyle w:val="NormalTok"/>
-        </w:rPr>
-        <w:t xml:space="preserve">, </w:t>
+        <w:t xml:space="preserve">"Standard Error"</w:t>
+      </w:r>
+      <w:r>
+        <w:rPr>
+          <w:rStyle w:val="NormalTok"/>
+        </w:rPr>
+        <w:t xml:space="preserve">,</w:t>
+      </w:r>
+      <w:r>
+        <w:br/>
+      </w:r>
+      <w:r>
+        <w:rPr>
+          <w:rStyle w:val="NormalTok"/>
+        </w:rPr>
+        <w:t xml:space="preserve">       </w:t>
       </w:r>
       <w:r>
         <w:rPr>
@@ -8108,385 +8675,7 @@
         <w:rPr>
           <w:rStyle w:val="StringTok"/>
         </w:rPr>
-        <w:t xml:space="preserve">"red"</w:t>
-      </w:r>
-      <w:r>
-        <w:rPr>
-          <w:rStyle w:val="NormalTok"/>
-        </w:rPr>
-        <w:t xml:space="preserve">, </w:t>
-      </w:r>
-      <w:r>
-        <w:rPr>
-          <w:rStyle w:val="AttributeTok"/>
-        </w:rPr>
-        <w:t xml:space="preserve">linewidth =</w:t>
-      </w:r>
-      <w:r>
-        <w:rPr>
-          <w:rStyle w:val="NormalTok"/>
-        </w:rPr>
-        <w:t xml:space="preserve"> </w:t>
-      </w:r>
-      <w:r>
-        <w:rPr>
-          <w:rStyle w:val="DecValTok"/>
-        </w:rPr>
-        <w:t xml:space="preserve">1</w:t>
-      </w:r>
-      <w:r>
-        <w:rPr>
-          <w:rStyle w:val="NormalTok"/>
-        </w:rPr>
-        <w:t xml:space="preserve">) </w:t>
-      </w:r>
-      <w:r>
-        <w:rPr>
-          <w:rStyle w:val="SpecialCharTok"/>
-        </w:rPr>
-        <w:t xml:space="preserve">+</w:t>
-      </w:r>
-      <w:r>
-        <w:br/>
-      </w:r>
-      <w:r>
-        <w:rPr>
-          <w:rStyle w:val="NormalTok"/>
-        </w:rPr>
-        <w:t xml:space="preserve">  </w:t>
-      </w:r>
-      <w:r>
-        <w:rPr>
-          <w:rStyle w:val="FunctionTok"/>
-        </w:rPr>
-        <w:t xml:space="preserve">annotate</w:t>
-      </w:r>
-      <w:r>
-        <w:rPr>
-          <w:rStyle w:val="NormalTok"/>
-        </w:rPr>
-        <w:t xml:space="preserve">(</w:t>
-      </w:r>
-      <w:r>
-        <w:rPr>
-          <w:rStyle w:val="StringTok"/>
-        </w:rPr>
-        <w:t xml:space="preserve">"text"</w:t>
-      </w:r>
-      <w:r>
-        <w:rPr>
-          <w:rStyle w:val="NormalTok"/>
-        </w:rPr>
-        <w:t xml:space="preserve">, </w:t>
-      </w:r>
-      <w:r>
-        <w:rPr>
-          <w:rStyle w:val="AttributeTok"/>
-        </w:rPr>
-        <w:t xml:space="preserve">x =</w:t>
-      </w:r>
-      <w:r>
-        <w:rPr>
-          <w:rStyle w:val="NormalTok"/>
-        </w:rPr>
-        <w:t xml:space="preserve"> </w:t>
-      </w:r>
-      <w:r>
-        <w:rPr>
-          <w:rStyle w:val="FunctionTok"/>
-        </w:rPr>
-        <w:t xml:space="preserve">mean</w:t>
-      </w:r>
-      <w:r>
-        <w:rPr>
-          <w:rStyle w:val="NormalTok"/>
-        </w:rPr>
-        <w:t xml:space="preserve">(i3_data</w:t>
-      </w:r>
-      <w:r>
-        <w:rPr>
-          <w:rStyle w:val="SpecialCharTok"/>
-        </w:rPr>
-        <w:t xml:space="preserve">$</w:t>
-      </w:r>
-      <w:r>
-        <w:rPr>
-          <w:rStyle w:val="NormalTok"/>
-        </w:rPr>
-        <w:t xml:space="preserve">length_mm) </w:t>
-      </w:r>
-      <w:r>
-        <w:rPr>
-          <w:rStyle w:val="SpecialCharTok"/>
-        </w:rPr>
-        <w:t xml:space="preserve">+</w:t>
-      </w:r>
-      <w:r>
-        <w:rPr>
-          <w:rStyle w:val="NormalTok"/>
-        </w:rPr>
-        <w:t xml:space="preserve"> </w:t>
-      </w:r>
-      <w:r>
-        <w:rPr>
-          <w:rStyle w:val="DecValTok"/>
-        </w:rPr>
-        <w:t xml:space="preserve">2</w:t>
-      </w:r>
-      <w:r>
-        <w:rPr>
-          <w:rStyle w:val="NormalTok"/>
-        </w:rPr>
-        <w:t xml:space="preserve">, </w:t>
-      </w:r>
-      <w:r>
-        <w:rPr>
-          <w:rStyle w:val="AttributeTok"/>
-        </w:rPr>
-        <w:t xml:space="preserve">y =</w:t>
-      </w:r>
-      <w:r>
-        <w:rPr>
-          <w:rStyle w:val="NormalTok"/>
-        </w:rPr>
-        <w:t xml:space="preserve"> </w:t>
-      </w:r>
-      <w:r>
-        <w:rPr>
-          <w:rStyle w:val="DecValTok"/>
-        </w:rPr>
-        <w:t xml:space="preserve">50</w:t>
-      </w:r>
-      <w:r>
-        <w:rPr>
-          <w:rStyle w:val="NormalTok"/>
-        </w:rPr>
-        <w:t xml:space="preserve">, </w:t>
-      </w:r>
-      <w:r>
-        <w:br/>
-      </w:r>
-      <w:r>
-        <w:rPr>
-          <w:rStyle w:val="NormalTok"/>
-        </w:rPr>
-        <w:t xml:space="preserve">           </w:t>
-      </w:r>
-      <w:r>
-        <w:rPr>
-          <w:rStyle w:val="AttributeTok"/>
-        </w:rPr>
-        <w:t xml:space="preserve">label =</w:t>
-      </w:r>
-      <w:r>
-        <w:rPr>
-          <w:rStyle w:val="NormalTok"/>
-        </w:rPr>
-        <w:t xml:space="preserve"> </w:t>
-      </w:r>
-      <w:r>
-        <w:rPr>
-          <w:rStyle w:val="StringTok"/>
-        </w:rPr>
-        <w:t xml:space="preserve">"Full sample mean"</w:t>
-      </w:r>
-      <w:r>
-        <w:rPr>
-          <w:rStyle w:val="NormalTok"/>
-        </w:rPr>
-        <w:t xml:space="preserve">, </w:t>
-      </w:r>
-      <w:r>
-        <w:rPr>
-          <w:rStyle w:val="AttributeTok"/>
-        </w:rPr>
-        <w:t xml:space="preserve">color =</w:t>
-      </w:r>
-      <w:r>
-        <w:rPr>
-          <w:rStyle w:val="NormalTok"/>
-        </w:rPr>
-        <w:t xml:space="preserve"> </w:t>
-      </w:r>
-      <w:r>
-        <w:rPr>
-          <w:rStyle w:val="StringTok"/>
-        </w:rPr>
-        <w:t xml:space="preserve">"red"</w:t>
-      </w:r>
-      <w:r>
-        <w:rPr>
-          <w:rStyle w:val="NormalTok"/>
-        </w:rPr>
-        <w:t xml:space="preserve">) </w:t>
-      </w:r>
-      <w:r>
-        <w:rPr>
-          <w:rStyle w:val="SpecialCharTok"/>
-        </w:rPr>
-        <w:t xml:space="preserve">+</w:t>
-      </w:r>
-      <w:r>
-        <w:br/>
-      </w:r>
-      <w:r>
-        <w:rPr>
-          <w:rStyle w:val="NormalTok"/>
-        </w:rPr>
-        <w:t xml:space="preserve">  </w:t>
-      </w:r>
-      <w:r>
-        <w:rPr>
-          <w:rStyle w:val="FunctionTok"/>
-        </w:rPr>
-        <w:t xml:space="preserve">labs</w:t>
-      </w:r>
-      <w:r>
-        <w:rPr>
-          <w:rStyle w:val="NormalTok"/>
-        </w:rPr>
-        <w:t xml:space="preserve">(</w:t>
-      </w:r>
-      <w:r>
-        <w:rPr>
-          <w:rStyle w:val="AttributeTok"/>
-        </w:rPr>
-        <w:t xml:space="preserve">title =</w:t>
-      </w:r>
-      <w:r>
-        <w:rPr>
-          <w:rStyle w:val="NormalTok"/>
-        </w:rPr>
-        <w:t xml:space="preserve"> </w:t>
-      </w:r>
-      <w:r>
-        <w:rPr>
-          <w:rStyle w:val="StringTok"/>
-        </w:rPr>
-        <w:t xml:space="preserve">"Simulated Sampling Distribution of the Mean"</w:t>
-      </w:r>
-      <w:r>
-        <w:rPr>
-          <w:rStyle w:val="NormalTok"/>
-        </w:rPr>
-        <w:t xml:space="preserve">,</w:t>
-      </w:r>
-      <w:r>
-        <w:br/>
-      </w:r>
-      <w:r>
-        <w:rPr>
-          <w:rStyle w:val="NormalTok"/>
-        </w:rPr>
-        <w:t xml:space="preserve">       </w:t>
-      </w:r>
-      <w:r>
-        <w:rPr>
-          <w:rStyle w:val="AttributeTok"/>
-        </w:rPr>
-        <w:t xml:space="preserve">subtitle =</w:t>
-      </w:r>
-      <w:r>
-        <w:rPr>
-          <w:rStyle w:val="NormalTok"/>
-        </w:rPr>
-        <w:t xml:space="preserve"> </w:t>
-      </w:r>
-      <w:r>
-        <w:rPr>
-          <w:rStyle w:val="FunctionTok"/>
-        </w:rPr>
-        <w:t xml:space="preserve">paste</w:t>
-      </w:r>
-      <w:r>
-        <w:rPr>
-          <w:rStyle w:val="NormalTok"/>
-        </w:rPr>
-        <w:t xml:space="preserve">(</w:t>
-      </w:r>
-      <w:r>
-        <w:rPr>
-          <w:rStyle w:val="StringTok"/>
-        </w:rPr>
-        <w:t xml:space="preserve">"Based on"</w:t>
-      </w:r>
-      <w:r>
-        <w:rPr>
-          <w:rStyle w:val="NormalTok"/>
-        </w:rPr>
-        <w:t xml:space="preserve">, num_simulations, </w:t>
-      </w:r>
-      <w:r>
-        <w:rPr>
-          <w:rStyle w:val="StringTok"/>
-        </w:rPr>
-        <w:t xml:space="preserve">"samples of size"</w:t>
-      </w:r>
-      <w:r>
-        <w:rPr>
-          <w:rStyle w:val="NormalTok"/>
-        </w:rPr>
-        <w:t xml:space="preserve">, sample_size),</w:t>
-      </w:r>
-      <w:r>
-        <w:br/>
-      </w:r>
-      <w:r>
-        <w:rPr>
-          <w:rStyle w:val="NormalTok"/>
-        </w:rPr>
-        <w:t xml:space="preserve">       </w:t>
-      </w:r>
-      <w:r>
-        <w:rPr>
-          <w:rStyle w:val="AttributeTok"/>
-        </w:rPr>
-        <w:t xml:space="preserve">x =</w:t>
-      </w:r>
-      <w:r>
-        <w:rPr>
-          <w:rStyle w:val="NormalTok"/>
-        </w:rPr>
-        <w:t xml:space="preserve"> </w:t>
-      </w:r>
-      <w:r>
-        <w:rPr>
-          <w:rStyle w:val="StringTok"/>
-        </w:rPr>
-        <w:t xml:space="preserve">"Sample Mean (mm)"</w:t>
-      </w:r>
-      <w:r>
-        <w:rPr>
-          <w:rStyle w:val="NormalTok"/>
-        </w:rPr>
-        <w:t xml:space="preserve">,</w:t>
-      </w:r>
-      <w:r>
-        <w:br/>
-      </w:r>
-      <w:r>
-        <w:rPr>
-          <w:rStyle w:val="NormalTok"/>
-        </w:rPr>
-        <w:t xml:space="preserve">       </w:t>
-      </w:r>
-      <w:r>
-        <w:rPr>
-          <w:rStyle w:val="AttributeTok"/>
-        </w:rPr>
-        <w:t xml:space="preserve">y =</w:t>
-      </w:r>
-      <w:r>
-        <w:rPr>
-          <w:rStyle w:val="NormalTok"/>
-        </w:rPr>
-        <w:t xml:space="preserve"> </w:t>
-      </w:r>
-      <w:r>
-        <w:rPr>
-          <w:rStyle w:val="StringTok"/>
-        </w:rPr>
-        <w:t xml:space="preserve">"Frequency"</w:t>
+        <w:t xml:space="preserve">"SE Type"</w:t>
       </w:r>
       <w:r>
         <w:rPr>
@@ -8536,7 +8725,7 @@
               <a:graphicData uri="http://schemas.openxmlformats.org/drawingml/2006/picture">
                 <pic:pic>
                   <pic:nvPicPr>
-                    <pic:cNvPr descr="03_01_lecture_powerpoint_files/figure-docx/unnamed-chunk-9-1.png" id="119" name="Picture"/>
+                    <pic:cNvPr descr="03_01_lecture_powerpoint_files/figure-docx/unnamed-chunk-8-1.png" id="119" name="Picture"/>
                     <pic:cNvPicPr>
                       <a:picLocks noChangeArrowheads="1" noChangeAspect="1"/>
                     </pic:cNvPicPr>
@@ -8569,680 +8758,8 @@
         </w:drawing>
       </w:r>
     </w:p>
-    <w:p>
-      <w:pPr>
-        <w:pStyle w:val="BodyText"/>
-      </w:pPr>
-      <w:r>
-        <w:t xml:space="preserve">Notice that the simulated sampling distribution:</w:t>
-      </w:r>
-    </w:p>
-    <w:p>
-      <w:pPr>
-        <w:pStyle w:val="Compact"/>
-        <w:numPr>
-          <w:ilvl w:val="0"/>
-          <w:numId w:val="1039"/>
-        </w:numPr>
-      </w:pPr>
-      <w:r>
-        <w:t xml:space="preserve">Is approximately normally distributed</w:t>
-      </w:r>
-    </w:p>
-    <w:p>
-      <w:pPr>
-        <w:pStyle w:val="Compact"/>
-        <w:numPr>
-          <w:ilvl w:val="0"/>
-          <w:numId w:val="1039"/>
-        </w:numPr>
-      </w:pPr>
-      <w:r>
-        <w:t xml:space="preserve">Is centered around the overall sample mean</w:t>
-      </w:r>
-    </w:p>
-    <w:p>
-      <w:pPr>
-        <w:pStyle w:val="Compact"/>
-        <w:numPr>
-          <w:ilvl w:val="0"/>
-          <w:numId w:val="1039"/>
-        </w:numPr>
-      </w:pPr>
-      <w:r>
-        <w:t xml:space="preserve">Has a spread that is related to the standard error</w:t>
-      </w:r>
-    </w:p>
     <w:bookmarkEnd w:id="120"/>
-    <w:bookmarkStart w:id="121" w:name="standard-error-and-sample-size"/>
-    <w:p>
-      <w:pPr>
-        <w:pStyle w:val="Heading1"/>
-      </w:pPr>
-      <w:r>
-        <w:rPr>
-          <w:b/>
-          <w:bCs/>
-        </w:rPr>
-        <w:t xml:space="preserve">Standard Error and Sample Size</w:t>
-      </w:r>
-    </w:p>
-    <w:p>
-      <w:pPr>
-        <w:pStyle w:val="FirstParagraph"/>
-      </w:pPr>
-      <w:r>
-        <w:t xml:space="preserve">Let’s see how the standard error changes with different sample sizes:</w:t>
-      </w:r>
-    </w:p>
-    <w:bookmarkEnd w:id="121"/>
-    <w:bookmarkStart w:id="125" w:name="sample-size-vs.-standard-error"/>
-    <w:p>
-      <w:pPr>
-        <w:pStyle w:val="Heading1"/>
-      </w:pPr>
-      <w:r>
-        <w:rPr>
-          <w:b/>
-          <w:bCs/>
-        </w:rPr>
-        <w:t xml:space="preserve">Sample Size vs. Standard Error</w:t>
-      </w:r>
-    </w:p>
-    <w:p>
-      <w:pPr>
-        <w:pStyle w:val="SourceCode"/>
-      </w:pPr>
-      <w:r>
-        <w:rPr>
-          <w:rStyle w:val="CommentTok"/>
-        </w:rPr>
-        <w:t xml:space="preserve"># Display the results</w:t>
-      </w:r>
-      <w:r>
-        <w:br/>
-      </w:r>
-      <w:r>
-        <w:rPr>
-          <w:rStyle w:val="CommentTok"/>
-        </w:rPr>
-        <w:t xml:space="preserve"># Plot how SE changes with sample size</w:t>
-      </w:r>
-      <w:r>
-        <w:br/>
-      </w:r>
-      <w:r>
-        <w:rPr>
-          <w:rStyle w:val="NormalTok"/>
-        </w:rPr>
-        <w:t xml:space="preserve">results_long </w:t>
-      </w:r>
-      <w:r>
-        <w:rPr>
-          <w:rStyle w:val="OtherTok"/>
-        </w:rPr>
-        <w:t xml:space="preserve">&lt;-</w:t>
-      </w:r>
-      <w:r>
-        <w:rPr>
-          <w:rStyle w:val="NormalTok"/>
-        </w:rPr>
-        <w:t xml:space="preserve"> </w:t>
-      </w:r>
-      <w:r>
-        <w:rPr>
-          <w:rStyle w:val="FunctionTok"/>
-        </w:rPr>
-        <w:t xml:space="preserve">pivot_longer</w:t>
-      </w:r>
-      <w:r>
-        <w:rPr>
-          <w:rStyle w:val="NormalTok"/>
-        </w:rPr>
-        <w:t xml:space="preserve">(results, </w:t>
-      </w:r>
-      <w:r>
-        <w:br/>
-      </w:r>
-      <w:r>
-        <w:rPr>
-          <w:rStyle w:val="NormalTok"/>
-        </w:rPr>
-        <w:t xml:space="preserve">                             </w:t>
-      </w:r>
-      <w:r>
-        <w:rPr>
-          <w:rStyle w:val="AttributeTok"/>
-        </w:rPr>
-        <w:t xml:space="preserve">cols =</w:t>
-      </w:r>
-      <w:r>
-        <w:rPr>
-          <w:rStyle w:val="NormalTok"/>
-        </w:rPr>
-        <w:t xml:space="preserve"> </w:t>
-      </w:r>
-      <w:r>
-        <w:rPr>
-          <w:rStyle w:val="FunctionTok"/>
-        </w:rPr>
-        <w:t xml:space="preserve">c</w:t>
-      </w:r>
-      <w:r>
-        <w:rPr>
-          <w:rStyle w:val="NormalTok"/>
-        </w:rPr>
-        <w:t xml:space="preserve">(empirical_se, theoretical_se),</w:t>
-      </w:r>
-      <w:r>
-        <w:br/>
-      </w:r>
-      <w:r>
-        <w:rPr>
-          <w:rStyle w:val="NormalTok"/>
-        </w:rPr>
-        <w:t xml:space="preserve">                             </w:t>
-      </w:r>
-      <w:r>
-        <w:rPr>
-          <w:rStyle w:val="AttributeTok"/>
-        </w:rPr>
-        <w:t xml:space="preserve">names_to =</w:t>
-      </w:r>
-      <w:r>
-        <w:rPr>
-          <w:rStyle w:val="NormalTok"/>
-        </w:rPr>
-        <w:t xml:space="preserve"> </w:t>
-      </w:r>
-      <w:r>
-        <w:rPr>
-          <w:rStyle w:val="StringTok"/>
-        </w:rPr>
-        <w:t xml:space="preserve">"se_type"</w:t>
-      </w:r>
-      <w:r>
-        <w:rPr>
-          <w:rStyle w:val="NormalTok"/>
-        </w:rPr>
-        <w:t xml:space="preserve">, </w:t>
-      </w:r>
-      <w:r>
-        <w:br/>
-      </w:r>
-      <w:r>
-        <w:rPr>
-          <w:rStyle w:val="NormalTok"/>
-        </w:rPr>
-        <w:t xml:space="preserve">                             </w:t>
-      </w:r>
-      <w:r>
-        <w:rPr>
-          <w:rStyle w:val="AttributeTok"/>
-        </w:rPr>
-        <w:t xml:space="preserve">values_to =</w:t>
-      </w:r>
-      <w:r>
-        <w:rPr>
-          <w:rStyle w:val="NormalTok"/>
-        </w:rPr>
-        <w:t xml:space="preserve"> </w:t>
-      </w:r>
-      <w:r>
-        <w:rPr>
-          <w:rStyle w:val="StringTok"/>
-        </w:rPr>
-        <w:t xml:space="preserve">"standard_error"</w:t>
-      </w:r>
-      <w:r>
-        <w:rPr>
-          <w:rStyle w:val="NormalTok"/>
-        </w:rPr>
-        <w:t xml:space="preserve">)</w:t>
-      </w:r>
-      <w:r>
-        <w:br/>
-      </w:r>
-      <w:r>
-        <w:br/>
-      </w:r>
-      <w:r>
-        <w:rPr>
-          <w:rStyle w:val="FunctionTok"/>
-        </w:rPr>
-        <w:t xml:space="preserve">ggplot</w:t>
-      </w:r>
-      <w:r>
-        <w:rPr>
-          <w:rStyle w:val="NormalTok"/>
-        </w:rPr>
-        <w:t xml:space="preserve">(results_long, </w:t>
-      </w:r>
-      <w:r>
-        <w:rPr>
-          <w:rStyle w:val="FunctionTok"/>
-        </w:rPr>
-        <w:t xml:space="preserve">aes</w:t>
-      </w:r>
-      <w:r>
-        <w:rPr>
-          <w:rStyle w:val="NormalTok"/>
-        </w:rPr>
-        <w:t xml:space="preserve">(</w:t>
-      </w:r>
-      <w:r>
-        <w:rPr>
-          <w:rStyle w:val="AttributeTok"/>
-        </w:rPr>
-        <w:t xml:space="preserve">x =</w:t>
-      </w:r>
-      <w:r>
-        <w:rPr>
-          <w:rStyle w:val="NormalTok"/>
-        </w:rPr>
-        <w:t xml:space="preserve"> sample_size, </w:t>
-      </w:r>
-      <w:r>
-        <w:rPr>
-          <w:rStyle w:val="AttributeTok"/>
-        </w:rPr>
-        <w:t xml:space="preserve">y =</w:t>
-      </w:r>
-      <w:r>
-        <w:rPr>
-          <w:rStyle w:val="NormalTok"/>
-        </w:rPr>
-        <w:t xml:space="preserve"> standard_error, </w:t>
-      </w:r>
-      <w:r>
-        <w:rPr>
-          <w:rStyle w:val="AttributeTok"/>
-        </w:rPr>
-        <w:t xml:space="preserve">color =</w:t>
-      </w:r>
-      <w:r>
-        <w:rPr>
-          <w:rStyle w:val="NormalTok"/>
-        </w:rPr>
-        <w:t xml:space="preserve"> se_type)) </w:t>
-      </w:r>
-      <w:r>
-        <w:rPr>
-          <w:rStyle w:val="SpecialCharTok"/>
-        </w:rPr>
-        <w:t xml:space="preserve">+</w:t>
-      </w:r>
-      <w:r>
-        <w:br/>
-      </w:r>
-      <w:r>
-        <w:rPr>
-          <w:rStyle w:val="NormalTok"/>
-        </w:rPr>
-        <w:t xml:space="preserve">  </w:t>
-      </w:r>
-      <w:r>
-        <w:rPr>
-          <w:rStyle w:val="FunctionTok"/>
-        </w:rPr>
-        <w:t xml:space="preserve">geom_line</w:t>
-      </w:r>
-      <w:r>
-        <w:rPr>
-          <w:rStyle w:val="NormalTok"/>
-        </w:rPr>
-        <w:t xml:space="preserve">() </w:t>
-      </w:r>
-      <w:r>
-        <w:rPr>
-          <w:rStyle w:val="SpecialCharTok"/>
-        </w:rPr>
-        <w:t xml:space="preserve">+</w:t>
-      </w:r>
-      <w:r>
-        <w:br/>
-      </w:r>
-      <w:r>
-        <w:rPr>
-          <w:rStyle w:val="NormalTok"/>
-        </w:rPr>
-        <w:t xml:space="preserve">  </w:t>
-      </w:r>
-      <w:r>
-        <w:rPr>
-          <w:rStyle w:val="FunctionTok"/>
-        </w:rPr>
-        <w:t xml:space="preserve">geom_point</w:t>
-      </w:r>
-      <w:r>
-        <w:rPr>
-          <w:rStyle w:val="NormalTok"/>
-        </w:rPr>
-        <w:t xml:space="preserve">(</w:t>
-      </w:r>
-      <w:r>
-        <w:rPr>
-          <w:rStyle w:val="AttributeTok"/>
-        </w:rPr>
-        <w:t xml:space="preserve">size =</w:t>
-      </w:r>
-      <w:r>
-        <w:rPr>
-          <w:rStyle w:val="NormalTok"/>
-        </w:rPr>
-        <w:t xml:space="preserve"> </w:t>
-      </w:r>
-      <w:r>
-        <w:rPr>
-          <w:rStyle w:val="DecValTok"/>
-        </w:rPr>
-        <w:t xml:space="preserve">3</w:t>
-      </w:r>
-      <w:r>
-        <w:rPr>
-          <w:rStyle w:val="NormalTok"/>
-        </w:rPr>
-        <w:t xml:space="preserve">) </w:t>
-      </w:r>
-      <w:r>
-        <w:rPr>
-          <w:rStyle w:val="SpecialCharTok"/>
-        </w:rPr>
-        <w:t xml:space="preserve">+</w:t>
-      </w:r>
-      <w:r>
-        <w:br/>
-      </w:r>
-      <w:r>
-        <w:rPr>
-          <w:rStyle w:val="NormalTok"/>
-        </w:rPr>
-        <w:t xml:space="preserve">  </w:t>
-      </w:r>
-      <w:r>
-        <w:rPr>
-          <w:rStyle w:val="FunctionTok"/>
-        </w:rPr>
-        <w:t xml:space="preserve">scale_x_continuous</w:t>
-      </w:r>
-      <w:r>
-        <w:rPr>
-          <w:rStyle w:val="NormalTok"/>
-        </w:rPr>
-        <w:t xml:space="preserve">(</w:t>
-      </w:r>
-      <w:r>
-        <w:rPr>
-          <w:rStyle w:val="AttributeTok"/>
-        </w:rPr>
-        <w:t xml:space="preserve">breaks =</w:t>
-      </w:r>
-      <w:r>
-        <w:rPr>
-          <w:rStyle w:val="NormalTok"/>
-        </w:rPr>
-        <w:t xml:space="preserve"> sample_sizes) </w:t>
-      </w:r>
-      <w:r>
-        <w:rPr>
-          <w:rStyle w:val="SpecialCharTok"/>
-        </w:rPr>
-        <w:t xml:space="preserve">+</w:t>
-      </w:r>
-      <w:r>
-        <w:br/>
-      </w:r>
-      <w:r>
-        <w:rPr>
-          <w:rStyle w:val="NormalTok"/>
-        </w:rPr>
-        <w:t xml:space="preserve">  </w:t>
-      </w:r>
-      <w:r>
-        <w:rPr>
-          <w:rStyle w:val="FunctionTok"/>
-        </w:rPr>
-        <w:t xml:space="preserve">labs</w:t>
-      </w:r>
-      <w:r>
-        <w:rPr>
-          <w:rStyle w:val="NormalTok"/>
-        </w:rPr>
-        <w:t xml:space="preserve">(</w:t>
-      </w:r>
-      <w:r>
-        <w:rPr>
-          <w:rStyle w:val="AttributeTok"/>
-        </w:rPr>
-        <w:t xml:space="preserve">title =</w:t>
-      </w:r>
-      <w:r>
-        <w:rPr>
-          <w:rStyle w:val="NormalTok"/>
-        </w:rPr>
-        <w:t xml:space="preserve"> </w:t>
-      </w:r>
-      <w:r>
-        <w:rPr>
-          <w:rStyle w:val="StringTok"/>
-        </w:rPr>
-        <w:t xml:space="preserve">"Standard Error vs. Sample Size"</w:t>
-      </w:r>
-      <w:r>
-        <w:rPr>
-          <w:rStyle w:val="NormalTok"/>
-        </w:rPr>
-        <w:t xml:space="preserve">,</w:t>
-      </w:r>
-      <w:r>
-        <w:br/>
-      </w:r>
-      <w:r>
-        <w:rPr>
-          <w:rStyle w:val="NormalTok"/>
-        </w:rPr>
-        <w:t xml:space="preserve">       </w:t>
-      </w:r>
-      <w:r>
-        <w:rPr>
-          <w:rStyle w:val="AttributeTok"/>
-        </w:rPr>
-        <w:t xml:space="preserve">subtitle =</w:t>
-      </w:r>
-      <w:r>
-        <w:rPr>
-          <w:rStyle w:val="NormalTok"/>
-        </w:rPr>
-        <w:t xml:space="preserve"> </w:t>
-      </w:r>
-      <w:r>
-        <w:rPr>
-          <w:rStyle w:val="StringTok"/>
-        </w:rPr>
-        <w:t xml:space="preserve">"Standard error decreases as sample size increases"</w:t>
-      </w:r>
-      <w:r>
-        <w:rPr>
-          <w:rStyle w:val="NormalTok"/>
-        </w:rPr>
-        <w:t xml:space="preserve">,</w:t>
-      </w:r>
-      <w:r>
-        <w:br/>
-      </w:r>
-      <w:r>
-        <w:rPr>
-          <w:rStyle w:val="NormalTok"/>
-        </w:rPr>
-        <w:t xml:space="preserve">       </w:t>
-      </w:r>
-      <w:r>
-        <w:rPr>
-          <w:rStyle w:val="AttributeTok"/>
-        </w:rPr>
-        <w:t xml:space="preserve">x =</w:t>
-      </w:r>
-      <w:r>
-        <w:rPr>
-          <w:rStyle w:val="NormalTok"/>
-        </w:rPr>
-        <w:t xml:space="preserve"> </w:t>
-      </w:r>
-      <w:r>
-        <w:rPr>
-          <w:rStyle w:val="StringTok"/>
-        </w:rPr>
-        <w:t xml:space="preserve">"Sample Size"</w:t>
-      </w:r>
-      <w:r>
-        <w:rPr>
-          <w:rStyle w:val="NormalTok"/>
-        </w:rPr>
-        <w:t xml:space="preserve">,</w:t>
-      </w:r>
-      <w:r>
-        <w:br/>
-      </w:r>
-      <w:r>
-        <w:rPr>
-          <w:rStyle w:val="NormalTok"/>
-        </w:rPr>
-        <w:t xml:space="preserve">       </w:t>
-      </w:r>
-      <w:r>
-        <w:rPr>
-          <w:rStyle w:val="AttributeTok"/>
-        </w:rPr>
-        <w:t xml:space="preserve">y =</w:t>
-      </w:r>
-      <w:r>
-        <w:rPr>
-          <w:rStyle w:val="NormalTok"/>
-        </w:rPr>
-        <w:t xml:space="preserve"> </w:t>
-      </w:r>
-      <w:r>
-        <w:rPr>
-          <w:rStyle w:val="StringTok"/>
-        </w:rPr>
-        <w:t xml:space="preserve">"Standard Error"</w:t>
-      </w:r>
-      <w:r>
-        <w:rPr>
-          <w:rStyle w:val="NormalTok"/>
-        </w:rPr>
-        <w:t xml:space="preserve">,</w:t>
-      </w:r>
-      <w:r>
-        <w:br/>
-      </w:r>
-      <w:r>
-        <w:rPr>
-          <w:rStyle w:val="NormalTok"/>
-        </w:rPr>
-        <w:t xml:space="preserve">       </w:t>
-      </w:r>
-      <w:r>
-        <w:rPr>
-          <w:rStyle w:val="AttributeTok"/>
-        </w:rPr>
-        <w:t xml:space="preserve">color =</w:t>
-      </w:r>
-      <w:r>
-        <w:rPr>
-          <w:rStyle w:val="NormalTok"/>
-        </w:rPr>
-        <w:t xml:space="preserve"> </w:t>
-      </w:r>
-      <w:r>
-        <w:rPr>
-          <w:rStyle w:val="StringTok"/>
-        </w:rPr>
-        <w:t xml:space="preserve">"SE Type"</w:t>
-      </w:r>
-      <w:r>
-        <w:rPr>
-          <w:rStyle w:val="NormalTok"/>
-        </w:rPr>
-        <w:t xml:space="preserve">) </w:t>
-      </w:r>
-      <w:r>
-        <w:rPr>
-          <w:rStyle w:val="SpecialCharTok"/>
-        </w:rPr>
-        <w:t xml:space="preserve">+</w:t>
-      </w:r>
-      <w:r>
-        <w:br/>
-      </w:r>
-      <w:r>
-        <w:rPr>
-          <w:rStyle w:val="NormalTok"/>
-        </w:rPr>
-        <w:t xml:space="preserve">  </w:t>
-      </w:r>
-      <w:r>
-        <w:rPr>
-          <w:rStyle w:val="FunctionTok"/>
-        </w:rPr>
-        <w:t xml:space="preserve">theme_minimal</w:t>
-      </w:r>
-      <w:r>
-        <w:rPr>
-          <w:rStyle w:val="NormalTok"/>
-        </w:rPr>
-        <w:t xml:space="preserve">()</w:t>
-      </w:r>
-    </w:p>
-    <w:p>
-      <w:pPr>
-        <w:pStyle w:val="FirstParagraph"/>
-      </w:pPr>
-      <w:r>
-        <w:drawing>
-          <wp:inline>
-            <wp:extent cx="6400800" cy="4572000"/>
-            <wp:effectExtent b="0" l="0" r="0" t="0"/>
-            <wp:docPr descr="" title="" id="123" name="Picture"/>
-            <a:graphic>
-              <a:graphicData uri="http://schemas.openxmlformats.org/drawingml/2006/picture">
-                <pic:pic>
-                  <pic:nvPicPr>
-                    <pic:cNvPr descr="03_01_lecture_powerpoint_files/figure-docx/unnamed-chunk-11-1.png" id="124" name="Picture"/>
-                    <pic:cNvPicPr>
-                      <a:picLocks noChangeArrowheads="1" noChangeAspect="1"/>
-                    </pic:cNvPicPr>
-                  </pic:nvPicPr>
-                  <pic:blipFill>
-                    <a:blip r:embed="rId122"/>
-                    <a:stretch>
-                      <a:fillRect/>
-                    </a:stretch>
-                  </pic:blipFill>
-                  <pic:spPr bwMode="auto">
-                    <a:xfrm>
-                      <a:off x="0" y="0"/>
-                      <a:ext cx="6400800" cy="4572000"/>
-                    </a:xfrm>
-                    <a:prstGeom prst="rect">
-                      <a:avLst/>
-                    </a:prstGeom>
-                    <a:noFill/>
-                    <a:ln w="9525">
-                      <a:noFill/>
-                      <a:headEnd/>
-                      <a:tailEnd/>
-                    </a:ln>
-                  </pic:spPr>
-                </pic:pic>
-              </a:graphicData>
-            </a:graphic>
-          </wp:inline>
-        </w:drawing>
-      </w:r>
-    </w:p>
-    <w:bookmarkEnd w:id="125"/>
-    <w:bookmarkStart w:id="126" w:name="confidence-intervals"/>
+    <w:bookmarkStart w:id="121" w:name="confidence-intervals"/>
     <w:p>
       <w:pPr>
         <w:pStyle w:val="Heading1"/>
@@ -9372,7 +8889,7 @@
         <w:pStyle w:val="Compact"/>
         <w:numPr>
           <w:ilvl w:val="0"/>
-          <w:numId w:val="1040"/>
+          <w:numId w:val="1041"/>
         </w:numPr>
       </w:pPr>
       <w:r>
@@ -9390,7 +8907,7 @@
         <w:pStyle w:val="Compact"/>
         <w:numPr>
           <w:ilvl w:val="0"/>
-          <w:numId w:val="1040"/>
+          <w:numId w:val="1041"/>
         </w:numPr>
       </w:pPr>
       <w:r>
@@ -9417,8 +8934,8 @@
         <w:t xml:space="preserve">estimates.</w:t>
       </w:r>
     </w:p>
-    <w:bookmarkEnd w:id="126"/>
-    <w:bookmarkStart w:id="127" w:name="X9e967a3d9442b6968374ab681212d45286d263e"/>
+    <w:bookmarkEnd w:id="121"/>
+    <w:bookmarkStart w:id="122" w:name="X9e967a3d9442b6968374ab681212d45286d263e"/>
     <w:p>
       <w:pPr>
         <w:pStyle w:val="Heading1"/>
@@ -9866,8 +9383,8 @@
         <w:t xml:space="preserve">2 I8           363.      52.3   102      5.18     352.     373.</w:t>
       </w:r>
     </w:p>
-    <w:bookmarkEnd w:id="127"/>
-    <w:bookmarkStart w:id="131" w:name="visualizing-confidence-intervals"/>
+    <w:bookmarkEnd w:id="122"/>
+    <w:bookmarkStart w:id="126" w:name="visualizing-confidence-intervals"/>
     <w:p>
       <w:pPr>
         <w:pStyle w:val="Heading1"/>
@@ -10311,18 +9828,18 @@
           <wp:inline>
             <wp:extent cx="5486400" cy="4572000"/>
             <wp:effectExtent b="0" l="0" r="0" t="0"/>
-            <wp:docPr descr="" title="" id="129" name="Picture"/>
+            <wp:docPr descr="" title="" id="124" name="Picture"/>
             <a:graphic>
               <a:graphicData uri="http://schemas.openxmlformats.org/drawingml/2006/picture">
                 <pic:pic>
                   <pic:nvPicPr>
-                    <pic:cNvPr descr="03_01_lecture_powerpoint_files/figure-docx/unnamed-chunk-13-1.png" id="130" name="Picture"/>
+                    <pic:cNvPr descr="03_01_lecture_powerpoint_files/figure-docx/unnamed-chunk-10-1.png" id="125" name="Picture"/>
                     <pic:cNvPicPr>
                       <a:picLocks noChangeArrowheads="1" noChangeAspect="1"/>
                     </pic:cNvPicPr>
                   </pic:nvPicPr>
                   <pic:blipFill>
-                    <a:blip r:embed="rId128"/>
+                    <a:blip r:embed="rId123"/>
                     <a:stretch>
                       <a:fillRect/>
                     </a:stretch>
@@ -10349,8 +9866,8 @@
         </w:drawing>
       </w:r>
     </w:p>
-    <w:bookmarkEnd w:id="131"/>
-    <w:bookmarkStart w:id="132" w:name="different-types-of-error-bars"/>
+    <w:bookmarkEnd w:id="126"/>
+    <w:bookmarkStart w:id="127" w:name="different-types-of-error-bars"/>
     <w:p>
       <w:pPr>
         <w:pStyle w:val="Heading1"/>
@@ -11162,8 +10679,8 @@
         <w:t xml:space="preserve">ci_upper))</w:t>
       </w:r>
     </w:p>
-    <w:bookmarkEnd w:id="132"/>
-    <w:bookmarkStart w:id="136" w:name="comparing-error-bar-types"/>
+    <w:bookmarkEnd w:id="127"/>
+    <w:bookmarkStart w:id="131" w:name="comparing-error-bar-types"/>
     <w:p>
       <w:pPr>
         <w:pStyle w:val="Heading1"/>
@@ -11766,18 +11283,18 @@
           <wp:inline>
             <wp:extent cx="6400800" cy="4572000"/>
             <wp:effectExtent b="0" l="0" r="0" t="0"/>
-            <wp:docPr descr="" title="" id="134" name="Picture"/>
+            <wp:docPr descr="" title="" id="129" name="Picture"/>
             <a:graphic>
               <a:graphicData uri="http://schemas.openxmlformats.org/drawingml/2006/picture">
                 <pic:pic>
                   <pic:nvPicPr>
-                    <pic:cNvPr descr="03_01_lecture_powerpoint_files/figure-docx/unnamed-chunk-15-1.png" id="135" name="Picture"/>
+                    <pic:cNvPr descr="03_01_lecture_powerpoint_files/figure-docx/unnamed-chunk-12-1.png" id="130" name="Picture"/>
                     <pic:cNvPicPr>
                       <a:picLocks noChangeArrowheads="1" noChangeAspect="1"/>
                     </pic:cNvPicPr>
                   </pic:nvPicPr>
                   <pic:blipFill>
-                    <a:blip r:embed="rId133"/>
+                    <a:blip r:embed="rId128"/>
                     <a:stretch>
                       <a:fillRect/>
                     </a:stretch>
@@ -11804,8 +11321,8 @@
         </w:drawing>
       </w:r>
     </w:p>
-    <w:bookmarkEnd w:id="136"/>
-    <w:bookmarkStart w:id="137" w:name="key-takeaways"/>
+    <w:bookmarkEnd w:id="131"/>
+    <w:bookmarkStart w:id="132" w:name="key-takeaways"/>
     <w:p>
       <w:pPr>
         <w:pStyle w:val="Heading1"/>
@@ -11823,7 +11340,7 @@
         <w:pStyle w:val="Compact"/>
         <w:numPr>
           <w:ilvl w:val="0"/>
-          <w:numId w:val="1041"/>
+          <w:numId w:val="1042"/>
         </w:numPr>
       </w:pPr>
       <w:r>
@@ -11857,7 +11374,7 @@
         <w:pStyle w:val="Compact"/>
         <w:numPr>
           <w:ilvl w:val="0"/>
-          <w:numId w:val="1041"/>
+          <w:numId w:val="1042"/>
         </w:numPr>
       </w:pPr>
       <w:r>
@@ -11925,7 +11442,7 @@
         <w:pStyle w:val="Compact"/>
         <w:numPr>
           <w:ilvl w:val="0"/>
-          <w:numId w:val="1041"/>
+          <w:numId w:val="1042"/>
         </w:numPr>
       </w:pPr>
       <w:r>
@@ -11959,7 +11476,7 @@
         <w:pStyle w:val="Compact"/>
         <w:numPr>
           <w:ilvl w:val="0"/>
-          <w:numId w:val="1041"/>
+          <w:numId w:val="1042"/>
         </w:numPr>
       </w:pPr>
       <w:r>
@@ -11987,7 +11504,7 @@
         <w:pStyle w:val="Compact"/>
         <w:numPr>
           <w:ilvl w:val="0"/>
-          <w:numId w:val="1041"/>
+          <w:numId w:val="1042"/>
         </w:numPr>
       </w:pPr>
       <w:r>
@@ -12005,15 +11522,15 @@
         <w:pStyle w:val="Compact"/>
         <w:numPr>
           <w:ilvl w:val="0"/>
-          <w:numId w:val="1041"/>
+          <w:numId w:val="1042"/>
         </w:numPr>
       </w:pPr>
       <w:r>
         <w:t xml:space="preserve">When reporting results, always include a measure of precision (SE or</w:t>
       </w:r>
     </w:p>
-    <w:bookmarkEnd w:id="137"/>
-    <w:bookmarkStart w:id="138" w:name="lecture-3-conclusion"/>
+    <w:bookmarkEnd w:id="132"/>
+    <w:bookmarkStart w:id="133" w:name="lecture-3-conclusion"/>
     <w:p>
       <w:pPr>
         <w:pStyle w:val="Heading1"/>
@@ -12035,7 +11552,7 @@
         <w:pStyle w:val="Compact"/>
         <w:numPr>
           <w:ilvl w:val="0"/>
-          <w:numId w:val="1043"/>
+          <w:numId w:val="1044"/>
         </w:numPr>
       </w:pPr>
       <w:r>
@@ -12047,7 +11564,7 @@
         <w:pStyle w:val="Compact"/>
         <w:numPr>
           <w:ilvl w:val="0"/>
-          <w:numId w:val="1043"/>
+          <w:numId w:val="1044"/>
         </w:numPr>
       </w:pPr>
       <w:r>
@@ -12059,7 +11576,7 @@
         <w:pStyle w:val="Compact"/>
         <w:numPr>
           <w:ilvl w:val="0"/>
-          <w:numId w:val="1043"/>
+          <w:numId w:val="1044"/>
         </w:numPr>
       </w:pPr>
       <w:r>
@@ -12071,7 +11588,7 @@
         <w:pStyle w:val="Compact"/>
         <w:numPr>
           <w:ilvl w:val="0"/>
-          <w:numId w:val="1043"/>
+          <w:numId w:val="1044"/>
         </w:numPr>
       </w:pPr>
       <w:r>
@@ -12083,7 +11600,7 @@
         <w:pStyle w:val="Compact"/>
         <w:numPr>
           <w:ilvl w:val="0"/>
-          <w:numId w:val="1043"/>
+          <w:numId w:val="1044"/>
         </w:numPr>
       </w:pPr>
       <w:r>
@@ -12101,7 +11618,7 @@
         <w:pStyle w:val="Compact"/>
         <w:numPr>
           <w:ilvl w:val="0"/>
-          <w:numId w:val="1043"/>
+          <w:numId w:val="1044"/>
         </w:numPr>
       </w:pPr>
       <w:r>
@@ -12113,7 +11630,7 @@
         <w:pStyle w:val="Compact"/>
         <w:numPr>
           <w:ilvl w:val="0"/>
-          <w:numId w:val="1043"/>
+          <w:numId w:val="1044"/>
         </w:numPr>
       </w:pPr>
       <w:r>
@@ -12125,7 +11642,7 @@
         <w:pStyle w:val="Compact"/>
         <w:numPr>
           <w:ilvl w:val="0"/>
-          <w:numId w:val="1043"/>
+          <w:numId w:val="1044"/>
         </w:numPr>
       </w:pPr>
       <w:r>
@@ -12146,7 +11663,7 @@
         <w:t xml:space="preserve">essential as we move forward to more complex statistical methods.</w:t>
       </w:r>
     </w:p>
-    <w:bookmarkEnd w:id="138"/>
+    <w:bookmarkEnd w:id="133"/>
     <w:sectPr>
       <w:pgSz w:h="15840" w:w="12240"/>
       <w:pgMar w:bottom="720" w:footer="720" w:gutter="0" w:header="720" w:left="1152" w:right="720" w:top="720"/>
@@ -12655,6 +12172,9 @@
     <w:abstractNumId w:val="991"/>
   </w:num>
   <w:num w:numId="1032">
+    <w:abstractNumId w:val="991"/>
+  </w:num>
+  <w:num w:numId="1033">
     <w:abstractNumId w:val="99411"/>
     <w:lvlOverride w:ilvl="0">
       <w:startOverride w:val="1"/>
@@ -12684,9 +12204,6 @@
       <w:startOverride w:val="1"/>
     </w:lvlOverride>
   </w:num>
-  <w:num w:numId="1033">
-    <w:abstractNumId w:val="991"/>
-  </w:num>
   <w:num w:numId="1034">
     <w:abstractNumId w:val="991"/>
   </w:num>
@@ -12697,6 +12214,9 @@
     <w:abstractNumId w:val="991"/>
   </w:num>
   <w:num w:numId="1037">
+    <w:abstractNumId w:val="991"/>
+  </w:num>
+  <w:num w:numId="1038">
     <w:abstractNumId w:val="99411"/>
     <w:lvlOverride w:ilvl="0">
       <w:startOverride w:val="1"/>
@@ -12726,10 +12246,10 @@
       <w:startOverride w:val="1"/>
     </w:lvlOverride>
   </w:num>
-  <w:num w:numId="1038">
+  <w:num w:numId="1039">
     <w:abstractNumId w:val="991"/>
   </w:num>
-  <w:num w:numId="1039">
+  <w:num w:numId="1040">
     <w:abstractNumId w:val="99411"/>
     <w:lvlOverride w:ilvl="0">
       <w:startOverride w:val="1"/>
@@ -12759,13 +12279,13 @@
       <w:startOverride w:val="1"/>
     </w:lvlOverride>
   </w:num>
-  <w:num w:numId="1040">
-    <w:abstractNumId w:val="991"/>
-  </w:num>
   <w:num w:numId="1041">
     <w:abstractNumId w:val="991"/>
   </w:num>
   <w:num w:numId="1042">
+    <w:abstractNumId w:val="991"/>
+  </w:num>
+  <w:num w:numId="1043">
     <w:abstractNumId w:val="9962101"/>
     <w:lvlOverride w:ilvl="0">
       <w:startOverride w:val="101"/>
@@ -12795,7 +12315,7 @@
       <w:startOverride w:val="101"/>
     </w:lvlOverride>
   </w:num>
-  <w:num w:numId="1043">
+  <w:num w:numId="1044">
     <w:abstractNumId w:val="991"/>
   </w:num>
 </w:numbering>

--- a/docs/ecostats_lectures/lecture_03/03_01_lecture_powerpoint.docx
+++ b/docs/ecostats_lectures/lecture_03/03_01_lecture_powerpoint.docx
@@ -18,7 +18,205 @@
         <w:t xml:space="preserve">Bill Perry</w:t>
       </w:r>
     </w:p>
-    <w:bookmarkStart w:id="23" w:name="lecture-2-review-of-data-and-graphing"/>
+    <w:tbl>
+      <w:tblPr>
+        <w:tblStyle w:val="Table"/>
+        <w:tblLook w:firstRow="0" w:lastRow="0" w:firstColumn="0" w:lastColumn="0" w:noHBand="0" w:noVBand="0" w:val="0000"/>
+        <w:tblBorders>
+          <w:left w:val="single" w:sz="24" w:space="0" w:color="0758E5"/>
+        </w:tblBorders>
+        <w:tblCellMar>
+          <w:left w:w="0" w:type="dxa"/>
+          <w:right w:w="0" w:type="dxa"/>
+        </w:tblCellMar>
+        <w:tblInd w:w="164" w:type="dxa"/>
+      </w:tblPr>
+      <w:tr>
+        <w:trPr>
+          <w:cantSplit/>
+        </w:trPr>
+        <w:tc>
+          <w:tcPr>
+            <w:tcMar>
+              <w:left w:w="144" w:type="dxa"/>
+              <w:right w:w="144" w:type="dxa"/>
+            </w:tcMar>
+          </w:tcPr>
+          <w:p>
+            <w:pPr>
+              <w:pStyle w:val="FirstParagraph"/>
+            </w:pPr>
+            <w:pPr>
+              <w:spacing w:before="0" w:after="8"/>
+              <w:jc w:val="center"/>
+            </w:pPr>
+            <w:r>
+              <w:drawing>
+                <wp:inline>
+                  <wp:extent cx="152400" cy="152400"/>
+                  <wp:effectExtent b="0" l="0" r="0" t="0"/>
+                  <wp:docPr descr="" title="" id="21" name="Picture"/>
+                  <a:graphic>
+                    <a:graphicData uri="http://schemas.openxmlformats.org/drawingml/2006/picture">
+                      <pic:pic>
+                        <pic:nvPicPr>
+                          <pic:cNvPr descr="/Applications/RStudio.app/Contents/Resources/app/quarto/share/formats/docx/note.png" id="22" name="Picture"/>
+                          <pic:cNvPicPr>
+                            <a:picLocks noChangeArrowheads="1" noChangeAspect="1"/>
+                          </pic:cNvPicPr>
+                        </pic:nvPicPr>
+                        <pic:blipFill>
+                          <a:blip r:embed="rId20"/>
+                          <a:stretch>
+                            <a:fillRect/>
+                          </a:stretch>
+                        </pic:blipFill>
+                        <pic:spPr bwMode="auto">
+                          <a:xfrm>
+                            <a:off x="0" y="0"/>
+                            <a:ext cx="152400" cy="152400"/>
+                          </a:xfrm>
+                          <a:prstGeom prst="rect">
+                            <a:avLst/>
+                          </a:prstGeom>
+                          <a:noFill/>
+                          <a:ln w="9525">
+                            <a:noFill/>
+                            <a:headEnd/>
+                            <a:tailEnd/>
+                          </a:ln>
+                        </pic:spPr>
+                      </pic:pic>
+                    </a:graphicData>
+                  </a:graphic>
+                </wp:inline>
+              </w:drawing>
+            </w:r>
+          </w:p>
+        </w:tc>
+        <w:tc>
+          <w:p>
+            <w:pPr>
+              <w:pStyle w:val="BodyText"/>
+            </w:pPr>
+            <w:pPr>
+              <w:spacing w:before="16" w:after="64"/>
+            </w:pPr>
+            <w:r>
+              <w:rPr>
+                <w:b/>
+                <w:bCs/>
+              </w:rPr>
+              <w:t xml:space="preserve">Download this lecture</w:t>
+            </w:r>
+          </w:p>
+          <w:p>
+            <w:pPr>
+              <w:pStyle w:val="BodyText"/>
+            </w:pPr>
+            <w:pPr>
+              <w:spacing w:before="16" w:after="16"/>
+            </w:pPr>
+            <w:hyperlink r:id="rId23">
+              <w:r>
+                <w:rPr>
+                  <w:rStyle w:val="Hyperlink"/>
+                </w:rPr>
+                <w:t xml:space="preserve">📄 Download HTML</w:t>
+              </w:r>
+            </w:hyperlink>
+            <w:r>
+              <w:t xml:space="preserve"> </w:t>
+            </w:r>
+            <w:r>
+              <w:t xml:space="preserve">|</w:t>
+            </w:r>
+            <w:r>
+              <w:t xml:space="preserve"> </w:t>
+            </w:r>
+            <w:hyperlink r:id="rId24">
+              <w:r>
+                <w:rPr>
+                  <w:rStyle w:val="Hyperlink"/>
+                </w:rPr>
+                <w:t xml:space="preserve">📝</w:t>
+              </w:r>
+              <w:r>
+                <w:rPr>
+                  <w:rStyle w:val="Hyperlink"/>
+                </w:rPr>
+                <w:t xml:space="preserve"> </w:t>
+              </w:r>
+              <w:r>
+                <w:rPr>
+                  <w:rStyle w:val="Hyperlink"/>
+                </w:rPr>
+                <w:t xml:space="preserve">Download Word</w:t>
+              </w:r>
+            </w:hyperlink>
+            <w:r>
+              <w:t xml:space="preserve"> </w:t>
+            </w:r>
+            <w:r>
+              <w:t xml:space="preserve">|</w:t>
+            </w:r>
+            <w:r>
+              <w:t xml:space="preserve"> </w:t>
+            </w:r>
+            <w:hyperlink r:id="rId25">
+              <w:r>
+                <w:rPr>
+                  <w:rStyle w:val="Hyperlink"/>
+                </w:rPr>
+                <w:t xml:space="preserve">📊 Download</w:t>
+              </w:r>
+              <w:r>
+                <w:rPr>
+                  <w:rStyle w:val="Hyperlink"/>
+                </w:rPr>
+                <w:t xml:space="preserve"> </w:t>
+              </w:r>
+              <w:r>
+                <w:rPr>
+                  <w:rStyle w:val="Hyperlink"/>
+                </w:rPr>
+                <w:t xml:space="preserve">PowerPoint</w:t>
+              </w:r>
+            </w:hyperlink>
+            <w:r>
+              <w:t xml:space="preserve"> </w:t>
+            </w:r>
+            <w:r>
+              <w:t xml:space="preserve">|</w:t>
+            </w:r>
+            <w:r>
+              <w:t xml:space="preserve"> </w:t>
+            </w:r>
+            <w:hyperlink r:id="rId26">
+              <w:r>
+                <w:rPr>
+                  <w:rStyle w:val="Hyperlink"/>
+                </w:rPr>
+                <w:t xml:space="preserve">📄 Download</w:t>
+              </w:r>
+              <w:r>
+                <w:rPr>
+                  <w:rStyle w:val="Hyperlink"/>
+                </w:rPr>
+                <w:t xml:space="preserve"> </w:t>
+              </w:r>
+              <w:r>
+                <w:rPr>
+                  <w:rStyle w:val="Hyperlink"/>
+                </w:rPr>
+                <w:t xml:space="preserve">PDF</w:t>
+              </w:r>
+            </w:hyperlink>
+          </w:p>
+        </w:tc>
+      </w:tr>
+    </w:tbl>
+    <w:bookmarkStart w:id="30" w:name="lecture-2-review-of-data-and-graphing"/>
     <w:p>
       <w:pPr>
         <w:pStyle w:val="Heading1"/>
@@ -186,18 +384,18 @@
           <wp:inline>
             <wp:extent cx="2857500" cy="2381250"/>
             <wp:effectExtent b="0" l="0" r="0" t="0"/>
-            <wp:docPr descr="" title="" id="21" name="Picture"/>
+            <wp:docPr descr="" title="" id="28" name="Picture"/>
             <a:graphic>
               <a:graphicData uri="http://schemas.openxmlformats.org/drawingml/2006/picture">
                 <pic:pic>
                   <pic:nvPicPr>
-                    <pic:cNvPr descr="images/clipboard-3544614084.png" id="22" name="Picture"/>
+                    <pic:cNvPr descr="images/clipboard-3544614084.png" id="29" name="Picture"/>
                     <pic:cNvPicPr>
                       <a:picLocks noChangeArrowheads="1" noChangeAspect="1"/>
                     </pic:cNvPicPr>
                   </pic:nvPicPr>
                   <pic:blipFill>
-                    <a:blip r:embed="rId20"/>
+                    <a:blip r:embed="rId27"/>
                     <a:stretch>
                       <a:fillRect/>
                     </a:stretch>
@@ -224,8 +422,8 @@
         </w:drawing>
       </w:r>
     </w:p>
-    <w:bookmarkEnd w:id="23"/>
-    <w:bookmarkStart w:id="31" w:name="Xc316556e72b5ba6bb1f262e62cda5bbc1913d8c"/>
+    <w:bookmarkEnd w:id="30"/>
+    <w:bookmarkStart w:id="38" w:name="Xc316556e72b5ba6bb1f262e62cda5bbc1913d8c"/>
     <w:p>
       <w:pPr>
         <w:pStyle w:val="Heading1"/>
@@ -244,7 +442,7 @@
         <w:t xml:space="preserve">Descriptive Statistics and Uncertainty in R and Tidyverse</w:t>
       </w:r>
     </w:p>
-    <w:bookmarkStart w:id="27" w:name="the-objectives"/>
+    <w:bookmarkStart w:id="34" w:name="the-objectives"/>
     <w:p>
       <w:pPr>
         <w:pStyle w:val="Heading2"/>
@@ -375,18 +573,18 @@
           <wp:inline>
             <wp:extent cx="2609850" cy="956710"/>
             <wp:effectExtent b="0" l="0" r="0" t="0"/>
-            <wp:docPr descr="" title="" id="25" name="Picture"/>
+            <wp:docPr descr="" title="" id="32" name="Picture"/>
             <a:graphic>
               <a:graphicData uri="http://schemas.openxmlformats.org/drawingml/2006/picture">
                 <pic:pic>
                   <pic:nvPicPr>
-                    <pic:cNvPr descr="images/grayling.jpeg" id="26" name="Picture"/>
+                    <pic:cNvPr descr="images/grayling.jpeg" id="33" name="Picture"/>
                     <pic:cNvPicPr>
                       <a:picLocks noChangeArrowheads="1" noChangeAspect="1"/>
                     </pic:cNvPicPr>
                   </pic:nvPicPr>
                   <pic:blipFill>
-                    <a:blip r:embed="rId24"/>
+                    <a:blip r:embed="rId31"/>
                     <a:stretch>
                       <a:fillRect/>
                     </a:stretch>
@@ -413,7 +611,7 @@
         </w:drawing>
       </w:r>
     </w:p>
-    <w:bookmarkEnd w:id="27"/>
+    <w:bookmarkEnd w:id="34"/>
     <w:p>
       <w:pPr>
         <w:pStyle w:val="BodyText"/>
@@ -423,18 +621,18 @@
           <wp:inline>
             <wp:extent cx="2943225" cy="4181475"/>
             <wp:effectExtent b="0" l="0" r="0" t="0"/>
-            <wp:docPr descr="" title="" id="29" name="Picture"/>
+            <wp:docPr descr="" title="" id="36" name="Picture"/>
             <a:graphic>
               <a:graphicData uri="http://schemas.openxmlformats.org/drawingml/2006/picture">
                 <pic:pic>
                   <pic:nvPicPr>
-                    <pic:cNvPr descr="images/pop_sample_stats.png" id="30" name="Picture"/>
+                    <pic:cNvPr descr="images/pop_sample_stats.png" id="37" name="Picture"/>
                     <pic:cNvPicPr>
                       <a:picLocks noChangeArrowheads="1" noChangeAspect="1"/>
                     </pic:cNvPicPr>
                   </pic:nvPicPr>
                   <pic:blipFill>
-                    <a:blip r:embed="rId28"/>
+                    <a:blip r:embed="rId35"/>
                     <a:stretch>
                       <a:fillRect/>
                     </a:stretch>
@@ -461,8 +659,8 @@
         </w:drawing>
       </w:r>
     </w:p>
-    <w:bookmarkEnd w:id="31"/>
-    <w:bookmarkStart w:id="34" w:name="lecture-3-populations-and-samples"/>
+    <w:bookmarkEnd w:id="38"/>
+    <w:bookmarkStart w:id="41" w:name="lecture-3-populations-and-samples"/>
     <w:p>
       <w:pPr>
         <w:pStyle w:val="Heading1"/>
@@ -738,18 +936,18 @@
           <wp:inline>
             <wp:extent cx="3086100" cy="4114800"/>
             <wp:effectExtent b="0" l="0" r="0" t="0"/>
-            <wp:docPr descr="" title="" id="32" name="Picture"/>
+            <wp:docPr descr="" title="" id="39" name="Picture"/>
             <a:graphic>
               <a:graphicData uri="http://schemas.openxmlformats.org/drawingml/2006/picture">
                 <pic:pic>
                   <pic:nvPicPr>
-                    <pic:cNvPr descr="images/pop_sample_stats.png" id="33" name="Picture"/>
+                    <pic:cNvPr descr="images/pop_sample_stats.png" id="40" name="Picture"/>
                     <pic:cNvPicPr>
                       <a:picLocks noChangeArrowheads="1" noChangeAspect="1"/>
                     </pic:cNvPicPr>
                   </pic:nvPicPr>
                   <pic:blipFill>
-                    <a:blip r:embed="rId28"/>
+                    <a:blip r:embed="rId35"/>
                     <a:stretch>
                       <a:fillRect/>
                     </a:stretch>
@@ -776,8 +974,8 @@
         </w:drawing>
       </w:r>
     </w:p>
-    <w:bookmarkEnd w:id="34"/>
-    <w:bookmarkStart w:id="37" w:name="lecture-3-parameters-vs.-statistics"/>
+    <w:bookmarkEnd w:id="41"/>
+    <w:bookmarkStart w:id="44" w:name="lecture-3-parameters-vs.-statistics"/>
     <w:p>
       <w:pPr>
         <w:pStyle w:val="Heading1"/>
@@ -891,18 +1089,18 @@
           <wp:inline>
             <wp:extent cx="2952750" cy="3914775"/>
             <wp:effectExtent b="0" l="0" r="0" t="0"/>
-            <wp:docPr descr="" title="" id="35" name="Picture"/>
+            <wp:docPr descr="" title="" id="42" name="Picture"/>
             <a:graphic>
               <a:graphicData uri="http://schemas.openxmlformats.org/drawingml/2006/picture">
                 <pic:pic>
                   <pic:nvPicPr>
-                    <pic:cNvPr descr="images/pop_sample_stats.png" id="36" name="Picture"/>
+                    <pic:cNvPr descr="images/pop_sample_stats.png" id="43" name="Picture"/>
                     <pic:cNvPicPr>
                       <a:picLocks noChangeArrowheads="1" noChangeAspect="1"/>
                     </pic:cNvPicPr>
                   </pic:nvPicPr>
                   <pic:blipFill>
-                    <a:blip r:embed="rId28"/>
+                    <a:blip r:embed="rId35"/>
                     <a:stretch>
                       <a:fillRect/>
                     </a:stretch>
@@ -929,8 +1127,8 @@
         </w:drawing>
       </w:r>
     </w:p>
-    <w:bookmarkEnd w:id="37"/>
-    <w:bookmarkStart w:id="42" w:name="lecture-3-kinds-of-biological-variables"/>
+    <w:bookmarkEnd w:id="44"/>
+    <w:bookmarkStart w:id="49" w:name="lecture-3-kinds-of-biological-variables"/>
     <w:p>
       <w:pPr>
         <w:pStyle w:val="Heading1"/>
@@ -939,7 +1137,7 @@
         <w:t xml:space="preserve">Lecture 3: Kinds of Biological Variables</w:t>
       </w:r>
     </w:p>
-    <w:bookmarkStart w:id="38" w:name="X8312cc2d45c298857540977a296cd6032182a47"/>
+    <w:bookmarkStart w:id="45" w:name="X8312cc2d45c298857540977a296cd6032182a47"/>
     <w:p>
       <w:pPr>
         <w:pStyle w:val="Heading3"/>
@@ -948,8 +1146,8 @@
         <w:t xml:space="preserve">Understanding the type of variable you’re working with is essential for selecting appropriate statistics:</w:t>
       </w:r>
     </w:p>
-    <w:bookmarkEnd w:id="38"/>
-    <w:bookmarkStart w:id="39" w:name="measurement-or-quantitative-variables"/>
+    <w:bookmarkEnd w:id="45"/>
+    <w:bookmarkStart w:id="46" w:name="measurement-or-quantitative-variables"/>
     <w:p>
       <w:pPr>
         <w:pStyle w:val="Heading3"/>
@@ -1008,8 +1206,8 @@
         <w:t xml:space="preserve">between extremes are possible (e.g., bristle number, egg count)</w:t>
       </w:r>
     </w:p>
-    <w:bookmarkEnd w:id="39"/>
-    <w:bookmarkStart w:id="40" w:name="rank-variables-ordinal"/>
+    <w:bookmarkEnd w:id="46"/>
+    <w:bookmarkStart w:id="47" w:name="rank-variables-ordinal"/>
     <w:p>
       <w:pPr>
         <w:pStyle w:val="Heading3"/>
@@ -1042,8 +1240,8 @@
         <w:t xml:space="preserve">Nothing implied about relative distance between values</w:t>
       </w:r>
     </w:p>
-    <w:bookmarkEnd w:id="40"/>
-    <w:bookmarkStart w:id="41" w:name="categorical-variables-qualitative"/>
+    <w:bookmarkEnd w:id="47"/>
+    <w:bookmarkStart w:id="48" w:name="categorical-variables-qualitative"/>
     <w:p>
       <w:pPr>
         <w:pStyle w:val="Heading3"/>
@@ -1082,9 +1280,9 @@
         <w:t xml:space="preserve">instead of wavelength)</w:t>
       </w:r>
     </w:p>
-    <w:bookmarkEnd w:id="41"/>
-    <w:bookmarkEnd w:id="42"/>
-    <w:bookmarkStart w:id="44" w:name="lecture-3-derived-variables"/>
+    <w:bookmarkEnd w:id="48"/>
+    <w:bookmarkEnd w:id="49"/>
+    <w:bookmarkStart w:id="51" w:name="lecture-3-derived-variables"/>
     <w:p>
       <w:pPr>
         <w:pStyle w:val="Heading1"/>
@@ -1093,7 +1291,7 @@
         <w:t xml:space="preserve">Lecture 3: Derived Variables</w:t>
       </w:r>
     </w:p>
-    <w:bookmarkStart w:id="43" w:name="derived-variables"/>
+    <w:bookmarkStart w:id="50" w:name="derived-variables"/>
     <w:p>
       <w:pPr>
         <w:pStyle w:val="Heading3"/>
@@ -1192,9 +1390,9 @@
         <w:t xml:space="preserve">it contains.</w:t>
       </w:r>
     </w:p>
-    <w:bookmarkEnd w:id="43"/>
-    <w:bookmarkEnd w:id="44"/>
-    <w:bookmarkStart w:id="48" w:name="X62a4cda7abd44f2a2109df6f4e697e8308455a6"/>
+    <w:bookmarkEnd w:id="50"/>
+    <w:bookmarkEnd w:id="51"/>
+    <w:bookmarkStart w:id="55" w:name="X62a4cda7abd44f2a2109df6f4e697e8308455a6"/>
     <w:p>
       <w:pPr>
         <w:pStyle w:val="Heading1"/>
@@ -1440,18 +1638,18 @@
           <wp:inline>
             <wp:extent cx="2743200" cy="2743200"/>
             <wp:effectExtent b="0" l="0" r="0" t="0"/>
-            <wp:docPr descr="" title="" id="46" name="Picture"/>
+            <wp:docPr descr="" title="" id="53" name="Picture"/>
             <a:graphic>
               <a:graphicData uri="http://schemas.openxmlformats.org/drawingml/2006/picture">
                 <pic:pic>
                   <pic:nvPicPr>
-                    <pic:cNvPr descr="03_01_lecture_powerpoint_files/figure-docx/unnamed-chunk-1-1.png" id="47" name="Picture"/>
+                    <pic:cNvPr descr="03_01_lecture_powerpoint_files/figure-docx/unnamed-chunk-1-1.png" id="54" name="Picture"/>
                     <pic:cNvPicPr>
                       <a:picLocks noChangeArrowheads="1" noChangeAspect="1"/>
                     </pic:cNvPicPr>
                   </pic:nvPicPr>
                   <pic:blipFill>
-                    <a:blip r:embed="rId45"/>
+                    <a:blip r:embed="rId52"/>
                     <a:stretch>
                       <a:fillRect/>
                     </a:stretch>
@@ -1478,8 +1676,8 @@
         </w:drawing>
       </w:r>
     </w:p>
-    <w:bookmarkEnd w:id="48"/>
-    <w:bookmarkStart w:id="52" w:name="practice-exercise-1-fish-data"/>
+    <w:bookmarkEnd w:id="55"/>
+    <w:bookmarkStart w:id="59" w:name="practice-exercise-1-fish-data"/>
     <w:p>
       <w:pPr>
         <w:pStyle w:val="Heading1"/>
@@ -1530,18 +1728,18 @@
                 <wp:inline>
                   <wp:extent cx="152400" cy="152400"/>
                   <wp:effectExtent b="0" l="0" r="0" t="0"/>
-                  <wp:docPr descr="" title="" id="50" name="Picture"/>
+                  <wp:docPr descr="" title="" id="57" name="Picture"/>
                   <a:graphic>
                     <a:graphicData uri="http://schemas.openxmlformats.org/drawingml/2006/picture">
                       <pic:pic>
                         <pic:nvPicPr>
-                          <pic:cNvPr descr="/Applications/RStudio.app/Contents/Resources/app/quarto/share/formats/docx/tip.png" id="51" name="Picture"/>
+                          <pic:cNvPr descr="/Applications/RStudio.app/Contents/Resources/app/quarto/share/formats/docx/tip.png" id="58" name="Picture"/>
                           <pic:cNvPicPr>
                             <a:picLocks noChangeArrowheads="1" noChangeAspect="1"/>
                           </pic:cNvPicPr>
                         </pic:nvPicPr>
                         <pic:blipFill>
-                          <a:blip r:embed="rId49"/>
+                          <a:blip r:embed="rId56"/>
                           <a:stretch>
                             <a:fillRect/>
                           </a:stretch>
@@ -1662,8 +1860,8 @@
         </w:tc>
       </w:tr>
     </w:tbl>
-    <w:bookmarkEnd w:id="52"/>
-    <w:bookmarkStart w:id="55" w:name="Xb2959eae8a3ded93c898852772e5a165db8e609"/>
+    <w:bookmarkEnd w:id="59"/>
+    <w:bookmarkStart w:id="62" w:name="Xb2959eae8a3ded93c898852772e5a165db8e609"/>
     <w:p>
       <w:pPr>
         <w:pStyle w:val="Heading1"/>
@@ -1714,18 +1912,18 @@
                 <wp:inline>
                   <wp:extent cx="152400" cy="152400"/>
                   <wp:effectExtent b="0" l="0" r="0" t="0"/>
-                  <wp:docPr descr="" title="" id="53" name="Picture"/>
+                  <wp:docPr descr="" title="" id="60" name="Picture"/>
                   <a:graphic>
                     <a:graphicData uri="http://schemas.openxmlformats.org/drawingml/2006/picture">
                       <pic:pic>
                         <pic:nvPicPr>
-                          <pic:cNvPr descr="/Applications/RStudio.app/Contents/Resources/app/quarto/share/formats/docx/tip.png" id="54" name="Picture"/>
+                          <pic:cNvPr descr="/Applications/RStudio.app/Contents/Resources/app/quarto/share/formats/docx/tip.png" id="61" name="Picture"/>
                           <pic:cNvPicPr>
                             <a:picLocks noChangeArrowheads="1" noChangeAspect="1"/>
                           </pic:cNvPicPr>
                         </pic:nvPicPr>
                         <pic:blipFill>
-                          <a:blip r:embed="rId49"/>
+                          <a:blip r:embed="rId56"/>
                           <a:stretch>
                             <a:fillRect/>
                           </a:stretch>
@@ -1975,8 +2173,8 @@
         </w:tc>
       </w:tr>
     </w:tbl>
-    <w:bookmarkEnd w:id="55"/>
-    <w:bookmarkStart w:id="59" w:name="lecture-3-accuracy-precision-and-bias"/>
+    <w:bookmarkEnd w:id="62"/>
+    <w:bookmarkStart w:id="66" w:name="lecture-3-accuracy-precision-and-bias"/>
     <w:p>
       <w:pPr>
         <w:pStyle w:val="Heading1"/>
@@ -2189,18 +2387,18 @@
           <wp:inline>
             <wp:extent cx="2990850" cy="3067050"/>
             <wp:effectExtent b="0" l="0" r="0" t="0"/>
-            <wp:docPr descr="" title="" id="57" name="Picture"/>
+            <wp:docPr descr="" title="" id="64" name="Picture"/>
             <a:graphic>
               <a:graphicData uri="http://schemas.openxmlformats.org/drawingml/2006/picture">
                 <pic:pic>
                   <pic:nvPicPr>
-                    <pic:cNvPr descr="images/clipboard-21056328.png" id="58" name="Picture"/>
+                    <pic:cNvPr descr="images/clipboard-21056328.png" id="65" name="Picture"/>
                     <pic:cNvPicPr>
                       <a:picLocks noChangeArrowheads="1" noChangeAspect="1"/>
                     </pic:cNvPicPr>
                   </pic:nvPicPr>
                   <pic:blipFill>
-                    <a:blip r:embed="rId56"/>
+                    <a:blip r:embed="rId63"/>
                     <a:stretch>
                       <a:fillRect/>
                     </a:stretch>
@@ -2227,8 +2425,8 @@
         </w:drawing>
       </w:r>
     </w:p>
-    <w:bookmarkEnd w:id="59"/>
-    <w:bookmarkStart w:id="62" w:name="practice-exercise-sources-of-error"/>
+    <w:bookmarkEnd w:id="66"/>
+    <w:bookmarkStart w:id="69" w:name="practice-exercise-sources-of-error"/>
     <w:p>
       <w:pPr>
         <w:pStyle w:val="Heading1"/>
@@ -2279,18 +2477,18 @@
                 <wp:inline>
                   <wp:extent cx="152400" cy="152400"/>
                   <wp:effectExtent b="0" l="0" r="0" t="0"/>
-                  <wp:docPr descr="" title="" id="60" name="Picture"/>
+                  <wp:docPr descr="" title="" id="67" name="Picture"/>
                   <a:graphic>
                     <a:graphicData uri="http://schemas.openxmlformats.org/drawingml/2006/picture">
                       <pic:pic>
                         <pic:nvPicPr>
-                          <pic:cNvPr descr="/Applications/RStudio.app/Contents/Resources/app/quarto/share/formats/docx/tip.png" id="61" name="Picture"/>
+                          <pic:cNvPr descr="/Applications/RStudio.app/Contents/Resources/app/quarto/share/formats/docx/tip.png" id="68" name="Picture"/>
                           <pic:cNvPicPr>
                             <a:picLocks noChangeArrowheads="1" noChangeAspect="1"/>
                           </pic:cNvPicPr>
                         </pic:nvPicPr>
                         <pic:blipFill>
-                          <a:blip r:embed="rId49"/>
+                          <a:blip r:embed="rId56"/>
                           <a:stretch>
                             <a:fillRect/>
                           </a:stretch>
@@ -2425,8 +2623,8 @@
         </w:tc>
       </w:tr>
     </w:tbl>
-    <w:bookmarkEnd w:id="62"/>
-    <w:bookmarkStart w:id="64" w:name="X78f5e9c865d31c6d835f72bdc0210cd851668a9"/>
+    <w:bookmarkEnd w:id="69"/>
+    <w:bookmarkStart w:id="71" w:name="X78f5e9c865d31c6d835f72bdc0210cd851668a9"/>
     <w:p>
       <w:pPr>
         <w:pStyle w:val="Heading1"/>
@@ -2492,7 +2690,7 @@
         <w:t xml:space="preserve">measurements:</w:t>
       </w:r>
     </w:p>
-    <w:bookmarkStart w:id="63" w:name="bary-fracsum_i1n-y_in"/>
+    <w:bookmarkStart w:id="70" w:name="bary-fracsum_i1n-y_in"/>
     <w:p>
       <w:pPr>
         <w:pStyle w:val="Heading2"/>
@@ -2631,7 +2829,7 @@
         <w:t xml:space="preserve">is the total number of observations</w:t>
       </w:r>
     </w:p>
-    <w:bookmarkEnd w:id="63"/>
+    <w:bookmarkEnd w:id="70"/>
     <w:p>
       <w:pPr>
         <w:pStyle w:val="SourceCode"/>
@@ -2844,8 +3042,8 @@
         <w:t xml:space="preserve">2 I8           363.</w:t>
       </w:r>
     </w:p>
-    <w:bookmarkEnd w:id="64"/>
-    <w:bookmarkStart w:id="65" w:name="X43dff5f3e80475802478a0a80722b5848bec9ed"/>
+    <w:bookmarkEnd w:id="71"/>
+    <w:bookmarkStart w:id="72" w:name="X43dff5f3e80475802478a0a80722b5848bec9ed"/>
     <w:p>
       <w:pPr>
         <w:pStyle w:val="Heading1"/>
@@ -3086,8 +3284,8 @@
         <w:t xml:space="preserve">2 I8              373</w:t>
       </w:r>
     </w:p>
-    <w:bookmarkEnd w:id="65"/>
-    <w:bookmarkStart w:id="69" w:name="X4b8524bcfbc5dbe803fd5c08c98feb880533fbf"/>
+    <w:bookmarkEnd w:id="72"/>
+    <w:bookmarkStart w:id="76" w:name="X4b8524bcfbc5dbe803fd5c08c98feb880533fbf"/>
     <w:p>
       <w:pPr>
         <w:pStyle w:val="Heading1"/>
@@ -3104,7 +3302,7 @@
         <w:t xml:space="preserve">The spread of a distribution tells us how variable the measurements are.</w:t>
       </w:r>
     </w:p>
-    <w:bookmarkStart w:id="66" w:name="variance-and-standard-deviation"/>
+    <w:bookmarkStart w:id="73" w:name="variance-and-standard-deviation"/>
     <w:p>
       <w:pPr>
         <w:pStyle w:val="Heading3"/>
@@ -3121,8 +3319,8 @@
         <w:t xml:space="preserve">The variance is</w:t>
       </w:r>
     </w:p>
-    <w:bookmarkEnd w:id="66"/>
-    <w:bookmarkStart w:id="67" w:name="s2-fracsum_i1n-y_i---bary2n-1"/>
+    <w:bookmarkEnd w:id="73"/>
+    <w:bookmarkStart w:id="74" w:name="s2-fracsum_i1n-y_i---bary2n-1"/>
     <w:p>
       <w:pPr>
         <w:pStyle w:val="Heading2"/>
@@ -3276,8 +3474,8 @@
         <w:t xml:space="preserve">the units of the mean:</w:t>
       </w:r>
     </w:p>
-    <w:bookmarkEnd w:id="67"/>
-    <w:bookmarkStart w:id="68" w:name="s-sqrtfracsum_i1n-y_i---bary2n-1"/>
+    <w:bookmarkEnd w:id="74"/>
+    <w:bookmarkStart w:id="75" w:name="s-sqrtfracsum_i1n-y_i---bary2n-1"/>
     <w:p>
       <w:pPr>
         <w:pStyle w:val="Heading2"/>
@@ -3404,7 +3602,7 @@
         </m:oMath>
       </m:oMathPara>
     </w:p>
-    <w:bookmarkEnd w:id="68"/>
+    <w:bookmarkEnd w:id="75"/>
     <w:p>
       <w:pPr>
         <w:pStyle w:val="SourceCode"/>
@@ -3694,8 +3892,8 @@
         <w:t xml:space="preserve">2 I8         2739.      52.3</w:t>
       </w:r>
     </w:p>
-    <w:bookmarkEnd w:id="69"/>
-    <w:bookmarkStart w:id="73" w:name="X06a6019aeaa8b33dd28325e63f94ffa8a0a0533"/>
+    <w:bookmarkEnd w:id="76"/>
+    <w:bookmarkStart w:id="80" w:name="X06a6019aeaa8b33dd28325e63f94ffa8a0a0533"/>
     <w:p>
       <w:pPr>
         <w:pStyle w:val="Heading1"/>
@@ -3816,18 +4014,18 @@
           <wp:inline>
             <wp:extent cx="5486400" cy="4572000"/>
             <wp:effectExtent b="0" l="0" r="0" t="0"/>
-            <wp:docPr descr="" title="" id="71" name="Picture"/>
+            <wp:docPr descr="" title="" id="78" name="Picture"/>
             <a:graphic>
               <a:graphicData uri="http://schemas.openxmlformats.org/drawingml/2006/picture">
                 <pic:pic>
                   <pic:nvPicPr>
-                    <pic:cNvPr descr="03_01_lecture_powerpoint_files/figure-docx/sd-variance-2-1.png" id="72" name="Picture"/>
+                    <pic:cNvPr descr="03_01_lecture_powerpoint_files/figure-docx/sd-variance-2-1.png" id="79" name="Picture"/>
                     <pic:cNvPicPr>
                       <a:picLocks noChangeArrowheads="1" noChangeAspect="1"/>
                     </pic:cNvPicPr>
                   </pic:nvPicPr>
                   <pic:blipFill>
-                    <a:blip r:embed="rId70"/>
+                    <a:blip r:embed="rId77"/>
                     <a:stretch>
                       <a:fillRect/>
                     </a:stretch>
@@ -3854,8 +4052,8 @@
         </w:drawing>
       </w:r>
     </w:p>
-    <w:bookmarkEnd w:id="73"/>
-    <w:bookmarkStart w:id="75" w:name="lecture-3-coefficient-of-variation"/>
+    <w:bookmarkEnd w:id="80"/>
+    <w:bookmarkStart w:id="82" w:name="lecture-3-coefficient-of-variation"/>
     <w:p>
       <w:pPr>
         <w:pStyle w:val="Heading1"/>
@@ -3878,7 +4076,7 @@
         <w:t xml:space="preserve">percentage of the mean:</w:t>
       </w:r>
     </w:p>
-    <w:bookmarkStart w:id="74" w:name="cv-fracsbary-times-100"/>
+    <w:bookmarkStart w:id="81" w:name="cv-fracsbary-times-100"/>
     <w:p>
       <w:pPr>
         <w:pStyle w:val="Heading2"/>
@@ -3954,7 +4152,7 @@
         <w:t xml:space="preserve">different units or vastly different scales.</w:t>
       </w:r>
     </w:p>
-    <w:bookmarkEnd w:id="74"/>
+    <w:bookmarkEnd w:id="81"/>
     <w:p>
       <w:pPr>
         <w:pStyle w:val="SourceCode"/>
@@ -4013,8 +4211,8 @@
         <w:t xml:space="preserve">2 I8         14.4</w:t>
       </w:r>
     </w:p>
-    <w:bookmarkEnd w:id="75"/>
-    <w:bookmarkStart w:id="76" w:name="lecture-3-interquartile-range"/>
+    <w:bookmarkEnd w:id="82"/>
+    <w:bookmarkStart w:id="83" w:name="lecture-3-interquartile-range"/>
     <w:p>
       <w:pPr>
         <w:pStyle w:val="Heading1"/>
@@ -4234,8 +4432,8 @@
         <w:t xml:space="preserve">2 I8      340   401    61</w:t>
       </w:r>
     </w:p>
-    <w:bookmarkEnd w:id="76"/>
-    <w:bookmarkStart w:id="78" w:name="lecture-3-understanding-percentiles"/>
+    <w:bookmarkEnd w:id="83"/>
+    <w:bookmarkStart w:id="85" w:name="lecture-3-understanding-percentiles"/>
     <w:p>
       <w:pPr>
         <w:pStyle w:val="Heading1"/>
@@ -4244,7 +4442,7 @@
         <w:t xml:space="preserve">Lecture 3: Understanding Percentiles</w:t>
       </w:r>
     </w:p>
-    <w:bookmarkStart w:id="77" w:name="Xaac84a0e74a6a234c946fd08eda1e6f90494d71"/>
+    <w:bookmarkStart w:id="84" w:name="Xaac84a0e74a6a234c946fd08eda1e6f90494d71"/>
     <w:p>
       <w:pPr>
         <w:pStyle w:val="Heading3"/>
@@ -4458,9 +4656,9 @@
         <w:t xml:space="preserve">))</w:t>
       </w:r>
     </w:p>
-    <w:bookmarkEnd w:id="77"/>
-    <w:bookmarkEnd w:id="78"/>
-    <w:bookmarkStart w:id="79" w:name="X949db32f8be115ff847df8ddbc5d9fa56f1e562"/>
+    <w:bookmarkEnd w:id="84"/>
+    <w:bookmarkEnd w:id="85"/>
+    <w:bookmarkStart w:id="86" w:name="X949db32f8be115ff847df8ddbc5d9fa56f1e562"/>
     <w:p>
       <w:pPr>
         <w:pStyle w:val="Heading1"/>
@@ -4568,8 +4766,8 @@
         <w:t xml:space="preserve">2 I8     52.3    61        1.17 </w:t>
       </w:r>
     </w:p>
-    <w:bookmarkEnd w:id="79"/>
-    <w:bookmarkStart w:id="84" w:name="X647522e7a933e60cf517990acfbd8e4a1ff28b4"/>
+    <w:bookmarkEnd w:id="86"/>
+    <w:bookmarkStart w:id="91" w:name="X647522e7a933e60cf517990acfbd8e4a1ff28b4"/>
     <w:p>
       <w:pPr>
         <w:pStyle w:val="Heading1"/>
@@ -4598,7 +4796,7 @@
         <w:t xml:space="preserve">transformations can help address this issue.</w:t>
       </w:r>
     </w:p>
-    <w:bookmarkStart w:id="80" w:name="logarithmic-transformation"/>
+    <w:bookmarkStart w:id="87" w:name="logarithmic-transformation"/>
     <w:p>
       <w:pPr>
         <w:pStyle w:val="Heading3"/>
@@ -4709,7 +4907,7 @@
         <w:t xml:space="preserve"> Geometric mean (back-transformed mean of logs): NA mm</w:t>
       </w:r>
     </w:p>
-    <w:bookmarkEnd w:id="80"/>
+    <w:bookmarkEnd w:id="87"/>
     <w:p>
       <w:pPr>
         <w:pStyle w:val="FirstParagraph"/>
@@ -4719,18 +4917,18 @@
           <wp:inline>
             <wp:extent cx="2743200" cy="2743200"/>
             <wp:effectExtent b="0" l="0" r="0" t="0"/>
-            <wp:docPr descr="" title="" id="82" name="Picture"/>
+            <wp:docPr descr="" title="" id="89" name="Picture"/>
             <a:graphic>
               <a:graphicData uri="http://schemas.openxmlformats.org/drawingml/2006/picture">
                 <pic:pic>
                   <pic:nvPicPr>
-                    <pic:cNvPr descr="03_01_lecture_powerpoint_files/figure-docx/log-transform-1.png" id="83" name="Picture"/>
+                    <pic:cNvPr descr="03_01_lecture_powerpoint_files/figure-docx/log-transform-1.png" id="90" name="Picture"/>
                     <pic:cNvPicPr>
                       <a:picLocks noChangeArrowheads="1" noChangeAspect="1"/>
                     </pic:cNvPicPr>
                   </pic:nvPicPr>
                   <pic:blipFill>
-                    <a:blip r:embed="rId81"/>
+                    <a:blip r:embed="rId88"/>
                     <a:stretch>
                       <a:fillRect/>
                     </a:stretch>
@@ -4757,8 +4955,8 @@
         </w:drawing>
       </w:r>
     </w:p>
-    <w:bookmarkEnd w:id="84"/>
-    <w:bookmarkStart w:id="88" w:name="lecture-3-when-to-use-transformations"/>
+    <w:bookmarkEnd w:id="91"/>
+    <w:bookmarkStart w:id="95" w:name="lecture-3-when-to-use-transformations"/>
     <w:p>
       <w:pPr>
         <w:pStyle w:val="Heading1"/>
@@ -4926,18 +5124,18 @@
           <wp:inline>
             <wp:extent cx="5486400" cy="2909823"/>
             <wp:effectExtent b="0" l="0" r="0" t="0"/>
-            <wp:docPr descr="" title="" id="86" name="Picture"/>
+            <wp:docPr descr="" title="" id="93" name="Picture"/>
             <a:graphic>
               <a:graphicData uri="http://schemas.openxmlformats.org/drawingml/2006/picture">
                 <pic:pic>
                   <pic:nvPicPr>
-                    <pic:cNvPr descr="images/clipboard-2483693250.png" id="87" name="Picture"/>
+                    <pic:cNvPr descr="images/clipboard-2483693250.png" id="94" name="Picture"/>
                     <pic:cNvPicPr>
                       <a:picLocks noChangeArrowheads="1" noChangeAspect="1"/>
                     </pic:cNvPicPr>
                   </pic:nvPicPr>
                   <pic:blipFill>
-                    <a:blip r:embed="rId85"/>
+                    <a:blip r:embed="rId92"/>
                     <a:stretch>
                       <a:fillRect/>
                     </a:stretch>
@@ -4964,8 +5162,8 @@
         </w:drawing>
       </w:r>
     </w:p>
-    <w:bookmarkEnd w:id="88"/>
-    <w:bookmarkStart w:id="92" w:name="X9284063006db332efcb76d66fa0efd017ab616c"/>
+    <w:bookmarkEnd w:id="95"/>
+    <w:bookmarkStart w:id="99" w:name="X9284063006db332efcb76d66fa0efd017ab616c"/>
     <w:p>
       <w:pPr>
         <w:pStyle w:val="Heading1"/>
@@ -4999,18 +5197,18 @@
           <wp:inline>
             <wp:extent cx="6578600" cy="4111625"/>
             <wp:effectExtent b="0" l="0" r="0" t="0"/>
-            <wp:docPr descr="" title="" id="90" name="Picture"/>
+            <wp:docPr descr="" title="" id="97" name="Picture"/>
             <a:graphic>
               <a:graphicData uri="http://schemas.openxmlformats.org/drawingml/2006/picture">
                 <pic:pic>
                   <pic:nvPicPr>
-                    <pic:cNvPr descr="03_01_lecture_powerpoint_files/figure-docx/histogram-1.png" id="91" name="Picture"/>
+                    <pic:cNvPr descr="03_01_lecture_powerpoint_files/figure-docx/histogram-1.png" id="98" name="Picture"/>
                     <pic:cNvPicPr>
                       <a:picLocks noChangeArrowheads="1" noChangeAspect="1"/>
                     </pic:cNvPicPr>
                   </pic:nvPicPr>
                   <pic:blipFill>
-                    <a:blip r:embed="rId89"/>
+                    <a:blip r:embed="rId96"/>
                     <a:stretch>
                       <a:fillRect/>
                     </a:stretch>
@@ -5037,8 +5235,8 @@
         </w:drawing>
       </w:r>
     </w:p>
-    <w:bookmarkEnd w:id="92"/>
-    <w:bookmarkStart w:id="96" w:name="X8eadb8816f09a092c1e790584a852b6542419d5"/>
+    <w:bookmarkEnd w:id="99"/>
+    <w:bookmarkStart w:id="103" w:name="X8eadb8816f09a092c1e790584a852b6542419d5"/>
     <w:p>
       <w:pPr>
         <w:pStyle w:val="Heading1"/>
@@ -5072,18 +5270,18 @@
           <wp:inline>
             <wp:extent cx="6578600" cy="4111625"/>
             <wp:effectExtent b="0" l="0" r="0" t="0"/>
-            <wp:docPr descr="" title="" id="94" name="Picture"/>
+            <wp:docPr descr="" title="" id="101" name="Picture"/>
             <a:graphic>
               <a:graphicData uri="http://schemas.openxmlformats.org/drawingml/2006/picture">
                 <pic:pic>
                   <pic:nvPicPr>
-                    <pic:cNvPr descr="03_01_lecture_powerpoint_files/figure-docx/boxplot-1.png" id="95" name="Picture"/>
+                    <pic:cNvPr descr="03_01_lecture_powerpoint_files/figure-docx/boxplot-1.png" id="102" name="Picture"/>
                     <pic:cNvPicPr>
                       <a:picLocks noChangeArrowheads="1" noChangeAspect="1"/>
                     </pic:cNvPicPr>
                   </pic:nvPicPr>
                   <pic:blipFill>
-                    <a:blip r:embed="rId93"/>
+                    <a:blip r:embed="rId100"/>
                     <a:stretch>
                       <a:fillRect/>
                     </a:stretch>
@@ -5110,8 +5308,8 @@
         </w:drawing>
       </w:r>
     </w:p>
-    <w:bookmarkEnd w:id="96"/>
-    <w:bookmarkStart w:id="97" w:name="lecture-3-comparing-mean-vs.-median"/>
+    <w:bookmarkEnd w:id="103"/>
+    <w:bookmarkStart w:id="104" w:name="lecture-3-comparing-mean-vs.-median"/>
     <w:p>
       <w:pPr>
         <w:pStyle w:val="Heading1"/>
@@ -5219,8 +5417,8 @@
         <w:t xml:space="preserve">2 I8     363.    373  52.3    61   -1.09 </w:t>
       </w:r>
     </w:p>
-    <w:bookmarkEnd w:id="97"/>
-    <w:bookmarkStart w:id="101" w:name="X6fd831a3ae7812e97df83eeb0e1c6ea5d36cd89"/>
+    <w:bookmarkEnd w:id="104"/>
+    <w:bookmarkStart w:id="108" w:name="X6fd831a3ae7812e97df83eeb0e1c6ea5d36cd89"/>
     <w:p>
       <w:pPr>
         <w:pStyle w:val="Heading1"/>
@@ -5290,18 +5488,18 @@
           <wp:inline>
             <wp:extent cx="5486400" cy="4572000"/>
             <wp:effectExtent b="0" l="0" r="0" t="0"/>
-            <wp:docPr descr="" title="" id="99" name="Picture"/>
+            <wp:docPr descr="" title="" id="106" name="Picture"/>
             <a:graphic>
               <a:graphicData uri="http://schemas.openxmlformats.org/drawingml/2006/picture">
                 <pic:pic>
                   <pic:nvPicPr>
-                    <pic:cNvPr descr="03_01_lecture_powerpoint_files/figure-docx/mean-vs-median-plot-1.png" id="100" name="Picture"/>
+                    <pic:cNvPr descr="03_01_lecture_powerpoint_files/figure-docx/mean-vs-median-plot-1.png" id="107" name="Picture"/>
                     <pic:cNvPicPr>
                       <a:picLocks noChangeArrowheads="1" noChangeAspect="1"/>
                     </pic:cNvPicPr>
                   </pic:nvPicPr>
                   <pic:blipFill>
-                    <a:blip r:embed="rId98"/>
+                    <a:blip r:embed="rId105"/>
                     <a:stretch>
                       <a:fillRect/>
                     </a:stretch>
@@ -5328,8 +5526,8 @@
         </w:drawing>
       </w:r>
     </w:p>
-    <w:bookmarkEnd w:id="101"/>
-    <w:bookmarkStart w:id="102" w:name="lecture-3-handling-missing-values"/>
+    <w:bookmarkEnd w:id="108"/>
+    <w:bookmarkStart w:id="109" w:name="lecture-3-handling-missing-values"/>
     <w:p>
       <w:pPr>
         <w:pStyle w:val="Heading1"/>
@@ -5430,8 +5628,8 @@
         <w:t xml:space="preserve">2 I8         484.         490   176.          2</w:t>
       </w:r>
     </w:p>
-    <w:bookmarkEnd w:id="102"/>
-    <w:bookmarkStart w:id="103" w:name="Xec166c275273376be6f0d555294f641b40fa294"/>
+    <w:bookmarkEnd w:id="109"/>
+    <w:bookmarkStart w:id="110" w:name="Xec166c275273376be6f0d555294f641b40fa294"/>
     <w:p>
       <w:pPr>
         <w:pStyle w:val="Heading1"/>
@@ -5506,8 +5704,8 @@
         <w:t xml:space="preserve">bias.</w:t>
       </w:r>
     </w:p>
-    <w:bookmarkEnd w:id="103"/>
-    <w:bookmarkStart w:id="104" w:name="sampling-from-a-population"/>
+    <w:bookmarkEnd w:id="110"/>
+    <w:bookmarkStart w:id="111" w:name="sampling-from-a-population"/>
     <w:p>
       <w:pPr>
         <w:pStyle w:val="Heading1"/>
@@ -5668,8 +5866,8 @@
         <w:t xml:space="preserve">length. But that’s usually impossible in ecology!</w:t>
       </w:r>
     </w:p>
-    <w:bookmarkEnd w:id="104"/>
-    <w:bookmarkStart w:id="105" w:name="demonstrating-sampling-variation"/>
+    <w:bookmarkEnd w:id="111"/>
+    <w:bookmarkStart w:id="112" w:name="demonstrating-sampling-variation"/>
     <w:p>
       <w:pPr>
         <w:pStyle w:val="Heading1"/>
@@ -6151,8 +6349,8 @@
         <w:t xml:space="preserve">)</w:t>
       </w:r>
     </w:p>
-    <w:bookmarkEnd w:id="105"/>
-    <w:bookmarkStart w:id="109" w:name="plotting-sample-variation"/>
+    <w:bookmarkEnd w:id="112"/>
+    <w:bookmarkStart w:id="116" w:name="plotting-sample-variation"/>
     <w:p>
       <w:pPr>
         <w:pStyle w:val="Heading1"/>
@@ -6174,18 +6372,18 @@
           <wp:inline>
             <wp:extent cx="2743200" cy="2743200"/>
             <wp:effectExtent b="0" l="0" r="0" t="0"/>
-            <wp:docPr descr="" title="" id="107" name="Picture"/>
+            <wp:docPr descr="" title="" id="114" name="Picture"/>
             <a:graphic>
               <a:graphicData uri="http://schemas.openxmlformats.org/drawingml/2006/picture">
                 <pic:pic>
                   <pic:nvPicPr>
-                    <pic:cNvPr descr="03_01_lecture_powerpoint_files/figure-docx/unnamed-chunk-5-1.png" id="108" name="Picture"/>
+                    <pic:cNvPr descr="03_01_lecture_powerpoint_files/figure-docx/unnamed-chunk-5-1.png" id="115" name="Picture"/>
                     <pic:cNvPicPr>
                       <a:picLocks noChangeArrowheads="1" noChangeAspect="1"/>
                     </pic:cNvPicPr>
                   </pic:nvPicPr>
                   <pic:blipFill>
-                    <a:blip r:embed="rId106"/>
+                    <a:blip r:embed="rId113"/>
                     <a:stretch>
                       <a:fillRect/>
                     </a:stretch>
@@ -6226,8 +6424,8 @@
         <w:t xml:space="preserve">demonstrates sampling variation.</w:t>
       </w:r>
     </w:p>
-    <w:bookmarkEnd w:id="109"/>
-    <w:bookmarkStart w:id="110" w:name="standard-error-quantifying-uncertainty"/>
+    <w:bookmarkEnd w:id="116"/>
+    <w:bookmarkStart w:id="117" w:name="standard-error-quantifying-uncertainty"/>
     <w:p>
       <w:pPr>
         <w:pStyle w:val="Heading1"/>
@@ -6801,8 +6999,8 @@
         <w:t xml:space="preserve">2 I8           363.      52.3   102     0.513</w:t>
       </w:r>
     </w:p>
-    <w:bookmarkEnd w:id="110"/>
-    <w:bookmarkStart w:id="111" w:name="sampling-distribution-of-the-mean"/>
+    <w:bookmarkEnd w:id="117"/>
+    <w:bookmarkStart w:id="118" w:name="sampling-distribution-of-the-mean"/>
     <w:p>
       <w:pPr>
         <w:pStyle w:val="Heading1"/>
@@ -6953,8 +7151,8 @@
         <w:t xml:space="preserve">Let’s simulate the sampling distribution for Lake I3 fish data.</w:t>
       </w:r>
     </w:p>
-    <w:bookmarkEnd w:id="111"/>
-    <w:bookmarkStart w:id="115" w:name="simulating-the-sampling-distribution"/>
+    <w:bookmarkEnd w:id="118"/>
+    <w:bookmarkStart w:id="122" w:name="simulating-the-sampling-distribution"/>
     <w:p>
       <w:pPr>
         <w:pStyle w:val="Heading1"/>
@@ -8048,18 +8246,18 @@
           <wp:inline>
             <wp:extent cx="6400800" cy="4572000"/>
             <wp:effectExtent b="0" l="0" r="0" t="0"/>
-            <wp:docPr descr="" title="" id="113" name="Picture"/>
+            <wp:docPr descr="" title="" id="120" name="Picture"/>
             <a:graphic>
               <a:graphicData uri="http://schemas.openxmlformats.org/drawingml/2006/picture">
                 <pic:pic>
                   <pic:nvPicPr>
-                    <pic:cNvPr descr="03_01_lecture_powerpoint_files/figure-docx/unnamed-chunk-6-1.png" id="114" name="Picture"/>
+                    <pic:cNvPr descr="03_01_lecture_powerpoint_files/figure-docx/unnamed-chunk-6-1.png" id="121" name="Picture"/>
                     <pic:cNvPicPr>
                       <a:picLocks noChangeArrowheads="1" noChangeAspect="1"/>
                     </pic:cNvPicPr>
                   </pic:nvPicPr>
                   <pic:blipFill>
-                    <a:blip r:embed="rId112"/>
+                    <a:blip r:embed="rId119"/>
                     <a:stretch>
                       <a:fillRect/>
                     </a:stretch>
@@ -8130,8 +8328,8 @@
         <w:t xml:space="preserve">Has a spread that is related to the standard error</w:t>
       </w:r>
     </w:p>
-    <w:bookmarkEnd w:id="115"/>
-    <w:bookmarkStart w:id="116" w:name="standard-error-and-sample-size"/>
+    <w:bookmarkEnd w:id="122"/>
+    <w:bookmarkStart w:id="123" w:name="standard-error-and-sample-size"/>
     <w:p>
       <w:pPr>
         <w:pStyle w:val="Heading1"/>
@@ -8152,8 +8350,8 @@
         <w:t xml:space="preserve">Let’s see how the standard error changes with different sample sizes:</w:t>
       </w:r>
     </w:p>
-    <w:bookmarkEnd w:id="116"/>
-    <w:bookmarkStart w:id="120" w:name="sample-size-vs.-standard-error"/>
+    <w:bookmarkEnd w:id="123"/>
+    <w:bookmarkStart w:id="127" w:name="sample-size-vs.-standard-error"/>
     <w:p>
       <w:pPr>
         <w:pStyle w:val="Heading1"/>
@@ -8720,18 +8918,18 @@
           <wp:inline>
             <wp:extent cx="6400800" cy="4572000"/>
             <wp:effectExtent b="0" l="0" r="0" t="0"/>
-            <wp:docPr descr="" title="" id="118" name="Picture"/>
+            <wp:docPr descr="" title="" id="125" name="Picture"/>
             <a:graphic>
               <a:graphicData uri="http://schemas.openxmlformats.org/drawingml/2006/picture">
                 <pic:pic>
                   <pic:nvPicPr>
-                    <pic:cNvPr descr="03_01_lecture_powerpoint_files/figure-docx/unnamed-chunk-8-1.png" id="119" name="Picture"/>
+                    <pic:cNvPr descr="03_01_lecture_powerpoint_files/figure-docx/unnamed-chunk-8-1.png" id="126" name="Picture"/>
                     <pic:cNvPicPr>
                       <a:picLocks noChangeArrowheads="1" noChangeAspect="1"/>
                     </pic:cNvPicPr>
                   </pic:nvPicPr>
                   <pic:blipFill>
-                    <a:blip r:embed="rId117"/>
+                    <a:blip r:embed="rId124"/>
                     <a:stretch>
                       <a:fillRect/>
                     </a:stretch>
@@ -8758,8 +8956,8 @@
         </w:drawing>
       </w:r>
     </w:p>
-    <w:bookmarkEnd w:id="120"/>
-    <w:bookmarkStart w:id="121" w:name="confidence-intervals"/>
+    <w:bookmarkEnd w:id="127"/>
+    <w:bookmarkStart w:id="128" w:name="confidence-intervals"/>
     <w:p>
       <w:pPr>
         <w:pStyle w:val="Heading1"/>
@@ -8934,8 +9132,8 @@
         <w:t xml:space="preserve">estimates.</w:t>
       </w:r>
     </w:p>
-    <w:bookmarkEnd w:id="121"/>
-    <w:bookmarkStart w:id="122" w:name="X9e967a3d9442b6968374ab681212d45286d263e"/>
+    <w:bookmarkEnd w:id="128"/>
+    <w:bookmarkStart w:id="129" w:name="X9e967a3d9442b6968374ab681212d45286d263e"/>
     <w:p>
       <w:pPr>
         <w:pStyle w:val="Heading1"/>
@@ -9383,8 +9581,8 @@
         <w:t xml:space="preserve">2 I8           363.      52.3   102      5.18     352.     373.</w:t>
       </w:r>
     </w:p>
-    <w:bookmarkEnd w:id="122"/>
-    <w:bookmarkStart w:id="126" w:name="visualizing-confidence-intervals"/>
+    <w:bookmarkEnd w:id="129"/>
+    <w:bookmarkStart w:id="133" w:name="visualizing-confidence-intervals"/>
     <w:p>
       <w:pPr>
         <w:pStyle w:val="Heading1"/>
@@ -9828,18 +10026,18 @@
           <wp:inline>
             <wp:extent cx="5486400" cy="4572000"/>
             <wp:effectExtent b="0" l="0" r="0" t="0"/>
-            <wp:docPr descr="" title="" id="124" name="Picture"/>
+            <wp:docPr descr="" title="" id="131" name="Picture"/>
             <a:graphic>
               <a:graphicData uri="http://schemas.openxmlformats.org/drawingml/2006/picture">
                 <pic:pic>
                   <pic:nvPicPr>
-                    <pic:cNvPr descr="03_01_lecture_powerpoint_files/figure-docx/unnamed-chunk-10-1.png" id="125" name="Picture"/>
+                    <pic:cNvPr descr="03_01_lecture_powerpoint_files/figure-docx/unnamed-chunk-10-1.png" id="132" name="Picture"/>
                     <pic:cNvPicPr>
                       <a:picLocks noChangeArrowheads="1" noChangeAspect="1"/>
                     </pic:cNvPicPr>
                   </pic:nvPicPr>
                   <pic:blipFill>
-                    <a:blip r:embed="rId123"/>
+                    <a:blip r:embed="rId130"/>
                     <a:stretch>
                       <a:fillRect/>
                     </a:stretch>
@@ -9866,8 +10064,8 @@
         </w:drawing>
       </w:r>
     </w:p>
-    <w:bookmarkEnd w:id="126"/>
-    <w:bookmarkStart w:id="127" w:name="different-types-of-error-bars"/>
+    <w:bookmarkEnd w:id="133"/>
+    <w:bookmarkStart w:id="134" w:name="different-types-of-error-bars"/>
     <w:p>
       <w:pPr>
         <w:pStyle w:val="Heading1"/>
@@ -10679,8 +10877,8 @@
         <w:t xml:space="preserve">ci_upper))</w:t>
       </w:r>
     </w:p>
-    <w:bookmarkEnd w:id="127"/>
-    <w:bookmarkStart w:id="131" w:name="comparing-error-bar-types"/>
+    <w:bookmarkEnd w:id="134"/>
+    <w:bookmarkStart w:id="138" w:name="comparing-error-bar-types"/>
     <w:p>
       <w:pPr>
         <w:pStyle w:val="Heading1"/>
@@ -11283,18 +11481,18 @@
           <wp:inline>
             <wp:extent cx="6400800" cy="4572000"/>
             <wp:effectExtent b="0" l="0" r="0" t="0"/>
-            <wp:docPr descr="" title="" id="129" name="Picture"/>
+            <wp:docPr descr="" title="" id="136" name="Picture"/>
             <a:graphic>
               <a:graphicData uri="http://schemas.openxmlformats.org/drawingml/2006/picture">
                 <pic:pic>
                   <pic:nvPicPr>
-                    <pic:cNvPr descr="03_01_lecture_powerpoint_files/figure-docx/unnamed-chunk-12-1.png" id="130" name="Picture"/>
+                    <pic:cNvPr descr="03_01_lecture_powerpoint_files/figure-docx/unnamed-chunk-12-1.png" id="137" name="Picture"/>
                     <pic:cNvPicPr>
                       <a:picLocks noChangeArrowheads="1" noChangeAspect="1"/>
                     </pic:cNvPicPr>
                   </pic:nvPicPr>
                   <pic:blipFill>
-                    <a:blip r:embed="rId128"/>
+                    <a:blip r:embed="rId135"/>
                     <a:stretch>
                       <a:fillRect/>
                     </a:stretch>
@@ -11321,8 +11519,8 @@
         </w:drawing>
       </w:r>
     </w:p>
-    <w:bookmarkEnd w:id="131"/>
-    <w:bookmarkStart w:id="132" w:name="key-takeaways"/>
+    <w:bookmarkEnd w:id="138"/>
+    <w:bookmarkStart w:id="139" w:name="key-takeaways"/>
     <w:p>
       <w:pPr>
         <w:pStyle w:val="Heading1"/>
@@ -11529,8 +11727,8 @@
         <w:t xml:space="preserve">When reporting results, always include a measure of precision (SE or</w:t>
       </w:r>
     </w:p>
-    <w:bookmarkEnd w:id="132"/>
-    <w:bookmarkStart w:id="133" w:name="lecture-3-conclusion"/>
+    <w:bookmarkEnd w:id="139"/>
+    <w:bookmarkStart w:id="140" w:name="lecture-3-conclusion"/>
     <w:p>
       <w:pPr>
         <w:pStyle w:val="Heading1"/>
@@ -11663,7 +11861,7 @@
         <w:t xml:space="preserve">essential as we move forward to more complex statistical methods.</w:t>
       </w:r>
     </w:p>
-    <w:bookmarkEnd w:id="133"/>
+    <w:bookmarkEnd w:id="140"/>
     <w:sectPr>
       <w:pgSz w:h="15840" w:w="12240"/>
       <w:pgMar w:bottom="720" w:footer="720" w:gutter="0" w:header="720" w:left="1152" w:right="720" w:top="720"/>

--- a/docs/ecostats_lectures/lecture_03/03_01_lecture_powerpoint.docx
+++ b/docs/ecostats_lectures/lecture_03/03_01_lecture_powerpoint.docx
@@ -3385,8 +3385,8 @@
                       <m:d>
                         <m:dPr>
                           <m:begChr m:val="("/>
+                          <m:sepChr m:val=""/>
                           <m:endChr m:val=")"/>
-                          <m:sepChr m:val=""/>
                           <m:grow/>
                         </m:dPr>
                         <m:e>
@@ -3537,8 +3537,8 @@
                           <m:d>
                             <m:dPr>
                               <m:begChr m:val="("/>
+                              <m:sepChr m:val=""/>
                               <m:endChr m:val=")"/>
-                              <m:sepChr m:val=""/>
                               <m:grow/>
                             </m:dPr>
                             <m:e>
